--- a/Documentacion/Carpeta_Proyecto_Stach.docx
+++ b/Documentacion/Carpeta_Proyecto_Stach.docx
@@ -5978,11 +5978,6 @@
       <w:bookmarkEnd w:id="6"/>
     </w:p>
     <w:p>
-      <w:r>
-        <w:t>Stach es un sistema de escritorio de gestión de activos desarrollado en C# con Windows Forms y base de datos SQL Server. Implementa una arquitectura de 6 capas estrictas (BE, Abstracciones, DAL, Servicios, BLL, IoC, GUI) con desacoplamiento absoluto mediante un contenedor IoC global. El sistema cubre: autenticación segura con bloqueo progresivo (PBKDF2), gestión de usuarios y permisos jerárquicos mediante el patrón Composite, soporte multi-idioma dinámico en tiempo de ejecución (Observer), auditía completa por bitácora, control de versiones de usuarios con rollback, copias de seguridad cifradas con AES-256 e integridad de datos garantizada mediante dígitos verificadores horizontales y verticales (DVH/DVV).</w:t>
-      </w:r>
-    </w:p>
-    <w:p>
       <w:pPr>
         <w:pStyle w:val="Ttulo2"/>
       </w:pPr>
@@ -5996,11 +5991,6 @@
       <w:bookmarkEnd w:id="8"/>
       <w:bookmarkEnd w:id="9"/>
     </w:p>
-    <w:p>
-      <w:r>
-        <w:t>El propósito de Stach es demostrar el diseño e implementación de un sistema de información de escritorio aplicando principios de ingeniería de software, patrones de diseño (Composite, Observer, Singleton) y arquitectura en capas con inversión de control (IoC). El sistema constituye el trabajo integrador de la cursada 2026 de la materia Ingeniería de Software y Teoría del Diseño (UAI).</w:t>
-      </w:r>
-    </w:p>
     <w:p/>
     <w:p>
       <w:pPr>
@@ -6017,21 +6007,6 @@
       <w:bookmarkEnd w:id="12"/>
     </w:p>
     <w:p>
-      <w:r>
-        <w:t>Stach es un sistema de gestión de activos empresariales de escritorio (WinForms MDI) que permite administrar usuarios, permisos, sesiones y trazabilidad de operaciones en un entorno seguro y auditado. La aplicación interacúa con una base de datos SQL Server local o en red mediante la capa DAL, garantizando la seguridad de los datos mediante encriptación, integridad y auditoría.</w:t>
-      </w:r>
-    </w:p>
-    <w:p>
-      <w:pPr>
-        <w:pStyle w:val="Ttulo3"/>
-      </w:pPr>
-      <w:bookmarkStart w:id="13" w:name="_Toc228343661"/>
-      <w:r>
-        <w:t>Gestiones incluidas en el alcance:</w:t>
-      </w:r>
-      <w:bookmarkEnd w:id="13"/>
-    </w:p>
-    <w:p>
       <w:pPr>
         <w:ind w:left="360" w:firstLine="0"/>
       </w:pPr>
@@ -6040,15 +6015,15 @@
       <w:pPr>
         <w:pStyle w:val="Ttulo2"/>
       </w:pPr>
-      <w:bookmarkStart w:id="14" w:name="_Toc227416210"/>
-      <w:bookmarkStart w:id="15" w:name="_Toc227416494"/>
-      <w:bookmarkStart w:id="16" w:name="_Toc228343662"/>
+      <w:bookmarkStart w:id="13" w:name="_Toc227416210"/>
+      <w:bookmarkStart w:id="14" w:name="_Toc227416494"/>
+      <w:bookmarkStart w:id="15" w:name="_Toc228343662"/>
       <w:r>
         <w:t>G03. Definiciones, Acrónimos, y Abreviaciones</w:t>
       </w:r>
+      <w:bookmarkEnd w:id="13"/>
       <w:bookmarkEnd w:id="14"/>
       <w:bookmarkEnd w:id="15"/>
-      <w:bookmarkEnd w:id="16"/>
     </w:p>
     <w:p>
       <w:r>
@@ -6094,142 +6069,31 @@
       <w:pPr>
         <w:pStyle w:val="Ttulo3"/>
       </w:pPr>
-      <w:bookmarkStart w:id="17" w:name="_Toc228343663"/>
+      <w:bookmarkStart w:id="16" w:name="_Toc228343663"/>
       <w:r>
         <w:t>Definiciones:</w:t>
       </w:r>
-      <w:bookmarkEnd w:id="17"/>
-    </w:p>
-    <w:p>
-      <w:r>
-        <w:t>Dígito Verificador Horizontal (DVH): Hash SHA-256 calculado sobre los atributos críticos de cada registro individual, incluyendo posición del carácter y del atributo para detectar intercambios.</w:t>
-      </w:r>
-    </w:p>
-    <w:p>
-      <w:r>
-        <w:t>Dígito Verificador Vertical (DVV): Hash calculado sobre la concatenación de todos los DVH de una tabla. Detecta registros agregados, eliminados o modificados por fuera de la aplicación.</w:t>
-      </w:r>
-    </w:p>
-    <w:p>
-      <w:r>
-        <w:t>Patrón Composite: Patrón de diseño estructural que permite tratar objetos individuales (Permiso-Leaf) y composiciones (Rol-Composite) de manera uniforme mediante la clase abstracta ComponentePermiso.</w:t>
-      </w:r>
-    </w:p>
-    <w:p>
-      <w:r>
-        <w:t>Patrón Observer: Patrón de diseño de comportamiento donde el ManejadorIdioma (Subject) notifica a todos los formularios activos (Observers) ante un cambio de idioma.</w:t>
-      </w:r>
-    </w:p>
-    <w:p>
-      <w:r>
-        <w:t>Singleton: Patrón creacional que garantiza una única instancia durante la ejecución. Aplicado en Acceso (DAL) y SessionManager (Servicios).</w:t>
-      </w:r>
-    </w:p>
-    <w:p>
-      <w:r>
-        <w:lastRenderedPageBreak/>
-        <w:t>Composition Root: Punto único de arranque (Bootstrapper en capa IoC) donde se registran todas las dependencias concretas en el contenedor IoCContainer.</w:t>
-      </w:r>
+      <w:bookmarkEnd w:id="16"/>
     </w:p>
     <w:p>
       <w:pPr>
         <w:pStyle w:val="Ttulo3"/>
       </w:pPr>
-      <w:bookmarkStart w:id="18" w:name="_Toc228343664"/>
+      <w:bookmarkStart w:id="17" w:name="_Toc228343664"/>
       <w:r>
         <w:t>Acrónimos:</w:t>
       </w:r>
-      <w:bookmarkEnd w:id="18"/>
-    </w:p>
-    <w:p>
-      <w:r>
-        <w:t>BE: Business Entities – Capa de entidades de negocio.</w:t>
-      </w:r>
-    </w:p>
-    <w:p>
-      <w:r>
-        <w:t>BLL: Business Logic Layer – Capa de lógica de negocio.</w:t>
-      </w:r>
-    </w:p>
-    <w:p>
-      <w:r>
-        <w:t>DAL: Data Access Layer – Capa de acceso a datos.</w:t>
-      </w:r>
-    </w:p>
-    <w:p>
-      <w:r>
-        <w:t>IoC: Inversion of Control – Inversión de control.</w:t>
-      </w:r>
-    </w:p>
-    <w:p>
-      <w:r>
-        <w:t>DVH: Dígito Verificador Horizontal.</w:t>
-      </w:r>
-    </w:p>
-    <w:p>
-      <w:r>
-        <w:t>DVV: Dígito Verificador Vertical.</w:t>
-      </w:r>
-    </w:p>
-    <w:p>
-      <w:r>
-        <w:t>PBKDF2: Password-Based Key Derivation Function 2 – Función de derivación de claves para contraseñas.</w:t>
-      </w:r>
-    </w:p>
-    <w:p>
-      <w:r>
-        <w:t>AES: Advanced Encryption Standard – Estándar de cifrado simétrico.</w:t>
-      </w:r>
-    </w:p>
-    <w:p>
-      <w:r>
-        <w:t>MDI: Multiple Document Interface – Interfaz de múltiples documentos (WinForms).</w:t>
-      </w:r>
-    </w:p>
-    <w:p>
-      <w:r>
-        <w:t>GUI: Graphical User Interface – Interfaz gráfica de usuario.</w:t>
-      </w:r>
-    </w:p>
-    <w:p>
-      <w:r>
-        <w:t>DPAPI: Data Protection API – API de Windows para protección criptográfica de configuración.</w:t>
-      </w:r>
+      <w:bookmarkEnd w:id="17"/>
     </w:p>
     <w:p>
       <w:pPr>
         <w:pStyle w:val="Ttulo3"/>
       </w:pPr>
-      <w:bookmarkStart w:id="19" w:name="_Toc228343665"/>
+      <w:bookmarkStart w:id="18" w:name="_Toc228343665"/>
       <w:r>
         <w:t>Abreviaturas:</w:t>
       </w:r>
-      <w:bookmarkEnd w:id="19"/>
-    </w:p>
-    <w:p>
-      <w:r>
-        <w:t>CU: Caso de Uso.</w:t>
-      </w:r>
-    </w:p>
-    <w:p>
-      <w:r>
-        <w:t>ABM: Alta, Baja, Modificación (operaciones CRUD básicas sobre entidades del sistema).</w:t>
-      </w:r>
-    </w:p>
-    <w:p>
-      <w:r>
-        <w:t>BD: Base de Datos.</w:t>
-      </w:r>
-    </w:p>
-    <w:p>
-      <w:r>
-        <w:t>T01–T08: Secciones de documentación técnica por módulo.</w:t>
-      </w:r>
-    </w:p>
-    <w:p>
-      <w:r>
-        <w:t>G00–G07: Secciones de descripción global del sistema.</w:t>
-      </w:r>
+      <w:bookmarkEnd w:id="18"/>
     </w:p>
     <w:p>
       <w:pPr>
@@ -6240,15 +6104,15 @@
       <w:pPr>
         <w:pStyle w:val="Ttulo2"/>
       </w:pPr>
-      <w:bookmarkStart w:id="20" w:name="_Toc227416211"/>
-      <w:bookmarkStart w:id="21" w:name="_Toc227416495"/>
-      <w:bookmarkStart w:id="22" w:name="_Toc228343666"/>
+      <w:bookmarkStart w:id="19" w:name="_Toc227416211"/>
+      <w:bookmarkStart w:id="20" w:name="_Toc227416495"/>
+      <w:bookmarkStart w:id="21" w:name="_Toc228343666"/>
       <w:r>
         <w:t>G04. Descripción de las personas participantes en el desarrollo del sistema de información y los usuarios (Roles)</w:t>
       </w:r>
+      <w:bookmarkEnd w:id="19"/>
       <w:bookmarkEnd w:id="20"/>
       <w:bookmarkEnd w:id="21"/>
-      <w:bookmarkEnd w:id="22"/>
       <w:r>
         <w:t xml:space="preserve"> </w:t>
       </w:r>
@@ -6257,11 +6121,11 @@
       <w:pPr>
         <w:pStyle w:val="Ttulo3"/>
       </w:pPr>
-      <w:bookmarkStart w:id="23" w:name="_Toc228343667"/>
+      <w:bookmarkStart w:id="22" w:name="_Toc228343667"/>
       <w:r>
         <w:t>Participantes en el desarrollo:</w:t>
       </w:r>
-      <w:bookmarkEnd w:id="23"/>
+      <w:bookmarkEnd w:id="22"/>
     </w:p>
     <w:tbl>
       <w:tblPr>
@@ -6396,11 +6260,11 @@
       <w:pPr>
         <w:pStyle w:val="Ttulo3"/>
       </w:pPr>
-      <w:bookmarkStart w:id="24" w:name="_Toc228343668"/>
+      <w:bookmarkStart w:id="23" w:name="_Toc228343668"/>
       <w:r>
         <w:t>Usuarios del sistema:</w:t>
       </w:r>
-      <w:bookmarkEnd w:id="24"/>
+      <w:bookmarkEnd w:id="23"/>
     </w:p>
     <w:tbl>
       <w:tblPr>
@@ -6565,30 +6429,30 @@
       </w:tr>
     </w:tbl>
     <w:p>
-      <w:bookmarkStart w:id="25" w:name="_Toc227416212"/>
-      <w:bookmarkStart w:id="26" w:name="_Toc227416496"/>
+      <w:bookmarkStart w:id="24" w:name="_Toc227416212"/>
+      <w:bookmarkStart w:id="25" w:name="_Toc227416496"/>
     </w:p>
     <w:p>
       <w:pPr>
         <w:pStyle w:val="Ttulo2"/>
       </w:pPr>
-      <w:bookmarkStart w:id="27" w:name="_Toc228343669"/>
+      <w:bookmarkStart w:id="26" w:name="_Toc228343669"/>
       <w:r>
         <w:t>G05. Otros Requisitos</w:t>
       </w:r>
+      <w:bookmarkEnd w:id="24"/>
       <w:bookmarkEnd w:id="25"/>
       <w:bookmarkEnd w:id="26"/>
-      <w:bookmarkEnd w:id="27"/>
     </w:p>
     <w:p>
       <w:pPr>
         <w:pStyle w:val="Ttulo3"/>
       </w:pPr>
-      <w:bookmarkStart w:id="28" w:name="_Toc228343670"/>
+      <w:bookmarkStart w:id="27" w:name="_Toc228343670"/>
       <w:r>
         <w:t>Del producto:</w:t>
       </w:r>
-      <w:bookmarkEnd w:id="28"/>
+      <w:bookmarkEnd w:id="27"/>
     </w:p>
     <w:p>
       <w:r>
@@ -6619,12 +6483,11 @@
       <w:pPr>
         <w:pStyle w:val="Ttulo3"/>
       </w:pPr>
-      <w:bookmarkStart w:id="29" w:name="_Toc228343671"/>
+      <w:bookmarkStart w:id="28" w:name="_Toc228343671"/>
       <w:r>
-        <w:lastRenderedPageBreak/>
         <w:t>De documentación:</w:t>
       </w:r>
-      <w:bookmarkEnd w:id="29"/>
+      <w:bookmarkEnd w:id="28"/>
     </w:p>
     <w:p>
       <w:r>
@@ -6633,6 +6496,7 @@
     </w:p>
     <w:p>
       <w:r>
+        <w:lastRenderedPageBreak/>
         <w:t>Toda entidad de negocio debe estar representada en el modelo de datos (DER) y en el diagrama de clases correspondiente.</w:t>
       </w:r>
     </w:p>
@@ -6651,50 +6515,29 @@
       <w:pPr>
         <w:pStyle w:val="Ttulo2"/>
       </w:pPr>
-      <w:bookmarkStart w:id="30" w:name="_Toc227416213"/>
-      <w:bookmarkStart w:id="31" w:name="_Toc227416497"/>
-      <w:bookmarkStart w:id="32" w:name="_Toc228343672"/>
+      <w:bookmarkStart w:id="29" w:name="_Toc227416213"/>
+      <w:bookmarkStart w:id="30" w:name="_Toc227416497"/>
+      <w:bookmarkStart w:id="31" w:name="_Toc228343672"/>
       <w:r>
         <w:t>G06. Diagrama de clases parcial de todos los módulos implementado</w:t>
       </w:r>
+      <w:bookmarkEnd w:id="29"/>
       <w:bookmarkEnd w:id="30"/>
       <w:bookmarkEnd w:id="31"/>
-      <w:bookmarkEnd w:id="32"/>
-    </w:p>
-    <w:p/>
-    <w:p>
-      <w:r>
-        <w:t>Los diagramas de clases del sistema se organizan en 7 vistas por capa de la arquitectura. Cada diagrama indica las clases de esa capa con sus responsabilidades (HACER / CONOCER) y las relaciones con otras capas. Los códigos PlantUML completos se adjuntan en el archivo de diagramas separado (diagramas_plantuml.txt).</w:t>
-      </w:r>
-    </w:p>
-    <w:p>
-      <w:r>
-        <w:t>Las 7 vistas son: 30a GUI (13 formularios WinForms MDI), 30b BLL (clases de lógica de negocio), 30c Abstracciones (interfaces y IoCContainer), 30d DAL (clases de acceso a datos + Singleton Acceso), 30e Servicios (clases transversales: cifrado, bitácora, idioma, backup, DVs), 30f BE (entidades de negocio, enumeraciones, patrón Composite), 30g IoC (Bootstrapper – Composition Root con todos los registros del contenedor).</w:t>
-      </w:r>
     </w:p>
     <w:p>
       <w:pPr>
         <w:pStyle w:val="Ttulo2"/>
       </w:pPr>
-      <w:bookmarkStart w:id="33" w:name="_Toc227416214"/>
-      <w:bookmarkStart w:id="34" w:name="_Toc227416498"/>
-      <w:bookmarkStart w:id="35" w:name="_Toc228343673"/>
+      <w:bookmarkStart w:id="32" w:name="_Toc227416214"/>
+      <w:bookmarkStart w:id="33" w:name="_Toc227416498"/>
+      <w:bookmarkStart w:id="34" w:name="_Toc228343673"/>
       <w:r>
         <w:t>G07. Modelo de datos parcial de todos los módulos implementados</w:t>
       </w:r>
+      <w:bookmarkEnd w:id="32"/>
       <w:bookmarkEnd w:id="33"/>
       <w:bookmarkEnd w:id="34"/>
-      <w:bookmarkEnd w:id="35"/>
-    </w:p>
-    <w:p>
-      <w:r>
-        <w:t>El modelo de datos del sistema se documenta mediante un Diagrama de Entidad-Relación (DER) en notación Pata de Gallo (Crow's Foot). El diagrama parcial cubre las tablas principales: Usuario, Permiso, Rol, UsuarioPermiso, PermisoRelacion, PermisoControl, Idioma, Traduccion, Bitacora, HistorialUsuario, VerificacionVertical, Backup y ControlCambios.</w:t>
-      </w:r>
-    </w:p>
-    <w:p>
-      <w:r>
-        <w:t>El código Mermaid del DER completo se adjunta en el archivo de diagramas separado (diagramas_mermaid.txt, sección G07). Los diagramas de entidad-relación por módulo se encuentran en las secciones T02, T04, T05, T06a, T06b y T08.</w:t>
-      </w:r>
     </w:p>
     <w:p>
       <w:pPr>
@@ -6704,7 +6547,6 @@
         <w:rPr>
           <w:noProof/>
         </w:rPr>
-        <w:lastRenderedPageBreak/>
         <w:drawing>
           <wp:inline distT="0" distB="0" distL="0" distR="0" wp14:anchorId="7FD2FF45" wp14:editId="76A8B611">
             <wp:extent cx="5753100" cy="4389120"/>
@@ -6759,69 +6601,29 @@
       <w:pPr>
         <w:pStyle w:val="Ttulo1"/>
       </w:pPr>
-      <w:bookmarkStart w:id="36" w:name="_Toc227416215"/>
-      <w:bookmarkStart w:id="37" w:name="_Toc227416499"/>
-      <w:bookmarkStart w:id="38" w:name="_Toc228343674"/>
+      <w:bookmarkStart w:id="35" w:name="_Toc227416215"/>
+      <w:bookmarkStart w:id="36" w:name="_Toc227416499"/>
+      <w:bookmarkStart w:id="37" w:name="_Toc228343674"/>
       <w:r>
         <w:t>N00. PROCESOS DE NEGOCIO</w:t>
       </w:r>
+      <w:bookmarkEnd w:id="35"/>
       <w:bookmarkEnd w:id="36"/>
       <w:bookmarkEnd w:id="37"/>
-      <w:bookmarkEnd w:id="38"/>
-    </w:p>
-    <w:p>
-      <w:r>
-        <w:t>El sistema Stach gestiona los siguientes procesos de negocio:</w:t>
-      </w:r>
-    </w:p>
-    <w:p>
-      <w:r>
-        <w:t>1. Autenticación y sesión: Control de acceso mediante credenciales con bloqueo progresivo ante intentos fallidos.</w:t>
-      </w:r>
-    </w:p>
-    <w:p>
-      <w:r>
-        <w:t>2. Gestión de perfiles: Administración de usuarios y asignación de permisos jerárquicos (patrón Composite).</w:t>
-      </w:r>
-    </w:p>
-    <w:p>
-      <w:r>
-        <w:t>3. Multi-idioma: Cambio dinámico del idioma de la interfaz en tiempo de ejecución (patrón Observer).</w:t>
-      </w:r>
-    </w:p>
-    <w:p>
-      <w:r>
-        <w:t>4. Auditía: Registro automático de todas las operaciones realizadas en el sistema (Bitácora).</w:t>
-      </w:r>
-    </w:p>
-    <w:p>
-      <w:r>
-        <w:t>5. Control de cambios: Historial cronológico de modificaciones de usuarios con capacidad de rollback.</w:t>
-      </w:r>
-    </w:p>
-    <w:p>
-      <w:r>
-        <w:t>6. Backup: Generación y restauración de copias de seguridad cifradas (AES-256).</w:t>
-      </w:r>
-    </w:p>
-    <w:p>
-      <w:r>
-        <w:t>7. Integridad: Verificación automática en el arranque mediante dígitos verificadores (DVH/DVV).</w:t>
-      </w:r>
     </w:p>
     <w:p>
       <w:pPr>
         <w:pStyle w:val="Ttulo2"/>
       </w:pPr>
-      <w:bookmarkStart w:id="39" w:name="_Toc227416216"/>
-      <w:bookmarkStart w:id="40" w:name="_Toc227416500"/>
-      <w:bookmarkStart w:id="41" w:name="_Toc228343675"/>
+      <w:bookmarkStart w:id="38" w:name="_Toc227416216"/>
+      <w:bookmarkStart w:id="39" w:name="_Toc227416500"/>
+      <w:bookmarkStart w:id="40" w:name="_Toc228343675"/>
       <w:r>
         <w:t>N01. Especificación funcional por proceso de negocio</w:t>
       </w:r>
+      <w:bookmarkEnd w:id="38"/>
       <w:bookmarkEnd w:id="39"/>
       <w:bookmarkEnd w:id="40"/>
-      <w:bookmarkEnd w:id="41"/>
     </w:p>
     <w:tbl>
       <w:tblPr>
@@ -6911,9 +6713,6 @@
             <w:pPr>
               <w:pStyle w:val="Sinespaciado"/>
             </w:pPr>
-            <w:r>
-              <w:t>Autenticación y sesión</w:t>
-            </w:r>
           </w:p>
         </w:tc>
         <w:tc>
@@ -6924,9 +6723,6 @@
             <w:pPr>
               <w:pStyle w:val="Sinespaciado"/>
             </w:pPr>
-            <w:r>
-              <w:t>T02 Login/Logout</w:t>
-            </w:r>
           </w:p>
         </w:tc>
         <w:tc>
@@ -6937,256 +6733,6 @@
             <w:pPr>
               <w:pStyle w:val="Sinespaciado"/>
             </w:pPr>
-            <w:r>
-              <w:t>CU001 Login, CU002 Logout</w:t>
-            </w:r>
-          </w:p>
-        </w:tc>
-      </w:tr>
-      <w:tr>
-        <w:tc>
-          <w:tcPr>
-            <w:tcW w:w="2200" w:type="dxa"/>
-          </w:tcPr>
-          <w:p>
-            <w:pPr>
-              <w:pStyle w:val="Sinespaciado"/>
-            </w:pPr>
-            <w:r>
-              <w:t>Gestión de perfiles de usuario</w:t>
-            </w:r>
-          </w:p>
-        </w:tc>
-        <w:tc>
-          <w:tcPr>
-            <w:tcW w:w="1800" w:type="dxa"/>
-          </w:tcPr>
-          <w:p>
-            <w:pPr>
-              <w:pStyle w:val="Sinespaciado"/>
-            </w:pPr>
-            <w:r>
-              <w:t>T04 Perfiles</w:t>
-            </w:r>
-          </w:p>
-        </w:tc>
-        <w:tc>
-          <w:tcPr>
-            <w:tcW w:w="5351" w:type="dxa"/>
-          </w:tcPr>
-          <w:p>
-            <w:pPr>
-              <w:pStyle w:val="Sinespaciado"/>
-            </w:pPr>
-            <w:r>
-              <w:t>CU004 Gestión de Usuarios (ABM), CU005 Asignación de Permisos</w:t>
-            </w:r>
-          </w:p>
-        </w:tc>
-      </w:tr>
-      <w:tr>
-        <w:tc>
-          <w:tcPr>
-            <w:tcW w:w="2200" w:type="dxa"/>
-          </w:tcPr>
-          <w:p>
-            <w:pPr>
-              <w:pStyle w:val="Sinespaciado"/>
-            </w:pPr>
-            <w:r>
-              <w:lastRenderedPageBreak/>
-              <w:t>Soporte multi-idioma</w:t>
-            </w:r>
-          </w:p>
-        </w:tc>
-        <w:tc>
-          <w:tcPr>
-            <w:tcW w:w="1800" w:type="dxa"/>
-          </w:tcPr>
-          <w:p>
-            <w:pPr>
-              <w:pStyle w:val="Sinespaciado"/>
-            </w:pPr>
-            <w:r>
-              <w:t>T05 Idiomas</w:t>
-            </w:r>
-          </w:p>
-        </w:tc>
-        <w:tc>
-          <w:tcPr>
-            <w:tcW w:w="5351" w:type="dxa"/>
-          </w:tcPr>
-          <w:p>
-            <w:pPr>
-              <w:pStyle w:val="Sinespaciado"/>
-            </w:pPr>
-            <w:r>
-              <w:t>CU006 Cambiar Idioma</w:t>
-            </w:r>
-          </w:p>
-        </w:tc>
-      </w:tr>
-      <w:tr>
-        <w:tc>
-          <w:tcPr>
-            <w:tcW w:w="2200" w:type="dxa"/>
-          </w:tcPr>
-          <w:p>
-            <w:pPr>
-              <w:pStyle w:val="Sinespaciado"/>
-            </w:pPr>
-            <w:r>
-              <w:t>Auditía y trazabilidad</w:t>
-            </w:r>
-          </w:p>
-        </w:tc>
-        <w:tc>
-          <w:tcPr>
-            <w:tcW w:w="1800" w:type="dxa"/>
-          </w:tcPr>
-          <w:p>
-            <w:pPr>
-              <w:pStyle w:val="Sinespaciado"/>
-            </w:pPr>
-            <w:r>
-              <w:t>T06a Bitácora</w:t>
-            </w:r>
-          </w:p>
-        </w:tc>
-        <w:tc>
-          <w:tcPr>
-            <w:tcW w:w="5351" w:type="dxa"/>
-          </w:tcPr>
-          <w:p>
-            <w:pPr>
-              <w:pStyle w:val="Sinespaciado"/>
-            </w:pPr>
-            <w:r>
-              <w:t>CU003 Ver Bitácora</w:t>
-            </w:r>
-          </w:p>
-        </w:tc>
-      </w:tr>
-      <w:tr>
-        <w:tc>
-          <w:tcPr>
-            <w:tcW w:w="2200" w:type="dxa"/>
-          </w:tcPr>
-          <w:p>
-            <w:pPr>
-              <w:pStyle w:val="Sinespaciado"/>
-            </w:pPr>
-            <w:r>
-              <w:t>Control de cambios y rollback</w:t>
-            </w:r>
-          </w:p>
-        </w:tc>
-        <w:tc>
-          <w:tcPr>
-            <w:tcW w:w="1800" w:type="dxa"/>
-          </w:tcPr>
-          <w:p>
-            <w:pPr>
-              <w:pStyle w:val="Sinespaciado"/>
-            </w:pPr>
-            <w:r>
-              <w:t>T06b Control de Cambios</w:t>
-            </w:r>
-          </w:p>
-        </w:tc>
-        <w:tc>
-          <w:tcPr>
-            <w:tcW w:w="5351" w:type="dxa"/>
-          </w:tcPr>
-          <w:p>
-            <w:pPr>
-              <w:pStyle w:val="Sinespaciado"/>
-            </w:pPr>
-            <w:r>
-              <w:t>CU007 Ver Historial, CU008 Recomponer Versión</w:t>
-            </w:r>
-          </w:p>
-        </w:tc>
-      </w:tr>
-      <w:tr>
-        <w:tc>
-          <w:tcPr>
-            <w:tcW w:w="2200" w:type="dxa"/>
-          </w:tcPr>
-          <w:p>
-            <w:pPr>
-              <w:pStyle w:val="Sinespaciado"/>
-            </w:pPr>
-            <w:r>
-              <w:t>Copias de seguridad cifradas</w:t>
-            </w:r>
-          </w:p>
-        </w:tc>
-        <w:tc>
-          <w:tcPr>
-            <w:tcW w:w="1800" w:type="dxa"/>
-          </w:tcPr>
-          <w:p>
-            <w:pPr>
-              <w:pStyle w:val="Sinespaciado"/>
-            </w:pPr>
-            <w:r>
-              <w:t>T07 Backup</w:t>
-            </w:r>
-          </w:p>
-        </w:tc>
-        <w:tc>
-          <w:tcPr>
-            <w:tcW w:w="5351" w:type="dxa"/>
-          </w:tcPr>
-          <w:p>
-            <w:pPr>
-              <w:pStyle w:val="Sinespaciado"/>
-            </w:pPr>
-            <w:r>
-              <w:t>CU009 Crear Backup, CU010 Restaurar Backup</w:t>
-            </w:r>
-          </w:p>
-        </w:tc>
-      </w:tr>
-      <w:tr>
-        <w:tc>
-          <w:tcPr>
-            <w:tcW w:w="2200" w:type="dxa"/>
-          </w:tcPr>
-          <w:p>
-            <w:pPr>
-              <w:pStyle w:val="Sinespaciado"/>
-            </w:pPr>
-            <w:r>
-              <w:t>Integridad de datos</w:t>
-            </w:r>
-          </w:p>
-        </w:tc>
-        <w:tc>
-          <w:tcPr>
-            <w:tcW w:w="1800" w:type="dxa"/>
-          </w:tcPr>
-          <w:p>
-            <w:pPr>
-              <w:pStyle w:val="Sinespaciado"/>
-            </w:pPr>
-            <w:r>
-              <w:t>T08 Dígitos Verificadores</w:t>
-            </w:r>
-          </w:p>
-        </w:tc>
-        <w:tc>
-          <w:tcPr>
-            <w:tcW w:w="5351" w:type="dxa"/>
-          </w:tcPr>
-          <w:p>
-            <w:pPr>
-              <w:pStyle w:val="Sinespaciado"/>
-            </w:pPr>
-            <w:r>
-              <w:t>CU011 Verificar Integridad y Acceder a Contingencia</w:t>
-            </w:r>
           </w:p>
         </w:tc>
       </w:tr>
@@ -7196,15 +6742,15 @@
       <w:pPr>
         <w:pStyle w:val="Ttulo2"/>
       </w:pPr>
-      <w:bookmarkStart w:id="42" w:name="_Toc227416217"/>
-      <w:bookmarkStart w:id="43" w:name="_Toc227416501"/>
-      <w:bookmarkStart w:id="44" w:name="_Toc228343676"/>
+      <w:bookmarkStart w:id="41" w:name="_Toc227416217"/>
+      <w:bookmarkStart w:id="42" w:name="_Toc227416501"/>
+      <w:bookmarkStart w:id="43" w:name="_Toc228343676"/>
       <w:r>
         <w:t>N02. Especificaciones de Casos de Uso</w:t>
       </w:r>
+      <w:bookmarkEnd w:id="41"/>
       <w:bookmarkEnd w:id="42"/>
       <w:bookmarkEnd w:id="43"/>
-      <w:bookmarkEnd w:id="44"/>
     </w:p>
     <w:tbl>
       <w:tblPr>
@@ -7534,6 +7080,7 @@
               <w:pStyle w:val="Sinespaciado"/>
             </w:pPr>
             <w:r>
+              <w:lastRenderedPageBreak/>
               <w:t>CU005</w:t>
             </w:r>
           </w:p>
@@ -7913,47 +7460,151 @@
         <w:ind w:firstLine="0"/>
       </w:pPr>
       <w:r>
-        <w:br w:type="page"/>
+        <w:rPr>
+          <w:noProof/>
+        </w:rPr>
+        <w:lastRenderedPageBreak/>
+        <w:drawing>
+          <wp:inline distT="0" distB="0" distL="0" distR="0" wp14:anchorId="072AF124" wp14:editId="7C481A6E">
+            <wp:extent cx="4899660" cy="8046720"/>
+            <wp:effectExtent l="0" t="0" r="0" b="0"/>
+            <wp:docPr id="1979250225" name="Imagen 2"/>
+            <wp:cNvGraphicFramePr>
+              <a:graphicFrameLocks xmlns:a="http://schemas.openxmlformats.org/drawingml/2006/main" noChangeAspect="1"/>
+            </wp:cNvGraphicFramePr>
+            <a:graphic xmlns:a="http://schemas.openxmlformats.org/drawingml/2006/main">
+              <a:graphicData uri="http://schemas.openxmlformats.org/drawingml/2006/picture">
+                <pic:pic xmlns:pic="http://schemas.openxmlformats.org/drawingml/2006/picture">
+                  <pic:nvPicPr>
+                    <pic:cNvPr id="0" name="Picture 2"/>
+                    <pic:cNvPicPr>
+                      <a:picLocks noChangeAspect="1" noChangeArrowheads="1"/>
+                    </pic:cNvPicPr>
+                  </pic:nvPicPr>
+                  <pic:blipFill>
+                    <a:blip r:embed="rId10">
+                      <a:extLst>
+                        <a:ext uri="{28A0092B-C50C-407E-A947-70E740481C1C}">
+                          <a14:useLocalDpi xmlns:a14="http://schemas.microsoft.com/office/drawing/2010/main" val="0"/>
+                        </a:ext>
+                      </a:extLst>
+                    </a:blip>
+                    <a:srcRect/>
+                    <a:stretch>
+                      <a:fillRect/>
+                    </a:stretch>
+                  </pic:blipFill>
+                  <pic:spPr bwMode="auto">
+                    <a:xfrm>
+                      <a:off x="0" y="0"/>
+                      <a:ext cx="4899660" cy="8046720"/>
+                    </a:xfrm>
+                    <a:prstGeom prst="rect">
+                      <a:avLst/>
+                    </a:prstGeom>
+                    <a:noFill/>
+                    <a:ln>
+                      <a:noFill/>
+                    </a:ln>
+                  </pic:spPr>
+                </pic:pic>
+              </a:graphicData>
+            </a:graphic>
+          </wp:inline>
+        </w:drawing>
       </w:r>
+      <w:r>
+        <w:rPr>
+          <w:noProof/>
+        </w:rPr>
+        <w:lastRenderedPageBreak/>
+        <w:drawing>
+          <wp:inline distT="0" distB="0" distL="0" distR="0" wp14:anchorId="1571B358" wp14:editId="4FF04DED">
+            <wp:extent cx="5760720" cy="6321425"/>
+            <wp:effectExtent l="0" t="0" r="0" b="3175"/>
+            <wp:docPr id="1476877695" name="Imagen 1"/>
+            <wp:cNvGraphicFramePr>
+              <a:graphicFrameLocks xmlns:a="http://schemas.openxmlformats.org/drawingml/2006/main" noChangeAspect="1"/>
+            </wp:cNvGraphicFramePr>
+            <a:graphic xmlns:a="http://schemas.openxmlformats.org/drawingml/2006/main">
+              <a:graphicData uri="http://schemas.openxmlformats.org/drawingml/2006/picture">
+                <pic:pic xmlns:pic="http://schemas.openxmlformats.org/drawingml/2006/picture">
+                  <pic:nvPicPr>
+                    <pic:cNvPr id="0" name="Picture 1"/>
+                    <pic:cNvPicPr>
+                      <a:picLocks noChangeAspect="1" noChangeArrowheads="1"/>
+                    </pic:cNvPicPr>
+                  </pic:nvPicPr>
+                  <pic:blipFill>
+                    <a:blip r:embed="rId11">
+                      <a:extLst>
+                        <a:ext uri="{28A0092B-C50C-407E-A947-70E740481C1C}">
+                          <a14:useLocalDpi xmlns:a14="http://schemas.microsoft.com/office/drawing/2010/main" val="0"/>
+                        </a:ext>
+                      </a:extLst>
+                    </a:blip>
+                    <a:srcRect/>
+                    <a:stretch>
+                      <a:fillRect/>
+                    </a:stretch>
+                  </pic:blipFill>
+                  <pic:spPr bwMode="auto">
+                    <a:xfrm>
+                      <a:off x="0" y="0"/>
+                      <a:ext cx="5760720" cy="6321425"/>
+                    </a:xfrm>
+                    <a:prstGeom prst="rect">
+                      <a:avLst/>
+                    </a:prstGeom>
+                    <a:noFill/>
+                    <a:ln>
+                      <a:noFill/>
+                    </a:ln>
+                  </pic:spPr>
+                </pic:pic>
+              </a:graphicData>
+            </a:graphic>
+          </wp:inline>
+        </w:drawing>
+      </w:r>
     </w:p>
     <w:p>
       <w:pPr>
         <w:pStyle w:val="Ttulo1"/>
       </w:pPr>
-      <w:bookmarkStart w:id="45" w:name="_Toc227416218"/>
-      <w:bookmarkStart w:id="46" w:name="_Toc227416502"/>
-      <w:bookmarkStart w:id="47" w:name="_Toc228343677"/>
+      <w:bookmarkStart w:id="44" w:name="_Toc227416218"/>
+      <w:bookmarkStart w:id="45" w:name="_Toc227416502"/>
+      <w:bookmarkStart w:id="46" w:name="_Toc228343677"/>
       <w:r>
-        <w:lastRenderedPageBreak/>
         <w:t>T00. Documentos de aspectos técnicos que provee el sistema de información.</w:t>
       </w:r>
+      <w:bookmarkEnd w:id="44"/>
       <w:bookmarkEnd w:id="45"/>
       <w:bookmarkEnd w:id="46"/>
-      <w:bookmarkEnd w:id="47"/>
     </w:p>
     <w:p>
       <w:pPr>
         <w:pStyle w:val="Ttulo2"/>
       </w:pPr>
-      <w:bookmarkStart w:id="48" w:name="_Toc227416219"/>
-      <w:bookmarkStart w:id="49" w:name="_Toc227416503"/>
-      <w:bookmarkStart w:id="50" w:name="_Toc228343678"/>
+      <w:bookmarkStart w:id="47" w:name="_Toc227416219"/>
+      <w:bookmarkStart w:id="48" w:name="_Toc227416503"/>
+      <w:bookmarkStart w:id="49" w:name="_Toc228343678"/>
       <w:r>
         <w:t>T01. Arquitectura Base</w:t>
       </w:r>
+      <w:bookmarkEnd w:id="47"/>
       <w:bookmarkEnd w:id="48"/>
       <w:bookmarkEnd w:id="49"/>
-      <w:bookmarkEnd w:id="50"/>
     </w:p>
     <w:p>
       <w:pPr>
         <w:pStyle w:val="Ttulo3"/>
       </w:pPr>
-      <w:bookmarkStart w:id="51" w:name="_Toc228343679"/>
+      <w:bookmarkStart w:id="50" w:name="_Toc228343679"/>
       <w:r>
         <w:t>Objetivo</w:t>
       </w:r>
-      <w:bookmarkEnd w:id="51"/>
+      <w:bookmarkEnd w:id="50"/>
     </w:p>
     <w:p>
       <w:r>
@@ -7964,11 +7615,11 @@
       <w:pPr>
         <w:pStyle w:val="Ttulo3"/>
       </w:pPr>
-      <w:bookmarkStart w:id="52" w:name="_Toc228343680"/>
+      <w:bookmarkStart w:id="51" w:name="_Toc228343680"/>
       <w:r>
         <w:t>Descripción de la Arquitectura</w:t>
       </w:r>
-      <w:bookmarkEnd w:id="52"/>
+      <w:bookmarkEnd w:id="51"/>
     </w:p>
     <w:p>
       <w:r>
@@ -8022,6 +7673,7 @@
                 <w:b/>
                 <w:bCs/>
               </w:rPr>
+              <w:lastRenderedPageBreak/>
               <w:t>Capa</w:t>
             </w:r>
           </w:p>
@@ -8391,12 +8043,12 @@
       <w:pPr>
         <w:pStyle w:val="Ttulo3"/>
       </w:pPr>
-      <w:bookmarkStart w:id="53" w:name="_Toc228343681"/>
+      <w:bookmarkStart w:id="52" w:name="_Toc228343681"/>
       <w:r>
         <w:lastRenderedPageBreak/>
         <w:t>Diagrama de Componentes</w:t>
       </w:r>
-      <w:bookmarkEnd w:id="53"/>
+      <w:bookmarkEnd w:id="52"/>
     </w:p>
     <w:p>
       <w:pPr>
@@ -8424,7 +8076,7 @@
                     </pic:cNvPicPr>
                   </pic:nvPicPr>
                   <pic:blipFill>
-                    <a:blip r:embed="rId10">
+                    <a:blip r:embed="rId12">
                       <a:extLst>
                         <a:ext uri="{28A0092B-C50C-407E-A947-70E740481C1C}">
                           <a14:useLocalDpi xmlns:a14="http://schemas.microsoft.com/office/drawing/2010/main" val="0"/>
@@ -8465,11 +8117,11 @@
       <w:pPr>
         <w:pStyle w:val="Ttulo3"/>
       </w:pPr>
-      <w:bookmarkStart w:id="54" w:name="_Toc228343682"/>
+      <w:bookmarkStart w:id="53" w:name="_Toc228343682"/>
       <w:r>
         <w:t>Esquema de Persistencia</w:t>
       </w:r>
-      <w:bookmarkEnd w:id="54"/>
+      <w:bookmarkEnd w:id="53"/>
     </w:p>
     <w:tbl>
       <w:tblPr>
@@ -8786,11 +8438,11 @@
       <w:pPr>
         <w:pStyle w:val="Ttulo3"/>
       </w:pPr>
-      <w:bookmarkStart w:id="55" w:name="_Toc228343683"/>
+      <w:bookmarkStart w:id="54" w:name="_Toc228343683"/>
       <w:r>
         <w:t>Diagrama de Secuencia – Persistencia (Genérico)</w:t>
       </w:r>
-      <w:bookmarkEnd w:id="55"/>
+      <w:bookmarkEnd w:id="54"/>
     </w:p>
     <w:p>
       <w:pPr>
@@ -8801,7 +8453,7 @@
           <w:noProof/>
         </w:rPr>
         <w:drawing>
-          <wp:inline distT="0" distB="0" distL="0" distR="0" wp14:anchorId="5B1A5E04" wp14:editId="46E32687">
+          <wp:inline distT="0" distB="0" distL="0" distR="0" wp14:anchorId="5B1A5E04" wp14:editId="581DBF3C">
             <wp:extent cx="5760720" cy="4899660"/>
             <wp:effectExtent l="0" t="0" r="0" b="0"/>
             <wp:docPr id="1208570288" name="Imagen 4"/>
@@ -8818,7 +8470,7 @@
                     </pic:cNvPicPr>
                   </pic:nvPicPr>
                   <pic:blipFill>
-                    <a:blip r:embed="rId11" cstate="print">
+                    <a:blip r:embed="rId13" cstate="print">
                       <a:extLst>
                         <a:ext uri="{28A0092B-C50C-407E-A947-70E740481C1C}">
                           <a14:useLocalDpi xmlns:a14="http://schemas.microsoft.com/office/drawing/2010/main" val="0"/>
@@ -8859,12 +8511,12 @@
       <w:pPr>
         <w:pStyle w:val="Ttulo3"/>
       </w:pPr>
-      <w:bookmarkStart w:id="56" w:name="_Toc228343684"/>
+      <w:bookmarkStart w:id="55" w:name="_Toc228343684"/>
       <w:r>
         <w:lastRenderedPageBreak/>
         <w:t>Diagrama de Secuencia – Consulta (Genérico)</w:t>
       </w:r>
-      <w:bookmarkEnd w:id="56"/>
+      <w:bookmarkEnd w:id="55"/>
     </w:p>
     <w:p>
       <w:pPr>
@@ -8875,7 +8527,7 @@
           <w:noProof/>
         </w:rPr>
         <w:drawing>
-          <wp:inline distT="0" distB="0" distL="0" distR="0" wp14:anchorId="326DDC78" wp14:editId="1D6BAD46">
+          <wp:inline distT="0" distB="0" distL="0" distR="0" wp14:anchorId="326DDC78" wp14:editId="01709C03">
             <wp:extent cx="5753100" cy="4526280"/>
             <wp:effectExtent l="0" t="0" r="0" b="7620"/>
             <wp:docPr id="1325704531" name="Imagen 5"/>
@@ -8892,7 +8544,7 @@
                     </pic:cNvPicPr>
                   </pic:nvPicPr>
                   <pic:blipFill>
-                    <a:blip r:embed="rId12" cstate="print">
+                    <a:blip r:embed="rId14" cstate="print">
                       <a:extLst>
                         <a:ext uri="{28A0092B-C50C-407E-A947-70E740481C1C}">
                           <a14:useLocalDpi xmlns:a14="http://schemas.microsoft.com/office/drawing/2010/main" val="0"/>
@@ -8933,11 +8585,11 @@
       <w:pPr>
         <w:pStyle w:val="Ttulo3"/>
       </w:pPr>
-      <w:bookmarkStart w:id="57" w:name="_Toc228343685"/>
+      <w:bookmarkStart w:id="56" w:name="_Toc228343685"/>
       <w:r>
         <w:t>Mapa de Navegación</w:t>
       </w:r>
-      <w:bookmarkEnd w:id="57"/>
+      <w:bookmarkEnd w:id="56"/>
     </w:p>
     <w:p>
       <w:pPr>
@@ -8965,7 +8617,7 @@
                     </pic:cNvPicPr>
                   </pic:nvPicPr>
                   <pic:blipFill>
-                    <a:blip r:embed="rId13">
+                    <a:blip r:embed="rId15">
                       <a:extLst>
                         <a:ext uri="{28A0092B-C50C-407E-A947-70E740481C1C}">
                           <a14:useLocalDpi xmlns:a14="http://schemas.microsoft.com/office/drawing/2010/main" val="0"/>
@@ -9006,9 +8658,9 @@
       <w:pPr>
         <w:pStyle w:val="Ttulo2"/>
       </w:pPr>
-      <w:bookmarkStart w:id="58" w:name="_Toc227416220"/>
-      <w:bookmarkStart w:id="59" w:name="_Toc227416504"/>
-      <w:bookmarkStart w:id="60" w:name="_Toc228343686"/>
+      <w:bookmarkStart w:id="57" w:name="_Toc227416220"/>
+      <w:bookmarkStart w:id="58" w:name="_Toc227416504"/>
+      <w:bookmarkStart w:id="59" w:name="_Toc228343686"/>
       <w:r>
         <w:rPr>
           <w:lang w:val="es-ES"/>
@@ -9016,19 +8668,19 @@
         <w:lastRenderedPageBreak/>
         <w:t>T02. Gestión de Log In / Log Out del Sistema</w:t>
       </w:r>
+      <w:bookmarkEnd w:id="57"/>
       <w:bookmarkEnd w:id="58"/>
       <w:bookmarkEnd w:id="59"/>
-      <w:bookmarkEnd w:id="60"/>
     </w:p>
     <w:p>
       <w:pPr>
         <w:pStyle w:val="Ttulo3"/>
       </w:pPr>
-      <w:bookmarkStart w:id="61" w:name="_Toc228343687"/>
+      <w:bookmarkStart w:id="60" w:name="_Toc228343687"/>
       <w:r>
         <w:t>Objetivo</w:t>
       </w:r>
-      <w:bookmarkEnd w:id="61"/>
+      <w:bookmarkEnd w:id="60"/>
     </w:p>
     <w:p>
       <w:r>
@@ -9043,14 +8695,14 @@
       <w:pPr>
         <w:pStyle w:val="Ttulo3"/>
       </w:pPr>
-      <w:bookmarkStart w:id="62" w:name="_Toc228343688"/>
+      <w:bookmarkStart w:id="61" w:name="_Toc228343688"/>
       <w:r>
         <w:rPr>
           <w:lang w:val="es-ES"/>
         </w:rPr>
         <w:t>Política de Login / Logout</w:t>
       </w:r>
-      <w:bookmarkEnd w:id="62"/>
+      <w:bookmarkEnd w:id="61"/>
     </w:p>
     <w:p>
       <w:pPr>
@@ -9180,12 +8832,12 @@
       <w:pPr>
         <w:pStyle w:val="Ttulo3"/>
       </w:pPr>
-      <w:bookmarkStart w:id="63" w:name="_Toc228343689"/>
+      <w:bookmarkStart w:id="62" w:name="_Toc228343689"/>
       <w:r>
         <w:lastRenderedPageBreak/>
         <w:t>Procesos del Ciclo de Vida</w:t>
       </w:r>
-      <w:bookmarkEnd w:id="63"/>
+      <w:bookmarkEnd w:id="62"/>
     </w:p>
     <w:tbl>
       <w:tblPr>
@@ -9712,14 +9364,14 @@
       <w:pPr>
         <w:pStyle w:val="Ttulo3"/>
       </w:pPr>
-      <w:bookmarkStart w:id="64" w:name="_Toc228343690"/>
+      <w:bookmarkStart w:id="63" w:name="_Toc228343690"/>
       <w:r>
         <w:rPr>
           <w:lang w:val="es-ES"/>
         </w:rPr>
         <w:t>Diagrama de Casos de Uso – Login / Logout</w:t>
       </w:r>
-      <w:bookmarkEnd w:id="64"/>
+      <w:bookmarkEnd w:id="63"/>
     </w:p>
     <w:p>
       <w:pPr>
@@ -9730,10 +9382,10 @@
           <w:noProof/>
         </w:rPr>
         <w:drawing>
-          <wp:inline distT="0" distB="0" distL="0" distR="0" wp14:anchorId="5FEA6C0A" wp14:editId="23EEE43F">
+          <wp:inline distT="0" distB="0" distL="0" distR="0" wp14:anchorId="35E374EE" wp14:editId="56859984">
             <wp:extent cx="4998720" cy="3429000"/>
             <wp:effectExtent l="0" t="0" r="0" b="0"/>
-            <wp:docPr id="538800127" name="Imagen 1"/>
+            <wp:docPr id="2086622551" name="Imagen 3"/>
             <wp:cNvGraphicFramePr>
               <a:graphicFrameLocks xmlns:a="http://schemas.openxmlformats.org/drawingml/2006/main" noChangeAspect="1"/>
             </wp:cNvGraphicFramePr>
@@ -9741,13 +9393,13 @@
               <a:graphicData uri="http://schemas.openxmlformats.org/drawingml/2006/picture">
                 <pic:pic xmlns:pic="http://schemas.openxmlformats.org/drawingml/2006/picture">
                   <pic:nvPicPr>
-                    <pic:cNvPr id="0" name="Picture 1"/>
+                    <pic:cNvPr id="0" name="Picture 5"/>
                     <pic:cNvPicPr>
                       <a:picLocks noChangeAspect="1" noChangeArrowheads="1"/>
                     </pic:cNvPicPr>
                   </pic:nvPicPr>
                   <pic:blipFill>
-                    <a:blip r:embed="rId14">
+                    <a:blip r:embed="rId16">
                       <a:extLst>
                         <a:ext uri="{28A0092B-C50C-407E-A947-70E740481C1C}">
                           <a14:useLocalDpi xmlns:a14="http://schemas.microsoft.com/office/drawing/2010/main" val="0"/>
@@ -9783,7 +9435,7 @@
       <w:pPr>
         <w:pStyle w:val="Ttulo3"/>
       </w:pPr>
-      <w:bookmarkStart w:id="65" w:name="_Toc228343691"/>
+      <w:bookmarkStart w:id="64" w:name="_Toc228343691"/>
       <w:r>
         <w:rPr>
           <w:lang w:val="es-ES"/>
@@ -9791,7 +9443,7 @@
         <w:lastRenderedPageBreak/>
         <w:t>Diagrama de Clases – Login / Logout</w:t>
       </w:r>
-      <w:bookmarkEnd w:id="65"/>
+      <w:bookmarkEnd w:id="64"/>
     </w:p>
     <w:p>
       <w:pPr>
@@ -9802,7 +9454,7 @@
           <w:noProof/>
         </w:rPr>
         <w:drawing>
-          <wp:inline distT="0" distB="0" distL="0" distR="0" wp14:anchorId="7B5C8B68" wp14:editId="106568A1">
+          <wp:inline distT="0" distB="0" distL="0" distR="0" wp14:anchorId="7B5C8B68" wp14:editId="3D79B70F">
             <wp:extent cx="5760720" cy="4207510"/>
             <wp:effectExtent l="0" t="0" r="0" b="2540"/>
             <wp:docPr id="2107352544" name="Imagen 8"/>
@@ -9819,7 +9471,7 @@
                     </pic:cNvPicPr>
                   </pic:nvPicPr>
                   <pic:blipFill>
-                    <a:blip r:embed="rId15" cstate="print">
+                    <a:blip r:embed="rId17" cstate="print">
                       <a:extLst>
                         <a:ext uri="{28A0092B-C50C-407E-A947-70E740481C1C}">
                           <a14:useLocalDpi xmlns:a14="http://schemas.microsoft.com/office/drawing/2010/main" val="0"/>
@@ -9856,14 +9508,14 @@
       <w:pPr>
         <w:pStyle w:val="Ttulo3"/>
       </w:pPr>
-      <w:bookmarkStart w:id="66" w:name="_Toc228343692"/>
+      <w:bookmarkStart w:id="65" w:name="_Toc228343692"/>
       <w:r>
         <w:rPr>
           <w:lang w:val="es-ES"/>
         </w:rPr>
         <w:t>Diagrama de Entidad Relación – Login / Logout</w:t>
       </w:r>
-      <w:bookmarkEnd w:id="66"/>
+      <w:bookmarkEnd w:id="65"/>
     </w:p>
     <w:p>
       <w:pPr>
@@ -9891,7 +9543,7 @@
                     </pic:cNvPicPr>
                   </pic:nvPicPr>
                   <pic:blipFill>
-                    <a:blip r:embed="rId16">
+                    <a:blip r:embed="rId18">
                       <a:extLst>
                         <a:ext uri="{28A0092B-C50C-407E-A947-70E740481C1C}">
                           <a14:useLocalDpi xmlns:a14="http://schemas.microsoft.com/office/drawing/2010/main" val="0"/>
@@ -9927,7 +9579,7 @@
       <w:pPr>
         <w:pStyle w:val="Ttulo3"/>
       </w:pPr>
-      <w:bookmarkStart w:id="67" w:name="_Toc228343693"/>
+      <w:bookmarkStart w:id="66" w:name="_Toc228343693"/>
       <w:r>
         <w:rPr>
           <w:lang w:val="es-ES"/>
@@ -9935,7 +9587,7 @@
         <w:lastRenderedPageBreak/>
         <w:t>Especificación de Casos de Uso – CU001 Login</w:t>
       </w:r>
-      <w:bookmarkEnd w:id="67"/>
+      <w:bookmarkEnd w:id="66"/>
     </w:p>
     <w:tbl>
       <w:tblPr>
@@ -10416,12 +10068,12 @@
           <w:u w:val="single"/>
         </w:rPr>
       </w:pPr>
-      <w:bookmarkStart w:id="68" w:name="_Toc228343694"/>
+      <w:bookmarkStart w:id="67" w:name="_Toc228343694"/>
       <w:r>
         <w:lastRenderedPageBreak/>
         <w:t>Especificación de Casos de Uso – CU002 Logout</w:t>
       </w:r>
-      <w:bookmarkEnd w:id="68"/>
+      <w:bookmarkEnd w:id="67"/>
     </w:p>
     <w:tbl>
       <w:tblPr>
@@ -10884,14 +10536,14 @@
       <w:pPr>
         <w:pStyle w:val="Ttulo3"/>
       </w:pPr>
-      <w:bookmarkStart w:id="69" w:name="_Toc228343695"/>
+      <w:bookmarkStart w:id="68" w:name="_Toc228343695"/>
       <w:r>
         <w:rPr>
           <w:lang w:val="es-ES"/>
         </w:rPr>
         <w:t>Diagrama de Secuencia – Login</w:t>
       </w:r>
-      <w:bookmarkEnd w:id="69"/>
+      <w:bookmarkEnd w:id="68"/>
     </w:p>
     <w:p>
       <w:pPr>
@@ -10920,7 +10572,7 @@
                     </pic:cNvPicPr>
                   </pic:nvPicPr>
                   <pic:blipFill>
-                    <a:blip r:embed="rId17">
+                    <a:blip r:embed="rId19">
                       <a:extLst>
                         <a:ext uri="{28A0092B-C50C-407E-A947-70E740481C1C}">
                           <a14:useLocalDpi xmlns:a14="http://schemas.microsoft.com/office/drawing/2010/main" val="0"/>
@@ -10961,7 +10613,7 @@
       <w:pPr>
         <w:pStyle w:val="Ttulo3"/>
       </w:pPr>
-      <w:bookmarkStart w:id="70" w:name="_Toc228343696"/>
+      <w:bookmarkStart w:id="69" w:name="_Toc228343696"/>
       <w:r>
         <w:rPr>
           <w:lang w:val="es-ES"/>
@@ -10969,7 +10621,7 @@
         <w:lastRenderedPageBreak/>
         <w:t>Diagrama de Secuencia – Logout</w:t>
       </w:r>
-      <w:bookmarkEnd w:id="70"/>
+      <w:bookmarkEnd w:id="69"/>
     </w:p>
     <w:p>
       <w:pPr>
@@ -10995,7 +10647,7 @@
                     <pic:cNvPicPr/>
                   </pic:nvPicPr>
                   <pic:blipFill>
-                    <a:blip r:embed="rId18"/>
+                    <a:blip r:embed="rId20"/>
                     <a:stretch>
                       <a:fillRect/>
                     </a:stretch>
@@ -11025,25 +10677,25 @@
       <w:pPr>
         <w:pStyle w:val="Ttulo2"/>
       </w:pPr>
-      <w:bookmarkStart w:id="71" w:name="_Toc227416221"/>
-      <w:bookmarkStart w:id="72" w:name="_Toc227416505"/>
-      <w:bookmarkStart w:id="73" w:name="_Toc228343697"/>
+      <w:bookmarkStart w:id="70" w:name="_Toc227416221"/>
+      <w:bookmarkStart w:id="71" w:name="_Toc227416505"/>
+      <w:bookmarkStart w:id="72" w:name="_Toc228343697"/>
       <w:r>
         <w:t>T03. Gestión de Encriptado</w:t>
       </w:r>
+      <w:bookmarkEnd w:id="70"/>
       <w:bookmarkEnd w:id="71"/>
       <w:bookmarkEnd w:id="72"/>
-      <w:bookmarkEnd w:id="73"/>
     </w:p>
     <w:p>
       <w:pPr>
         <w:pStyle w:val="Ttulo3"/>
       </w:pPr>
-      <w:bookmarkStart w:id="74" w:name="_Toc228343698"/>
+      <w:bookmarkStart w:id="73" w:name="_Toc228343698"/>
       <w:r>
         <w:t>Objetivo</w:t>
       </w:r>
-      <w:bookmarkEnd w:id="74"/>
+      <w:bookmarkEnd w:id="73"/>
     </w:p>
     <w:p>
       <w:pPr>
@@ -11063,11 +10715,11 @@
       <w:pPr>
         <w:pStyle w:val="Ttulo3"/>
       </w:pPr>
-      <w:bookmarkStart w:id="75" w:name="_Toc228343699"/>
+      <w:bookmarkStart w:id="74" w:name="_Toc228343699"/>
       <w:r>
         <w:t>Algoritmos Implementados – Hash de Contraseñas PBKDF2</w:t>
       </w:r>
-      <w:bookmarkEnd w:id="75"/>
+      <w:bookmarkEnd w:id="74"/>
     </w:p>
     <w:p>
       <w:r>
@@ -11644,11 +11296,11 @@
       <w:pPr>
         <w:pStyle w:val="Ttulo3"/>
       </w:pPr>
-      <w:bookmarkStart w:id="76" w:name="_Toc228343700"/>
+      <w:bookmarkStart w:id="75" w:name="_Toc228343700"/>
       <w:r>
         <w:t>Algoritmos Implementados – Cifrado Simétrico AES-256</w:t>
       </w:r>
-      <w:bookmarkEnd w:id="76"/>
+      <w:bookmarkEnd w:id="75"/>
     </w:p>
     <w:p>
       <w:r>
@@ -12208,12 +11860,12 @@
       <w:pPr>
         <w:pStyle w:val="Ttulo3"/>
       </w:pPr>
-      <w:bookmarkStart w:id="77" w:name="_Toc228343701"/>
+      <w:bookmarkStart w:id="76" w:name="_Toc228343701"/>
       <w:r>
         <w:lastRenderedPageBreak/>
         <w:t>Diagrama de Clases – Encriptador</w:t>
       </w:r>
-      <w:bookmarkEnd w:id="77"/>
+      <w:bookmarkEnd w:id="76"/>
     </w:p>
     <w:p>
       <w:pPr>
@@ -12241,7 +11893,7 @@
                     </pic:cNvPicPr>
                   </pic:nvPicPr>
                   <pic:blipFill>
-                    <a:blip r:embed="rId19">
+                    <a:blip r:embed="rId21">
                       <a:extLst>
                         <a:ext uri="{28A0092B-C50C-407E-A947-70E740481C1C}">
                           <a14:useLocalDpi xmlns:a14="http://schemas.microsoft.com/office/drawing/2010/main" val="0"/>
@@ -12285,15 +11937,15 @@
       <w:pPr>
         <w:pStyle w:val="Ttulo2"/>
       </w:pPr>
-      <w:bookmarkStart w:id="78" w:name="_Toc227416222"/>
-      <w:bookmarkStart w:id="79" w:name="_Toc227416506"/>
-      <w:bookmarkStart w:id="80" w:name="_Toc228343702"/>
+      <w:bookmarkStart w:id="77" w:name="_Toc227416222"/>
+      <w:bookmarkStart w:id="78" w:name="_Toc227416506"/>
+      <w:bookmarkStart w:id="79" w:name="_Toc228343702"/>
       <w:r>
         <w:t>T04. Gestión de Perfiles de Usuario</w:t>
       </w:r>
+      <w:bookmarkEnd w:id="77"/>
       <w:bookmarkEnd w:id="78"/>
       <w:bookmarkEnd w:id="79"/>
-      <w:bookmarkEnd w:id="80"/>
     </w:p>
     <w:p>
       <w:pPr>
@@ -12381,7 +12033,7 @@
                     </pic:cNvPicPr>
                   </pic:nvPicPr>
                   <pic:blipFill>
-                    <a:blip r:embed="rId20" cstate="print">
+                    <a:blip r:embed="rId22" cstate="print">
                       <a:extLst>
                         <a:ext uri="{28A0092B-C50C-407E-A947-70E740481C1C}">
                           <a14:useLocalDpi xmlns:a14="http://schemas.microsoft.com/office/drawing/2010/main" val="0"/>
@@ -12448,7 +12100,7 @@
                     </pic:cNvPicPr>
                   </pic:nvPicPr>
                   <pic:blipFill>
-                    <a:blip r:embed="rId21">
+                    <a:blip r:embed="rId23">
                       <a:extLst>
                         <a:ext uri="{28A0092B-C50C-407E-A947-70E740481C1C}">
                           <a14:useLocalDpi xmlns:a14="http://schemas.microsoft.com/office/drawing/2010/main" val="0"/>
@@ -12519,7 +12171,7 @@
                     </pic:cNvPicPr>
                   </pic:nvPicPr>
                   <pic:blipFill>
-                    <a:blip r:embed="rId22">
+                    <a:blip r:embed="rId24">
                       <a:extLst>
                         <a:ext uri="{28A0092B-C50C-407E-A947-70E740481C1C}">
                           <a14:useLocalDpi xmlns:a14="http://schemas.microsoft.com/office/drawing/2010/main" val="0"/>
@@ -13417,15 +13069,15 @@
       <w:pPr>
         <w:pStyle w:val="Ttulo2"/>
       </w:pPr>
-      <w:bookmarkStart w:id="81" w:name="_Toc227416223"/>
-      <w:bookmarkStart w:id="82" w:name="_Toc227416507"/>
-      <w:bookmarkStart w:id="83" w:name="_Toc228343703"/>
+      <w:bookmarkStart w:id="80" w:name="_Toc227416223"/>
+      <w:bookmarkStart w:id="81" w:name="_Toc227416507"/>
+      <w:bookmarkStart w:id="82" w:name="_Toc228343703"/>
       <w:r>
         <w:t>T05. Gestión de Múltiples Idiomas</w:t>
       </w:r>
+      <w:bookmarkEnd w:id="80"/>
       <w:bookmarkEnd w:id="81"/>
       <w:bookmarkEnd w:id="82"/>
-      <w:bookmarkEnd w:id="83"/>
     </w:p>
     <w:p>
       <w:pPr>
@@ -13954,7 +13606,7 @@
                     </pic:cNvPicPr>
                   </pic:nvPicPr>
                   <pic:blipFill>
-                    <a:blip r:embed="rId23">
+                    <a:blip r:embed="rId25">
                       <a:extLst>
                         <a:ext uri="{28A0092B-C50C-407E-A947-70E740481C1C}">
                           <a14:useLocalDpi xmlns:a14="http://schemas.microsoft.com/office/drawing/2010/main" val="0"/>
@@ -14020,7 +13672,7 @@
                     </pic:cNvPicPr>
                   </pic:nvPicPr>
                   <pic:blipFill>
-                    <a:blip r:embed="rId24">
+                    <a:blip r:embed="rId26">
                       <a:extLst>
                         <a:ext uri="{28A0092B-C50C-407E-A947-70E740481C1C}">
                           <a14:useLocalDpi xmlns:a14="http://schemas.microsoft.com/office/drawing/2010/main" val="0"/>
@@ -14070,7 +13722,7 @@
           <w:noProof/>
         </w:rPr>
         <w:drawing>
-          <wp:inline distT="0" distB="0" distL="0" distR="0" wp14:anchorId="54B396BF" wp14:editId="1E6128C2">
+          <wp:inline distT="0" distB="0" distL="0" distR="0" wp14:anchorId="54B396BF" wp14:editId="221C9480">
             <wp:extent cx="5760720" cy="4201160"/>
             <wp:effectExtent l="0" t="0" r="0" b="8890"/>
             <wp:docPr id="1948732415" name="Imagen 19"/>
@@ -14087,7 +13739,7 @@
                     </pic:cNvPicPr>
                   </pic:nvPicPr>
                   <pic:blipFill>
-                    <a:blip r:embed="rId25" cstate="print">
+                    <a:blip r:embed="rId27" cstate="print">
                       <a:extLst>
                         <a:ext uri="{28A0092B-C50C-407E-A947-70E740481C1C}">
                           <a14:useLocalDpi xmlns:a14="http://schemas.microsoft.com/office/drawing/2010/main" val="0"/>
@@ -14139,40 +13791,40 @@
       <w:pPr>
         <w:pStyle w:val="Ttulo2"/>
       </w:pPr>
-      <w:bookmarkStart w:id="84" w:name="_Toc227416224"/>
-      <w:bookmarkStart w:id="85" w:name="_Toc227416508"/>
-      <w:bookmarkStart w:id="86" w:name="_Toc228343704"/>
+      <w:bookmarkStart w:id="83" w:name="_Toc227416224"/>
+      <w:bookmarkStart w:id="84" w:name="_Toc227416508"/>
+      <w:bookmarkStart w:id="85" w:name="_Toc228343704"/>
       <w:r>
         <w:lastRenderedPageBreak/>
         <w:t>T06. Gestión de Bitácora y Control de cambios</w:t>
       </w:r>
+      <w:bookmarkEnd w:id="83"/>
       <w:bookmarkEnd w:id="84"/>
       <w:bookmarkEnd w:id="85"/>
-      <w:bookmarkEnd w:id="86"/>
     </w:p>
     <w:p>
       <w:pPr>
         <w:pStyle w:val="Ttulo3"/>
       </w:pPr>
-      <w:bookmarkStart w:id="87" w:name="_Toc227416225"/>
-      <w:bookmarkStart w:id="88" w:name="_Toc227416509"/>
-      <w:bookmarkStart w:id="89" w:name="_Toc228343705"/>
+      <w:bookmarkStart w:id="86" w:name="_Toc227416225"/>
+      <w:bookmarkStart w:id="87" w:name="_Toc227416509"/>
+      <w:bookmarkStart w:id="88" w:name="_Toc228343705"/>
       <w:r>
         <w:t>T06a. Gestión de bitácora</w:t>
       </w:r>
+      <w:bookmarkEnd w:id="86"/>
       <w:bookmarkEnd w:id="87"/>
       <w:bookmarkEnd w:id="88"/>
-      <w:bookmarkEnd w:id="89"/>
     </w:p>
     <w:p>
       <w:pPr>
         <w:pStyle w:val="Ttulo3"/>
       </w:pPr>
-      <w:bookmarkStart w:id="90" w:name="_Toc228343706"/>
+      <w:bookmarkStart w:id="89" w:name="_Toc228343706"/>
       <w:r>
         <w:t>Objetivo</w:t>
       </w:r>
-      <w:bookmarkEnd w:id="90"/>
+      <w:bookmarkEnd w:id="89"/>
     </w:p>
     <w:p>
       <w:r>
@@ -14184,11 +13836,11 @@
       <w:pPr>
         <w:pStyle w:val="Ttulo3"/>
       </w:pPr>
-      <w:bookmarkStart w:id="91" w:name="_Toc228343707"/>
+      <w:bookmarkStart w:id="90" w:name="_Toc228343707"/>
       <w:r>
         <w:t>Descripción detallada de cómo funciona</w:t>
       </w:r>
-      <w:bookmarkEnd w:id="91"/>
+      <w:bookmarkEnd w:id="90"/>
     </w:p>
     <w:p>
       <w:r>
@@ -14230,11 +13882,11 @@
       <w:pPr>
         <w:pStyle w:val="Ttulo3"/>
       </w:pPr>
-      <w:bookmarkStart w:id="92" w:name="_Toc228343708"/>
+      <w:bookmarkStart w:id="91" w:name="_Toc228343708"/>
       <w:r>
         <w:t>Búsquedas Combinadas</w:t>
       </w:r>
-      <w:bookmarkEnd w:id="92"/>
+      <w:bookmarkEnd w:id="91"/>
     </w:p>
     <w:p>
       <w:r>
@@ -14310,7 +13962,7 @@
       <w:pPr>
         <w:pStyle w:val="Ttulo3"/>
       </w:pPr>
-      <w:bookmarkStart w:id="93" w:name="_Toc228343709"/>
+      <w:bookmarkStart w:id="92" w:name="_Toc228343709"/>
       <w:r>
         <w:rPr>
           <w:lang w:val="es-ES"/>
@@ -14318,7 +13970,7 @@
         <w:lastRenderedPageBreak/>
         <w:t>Diagrama de Casos de Uso – Bitácora</w:t>
       </w:r>
-      <w:bookmarkEnd w:id="93"/>
+      <w:bookmarkEnd w:id="92"/>
     </w:p>
     <w:p>
       <w:pPr>
@@ -14346,7 +13998,7 @@
                     </pic:cNvPicPr>
                   </pic:nvPicPr>
                   <pic:blipFill>
-                    <a:blip r:embed="rId26">
+                    <a:blip r:embed="rId28">
                       <a:extLst>
                         <a:ext uri="{28A0092B-C50C-407E-A947-70E740481C1C}">
                           <a14:useLocalDpi xmlns:a14="http://schemas.microsoft.com/office/drawing/2010/main" val="0"/>
@@ -14383,14 +14035,14 @@
       <w:pPr>
         <w:pStyle w:val="Ttulo3"/>
       </w:pPr>
-      <w:bookmarkStart w:id="94" w:name="_Toc228343710"/>
+      <w:bookmarkStart w:id="93" w:name="_Toc228343710"/>
       <w:r>
         <w:rPr>
           <w:lang w:val="es-ES"/>
         </w:rPr>
         <w:t>Diagrama de Clases – Bitácora</w:t>
       </w:r>
-      <w:bookmarkEnd w:id="94"/>
+      <w:bookmarkEnd w:id="93"/>
     </w:p>
     <w:p>
       <w:pPr>
@@ -14401,7 +14053,7 @@
           <w:noProof/>
         </w:rPr>
         <w:drawing>
-          <wp:inline distT="0" distB="0" distL="0" distR="0" wp14:anchorId="63C050F1" wp14:editId="6D7E3917">
+          <wp:inline distT="0" distB="0" distL="0" distR="0" wp14:anchorId="63C050F1" wp14:editId="260ED560">
             <wp:extent cx="5760720" cy="2706370"/>
             <wp:effectExtent l="0" t="0" r="0" b="0"/>
             <wp:docPr id="1451963989" name="Imagen 22"/>
@@ -14418,7 +14070,7 @@
                     </pic:cNvPicPr>
                   </pic:nvPicPr>
                   <pic:blipFill>
-                    <a:blip r:embed="rId27" cstate="print">
+                    <a:blip r:embed="rId29" cstate="print">
                       <a:extLst>
                         <a:ext uri="{28A0092B-C50C-407E-A947-70E740481C1C}">
                           <a14:useLocalDpi xmlns:a14="http://schemas.microsoft.com/office/drawing/2010/main" val="0"/>
@@ -14455,12 +14107,12 @@
       <w:pPr>
         <w:pStyle w:val="Ttulo3"/>
       </w:pPr>
-      <w:bookmarkStart w:id="95" w:name="_Toc228343711"/>
+      <w:bookmarkStart w:id="94" w:name="_Toc228343711"/>
       <w:r>
         <w:lastRenderedPageBreak/>
         <w:t>Diagrama de Entidad Relación – Bitácora</w:t>
       </w:r>
-      <w:bookmarkEnd w:id="95"/>
+      <w:bookmarkEnd w:id="94"/>
     </w:p>
     <w:p>
       <w:pPr>
@@ -14488,7 +14140,7 @@
                     </pic:cNvPicPr>
                   </pic:nvPicPr>
                   <pic:blipFill>
-                    <a:blip r:embed="rId28">
+                    <a:blip r:embed="rId30">
                       <a:extLst>
                         <a:ext uri="{28A0092B-C50C-407E-A947-70E740481C1C}">
                           <a14:useLocalDpi xmlns:a14="http://schemas.microsoft.com/office/drawing/2010/main" val="0"/>
@@ -14525,11 +14177,11 @@
       <w:pPr>
         <w:pStyle w:val="Ttulo3"/>
       </w:pPr>
-      <w:bookmarkStart w:id="96" w:name="_Toc228343712"/>
+      <w:bookmarkStart w:id="95" w:name="_Toc228343712"/>
       <w:r>
         <w:t>Especificación de Casos de Uso</w:t>
       </w:r>
-      <w:bookmarkEnd w:id="96"/>
+      <w:bookmarkEnd w:id="95"/>
     </w:p>
     <w:tbl>
       <w:tblPr>
@@ -14967,12 +14619,12 @@
       <w:pPr>
         <w:pStyle w:val="Ttulo3"/>
       </w:pPr>
-      <w:bookmarkStart w:id="97" w:name="_Toc228343713"/>
+      <w:bookmarkStart w:id="96" w:name="_Toc228343713"/>
       <w:r>
         <w:lastRenderedPageBreak/>
         <w:t>Diagrama de Secuencia – Ver Bitácora</w:t>
       </w:r>
-      <w:bookmarkEnd w:id="97"/>
+      <w:bookmarkEnd w:id="96"/>
     </w:p>
     <w:p>
       <w:pPr>
@@ -15000,7 +14652,7 @@
                     </pic:cNvPicPr>
                   </pic:nvPicPr>
                   <pic:blipFill>
-                    <a:blip r:embed="rId29">
+                    <a:blip r:embed="rId31">
                       <a:extLst>
                         <a:ext uri="{28A0092B-C50C-407E-A947-70E740481C1C}">
                           <a14:useLocalDpi xmlns:a14="http://schemas.microsoft.com/office/drawing/2010/main" val="0"/>
@@ -15041,11 +14693,11 @@
       <w:pPr>
         <w:pStyle w:val="Ttulo3"/>
       </w:pPr>
-      <w:bookmarkStart w:id="98" w:name="_Toc228343714"/>
+      <w:bookmarkStart w:id="97" w:name="_Toc228343714"/>
       <w:r>
         <w:t>Diagrama de Secuencia – Registro en Bitácora (Genérico)</w:t>
       </w:r>
-      <w:bookmarkEnd w:id="98"/>
+      <w:bookmarkEnd w:id="97"/>
     </w:p>
     <w:p>
       <w:pPr>
@@ -15073,7 +14725,7 @@
                     </pic:cNvPicPr>
                   </pic:nvPicPr>
                   <pic:blipFill>
-                    <a:blip r:embed="rId30">
+                    <a:blip r:embed="rId32">
                       <a:extLst>
                         <a:ext uri="{28A0092B-C50C-407E-A947-70E740481C1C}">
                           <a14:useLocalDpi xmlns:a14="http://schemas.microsoft.com/office/drawing/2010/main" val="0"/>
@@ -15110,15 +14762,15 @@
       <w:pPr>
         <w:pStyle w:val="Ttulo3"/>
       </w:pPr>
-      <w:bookmarkStart w:id="99" w:name="_Toc227416226"/>
-      <w:bookmarkStart w:id="100" w:name="_Toc227416510"/>
-      <w:bookmarkStart w:id="101" w:name="_Toc228343715"/>
+      <w:bookmarkStart w:id="98" w:name="_Toc227416226"/>
+      <w:bookmarkStart w:id="99" w:name="_Toc227416510"/>
+      <w:bookmarkStart w:id="100" w:name="_Toc228343715"/>
       <w:r>
         <w:t>T06b. Control de cambios</w:t>
       </w:r>
+      <w:bookmarkEnd w:id="98"/>
       <w:bookmarkEnd w:id="99"/>
       <w:bookmarkEnd w:id="100"/>
-      <w:bookmarkEnd w:id="101"/>
     </w:p>
     <w:p>
       <w:pPr>
@@ -16035,7 +15687,7 @@
           <w:noProof/>
         </w:rPr>
         <w:drawing>
-          <wp:inline distT="0" distB="0" distL="0" distR="0" wp14:anchorId="0C9053FA" wp14:editId="76030907">
+          <wp:inline distT="0" distB="0" distL="0" distR="0" wp14:anchorId="0C9053FA" wp14:editId="5128D20B">
             <wp:extent cx="5760720" cy="4000500"/>
             <wp:effectExtent l="0" t="0" r="0" b="0"/>
             <wp:docPr id="915382737" name="Imagen 26"/>
@@ -16052,7 +15704,7 @@
                     </pic:cNvPicPr>
                   </pic:nvPicPr>
                   <pic:blipFill>
-                    <a:blip r:embed="rId31" cstate="print">
+                    <a:blip r:embed="rId33" cstate="print">
                       <a:extLst>
                         <a:ext uri="{28A0092B-C50C-407E-A947-70E740481C1C}">
                           <a14:useLocalDpi xmlns:a14="http://schemas.microsoft.com/office/drawing/2010/main" val="0"/>
@@ -16118,7 +15770,7 @@
                     </pic:cNvPicPr>
                   </pic:nvPicPr>
                   <pic:blipFill>
-                    <a:blip r:embed="rId32">
+                    <a:blip r:embed="rId34">
                       <a:extLst>
                         <a:ext uri="{28A0092B-C50C-407E-A947-70E740481C1C}">
                           <a14:useLocalDpi xmlns:a14="http://schemas.microsoft.com/office/drawing/2010/main" val="0"/>
@@ -16169,7 +15821,7 @@
           <w:noProof/>
         </w:rPr>
         <w:drawing>
-          <wp:inline distT="0" distB="0" distL="0" distR="0" wp14:anchorId="7039C6CD" wp14:editId="395E6986">
+          <wp:inline distT="0" distB="0" distL="0" distR="0" wp14:anchorId="7039C6CD" wp14:editId="6CAA0258">
             <wp:extent cx="5760720" cy="2762885"/>
             <wp:effectExtent l="0" t="0" r="0" b="0"/>
             <wp:docPr id="98095432" name="Imagen 28"/>
@@ -16186,7 +15838,7 @@
                     </pic:cNvPicPr>
                   </pic:nvPicPr>
                   <pic:blipFill>
-                    <a:blip r:embed="rId33" cstate="print">
+                    <a:blip r:embed="rId35" cstate="print">
                       <a:extLst>
                         <a:ext uri="{28A0092B-C50C-407E-A947-70E740481C1C}">
                           <a14:useLocalDpi xmlns:a14="http://schemas.microsoft.com/office/drawing/2010/main" val="0"/>
@@ -16223,18 +15875,18 @@
       <w:pPr>
         <w:pStyle w:val="Ttulo2"/>
       </w:pPr>
-      <w:bookmarkStart w:id="102" w:name="_Toc227416227"/>
-      <w:bookmarkStart w:id="103" w:name="_Toc227416511"/>
-      <w:bookmarkStart w:id="104" w:name="_Toc228343716"/>
+      <w:bookmarkStart w:id="101" w:name="_Toc227416227"/>
+      <w:bookmarkStart w:id="102" w:name="_Toc227416511"/>
+      <w:bookmarkStart w:id="103" w:name="_Toc228343716"/>
       <w:r>
         <w:rPr>
           <w:lang w:val="es-ES"/>
         </w:rPr>
         <w:t>T07. Gestión de Backup</w:t>
       </w:r>
+      <w:bookmarkEnd w:id="101"/>
       <w:bookmarkEnd w:id="102"/>
       <w:bookmarkEnd w:id="103"/>
-      <w:bookmarkEnd w:id="104"/>
     </w:p>
     <w:p>
       <w:pPr>
@@ -17196,7 +16848,7 @@
           <w:noProof/>
         </w:rPr>
         <w:drawing>
-          <wp:inline distT="0" distB="0" distL="0" distR="0" wp14:anchorId="7371D9D5" wp14:editId="30D3688B">
+          <wp:inline distT="0" distB="0" distL="0" distR="0" wp14:anchorId="7371D9D5" wp14:editId="45BC8794">
             <wp:extent cx="5760720" cy="3289300"/>
             <wp:effectExtent l="0" t="0" r="0" b="6350"/>
             <wp:docPr id="1935190073" name="Imagen 29"/>
@@ -17213,7 +16865,7 @@
                     </pic:cNvPicPr>
                   </pic:nvPicPr>
                   <pic:blipFill>
-                    <a:blip r:embed="rId34" cstate="print">
+                    <a:blip r:embed="rId36" cstate="print">
                       <a:extLst>
                         <a:ext uri="{28A0092B-C50C-407E-A947-70E740481C1C}">
                           <a14:useLocalDpi xmlns:a14="http://schemas.microsoft.com/office/drawing/2010/main" val="0"/>
@@ -17264,7 +16916,7 @@
           <w:noProof/>
         </w:rPr>
         <w:drawing>
-          <wp:inline distT="0" distB="0" distL="0" distR="0" wp14:anchorId="03F44CD0" wp14:editId="04439C64">
+          <wp:inline distT="0" distB="0" distL="0" distR="0" wp14:anchorId="03F44CD0" wp14:editId="2788CA10">
             <wp:extent cx="5760720" cy="4479290"/>
             <wp:effectExtent l="0" t="0" r="0" b="0"/>
             <wp:docPr id="1539221299" name="Imagen 30"/>
@@ -17281,7 +16933,7 @@
                     </pic:cNvPicPr>
                   </pic:nvPicPr>
                   <pic:blipFill>
-                    <a:blip r:embed="rId35" cstate="print">
+                    <a:blip r:embed="rId37" cstate="print">
                       <a:extLst>
                         <a:ext uri="{28A0092B-C50C-407E-A947-70E740481C1C}">
                           <a14:useLocalDpi xmlns:a14="http://schemas.microsoft.com/office/drawing/2010/main" val="0"/>
@@ -17319,15 +16971,15 @@
       <w:pPr>
         <w:pStyle w:val="Ttulo2"/>
       </w:pPr>
-      <w:bookmarkStart w:id="105" w:name="_Toc227416228"/>
-      <w:bookmarkStart w:id="106" w:name="_Toc227416512"/>
-      <w:bookmarkStart w:id="107" w:name="_Toc228343717"/>
+      <w:bookmarkStart w:id="104" w:name="_Toc227416228"/>
+      <w:bookmarkStart w:id="105" w:name="_Toc227416512"/>
+      <w:bookmarkStart w:id="106" w:name="_Toc228343717"/>
       <w:r>
         <w:t>T08. Gestión de Dígitos Verificadores</w:t>
       </w:r>
+      <w:bookmarkEnd w:id="104"/>
       <w:bookmarkEnd w:id="105"/>
       <w:bookmarkEnd w:id="106"/>
-      <w:bookmarkEnd w:id="107"/>
     </w:p>
     <w:p>
       <w:pPr>
@@ -17865,7 +17517,7 @@
                     </pic:cNvPicPr>
                   </pic:nvPicPr>
                   <pic:blipFill>
-                    <a:blip r:embed="rId36">
+                    <a:blip r:embed="rId38">
                       <a:extLst>
                         <a:ext uri="{28A0092B-C50C-407E-A947-70E740481C1C}">
                           <a14:useLocalDpi xmlns:a14="http://schemas.microsoft.com/office/drawing/2010/main" val="0"/>
@@ -17931,7 +17583,7 @@
                     </pic:cNvPicPr>
                   </pic:nvPicPr>
                   <pic:blipFill>
-                    <a:blip r:embed="rId37">
+                    <a:blip r:embed="rId39">
                       <a:extLst>
                         <a:ext uri="{28A0092B-C50C-407E-A947-70E740481C1C}">
                           <a14:useLocalDpi xmlns:a14="http://schemas.microsoft.com/office/drawing/2010/main" val="0"/>
@@ -17998,7 +17650,7 @@
                     </pic:cNvPicPr>
                   </pic:nvPicPr>
                   <pic:blipFill>
-                    <a:blip r:embed="rId38">
+                    <a:blip r:embed="rId40">
                       <a:extLst>
                         <a:ext uri="{28A0092B-C50C-407E-A947-70E740481C1C}">
                           <a14:useLocalDpi xmlns:a14="http://schemas.microsoft.com/office/drawing/2010/main" val="0"/>
@@ -18036,99 +17688,99 @@
       <w:pPr>
         <w:pStyle w:val="Ttulo1"/>
       </w:pPr>
-      <w:bookmarkStart w:id="108" w:name="_Toc227416229"/>
-      <w:bookmarkStart w:id="109" w:name="_Toc227416513"/>
-      <w:bookmarkStart w:id="110" w:name="_Toc228343718"/>
+      <w:bookmarkStart w:id="107" w:name="_Toc227416229"/>
+      <w:bookmarkStart w:id="108" w:name="_Toc227416513"/>
+      <w:bookmarkStart w:id="109" w:name="_Toc228343718"/>
       <w:r>
         <w:t>A00. Características y funcionalidades adicionales</w:t>
       </w:r>
+      <w:bookmarkEnd w:id="107"/>
       <w:bookmarkEnd w:id="108"/>
       <w:bookmarkEnd w:id="109"/>
-      <w:bookmarkEnd w:id="110"/>
     </w:p>
     <w:p>
       <w:pPr>
         <w:pStyle w:val="Ttulo2"/>
       </w:pPr>
-      <w:bookmarkStart w:id="111" w:name="_Toc227416230"/>
-      <w:bookmarkStart w:id="112" w:name="_Toc227416514"/>
-      <w:bookmarkStart w:id="113" w:name="_Toc228343719"/>
+      <w:bookmarkStart w:id="110" w:name="_Toc227416230"/>
+      <w:bookmarkStart w:id="111" w:name="_Toc227416514"/>
+      <w:bookmarkStart w:id="112" w:name="_Toc228343719"/>
       <w:r>
         <w:t>A01. Instalador</w:t>
       </w:r>
+      <w:bookmarkEnd w:id="110"/>
       <w:bookmarkEnd w:id="111"/>
       <w:bookmarkEnd w:id="112"/>
-      <w:bookmarkEnd w:id="113"/>
     </w:p>
     <w:p>
       <w:pPr>
         <w:pStyle w:val="Ttulo2"/>
       </w:pPr>
-      <w:bookmarkStart w:id="114" w:name="_Toc227416231"/>
-      <w:bookmarkStart w:id="115" w:name="_Toc227416515"/>
-      <w:bookmarkStart w:id="116" w:name="_Toc228343720"/>
+      <w:bookmarkStart w:id="113" w:name="_Toc227416231"/>
+      <w:bookmarkStart w:id="114" w:name="_Toc227416515"/>
+      <w:bookmarkStart w:id="115" w:name="_Toc228343720"/>
       <w:r>
         <w:t>A02. Informe y exportación en PDF</w:t>
       </w:r>
+      <w:bookmarkEnd w:id="113"/>
       <w:bookmarkEnd w:id="114"/>
       <w:bookmarkEnd w:id="115"/>
-      <w:bookmarkEnd w:id="116"/>
     </w:p>
     <w:p>
       <w:pPr>
         <w:pStyle w:val="Ttulo2"/>
       </w:pPr>
-      <w:bookmarkStart w:id="117" w:name="_Toc227416232"/>
-      <w:bookmarkStart w:id="118" w:name="_Toc227416516"/>
-      <w:bookmarkStart w:id="119" w:name="_Toc228343721"/>
+      <w:bookmarkStart w:id="116" w:name="_Toc227416232"/>
+      <w:bookmarkStart w:id="117" w:name="_Toc227416516"/>
+      <w:bookmarkStart w:id="118" w:name="_Toc228343721"/>
       <w:r>
         <w:t>A03. Serialización</w:t>
       </w:r>
+      <w:bookmarkEnd w:id="116"/>
       <w:bookmarkEnd w:id="117"/>
       <w:bookmarkEnd w:id="118"/>
-      <w:bookmarkEnd w:id="119"/>
     </w:p>
     <w:p>
       <w:pPr>
         <w:pStyle w:val="Ttulo1"/>
       </w:pPr>
-      <w:bookmarkStart w:id="120" w:name="_Toc227416233"/>
-      <w:bookmarkStart w:id="121" w:name="_Toc227416517"/>
-      <w:bookmarkStart w:id="122" w:name="_Toc228343722"/>
+      <w:bookmarkStart w:id="119" w:name="_Toc227416233"/>
+      <w:bookmarkStart w:id="120" w:name="_Toc227416517"/>
+      <w:bookmarkStart w:id="121" w:name="_Toc228343722"/>
       <w:r>
         <w:t>D00. Documentación Adicional</w:t>
       </w:r>
+      <w:bookmarkEnd w:id="119"/>
       <w:bookmarkEnd w:id="120"/>
       <w:bookmarkEnd w:id="121"/>
-      <w:bookmarkEnd w:id="122"/>
     </w:p>
     <w:p>
       <w:pPr>
         <w:pStyle w:val="Ttulo2"/>
       </w:pPr>
-      <w:bookmarkStart w:id="123" w:name="_Toc227416234"/>
-      <w:bookmarkStart w:id="124" w:name="_Toc227416518"/>
-      <w:bookmarkStart w:id="125" w:name="_Toc228343723"/>
+      <w:bookmarkStart w:id="122" w:name="_Toc227416234"/>
+      <w:bookmarkStart w:id="123" w:name="_Toc227416518"/>
+      <w:bookmarkStart w:id="124" w:name="_Toc228343723"/>
       <w:r>
         <w:t>D01. Manual de Instalación</w:t>
       </w:r>
+      <w:bookmarkEnd w:id="122"/>
       <w:bookmarkEnd w:id="123"/>
       <w:bookmarkEnd w:id="124"/>
-      <w:bookmarkEnd w:id="125"/>
     </w:p>
     <w:p>
       <w:pPr>
         <w:pStyle w:val="Ttulo2"/>
       </w:pPr>
-      <w:bookmarkStart w:id="126" w:name="_Toc227416235"/>
-      <w:bookmarkStart w:id="127" w:name="_Toc227416519"/>
-      <w:bookmarkStart w:id="128" w:name="_Toc228343724"/>
+      <w:bookmarkStart w:id="125" w:name="_Toc227416235"/>
+      <w:bookmarkStart w:id="126" w:name="_Toc227416519"/>
+      <w:bookmarkStart w:id="127" w:name="_Toc228343724"/>
       <w:r>
         <w:t>D02. Ayuda en línea</w:t>
       </w:r>
+      <w:bookmarkEnd w:id="125"/>
       <w:bookmarkEnd w:id="126"/>
       <w:bookmarkEnd w:id="127"/>
-      <w:bookmarkEnd w:id="128"/>
     </w:p>
     <w:p>
       <w:pPr>
@@ -18137,18 +17789,18 @@
           <w:lang w:val="es-ES"/>
         </w:rPr>
       </w:pPr>
-      <w:bookmarkStart w:id="129" w:name="_Toc227416236"/>
-      <w:bookmarkStart w:id="130" w:name="_Toc227416520"/>
-      <w:bookmarkStart w:id="131" w:name="_Toc228343725"/>
+      <w:bookmarkStart w:id="128" w:name="_Toc227416236"/>
+      <w:bookmarkStart w:id="129" w:name="_Toc227416520"/>
+      <w:bookmarkStart w:id="130" w:name="_Toc228343725"/>
       <w:r>
         <w:t>D03. Material de apoyo al usuario final</w:t>
       </w:r>
+      <w:bookmarkEnd w:id="128"/>
       <w:bookmarkEnd w:id="129"/>
       <w:bookmarkEnd w:id="130"/>
-      <w:bookmarkEnd w:id="131"/>
     </w:p>
     <w:sectPr>
-      <w:headerReference w:type="default" r:id="rId39"/>
+      <w:headerReference w:type="default" r:id="rId41"/>
       <w:type w:val="continuous"/>
       <w:pgSz w:w="11907" w:h="16840" w:code="9"/>
       <w:pgMar w:top="2268" w:right="1134" w:bottom="851" w:left="1701" w:header="284" w:footer="284" w:gutter="0"/>

--- a/Documentacion/Carpeta_Proyecto_Stach.docx
+++ b/Documentacion/Carpeta_Proyecto_Stach.docx
@@ -631,6 +631,7 @@
           <w:kern w:val="2"/>
           <w:sz w:val="24"/>
           <w:szCs w:val="24"/>
+          <w:lang w:val="es-AR" w:eastAsia="es-AR"/>
           <w14:ligatures w14:val="standardContextual"/>
         </w:rPr>
       </w:pPr>
@@ -661,7 +662,7 @@
         </w:rPr>
         <w:fldChar w:fldCharType="separate"/>
       </w:r>
-      <w:hyperlink w:anchor="_Toc228343657" w:history="1">
+      <w:hyperlink w:anchor="_Toc233886142" w:history="1">
         <w:r>
           <w:rPr>
             <w:rStyle w:val="Hipervnculo"/>
@@ -688,7 +689,7 @@
             <w:noProof/>
             <w:webHidden/>
           </w:rPr>
-          <w:instrText xml:space="preserve"> PAGEREF _Toc228343657 \h </w:instrText>
+          <w:instrText xml:space="preserve"> PAGEREF _Toc233886142 \h </w:instrText>
         </w:r>
         <w:r>
           <w:rPr>
@@ -708,7 +709,7 @@
             <w:noProof/>
             <w:webHidden/>
           </w:rPr>
-          <w:t>4</w:t>
+          <w:t>5</w:t>
         </w:r>
         <w:r>
           <w:rPr>
@@ -733,10 +734,11 @@
           <w:kern w:val="2"/>
           <w:sz w:val="24"/>
           <w:szCs w:val="24"/>
+          <w:lang w:val="es-AR" w:eastAsia="es-AR"/>
           <w14:ligatures w14:val="standardContextual"/>
         </w:rPr>
       </w:pPr>
-      <w:hyperlink w:anchor="_Toc228343658" w:history="1">
+      <w:hyperlink w:anchor="_Toc233886143" w:history="1">
         <w:r>
           <w:rPr>
             <w:rStyle w:val="Hipervnculo"/>
@@ -763,7 +765,7 @@
             <w:noProof/>
             <w:webHidden/>
           </w:rPr>
-          <w:instrText xml:space="preserve"> PAGEREF _Toc228343658 \h </w:instrText>
+          <w:instrText xml:space="preserve"> PAGEREF _Toc233886143 \h </w:instrText>
         </w:r>
         <w:r>
           <w:rPr>
@@ -783,7 +785,7 @@
             <w:noProof/>
             <w:webHidden/>
           </w:rPr>
-          <w:t>5</w:t>
+          <w:t>6</w:t>
         </w:r>
         <w:r>
           <w:rPr>
@@ -807,10 +809,11 @@
           <w:kern w:val="2"/>
           <w:sz w:val="24"/>
           <w:szCs w:val="24"/>
+          <w:lang w:val="es-AR" w:eastAsia="es-AR"/>
           <w14:ligatures w14:val="standardContextual"/>
         </w:rPr>
       </w:pPr>
-      <w:hyperlink w:anchor="_Toc228343659" w:history="1">
+      <w:hyperlink w:anchor="_Toc233886144" w:history="1">
         <w:r>
           <w:rPr>
             <w:rStyle w:val="Hipervnculo"/>
@@ -837,7 +840,7 @@
             <w:noProof/>
             <w:webHidden/>
           </w:rPr>
-          <w:instrText xml:space="preserve"> PAGEREF _Toc228343659 \h </w:instrText>
+          <w:instrText xml:space="preserve"> PAGEREF _Toc233886144 \h </w:instrText>
         </w:r>
         <w:r>
           <w:rPr>
@@ -857,7 +860,7 @@
             <w:noProof/>
             <w:webHidden/>
           </w:rPr>
-          <w:t>5</w:t>
+          <w:t>6</w:t>
         </w:r>
         <w:r>
           <w:rPr>
@@ -881,10 +884,11 @@
           <w:kern w:val="2"/>
           <w:sz w:val="24"/>
           <w:szCs w:val="24"/>
+          <w:lang w:val="es-AR" w:eastAsia="es-AR"/>
           <w14:ligatures w14:val="standardContextual"/>
         </w:rPr>
       </w:pPr>
-      <w:hyperlink w:anchor="_Toc228343660" w:history="1">
+      <w:hyperlink w:anchor="_Toc233886145" w:history="1">
         <w:r>
           <w:rPr>
             <w:rStyle w:val="Hipervnculo"/>
@@ -911,7 +915,7 @@
             <w:noProof/>
             <w:webHidden/>
           </w:rPr>
-          <w:instrText xml:space="preserve"> PAGEREF _Toc228343660 \h </w:instrText>
+          <w:instrText xml:space="preserve"> PAGEREF _Toc233886145 \h </w:instrText>
         </w:r>
         <w:r>
           <w:rPr>
@@ -931,80 +935,7 @@
             <w:noProof/>
             <w:webHidden/>
           </w:rPr>
-          <w:t>5</w:t>
-        </w:r>
-        <w:r>
-          <w:rPr>
-            <w:noProof/>
-            <w:webHidden/>
-          </w:rPr>
-          <w:fldChar w:fldCharType="end"/>
-        </w:r>
-      </w:hyperlink>
-    </w:p>
-    <w:p>
-      <w:pPr>
-        <w:pStyle w:val="TDC3"/>
-        <w:tabs>
-          <w:tab w:val="right" w:leader="dot" w:pos="9062"/>
-        </w:tabs>
-        <w:rPr>
-          <w:rFonts w:asciiTheme="minorHAnsi" w:eastAsiaTheme="minorEastAsia" w:hAnsiTheme="minorHAnsi" w:cstheme="minorBidi"/>
-          <w:noProof/>
-          <w:color w:val="auto"/>
-          <w:kern w:val="2"/>
-          <w:szCs w:val="24"/>
-          <w14:ligatures w14:val="standardContextual"/>
-        </w:rPr>
-      </w:pPr>
-      <w:hyperlink w:anchor="_Toc228343661" w:history="1">
-        <w:r>
-          <w:rPr>
-            <w:rStyle w:val="Hipervnculo"/>
-            <w:noProof/>
-          </w:rPr>
-          <w:t>Gestiones incluidas en el alcance:</w:t>
-        </w:r>
-        <w:r>
-          <w:rPr>
-            <w:noProof/>
-            <w:webHidden/>
-          </w:rPr>
-          <w:tab/>
-        </w:r>
-        <w:r>
-          <w:rPr>
-            <w:noProof/>
-            <w:webHidden/>
-          </w:rPr>
-          <w:fldChar w:fldCharType="begin"/>
-        </w:r>
-        <w:r>
-          <w:rPr>
-            <w:noProof/>
-            <w:webHidden/>
-          </w:rPr>
-          <w:instrText xml:space="preserve"> PAGEREF _Toc228343661 \h </w:instrText>
-        </w:r>
-        <w:r>
-          <w:rPr>
-            <w:noProof/>
-            <w:webHidden/>
-          </w:rPr>
-        </w:r>
-        <w:r>
-          <w:rPr>
-            <w:noProof/>
-            <w:webHidden/>
-          </w:rPr>
-          <w:fldChar w:fldCharType="separate"/>
-        </w:r>
-        <w:r>
-          <w:rPr>
-            <w:noProof/>
-            <w:webHidden/>
-          </w:rPr>
-          <w:t>5</w:t>
+          <w:t>6</w:t>
         </w:r>
         <w:r>
           <w:rPr>
@@ -1028,10 +959,11 @@
           <w:kern w:val="2"/>
           <w:sz w:val="24"/>
           <w:szCs w:val="24"/>
+          <w:lang w:val="es-AR" w:eastAsia="es-AR"/>
           <w14:ligatures w14:val="standardContextual"/>
         </w:rPr>
       </w:pPr>
-      <w:hyperlink w:anchor="_Toc228343662" w:history="1">
+      <w:hyperlink w:anchor="_Toc233886146" w:history="1">
         <w:r>
           <w:rPr>
             <w:rStyle w:val="Hipervnculo"/>
@@ -1058,7 +990,7 @@
             <w:noProof/>
             <w:webHidden/>
           </w:rPr>
-          <w:instrText xml:space="preserve"> PAGEREF _Toc228343662 \h </w:instrText>
+          <w:instrText xml:space="preserve"> PAGEREF _Toc233886146 \h </w:instrText>
         </w:r>
         <w:r>
           <w:rPr>
@@ -1078,7 +1010,7 @@
             <w:noProof/>
             <w:webHidden/>
           </w:rPr>
-          <w:t>5</w:t>
+          <w:t>6</w:t>
         </w:r>
         <w:r>
           <w:rPr>
@@ -1101,10 +1033,11 @@
           <w:color w:val="auto"/>
           <w:kern w:val="2"/>
           <w:szCs w:val="24"/>
+          <w:lang w:val="es-AR" w:eastAsia="es-AR"/>
           <w14:ligatures w14:val="standardContextual"/>
         </w:rPr>
       </w:pPr>
-      <w:hyperlink w:anchor="_Toc228343663" w:history="1">
+      <w:hyperlink w:anchor="_Toc233886147" w:history="1">
         <w:r>
           <w:rPr>
             <w:rStyle w:val="Hipervnculo"/>
@@ -1131,7 +1064,7 @@
             <w:noProof/>
             <w:webHidden/>
           </w:rPr>
-          <w:instrText xml:space="preserve"> PAGEREF _Toc228343663 \h </w:instrText>
+          <w:instrText xml:space="preserve"> PAGEREF _Toc233886147 \h </w:instrText>
         </w:r>
         <w:r>
           <w:rPr>
@@ -1151,7 +1084,7 @@
             <w:noProof/>
             <w:webHidden/>
           </w:rPr>
-          <w:t>5</w:t>
+          <w:t>6</w:t>
         </w:r>
         <w:r>
           <w:rPr>
@@ -1174,10 +1107,11 @@
           <w:color w:val="auto"/>
           <w:kern w:val="2"/>
           <w:szCs w:val="24"/>
+          <w:lang w:val="es-AR" w:eastAsia="es-AR"/>
           <w14:ligatures w14:val="standardContextual"/>
         </w:rPr>
       </w:pPr>
-      <w:hyperlink w:anchor="_Toc228343664" w:history="1">
+      <w:hyperlink w:anchor="_Toc233886148" w:history="1">
         <w:r>
           <w:rPr>
             <w:rStyle w:val="Hipervnculo"/>
@@ -1204,7 +1138,7 @@
             <w:noProof/>
             <w:webHidden/>
           </w:rPr>
-          <w:instrText xml:space="preserve"> PAGEREF _Toc228343664 \h </w:instrText>
+          <w:instrText xml:space="preserve"> PAGEREF _Toc233886148 \h </w:instrText>
         </w:r>
         <w:r>
           <w:rPr>
@@ -1224,7 +1158,7 @@
             <w:noProof/>
             <w:webHidden/>
           </w:rPr>
-          <w:t>5</w:t>
+          <w:t>6</w:t>
         </w:r>
         <w:r>
           <w:rPr>
@@ -1247,10 +1181,11 @@
           <w:color w:val="auto"/>
           <w:kern w:val="2"/>
           <w:szCs w:val="24"/>
+          <w:lang w:val="es-AR" w:eastAsia="es-AR"/>
           <w14:ligatures w14:val="standardContextual"/>
         </w:rPr>
       </w:pPr>
-      <w:hyperlink w:anchor="_Toc228343665" w:history="1">
+      <w:hyperlink w:anchor="_Toc233886149" w:history="1">
         <w:r>
           <w:rPr>
             <w:rStyle w:val="Hipervnculo"/>
@@ -1277,7 +1212,7 @@
             <w:noProof/>
             <w:webHidden/>
           </w:rPr>
-          <w:instrText xml:space="preserve"> PAGEREF _Toc228343665 \h </w:instrText>
+          <w:instrText xml:space="preserve"> PAGEREF _Toc233886149 \h </w:instrText>
         </w:r>
         <w:r>
           <w:rPr>
@@ -1297,7 +1232,7 @@
             <w:noProof/>
             <w:webHidden/>
           </w:rPr>
-          <w:t>5</w:t>
+          <w:t>6</w:t>
         </w:r>
         <w:r>
           <w:rPr>
@@ -1321,10 +1256,11 @@
           <w:kern w:val="2"/>
           <w:sz w:val="24"/>
           <w:szCs w:val="24"/>
+          <w:lang w:val="es-AR" w:eastAsia="es-AR"/>
           <w14:ligatures w14:val="standardContextual"/>
         </w:rPr>
       </w:pPr>
-      <w:hyperlink w:anchor="_Toc228343666" w:history="1">
+      <w:hyperlink w:anchor="_Toc233886150" w:history="1">
         <w:r>
           <w:rPr>
             <w:rStyle w:val="Hipervnculo"/>
@@ -1351,7 +1287,7 @@
             <w:noProof/>
             <w:webHidden/>
           </w:rPr>
-          <w:instrText xml:space="preserve"> PAGEREF _Toc228343666 \h </w:instrText>
+          <w:instrText xml:space="preserve"> PAGEREF _Toc233886150 \h </w:instrText>
         </w:r>
         <w:r>
           <w:rPr>
@@ -1371,7 +1307,7 @@
             <w:noProof/>
             <w:webHidden/>
           </w:rPr>
-          <w:t>5</w:t>
+          <w:t>6</w:t>
         </w:r>
         <w:r>
           <w:rPr>
@@ -1394,10 +1330,11 @@
           <w:color w:val="auto"/>
           <w:kern w:val="2"/>
           <w:szCs w:val="24"/>
+          <w:lang w:val="es-AR" w:eastAsia="es-AR"/>
           <w14:ligatures w14:val="standardContextual"/>
         </w:rPr>
       </w:pPr>
-      <w:hyperlink w:anchor="_Toc228343667" w:history="1">
+      <w:hyperlink w:anchor="_Toc233886151" w:history="1">
         <w:r>
           <w:rPr>
             <w:rStyle w:val="Hipervnculo"/>
@@ -1424,7 +1361,7 @@
             <w:noProof/>
             <w:webHidden/>
           </w:rPr>
-          <w:instrText xml:space="preserve"> PAGEREF _Toc228343667 \h </w:instrText>
+          <w:instrText xml:space="preserve"> PAGEREF _Toc233886151 \h </w:instrText>
         </w:r>
         <w:r>
           <w:rPr>
@@ -1444,7 +1381,7 @@
             <w:noProof/>
             <w:webHidden/>
           </w:rPr>
-          <w:t>5</w:t>
+          <w:t>6</w:t>
         </w:r>
         <w:r>
           <w:rPr>
@@ -1467,10 +1404,11 @@
           <w:color w:val="auto"/>
           <w:kern w:val="2"/>
           <w:szCs w:val="24"/>
+          <w:lang w:val="es-AR" w:eastAsia="es-AR"/>
           <w14:ligatures w14:val="standardContextual"/>
         </w:rPr>
       </w:pPr>
-      <w:hyperlink w:anchor="_Toc228343668" w:history="1">
+      <w:hyperlink w:anchor="_Toc233886152" w:history="1">
         <w:r>
           <w:rPr>
             <w:rStyle w:val="Hipervnculo"/>
@@ -1497,7 +1435,7 @@
             <w:noProof/>
             <w:webHidden/>
           </w:rPr>
-          <w:instrText xml:space="preserve"> PAGEREF _Toc228343668 \h </w:instrText>
+          <w:instrText xml:space="preserve"> PAGEREF _Toc233886152 \h </w:instrText>
         </w:r>
         <w:r>
           <w:rPr>
@@ -1517,7 +1455,7 @@
             <w:noProof/>
             <w:webHidden/>
           </w:rPr>
-          <w:t>5</w:t>
+          <w:t>6</w:t>
         </w:r>
         <w:r>
           <w:rPr>
@@ -1541,10 +1479,11 @@
           <w:kern w:val="2"/>
           <w:sz w:val="24"/>
           <w:szCs w:val="24"/>
+          <w:lang w:val="es-AR" w:eastAsia="es-AR"/>
           <w14:ligatures w14:val="standardContextual"/>
         </w:rPr>
       </w:pPr>
-      <w:hyperlink w:anchor="_Toc228343669" w:history="1">
+      <w:hyperlink w:anchor="_Toc233886153" w:history="1">
         <w:r>
           <w:rPr>
             <w:rStyle w:val="Hipervnculo"/>
@@ -1571,7 +1510,7 @@
             <w:noProof/>
             <w:webHidden/>
           </w:rPr>
-          <w:instrText xml:space="preserve"> PAGEREF _Toc228343669 \h </w:instrText>
+          <w:instrText xml:space="preserve"> PAGEREF _Toc233886153 \h </w:instrText>
         </w:r>
         <w:r>
           <w:rPr>
@@ -1591,7 +1530,7 @@
             <w:noProof/>
             <w:webHidden/>
           </w:rPr>
-          <w:t>5</w:t>
+          <w:t>6</w:t>
         </w:r>
         <w:r>
           <w:rPr>
@@ -1614,10 +1553,11 @@
           <w:color w:val="auto"/>
           <w:kern w:val="2"/>
           <w:szCs w:val="24"/>
+          <w:lang w:val="es-AR" w:eastAsia="es-AR"/>
           <w14:ligatures w14:val="standardContextual"/>
         </w:rPr>
       </w:pPr>
-      <w:hyperlink w:anchor="_Toc228343670" w:history="1">
+      <w:hyperlink w:anchor="_Toc233886154" w:history="1">
         <w:r>
           <w:rPr>
             <w:rStyle w:val="Hipervnculo"/>
@@ -1644,7 +1584,7 @@
             <w:noProof/>
             <w:webHidden/>
           </w:rPr>
-          <w:instrText xml:space="preserve"> PAGEREF _Toc228343670 \h </w:instrText>
+          <w:instrText xml:space="preserve"> PAGEREF _Toc233886154 \h </w:instrText>
         </w:r>
         <w:r>
           <w:rPr>
@@ -1664,7 +1604,7 @@
             <w:noProof/>
             <w:webHidden/>
           </w:rPr>
-          <w:t>5</w:t>
+          <w:t>6</w:t>
         </w:r>
         <w:r>
           <w:rPr>
@@ -1687,10 +1627,11 @@
           <w:color w:val="auto"/>
           <w:kern w:val="2"/>
           <w:szCs w:val="24"/>
+          <w:lang w:val="es-AR" w:eastAsia="es-AR"/>
           <w14:ligatures w14:val="standardContextual"/>
         </w:rPr>
       </w:pPr>
-      <w:hyperlink w:anchor="_Toc228343671" w:history="1">
+      <w:hyperlink w:anchor="_Toc233886155" w:history="1">
         <w:r>
           <w:rPr>
             <w:rStyle w:val="Hipervnculo"/>
@@ -1717,7 +1658,7 @@
             <w:noProof/>
             <w:webHidden/>
           </w:rPr>
-          <w:instrText xml:space="preserve"> PAGEREF _Toc228343671 \h </w:instrText>
+          <w:instrText xml:space="preserve"> PAGEREF _Toc233886155 \h </w:instrText>
         </w:r>
         <w:r>
           <w:rPr>
@@ -1737,7 +1678,7 @@
             <w:noProof/>
             <w:webHidden/>
           </w:rPr>
-          <w:t>5</w:t>
+          <w:t>6</w:t>
         </w:r>
         <w:r>
           <w:rPr>
@@ -1761,10 +1702,11 @@
           <w:kern w:val="2"/>
           <w:sz w:val="24"/>
           <w:szCs w:val="24"/>
+          <w:lang w:val="es-AR" w:eastAsia="es-AR"/>
           <w14:ligatures w14:val="standardContextual"/>
         </w:rPr>
       </w:pPr>
-      <w:hyperlink w:anchor="_Toc228343672" w:history="1">
+      <w:hyperlink w:anchor="_Toc233886156" w:history="1">
         <w:r>
           <w:rPr>
             <w:rStyle w:val="Hipervnculo"/>
@@ -1791,7 +1733,7 @@
             <w:noProof/>
             <w:webHidden/>
           </w:rPr>
-          <w:instrText xml:space="preserve"> PAGEREF _Toc228343672 \h </w:instrText>
+          <w:instrText xml:space="preserve"> PAGEREF _Toc233886156 \h </w:instrText>
         </w:r>
         <w:r>
           <w:rPr>
@@ -1811,7 +1753,7 @@
             <w:noProof/>
             <w:webHidden/>
           </w:rPr>
-          <w:t>5</w:t>
+          <w:t>7</w:t>
         </w:r>
         <w:r>
           <w:rPr>
@@ -1835,15 +1777,541 @@
           <w:kern w:val="2"/>
           <w:sz w:val="24"/>
           <w:szCs w:val="24"/>
+          <w:lang w:val="es-AR" w:eastAsia="es-AR"/>
           <w14:ligatures w14:val="standardContextual"/>
         </w:rPr>
       </w:pPr>
-      <w:hyperlink w:anchor="_Toc228343673" w:history="1">
+      <w:hyperlink w:anchor="_Toc233886157" w:history="1">
         <w:r>
           <w:rPr>
             <w:rStyle w:val="Hipervnculo"/>
             <w:noProof/>
           </w:rPr>
+          <w:t>G06.1 Diagrama de clases – BE</w:t>
+        </w:r>
+        <w:r>
+          <w:rPr>
+            <w:noProof/>
+            <w:webHidden/>
+          </w:rPr>
+          <w:tab/>
+        </w:r>
+        <w:r>
+          <w:rPr>
+            <w:noProof/>
+            <w:webHidden/>
+          </w:rPr>
+          <w:fldChar w:fldCharType="begin"/>
+        </w:r>
+        <w:r>
+          <w:rPr>
+            <w:noProof/>
+            <w:webHidden/>
+          </w:rPr>
+          <w:instrText xml:space="preserve"> PAGEREF _Toc233886157 \h </w:instrText>
+        </w:r>
+        <w:r>
+          <w:rPr>
+            <w:noProof/>
+            <w:webHidden/>
+          </w:rPr>
+        </w:r>
+        <w:r>
+          <w:rPr>
+            <w:noProof/>
+            <w:webHidden/>
+          </w:rPr>
+          <w:fldChar w:fldCharType="separate"/>
+        </w:r>
+        <w:r>
+          <w:rPr>
+            <w:noProof/>
+            <w:webHidden/>
+          </w:rPr>
+          <w:t>7</w:t>
+        </w:r>
+        <w:r>
+          <w:rPr>
+            <w:noProof/>
+            <w:webHidden/>
+          </w:rPr>
+          <w:fldChar w:fldCharType="end"/>
+        </w:r>
+      </w:hyperlink>
+    </w:p>
+    <w:p>
+      <w:pPr>
+        <w:pStyle w:val="TDC2"/>
+        <w:tabs>
+          <w:tab w:val="right" w:leader="dot" w:pos="9062"/>
+        </w:tabs>
+        <w:rPr>
+          <w:rFonts w:asciiTheme="minorHAnsi" w:eastAsiaTheme="minorEastAsia" w:hAnsiTheme="minorHAnsi" w:cstheme="minorBidi"/>
+          <w:noProof/>
+          <w:color w:val="auto"/>
+          <w:kern w:val="2"/>
+          <w:sz w:val="24"/>
+          <w:szCs w:val="24"/>
+          <w:lang w:val="es-AR" w:eastAsia="es-AR"/>
+          <w14:ligatures w14:val="standardContextual"/>
+        </w:rPr>
+      </w:pPr>
+      <w:hyperlink w:anchor="_Toc233886158" w:history="1">
+        <w:r>
+          <w:rPr>
+            <w:rStyle w:val="Hipervnculo"/>
+            <w:noProof/>
+          </w:rPr>
+          <w:t>G06.2 Diagrama de clases – Abstracciones</w:t>
+        </w:r>
+        <w:r>
+          <w:rPr>
+            <w:noProof/>
+            <w:webHidden/>
+          </w:rPr>
+          <w:tab/>
+        </w:r>
+        <w:r>
+          <w:rPr>
+            <w:noProof/>
+            <w:webHidden/>
+          </w:rPr>
+          <w:fldChar w:fldCharType="begin"/>
+        </w:r>
+        <w:r>
+          <w:rPr>
+            <w:noProof/>
+            <w:webHidden/>
+          </w:rPr>
+          <w:instrText xml:space="preserve"> PAGEREF _Toc233886158 \h </w:instrText>
+        </w:r>
+        <w:r>
+          <w:rPr>
+            <w:noProof/>
+            <w:webHidden/>
+          </w:rPr>
+        </w:r>
+        <w:r>
+          <w:rPr>
+            <w:noProof/>
+            <w:webHidden/>
+          </w:rPr>
+          <w:fldChar w:fldCharType="separate"/>
+        </w:r>
+        <w:r>
+          <w:rPr>
+            <w:noProof/>
+            <w:webHidden/>
+          </w:rPr>
+          <w:t>8</w:t>
+        </w:r>
+        <w:r>
+          <w:rPr>
+            <w:noProof/>
+            <w:webHidden/>
+          </w:rPr>
+          <w:fldChar w:fldCharType="end"/>
+        </w:r>
+      </w:hyperlink>
+    </w:p>
+    <w:p>
+      <w:pPr>
+        <w:pStyle w:val="TDC2"/>
+        <w:tabs>
+          <w:tab w:val="right" w:leader="dot" w:pos="9062"/>
+        </w:tabs>
+        <w:rPr>
+          <w:rFonts w:asciiTheme="minorHAnsi" w:eastAsiaTheme="minorEastAsia" w:hAnsiTheme="minorHAnsi" w:cstheme="minorBidi"/>
+          <w:noProof/>
+          <w:color w:val="auto"/>
+          <w:kern w:val="2"/>
+          <w:sz w:val="24"/>
+          <w:szCs w:val="24"/>
+          <w:lang w:val="es-AR" w:eastAsia="es-AR"/>
+          <w14:ligatures w14:val="standardContextual"/>
+        </w:rPr>
+      </w:pPr>
+      <w:hyperlink w:anchor="_Toc233886159" w:history="1">
+        <w:r>
+          <w:rPr>
+            <w:rStyle w:val="Hipervnculo"/>
+            <w:noProof/>
+          </w:rPr>
+          <w:t>G06.3 Diagrama de clases – BLL</w:t>
+        </w:r>
+        <w:r>
+          <w:rPr>
+            <w:noProof/>
+            <w:webHidden/>
+          </w:rPr>
+          <w:tab/>
+        </w:r>
+        <w:r>
+          <w:rPr>
+            <w:noProof/>
+            <w:webHidden/>
+          </w:rPr>
+          <w:fldChar w:fldCharType="begin"/>
+        </w:r>
+        <w:r>
+          <w:rPr>
+            <w:noProof/>
+            <w:webHidden/>
+          </w:rPr>
+          <w:instrText xml:space="preserve"> PAGEREF _Toc233886159 \h </w:instrText>
+        </w:r>
+        <w:r>
+          <w:rPr>
+            <w:noProof/>
+            <w:webHidden/>
+          </w:rPr>
+        </w:r>
+        <w:r>
+          <w:rPr>
+            <w:noProof/>
+            <w:webHidden/>
+          </w:rPr>
+          <w:fldChar w:fldCharType="separate"/>
+        </w:r>
+        <w:r>
+          <w:rPr>
+            <w:noProof/>
+            <w:webHidden/>
+          </w:rPr>
+          <w:t>9</w:t>
+        </w:r>
+        <w:r>
+          <w:rPr>
+            <w:noProof/>
+            <w:webHidden/>
+          </w:rPr>
+          <w:fldChar w:fldCharType="end"/>
+        </w:r>
+      </w:hyperlink>
+    </w:p>
+    <w:p>
+      <w:pPr>
+        <w:pStyle w:val="TDC2"/>
+        <w:tabs>
+          <w:tab w:val="right" w:leader="dot" w:pos="9062"/>
+        </w:tabs>
+        <w:rPr>
+          <w:rFonts w:asciiTheme="minorHAnsi" w:eastAsiaTheme="minorEastAsia" w:hAnsiTheme="minorHAnsi" w:cstheme="minorBidi"/>
+          <w:noProof/>
+          <w:color w:val="auto"/>
+          <w:kern w:val="2"/>
+          <w:sz w:val="24"/>
+          <w:szCs w:val="24"/>
+          <w:lang w:val="es-AR" w:eastAsia="es-AR"/>
+          <w14:ligatures w14:val="standardContextual"/>
+        </w:rPr>
+      </w:pPr>
+      <w:hyperlink w:anchor="_Toc233886160" w:history="1">
+        <w:r>
+          <w:rPr>
+            <w:rStyle w:val="Hipervnculo"/>
+            <w:noProof/>
+          </w:rPr>
+          <w:t>G06.4 Diagrama de clases – Servicios</w:t>
+        </w:r>
+        <w:r>
+          <w:rPr>
+            <w:noProof/>
+            <w:webHidden/>
+          </w:rPr>
+          <w:tab/>
+        </w:r>
+        <w:r>
+          <w:rPr>
+            <w:noProof/>
+            <w:webHidden/>
+          </w:rPr>
+          <w:fldChar w:fldCharType="begin"/>
+        </w:r>
+        <w:r>
+          <w:rPr>
+            <w:noProof/>
+            <w:webHidden/>
+          </w:rPr>
+          <w:instrText xml:space="preserve"> PAGEREF _Toc233886160 \h </w:instrText>
+        </w:r>
+        <w:r>
+          <w:rPr>
+            <w:noProof/>
+            <w:webHidden/>
+          </w:rPr>
+        </w:r>
+        <w:r>
+          <w:rPr>
+            <w:noProof/>
+            <w:webHidden/>
+          </w:rPr>
+          <w:fldChar w:fldCharType="separate"/>
+        </w:r>
+        <w:r>
+          <w:rPr>
+            <w:noProof/>
+            <w:webHidden/>
+          </w:rPr>
+          <w:t>10</w:t>
+        </w:r>
+        <w:r>
+          <w:rPr>
+            <w:noProof/>
+            <w:webHidden/>
+          </w:rPr>
+          <w:fldChar w:fldCharType="end"/>
+        </w:r>
+      </w:hyperlink>
+    </w:p>
+    <w:p>
+      <w:pPr>
+        <w:pStyle w:val="TDC2"/>
+        <w:tabs>
+          <w:tab w:val="right" w:leader="dot" w:pos="9062"/>
+        </w:tabs>
+        <w:rPr>
+          <w:rFonts w:asciiTheme="minorHAnsi" w:eastAsiaTheme="minorEastAsia" w:hAnsiTheme="minorHAnsi" w:cstheme="minorBidi"/>
+          <w:noProof/>
+          <w:color w:val="auto"/>
+          <w:kern w:val="2"/>
+          <w:sz w:val="24"/>
+          <w:szCs w:val="24"/>
+          <w:lang w:val="es-AR" w:eastAsia="es-AR"/>
+          <w14:ligatures w14:val="standardContextual"/>
+        </w:rPr>
+      </w:pPr>
+      <w:hyperlink w:anchor="_Toc233886161" w:history="1">
+        <w:r>
+          <w:rPr>
+            <w:rStyle w:val="Hipervnculo"/>
+            <w:noProof/>
+          </w:rPr>
+          <w:t>G06.5 Diagrama de clases – DAL</w:t>
+        </w:r>
+        <w:r>
+          <w:rPr>
+            <w:noProof/>
+            <w:webHidden/>
+          </w:rPr>
+          <w:tab/>
+        </w:r>
+        <w:r>
+          <w:rPr>
+            <w:noProof/>
+            <w:webHidden/>
+          </w:rPr>
+          <w:fldChar w:fldCharType="begin"/>
+        </w:r>
+        <w:r>
+          <w:rPr>
+            <w:noProof/>
+            <w:webHidden/>
+          </w:rPr>
+          <w:instrText xml:space="preserve"> PAGEREF _Toc233886161 \h </w:instrText>
+        </w:r>
+        <w:r>
+          <w:rPr>
+            <w:noProof/>
+            <w:webHidden/>
+          </w:rPr>
+        </w:r>
+        <w:r>
+          <w:rPr>
+            <w:noProof/>
+            <w:webHidden/>
+          </w:rPr>
+          <w:fldChar w:fldCharType="separate"/>
+        </w:r>
+        <w:r>
+          <w:rPr>
+            <w:noProof/>
+            <w:webHidden/>
+          </w:rPr>
+          <w:t>10</w:t>
+        </w:r>
+        <w:r>
+          <w:rPr>
+            <w:noProof/>
+            <w:webHidden/>
+          </w:rPr>
+          <w:fldChar w:fldCharType="end"/>
+        </w:r>
+      </w:hyperlink>
+    </w:p>
+    <w:p>
+      <w:pPr>
+        <w:pStyle w:val="TDC2"/>
+        <w:tabs>
+          <w:tab w:val="right" w:leader="dot" w:pos="9062"/>
+        </w:tabs>
+        <w:rPr>
+          <w:rFonts w:asciiTheme="minorHAnsi" w:eastAsiaTheme="minorEastAsia" w:hAnsiTheme="minorHAnsi" w:cstheme="minorBidi"/>
+          <w:noProof/>
+          <w:color w:val="auto"/>
+          <w:kern w:val="2"/>
+          <w:sz w:val="24"/>
+          <w:szCs w:val="24"/>
+          <w:lang w:val="es-AR" w:eastAsia="es-AR"/>
+          <w14:ligatures w14:val="standardContextual"/>
+        </w:rPr>
+      </w:pPr>
+      <w:hyperlink w:anchor="_Toc233886162" w:history="1">
+        <w:r>
+          <w:rPr>
+            <w:rStyle w:val="Hipervnculo"/>
+            <w:noProof/>
+          </w:rPr>
+          <w:t>G06.6 Diagrama de clases – IoC</w:t>
+        </w:r>
+        <w:r>
+          <w:rPr>
+            <w:noProof/>
+            <w:webHidden/>
+          </w:rPr>
+          <w:tab/>
+        </w:r>
+        <w:r>
+          <w:rPr>
+            <w:noProof/>
+            <w:webHidden/>
+          </w:rPr>
+          <w:fldChar w:fldCharType="begin"/>
+        </w:r>
+        <w:r>
+          <w:rPr>
+            <w:noProof/>
+            <w:webHidden/>
+          </w:rPr>
+          <w:instrText xml:space="preserve"> PAGEREF _Toc233886162 \h </w:instrText>
+        </w:r>
+        <w:r>
+          <w:rPr>
+            <w:noProof/>
+            <w:webHidden/>
+          </w:rPr>
+        </w:r>
+        <w:r>
+          <w:rPr>
+            <w:noProof/>
+            <w:webHidden/>
+          </w:rPr>
+          <w:fldChar w:fldCharType="separate"/>
+        </w:r>
+        <w:r>
+          <w:rPr>
+            <w:noProof/>
+            <w:webHidden/>
+          </w:rPr>
+          <w:t>11</w:t>
+        </w:r>
+        <w:r>
+          <w:rPr>
+            <w:noProof/>
+            <w:webHidden/>
+          </w:rPr>
+          <w:fldChar w:fldCharType="end"/>
+        </w:r>
+      </w:hyperlink>
+    </w:p>
+    <w:p>
+      <w:pPr>
+        <w:pStyle w:val="TDC2"/>
+        <w:tabs>
+          <w:tab w:val="right" w:leader="dot" w:pos="9062"/>
+        </w:tabs>
+        <w:rPr>
+          <w:rFonts w:asciiTheme="minorHAnsi" w:eastAsiaTheme="minorEastAsia" w:hAnsiTheme="minorHAnsi" w:cstheme="minorBidi"/>
+          <w:noProof/>
+          <w:color w:val="auto"/>
+          <w:kern w:val="2"/>
+          <w:sz w:val="24"/>
+          <w:szCs w:val="24"/>
+          <w:lang w:val="es-AR" w:eastAsia="es-AR"/>
+          <w14:ligatures w14:val="standardContextual"/>
+        </w:rPr>
+      </w:pPr>
+      <w:hyperlink w:anchor="_Toc233886163" w:history="1">
+        <w:r>
+          <w:rPr>
+            <w:rStyle w:val="Hipervnculo"/>
+            <w:noProof/>
+          </w:rPr>
+          <w:t>G06.6 Diagrama de clases – GUI</w:t>
+        </w:r>
+        <w:r>
+          <w:rPr>
+            <w:noProof/>
+            <w:webHidden/>
+          </w:rPr>
+          <w:tab/>
+        </w:r>
+        <w:r>
+          <w:rPr>
+            <w:noProof/>
+            <w:webHidden/>
+          </w:rPr>
+          <w:fldChar w:fldCharType="begin"/>
+        </w:r>
+        <w:r>
+          <w:rPr>
+            <w:noProof/>
+            <w:webHidden/>
+          </w:rPr>
+          <w:instrText xml:space="preserve"> PAGEREF _Toc233886163 \h </w:instrText>
+        </w:r>
+        <w:r>
+          <w:rPr>
+            <w:noProof/>
+            <w:webHidden/>
+          </w:rPr>
+        </w:r>
+        <w:r>
+          <w:rPr>
+            <w:noProof/>
+            <w:webHidden/>
+          </w:rPr>
+          <w:fldChar w:fldCharType="separate"/>
+        </w:r>
+        <w:r>
+          <w:rPr>
+            <w:noProof/>
+            <w:webHidden/>
+          </w:rPr>
+          <w:t>11</w:t>
+        </w:r>
+        <w:r>
+          <w:rPr>
+            <w:noProof/>
+            <w:webHidden/>
+          </w:rPr>
+          <w:fldChar w:fldCharType="end"/>
+        </w:r>
+      </w:hyperlink>
+    </w:p>
+    <w:p>
+      <w:pPr>
+        <w:pStyle w:val="TDC2"/>
+        <w:tabs>
+          <w:tab w:val="right" w:leader="dot" w:pos="9062"/>
+        </w:tabs>
+        <w:rPr>
+          <w:rFonts w:asciiTheme="minorHAnsi" w:eastAsiaTheme="minorEastAsia" w:hAnsiTheme="minorHAnsi" w:cstheme="minorBidi"/>
+          <w:noProof/>
+          <w:color w:val="auto"/>
+          <w:kern w:val="2"/>
+          <w:sz w:val="24"/>
+          <w:szCs w:val="24"/>
+          <w:lang w:val="es-AR" w:eastAsia="es-AR"/>
+          <w14:ligatures w14:val="standardContextual"/>
+        </w:rPr>
+      </w:pPr>
+      <w:hyperlink w:anchor="_Toc233886164" w:history="1">
+        <w:r>
+          <w:rPr>
+            <w:rStyle w:val="Hipervnculo"/>
+            <w:noProof/>
+          </w:rPr>
           <w:t>G07. Modelo de datos parcial de todos los módulos implementados</w:t>
         </w:r>
         <w:r>
@@ -1865,7 +2333,7 @@
             <w:noProof/>
             <w:webHidden/>
           </w:rPr>
-          <w:instrText xml:space="preserve"> PAGEREF _Toc228343673 \h </w:instrText>
+          <w:instrText xml:space="preserve"> PAGEREF _Toc233886164 \h </w:instrText>
         </w:r>
         <w:r>
           <w:rPr>
@@ -1885,7 +2353,7 @@
             <w:noProof/>
             <w:webHidden/>
           </w:rPr>
-          <w:t>5</w:t>
+          <w:t>12</w:t>
         </w:r>
         <w:r>
           <w:rPr>
@@ -1910,10 +2378,11 @@
           <w:kern w:val="2"/>
           <w:sz w:val="24"/>
           <w:szCs w:val="24"/>
+          <w:lang w:val="es-AR" w:eastAsia="es-AR"/>
           <w14:ligatures w14:val="standardContextual"/>
         </w:rPr>
       </w:pPr>
-      <w:hyperlink w:anchor="_Toc228343674" w:history="1">
+      <w:hyperlink w:anchor="_Toc233886165" w:history="1">
         <w:r>
           <w:rPr>
             <w:rStyle w:val="Hipervnculo"/>
@@ -1940,7 +2409,7 @@
             <w:noProof/>
             <w:webHidden/>
           </w:rPr>
-          <w:instrText xml:space="preserve"> PAGEREF _Toc228343674 \h </w:instrText>
+          <w:instrText xml:space="preserve"> PAGEREF _Toc233886165 \h </w:instrText>
         </w:r>
         <w:r>
           <w:rPr>
@@ -1960,7 +2429,7 @@
             <w:noProof/>
             <w:webHidden/>
           </w:rPr>
-          <w:t>5</w:t>
+          <w:t>13</w:t>
         </w:r>
         <w:r>
           <w:rPr>
@@ -1984,10 +2453,11 @@
           <w:kern w:val="2"/>
           <w:sz w:val="24"/>
           <w:szCs w:val="24"/>
+          <w:lang w:val="es-AR" w:eastAsia="es-AR"/>
           <w14:ligatures w14:val="standardContextual"/>
         </w:rPr>
       </w:pPr>
-      <w:hyperlink w:anchor="_Toc228343675" w:history="1">
+      <w:hyperlink w:anchor="_Toc233886166" w:history="1">
         <w:r>
           <w:rPr>
             <w:rStyle w:val="Hipervnculo"/>
@@ -2014,7 +2484,7 @@
             <w:noProof/>
             <w:webHidden/>
           </w:rPr>
-          <w:instrText xml:space="preserve"> PAGEREF _Toc228343675 \h </w:instrText>
+          <w:instrText xml:space="preserve"> PAGEREF _Toc233886166 \h </w:instrText>
         </w:r>
         <w:r>
           <w:rPr>
@@ -2034,7 +2504,7 @@
             <w:noProof/>
             <w:webHidden/>
           </w:rPr>
-          <w:t>5</w:t>
+          <w:t>13</w:t>
         </w:r>
         <w:r>
           <w:rPr>
@@ -2058,10 +2528,11 @@
           <w:kern w:val="2"/>
           <w:sz w:val="24"/>
           <w:szCs w:val="24"/>
+          <w:lang w:val="es-AR" w:eastAsia="es-AR"/>
           <w14:ligatures w14:val="standardContextual"/>
         </w:rPr>
       </w:pPr>
-      <w:hyperlink w:anchor="_Toc228343676" w:history="1">
+      <w:hyperlink w:anchor="_Toc233886167" w:history="1">
         <w:r>
           <w:rPr>
             <w:rStyle w:val="Hipervnculo"/>
@@ -2088,7 +2559,7 @@
             <w:noProof/>
             <w:webHidden/>
           </w:rPr>
-          <w:instrText xml:space="preserve"> PAGEREF _Toc228343676 \h </w:instrText>
+          <w:instrText xml:space="preserve"> PAGEREF _Toc233886167 \h </w:instrText>
         </w:r>
         <w:r>
           <w:rPr>
@@ -2108,7 +2579,82 @@
             <w:noProof/>
             <w:webHidden/>
           </w:rPr>
-          <w:t>5</w:t>
+          <w:t>13</w:t>
+        </w:r>
+        <w:r>
+          <w:rPr>
+            <w:noProof/>
+            <w:webHidden/>
+          </w:rPr>
+          <w:fldChar w:fldCharType="end"/>
+        </w:r>
+      </w:hyperlink>
+    </w:p>
+    <w:p>
+      <w:pPr>
+        <w:pStyle w:val="TDC2"/>
+        <w:tabs>
+          <w:tab w:val="right" w:leader="dot" w:pos="9062"/>
+        </w:tabs>
+        <w:rPr>
+          <w:rFonts w:asciiTheme="minorHAnsi" w:eastAsiaTheme="minorEastAsia" w:hAnsiTheme="minorHAnsi" w:cstheme="minorBidi"/>
+          <w:noProof/>
+          <w:color w:val="auto"/>
+          <w:kern w:val="2"/>
+          <w:sz w:val="24"/>
+          <w:szCs w:val="24"/>
+          <w:lang w:val="es-AR" w:eastAsia="es-AR"/>
+          <w14:ligatures w14:val="standardContextual"/>
+        </w:rPr>
+      </w:pPr>
+      <w:hyperlink w:anchor="_Toc233886168" w:history="1">
+        <w:r>
+          <w:rPr>
+            <w:rStyle w:val="Hipervnculo"/>
+            <w:noProof/>
+          </w:rPr>
+          <w:t>N02.1 Diagrama de Casos de Uso</w:t>
+        </w:r>
+        <w:r>
+          <w:rPr>
+            <w:noProof/>
+            <w:webHidden/>
+          </w:rPr>
+          <w:tab/>
+        </w:r>
+        <w:r>
+          <w:rPr>
+            <w:noProof/>
+            <w:webHidden/>
+          </w:rPr>
+          <w:fldChar w:fldCharType="begin"/>
+        </w:r>
+        <w:r>
+          <w:rPr>
+            <w:noProof/>
+            <w:webHidden/>
+          </w:rPr>
+          <w:instrText xml:space="preserve"> PAGEREF _Toc233886168 \h </w:instrText>
+        </w:r>
+        <w:r>
+          <w:rPr>
+            <w:noProof/>
+            <w:webHidden/>
+          </w:rPr>
+        </w:r>
+        <w:r>
+          <w:rPr>
+            <w:noProof/>
+            <w:webHidden/>
+          </w:rPr>
+          <w:fldChar w:fldCharType="separate"/>
+        </w:r>
+        <w:r>
+          <w:rPr>
+            <w:noProof/>
+            <w:webHidden/>
+          </w:rPr>
+          <w:t>14</w:t>
         </w:r>
         <w:r>
           <w:rPr>
@@ -2133,10 +2679,11 @@
           <w:kern w:val="2"/>
           <w:sz w:val="24"/>
           <w:szCs w:val="24"/>
+          <w:lang w:val="es-AR" w:eastAsia="es-AR"/>
           <w14:ligatures w14:val="standardContextual"/>
         </w:rPr>
       </w:pPr>
-      <w:hyperlink w:anchor="_Toc228343677" w:history="1">
+      <w:hyperlink w:anchor="_Toc233886169" w:history="1">
         <w:r>
           <w:rPr>
             <w:rStyle w:val="Hipervnculo"/>
@@ -2163,7 +2710,7 @@
             <w:noProof/>
             <w:webHidden/>
           </w:rPr>
-          <w:instrText xml:space="preserve"> PAGEREF _Toc228343677 \h </w:instrText>
+          <w:instrText xml:space="preserve"> PAGEREF _Toc233886169 \h </w:instrText>
         </w:r>
         <w:r>
           <w:rPr>
@@ -2183,7 +2730,7 @@
             <w:noProof/>
             <w:webHidden/>
           </w:rPr>
-          <w:t>6</w:t>
+          <w:t>15</w:t>
         </w:r>
         <w:r>
           <w:rPr>
@@ -2207,10 +2754,11 @@
           <w:kern w:val="2"/>
           <w:sz w:val="24"/>
           <w:szCs w:val="24"/>
+          <w:lang w:val="es-AR" w:eastAsia="es-AR"/>
           <w14:ligatures w14:val="standardContextual"/>
         </w:rPr>
       </w:pPr>
-      <w:hyperlink w:anchor="_Toc228343678" w:history="1">
+      <w:hyperlink w:anchor="_Toc233886170" w:history="1">
         <w:r>
           <w:rPr>
             <w:rStyle w:val="Hipervnculo"/>
@@ -2237,7 +2785,7 @@
             <w:noProof/>
             <w:webHidden/>
           </w:rPr>
-          <w:instrText xml:space="preserve"> PAGEREF _Toc228343678 \h </w:instrText>
+          <w:instrText xml:space="preserve"> PAGEREF _Toc233886170 \h </w:instrText>
         </w:r>
         <w:r>
           <w:rPr>
@@ -2257,7 +2805,7 @@
             <w:noProof/>
             <w:webHidden/>
           </w:rPr>
-          <w:t>6</w:t>
+          <w:t>15</w:t>
         </w:r>
         <w:r>
           <w:rPr>
@@ -2280,10 +2828,11 @@
           <w:color w:val="auto"/>
           <w:kern w:val="2"/>
           <w:szCs w:val="24"/>
+          <w:lang w:val="es-AR" w:eastAsia="es-AR"/>
           <w14:ligatures w14:val="standardContextual"/>
         </w:rPr>
       </w:pPr>
-      <w:hyperlink w:anchor="_Toc228343679" w:history="1">
+      <w:hyperlink w:anchor="_Toc233886171" w:history="1">
         <w:r>
           <w:rPr>
             <w:rStyle w:val="Hipervnculo"/>
@@ -2310,7 +2859,7 @@
             <w:noProof/>
             <w:webHidden/>
           </w:rPr>
-          <w:instrText xml:space="preserve"> PAGEREF _Toc228343679 \h </w:instrText>
+          <w:instrText xml:space="preserve"> PAGEREF _Toc233886171 \h </w:instrText>
         </w:r>
         <w:r>
           <w:rPr>
@@ -2330,7 +2879,7 @@
             <w:noProof/>
             <w:webHidden/>
           </w:rPr>
-          <w:t>6</w:t>
+          <w:t>15</w:t>
         </w:r>
         <w:r>
           <w:rPr>
@@ -2353,10 +2902,11 @@
           <w:color w:val="auto"/>
           <w:kern w:val="2"/>
           <w:szCs w:val="24"/>
+          <w:lang w:val="es-AR" w:eastAsia="es-AR"/>
           <w14:ligatures w14:val="standardContextual"/>
         </w:rPr>
       </w:pPr>
-      <w:hyperlink w:anchor="_Toc228343680" w:history="1">
+      <w:hyperlink w:anchor="_Toc233886172" w:history="1">
         <w:r>
           <w:rPr>
             <w:rStyle w:val="Hipervnculo"/>
@@ -2383,7 +2933,7 @@
             <w:noProof/>
             <w:webHidden/>
           </w:rPr>
-          <w:instrText xml:space="preserve"> PAGEREF _Toc228343680 \h </w:instrText>
+          <w:instrText xml:space="preserve"> PAGEREF _Toc233886172 \h </w:instrText>
         </w:r>
         <w:r>
           <w:rPr>
@@ -2403,7 +2953,7 @@
             <w:noProof/>
             <w:webHidden/>
           </w:rPr>
-          <w:t>6</w:t>
+          <w:t>15</w:t>
         </w:r>
         <w:r>
           <w:rPr>
@@ -2426,10 +2976,11 @@
           <w:color w:val="auto"/>
           <w:kern w:val="2"/>
           <w:szCs w:val="24"/>
+          <w:lang w:val="es-AR" w:eastAsia="es-AR"/>
           <w14:ligatures w14:val="standardContextual"/>
         </w:rPr>
       </w:pPr>
-      <w:hyperlink w:anchor="_Toc228343681" w:history="1">
+      <w:hyperlink w:anchor="_Toc233886173" w:history="1">
         <w:r>
           <w:rPr>
             <w:rStyle w:val="Hipervnculo"/>
@@ -2456,7 +3007,7 @@
             <w:noProof/>
             <w:webHidden/>
           </w:rPr>
-          <w:instrText xml:space="preserve"> PAGEREF _Toc228343681 \h </w:instrText>
+          <w:instrText xml:space="preserve"> PAGEREF _Toc233886173 \h </w:instrText>
         </w:r>
         <w:r>
           <w:rPr>
@@ -2476,7 +3027,7 @@
             <w:noProof/>
             <w:webHidden/>
           </w:rPr>
-          <w:t>7</w:t>
+          <w:t>16</w:t>
         </w:r>
         <w:r>
           <w:rPr>
@@ -2499,10 +3050,11 @@
           <w:color w:val="auto"/>
           <w:kern w:val="2"/>
           <w:szCs w:val="24"/>
+          <w:lang w:val="es-AR" w:eastAsia="es-AR"/>
           <w14:ligatures w14:val="standardContextual"/>
         </w:rPr>
       </w:pPr>
-      <w:hyperlink w:anchor="_Toc228343682" w:history="1">
+      <w:hyperlink w:anchor="_Toc233886174" w:history="1">
         <w:r>
           <w:rPr>
             <w:rStyle w:val="Hipervnculo"/>
@@ -2529,7 +3081,7 @@
             <w:noProof/>
             <w:webHidden/>
           </w:rPr>
-          <w:instrText xml:space="preserve"> PAGEREF _Toc228343682 \h </w:instrText>
+          <w:instrText xml:space="preserve"> PAGEREF _Toc233886174 \h </w:instrText>
         </w:r>
         <w:r>
           <w:rPr>
@@ -2549,7 +3101,7 @@
             <w:noProof/>
             <w:webHidden/>
           </w:rPr>
-          <w:t>7</w:t>
+          <w:t>16</w:t>
         </w:r>
         <w:r>
           <w:rPr>
@@ -2572,10 +3124,11 @@
           <w:color w:val="auto"/>
           <w:kern w:val="2"/>
           <w:szCs w:val="24"/>
+          <w:lang w:val="es-AR" w:eastAsia="es-AR"/>
           <w14:ligatures w14:val="standardContextual"/>
         </w:rPr>
       </w:pPr>
-      <w:hyperlink w:anchor="_Toc228343683" w:history="1">
+      <w:hyperlink w:anchor="_Toc233886175" w:history="1">
         <w:r>
           <w:rPr>
             <w:rStyle w:val="Hipervnculo"/>
@@ -2602,7 +3155,7 @@
             <w:noProof/>
             <w:webHidden/>
           </w:rPr>
-          <w:instrText xml:space="preserve"> PAGEREF _Toc228343683 \h </w:instrText>
+          <w:instrText xml:space="preserve"> PAGEREF _Toc233886175 \h </w:instrText>
         </w:r>
         <w:r>
           <w:rPr>
@@ -2622,7 +3175,7 @@
             <w:noProof/>
             <w:webHidden/>
           </w:rPr>
-          <w:t>8</w:t>
+          <w:t>17</w:t>
         </w:r>
         <w:r>
           <w:rPr>
@@ -2645,10 +3198,11 @@
           <w:color w:val="auto"/>
           <w:kern w:val="2"/>
           <w:szCs w:val="24"/>
+          <w:lang w:val="es-AR" w:eastAsia="es-AR"/>
           <w14:ligatures w14:val="standardContextual"/>
         </w:rPr>
       </w:pPr>
-      <w:hyperlink w:anchor="_Toc228343684" w:history="1">
+      <w:hyperlink w:anchor="_Toc233886176" w:history="1">
         <w:r>
           <w:rPr>
             <w:rStyle w:val="Hipervnculo"/>
@@ -2675,7 +3229,7 @@
             <w:noProof/>
             <w:webHidden/>
           </w:rPr>
-          <w:instrText xml:space="preserve"> PAGEREF _Toc228343684 \h </w:instrText>
+          <w:instrText xml:space="preserve"> PAGEREF _Toc233886176 \h </w:instrText>
         </w:r>
         <w:r>
           <w:rPr>
@@ -2695,7 +3249,7 @@
             <w:noProof/>
             <w:webHidden/>
           </w:rPr>
-          <w:t>8</w:t>
+          <w:t>18</w:t>
         </w:r>
         <w:r>
           <w:rPr>
@@ -2718,10 +3272,11 @@
           <w:color w:val="auto"/>
           <w:kern w:val="2"/>
           <w:szCs w:val="24"/>
+          <w:lang w:val="es-AR" w:eastAsia="es-AR"/>
           <w14:ligatures w14:val="standardContextual"/>
         </w:rPr>
       </w:pPr>
-      <w:hyperlink w:anchor="_Toc228343685" w:history="1">
+      <w:hyperlink w:anchor="_Toc233886177" w:history="1">
         <w:r>
           <w:rPr>
             <w:rStyle w:val="Hipervnculo"/>
@@ -2748,7 +3303,7 @@
             <w:noProof/>
             <w:webHidden/>
           </w:rPr>
-          <w:instrText xml:space="preserve"> PAGEREF _Toc228343685 \h </w:instrText>
+          <w:instrText xml:space="preserve"> PAGEREF _Toc233886177 \h </w:instrText>
         </w:r>
         <w:r>
           <w:rPr>
@@ -2768,7 +3323,7 @@
             <w:noProof/>
             <w:webHidden/>
           </w:rPr>
-          <w:t>9</w:t>
+          <w:t>18</w:t>
         </w:r>
         <w:r>
           <w:rPr>
@@ -2792,10 +3347,11 @@
           <w:kern w:val="2"/>
           <w:sz w:val="24"/>
           <w:szCs w:val="24"/>
+          <w:lang w:val="es-AR" w:eastAsia="es-AR"/>
           <w14:ligatures w14:val="standardContextual"/>
         </w:rPr>
       </w:pPr>
-      <w:hyperlink w:anchor="_Toc228343686" w:history="1">
+      <w:hyperlink w:anchor="_Toc233886178" w:history="1">
         <w:r>
           <w:rPr>
             <w:rStyle w:val="Hipervnculo"/>
@@ -2822,7 +3378,7 @@
             <w:noProof/>
             <w:webHidden/>
           </w:rPr>
-          <w:instrText xml:space="preserve"> PAGEREF _Toc228343686 \h </w:instrText>
+          <w:instrText xml:space="preserve"> PAGEREF _Toc233886178 \h </w:instrText>
         </w:r>
         <w:r>
           <w:rPr>
@@ -2842,7 +3398,7 @@
             <w:noProof/>
             <w:webHidden/>
           </w:rPr>
-          <w:t>9</w:t>
+          <w:t>19</w:t>
         </w:r>
         <w:r>
           <w:rPr>
@@ -2865,10 +3421,11 @@
           <w:color w:val="auto"/>
           <w:kern w:val="2"/>
           <w:szCs w:val="24"/>
+          <w:lang w:val="es-AR" w:eastAsia="es-AR"/>
           <w14:ligatures w14:val="standardContextual"/>
         </w:rPr>
       </w:pPr>
-      <w:hyperlink w:anchor="_Toc228343687" w:history="1">
+      <w:hyperlink w:anchor="_Toc233886179" w:history="1">
         <w:r>
           <w:rPr>
             <w:rStyle w:val="Hipervnculo"/>
@@ -2895,7 +3452,7 @@
             <w:noProof/>
             <w:webHidden/>
           </w:rPr>
-          <w:instrText xml:space="preserve"> PAGEREF _Toc228343687 \h </w:instrText>
+          <w:instrText xml:space="preserve"> PAGEREF _Toc233886179 \h </w:instrText>
         </w:r>
         <w:r>
           <w:rPr>
@@ -2915,7 +3472,7 @@
             <w:noProof/>
             <w:webHidden/>
           </w:rPr>
-          <w:t>9</w:t>
+          <w:t>19</w:t>
         </w:r>
         <w:r>
           <w:rPr>
@@ -2938,10 +3495,11 @@
           <w:color w:val="auto"/>
           <w:kern w:val="2"/>
           <w:szCs w:val="24"/>
+          <w:lang w:val="es-AR" w:eastAsia="es-AR"/>
           <w14:ligatures w14:val="standardContextual"/>
         </w:rPr>
       </w:pPr>
-      <w:hyperlink w:anchor="_Toc228343688" w:history="1">
+      <w:hyperlink w:anchor="_Toc233886180" w:history="1">
         <w:r>
           <w:rPr>
             <w:rStyle w:val="Hipervnculo"/>
@@ -2968,7 +3526,7 @@
             <w:noProof/>
             <w:webHidden/>
           </w:rPr>
-          <w:instrText xml:space="preserve"> PAGEREF _Toc228343688 \h </w:instrText>
+          <w:instrText xml:space="preserve"> PAGEREF _Toc233886180 \h </w:instrText>
         </w:r>
         <w:r>
           <w:rPr>
@@ -2988,7 +3546,7 @@
             <w:noProof/>
             <w:webHidden/>
           </w:rPr>
-          <w:t>9</w:t>
+          <w:t>19</w:t>
         </w:r>
         <w:r>
           <w:rPr>
@@ -3011,10 +3569,11 @@
           <w:color w:val="auto"/>
           <w:kern w:val="2"/>
           <w:szCs w:val="24"/>
+          <w:lang w:val="es-AR" w:eastAsia="es-AR"/>
           <w14:ligatures w14:val="standardContextual"/>
         </w:rPr>
       </w:pPr>
-      <w:hyperlink w:anchor="_Toc228343689" w:history="1">
+      <w:hyperlink w:anchor="_Toc233886181" w:history="1">
         <w:r>
           <w:rPr>
             <w:rStyle w:val="Hipervnculo"/>
@@ -3041,7 +3600,7 @@
             <w:noProof/>
             <w:webHidden/>
           </w:rPr>
-          <w:instrText xml:space="preserve"> PAGEREF _Toc228343689 \h </w:instrText>
+          <w:instrText xml:space="preserve"> PAGEREF _Toc233886181 \h </w:instrText>
         </w:r>
         <w:r>
           <w:rPr>
@@ -3061,7 +3620,7 @@
             <w:noProof/>
             <w:webHidden/>
           </w:rPr>
-          <w:t>10</w:t>
+          <w:t>20</w:t>
         </w:r>
         <w:r>
           <w:rPr>
@@ -3084,10 +3643,11 @@
           <w:color w:val="auto"/>
           <w:kern w:val="2"/>
           <w:szCs w:val="24"/>
+          <w:lang w:val="es-AR" w:eastAsia="es-AR"/>
           <w14:ligatures w14:val="standardContextual"/>
         </w:rPr>
       </w:pPr>
-      <w:hyperlink w:anchor="_Toc228343690" w:history="1">
+      <w:hyperlink w:anchor="_Toc233886182" w:history="1">
         <w:r>
           <w:rPr>
             <w:rStyle w:val="Hipervnculo"/>
@@ -3114,7 +3674,7 @@
             <w:noProof/>
             <w:webHidden/>
           </w:rPr>
-          <w:instrText xml:space="preserve"> PAGEREF _Toc228343690 \h </w:instrText>
+          <w:instrText xml:space="preserve"> PAGEREF _Toc233886182 \h </w:instrText>
         </w:r>
         <w:r>
           <w:rPr>
@@ -3134,7 +3694,7 @@
             <w:noProof/>
             <w:webHidden/>
           </w:rPr>
-          <w:t>10</w:t>
+          <w:t>20</w:t>
         </w:r>
         <w:r>
           <w:rPr>
@@ -3157,10 +3717,11 @@
           <w:color w:val="auto"/>
           <w:kern w:val="2"/>
           <w:szCs w:val="24"/>
+          <w:lang w:val="es-AR" w:eastAsia="es-AR"/>
           <w14:ligatures w14:val="standardContextual"/>
         </w:rPr>
       </w:pPr>
-      <w:hyperlink w:anchor="_Toc228343691" w:history="1">
+      <w:hyperlink w:anchor="_Toc233886183" w:history="1">
         <w:r>
           <w:rPr>
             <w:rStyle w:val="Hipervnculo"/>
@@ -3187,7 +3748,7 @@
             <w:noProof/>
             <w:webHidden/>
           </w:rPr>
-          <w:instrText xml:space="preserve"> PAGEREF _Toc228343691 \h </w:instrText>
+          <w:instrText xml:space="preserve"> PAGEREF _Toc233886183 \h </w:instrText>
         </w:r>
         <w:r>
           <w:rPr>
@@ -3207,7 +3768,7 @@
             <w:noProof/>
             <w:webHidden/>
           </w:rPr>
-          <w:t>11</w:t>
+          <w:t>21</w:t>
         </w:r>
         <w:r>
           <w:rPr>
@@ -3230,10 +3791,11 @@
           <w:color w:val="auto"/>
           <w:kern w:val="2"/>
           <w:szCs w:val="24"/>
+          <w:lang w:val="es-AR" w:eastAsia="es-AR"/>
           <w14:ligatures w14:val="standardContextual"/>
         </w:rPr>
       </w:pPr>
-      <w:hyperlink w:anchor="_Toc228343692" w:history="1">
+      <w:hyperlink w:anchor="_Toc233886184" w:history="1">
         <w:r>
           <w:rPr>
             <w:rStyle w:val="Hipervnculo"/>
@@ -3260,7 +3822,7 @@
             <w:noProof/>
             <w:webHidden/>
           </w:rPr>
-          <w:instrText xml:space="preserve"> PAGEREF _Toc228343692 \h </w:instrText>
+          <w:instrText xml:space="preserve"> PAGEREF _Toc233886184 \h </w:instrText>
         </w:r>
         <w:r>
           <w:rPr>
@@ -3280,7 +3842,7 @@
             <w:noProof/>
             <w:webHidden/>
           </w:rPr>
-          <w:t>11</w:t>
+          <w:t>21</w:t>
         </w:r>
         <w:r>
           <w:rPr>
@@ -3303,10 +3865,11 @@
           <w:color w:val="auto"/>
           <w:kern w:val="2"/>
           <w:szCs w:val="24"/>
+          <w:lang w:val="es-AR" w:eastAsia="es-AR"/>
           <w14:ligatures w14:val="standardContextual"/>
         </w:rPr>
       </w:pPr>
-      <w:hyperlink w:anchor="_Toc228343693" w:history="1">
+      <w:hyperlink w:anchor="_Toc233886185" w:history="1">
         <w:r>
           <w:rPr>
             <w:rStyle w:val="Hipervnculo"/>
@@ -3333,7 +3896,7 @@
             <w:noProof/>
             <w:webHidden/>
           </w:rPr>
-          <w:instrText xml:space="preserve"> PAGEREF _Toc228343693 \h </w:instrText>
+          <w:instrText xml:space="preserve"> PAGEREF _Toc233886185 \h </w:instrText>
         </w:r>
         <w:r>
           <w:rPr>
@@ -3353,7 +3916,7 @@
             <w:noProof/>
             <w:webHidden/>
           </w:rPr>
-          <w:t>12</w:t>
+          <w:t>22</w:t>
         </w:r>
         <w:r>
           <w:rPr>
@@ -3376,10 +3939,11 @@
           <w:color w:val="auto"/>
           <w:kern w:val="2"/>
           <w:szCs w:val="24"/>
+          <w:lang w:val="es-AR" w:eastAsia="es-AR"/>
           <w14:ligatures w14:val="standardContextual"/>
         </w:rPr>
       </w:pPr>
-      <w:hyperlink w:anchor="_Toc228343694" w:history="1">
+      <w:hyperlink w:anchor="_Toc233886186" w:history="1">
         <w:r>
           <w:rPr>
             <w:rStyle w:val="Hipervnculo"/>
@@ -3406,7 +3970,7 @@
             <w:noProof/>
             <w:webHidden/>
           </w:rPr>
-          <w:instrText xml:space="preserve"> PAGEREF _Toc228343694 \h </w:instrText>
+          <w:instrText xml:space="preserve"> PAGEREF _Toc233886186 \h </w:instrText>
         </w:r>
         <w:r>
           <w:rPr>
@@ -3426,7 +3990,7 @@
             <w:noProof/>
             <w:webHidden/>
           </w:rPr>
-          <w:t>13</w:t>
+          <w:t>23</w:t>
         </w:r>
         <w:r>
           <w:rPr>
@@ -3449,10 +4013,11 @@
           <w:color w:val="auto"/>
           <w:kern w:val="2"/>
           <w:szCs w:val="24"/>
+          <w:lang w:val="es-AR" w:eastAsia="es-AR"/>
           <w14:ligatures w14:val="standardContextual"/>
         </w:rPr>
       </w:pPr>
-      <w:hyperlink w:anchor="_Toc228343695" w:history="1">
+      <w:hyperlink w:anchor="_Toc233886187" w:history="1">
         <w:r>
           <w:rPr>
             <w:rStyle w:val="Hipervnculo"/>
@@ -3479,7 +4044,7 @@
             <w:noProof/>
             <w:webHidden/>
           </w:rPr>
-          <w:instrText xml:space="preserve"> PAGEREF _Toc228343695 \h </w:instrText>
+          <w:instrText xml:space="preserve"> PAGEREF _Toc233886187 \h </w:instrText>
         </w:r>
         <w:r>
           <w:rPr>
@@ -3499,7 +4064,7 @@
             <w:noProof/>
             <w:webHidden/>
           </w:rPr>
-          <w:t>14</w:t>
+          <w:t>23</w:t>
         </w:r>
         <w:r>
           <w:rPr>
@@ -3522,10 +4087,11 @@
           <w:color w:val="auto"/>
           <w:kern w:val="2"/>
           <w:szCs w:val="24"/>
+          <w:lang w:val="es-AR" w:eastAsia="es-AR"/>
           <w14:ligatures w14:val="standardContextual"/>
         </w:rPr>
       </w:pPr>
-      <w:hyperlink w:anchor="_Toc228343696" w:history="1">
+      <w:hyperlink w:anchor="_Toc233886188" w:history="1">
         <w:r>
           <w:rPr>
             <w:rStyle w:val="Hipervnculo"/>
@@ -3552,7 +4118,7 @@
             <w:noProof/>
             <w:webHidden/>
           </w:rPr>
-          <w:instrText xml:space="preserve"> PAGEREF _Toc228343696 \h </w:instrText>
+          <w:instrText xml:space="preserve"> PAGEREF _Toc233886188 \h </w:instrText>
         </w:r>
         <w:r>
           <w:rPr>
@@ -3572,7 +4138,7 @@
             <w:noProof/>
             <w:webHidden/>
           </w:rPr>
-          <w:t>14</w:t>
+          <w:t>24</w:t>
         </w:r>
         <w:r>
           <w:rPr>
@@ -3596,10 +4162,11 @@
           <w:kern w:val="2"/>
           <w:sz w:val="24"/>
           <w:szCs w:val="24"/>
+          <w:lang w:val="es-AR" w:eastAsia="es-AR"/>
           <w14:ligatures w14:val="standardContextual"/>
         </w:rPr>
       </w:pPr>
-      <w:hyperlink w:anchor="_Toc228343697" w:history="1">
+      <w:hyperlink w:anchor="_Toc233886189" w:history="1">
         <w:r>
           <w:rPr>
             <w:rStyle w:val="Hipervnculo"/>
@@ -3626,7 +4193,7 @@
             <w:noProof/>
             <w:webHidden/>
           </w:rPr>
-          <w:instrText xml:space="preserve"> PAGEREF _Toc228343697 \h </w:instrText>
+          <w:instrText xml:space="preserve"> PAGEREF _Toc233886189 \h </w:instrText>
         </w:r>
         <w:r>
           <w:rPr>
@@ -3646,7 +4213,7 @@
             <w:noProof/>
             <w:webHidden/>
           </w:rPr>
-          <w:t>15</w:t>
+          <w:t>24</w:t>
         </w:r>
         <w:r>
           <w:rPr>
@@ -3669,10 +4236,11 @@
           <w:color w:val="auto"/>
           <w:kern w:val="2"/>
           <w:szCs w:val="24"/>
+          <w:lang w:val="es-AR" w:eastAsia="es-AR"/>
           <w14:ligatures w14:val="standardContextual"/>
         </w:rPr>
       </w:pPr>
-      <w:hyperlink w:anchor="_Toc228343698" w:history="1">
+      <w:hyperlink w:anchor="_Toc233886190" w:history="1">
         <w:r>
           <w:rPr>
             <w:rStyle w:val="Hipervnculo"/>
@@ -3699,7 +4267,7 @@
             <w:noProof/>
             <w:webHidden/>
           </w:rPr>
-          <w:instrText xml:space="preserve"> PAGEREF _Toc228343698 \h </w:instrText>
+          <w:instrText xml:space="preserve"> PAGEREF _Toc233886190 \h </w:instrText>
         </w:r>
         <w:r>
           <w:rPr>
@@ -3719,7 +4287,7 @@
             <w:noProof/>
             <w:webHidden/>
           </w:rPr>
-          <w:t>15</w:t>
+          <w:t>24</w:t>
         </w:r>
         <w:r>
           <w:rPr>
@@ -3742,10 +4310,11 @@
           <w:color w:val="auto"/>
           <w:kern w:val="2"/>
           <w:szCs w:val="24"/>
+          <w:lang w:val="es-AR" w:eastAsia="es-AR"/>
           <w14:ligatures w14:val="standardContextual"/>
         </w:rPr>
       </w:pPr>
-      <w:hyperlink w:anchor="_Toc228343699" w:history="1">
+      <w:hyperlink w:anchor="_Toc233886191" w:history="1">
         <w:r>
           <w:rPr>
             <w:rStyle w:val="Hipervnculo"/>
@@ -3772,7 +4341,7 @@
             <w:noProof/>
             <w:webHidden/>
           </w:rPr>
-          <w:instrText xml:space="preserve"> PAGEREF _Toc228343699 \h </w:instrText>
+          <w:instrText xml:space="preserve"> PAGEREF _Toc233886191 \h </w:instrText>
         </w:r>
         <w:r>
           <w:rPr>
@@ -3792,7 +4361,7 @@
             <w:noProof/>
             <w:webHidden/>
           </w:rPr>
-          <w:t>15</w:t>
+          <w:t>24</w:t>
         </w:r>
         <w:r>
           <w:rPr>
@@ -3815,10 +4384,11 @@
           <w:color w:val="auto"/>
           <w:kern w:val="2"/>
           <w:szCs w:val="24"/>
+          <w:lang w:val="es-AR" w:eastAsia="es-AR"/>
           <w14:ligatures w14:val="standardContextual"/>
         </w:rPr>
       </w:pPr>
-      <w:hyperlink w:anchor="_Toc228343700" w:history="1">
+      <w:hyperlink w:anchor="_Toc233886192" w:history="1">
         <w:r>
           <w:rPr>
             <w:rStyle w:val="Hipervnculo"/>
@@ -3845,7 +4415,7 @@
             <w:noProof/>
             <w:webHidden/>
           </w:rPr>
-          <w:instrText xml:space="preserve"> PAGEREF _Toc228343700 \h </w:instrText>
+          <w:instrText xml:space="preserve"> PAGEREF _Toc233886192 \h </w:instrText>
         </w:r>
         <w:r>
           <w:rPr>
@@ -3865,7 +4435,7 @@
             <w:noProof/>
             <w:webHidden/>
           </w:rPr>
-          <w:t>15</w:t>
+          <w:t>24</w:t>
         </w:r>
         <w:r>
           <w:rPr>
@@ -3888,10 +4458,11 @@
           <w:color w:val="auto"/>
           <w:kern w:val="2"/>
           <w:szCs w:val="24"/>
+          <w:lang w:val="es-AR" w:eastAsia="es-AR"/>
           <w14:ligatures w14:val="standardContextual"/>
         </w:rPr>
       </w:pPr>
-      <w:hyperlink w:anchor="_Toc228343701" w:history="1">
+      <w:hyperlink w:anchor="_Toc233886193" w:history="1">
         <w:r>
           <w:rPr>
             <w:rStyle w:val="Hipervnculo"/>
@@ -3918,7 +4489,7 @@
             <w:noProof/>
             <w:webHidden/>
           </w:rPr>
-          <w:instrText xml:space="preserve"> PAGEREF _Toc228343701 \h </w:instrText>
+          <w:instrText xml:space="preserve"> PAGEREF _Toc233886193 \h </w:instrText>
         </w:r>
         <w:r>
           <w:rPr>
@@ -3938,7 +4509,7 @@
             <w:noProof/>
             <w:webHidden/>
           </w:rPr>
-          <w:t>16</w:t>
+          <w:t>26</w:t>
         </w:r>
         <w:r>
           <w:rPr>
@@ -3962,10 +4533,11 @@
           <w:kern w:val="2"/>
           <w:sz w:val="24"/>
           <w:szCs w:val="24"/>
+          <w:lang w:val="es-AR" w:eastAsia="es-AR"/>
           <w14:ligatures w14:val="standardContextual"/>
         </w:rPr>
       </w:pPr>
-      <w:hyperlink w:anchor="_Toc228343702" w:history="1">
+      <w:hyperlink w:anchor="_Toc233886194" w:history="1">
         <w:r>
           <w:rPr>
             <w:rStyle w:val="Hipervnculo"/>
@@ -3992,7 +4564,7 @@
             <w:noProof/>
             <w:webHidden/>
           </w:rPr>
-          <w:instrText xml:space="preserve"> PAGEREF _Toc228343702 \h </w:instrText>
+          <w:instrText xml:space="preserve"> PAGEREF _Toc233886194 \h </w:instrText>
         </w:r>
         <w:r>
           <w:rPr>
@@ -4012,7 +4584,525 @@
             <w:noProof/>
             <w:webHidden/>
           </w:rPr>
-          <w:t>16</w:t>
+          <w:t>26</w:t>
+        </w:r>
+        <w:r>
+          <w:rPr>
+            <w:noProof/>
+            <w:webHidden/>
+          </w:rPr>
+          <w:fldChar w:fldCharType="end"/>
+        </w:r>
+      </w:hyperlink>
+    </w:p>
+    <w:p>
+      <w:pPr>
+        <w:pStyle w:val="TDC3"/>
+        <w:tabs>
+          <w:tab w:val="right" w:leader="dot" w:pos="9062"/>
+        </w:tabs>
+        <w:rPr>
+          <w:rFonts w:asciiTheme="minorHAnsi" w:eastAsiaTheme="minorEastAsia" w:hAnsiTheme="minorHAnsi" w:cstheme="minorBidi"/>
+          <w:noProof/>
+          <w:color w:val="auto"/>
+          <w:kern w:val="2"/>
+          <w:szCs w:val="24"/>
+          <w:lang w:val="es-AR" w:eastAsia="es-AR"/>
+          <w14:ligatures w14:val="standardContextual"/>
+        </w:rPr>
+      </w:pPr>
+      <w:hyperlink w:anchor="_Toc233886195" w:history="1">
+        <w:r>
+          <w:rPr>
+            <w:rStyle w:val="Hipervnculo"/>
+            <w:noProof/>
+          </w:rPr>
+          <w:t>Objetivo</w:t>
+        </w:r>
+        <w:r>
+          <w:rPr>
+            <w:noProof/>
+            <w:webHidden/>
+          </w:rPr>
+          <w:tab/>
+        </w:r>
+        <w:r>
+          <w:rPr>
+            <w:noProof/>
+            <w:webHidden/>
+          </w:rPr>
+          <w:fldChar w:fldCharType="begin"/>
+        </w:r>
+        <w:r>
+          <w:rPr>
+            <w:noProof/>
+            <w:webHidden/>
+          </w:rPr>
+          <w:instrText xml:space="preserve"> PAGEREF _Toc233886195 \h </w:instrText>
+        </w:r>
+        <w:r>
+          <w:rPr>
+            <w:noProof/>
+            <w:webHidden/>
+          </w:rPr>
+        </w:r>
+        <w:r>
+          <w:rPr>
+            <w:noProof/>
+            <w:webHidden/>
+          </w:rPr>
+          <w:fldChar w:fldCharType="separate"/>
+        </w:r>
+        <w:r>
+          <w:rPr>
+            <w:noProof/>
+            <w:webHidden/>
+          </w:rPr>
+          <w:t>26</w:t>
+        </w:r>
+        <w:r>
+          <w:rPr>
+            <w:noProof/>
+            <w:webHidden/>
+          </w:rPr>
+          <w:fldChar w:fldCharType="end"/>
+        </w:r>
+      </w:hyperlink>
+    </w:p>
+    <w:p>
+      <w:pPr>
+        <w:pStyle w:val="TDC3"/>
+        <w:tabs>
+          <w:tab w:val="right" w:leader="dot" w:pos="9062"/>
+        </w:tabs>
+        <w:rPr>
+          <w:rFonts w:asciiTheme="minorHAnsi" w:eastAsiaTheme="minorEastAsia" w:hAnsiTheme="minorHAnsi" w:cstheme="minorBidi"/>
+          <w:noProof/>
+          <w:color w:val="auto"/>
+          <w:kern w:val="2"/>
+          <w:szCs w:val="24"/>
+          <w:lang w:val="es-AR" w:eastAsia="es-AR"/>
+          <w14:ligatures w14:val="standardContextual"/>
+        </w:rPr>
+      </w:pPr>
+      <w:hyperlink w:anchor="_Toc233886196" w:history="1">
+        <w:r>
+          <w:rPr>
+            <w:rStyle w:val="Hipervnculo"/>
+            <w:noProof/>
+          </w:rPr>
+          <w:t>Descripción detallada de cómo funciona</w:t>
+        </w:r>
+        <w:r>
+          <w:rPr>
+            <w:noProof/>
+            <w:webHidden/>
+          </w:rPr>
+          <w:tab/>
+        </w:r>
+        <w:r>
+          <w:rPr>
+            <w:noProof/>
+            <w:webHidden/>
+          </w:rPr>
+          <w:fldChar w:fldCharType="begin"/>
+        </w:r>
+        <w:r>
+          <w:rPr>
+            <w:noProof/>
+            <w:webHidden/>
+          </w:rPr>
+          <w:instrText xml:space="preserve"> PAGEREF _Toc233886196 \h </w:instrText>
+        </w:r>
+        <w:r>
+          <w:rPr>
+            <w:noProof/>
+            <w:webHidden/>
+          </w:rPr>
+        </w:r>
+        <w:r>
+          <w:rPr>
+            <w:noProof/>
+            <w:webHidden/>
+          </w:rPr>
+          <w:fldChar w:fldCharType="separate"/>
+        </w:r>
+        <w:r>
+          <w:rPr>
+            <w:noProof/>
+            <w:webHidden/>
+          </w:rPr>
+          <w:t>26</w:t>
+        </w:r>
+        <w:r>
+          <w:rPr>
+            <w:noProof/>
+            <w:webHidden/>
+          </w:rPr>
+          <w:fldChar w:fldCharType="end"/>
+        </w:r>
+      </w:hyperlink>
+    </w:p>
+    <w:p>
+      <w:pPr>
+        <w:pStyle w:val="TDC3"/>
+        <w:tabs>
+          <w:tab w:val="right" w:leader="dot" w:pos="9062"/>
+        </w:tabs>
+        <w:rPr>
+          <w:rFonts w:asciiTheme="minorHAnsi" w:eastAsiaTheme="minorEastAsia" w:hAnsiTheme="minorHAnsi" w:cstheme="minorBidi"/>
+          <w:noProof/>
+          <w:color w:val="auto"/>
+          <w:kern w:val="2"/>
+          <w:szCs w:val="24"/>
+          <w:lang w:val="es-AR" w:eastAsia="es-AR"/>
+          <w14:ligatures w14:val="standardContextual"/>
+        </w:rPr>
+      </w:pPr>
+      <w:hyperlink w:anchor="_Toc233886197" w:history="1">
+        <w:r>
+          <w:rPr>
+            <w:rStyle w:val="Hipervnculo"/>
+            <w:noProof/>
+          </w:rPr>
+          <w:t>Diagrama de clases - Perfiles</w:t>
+        </w:r>
+        <w:r>
+          <w:rPr>
+            <w:noProof/>
+            <w:webHidden/>
+          </w:rPr>
+          <w:tab/>
+        </w:r>
+        <w:r>
+          <w:rPr>
+            <w:noProof/>
+            <w:webHidden/>
+          </w:rPr>
+          <w:fldChar w:fldCharType="begin"/>
+        </w:r>
+        <w:r>
+          <w:rPr>
+            <w:noProof/>
+            <w:webHidden/>
+          </w:rPr>
+          <w:instrText xml:space="preserve"> PAGEREF _Toc233886197 \h </w:instrText>
+        </w:r>
+        <w:r>
+          <w:rPr>
+            <w:noProof/>
+            <w:webHidden/>
+          </w:rPr>
+        </w:r>
+        <w:r>
+          <w:rPr>
+            <w:noProof/>
+            <w:webHidden/>
+          </w:rPr>
+          <w:fldChar w:fldCharType="separate"/>
+        </w:r>
+        <w:r>
+          <w:rPr>
+            <w:noProof/>
+            <w:webHidden/>
+          </w:rPr>
+          <w:t>27</w:t>
+        </w:r>
+        <w:r>
+          <w:rPr>
+            <w:noProof/>
+            <w:webHidden/>
+          </w:rPr>
+          <w:fldChar w:fldCharType="end"/>
+        </w:r>
+      </w:hyperlink>
+    </w:p>
+    <w:p>
+      <w:pPr>
+        <w:pStyle w:val="TDC3"/>
+        <w:tabs>
+          <w:tab w:val="right" w:leader="dot" w:pos="9062"/>
+        </w:tabs>
+        <w:rPr>
+          <w:rFonts w:asciiTheme="minorHAnsi" w:eastAsiaTheme="minorEastAsia" w:hAnsiTheme="minorHAnsi" w:cstheme="minorBidi"/>
+          <w:noProof/>
+          <w:color w:val="auto"/>
+          <w:kern w:val="2"/>
+          <w:szCs w:val="24"/>
+          <w:lang w:val="es-AR" w:eastAsia="es-AR"/>
+          <w14:ligatures w14:val="standardContextual"/>
+        </w:rPr>
+      </w:pPr>
+      <w:hyperlink w:anchor="_Toc233886198" w:history="1">
+        <w:r>
+          <w:rPr>
+            <w:rStyle w:val="Hipervnculo"/>
+            <w:noProof/>
+          </w:rPr>
+          <w:t>Diagrama de entidad relación - Perfiles</w:t>
+        </w:r>
+        <w:r>
+          <w:rPr>
+            <w:noProof/>
+            <w:webHidden/>
+          </w:rPr>
+          <w:tab/>
+        </w:r>
+        <w:r>
+          <w:rPr>
+            <w:noProof/>
+            <w:webHidden/>
+          </w:rPr>
+          <w:fldChar w:fldCharType="begin"/>
+        </w:r>
+        <w:r>
+          <w:rPr>
+            <w:noProof/>
+            <w:webHidden/>
+          </w:rPr>
+          <w:instrText xml:space="preserve"> PAGEREF _Toc233886198 \h </w:instrText>
+        </w:r>
+        <w:r>
+          <w:rPr>
+            <w:noProof/>
+            <w:webHidden/>
+          </w:rPr>
+        </w:r>
+        <w:r>
+          <w:rPr>
+            <w:noProof/>
+            <w:webHidden/>
+          </w:rPr>
+          <w:fldChar w:fldCharType="separate"/>
+        </w:r>
+        <w:r>
+          <w:rPr>
+            <w:noProof/>
+            <w:webHidden/>
+          </w:rPr>
+          <w:t>28</w:t>
+        </w:r>
+        <w:r>
+          <w:rPr>
+            <w:noProof/>
+            <w:webHidden/>
+          </w:rPr>
+          <w:fldChar w:fldCharType="end"/>
+        </w:r>
+      </w:hyperlink>
+    </w:p>
+    <w:p>
+      <w:pPr>
+        <w:pStyle w:val="TDC3"/>
+        <w:tabs>
+          <w:tab w:val="right" w:leader="dot" w:pos="9062"/>
+        </w:tabs>
+        <w:rPr>
+          <w:rFonts w:asciiTheme="minorHAnsi" w:eastAsiaTheme="minorEastAsia" w:hAnsiTheme="minorHAnsi" w:cstheme="minorBidi"/>
+          <w:noProof/>
+          <w:color w:val="auto"/>
+          <w:kern w:val="2"/>
+          <w:szCs w:val="24"/>
+          <w:lang w:val="es-AR" w:eastAsia="es-AR"/>
+          <w14:ligatures w14:val="standardContextual"/>
+        </w:rPr>
+      </w:pPr>
+      <w:hyperlink w:anchor="_Toc233886199" w:history="1">
+        <w:r>
+          <w:rPr>
+            <w:rStyle w:val="Hipervnculo"/>
+            <w:noProof/>
+          </w:rPr>
+          <w:t>Diagrama de secuencia – resolución recursiva de permisos</w:t>
+        </w:r>
+        <w:r>
+          <w:rPr>
+            <w:noProof/>
+            <w:webHidden/>
+          </w:rPr>
+          <w:tab/>
+        </w:r>
+        <w:r>
+          <w:rPr>
+            <w:noProof/>
+            <w:webHidden/>
+          </w:rPr>
+          <w:fldChar w:fldCharType="begin"/>
+        </w:r>
+        <w:r>
+          <w:rPr>
+            <w:noProof/>
+            <w:webHidden/>
+          </w:rPr>
+          <w:instrText xml:space="preserve"> PAGEREF _Toc233886199 \h </w:instrText>
+        </w:r>
+        <w:r>
+          <w:rPr>
+            <w:noProof/>
+            <w:webHidden/>
+          </w:rPr>
+        </w:r>
+        <w:r>
+          <w:rPr>
+            <w:noProof/>
+            <w:webHidden/>
+          </w:rPr>
+          <w:fldChar w:fldCharType="separate"/>
+        </w:r>
+        <w:r>
+          <w:rPr>
+            <w:noProof/>
+            <w:webHidden/>
+          </w:rPr>
+          <w:t>28</w:t>
+        </w:r>
+        <w:r>
+          <w:rPr>
+            <w:noProof/>
+            <w:webHidden/>
+          </w:rPr>
+          <w:fldChar w:fldCharType="end"/>
+        </w:r>
+      </w:hyperlink>
+    </w:p>
+    <w:p>
+      <w:pPr>
+        <w:pStyle w:val="TDC3"/>
+        <w:tabs>
+          <w:tab w:val="right" w:leader="dot" w:pos="9062"/>
+        </w:tabs>
+        <w:rPr>
+          <w:rFonts w:asciiTheme="minorHAnsi" w:eastAsiaTheme="minorEastAsia" w:hAnsiTheme="minorHAnsi" w:cstheme="minorBidi"/>
+          <w:noProof/>
+          <w:color w:val="auto"/>
+          <w:kern w:val="2"/>
+          <w:szCs w:val="24"/>
+          <w:lang w:val="es-AR" w:eastAsia="es-AR"/>
+          <w14:ligatures w14:val="standardContextual"/>
+        </w:rPr>
+      </w:pPr>
+      <w:hyperlink w:anchor="_Toc233886200" w:history="1">
+        <w:r>
+          <w:rPr>
+            <w:rStyle w:val="Hipervnculo"/>
+            <w:noProof/>
+          </w:rPr>
+          <w:t>Especificación de Casos de Uso - CU004 Gestión de Usuarios (ABM)</w:t>
+        </w:r>
+        <w:r>
+          <w:rPr>
+            <w:noProof/>
+            <w:webHidden/>
+          </w:rPr>
+          <w:tab/>
+        </w:r>
+        <w:r>
+          <w:rPr>
+            <w:noProof/>
+            <w:webHidden/>
+          </w:rPr>
+          <w:fldChar w:fldCharType="begin"/>
+        </w:r>
+        <w:r>
+          <w:rPr>
+            <w:noProof/>
+            <w:webHidden/>
+          </w:rPr>
+          <w:instrText xml:space="preserve"> PAGEREF _Toc233886200 \h </w:instrText>
+        </w:r>
+        <w:r>
+          <w:rPr>
+            <w:noProof/>
+            <w:webHidden/>
+          </w:rPr>
+        </w:r>
+        <w:r>
+          <w:rPr>
+            <w:noProof/>
+            <w:webHidden/>
+          </w:rPr>
+          <w:fldChar w:fldCharType="separate"/>
+        </w:r>
+        <w:r>
+          <w:rPr>
+            <w:noProof/>
+            <w:webHidden/>
+          </w:rPr>
+          <w:t>28</w:t>
+        </w:r>
+        <w:r>
+          <w:rPr>
+            <w:noProof/>
+            <w:webHidden/>
+          </w:rPr>
+          <w:fldChar w:fldCharType="end"/>
+        </w:r>
+      </w:hyperlink>
+    </w:p>
+    <w:p>
+      <w:pPr>
+        <w:pStyle w:val="TDC3"/>
+        <w:tabs>
+          <w:tab w:val="right" w:leader="dot" w:pos="9062"/>
+        </w:tabs>
+        <w:rPr>
+          <w:rFonts w:asciiTheme="minorHAnsi" w:eastAsiaTheme="minorEastAsia" w:hAnsiTheme="minorHAnsi" w:cstheme="minorBidi"/>
+          <w:noProof/>
+          <w:color w:val="auto"/>
+          <w:kern w:val="2"/>
+          <w:szCs w:val="24"/>
+          <w:lang w:val="es-AR" w:eastAsia="es-AR"/>
+          <w14:ligatures w14:val="standardContextual"/>
+        </w:rPr>
+      </w:pPr>
+      <w:hyperlink w:anchor="_Toc233886201" w:history="1">
+        <w:r>
+          <w:rPr>
+            <w:rStyle w:val="Hipervnculo"/>
+            <w:noProof/>
+          </w:rPr>
+          <w:t>Especificación de Casos de Uso - CU005 Asignación de Permisos a Usuario</w:t>
+        </w:r>
+        <w:r>
+          <w:rPr>
+            <w:noProof/>
+            <w:webHidden/>
+          </w:rPr>
+          <w:tab/>
+        </w:r>
+        <w:r>
+          <w:rPr>
+            <w:noProof/>
+            <w:webHidden/>
+          </w:rPr>
+          <w:fldChar w:fldCharType="begin"/>
+        </w:r>
+        <w:r>
+          <w:rPr>
+            <w:noProof/>
+            <w:webHidden/>
+          </w:rPr>
+          <w:instrText xml:space="preserve"> PAGEREF _Toc233886201 \h </w:instrText>
+        </w:r>
+        <w:r>
+          <w:rPr>
+            <w:noProof/>
+            <w:webHidden/>
+          </w:rPr>
+        </w:r>
+        <w:r>
+          <w:rPr>
+            <w:noProof/>
+            <w:webHidden/>
+          </w:rPr>
+          <w:fldChar w:fldCharType="separate"/>
+        </w:r>
+        <w:r>
+          <w:rPr>
+            <w:noProof/>
+            <w:webHidden/>
+          </w:rPr>
+          <w:t>29</w:t>
         </w:r>
         <w:r>
           <w:rPr>
@@ -4036,10 +5126,11 @@
           <w:kern w:val="2"/>
           <w:sz w:val="24"/>
           <w:szCs w:val="24"/>
+          <w:lang w:val="es-AR" w:eastAsia="es-AR"/>
           <w14:ligatures w14:val="standardContextual"/>
         </w:rPr>
       </w:pPr>
-      <w:hyperlink w:anchor="_Toc228343703" w:history="1">
+      <w:hyperlink w:anchor="_Toc233886202" w:history="1">
         <w:r>
           <w:rPr>
             <w:rStyle w:val="Hipervnculo"/>
@@ -4066,7 +5157,7 @@
             <w:noProof/>
             <w:webHidden/>
           </w:rPr>
-          <w:instrText xml:space="preserve"> PAGEREF _Toc228343703 \h </w:instrText>
+          <w:instrText xml:space="preserve"> PAGEREF _Toc233886202 \h </w:instrText>
         </w:r>
         <w:r>
           <w:rPr>
@@ -4086,7 +5177,451 @@
             <w:noProof/>
             <w:webHidden/>
           </w:rPr>
-          <w:t>16</w:t>
+          <w:t>29</w:t>
+        </w:r>
+        <w:r>
+          <w:rPr>
+            <w:noProof/>
+            <w:webHidden/>
+          </w:rPr>
+          <w:fldChar w:fldCharType="end"/>
+        </w:r>
+      </w:hyperlink>
+    </w:p>
+    <w:p>
+      <w:pPr>
+        <w:pStyle w:val="TDC3"/>
+        <w:tabs>
+          <w:tab w:val="right" w:leader="dot" w:pos="9062"/>
+        </w:tabs>
+        <w:rPr>
+          <w:rFonts w:asciiTheme="minorHAnsi" w:eastAsiaTheme="minorEastAsia" w:hAnsiTheme="minorHAnsi" w:cstheme="minorBidi"/>
+          <w:noProof/>
+          <w:color w:val="auto"/>
+          <w:kern w:val="2"/>
+          <w:szCs w:val="24"/>
+          <w:lang w:val="es-AR" w:eastAsia="es-AR"/>
+          <w14:ligatures w14:val="standardContextual"/>
+        </w:rPr>
+      </w:pPr>
+      <w:hyperlink w:anchor="_Toc233886203" w:history="1">
+        <w:r>
+          <w:rPr>
+            <w:rStyle w:val="Hipervnculo"/>
+            <w:noProof/>
+          </w:rPr>
+          <w:t>Objetivo</w:t>
+        </w:r>
+        <w:r>
+          <w:rPr>
+            <w:noProof/>
+            <w:webHidden/>
+          </w:rPr>
+          <w:tab/>
+        </w:r>
+        <w:r>
+          <w:rPr>
+            <w:noProof/>
+            <w:webHidden/>
+          </w:rPr>
+          <w:fldChar w:fldCharType="begin"/>
+        </w:r>
+        <w:r>
+          <w:rPr>
+            <w:noProof/>
+            <w:webHidden/>
+          </w:rPr>
+          <w:instrText xml:space="preserve"> PAGEREF _Toc233886203 \h </w:instrText>
+        </w:r>
+        <w:r>
+          <w:rPr>
+            <w:noProof/>
+            <w:webHidden/>
+          </w:rPr>
+        </w:r>
+        <w:r>
+          <w:rPr>
+            <w:noProof/>
+            <w:webHidden/>
+          </w:rPr>
+          <w:fldChar w:fldCharType="separate"/>
+        </w:r>
+        <w:r>
+          <w:rPr>
+            <w:noProof/>
+            <w:webHidden/>
+          </w:rPr>
+          <w:t>29</w:t>
+        </w:r>
+        <w:r>
+          <w:rPr>
+            <w:noProof/>
+            <w:webHidden/>
+          </w:rPr>
+          <w:fldChar w:fldCharType="end"/>
+        </w:r>
+      </w:hyperlink>
+    </w:p>
+    <w:p>
+      <w:pPr>
+        <w:pStyle w:val="TDC3"/>
+        <w:tabs>
+          <w:tab w:val="right" w:leader="dot" w:pos="9062"/>
+        </w:tabs>
+        <w:rPr>
+          <w:rFonts w:asciiTheme="minorHAnsi" w:eastAsiaTheme="minorEastAsia" w:hAnsiTheme="minorHAnsi" w:cstheme="minorBidi"/>
+          <w:noProof/>
+          <w:color w:val="auto"/>
+          <w:kern w:val="2"/>
+          <w:szCs w:val="24"/>
+          <w:lang w:val="es-AR" w:eastAsia="es-AR"/>
+          <w14:ligatures w14:val="standardContextual"/>
+        </w:rPr>
+      </w:pPr>
+      <w:hyperlink w:anchor="_Toc233886204" w:history="1">
+        <w:r>
+          <w:rPr>
+            <w:rStyle w:val="Hipervnculo"/>
+            <w:noProof/>
+          </w:rPr>
+          <w:t>Descripción detallada de cómo funciona</w:t>
+        </w:r>
+        <w:r>
+          <w:rPr>
+            <w:noProof/>
+            <w:webHidden/>
+          </w:rPr>
+          <w:tab/>
+        </w:r>
+        <w:r>
+          <w:rPr>
+            <w:noProof/>
+            <w:webHidden/>
+          </w:rPr>
+          <w:fldChar w:fldCharType="begin"/>
+        </w:r>
+        <w:r>
+          <w:rPr>
+            <w:noProof/>
+            <w:webHidden/>
+          </w:rPr>
+          <w:instrText xml:space="preserve"> PAGEREF _Toc233886204 \h </w:instrText>
+        </w:r>
+        <w:r>
+          <w:rPr>
+            <w:noProof/>
+            <w:webHidden/>
+          </w:rPr>
+        </w:r>
+        <w:r>
+          <w:rPr>
+            <w:noProof/>
+            <w:webHidden/>
+          </w:rPr>
+          <w:fldChar w:fldCharType="separate"/>
+        </w:r>
+        <w:r>
+          <w:rPr>
+            <w:noProof/>
+            <w:webHidden/>
+          </w:rPr>
+          <w:t>30</w:t>
+        </w:r>
+        <w:r>
+          <w:rPr>
+            <w:noProof/>
+            <w:webHidden/>
+          </w:rPr>
+          <w:fldChar w:fldCharType="end"/>
+        </w:r>
+      </w:hyperlink>
+    </w:p>
+    <w:p>
+      <w:pPr>
+        <w:pStyle w:val="TDC3"/>
+        <w:tabs>
+          <w:tab w:val="right" w:leader="dot" w:pos="9062"/>
+        </w:tabs>
+        <w:rPr>
+          <w:rFonts w:asciiTheme="minorHAnsi" w:eastAsiaTheme="minorEastAsia" w:hAnsiTheme="minorHAnsi" w:cstheme="minorBidi"/>
+          <w:noProof/>
+          <w:color w:val="auto"/>
+          <w:kern w:val="2"/>
+          <w:szCs w:val="24"/>
+          <w:lang w:val="es-AR" w:eastAsia="es-AR"/>
+          <w14:ligatures w14:val="standardContextual"/>
+        </w:rPr>
+      </w:pPr>
+      <w:hyperlink w:anchor="_Toc233886205" w:history="1">
+        <w:r>
+          <w:rPr>
+            <w:rStyle w:val="Hipervnculo"/>
+            <w:noProof/>
+          </w:rPr>
+          <w:t>Especificacion de Casos de Uso - CU006 Cambiar Idioma</w:t>
+        </w:r>
+        <w:r>
+          <w:rPr>
+            <w:noProof/>
+            <w:webHidden/>
+          </w:rPr>
+          <w:tab/>
+        </w:r>
+        <w:r>
+          <w:rPr>
+            <w:noProof/>
+            <w:webHidden/>
+          </w:rPr>
+          <w:fldChar w:fldCharType="begin"/>
+        </w:r>
+        <w:r>
+          <w:rPr>
+            <w:noProof/>
+            <w:webHidden/>
+          </w:rPr>
+          <w:instrText xml:space="preserve"> PAGEREF _Toc233886205 \h </w:instrText>
+        </w:r>
+        <w:r>
+          <w:rPr>
+            <w:noProof/>
+            <w:webHidden/>
+          </w:rPr>
+        </w:r>
+        <w:r>
+          <w:rPr>
+            <w:noProof/>
+            <w:webHidden/>
+          </w:rPr>
+          <w:fldChar w:fldCharType="separate"/>
+        </w:r>
+        <w:r>
+          <w:rPr>
+            <w:noProof/>
+            <w:webHidden/>
+          </w:rPr>
+          <w:t>30</w:t>
+        </w:r>
+        <w:r>
+          <w:rPr>
+            <w:noProof/>
+            <w:webHidden/>
+          </w:rPr>
+          <w:fldChar w:fldCharType="end"/>
+        </w:r>
+      </w:hyperlink>
+    </w:p>
+    <w:p>
+      <w:pPr>
+        <w:pStyle w:val="TDC3"/>
+        <w:tabs>
+          <w:tab w:val="right" w:leader="dot" w:pos="9062"/>
+        </w:tabs>
+        <w:rPr>
+          <w:rFonts w:asciiTheme="minorHAnsi" w:eastAsiaTheme="minorEastAsia" w:hAnsiTheme="minorHAnsi" w:cstheme="minorBidi"/>
+          <w:noProof/>
+          <w:color w:val="auto"/>
+          <w:kern w:val="2"/>
+          <w:szCs w:val="24"/>
+          <w:lang w:val="es-AR" w:eastAsia="es-AR"/>
+          <w14:ligatures w14:val="standardContextual"/>
+        </w:rPr>
+      </w:pPr>
+      <w:hyperlink w:anchor="_Toc233886206" w:history="1">
+        <w:r>
+          <w:rPr>
+            <w:rStyle w:val="Hipervnculo"/>
+            <w:noProof/>
+          </w:rPr>
+          <w:t>Diagrama de Clases - Idiomas (Observer)</w:t>
+        </w:r>
+        <w:r>
+          <w:rPr>
+            <w:noProof/>
+            <w:webHidden/>
+          </w:rPr>
+          <w:tab/>
+        </w:r>
+        <w:r>
+          <w:rPr>
+            <w:noProof/>
+            <w:webHidden/>
+          </w:rPr>
+          <w:fldChar w:fldCharType="begin"/>
+        </w:r>
+        <w:r>
+          <w:rPr>
+            <w:noProof/>
+            <w:webHidden/>
+          </w:rPr>
+          <w:instrText xml:space="preserve"> PAGEREF _Toc233886206 \h </w:instrText>
+        </w:r>
+        <w:r>
+          <w:rPr>
+            <w:noProof/>
+            <w:webHidden/>
+          </w:rPr>
+        </w:r>
+        <w:r>
+          <w:rPr>
+            <w:noProof/>
+            <w:webHidden/>
+          </w:rPr>
+          <w:fldChar w:fldCharType="separate"/>
+        </w:r>
+        <w:r>
+          <w:rPr>
+            <w:noProof/>
+            <w:webHidden/>
+          </w:rPr>
+          <w:t>31</w:t>
+        </w:r>
+        <w:r>
+          <w:rPr>
+            <w:noProof/>
+            <w:webHidden/>
+          </w:rPr>
+          <w:fldChar w:fldCharType="end"/>
+        </w:r>
+      </w:hyperlink>
+    </w:p>
+    <w:p>
+      <w:pPr>
+        <w:pStyle w:val="TDC3"/>
+        <w:tabs>
+          <w:tab w:val="right" w:leader="dot" w:pos="9062"/>
+        </w:tabs>
+        <w:rPr>
+          <w:rFonts w:asciiTheme="minorHAnsi" w:eastAsiaTheme="minorEastAsia" w:hAnsiTheme="minorHAnsi" w:cstheme="minorBidi"/>
+          <w:noProof/>
+          <w:color w:val="auto"/>
+          <w:kern w:val="2"/>
+          <w:szCs w:val="24"/>
+          <w:lang w:val="es-AR" w:eastAsia="es-AR"/>
+          <w14:ligatures w14:val="standardContextual"/>
+        </w:rPr>
+      </w:pPr>
+      <w:hyperlink w:anchor="_Toc233886207" w:history="1">
+        <w:r>
+          <w:rPr>
+            <w:rStyle w:val="Hipervnculo"/>
+            <w:noProof/>
+          </w:rPr>
+          <w:t>Diagrama de Entidad Relacion - Idiomas</w:t>
+        </w:r>
+        <w:r>
+          <w:rPr>
+            <w:noProof/>
+            <w:webHidden/>
+          </w:rPr>
+          <w:tab/>
+        </w:r>
+        <w:r>
+          <w:rPr>
+            <w:noProof/>
+            <w:webHidden/>
+          </w:rPr>
+          <w:fldChar w:fldCharType="begin"/>
+        </w:r>
+        <w:r>
+          <w:rPr>
+            <w:noProof/>
+            <w:webHidden/>
+          </w:rPr>
+          <w:instrText xml:space="preserve"> PAGEREF _Toc233886207 \h </w:instrText>
+        </w:r>
+        <w:r>
+          <w:rPr>
+            <w:noProof/>
+            <w:webHidden/>
+          </w:rPr>
+        </w:r>
+        <w:r>
+          <w:rPr>
+            <w:noProof/>
+            <w:webHidden/>
+          </w:rPr>
+          <w:fldChar w:fldCharType="separate"/>
+        </w:r>
+        <w:r>
+          <w:rPr>
+            <w:noProof/>
+            <w:webHidden/>
+          </w:rPr>
+          <w:t>31</w:t>
+        </w:r>
+        <w:r>
+          <w:rPr>
+            <w:noProof/>
+            <w:webHidden/>
+          </w:rPr>
+          <w:fldChar w:fldCharType="end"/>
+        </w:r>
+      </w:hyperlink>
+    </w:p>
+    <w:p>
+      <w:pPr>
+        <w:pStyle w:val="TDC3"/>
+        <w:tabs>
+          <w:tab w:val="right" w:leader="dot" w:pos="9062"/>
+        </w:tabs>
+        <w:rPr>
+          <w:rFonts w:asciiTheme="minorHAnsi" w:eastAsiaTheme="minorEastAsia" w:hAnsiTheme="minorHAnsi" w:cstheme="minorBidi"/>
+          <w:noProof/>
+          <w:color w:val="auto"/>
+          <w:kern w:val="2"/>
+          <w:szCs w:val="24"/>
+          <w:lang w:val="es-AR" w:eastAsia="es-AR"/>
+          <w14:ligatures w14:val="standardContextual"/>
+        </w:rPr>
+      </w:pPr>
+      <w:hyperlink w:anchor="_Toc233886208" w:history="1">
+        <w:r>
+          <w:rPr>
+            <w:rStyle w:val="Hipervnculo"/>
+            <w:noProof/>
+          </w:rPr>
+          <w:t>Diagrama de Secuencia - Cambio Dinamico de Idioma</w:t>
+        </w:r>
+        <w:r>
+          <w:rPr>
+            <w:noProof/>
+            <w:webHidden/>
+          </w:rPr>
+          <w:tab/>
+        </w:r>
+        <w:r>
+          <w:rPr>
+            <w:noProof/>
+            <w:webHidden/>
+          </w:rPr>
+          <w:fldChar w:fldCharType="begin"/>
+        </w:r>
+        <w:r>
+          <w:rPr>
+            <w:noProof/>
+            <w:webHidden/>
+          </w:rPr>
+          <w:instrText xml:space="preserve"> PAGEREF _Toc233886208 \h </w:instrText>
+        </w:r>
+        <w:r>
+          <w:rPr>
+            <w:noProof/>
+            <w:webHidden/>
+          </w:rPr>
+        </w:r>
+        <w:r>
+          <w:rPr>
+            <w:noProof/>
+            <w:webHidden/>
+          </w:rPr>
+          <w:fldChar w:fldCharType="separate"/>
+        </w:r>
+        <w:r>
+          <w:rPr>
+            <w:noProof/>
+            <w:webHidden/>
+          </w:rPr>
+          <w:t>32</w:t>
         </w:r>
         <w:r>
           <w:rPr>
@@ -4110,10 +5645,11 @@
           <w:kern w:val="2"/>
           <w:sz w:val="24"/>
           <w:szCs w:val="24"/>
+          <w:lang w:val="es-AR" w:eastAsia="es-AR"/>
           <w14:ligatures w14:val="standardContextual"/>
         </w:rPr>
       </w:pPr>
-      <w:hyperlink w:anchor="_Toc228343704" w:history="1">
+      <w:hyperlink w:anchor="_Toc233886209" w:history="1">
         <w:r>
           <w:rPr>
             <w:rStyle w:val="Hipervnculo"/>
@@ -4140,7 +5676,7 @@
             <w:noProof/>
             <w:webHidden/>
           </w:rPr>
-          <w:instrText xml:space="preserve"> PAGEREF _Toc228343704 \h </w:instrText>
+          <w:instrText xml:space="preserve"> PAGEREF _Toc233886209 \h </w:instrText>
         </w:r>
         <w:r>
           <w:rPr>
@@ -4160,7 +5696,7 @@
             <w:noProof/>
             <w:webHidden/>
           </w:rPr>
-          <w:t>17</w:t>
+          <w:t>33</w:t>
         </w:r>
         <w:r>
           <w:rPr>
@@ -4183,10 +5719,11 @@
           <w:color w:val="auto"/>
           <w:kern w:val="2"/>
           <w:szCs w:val="24"/>
+          <w:lang w:val="es-AR" w:eastAsia="es-AR"/>
           <w14:ligatures w14:val="standardContextual"/>
         </w:rPr>
       </w:pPr>
-      <w:hyperlink w:anchor="_Toc228343705" w:history="1">
+      <w:hyperlink w:anchor="_Toc233886210" w:history="1">
         <w:r>
           <w:rPr>
             <w:rStyle w:val="Hipervnculo"/>
@@ -4213,7 +5750,7 @@
             <w:noProof/>
             <w:webHidden/>
           </w:rPr>
-          <w:instrText xml:space="preserve"> PAGEREF _Toc228343705 \h </w:instrText>
+          <w:instrText xml:space="preserve"> PAGEREF _Toc233886210 \h </w:instrText>
         </w:r>
         <w:r>
           <w:rPr>
@@ -4233,7 +5770,7 @@
             <w:noProof/>
             <w:webHidden/>
           </w:rPr>
-          <w:t>17</w:t>
+          <w:t>33</w:t>
         </w:r>
         <w:r>
           <w:rPr>
@@ -4256,10 +5793,11 @@
           <w:color w:val="auto"/>
           <w:kern w:val="2"/>
           <w:szCs w:val="24"/>
+          <w:lang w:val="es-AR" w:eastAsia="es-AR"/>
           <w14:ligatures w14:val="standardContextual"/>
         </w:rPr>
       </w:pPr>
-      <w:hyperlink w:anchor="_Toc228343706" w:history="1">
+      <w:hyperlink w:anchor="_Toc233886211" w:history="1">
         <w:r>
           <w:rPr>
             <w:rStyle w:val="Hipervnculo"/>
@@ -4286,7 +5824,7 @@
             <w:noProof/>
             <w:webHidden/>
           </w:rPr>
-          <w:instrText xml:space="preserve"> PAGEREF _Toc228343706 \h </w:instrText>
+          <w:instrText xml:space="preserve"> PAGEREF _Toc233886211 \h </w:instrText>
         </w:r>
         <w:r>
           <w:rPr>
@@ -4306,7 +5844,7 @@
             <w:noProof/>
             <w:webHidden/>
           </w:rPr>
-          <w:t>17</w:t>
+          <w:t>33</w:t>
         </w:r>
         <w:r>
           <w:rPr>
@@ -4329,10 +5867,11 @@
           <w:color w:val="auto"/>
           <w:kern w:val="2"/>
           <w:szCs w:val="24"/>
+          <w:lang w:val="es-AR" w:eastAsia="es-AR"/>
           <w14:ligatures w14:val="standardContextual"/>
         </w:rPr>
       </w:pPr>
-      <w:hyperlink w:anchor="_Toc228343707" w:history="1">
+      <w:hyperlink w:anchor="_Toc233886212" w:history="1">
         <w:r>
           <w:rPr>
             <w:rStyle w:val="Hipervnculo"/>
@@ -4359,7 +5898,7 @@
             <w:noProof/>
             <w:webHidden/>
           </w:rPr>
-          <w:instrText xml:space="preserve"> PAGEREF _Toc228343707 \h </w:instrText>
+          <w:instrText xml:space="preserve"> PAGEREF _Toc233886212 \h </w:instrText>
         </w:r>
         <w:r>
           <w:rPr>
@@ -4379,7 +5918,7 @@
             <w:noProof/>
             <w:webHidden/>
           </w:rPr>
-          <w:t>17</w:t>
+          <w:t>33</w:t>
         </w:r>
         <w:r>
           <w:rPr>
@@ -4402,10 +5941,11 @@
           <w:color w:val="auto"/>
           <w:kern w:val="2"/>
           <w:szCs w:val="24"/>
+          <w:lang w:val="es-AR" w:eastAsia="es-AR"/>
           <w14:ligatures w14:val="standardContextual"/>
         </w:rPr>
       </w:pPr>
-      <w:hyperlink w:anchor="_Toc228343708" w:history="1">
+      <w:hyperlink w:anchor="_Toc233886213" w:history="1">
         <w:r>
           <w:rPr>
             <w:rStyle w:val="Hipervnculo"/>
@@ -4432,7 +5972,7 @@
             <w:noProof/>
             <w:webHidden/>
           </w:rPr>
-          <w:instrText xml:space="preserve"> PAGEREF _Toc228343708 \h </w:instrText>
+          <w:instrText xml:space="preserve"> PAGEREF _Toc233886213 \h </w:instrText>
         </w:r>
         <w:r>
           <w:rPr>
@@ -4452,7 +5992,7 @@
             <w:noProof/>
             <w:webHidden/>
           </w:rPr>
-          <w:t>17</w:t>
+          <w:t>33</w:t>
         </w:r>
         <w:r>
           <w:rPr>
@@ -4475,10 +6015,11 @@
           <w:color w:val="auto"/>
           <w:kern w:val="2"/>
           <w:szCs w:val="24"/>
+          <w:lang w:val="es-AR" w:eastAsia="es-AR"/>
           <w14:ligatures w14:val="standardContextual"/>
         </w:rPr>
       </w:pPr>
-      <w:hyperlink w:anchor="_Toc228343709" w:history="1">
+      <w:hyperlink w:anchor="_Toc233886214" w:history="1">
         <w:r>
           <w:rPr>
             <w:rStyle w:val="Hipervnculo"/>
@@ -4505,7 +6046,7 @@
             <w:noProof/>
             <w:webHidden/>
           </w:rPr>
-          <w:instrText xml:space="preserve"> PAGEREF _Toc228343709 \h </w:instrText>
+          <w:instrText xml:space="preserve"> PAGEREF _Toc233886214 \h </w:instrText>
         </w:r>
         <w:r>
           <w:rPr>
@@ -4525,7 +6066,7 @@
             <w:noProof/>
             <w:webHidden/>
           </w:rPr>
-          <w:t>17</w:t>
+          <w:t>34</w:t>
         </w:r>
         <w:r>
           <w:rPr>
@@ -4548,10 +6089,11 @@
           <w:color w:val="auto"/>
           <w:kern w:val="2"/>
           <w:szCs w:val="24"/>
+          <w:lang w:val="es-AR" w:eastAsia="es-AR"/>
           <w14:ligatures w14:val="standardContextual"/>
         </w:rPr>
       </w:pPr>
-      <w:hyperlink w:anchor="_Toc228343710" w:history="1">
+      <w:hyperlink w:anchor="_Toc233886215" w:history="1">
         <w:r>
           <w:rPr>
             <w:rStyle w:val="Hipervnculo"/>
@@ -4578,7 +6120,7 @@
             <w:noProof/>
             <w:webHidden/>
           </w:rPr>
-          <w:instrText xml:space="preserve"> PAGEREF _Toc228343710 \h </w:instrText>
+          <w:instrText xml:space="preserve"> PAGEREF _Toc233886215 \h </w:instrText>
         </w:r>
         <w:r>
           <w:rPr>
@@ -4598,7 +6140,7 @@
             <w:noProof/>
             <w:webHidden/>
           </w:rPr>
-          <w:t>18</w:t>
+          <w:t>34</w:t>
         </w:r>
         <w:r>
           <w:rPr>
@@ -4621,10 +6163,11 @@
           <w:color w:val="auto"/>
           <w:kern w:val="2"/>
           <w:szCs w:val="24"/>
+          <w:lang w:val="es-AR" w:eastAsia="es-AR"/>
           <w14:ligatures w14:val="standardContextual"/>
         </w:rPr>
       </w:pPr>
-      <w:hyperlink w:anchor="_Toc228343711" w:history="1">
+      <w:hyperlink w:anchor="_Toc233886216" w:history="1">
         <w:r>
           <w:rPr>
             <w:rStyle w:val="Hipervnculo"/>
@@ -4651,7 +6194,7 @@
             <w:noProof/>
             <w:webHidden/>
           </w:rPr>
-          <w:instrText xml:space="preserve"> PAGEREF _Toc228343711 \h </w:instrText>
+          <w:instrText xml:space="preserve"> PAGEREF _Toc233886216 \h </w:instrText>
         </w:r>
         <w:r>
           <w:rPr>
@@ -4671,7 +6214,7 @@
             <w:noProof/>
             <w:webHidden/>
           </w:rPr>
-          <w:t>19</w:t>
+          <w:t>35</w:t>
         </w:r>
         <w:r>
           <w:rPr>
@@ -4694,10 +6237,11 @@
           <w:color w:val="auto"/>
           <w:kern w:val="2"/>
           <w:szCs w:val="24"/>
+          <w:lang w:val="es-AR" w:eastAsia="es-AR"/>
           <w14:ligatures w14:val="standardContextual"/>
         </w:rPr>
       </w:pPr>
-      <w:hyperlink w:anchor="_Toc228343712" w:history="1">
+      <w:hyperlink w:anchor="_Toc233886217" w:history="1">
         <w:r>
           <w:rPr>
             <w:rStyle w:val="Hipervnculo"/>
@@ -4724,7 +6268,7 @@
             <w:noProof/>
             <w:webHidden/>
           </w:rPr>
-          <w:instrText xml:space="preserve"> PAGEREF _Toc228343712 \h </w:instrText>
+          <w:instrText xml:space="preserve"> PAGEREF _Toc233886217 \h </w:instrText>
         </w:r>
         <w:r>
           <w:rPr>
@@ -4744,7 +6288,7 @@
             <w:noProof/>
             <w:webHidden/>
           </w:rPr>
-          <w:t>19</w:t>
+          <w:t>35</w:t>
         </w:r>
         <w:r>
           <w:rPr>
@@ -4767,10 +6311,11 @@
           <w:color w:val="auto"/>
           <w:kern w:val="2"/>
           <w:szCs w:val="24"/>
+          <w:lang w:val="es-AR" w:eastAsia="es-AR"/>
           <w14:ligatures w14:val="standardContextual"/>
         </w:rPr>
       </w:pPr>
-      <w:hyperlink w:anchor="_Toc228343713" w:history="1">
+      <w:hyperlink w:anchor="_Toc233886218" w:history="1">
         <w:r>
           <w:rPr>
             <w:rStyle w:val="Hipervnculo"/>
@@ -4797,7 +6342,7 @@
             <w:noProof/>
             <w:webHidden/>
           </w:rPr>
-          <w:instrText xml:space="preserve"> PAGEREF _Toc228343713 \h </w:instrText>
+          <w:instrText xml:space="preserve"> PAGEREF _Toc233886218 \h </w:instrText>
         </w:r>
         <w:r>
           <w:rPr>
@@ -4817,7 +6362,7 @@
             <w:noProof/>
             <w:webHidden/>
           </w:rPr>
-          <w:t>20</w:t>
+          <w:t>36</w:t>
         </w:r>
         <w:r>
           <w:rPr>
@@ -4840,10 +6385,11 @@
           <w:color w:val="auto"/>
           <w:kern w:val="2"/>
           <w:szCs w:val="24"/>
+          <w:lang w:val="es-AR" w:eastAsia="es-AR"/>
           <w14:ligatures w14:val="standardContextual"/>
         </w:rPr>
       </w:pPr>
-      <w:hyperlink w:anchor="_Toc228343714" w:history="1">
+      <w:hyperlink w:anchor="_Toc233886219" w:history="1">
         <w:r>
           <w:rPr>
             <w:rStyle w:val="Hipervnculo"/>
@@ -4870,7 +6416,7 @@
             <w:noProof/>
             <w:webHidden/>
           </w:rPr>
-          <w:instrText xml:space="preserve"> PAGEREF _Toc228343714 \h </w:instrText>
+          <w:instrText xml:space="preserve"> PAGEREF _Toc233886219 \h </w:instrText>
         </w:r>
         <w:r>
           <w:rPr>
@@ -4890,7 +6436,7 @@
             <w:noProof/>
             <w:webHidden/>
           </w:rPr>
-          <w:t>21</w:t>
+          <w:t>36</w:t>
         </w:r>
         <w:r>
           <w:rPr>
@@ -4913,10 +6459,11 @@
           <w:color w:val="auto"/>
           <w:kern w:val="2"/>
           <w:szCs w:val="24"/>
+          <w:lang w:val="es-AR" w:eastAsia="es-AR"/>
           <w14:ligatures w14:val="standardContextual"/>
         </w:rPr>
       </w:pPr>
-      <w:hyperlink w:anchor="_Toc228343715" w:history="1">
+      <w:hyperlink w:anchor="_Toc233886220" w:history="1">
         <w:r>
           <w:rPr>
             <w:rStyle w:val="Hipervnculo"/>
@@ -4943,7 +6490,7 @@
             <w:noProof/>
             <w:webHidden/>
           </w:rPr>
-          <w:instrText xml:space="preserve"> PAGEREF _Toc228343715 \h </w:instrText>
+          <w:instrText xml:space="preserve"> PAGEREF _Toc233886220 \h </w:instrText>
         </w:r>
         <w:r>
           <w:rPr>
@@ -4963,7 +6510,525 @@
             <w:noProof/>
             <w:webHidden/>
           </w:rPr>
-          <w:t>21</w:t>
+          <w:t>36</w:t>
+        </w:r>
+        <w:r>
+          <w:rPr>
+            <w:noProof/>
+            <w:webHidden/>
+          </w:rPr>
+          <w:fldChar w:fldCharType="end"/>
+        </w:r>
+      </w:hyperlink>
+    </w:p>
+    <w:p>
+      <w:pPr>
+        <w:pStyle w:val="TDC3"/>
+        <w:tabs>
+          <w:tab w:val="right" w:leader="dot" w:pos="9062"/>
+        </w:tabs>
+        <w:rPr>
+          <w:rFonts w:asciiTheme="minorHAnsi" w:eastAsiaTheme="minorEastAsia" w:hAnsiTheme="minorHAnsi" w:cstheme="minorBidi"/>
+          <w:noProof/>
+          <w:color w:val="auto"/>
+          <w:kern w:val="2"/>
+          <w:szCs w:val="24"/>
+          <w:lang w:val="es-AR" w:eastAsia="es-AR"/>
+          <w14:ligatures w14:val="standardContextual"/>
+        </w:rPr>
+      </w:pPr>
+      <w:hyperlink w:anchor="_Toc233886221" w:history="1">
+        <w:r>
+          <w:rPr>
+            <w:rStyle w:val="Hipervnculo"/>
+            <w:noProof/>
+          </w:rPr>
+          <w:t>Objetivo</w:t>
+        </w:r>
+        <w:r>
+          <w:rPr>
+            <w:noProof/>
+            <w:webHidden/>
+          </w:rPr>
+          <w:tab/>
+        </w:r>
+        <w:r>
+          <w:rPr>
+            <w:noProof/>
+            <w:webHidden/>
+          </w:rPr>
+          <w:fldChar w:fldCharType="begin"/>
+        </w:r>
+        <w:r>
+          <w:rPr>
+            <w:noProof/>
+            <w:webHidden/>
+          </w:rPr>
+          <w:instrText xml:space="preserve"> PAGEREF _Toc233886221 \h </w:instrText>
+        </w:r>
+        <w:r>
+          <w:rPr>
+            <w:noProof/>
+            <w:webHidden/>
+          </w:rPr>
+        </w:r>
+        <w:r>
+          <w:rPr>
+            <w:noProof/>
+            <w:webHidden/>
+          </w:rPr>
+          <w:fldChar w:fldCharType="separate"/>
+        </w:r>
+        <w:r>
+          <w:rPr>
+            <w:noProof/>
+            <w:webHidden/>
+          </w:rPr>
+          <w:t>36</w:t>
+        </w:r>
+        <w:r>
+          <w:rPr>
+            <w:noProof/>
+            <w:webHidden/>
+          </w:rPr>
+          <w:fldChar w:fldCharType="end"/>
+        </w:r>
+      </w:hyperlink>
+    </w:p>
+    <w:p>
+      <w:pPr>
+        <w:pStyle w:val="TDC3"/>
+        <w:tabs>
+          <w:tab w:val="right" w:leader="dot" w:pos="9062"/>
+        </w:tabs>
+        <w:rPr>
+          <w:rFonts w:asciiTheme="minorHAnsi" w:eastAsiaTheme="minorEastAsia" w:hAnsiTheme="minorHAnsi" w:cstheme="minorBidi"/>
+          <w:noProof/>
+          <w:color w:val="auto"/>
+          <w:kern w:val="2"/>
+          <w:szCs w:val="24"/>
+          <w:lang w:val="es-AR" w:eastAsia="es-AR"/>
+          <w14:ligatures w14:val="standardContextual"/>
+        </w:rPr>
+      </w:pPr>
+      <w:hyperlink w:anchor="_Toc233886222" w:history="1">
+        <w:r>
+          <w:rPr>
+            <w:rStyle w:val="Hipervnculo"/>
+            <w:noProof/>
+          </w:rPr>
+          <w:t>Descripción detallada de cómo funciona</w:t>
+        </w:r>
+        <w:r>
+          <w:rPr>
+            <w:noProof/>
+            <w:webHidden/>
+          </w:rPr>
+          <w:tab/>
+        </w:r>
+        <w:r>
+          <w:rPr>
+            <w:noProof/>
+            <w:webHidden/>
+          </w:rPr>
+          <w:fldChar w:fldCharType="begin"/>
+        </w:r>
+        <w:r>
+          <w:rPr>
+            <w:noProof/>
+            <w:webHidden/>
+          </w:rPr>
+          <w:instrText xml:space="preserve"> PAGEREF _Toc233886222 \h </w:instrText>
+        </w:r>
+        <w:r>
+          <w:rPr>
+            <w:noProof/>
+            <w:webHidden/>
+          </w:rPr>
+        </w:r>
+        <w:r>
+          <w:rPr>
+            <w:noProof/>
+            <w:webHidden/>
+          </w:rPr>
+          <w:fldChar w:fldCharType="separate"/>
+        </w:r>
+        <w:r>
+          <w:rPr>
+            <w:noProof/>
+            <w:webHidden/>
+          </w:rPr>
+          <w:t>36</w:t>
+        </w:r>
+        <w:r>
+          <w:rPr>
+            <w:noProof/>
+            <w:webHidden/>
+          </w:rPr>
+          <w:fldChar w:fldCharType="end"/>
+        </w:r>
+      </w:hyperlink>
+    </w:p>
+    <w:p>
+      <w:pPr>
+        <w:pStyle w:val="TDC3"/>
+        <w:tabs>
+          <w:tab w:val="right" w:leader="dot" w:pos="9062"/>
+        </w:tabs>
+        <w:rPr>
+          <w:rFonts w:asciiTheme="minorHAnsi" w:eastAsiaTheme="minorEastAsia" w:hAnsiTheme="minorHAnsi" w:cstheme="minorBidi"/>
+          <w:noProof/>
+          <w:color w:val="auto"/>
+          <w:kern w:val="2"/>
+          <w:szCs w:val="24"/>
+          <w:lang w:val="es-AR" w:eastAsia="es-AR"/>
+          <w14:ligatures w14:val="standardContextual"/>
+        </w:rPr>
+      </w:pPr>
+      <w:hyperlink w:anchor="_Toc233886223" w:history="1">
+        <w:r>
+          <w:rPr>
+            <w:rStyle w:val="Hipervnculo"/>
+            <w:noProof/>
+          </w:rPr>
+          <w:t>Especificacion de Casos de Uso - CU007 Ver Historial de Usuario</w:t>
+        </w:r>
+        <w:r>
+          <w:rPr>
+            <w:noProof/>
+            <w:webHidden/>
+          </w:rPr>
+          <w:tab/>
+        </w:r>
+        <w:r>
+          <w:rPr>
+            <w:noProof/>
+            <w:webHidden/>
+          </w:rPr>
+          <w:fldChar w:fldCharType="begin"/>
+        </w:r>
+        <w:r>
+          <w:rPr>
+            <w:noProof/>
+            <w:webHidden/>
+          </w:rPr>
+          <w:instrText xml:space="preserve"> PAGEREF _Toc233886223 \h </w:instrText>
+        </w:r>
+        <w:r>
+          <w:rPr>
+            <w:noProof/>
+            <w:webHidden/>
+          </w:rPr>
+        </w:r>
+        <w:r>
+          <w:rPr>
+            <w:noProof/>
+            <w:webHidden/>
+          </w:rPr>
+          <w:fldChar w:fldCharType="separate"/>
+        </w:r>
+        <w:r>
+          <w:rPr>
+            <w:noProof/>
+            <w:webHidden/>
+          </w:rPr>
+          <w:t>37</w:t>
+        </w:r>
+        <w:r>
+          <w:rPr>
+            <w:noProof/>
+            <w:webHidden/>
+          </w:rPr>
+          <w:fldChar w:fldCharType="end"/>
+        </w:r>
+      </w:hyperlink>
+    </w:p>
+    <w:p>
+      <w:pPr>
+        <w:pStyle w:val="TDC3"/>
+        <w:tabs>
+          <w:tab w:val="right" w:leader="dot" w:pos="9062"/>
+        </w:tabs>
+        <w:rPr>
+          <w:rFonts w:asciiTheme="minorHAnsi" w:eastAsiaTheme="minorEastAsia" w:hAnsiTheme="minorHAnsi" w:cstheme="minorBidi"/>
+          <w:noProof/>
+          <w:color w:val="auto"/>
+          <w:kern w:val="2"/>
+          <w:szCs w:val="24"/>
+          <w:lang w:val="es-AR" w:eastAsia="es-AR"/>
+          <w14:ligatures w14:val="standardContextual"/>
+        </w:rPr>
+      </w:pPr>
+      <w:hyperlink w:anchor="_Toc233886224" w:history="1">
+        <w:r>
+          <w:rPr>
+            <w:rStyle w:val="Hipervnculo"/>
+            <w:noProof/>
+          </w:rPr>
+          <w:t>Especificacion de Casos de Uso - CU008 Recomponer Version (Rollback)</w:t>
+        </w:r>
+        <w:r>
+          <w:rPr>
+            <w:noProof/>
+            <w:webHidden/>
+          </w:rPr>
+          <w:tab/>
+        </w:r>
+        <w:r>
+          <w:rPr>
+            <w:noProof/>
+            <w:webHidden/>
+          </w:rPr>
+          <w:fldChar w:fldCharType="begin"/>
+        </w:r>
+        <w:r>
+          <w:rPr>
+            <w:noProof/>
+            <w:webHidden/>
+          </w:rPr>
+          <w:instrText xml:space="preserve"> PAGEREF _Toc233886224 \h </w:instrText>
+        </w:r>
+        <w:r>
+          <w:rPr>
+            <w:noProof/>
+            <w:webHidden/>
+          </w:rPr>
+        </w:r>
+        <w:r>
+          <w:rPr>
+            <w:noProof/>
+            <w:webHidden/>
+          </w:rPr>
+          <w:fldChar w:fldCharType="separate"/>
+        </w:r>
+        <w:r>
+          <w:rPr>
+            <w:noProof/>
+            <w:webHidden/>
+          </w:rPr>
+          <w:t>37</w:t>
+        </w:r>
+        <w:r>
+          <w:rPr>
+            <w:noProof/>
+            <w:webHidden/>
+          </w:rPr>
+          <w:fldChar w:fldCharType="end"/>
+        </w:r>
+      </w:hyperlink>
+    </w:p>
+    <w:p>
+      <w:pPr>
+        <w:pStyle w:val="TDC3"/>
+        <w:tabs>
+          <w:tab w:val="right" w:leader="dot" w:pos="9062"/>
+        </w:tabs>
+        <w:rPr>
+          <w:rFonts w:asciiTheme="minorHAnsi" w:eastAsiaTheme="minorEastAsia" w:hAnsiTheme="minorHAnsi" w:cstheme="minorBidi"/>
+          <w:noProof/>
+          <w:color w:val="auto"/>
+          <w:kern w:val="2"/>
+          <w:szCs w:val="24"/>
+          <w:lang w:val="es-AR" w:eastAsia="es-AR"/>
+          <w14:ligatures w14:val="standardContextual"/>
+        </w:rPr>
+      </w:pPr>
+      <w:hyperlink w:anchor="_Toc233886225" w:history="1">
+        <w:r>
+          <w:rPr>
+            <w:rStyle w:val="Hipervnculo"/>
+            <w:noProof/>
+          </w:rPr>
+          <w:t>Diagrama de Clases - Control de Cambios</w:t>
+        </w:r>
+        <w:r>
+          <w:rPr>
+            <w:noProof/>
+            <w:webHidden/>
+          </w:rPr>
+          <w:tab/>
+        </w:r>
+        <w:r>
+          <w:rPr>
+            <w:noProof/>
+            <w:webHidden/>
+          </w:rPr>
+          <w:fldChar w:fldCharType="begin"/>
+        </w:r>
+        <w:r>
+          <w:rPr>
+            <w:noProof/>
+            <w:webHidden/>
+          </w:rPr>
+          <w:instrText xml:space="preserve"> PAGEREF _Toc233886225 \h </w:instrText>
+        </w:r>
+        <w:r>
+          <w:rPr>
+            <w:noProof/>
+            <w:webHidden/>
+          </w:rPr>
+        </w:r>
+        <w:r>
+          <w:rPr>
+            <w:noProof/>
+            <w:webHidden/>
+          </w:rPr>
+          <w:fldChar w:fldCharType="separate"/>
+        </w:r>
+        <w:r>
+          <w:rPr>
+            <w:noProof/>
+            <w:webHidden/>
+          </w:rPr>
+          <w:t>38</w:t>
+        </w:r>
+        <w:r>
+          <w:rPr>
+            <w:noProof/>
+            <w:webHidden/>
+          </w:rPr>
+          <w:fldChar w:fldCharType="end"/>
+        </w:r>
+      </w:hyperlink>
+    </w:p>
+    <w:p>
+      <w:pPr>
+        <w:pStyle w:val="TDC3"/>
+        <w:tabs>
+          <w:tab w:val="right" w:leader="dot" w:pos="9062"/>
+        </w:tabs>
+        <w:rPr>
+          <w:rFonts w:asciiTheme="minorHAnsi" w:eastAsiaTheme="minorEastAsia" w:hAnsiTheme="minorHAnsi" w:cstheme="minorBidi"/>
+          <w:noProof/>
+          <w:color w:val="auto"/>
+          <w:kern w:val="2"/>
+          <w:szCs w:val="24"/>
+          <w:lang w:val="es-AR" w:eastAsia="es-AR"/>
+          <w14:ligatures w14:val="standardContextual"/>
+        </w:rPr>
+      </w:pPr>
+      <w:hyperlink w:anchor="_Toc233886226" w:history="1">
+        <w:r>
+          <w:rPr>
+            <w:rStyle w:val="Hipervnculo"/>
+            <w:noProof/>
+          </w:rPr>
+          <w:t>Diagrama de Entidad Relacion - Control de Cambios</w:t>
+        </w:r>
+        <w:r>
+          <w:rPr>
+            <w:noProof/>
+            <w:webHidden/>
+          </w:rPr>
+          <w:tab/>
+        </w:r>
+        <w:r>
+          <w:rPr>
+            <w:noProof/>
+            <w:webHidden/>
+          </w:rPr>
+          <w:fldChar w:fldCharType="begin"/>
+        </w:r>
+        <w:r>
+          <w:rPr>
+            <w:noProof/>
+            <w:webHidden/>
+          </w:rPr>
+          <w:instrText xml:space="preserve"> PAGEREF _Toc233886226 \h </w:instrText>
+        </w:r>
+        <w:r>
+          <w:rPr>
+            <w:noProof/>
+            <w:webHidden/>
+          </w:rPr>
+        </w:r>
+        <w:r>
+          <w:rPr>
+            <w:noProof/>
+            <w:webHidden/>
+          </w:rPr>
+          <w:fldChar w:fldCharType="separate"/>
+        </w:r>
+        <w:r>
+          <w:rPr>
+            <w:noProof/>
+            <w:webHidden/>
+          </w:rPr>
+          <w:t>38</w:t>
+        </w:r>
+        <w:r>
+          <w:rPr>
+            <w:noProof/>
+            <w:webHidden/>
+          </w:rPr>
+          <w:fldChar w:fldCharType="end"/>
+        </w:r>
+      </w:hyperlink>
+    </w:p>
+    <w:p>
+      <w:pPr>
+        <w:pStyle w:val="TDC3"/>
+        <w:tabs>
+          <w:tab w:val="right" w:leader="dot" w:pos="9062"/>
+        </w:tabs>
+        <w:rPr>
+          <w:rFonts w:asciiTheme="minorHAnsi" w:eastAsiaTheme="minorEastAsia" w:hAnsiTheme="minorHAnsi" w:cstheme="minorBidi"/>
+          <w:noProof/>
+          <w:color w:val="auto"/>
+          <w:kern w:val="2"/>
+          <w:szCs w:val="24"/>
+          <w:lang w:val="es-AR" w:eastAsia="es-AR"/>
+          <w14:ligatures w14:val="standardContextual"/>
+        </w:rPr>
+      </w:pPr>
+      <w:hyperlink w:anchor="_Toc233886227" w:history="1">
+        <w:r>
+          <w:rPr>
+            <w:rStyle w:val="Hipervnculo"/>
+            <w:noProof/>
+          </w:rPr>
+          <w:t>Diagrama de Secuencia - Recomponer Version</w:t>
+        </w:r>
+        <w:r>
+          <w:rPr>
+            <w:noProof/>
+            <w:webHidden/>
+          </w:rPr>
+          <w:tab/>
+        </w:r>
+        <w:r>
+          <w:rPr>
+            <w:noProof/>
+            <w:webHidden/>
+          </w:rPr>
+          <w:fldChar w:fldCharType="begin"/>
+        </w:r>
+        <w:r>
+          <w:rPr>
+            <w:noProof/>
+            <w:webHidden/>
+          </w:rPr>
+          <w:instrText xml:space="preserve"> PAGEREF _Toc233886227 \h </w:instrText>
+        </w:r>
+        <w:r>
+          <w:rPr>
+            <w:noProof/>
+            <w:webHidden/>
+          </w:rPr>
+        </w:r>
+        <w:r>
+          <w:rPr>
+            <w:noProof/>
+            <w:webHidden/>
+          </w:rPr>
+          <w:fldChar w:fldCharType="separate"/>
+        </w:r>
+        <w:r>
+          <w:rPr>
+            <w:noProof/>
+            <w:webHidden/>
+          </w:rPr>
+          <w:t>39</w:t>
         </w:r>
         <w:r>
           <w:rPr>
@@ -4987,10 +7052,11 @@
           <w:kern w:val="2"/>
           <w:sz w:val="24"/>
           <w:szCs w:val="24"/>
+          <w:lang w:val="es-AR" w:eastAsia="es-AR"/>
           <w14:ligatures w14:val="standardContextual"/>
         </w:rPr>
       </w:pPr>
-      <w:hyperlink w:anchor="_Toc228343716" w:history="1">
+      <w:hyperlink w:anchor="_Toc233886228" w:history="1">
         <w:r>
           <w:rPr>
             <w:rStyle w:val="Hipervnculo"/>
@@ -5017,7 +7083,7 @@
             <w:noProof/>
             <w:webHidden/>
           </w:rPr>
-          <w:instrText xml:space="preserve"> PAGEREF _Toc228343716 \h </w:instrText>
+          <w:instrText xml:space="preserve"> PAGEREF _Toc233886228 \h </w:instrText>
         </w:r>
         <w:r>
           <w:rPr>
@@ -5037,7 +7103,525 @@
             <w:noProof/>
             <w:webHidden/>
           </w:rPr>
-          <w:t>21</w:t>
+          <w:t>39</w:t>
+        </w:r>
+        <w:r>
+          <w:rPr>
+            <w:noProof/>
+            <w:webHidden/>
+          </w:rPr>
+          <w:fldChar w:fldCharType="end"/>
+        </w:r>
+      </w:hyperlink>
+    </w:p>
+    <w:p>
+      <w:pPr>
+        <w:pStyle w:val="TDC3"/>
+        <w:tabs>
+          <w:tab w:val="right" w:leader="dot" w:pos="9062"/>
+        </w:tabs>
+        <w:rPr>
+          <w:rFonts w:asciiTheme="minorHAnsi" w:eastAsiaTheme="minorEastAsia" w:hAnsiTheme="minorHAnsi" w:cstheme="minorBidi"/>
+          <w:noProof/>
+          <w:color w:val="auto"/>
+          <w:kern w:val="2"/>
+          <w:szCs w:val="24"/>
+          <w:lang w:val="es-AR" w:eastAsia="es-AR"/>
+          <w14:ligatures w14:val="standardContextual"/>
+        </w:rPr>
+      </w:pPr>
+      <w:hyperlink w:anchor="_Toc233886229" w:history="1">
+        <w:r>
+          <w:rPr>
+            <w:rStyle w:val="Hipervnculo"/>
+            <w:noProof/>
+          </w:rPr>
+          <w:t>Objetivo</w:t>
+        </w:r>
+        <w:r>
+          <w:rPr>
+            <w:noProof/>
+            <w:webHidden/>
+          </w:rPr>
+          <w:tab/>
+        </w:r>
+        <w:r>
+          <w:rPr>
+            <w:noProof/>
+            <w:webHidden/>
+          </w:rPr>
+          <w:fldChar w:fldCharType="begin"/>
+        </w:r>
+        <w:r>
+          <w:rPr>
+            <w:noProof/>
+            <w:webHidden/>
+          </w:rPr>
+          <w:instrText xml:space="preserve"> PAGEREF _Toc233886229 \h </w:instrText>
+        </w:r>
+        <w:r>
+          <w:rPr>
+            <w:noProof/>
+            <w:webHidden/>
+          </w:rPr>
+        </w:r>
+        <w:r>
+          <w:rPr>
+            <w:noProof/>
+            <w:webHidden/>
+          </w:rPr>
+          <w:fldChar w:fldCharType="separate"/>
+        </w:r>
+        <w:r>
+          <w:rPr>
+            <w:noProof/>
+            <w:webHidden/>
+          </w:rPr>
+          <w:t>39</w:t>
+        </w:r>
+        <w:r>
+          <w:rPr>
+            <w:noProof/>
+            <w:webHidden/>
+          </w:rPr>
+          <w:fldChar w:fldCharType="end"/>
+        </w:r>
+      </w:hyperlink>
+    </w:p>
+    <w:p>
+      <w:pPr>
+        <w:pStyle w:val="TDC3"/>
+        <w:tabs>
+          <w:tab w:val="right" w:leader="dot" w:pos="9062"/>
+        </w:tabs>
+        <w:rPr>
+          <w:rFonts w:asciiTheme="minorHAnsi" w:eastAsiaTheme="minorEastAsia" w:hAnsiTheme="minorHAnsi" w:cstheme="minorBidi"/>
+          <w:noProof/>
+          <w:color w:val="auto"/>
+          <w:kern w:val="2"/>
+          <w:szCs w:val="24"/>
+          <w:lang w:val="es-AR" w:eastAsia="es-AR"/>
+          <w14:ligatures w14:val="standardContextual"/>
+        </w:rPr>
+      </w:pPr>
+      <w:hyperlink w:anchor="_Toc233886230" w:history="1">
+        <w:r>
+          <w:rPr>
+            <w:rStyle w:val="Hipervnculo"/>
+            <w:noProof/>
+          </w:rPr>
+          <w:t>Descripción detallada de cómo funciona</w:t>
+        </w:r>
+        <w:r>
+          <w:rPr>
+            <w:noProof/>
+            <w:webHidden/>
+          </w:rPr>
+          <w:tab/>
+        </w:r>
+        <w:r>
+          <w:rPr>
+            <w:noProof/>
+            <w:webHidden/>
+          </w:rPr>
+          <w:fldChar w:fldCharType="begin"/>
+        </w:r>
+        <w:r>
+          <w:rPr>
+            <w:noProof/>
+            <w:webHidden/>
+          </w:rPr>
+          <w:instrText xml:space="preserve"> PAGEREF _Toc233886230 \h </w:instrText>
+        </w:r>
+        <w:r>
+          <w:rPr>
+            <w:noProof/>
+            <w:webHidden/>
+          </w:rPr>
+        </w:r>
+        <w:r>
+          <w:rPr>
+            <w:noProof/>
+            <w:webHidden/>
+          </w:rPr>
+          <w:fldChar w:fldCharType="separate"/>
+        </w:r>
+        <w:r>
+          <w:rPr>
+            <w:noProof/>
+            <w:webHidden/>
+          </w:rPr>
+          <w:t>39</w:t>
+        </w:r>
+        <w:r>
+          <w:rPr>
+            <w:noProof/>
+            <w:webHidden/>
+          </w:rPr>
+          <w:fldChar w:fldCharType="end"/>
+        </w:r>
+      </w:hyperlink>
+    </w:p>
+    <w:p>
+      <w:pPr>
+        <w:pStyle w:val="TDC3"/>
+        <w:tabs>
+          <w:tab w:val="right" w:leader="dot" w:pos="9062"/>
+        </w:tabs>
+        <w:rPr>
+          <w:rFonts w:asciiTheme="minorHAnsi" w:eastAsiaTheme="minorEastAsia" w:hAnsiTheme="minorHAnsi" w:cstheme="minorBidi"/>
+          <w:noProof/>
+          <w:color w:val="auto"/>
+          <w:kern w:val="2"/>
+          <w:szCs w:val="24"/>
+          <w:lang w:val="es-AR" w:eastAsia="es-AR"/>
+          <w14:ligatures w14:val="standardContextual"/>
+        </w:rPr>
+      </w:pPr>
+      <w:hyperlink w:anchor="_Toc233886231" w:history="1">
+        <w:r>
+          <w:rPr>
+            <w:rStyle w:val="Hipervnculo"/>
+            <w:noProof/>
+          </w:rPr>
+          <w:t>Politica de Backup</w:t>
+        </w:r>
+        <w:r>
+          <w:rPr>
+            <w:noProof/>
+            <w:webHidden/>
+          </w:rPr>
+          <w:tab/>
+        </w:r>
+        <w:r>
+          <w:rPr>
+            <w:noProof/>
+            <w:webHidden/>
+          </w:rPr>
+          <w:fldChar w:fldCharType="begin"/>
+        </w:r>
+        <w:r>
+          <w:rPr>
+            <w:noProof/>
+            <w:webHidden/>
+          </w:rPr>
+          <w:instrText xml:space="preserve"> PAGEREF _Toc233886231 \h </w:instrText>
+        </w:r>
+        <w:r>
+          <w:rPr>
+            <w:noProof/>
+            <w:webHidden/>
+          </w:rPr>
+        </w:r>
+        <w:r>
+          <w:rPr>
+            <w:noProof/>
+            <w:webHidden/>
+          </w:rPr>
+          <w:fldChar w:fldCharType="separate"/>
+        </w:r>
+        <w:r>
+          <w:rPr>
+            <w:noProof/>
+            <w:webHidden/>
+          </w:rPr>
+          <w:t>39</w:t>
+        </w:r>
+        <w:r>
+          <w:rPr>
+            <w:noProof/>
+            <w:webHidden/>
+          </w:rPr>
+          <w:fldChar w:fldCharType="end"/>
+        </w:r>
+      </w:hyperlink>
+    </w:p>
+    <w:p>
+      <w:pPr>
+        <w:pStyle w:val="TDC3"/>
+        <w:tabs>
+          <w:tab w:val="right" w:leader="dot" w:pos="9062"/>
+        </w:tabs>
+        <w:rPr>
+          <w:rFonts w:asciiTheme="minorHAnsi" w:eastAsiaTheme="minorEastAsia" w:hAnsiTheme="minorHAnsi" w:cstheme="minorBidi"/>
+          <w:noProof/>
+          <w:color w:val="auto"/>
+          <w:kern w:val="2"/>
+          <w:szCs w:val="24"/>
+          <w:lang w:val="es-AR" w:eastAsia="es-AR"/>
+          <w14:ligatures w14:val="standardContextual"/>
+        </w:rPr>
+      </w:pPr>
+      <w:hyperlink w:anchor="_Toc233886232" w:history="1">
+        <w:r>
+          <w:rPr>
+            <w:rStyle w:val="Hipervnculo"/>
+            <w:noProof/>
+          </w:rPr>
+          <w:t>Especificacion de Casos de Uso - CU009 Crear Backup</w:t>
+        </w:r>
+        <w:r>
+          <w:rPr>
+            <w:noProof/>
+            <w:webHidden/>
+          </w:rPr>
+          <w:tab/>
+        </w:r>
+        <w:r>
+          <w:rPr>
+            <w:noProof/>
+            <w:webHidden/>
+          </w:rPr>
+          <w:fldChar w:fldCharType="begin"/>
+        </w:r>
+        <w:r>
+          <w:rPr>
+            <w:noProof/>
+            <w:webHidden/>
+          </w:rPr>
+          <w:instrText xml:space="preserve"> PAGEREF _Toc233886232 \h </w:instrText>
+        </w:r>
+        <w:r>
+          <w:rPr>
+            <w:noProof/>
+            <w:webHidden/>
+          </w:rPr>
+        </w:r>
+        <w:r>
+          <w:rPr>
+            <w:noProof/>
+            <w:webHidden/>
+          </w:rPr>
+          <w:fldChar w:fldCharType="separate"/>
+        </w:r>
+        <w:r>
+          <w:rPr>
+            <w:noProof/>
+            <w:webHidden/>
+          </w:rPr>
+          <w:t>40</w:t>
+        </w:r>
+        <w:r>
+          <w:rPr>
+            <w:noProof/>
+            <w:webHidden/>
+          </w:rPr>
+          <w:fldChar w:fldCharType="end"/>
+        </w:r>
+      </w:hyperlink>
+    </w:p>
+    <w:p>
+      <w:pPr>
+        <w:pStyle w:val="TDC3"/>
+        <w:tabs>
+          <w:tab w:val="right" w:leader="dot" w:pos="9062"/>
+        </w:tabs>
+        <w:rPr>
+          <w:rFonts w:asciiTheme="minorHAnsi" w:eastAsiaTheme="minorEastAsia" w:hAnsiTheme="minorHAnsi" w:cstheme="minorBidi"/>
+          <w:noProof/>
+          <w:color w:val="auto"/>
+          <w:kern w:val="2"/>
+          <w:szCs w:val="24"/>
+          <w:lang w:val="es-AR" w:eastAsia="es-AR"/>
+          <w14:ligatures w14:val="standardContextual"/>
+        </w:rPr>
+      </w:pPr>
+      <w:hyperlink w:anchor="_Toc233886233" w:history="1">
+        <w:r>
+          <w:rPr>
+            <w:rStyle w:val="Hipervnculo"/>
+            <w:noProof/>
+          </w:rPr>
+          <w:t>Especificacion de Casos de Uso - CU010 Restaurar Backup (Wizard)</w:t>
+        </w:r>
+        <w:r>
+          <w:rPr>
+            <w:noProof/>
+            <w:webHidden/>
+          </w:rPr>
+          <w:tab/>
+        </w:r>
+        <w:r>
+          <w:rPr>
+            <w:noProof/>
+            <w:webHidden/>
+          </w:rPr>
+          <w:fldChar w:fldCharType="begin"/>
+        </w:r>
+        <w:r>
+          <w:rPr>
+            <w:noProof/>
+            <w:webHidden/>
+          </w:rPr>
+          <w:instrText xml:space="preserve"> PAGEREF _Toc233886233 \h </w:instrText>
+        </w:r>
+        <w:r>
+          <w:rPr>
+            <w:noProof/>
+            <w:webHidden/>
+          </w:rPr>
+        </w:r>
+        <w:r>
+          <w:rPr>
+            <w:noProof/>
+            <w:webHidden/>
+          </w:rPr>
+          <w:fldChar w:fldCharType="separate"/>
+        </w:r>
+        <w:r>
+          <w:rPr>
+            <w:noProof/>
+            <w:webHidden/>
+          </w:rPr>
+          <w:t>40</w:t>
+        </w:r>
+        <w:r>
+          <w:rPr>
+            <w:noProof/>
+            <w:webHidden/>
+          </w:rPr>
+          <w:fldChar w:fldCharType="end"/>
+        </w:r>
+      </w:hyperlink>
+    </w:p>
+    <w:p>
+      <w:pPr>
+        <w:pStyle w:val="TDC3"/>
+        <w:tabs>
+          <w:tab w:val="right" w:leader="dot" w:pos="9062"/>
+        </w:tabs>
+        <w:rPr>
+          <w:rFonts w:asciiTheme="minorHAnsi" w:eastAsiaTheme="minorEastAsia" w:hAnsiTheme="minorHAnsi" w:cstheme="minorBidi"/>
+          <w:noProof/>
+          <w:color w:val="auto"/>
+          <w:kern w:val="2"/>
+          <w:szCs w:val="24"/>
+          <w:lang w:val="es-AR" w:eastAsia="es-AR"/>
+          <w14:ligatures w14:val="standardContextual"/>
+        </w:rPr>
+      </w:pPr>
+      <w:hyperlink w:anchor="_Toc233886234" w:history="1">
+        <w:r>
+          <w:rPr>
+            <w:rStyle w:val="Hipervnculo"/>
+            <w:noProof/>
+          </w:rPr>
+          <w:t>Diagrama de Clases - Backup</w:t>
+        </w:r>
+        <w:r>
+          <w:rPr>
+            <w:noProof/>
+            <w:webHidden/>
+          </w:rPr>
+          <w:tab/>
+        </w:r>
+        <w:r>
+          <w:rPr>
+            <w:noProof/>
+            <w:webHidden/>
+          </w:rPr>
+          <w:fldChar w:fldCharType="begin"/>
+        </w:r>
+        <w:r>
+          <w:rPr>
+            <w:noProof/>
+            <w:webHidden/>
+          </w:rPr>
+          <w:instrText xml:space="preserve"> PAGEREF _Toc233886234 \h </w:instrText>
+        </w:r>
+        <w:r>
+          <w:rPr>
+            <w:noProof/>
+            <w:webHidden/>
+          </w:rPr>
+        </w:r>
+        <w:r>
+          <w:rPr>
+            <w:noProof/>
+            <w:webHidden/>
+          </w:rPr>
+          <w:fldChar w:fldCharType="separate"/>
+        </w:r>
+        <w:r>
+          <w:rPr>
+            <w:noProof/>
+            <w:webHidden/>
+          </w:rPr>
+          <w:t>41</w:t>
+        </w:r>
+        <w:r>
+          <w:rPr>
+            <w:noProof/>
+            <w:webHidden/>
+          </w:rPr>
+          <w:fldChar w:fldCharType="end"/>
+        </w:r>
+      </w:hyperlink>
+    </w:p>
+    <w:p>
+      <w:pPr>
+        <w:pStyle w:val="TDC3"/>
+        <w:tabs>
+          <w:tab w:val="right" w:leader="dot" w:pos="9062"/>
+        </w:tabs>
+        <w:rPr>
+          <w:rFonts w:asciiTheme="minorHAnsi" w:eastAsiaTheme="minorEastAsia" w:hAnsiTheme="minorHAnsi" w:cstheme="minorBidi"/>
+          <w:noProof/>
+          <w:color w:val="auto"/>
+          <w:kern w:val="2"/>
+          <w:szCs w:val="24"/>
+          <w:lang w:val="es-AR" w:eastAsia="es-AR"/>
+          <w14:ligatures w14:val="standardContextual"/>
+        </w:rPr>
+      </w:pPr>
+      <w:hyperlink w:anchor="_Toc233886235" w:history="1">
+        <w:r>
+          <w:rPr>
+            <w:rStyle w:val="Hipervnculo"/>
+            <w:noProof/>
+          </w:rPr>
+          <w:t>Diagrama de Secuencia - Restauracion con Wizard</w:t>
+        </w:r>
+        <w:r>
+          <w:rPr>
+            <w:noProof/>
+            <w:webHidden/>
+          </w:rPr>
+          <w:tab/>
+        </w:r>
+        <w:r>
+          <w:rPr>
+            <w:noProof/>
+            <w:webHidden/>
+          </w:rPr>
+          <w:fldChar w:fldCharType="begin"/>
+        </w:r>
+        <w:r>
+          <w:rPr>
+            <w:noProof/>
+            <w:webHidden/>
+          </w:rPr>
+          <w:instrText xml:space="preserve"> PAGEREF _Toc233886235 \h </w:instrText>
+        </w:r>
+        <w:r>
+          <w:rPr>
+            <w:noProof/>
+            <w:webHidden/>
+          </w:rPr>
+        </w:r>
+        <w:r>
+          <w:rPr>
+            <w:noProof/>
+            <w:webHidden/>
+          </w:rPr>
+          <w:fldChar w:fldCharType="separate"/>
+        </w:r>
+        <w:r>
+          <w:rPr>
+            <w:noProof/>
+            <w:webHidden/>
+          </w:rPr>
+          <w:t>42</w:t>
         </w:r>
         <w:r>
           <w:rPr>
@@ -5061,10 +7645,11 @@
           <w:kern w:val="2"/>
           <w:sz w:val="24"/>
           <w:szCs w:val="24"/>
+          <w:lang w:val="es-AR" w:eastAsia="es-AR"/>
           <w14:ligatures w14:val="standardContextual"/>
         </w:rPr>
       </w:pPr>
-      <w:hyperlink w:anchor="_Toc228343717" w:history="1">
+      <w:hyperlink w:anchor="_Toc233886236" w:history="1">
         <w:r>
           <w:rPr>
             <w:rStyle w:val="Hipervnculo"/>
@@ -5091,7 +7676,7 @@
             <w:noProof/>
             <w:webHidden/>
           </w:rPr>
-          <w:instrText xml:space="preserve"> PAGEREF _Toc228343717 \h </w:instrText>
+          <w:instrText xml:space="preserve"> PAGEREF _Toc233886236 \h </w:instrText>
         </w:r>
         <w:r>
           <w:rPr>
@@ -5111,7 +7696,525 @@
             <w:noProof/>
             <w:webHidden/>
           </w:rPr>
-          <w:t>21</w:t>
+          <w:t>42</w:t>
+        </w:r>
+        <w:r>
+          <w:rPr>
+            <w:noProof/>
+            <w:webHidden/>
+          </w:rPr>
+          <w:fldChar w:fldCharType="end"/>
+        </w:r>
+      </w:hyperlink>
+    </w:p>
+    <w:p>
+      <w:pPr>
+        <w:pStyle w:val="TDC3"/>
+        <w:tabs>
+          <w:tab w:val="right" w:leader="dot" w:pos="9062"/>
+        </w:tabs>
+        <w:rPr>
+          <w:rFonts w:asciiTheme="minorHAnsi" w:eastAsiaTheme="minorEastAsia" w:hAnsiTheme="minorHAnsi" w:cstheme="minorBidi"/>
+          <w:noProof/>
+          <w:color w:val="auto"/>
+          <w:kern w:val="2"/>
+          <w:szCs w:val="24"/>
+          <w:lang w:val="es-AR" w:eastAsia="es-AR"/>
+          <w14:ligatures w14:val="standardContextual"/>
+        </w:rPr>
+      </w:pPr>
+      <w:hyperlink w:anchor="_Toc233886237" w:history="1">
+        <w:r>
+          <w:rPr>
+            <w:rStyle w:val="Hipervnculo"/>
+            <w:noProof/>
+          </w:rPr>
+          <w:t>Objetivo</w:t>
+        </w:r>
+        <w:r>
+          <w:rPr>
+            <w:noProof/>
+            <w:webHidden/>
+          </w:rPr>
+          <w:tab/>
+        </w:r>
+        <w:r>
+          <w:rPr>
+            <w:noProof/>
+            <w:webHidden/>
+          </w:rPr>
+          <w:fldChar w:fldCharType="begin"/>
+        </w:r>
+        <w:r>
+          <w:rPr>
+            <w:noProof/>
+            <w:webHidden/>
+          </w:rPr>
+          <w:instrText xml:space="preserve"> PAGEREF _Toc233886237 \h </w:instrText>
+        </w:r>
+        <w:r>
+          <w:rPr>
+            <w:noProof/>
+            <w:webHidden/>
+          </w:rPr>
+        </w:r>
+        <w:r>
+          <w:rPr>
+            <w:noProof/>
+            <w:webHidden/>
+          </w:rPr>
+          <w:fldChar w:fldCharType="separate"/>
+        </w:r>
+        <w:r>
+          <w:rPr>
+            <w:noProof/>
+            <w:webHidden/>
+          </w:rPr>
+          <w:t>42</w:t>
+        </w:r>
+        <w:r>
+          <w:rPr>
+            <w:noProof/>
+            <w:webHidden/>
+          </w:rPr>
+          <w:fldChar w:fldCharType="end"/>
+        </w:r>
+      </w:hyperlink>
+    </w:p>
+    <w:p>
+      <w:pPr>
+        <w:pStyle w:val="TDC3"/>
+        <w:tabs>
+          <w:tab w:val="right" w:leader="dot" w:pos="9062"/>
+        </w:tabs>
+        <w:rPr>
+          <w:rFonts w:asciiTheme="minorHAnsi" w:eastAsiaTheme="minorEastAsia" w:hAnsiTheme="minorHAnsi" w:cstheme="minorBidi"/>
+          <w:noProof/>
+          <w:color w:val="auto"/>
+          <w:kern w:val="2"/>
+          <w:szCs w:val="24"/>
+          <w:lang w:val="es-AR" w:eastAsia="es-AR"/>
+          <w14:ligatures w14:val="standardContextual"/>
+        </w:rPr>
+      </w:pPr>
+      <w:hyperlink w:anchor="_Toc233886238" w:history="1">
+        <w:r>
+          <w:rPr>
+            <w:rStyle w:val="Hipervnculo"/>
+            <w:noProof/>
+          </w:rPr>
+          <w:t>Descripción detallada de cómo funciona</w:t>
+        </w:r>
+        <w:r>
+          <w:rPr>
+            <w:noProof/>
+            <w:webHidden/>
+          </w:rPr>
+          <w:tab/>
+        </w:r>
+        <w:r>
+          <w:rPr>
+            <w:noProof/>
+            <w:webHidden/>
+          </w:rPr>
+          <w:fldChar w:fldCharType="begin"/>
+        </w:r>
+        <w:r>
+          <w:rPr>
+            <w:noProof/>
+            <w:webHidden/>
+          </w:rPr>
+          <w:instrText xml:space="preserve"> PAGEREF _Toc233886238 \h </w:instrText>
+        </w:r>
+        <w:r>
+          <w:rPr>
+            <w:noProof/>
+            <w:webHidden/>
+          </w:rPr>
+        </w:r>
+        <w:r>
+          <w:rPr>
+            <w:noProof/>
+            <w:webHidden/>
+          </w:rPr>
+          <w:fldChar w:fldCharType="separate"/>
+        </w:r>
+        <w:r>
+          <w:rPr>
+            <w:noProof/>
+            <w:webHidden/>
+          </w:rPr>
+          <w:t>42</w:t>
+        </w:r>
+        <w:r>
+          <w:rPr>
+            <w:noProof/>
+            <w:webHidden/>
+          </w:rPr>
+          <w:fldChar w:fldCharType="end"/>
+        </w:r>
+      </w:hyperlink>
+    </w:p>
+    <w:p>
+      <w:pPr>
+        <w:pStyle w:val="TDC3"/>
+        <w:tabs>
+          <w:tab w:val="right" w:leader="dot" w:pos="9062"/>
+        </w:tabs>
+        <w:rPr>
+          <w:rFonts w:asciiTheme="minorHAnsi" w:eastAsiaTheme="minorEastAsia" w:hAnsiTheme="minorHAnsi" w:cstheme="minorBidi"/>
+          <w:noProof/>
+          <w:color w:val="auto"/>
+          <w:kern w:val="2"/>
+          <w:szCs w:val="24"/>
+          <w:lang w:val="es-AR" w:eastAsia="es-AR"/>
+          <w14:ligatures w14:val="standardContextual"/>
+        </w:rPr>
+      </w:pPr>
+      <w:hyperlink w:anchor="_Toc233886239" w:history="1">
+        <w:r>
+          <w:rPr>
+            <w:rStyle w:val="Hipervnculo"/>
+            <w:noProof/>
+          </w:rPr>
+          <w:t>Politica de Digitos Verificadores</w:t>
+        </w:r>
+        <w:r>
+          <w:rPr>
+            <w:noProof/>
+            <w:webHidden/>
+          </w:rPr>
+          <w:tab/>
+        </w:r>
+        <w:r>
+          <w:rPr>
+            <w:noProof/>
+            <w:webHidden/>
+          </w:rPr>
+          <w:fldChar w:fldCharType="begin"/>
+        </w:r>
+        <w:r>
+          <w:rPr>
+            <w:noProof/>
+            <w:webHidden/>
+          </w:rPr>
+          <w:instrText xml:space="preserve"> PAGEREF _Toc233886239 \h </w:instrText>
+        </w:r>
+        <w:r>
+          <w:rPr>
+            <w:noProof/>
+            <w:webHidden/>
+          </w:rPr>
+        </w:r>
+        <w:r>
+          <w:rPr>
+            <w:noProof/>
+            <w:webHidden/>
+          </w:rPr>
+          <w:fldChar w:fldCharType="separate"/>
+        </w:r>
+        <w:r>
+          <w:rPr>
+            <w:noProof/>
+            <w:webHidden/>
+          </w:rPr>
+          <w:t>43</w:t>
+        </w:r>
+        <w:r>
+          <w:rPr>
+            <w:noProof/>
+            <w:webHidden/>
+          </w:rPr>
+          <w:fldChar w:fldCharType="end"/>
+        </w:r>
+      </w:hyperlink>
+    </w:p>
+    <w:p>
+      <w:pPr>
+        <w:pStyle w:val="TDC3"/>
+        <w:tabs>
+          <w:tab w:val="right" w:leader="dot" w:pos="9062"/>
+        </w:tabs>
+        <w:rPr>
+          <w:rFonts w:asciiTheme="minorHAnsi" w:eastAsiaTheme="minorEastAsia" w:hAnsiTheme="minorHAnsi" w:cstheme="minorBidi"/>
+          <w:noProof/>
+          <w:color w:val="auto"/>
+          <w:kern w:val="2"/>
+          <w:szCs w:val="24"/>
+          <w:lang w:val="es-AR" w:eastAsia="es-AR"/>
+          <w14:ligatures w14:val="standardContextual"/>
+        </w:rPr>
+      </w:pPr>
+      <w:hyperlink w:anchor="_Toc233886240" w:history="1">
+        <w:r>
+          <w:rPr>
+            <w:rStyle w:val="Hipervnculo"/>
+            <w:noProof/>
+          </w:rPr>
+          <w:t>Especificacion de Casos de Uso - CU011 Verificar Integridad y Acceder a Contingencia</w:t>
+        </w:r>
+        <w:r>
+          <w:rPr>
+            <w:noProof/>
+            <w:webHidden/>
+          </w:rPr>
+          <w:tab/>
+        </w:r>
+        <w:r>
+          <w:rPr>
+            <w:noProof/>
+            <w:webHidden/>
+          </w:rPr>
+          <w:fldChar w:fldCharType="begin"/>
+        </w:r>
+        <w:r>
+          <w:rPr>
+            <w:noProof/>
+            <w:webHidden/>
+          </w:rPr>
+          <w:instrText xml:space="preserve"> PAGEREF _Toc233886240 \h </w:instrText>
+        </w:r>
+        <w:r>
+          <w:rPr>
+            <w:noProof/>
+            <w:webHidden/>
+          </w:rPr>
+        </w:r>
+        <w:r>
+          <w:rPr>
+            <w:noProof/>
+            <w:webHidden/>
+          </w:rPr>
+          <w:fldChar w:fldCharType="separate"/>
+        </w:r>
+        <w:r>
+          <w:rPr>
+            <w:noProof/>
+            <w:webHidden/>
+          </w:rPr>
+          <w:t>43</w:t>
+        </w:r>
+        <w:r>
+          <w:rPr>
+            <w:noProof/>
+            <w:webHidden/>
+          </w:rPr>
+          <w:fldChar w:fldCharType="end"/>
+        </w:r>
+      </w:hyperlink>
+    </w:p>
+    <w:p>
+      <w:pPr>
+        <w:pStyle w:val="TDC3"/>
+        <w:tabs>
+          <w:tab w:val="right" w:leader="dot" w:pos="9062"/>
+        </w:tabs>
+        <w:rPr>
+          <w:rFonts w:asciiTheme="minorHAnsi" w:eastAsiaTheme="minorEastAsia" w:hAnsiTheme="minorHAnsi" w:cstheme="minorBidi"/>
+          <w:noProof/>
+          <w:color w:val="auto"/>
+          <w:kern w:val="2"/>
+          <w:szCs w:val="24"/>
+          <w:lang w:val="es-AR" w:eastAsia="es-AR"/>
+          <w14:ligatures w14:val="standardContextual"/>
+        </w:rPr>
+      </w:pPr>
+      <w:hyperlink w:anchor="_Toc233886241" w:history="1">
+        <w:r>
+          <w:rPr>
+            <w:rStyle w:val="Hipervnculo"/>
+            <w:noProof/>
+          </w:rPr>
+          <w:t>Diagrama de Clases - Digitos Verificadores</w:t>
+        </w:r>
+        <w:r>
+          <w:rPr>
+            <w:noProof/>
+            <w:webHidden/>
+          </w:rPr>
+          <w:tab/>
+        </w:r>
+        <w:r>
+          <w:rPr>
+            <w:noProof/>
+            <w:webHidden/>
+          </w:rPr>
+          <w:fldChar w:fldCharType="begin"/>
+        </w:r>
+        <w:r>
+          <w:rPr>
+            <w:noProof/>
+            <w:webHidden/>
+          </w:rPr>
+          <w:instrText xml:space="preserve"> PAGEREF _Toc233886241 \h </w:instrText>
+        </w:r>
+        <w:r>
+          <w:rPr>
+            <w:noProof/>
+            <w:webHidden/>
+          </w:rPr>
+        </w:r>
+        <w:r>
+          <w:rPr>
+            <w:noProof/>
+            <w:webHidden/>
+          </w:rPr>
+          <w:fldChar w:fldCharType="separate"/>
+        </w:r>
+        <w:r>
+          <w:rPr>
+            <w:noProof/>
+            <w:webHidden/>
+          </w:rPr>
+          <w:t>44</w:t>
+        </w:r>
+        <w:r>
+          <w:rPr>
+            <w:noProof/>
+            <w:webHidden/>
+          </w:rPr>
+          <w:fldChar w:fldCharType="end"/>
+        </w:r>
+      </w:hyperlink>
+    </w:p>
+    <w:p>
+      <w:pPr>
+        <w:pStyle w:val="TDC3"/>
+        <w:tabs>
+          <w:tab w:val="right" w:leader="dot" w:pos="9062"/>
+        </w:tabs>
+        <w:rPr>
+          <w:rFonts w:asciiTheme="minorHAnsi" w:eastAsiaTheme="minorEastAsia" w:hAnsiTheme="minorHAnsi" w:cstheme="minorBidi"/>
+          <w:noProof/>
+          <w:color w:val="auto"/>
+          <w:kern w:val="2"/>
+          <w:szCs w:val="24"/>
+          <w:lang w:val="es-AR" w:eastAsia="es-AR"/>
+          <w14:ligatures w14:val="standardContextual"/>
+        </w:rPr>
+      </w:pPr>
+      <w:hyperlink w:anchor="_Toc233886242" w:history="1">
+        <w:r>
+          <w:rPr>
+            <w:rStyle w:val="Hipervnculo"/>
+            <w:noProof/>
+          </w:rPr>
+          <w:t>Diagrama de Entidad Relacion - Digitos Verificadores</w:t>
+        </w:r>
+        <w:r>
+          <w:rPr>
+            <w:noProof/>
+            <w:webHidden/>
+          </w:rPr>
+          <w:tab/>
+        </w:r>
+        <w:r>
+          <w:rPr>
+            <w:noProof/>
+            <w:webHidden/>
+          </w:rPr>
+          <w:fldChar w:fldCharType="begin"/>
+        </w:r>
+        <w:r>
+          <w:rPr>
+            <w:noProof/>
+            <w:webHidden/>
+          </w:rPr>
+          <w:instrText xml:space="preserve"> PAGEREF _Toc233886242 \h </w:instrText>
+        </w:r>
+        <w:r>
+          <w:rPr>
+            <w:noProof/>
+            <w:webHidden/>
+          </w:rPr>
+        </w:r>
+        <w:r>
+          <w:rPr>
+            <w:noProof/>
+            <w:webHidden/>
+          </w:rPr>
+          <w:fldChar w:fldCharType="separate"/>
+        </w:r>
+        <w:r>
+          <w:rPr>
+            <w:noProof/>
+            <w:webHidden/>
+          </w:rPr>
+          <w:t>44</w:t>
+        </w:r>
+        <w:r>
+          <w:rPr>
+            <w:noProof/>
+            <w:webHidden/>
+          </w:rPr>
+          <w:fldChar w:fldCharType="end"/>
+        </w:r>
+      </w:hyperlink>
+    </w:p>
+    <w:p>
+      <w:pPr>
+        <w:pStyle w:val="TDC3"/>
+        <w:tabs>
+          <w:tab w:val="right" w:leader="dot" w:pos="9062"/>
+        </w:tabs>
+        <w:rPr>
+          <w:rFonts w:asciiTheme="minorHAnsi" w:eastAsiaTheme="minorEastAsia" w:hAnsiTheme="minorHAnsi" w:cstheme="minorBidi"/>
+          <w:noProof/>
+          <w:color w:val="auto"/>
+          <w:kern w:val="2"/>
+          <w:szCs w:val="24"/>
+          <w:lang w:val="es-AR" w:eastAsia="es-AR"/>
+          <w14:ligatures w14:val="standardContextual"/>
+        </w:rPr>
+      </w:pPr>
+      <w:hyperlink w:anchor="_Toc233886243" w:history="1">
+        <w:r>
+          <w:rPr>
+            <w:rStyle w:val="Hipervnculo"/>
+            <w:noProof/>
+          </w:rPr>
+          <w:t>Diagrama de Secuencia - Verificacion de Integridad en Arranque</w:t>
+        </w:r>
+        <w:r>
+          <w:rPr>
+            <w:noProof/>
+            <w:webHidden/>
+          </w:rPr>
+          <w:tab/>
+        </w:r>
+        <w:r>
+          <w:rPr>
+            <w:noProof/>
+            <w:webHidden/>
+          </w:rPr>
+          <w:fldChar w:fldCharType="begin"/>
+        </w:r>
+        <w:r>
+          <w:rPr>
+            <w:noProof/>
+            <w:webHidden/>
+          </w:rPr>
+          <w:instrText xml:space="preserve"> PAGEREF _Toc233886243 \h </w:instrText>
+        </w:r>
+        <w:r>
+          <w:rPr>
+            <w:noProof/>
+            <w:webHidden/>
+          </w:rPr>
+        </w:r>
+        <w:r>
+          <w:rPr>
+            <w:noProof/>
+            <w:webHidden/>
+          </w:rPr>
+          <w:fldChar w:fldCharType="separate"/>
+        </w:r>
+        <w:r>
+          <w:rPr>
+            <w:noProof/>
+            <w:webHidden/>
+          </w:rPr>
+          <w:t>45</w:t>
         </w:r>
         <w:r>
           <w:rPr>
@@ -5136,10 +8239,11 @@
           <w:kern w:val="2"/>
           <w:sz w:val="24"/>
           <w:szCs w:val="24"/>
+          <w:lang w:val="es-AR" w:eastAsia="es-AR"/>
           <w14:ligatures w14:val="standardContextual"/>
         </w:rPr>
       </w:pPr>
-      <w:hyperlink w:anchor="_Toc228343718" w:history="1">
+      <w:hyperlink w:anchor="_Toc233886244" w:history="1">
         <w:r>
           <w:rPr>
             <w:rStyle w:val="Hipervnculo"/>
@@ -5166,7 +8270,7 @@
             <w:noProof/>
             <w:webHidden/>
           </w:rPr>
-          <w:instrText xml:space="preserve"> PAGEREF _Toc228343718 \h </w:instrText>
+          <w:instrText xml:space="preserve"> PAGEREF _Toc233886244 \h </w:instrText>
         </w:r>
         <w:r>
           <w:rPr>
@@ -5186,7 +8290,7 @@
             <w:noProof/>
             <w:webHidden/>
           </w:rPr>
-          <w:t>21</w:t>
+          <w:t>45</w:t>
         </w:r>
         <w:r>
           <w:rPr>
@@ -5210,10 +8314,11 @@
           <w:kern w:val="2"/>
           <w:sz w:val="24"/>
           <w:szCs w:val="24"/>
+          <w:lang w:val="es-AR" w:eastAsia="es-AR"/>
           <w14:ligatures w14:val="standardContextual"/>
         </w:rPr>
       </w:pPr>
-      <w:hyperlink w:anchor="_Toc228343719" w:history="1">
+      <w:hyperlink w:anchor="_Toc233886245" w:history="1">
         <w:r>
           <w:rPr>
             <w:rStyle w:val="Hipervnculo"/>
@@ -5240,7 +8345,7 @@
             <w:noProof/>
             <w:webHidden/>
           </w:rPr>
-          <w:instrText xml:space="preserve"> PAGEREF _Toc228343719 \h </w:instrText>
+          <w:instrText xml:space="preserve"> PAGEREF _Toc233886245 \h </w:instrText>
         </w:r>
         <w:r>
           <w:rPr>
@@ -5260,7 +8365,7 @@
             <w:noProof/>
             <w:webHidden/>
           </w:rPr>
-          <w:t>21</w:t>
+          <w:t>45</w:t>
         </w:r>
         <w:r>
           <w:rPr>
@@ -5284,10 +8389,11 @@
           <w:kern w:val="2"/>
           <w:sz w:val="24"/>
           <w:szCs w:val="24"/>
+          <w:lang w:val="es-AR" w:eastAsia="es-AR"/>
           <w14:ligatures w14:val="standardContextual"/>
         </w:rPr>
       </w:pPr>
-      <w:hyperlink w:anchor="_Toc228343720" w:history="1">
+      <w:hyperlink w:anchor="_Toc233886246" w:history="1">
         <w:r>
           <w:rPr>
             <w:rStyle w:val="Hipervnculo"/>
@@ -5314,7 +8420,7 @@
             <w:noProof/>
             <w:webHidden/>
           </w:rPr>
-          <w:instrText xml:space="preserve"> PAGEREF _Toc228343720 \h </w:instrText>
+          <w:instrText xml:space="preserve"> PAGEREF _Toc233886246 \h </w:instrText>
         </w:r>
         <w:r>
           <w:rPr>
@@ -5334,7 +8440,7 @@
             <w:noProof/>
             <w:webHidden/>
           </w:rPr>
-          <w:t>21</w:t>
+          <w:t>45</w:t>
         </w:r>
         <w:r>
           <w:rPr>
@@ -5358,10 +8464,11 @@
           <w:kern w:val="2"/>
           <w:sz w:val="24"/>
           <w:szCs w:val="24"/>
+          <w:lang w:val="es-AR" w:eastAsia="es-AR"/>
           <w14:ligatures w14:val="standardContextual"/>
         </w:rPr>
       </w:pPr>
-      <w:hyperlink w:anchor="_Toc228343721" w:history="1">
+      <w:hyperlink w:anchor="_Toc233886247" w:history="1">
         <w:r>
           <w:rPr>
             <w:rStyle w:val="Hipervnculo"/>
@@ -5388,7 +8495,7 @@
             <w:noProof/>
             <w:webHidden/>
           </w:rPr>
-          <w:instrText xml:space="preserve"> PAGEREF _Toc228343721 \h </w:instrText>
+          <w:instrText xml:space="preserve"> PAGEREF _Toc233886247 \h </w:instrText>
         </w:r>
         <w:r>
           <w:rPr>
@@ -5408,7 +8515,7 @@
             <w:noProof/>
             <w:webHidden/>
           </w:rPr>
-          <w:t>21</w:t>
+          <w:t>45</w:t>
         </w:r>
         <w:r>
           <w:rPr>
@@ -5433,10 +8540,11 @@
           <w:kern w:val="2"/>
           <w:sz w:val="24"/>
           <w:szCs w:val="24"/>
+          <w:lang w:val="es-AR" w:eastAsia="es-AR"/>
           <w14:ligatures w14:val="standardContextual"/>
         </w:rPr>
       </w:pPr>
-      <w:hyperlink w:anchor="_Toc228343722" w:history="1">
+      <w:hyperlink w:anchor="_Toc233886248" w:history="1">
         <w:r>
           <w:rPr>
             <w:rStyle w:val="Hipervnculo"/>
@@ -5463,7 +8571,7 @@
             <w:noProof/>
             <w:webHidden/>
           </w:rPr>
-          <w:instrText xml:space="preserve"> PAGEREF _Toc228343722 \h </w:instrText>
+          <w:instrText xml:space="preserve"> PAGEREF _Toc233886248 \h </w:instrText>
         </w:r>
         <w:r>
           <w:rPr>
@@ -5483,7 +8591,7 @@
             <w:noProof/>
             <w:webHidden/>
           </w:rPr>
-          <w:t>21</w:t>
+          <w:t>45</w:t>
         </w:r>
         <w:r>
           <w:rPr>
@@ -5507,10 +8615,11 @@
           <w:kern w:val="2"/>
           <w:sz w:val="24"/>
           <w:szCs w:val="24"/>
+          <w:lang w:val="es-AR" w:eastAsia="es-AR"/>
           <w14:ligatures w14:val="standardContextual"/>
         </w:rPr>
       </w:pPr>
-      <w:hyperlink w:anchor="_Toc228343723" w:history="1">
+      <w:hyperlink w:anchor="_Toc233886249" w:history="1">
         <w:r>
           <w:rPr>
             <w:rStyle w:val="Hipervnculo"/>
@@ -5537,7 +8646,7 @@
             <w:noProof/>
             <w:webHidden/>
           </w:rPr>
-          <w:instrText xml:space="preserve"> PAGEREF _Toc228343723 \h </w:instrText>
+          <w:instrText xml:space="preserve"> PAGEREF _Toc233886249 \h </w:instrText>
         </w:r>
         <w:r>
           <w:rPr>
@@ -5557,7 +8666,7 @@
             <w:noProof/>
             <w:webHidden/>
           </w:rPr>
-          <w:t>21</w:t>
+          <w:t>45</w:t>
         </w:r>
         <w:r>
           <w:rPr>
@@ -5581,10 +8690,11 @@
           <w:kern w:val="2"/>
           <w:sz w:val="24"/>
           <w:szCs w:val="24"/>
+          <w:lang w:val="es-AR" w:eastAsia="es-AR"/>
           <w14:ligatures w14:val="standardContextual"/>
         </w:rPr>
       </w:pPr>
-      <w:hyperlink w:anchor="_Toc228343724" w:history="1">
+      <w:hyperlink w:anchor="_Toc233886250" w:history="1">
         <w:r>
           <w:rPr>
             <w:rStyle w:val="Hipervnculo"/>
@@ -5611,7 +8721,7 @@
             <w:noProof/>
             <w:webHidden/>
           </w:rPr>
-          <w:instrText xml:space="preserve"> PAGEREF _Toc228343724 \h </w:instrText>
+          <w:instrText xml:space="preserve"> PAGEREF _Toc233886250 \h </w:instrText>
         </w:r>
         <w:r>
           <w:rPr>
@@ -5631,7 +8741,7 @@
             <w:noProof/>
             <w:webHidden/>
           </w:rPr>
-          <w:t>21</w:t>
+          <w:t>45</w:t>
         </w:r>
         <w:r>
           <w:rPr>
@@ -5655,10 +8765,11 @@
           <w:kern w:val="2"/>
           <w:sz w:val="24"/>
           <w:szCs w:val="24"/>
+          <w:lang w:val="es-AR" w:eastAsia="es-AR"/>
           <w14:ligatures w14:val="standardContextual"/>
         </w:rPr>
       </w:pPr>
-      <w:hyperlink w:anchor="_Toc228343725" w:history="1">
+      <w:hyperlink w:anchor="_Toc233886251" w:history="1">
         <w:r>
           <w:rPr>
             <w:rStyle w:val="Hipervnculo"/>
@@ -5685,7 +8796,7 @@
             <w:noProof/>
             <w:webHidden/>
           </w:rPr>
-          <w:instrText xml:space="preserve"> PAGEREF _Toc228343725 \h </w:instrText>
+          <w:instrText xml:space="preserve"> PAGEREF _Toc233886251 \h </w:instrText>
         </w:r>
         <w:r>
           <w:rPr>
@@ -5705,7 +8816,7 @@
             <w:noProof/>
             <w:webHidden/>
           </w:rPr>
-          <w:t>21</w:t>
+          <w:t>45</w:t>
         </w:r>
         <w:r>
           <w:rPr>
@@ -5748,7 +8859,7 @@
       </w:pPr>
       <w:bookmarkStart w:id="1" w:name="_Toc227416206"/>
       <w:bookmarkStart w:id="2" w:name="_Toc227416490"/>
-      <w:bookmarkStart w:id="3" w:name="_Toc228343657"/>
+      <w:bookmarkStart w:id="3" w:name="_Toc233886142"/>
       <w:r>
         <w:lastRenderedPageBreak/>
         <w:t>Historial de Revisión</w:t>
@@ -5968,7 +9079,7 @@
       </w:pPr>
       <w:bookmarkStart w:id="4" w:name="_Toc227416207"/>
       <w:bookmarkStart w:id="5" w:name="_Toc227416491"/>
-      <w:bookmarkStart w:id="6" w:name="_Toc228343658"/>
+      <w:bookmarkStart w:id="6" w:name="_Toc233886143"/>
       <w:r>
         <w:lastRenderedPageBreak/>
         <w:t>G00. Descripción Global del Producto</w:t>
@@ -5983,7 +9094,7 @@
       </w:pPr>
       <w:bookmarkStart w:id="7" w:name="_Toc227416208"/>
       <w:bookmarkStart w:id="8" w:name="_Toc227416492"/>
-      <w:bookmarkStart w:id="9" w:name="_Toc228343659"/>
+      <w:bookmarkStart w:id="9" w:name="_Toc233886144"/>
       <w:r>
         <w:t>G01. Propósito</w:t>
       </w:r>
@@ -5998,7 +9109,7 @@
       </w:pPr>
       <w:bookmarkStart w:id="10" w:name="_Toc227416209"/>
       <w:bookmarkStart w:id="11" w:name="_Toc227416493"/>
-      <w:bookmarkStart w:id="12" w:name="_Toc228343660"/>
+      <w:bookmarkStart w:id="12" w:name="_Toc233886145"/>
       <w:r>
         <w:t>G02. Descripción funcional del producto y Alcance</w:t>
       </w:r>
@@ -6017,7 +9128,7 @@
       </w:pPr>
       <w:bookmarkStart w:id="13" w:name="_Toc227416210"/>
       <w:bookmarkStart w:id="14" w:name="_Toc227416494"/>
-      <w:bookmarkStart w:id="15" w:name="_Toc228343662"/>
+      <w:bookmarkStart w:id="15" w:name="_Toc233886146"/>
       <w:r>
         <w:t>G03. Definiciones, Acrónimos, y Abreviaciones</w:t>
       </w:r>
@@ -6069,7 +9180,7 @@
       <w:pPr>
         <w:pStyle w:val="Ttulo3"/>
       </w:pPr>
-      <w:bookmarkStart w:id="16" w:name="_Toc228343663"/>
+      <w:bookmarkStart w:id="16" w:name="_Toc233886147"/>
       <w:r>
         <w:t>Definiciones:</w:t>
       </w:r>
@@ -6079,7 +9190,7 @@
       <w:pPr>
         <w:pStyle w:val="Ttulo3"/>
       </w:pPr>
-      <w:bookmarkStart w:id="17" w:name="_Toc228343664"/>
+      <w:bookmarkStart w:id="17" w:name="_Toc233886148"/>
       <w:r>
         <w:t>Acrónimos:</w:t>
       </w:r>
@@ -6089,7 +9200,7 @@
       <w:pPr>
         <w:pStyle w:val="Ttulo3"/>
       </w:pPr>
-      <w:bookmarkStart w:id="18" w:name="_Toc228343665"/>
+      <w:bookmarkStart w:id="18" w:name="_Toc233886149"/>
       <w:r>
         <w:t>Abreviaturas:</w:t>
       </w:r>
@@ -6106,7 +9217,7 @@
       </w:pPr>
       <w:bookmarkStart w:id="19" w:name="_Toc227416211"/>
       <w:bookmarkStart w:id="20" w:name="_Toc227416495"/>
-      <w:bookmarkStart w:id="21" w:name="_Toc228343666"/>
+      <w:bookmarkStart w:id="21" w:name="_Toc233886150"/>
       <w:r>
         <w:t>G04. Descripción de las personas participantes en el desarrollo del sistema de información y los usuarios (Roles)</w:t>
       </w:r>
@@ -6121,7 +9232,7 @@
       <w:pPr>
         <w:pStyle w:val="Ttulo3"/>
       </w:pPr>
-      <w:bookmarkStart w:id="22" w:name="_Toc228343667"/>
+      <w:bookmarkStart w:id="22" w:name="_Toc233886151"/>
       <w:r>
         <w:t>Participantes en el desarrollo:</w:t>
       </w:r>
@@ -6260,7 +9371,7 @@
       <w:pPr>
         <w:pStyle w:val="Ttulo3"/>
       </w:pPr>
-      <w:bookmarkStart w:id="23" w:name="_Toc228343668"/>
+      <w:bookmarkStart w:id="23" w:name="_Toc233886152"/>
       <w:r>
         <w:t>Usuarios del sistema:</w:t>
       </w:r>
@@ -6436,7 +9547,7 @@
       <w:pPr>
         <w:pStyle w:val="Ttulo2"/>
       </w:pPr>
-      <w:bookmarkStart w:id="26" w:name="_Toc228343669"/>
+      <w:bookmarkStart w:id="26" w:name="_Toc233886153"/>
       <w:r>
         <w:t>G05. Otros Requisitos</w:t>
       </w:r>
@@ -6448,7 +9559,7 @@
       <w:pPr>
         <w:pStyle w:val="Ttulo3"/>
       </w:pPr>
-      <w:bookmarkStart w:id="27" w:name="_Toc228343670"/>
+      <w:bookmarkStart w:id="27" w:name="_Toc233886154"/>
       <w:r>
         <w:t>Del producto:</w:t>
       </w:r>
@@ -6483,7 +9594,7 @@
       <w:pPr>
         <w:pStyle w:val="Ttulo3"/>
       </w:pPr>
-      <w:bookmarkStart w:id="28" w:name="_Toc228343671"/>
+      <w:bookmarkStart w:id="28" w:name="_Toc233886155"/>
       <w:r>
         <w:t>De documentación:</w:t>
       </w:r>
@@ -6517,9 +9628,15 @@
       </w:pPr>
       <w:bookmarkStart w:id="29" w:name="_Toc227416213"/>
       <w:bookmarkStart w:id="30" w:name="_Toc227416497"/>
-      <w:bookmarkStart w:id="31" w:name="_Toc228343672"/>
+      <w:bookmarkStart w:id="31" w:name="_Toc233886156"/>
       <w:r>
-        <w:t>G06. Diagrama de clases parcial de todos los módulos implementado</w:t>
+        <w:t>G06. Diagrama</w:t>
+      </w:r>
+      <w:r>
+        <w:t>s</w:t>
+      </w:r>
+      <w:r>
+        <w:t xml:space="preserve"> de clases parcial de todos los módulos implementado</w:t>
       </w:r>
       <w:bookmarkEnd w:id="29"/>
       <w:bookmarkEnd w:id="30"/>
@@ -6529,15 +9646,586 @@
       <w:pPr>
         <w:pStyle w:val="Ttulo2"/>
       </w:pPr>
-      <w:bookmarkStart w:id="32" w:name="_Toc227416214"/>
-      <w:bookmarkStart w:id="33" w:name="_Toc227416498"/>
-      <w:bookmarkStart w:id="34" w:name="_Toc228343673"/>
+      <w:bookmarkStart w:id="32" w:name="_Toc233886157"/>
       <w:r>
+        <w:t>G06.1 Diagrama de clases – BE</w:t>
+      </w:r>
+      <w:bookmarkEnd w:id="32"/>
+    </w:p>
+    <w:p>
+      <w:pPr>
+        <w:ind w:firstLine="0"/>
+      </w:pPr>
+      <w:r>
+        <w:rPr>
+          <w:noProof/>
+        </w:rPr>
+        <w:drawing>
+          <wp:inline distT="0" distB="0" distL="0" distR="0" wp14:anchorId="1FF713C6" wp14:editId="528050EC">
+            <wp:extent cx="5753100" cy="3726180"/>
+            <wp:effectExtent l="0" t="0" r="0" b="7620"/>
+            <wp:docPr id="1841455106" name="Imagen 4"/>
+            <wp:cNvGraphicFramePr>
+              <a:graphicFrameLocks xmlns:a="http://schemas.openxmlformats.org/drawingml/2006/main" noChangeAspect="1"/>
+            </wp:cNvGraphicFramePr>
+            <a:graphic xmlns:a="http://schemas.openxmlformats.org/drawingml/2006/main">
+              <a:graphicData uri="http://schemas.openxmlformats.org/drawingml/2006/picture">
+                <pic:pic xmlns:pic="http://schemas.openxmlformats.org/drawingml/2006/picture">
+                  <pic:nvPicPr>
+                    <pic:cNvPr id="0" name="Picture 4"/>
+                    <pic:cNvPicPr>
+                      <a:picLocks noChangeAspect="1" noChangeArrowheads="1"/>
+                    </pic:cNvPicPr>
+                  </pic:nvPicPr>
+                  <pic:blipFill>
+                    <a:blip r:embed="rId9" cstate="print">
+                      <a:extLst>
+                        <a:ext uri="{28A0092B-C50C-407E-A947-70E740481C1C}">
+                          <a14:useLocalDpi xmlns:a14="http://schemas.microsoft.com/office/drawing/2010/main" val="0"/>
+                        </a:ext>
+                      </a:extLst>
+                    </a:blip>
+                    <a:srcRect/>
+                    <a:stretch>
+                      <a:fillRect/>
+                    </a:stretch>
+                  </pic:blipFill>
+                  <pic:spPr bwMode="auto">
+                    <a:xfrm>
+                      <a:off x="0" y="0"/>
+                      <a:ext cx="5753100" cy="3726180"/>
+                    </a:xfrm>
+                    <a:prstGeom prst="rect">
+                      <a:avLst/>
+                    </a:prstGeom>
+                    <a:noFill/>
+                    <a:ln>
+                      <a:noFill/>
+                    </a:ln>
+                  </pic:spPr>
+                </pic:pic>
+              </a:graphicData>
+            </a:graphic>
+          </wp:inline>
+        </w:drawing>
+      </w:r>
+    </w:p>
+    <w:p/>
+    <w:p>
+      <w:pPr>
+        <w:pStyle w:val="Ttulo2"/>
+      </w:pPr>
+      <w:bookmarkStart w:id="33" w:name="_Toc233886158"/>
+      <w:r>
+        <w:lastRenderedPageBreak/>
+        <w:t>G06.</w:t>
+      </w:r>
+      <w:r>
+        <w:t>2</w:t>
+      </w:r>
+      <w:r>
+        <w:t xml:space="preserve"> Diagrama de clases </w:t>
+      </w:r>
+      <w:r>
+        <w:t>– Abstracciones</w:t>
+      </w:r>
+      <w:bookmarkEnd w:id="33"/>
+    </w:p>
+    <w:p>
+      <w:pPr>
+        <w:ind w:firstLine="0"/>
+      </w:pPr>
+      <w:r>
+        <w:rPr>
+          <w:noProof/>
+        </w:rPr>
+        <w:drawing>
+          <wp:inline distT="0" distB="0" distL="0" distR="0" wp14:anchorId="0ED46D0F" wp14:editId="26ACE956">
+            <wp:extent cx="5745480" cy="3009900"/>
+            <wp:effectExtent l="0" t="0" r="7620" b="0"/>
+            <wp:docPr id="216764778" name="Imagen 5"/>
+            <wp:cNvGraphicFramePr>
+              <a:graphicFrameLocks xmlns:a="http://schemas.openxmlformats.org/drawingml/2006/main" noChangeAspect="1"/>
+            </wp:cNvGraphicFramePr>
+            <a:graphic xmlns:a="http://schemas.openxmlformats.org/drawingml/2006/main">
+              <a:graphicData uri="http://schemas.openxmlformats.org/drawingml/2006/picture">
+                <pic:pic xmlns:pic="http://schemas.openxmlformats.org/drawingml/2006/picture">
+                  <pic:nvPicPr>
+                    <pic:cNvPr id="0" name="Picture 5"/>
+                    <pic:cNvPicPr>
+                      <a:picLocks noChangeAspect="1" noChangeArrowheads="1"/>
+                    </pic:cNvPicPr>
+                  </pic:nvPicPr>
+                  <pic:blipFill>
+                    <a:blip r:embed="rId10" cstate="print">
+                      <a:extLst>
+                        <a:ext uri="{28A0092B-C50C-407E-A947-70E740481C1C}">
+                          <a14:useLocalDpi xmlns:a14="http://schemas.microsoft.com/office/drawing/2010/main" val="0"/>
+                        </a:ext>
+                      </a:extLst>
+                    </a:blip>
+                    <a:srcRect/>
+                    <a:stretch>
+                      <a:fillRect/>
+                    </a:stretch>
+                  </pic:blipFill>
+                  <pic:spPr bwMode="auto">
+                    <a:xfrm>
+                      <a:off x="0" y="0"/>
+                      <a:ext cx="5745480" cy="3009900"/>
+                    </a:xfrm>
+                    <a:prstGeom prst="rect">
+                      <a:avLst/>
+                    </a:prstGeom>
+                    <a:noFill/>
+                    <a:ln>
+                      <a:noFill/>
+                    </a:ln>
+                  </pic:spPr>
+                </pic:pic>
+              </a:graphicData>
+            </a:graphic>
+          </wp:inline>
+        </w:drawing>
+      </w:r>
+    </w:p>
+    <w:p>
+      <w:pPr>
+        <w:ind w:firstLine="0"/>
+      </w:pPr>
+    </w:p>
+    <w:p>
+      <w:pPr>
+        <w:pStyle w:val="Ttulo2"/>
+      </w:pPr>
+      <w:bookmarkStart w:id="34" w:name="_Toc233886159"/>
+      <w:r>
+        <w:lastRenderedPageBreak/>
+        <w:t>G06.</w:t>
+      </w:r>
+      <w:r>
+        <w:t>3</w:t>
+      </w:r>
+      <w:r>
+        <w:t xml:space="preserve"> Diagrama de clases </w:t>
+      </w:r>
+      <w:r>
+        <w:t>– BLL</w:t>
+      </w:r>
+      <w:bookmarkEnd w:id="34"/>
+    </w:p>
+    <w:p>
+      <w:pPr>
+        <w:ind w:firstLine="0"/>
+      </w:pPr>
+      <w:r>
+        <w:rPr>
+          <w:noProof/>
+        </w:rPr>
+        <w:drawing>
+          <wp:inline distT="0" distB="0" distL="0" distR="0" wp14:anchorId="2A6F1A9B" wp14:editId="5AD508B8">
+            <wp:extent cx="5753100" cy="5958840"/>
+            <wp:effectExtent l="0" t="0" r="0" b="3810"/>
+            <wp:docPr id="1947051328" name="Imagen 6"/>
+            <wp:cNvGraphicFramePr>
+              <a:graphicFrameLocks xmlns:a="http://schemas.openxmlformats.org/drawingml/2006/main" noChangeAspect="1"/>
+            </wp:cNvGraphicFramePr>
+            <a:graphic xmlns:a="http://schemas.openxmlformats.org/drawingml/2006/main">
+              <a:graphicData uri="http://schemas.openxmlformats.org/drawingml/2006/picture">
+                <pic:pic xmlns:pic="http://schemas.openxmlformats.org/drawingml/2006/picture">
+                  <pic:nvPicPr>
+                    <pic:cNvPr id="0" name="Picture 6"/>
+                    <pic:cNvPicPr>
+                      <a:picLocks noChangeAspect="1" noChangeArrowheads="1"/>
+                    </pic:cNvPicPr>
+                  </pic:nvPicPr>
+                  <pic:blipFill>
+                    <a:blip r:embed="rId11">
+                      <a:extLst>
+                        <a:ext uri="{28A0092B-C50C-407E-A947-70E740481C1C}">
+                          <a14:useLocalDpi xmlns:a14="http://schemas.microsoft.com/office/drawing/2010/main" val="0"/>
+                        </a:ext>
+                      </a:extLst>
+                    </a:blip>
+                    <a:srcRect/>
+                    <a:stretch>
+                      <a:fillRect/>
+                    </a:stretch>
+                  </pic:blipFill>
+                  <pic:spPr bwMode="auto">
+                    <a:xfrm>
+                      <a:off x="0" y="0"/>
+                      <a:ext cx="5753100" cy="5958840"/>
+                    </a:xfrm>
+                    <a:prstGeom prst="rect">
+                      <a:avLst/>
+                    </a:prstGeom>
+                    <a:noFill/>
+                    <a:ln>
+                      <a:noFill/>
+                    </a:ln>
+                  </pic:spPr>
+                </pic:pic>
+              </a:graphicData>
+            </a:graphic>
+          </wp:inline>
+        </w:drawing>
+      </w:r>
+    </w:p>
+    <w:p>
+      <w:pPr>
+        <w:ind w:firstLine="0"/>
+      </w:pPr>
+    </w:p>
+    <w:p>
+      <w:pPr>
+        <w:pStyle w:val="Ttulo2"/>
+      </w:pPr>
+      <w:bookmarkStart w:id="35" w:name="_Toc233886160"/>
+      <w:r>
+        <w:lastRenderedPageBreak/>
+        <w:t>G06.</w:t>
+      </w:r>
+      <w:r>
+        <w:t>4</w:t>
+      </w:r>
+      <w:r>
+        <w:t xml:space="preserve"> Diagrama de clases </w:t>
+      </w:r>
+      <w:r>
+        <w:t>– Servicios</w:t>
+      </w:r>
+      <w:bookmarkEnd w:id="35"/>
+    </w:p>
+    <w:p>
+      <w:pPr>
+        <w:ind w:firstLine="0"/>
+      </w:pPr>
+      <w:r>
+        <w:rPr>
+          <w:noProof/>
+        </w:rPr>
+        <w:drawing>
+          <wp:inline distT="0" distB="0" distL="0" distR="0" wp14:anchorId="1AB79CBF" wp14:editId="1D858786">
+            <wp:extent cx="5753100" cy="4533900"/>
+            <wp:effectExtent l="0" t="0" r="0" b="0"/>
+            <wp:docPr id="1931336489" name="Imagen 7"/>
+            <wp:cNvGraphicFramePr>
+              <a:graphicFrameLocks xmlns:a="http://schemas.openxmlformats.org/drawingml/2006/main" noChangeAspect="1"/>
+            </wp:cNvGraphicFramePr>
+            <a:graphic xmlns:a="http://schemas.openxmlformats.org/drawingml/2006/main">
+              <a:graphicData uri="http://schemas.openxmlformats.org/drawingml/2006/picture">
+                <pic:pic xmlns:pic="http://schemas.openxmlformats.org/drawingml/2006/picture">
+                  <pic:nvPicPr>
+                    <pic:cNvPr id="0" name="Picture 7"/>
+                    <pic:cNvPicPr>
+                      <a:picLocks noChangeAspect="1" noChangeArrowheads="1"/>
+                    </pic:cNvPicPr>
+                  </pic:nvPicPr>
+                  <pic:blipFill>
+                    <a:blip r:embed="rId12" cstate="print">
+                      <a:extLst>
+                        <a:ext uri="{28A0092B-C50C-407E-A947-70E740481C1C}">
+                          <a14:useLocalDpi xmlns:a14="http://schemas.microsoft.com/office/drawing/2010/main" val="0"/>
+                        </a:ext>
+                      </a:extLst>
+                    </a:blip>
+                    <a:srcRect/>
+                    <a:stretch>
+                      <a:fillRect/>
+                    </a:stretch>
+                  </pic:blipFill>
+                  <pic:spPr bwMode="auto">
+                    <a:xfrm>
+                      <a:off x="0" y="0"/>
+                      <a:ext cx="5753100" cy="4533900"/>
+                    </a:xfrm>
+                    <a:prstGeom prst="rect">
+                      <a:avLst/>
+                    </a:prstGeom>
+                    <a:noFill/>
+                    <a:ln>
+                      <a:noFill/>
+                    </a:ln>
+                  </pic:spPr>
+                </pic:pic>
+              </a:graphicData>
+            </a:graphic>
+          </wp:inline>
+        </w:drawing>
+      </w:r>
+    </w:p>
+    <w:p>
+      <w:pPr>
+        <w:ind w:firstLine="0"/>
+      </w:pPr>
+    </w:p>
+    <w:p>
+      <w:pPr>
+        <w:pStyle w:val="Ttulo2"/>
+      </w:pPr>
+      <w:bookmarkStart w:id="36" w:name="_Toc233886161"/>
+      <w:r>
+        <w:t>G06.</w:t>
+      </w:r>
+      <w:r>
+        <w:t>5</w:t>
+      </w:r>
+      <w:r>
+        <w:t xml:space="preserve"> Diagrama de clases </w:t>
+      </w:r>
+      <w:r>
+        <w:t>– DAL</w:t>
+      </w:r>
+      <w:bookmarkEnd w:id="36"/>
+    </w:p>
+    <w:p>
+      <w:pPr>
+        <w:ind w:firstLine="0"/>
+      </w:pPr>
+      <w:r>
+        <w:rPr>
+          <w:noProof/>
+        </w:rPr>
+        <w:drawing>
+          <wp:inline distT="0" distB="0" distL="0" distR="0" wp14:anchorId="78DE1EB4" wp14:editId="7661B5BA">
+            <wp:extent cx="5753100" cy="1409700"/>
+            <wp:effectExtent l="0" t="0" r="0" b="0"/>
+            <wp:docPr id="263985715" name="Imagen 8"/>
+            <wp:cNvGraphicFramePr>
+              <a:graphicFrameLocks xmlns:a="http://schemas.openxmlformats.org/drawingml/2006/main" noChangeAspect="1"/>
+            </wp:cNvGraphicFramePr>
+            <a:graphic xmlns:a="http://schemas.openxmlformats.org/drawingml/2006/main">
+              <a:graphicData uri="http://schemas.openxmlformats.org/drawingml/2006/picture">
+                <pic:pic xmlns:pic="http://schemas.openxmlformats.org/drawingml/2006/picture">
+                  <pic:nvPicPr>
+                    <pic:cNvPr id="0" name="Picture 8"/>
+                    <pic:cNvPicPr>
+                      <a:picLocks noChangeAspect="1" noChangeArrowheads="1"/>
+                    </pic:cNvPicPr>
+                  </pic:nvPicPr>
+                  <pic:blipFill>
+                    <a:blip r:embed="rId13" cstate="print">
+                      <a:extLst>
+                        <a:ext uri="{28A0092B-C50C-407E-A947-70E740481C1C}">
+                          <a14:useLocalDpi xmlns:a14="http://schemas.microsoft.com/office/drawing/2010/main" val="0"/>
+                        </a:ext>
+                      </a:extLst>
+                    </a:blip>
+                    <a:srcRect/>
+                    <a:stretch>
+                      <a:fillRect/>
+                    </a:stretch>
+                  </pic:blipFill>
+                  <pic:spPr bwMode="auto">
+                    <a:xfrm>
+                      <a:off x="0" y="0"/>
+                      <a:ext cx="5753100" cy="1409700"/>
+                    </a:xfrm>
+                    <a:prstGeom prst="rect">
+                      <a:avLst/>
+                    </a:prstGeom>
+                    <a:noFill/>
+                    <a:ln>
+                      <a:noFill/>
+                    </a:ln>
+                  </pic:spPr>
+                </pic:pic>
+              </a:graphicData>
+            </a:graphic>
+          </wp:inline>
+        </w:drawing>
+      </w:r>
+    </w:p>
+    <w:p>
+      <w:pPr>
+        <w:ind w:firstLine="0"/>
+      </w:pPr>
+    </w:p>
+    <w:p>
+      <w:pPr>
+        <w:pStyle w:val="Ttulo2"/>
+      </w:pPr>
+      <w:bookmarkStart w:id="37" w:name="_Toc233886162"/>
+      <w:r>
+        <w:lastRenderedPageBreak/>
+        <w:t>G06.</w:t>
+      </w:r>
+      <w:r>
+        <w:t>6</w:t>
+      </w:r>
+      <w:r>
+        <w:t xml:space="preserve"> Diagrama de clases </w:t>
+      </w:r>
+      <w:r>
+        <w:t>– IoC</w:t>
+      </w:r>
+      <w:bookmarkEnd w:id="37"/>
+    </w:p>
+    <w:p>
+      <w:pPr>
+        <w:ind w:firstLine="0"/>
+      </w:pPr>
+      <w:r>
+        <w:rPr>
+          <w:noProof/>
+        </w:rPr>
+        <w:drawing>
+          <wp:inline distT="0" distB="0" distL="0" distR="0" wp14:anchorId="58A892EB" wp14:editId="3983357F">
+            <wp:extent cx="5753100" cy="1615440"/>
+            <wp:effectExtent l="0" t="0" r="0" b="3810"/>
+            <wp:docPr id="557831496" name="Imagen 9"/>
+            <wp:cNvGraphicFramePr>
+              <a:graphicFrameLocks xmlns:a="http://schemas.openxmlformats.org/drawingml/2006/main" noChangeAspect="1"/>
+            </wp:cNvGraphicFramePr>
+            <a:graphic xmlns:a="http://schemas.openxmlformats.org/drawingml/2006/main">
+              <a:graphicData uri="http://schemas.openxmlformats.org/drawingml/2006/picture">
+                <pic:pic xmlns:pic="http://schemas.openxmlformats.org/drawingml/2006/picture">
+                  <pic:nvPicPr>
+                    <pic:cNvPr id="0" name="Picture 9"/>
+                    <pic:cNvPicPr>
+                      <a:picLocks noChangeAspect="1" noChangeArrowheads="1"/>
+                    </pic:cNvPicPr>
+                  </pic:nvPicPr>
+                  <pic:blipFill>
+                    <a:blip r:embed="rId14">
+                      <a:extLst>
+                        <a:ext uri="{28A0092B-C50C-407E-A947-70E740481C1C}">
+                          <a14:useLocalDpi xmlns:a14="http://schemas.microsoft.com/office/drawing/2010/main" val="0"/>
+                        </a:ext>
+                      </a:extLst>
+                    </a:blip>
+                    <a:srcRect/>
+                    <a:stretch>
+                      <a:fillRect/>
+                    </a:stretch>
+                  </pic:blipFill>
+                  <pic:spPr bwMode="auto">
+                    <a:xfrm>
+                      <a:off x="0" y="0"/>
+                      <a:ext cx="5753100" cy="1615440"/>
+                    </a:xfrm>
+                    <a:prstGeom prst="rect">
+                      <a:avLst/>
+                    </a:prstGeom>
+                    <a:noFill/>
+                    <a:ln>
+                      <a:noFill/>
+                    </a:ln>
+                  </pic:spPr>
+                </pic:pic>
+              </a:graphicData>
+            </a:graphic>
+          </wp:inline>
+        </w:drawing>
+      </w:r>
+    </w:p>
+    <w:p>
+      <w:pPr>
+        <w:ind w:firstLine="0"/>
+      </w:pPr>
+    </w:p>
+    <w:p>
+      <w:pPr>
+        <w:pStyle w:val="Ttulo2"/>
+      </w:pPr>
+      <w:bookmarkStart w:id="38" w:name="_Toc233886163"/>
+      <w:r>
+        <w:t xml:space="preserve">G06.6 Diagrama de clases </w:t>
+      </w:r>
+      <w:r>
+        <w:t>–</w:t>
+      </w:r>
+      <w:r>
+        <w:t xml:space="preserve"> </w:t>
+      </w:r>
+      <w:r>
+        <w:t>GUI</w:t>
+      </w:r>
+      <w:bookmarkEnd w:id="38"/>
+    </w:p>
+    <w:p>
+      <w:pPr>
+        <w:ind w:firstLine="0"/>
+      </w:pPr>
+      <w:r>
+        <w:rPr>
+          <w:noProof/>
+        </w:rPr>
+        <w:drawing>
+          <wp:inline distT="0" distB="0" distL="0" distR="0" wp14:anchorId="1E9602ED" wp14:editId="0813B05E">
+            <wp:extent cx="5745480" cy="3550920"/>
+            <wp:effectExtent l="0" t="0" r="7620" b="0"/>
+            <wp:docPr id="1582134471" name="Imagen 10"/>
+            <wp:cNvGraphicFramePr>
+              <a:graphicFrameLocks xmlns:a="http://schemas.openxmlformats.org/drawingml/2006/main" noChangeAspect="1"/>
+            </wp:cNvGraphicFramePr>
+            <a:graphic xmlns:a="http://schemas.openxmlformats.org/drawingml/2006/main">
+              <a:graphicData uri="http://schemas.openxmlformats.org/drawingml/2006/picture">
+                <pic:pic xmlns:pic="http://schemas.openxmlformats.org/drawingml/2006/picture">
+                  <pic:nvPicPr>
+                    <pic:cNvPr id="0" name="Picture 10"/>
+                    <pic:cNvPicPr>
+                      <a:picLocks noChangeAspect="1" noChangeArrowheads="1"/>
+                    </pic:cNvPicPr>
+                  </pic:nvPicPr>
+                  <pic:blipFill>
+                    <a:blip r:embed="rId15" cstate="print">
+                      <a:extLst>
+                        <a:ext uri="{28A0092B-C50C-407E-A947-70E740481C1C}">
+                          <a14:useLocalDpi xmlns:a14="http://schemas.microsoft.com/office/drawing/2010/main" val="0"/>
+                        </a:ext>
+                      </a:extLst>
+                    </a:blip>
+                    <a:srcRect/>
+                    <a:stretch>
+                      <a:fillRect/>
+                    </a:stretch>
+                  </pic:blipFill>
+                  <pic:spPr bwMode="auto">
+                    <a:xfrm>
+                      <a:off x="0" y="0"/>
+                      <a:ext cx="5745480" cy="3550920"/>
+                    </a:xfrm>
+                    <a:prstGeom prst="rect">
+                      <a:avLst/>
+                    </a:prstGeom>
+                    <a:noFill/>
+                    <a:ln>
+                      <a:noFill/>
+                    </a:ln>
+                  </pic:spPr>
+                </pic:pic>
+              </a:graphicData>
+            </a:graphic>
+          </wp:inline>
+        </w:drawing>
+      </w:r>
+    </w:p>
+    <w:p>
+      <w:pPr>
+        <w:ind w:firstLine="0"/>
+      </w:pPr>
+    </w:p>
+    <w:p>
+      <w:pPr>
+        <w:ind w:firstLine="0"/>
+      </w:pPr>
+    </w:p>
+    <w:p>
+      <w:pPr>
+        <w:pStyle w:val="Ttulo2"/>
+      </w:pPr>
+      <w:bookmarkStart w:id="39" w:name="_Toc227416214"/>
+      <w:bookmarkStart w:id="40" w:name="_Toc227416498"/>
+      <w:bookmarkStart w:id="41" w:name="_Toc233886164"/>
+      <w:r>
+        <w:lastRenderedPageBreak/>
         <w:t>G07. Modelo de datos parcial de todos los módulos implementados</w:t>
       </w:r>
-      <w:bookmarkEnd w:id="32"/>
-      <w:bookmarkEnd w:id="33"/>
-      <w:bookmarkEnd w:id="34"/>
+      <w:bookmarkEnd w:id="39"/>
+      <w:bookmarkEnd w:id="40"/>
+      <w:bookmarkEnd w:id="41"/>
     </w:p>
     <w:p>
       <w:pPr>
@@ -6565,7 +10253,7 @@
                     </pic:cNvPicPr>
                   </pic:nvPicPr>
                   <pic:blipFill>
-                    <a:blip r:embed="rId9">
+                    <a:blip r:embed="rId16">
                       <a:extLst>
                         <a:ext uri="{28A0092B-C50C-407E-A947-70E740481C1C}">
                           <a14:useLocalDpi xmlns:a14="http://schemas.microsoft.com/office/drawing/2010/main" val="0"/>
@@ -6599,31 +10287,41 @@
     </w:p>
     <w:p>
       <w:pPr>
+        <w:spacing w:line="480" w:lineRule="auto"/>
+        <w:ind w:firstLine="0"/>
+      </w:pPr>
+      <w:r>
+        <w:br w:type="page"/>
+      </w:r>
+    </w:p>
+    <w:p>
+      <w:pPr>
         <w:pStyle w:val="Ttulo1"/>
       </w:pPr>
-      <w:bookmarkStart w:id="35" w:name="_Toc227416215"/>
-      <w:bookmarkStart w:id="36" w:name="_Toc227416499"/>
-      <w:bookmarkStart w:id="37" w:name="_Toc228343674"/>
+      <w:bookmarkStart w:id="42" w:name="_Toc227416215"/>
+      <w:bookmarkStart w:id="43" w:name="_Toc227416499"/>
+      <w:bookmarkStart w:id="44" w:name="_Toc233886165"/>
       <w:r>
+        <w:lastRenderedPageBreak/>
         <w:t>N00. PROCESOS DE NEGOCIO</w:t>
       </w:r>
-      <w:bookmarkEnd w:id="35"/>
-      <w:bookmarkEnd w:id="36"/>
-      <w:bookmarkEnd w:id="37"/>
+      <w:bookmarkEnd w:id="42"/>
+      <w:bookmarkEnd w:id="43"/>
+      <w:bookmarkEnd w:id="44"/>
     </w:p>
     <w:p>
       <w:pPr>
         <w:pStyle w:val="Ttulo2"/>
       </w:pPr>
-      <w:bookmarkStart w:id="38" w:name="_Toc227416216"/>
-      <w:bookmarkStart w:id="39" w:name="_Toc227416500"/>
-      <w:bookmarkStart w:id="40" w:name="_Toc228343675"/>
+      <w:bookmarkStart w:id="45" w:name="_Toc227416216"/>
+      <w:bookmarkStart w:id="46" w:name="_Toc227416500"/>
+      <w:bookmarkStart w:id="47" w:name="_Toc233886166"/>
       <w:r>
         <w:t>N01. Especificación funcional por proceso de negocio</w:t>
       </w:r>
-      <w:bookmarkEnd w:id="38"/>
-      <w:bookmarkEnd w:id="39"/>
-      <w:bookmarkEnd w:id="40"/>
+      <w:bookmarkEnd w:id="45"/>
+      <w:bookmarkEnd w:id="46"/>
+      <w:bookmarkEnd w:id="47"/>
     </w:p>
     <w:tbl>
       <w:tblPr>
@@ -6742,15 +10440,15 @@
       <w:pPr>
         <w:pStyle w:val="Ttulo2"/>
       </w:pPr>
-      <w:bookmarkStart w:id="41" w:name="_Toc227416217"/>
-      <w:bookmarkStart w:id="42" w:name="_Toc227416501"/>
-      <w:bookmarkStart w:id="43" w:name="_Toc228343676"/>
+      <w:bookmarkStart w:id="48" w:name="_Toc227416217"/>
+      <w:bookmarkStart w:id="49" w:name="_Toc227416501"/>
+      <w:bookmarkStart w:id="50" w:name="_Toc233886167"/>
       <w:r>
         <w:t>N02. Especificaciones de Casos de Uso</w:t>
       </w:r>
-      <w:bookmarkEnd w:id="41"/>
-      <w:bookmarkEnd w:id="42"/>
-      <w:bookmarkEnd w:id="43"/>
+      <w:bookmarkEnd w:id="48"/>
+      <w:bookmarkEnd w:id="49"/>
+      <w:bookmarkEnd w:id="50"/>
     </w:p>
     <w:tbl>
       <w:tblPr>
@@ -7080,7 +10778,6 @@
               <w:pStyle w:val="Sinespaciado"/>
             </w:pPr>
             <w:r>
-              <w:lastRenderedPageBreak/>
               <w:t>CU005</w:t>
             </w:r>
           </w:p>
@@ -7452,8 +11149,32 @@
     </w:tbl>
     <w:p>
       <w:pPr>
-        <w:ind w:firstLine="0"/>
-      </w:pPr>
+        <w:pStyle w:val="Ttulo2"/>
+      </w:pPr>
+      <w:bookmarkStart w:id="51" w:name="_Toc233886168"/>
+      <w:r>
+        <w:lastRenderedPageBreak/>
+        <w:t>N0</w:t>
+      </w:r>
+      <w:r>
+        <w:t>2</w:t>
+      </w:r>
+      <w:r>
+        <w:t>.</w:t>
+      </w:r>
+      <w:r>
+        <w:t>1</w:t>
+      </w:r>
+      <w:r>
+        <w:t xml:space="preserve"> </w:t>
+      </w:r>
+      <w:r>
+        <w:t>Diagrama</w:t>
+      </w:r>
+      <w:r>
+        <w:t xml:space="preserve"> de Casos de Uso</w:t>
+      </w:r>
+      <w:bookmarkEnd w:id="51"/>
     </w:p>
     <w:p>
       <w:pPr>
@@ -7463,11 +11184,10 @@
         <w:rPr>
           <w:noProof/>
         </w:rPr>
-        <w:lastRenderedPageBreak/>
         <w:drawing>
-          <wp:inline distT="0" distB="0" distL="0" distR="0" wp14:anchorId="072AF124" wp14:editId="7C481A6E">
-            <wp:extent cx="4899660" cy="8046720"/>
-            <wp:effectExtent l="0" t="0" r="0" b="0"/>
+          <wp:inline distT="0" distB="0" distL="0" distR="0" wp14:anchorId="072AF124" wp14:editId="5DE8A213">
+            <wp:extent cx="2628900" cy="4317447"/>
+            <wp:effectExtent l="0" t="0" r="0" b="6985"/>
             <wp:docPr id="1979250225" name="Imagen 2"/>
             <wp:cNvGraphicFramePr>
               <a:graphicFrameLocks xmlns:a="http://schemas.openxmlformats.org/drawingml/2006/main" noChangeAspect="1"/>
@@ -7482,7 +11202,7 @@
                     </pic:cNvPicPr>
                   </pic:nvPicPr>
                   <pic:blipFill>
-                    <a:blip r:embed="rId10">
+                    <a:blip r:embed="rId17">
                       <a:extLst>
                         <a:ext uri="{28A0092B-C50C-407E-A947-70E740481C1C}">
                           <a14:useLocalDpi xmlns:a14="http://schemas.microsoft.com/office/drawing/2010/main" val="0"/>
@@ -7497,7 +11217,7 @@
                   <pic:spPr bwMode="auto">
                     <a:xfrm>
                       <a:off x="0" y="0"/>
-                      <a:ext cx="4899660" cy="8046720"/>
+                      <a:ext cx="2638135" cy="4332614"/>
                     </a:xfrm>
                     <a:prstGeom prst="rect">
                       <a:avLst/>
@@ -7517,11 +11237,10 @@
         <w:rPr>
           <w:noProof/>
         </w:rPr>
-        <w:lastRenderedPageBreak/>
         <w:drawing>
-          <wp:inline distT="0" distB="0" distL="0" distR="0" wp14:anchorId="1571B358" wp14:editId="4FF04DED">
-            <wp:extent cx="5760720" cy="6321425"/>
-            <wp:effectExtent l="0" t="0" r="0" b="3175"/>
+          <wp:inline distT="0" distB="0" distL="0" distR="0" wp14:anchorId="1571B358" wp14:editId="421F6821">
+            <wp:extent cx="3375660" cy="3704223"/>
+            <wp:effectExtent l="0" t="0" r="0" b="0"/>
             <wp:docPr id="1476877695" name="Imagen 1"/>
             <wp:cNvGraphicFramePr>
               <a:graphicFrameLocks xmlns:a="http://schemas.openxmlformats.org/drawingml/2006/main" noChangeAspect="1"/>
@@ -7536,7 +11255,7 @@
                     </pic:cNvPicPr>
                   </pic:nvPicPr>
                   <pic:blipFill>
-                    <a:blip r:embed="rId11">
+                    <a:blip r:embed="rId18">
                       <a:extLst>
                         <a:ext uri="{28A0092B-C50C-407E-A947-70E740481C1C}">
                           <a14:useLocalDpi xmlns:a14="http://schemas.microsoft.com/office/drawing/2010/main" val="0"/>
@@ -7551,7 +11270,7 @@
                   <pic:spPr bwMode="auto">
                     <a:xfrm>
                       <a:off x="0" y="0"/>
-                      <a:ext cx="5760720" cy="6321425"/>
+                      <a:ext cx="3386045" cy="3715619"/>
                     </a:xfrm>
                     <a:prstGeom prst="rect">
                       <a:avLst/>
@@ -7572,39 +11291,40 @@
       <w:pPr>
         <w:pStyle w:val="Ttulo1"/>
       </w:pPr>
-      <w:bookmarkStart w:id="44" w:name="_Toc227416218"/>
-      <w:bookmarkStart w:id="45" w:name="_Toc227416502"/>
-      <w:bookmarkStart w:id="46" w:name="_Toc228343677"/>
+      <w:bookmarkStart w:id="52" w:name="_Toc227416218"/>
+      <w:bookmarkStart w:id="53" w:name="_Toc227416502"/>
+      <w:bookmarkStart w:id="54" w:name="_Toc233886169"/>
       <w:r>
+        <w:lastRenderedPageBreak/>
         <w:t>T00. Documentos de aspectos técnicos que provee el sistema de información.</w:t>
       </w:r>
-      <w:bookmarkEnd w:id="44"/>
-      <w:bookmarkEnd w:id="45"/>
-      <w:bookmarkEnd w:id="46"/>
+      <w:bookmarkEnd w:id="52"/>
+      <w:bookmarkEnd w:id="53"/>
+      <w:bookmarkEnd w:id="54"/>
     </w:p>
     <w:p>
       <w:pPr>
         <w:pStyle w:val="Ttulo2"/>
       </w:pPr>
-      <w:bookmarkStart w:id="47" w:name="_Toc227416219"/>
-      <w:bookmarkStart w:id="48" w:name="_Toc227416503"/>
-      <w:bookmarkStart w:id="49" w:name="_Toc228343678"/>
+      <w:bookmarkStart w:id="55" w:name="_Toc227416219"/>
+      <w:bookmarkStart w:id="56" w:name="_Toc227416503"/>
+      <w:bookmarkStart w:id="57" w:name="_Toc233886170"/>
       <w:r>
         <w:t>T01. Arquitectura Base</w:t>
       </w:r>
-      <w:bookmarkEnd w:id="47"/>
-      <w:bookmarkEnd w:id="48"/>
-      <w:bookmarkEnd w:id="49"/>
+      <w:bookmarkEnd w:id="55"/>
+      <w:bookmarkEnd w:id="56"/>
+      <w:bookmarkEnd w:id="57"/>
     </w:p>
     <w:p>
       <w:pPr>
         <w:pStyle w:val="Ttulo3"/>
       </w:pPr>
-      <w:bookmarkStart w:id="50" w:name="_Toc228343679"/>
+      <w:bookmarkStart w:id="58" w:name="_Toc233886171"/>
       <w:r>
         <w:t>Objetivo</w:t>
       </w:r>
-      <w:bookmarkEnd w:id="50"/>
+      <w:bookmarkEnd w:id="58"/>
     </w:p>
     <w:p>
       <w:r>
@@ -7615,11 +11335,11 @@
       <w:pPr>
         <w:pStyle w:val="Ttulo3"/>
       </w:pPr>
-      <w:bookmarkStart w:id="51" w:name="_Toc228343680"/>
+      <w:bookmarkStart w:id="59" w:name="_Toc233886172"/>
       <w:r>
         <w:t>Descripción de la Arquitectura</w:t>
       </w:r>
-      <w:bookmarkEnd w:id="51"/>
+      <w:bookmarkEnd w:id="59"/>
     </w:p>
     <w:p>
       <w:r>
@@ -7673,7 +11393,6 @@
                 <w:b/>
                 <w:bCs/>
               </w:rPr>
-              <w:lastRenderedPageBreak/>
               <w:t>Capa</w:t>
             </w:r>
           </w:p>
@@ -8043,12 +11762,12 @@
       <w:pPr>
         <w:pStyle w:val="Ttulo3"/>
       </w:pPr>
-      <w:bookmarkStart w:id="52" w:name="_Toc228343681"/>
+      <w:bookmarkStart w:id="60" w:name="_Toc233886173"/>
       <w:r>
         <w:lastRenderedPageBreak/>
         <w:t>Diagrama de Componentes</w:t>
       </w:r>
-      <w:bookmarkEnd w:id="52"/>
+      <w:bookmarkEnd w:id="60"/>
     </w:p>
     <w:p>
       <w:pPr>
@@ -8076,7 +11795,7 @@
                     </pic:cNvPicPr>
                   </pic:nvPicPr>
                   <pic:blipFill>
-                    <a:blip r:embed="rId12">
+                    <a:blip r:embed="rId19">
                       <a:extLst>
                         <a:ext uri="{28A0092B-C50C-407E-A947-70E740481C1C}">
                           <a14:useLocalDpi xmlns:a14="http://schemas.microsoft.com/office/drawing/2010/main" val="0"/>
@@ -8117,11 +11836,11 @@
       <w:pPr>
         <w:pStyle w:val="Ttulo3"/>
       </w:pPr>
-      <w:bookmarkStart w:id="53" w:name="_Toc228343682"/>
+      <w:bookmarkStart w:id="61" w:name="_Toc233886174"/>
       <w:r>
         <w:t>Esquema de Persistencia</w:t>
       </w:r>
-      <w:bookmarkEnd w:id="53"/>
+      <w:bookmarkEnd w:id="61"/>
     </w:p>
     <w:tbl>
       <w:tblPr>
@@ -8438,11 +12157,11 @@
       <w:pPr>
         <w:pStyle w:val="Ttulo3"/>
       </w:pPr>
-      <w:bookmarkStart w:id="54" w:name="_Toc228343683"/>
+      <w:bookmarkStart w:id="62" w:name="_Toc233886175"/>
       <w:r>
         <w:t>Diagrama de Secuencia – Persistencia (Genérico)</w:t>
       </w:r>
-      <w:bookmarkEnd w:id="54"/>
+      <w:bookmarkEnd w:id="62"/>
     </w:p>
     <w:p>
       <w:pPr>
@@ -8453,7 +12172,7 @@
           <w:noProof/>
         </w:rPr>
         <w:drawing>
-          <wp:inline distT="0" distB="0" distL="0" distR="0" wp14:anchorId="5B1A5E04" wp14:editId="581DBF3C">
+          <wp:inline distT="0" distB="0" distL="0" distR="0" wp14:anchorId="5B1A5E04" wp14:editId="10D9A175">
             <wp:extent cx="5760720" cy="4899660"/>
             <wp:effectExtent l="0" t="0" r="0" b="0"/>
             <wp:docPr id="1208570288" name="Imagen 4"/>
@@ -8470,7 +12189,7 @@
                     </pic:cNvPicPr>
                   </pic:nvPicPr>
                   <pic:blipFill>
-                    <a:blip r:embed="rId13" cstate="print">
+                    <a:blip r:embed="rId20" cstate="print">
                       <a:extLst>
                         <a:ext uri="{28A0092B-C50C-407E-A947-70E740481C1C}">
                           <a14:useLocalDpi xmlns:a14="http://schemas.microsoft.com/office/drawing/2010/main" val="0"/>
@@ -8511,12 +12230,12 @@
       <w:pPr>
         <w:pStyle w:val="Ttulo3"/>
       </w:pPr>
-      <w:bookmarkStart w:id="55" w:name="_Toc228343684"/>
+      <w:bookmarkStart w:id="63" w:name="_Toc233886176"/>
       <w:r>
         <w:lastRenderedPageBreak/>
         <w:t>Diagrama de Secuencia – Consulta (Genérico)</w:t>
       </w:r>
-      <w:bookmarkEnd w:id="55"/>
+      <w:bookmarkEnd w:id="63"/>
     </w:p>
     <w:p>
       <w:pPr>
@@ -8527,7 +12246,7 @@
           <w:noProof/>
         </w:rPr>
         <w:drawing>
-          <wp:inline distT="0" distB="0" distL="0" distR="0" wp14:anchorId="326DDC78" wp14:editId="01709C03">
+          <wp:inline distT="0" distB="0" distL="0" distR="0" wp14:anchorId="326DDC78" wp14:editId="0A4EECA8">
             <wp:extent cx="5753100" cy="4526280"/>
             <wp:effectExtent l="0" t="0" r="0" b="7620"/>
             <wp:docPr id="1325704531" name="Imagen 5"/>
@@ -8544,7 +12263,7 @@
                     </pic:cNvPicPr>
                   </pic:nvPicPr>
                   <pic:blipFill>
-                    <a:blip r:embed="rId14" cstate="print">
+                    <a:blip r:embed="rId21" cstate="print">
                       <a:extLst>
                         <a:ext uri="{28A0092B-C50C-407E-A947-70E740481C1C}">
                           <a14:useLocalDpi xmlns:a14="http://schemas.microsoft.com/office/drawing/2010/main" val="0"/>
@@ -8585,11 +12304,11 @@
       <w:pPr>
         <w:pStyle w:val="Ttulo3"/>
       </w:pPr>
-      <w:bookmarkStart w:id="56" w:name="_Toc228343685"/>
+      <w:bookmarkStart w:id="64" w:name="_Toc233886177"/>
       <w:r>
         <w:t>Mapa de Navegación</w:t>
       </w:r>
-      <w:bookmarkEnd w:id="56"/>
+      <w:bookmarkEnd w:id="64"/>
     </w:p>
     <w:p>
       <w:pPr>
@@ -8617,7 +12336,7 @@
                     </pic:cNvPicPr>
                   </pic:nvPicPr>
                   <pic:blipFill>
-                    <a:blip r:embed="rId15">
+                    <a:blip r:embed="rId22">
                       <a:extLst>
                         <a:ext uri="{28A0092B-C50C-407E-A947-70E740481C1C}">
                           <a14:useLocalDpi xmlns:a14="http://schemas.microsoft.com/office/drawing/2010/main" val="0"/>
@@ -8658,9 +12377,9 @@
       <w:pPr>
         <w:pStyle w:val="Ttulo2"/>
       </w:pPr>
-      <w:bookmarkStart w:id="57" w:name="_Toc227416220"/>
-      <w:bookmarkStart w:id="58" w:name="_Toc227416504"/>
-      <w:bookmarkStart w:id="59" w:name="_Toc228343686"/>
+      <w:bookmarkStart w:id="65" w:name="_Toc227416220"/>
+      <w:bookmarkStart w:id="66" w:name="_Toc227416504"/>
+      <w:bookmarkStart w:id="67" w:name="_Toc233886178"/>
       <w:r>
         <w:rPr>
           <w:lang w:val="es-ES"/>
@@ -8668,19 +12387,19 @@
         <w:lastRenderedPageBreak/>
         <w:t>T02. Gestión de Log In / Log Out del Sistema</w:t>
       </w:r>
-      <w:bookmarkEnd w:id="57"/>
-      <w:bookmarkEnd w:id="58"/>
-      <w:bookmarkEnd w:id="59"/>
+      <w:bookmarkEnd w:id="65"/>
+      <w:bookmarkEnd w:id="66"/>
+      <w:bookmarkEnd w:id="67"/>
     </w:p>
     <w:p>
       <w:pPr>
         <w:pStyle w:val="Ttulo3"/>
       </w:pPr>
-      <w:bookmarkStart w:id="60" w:name="_Toc228343687"/>
+      <w:bookmarkStart w:id="68" w:name="_Toc233886179"/>
       <w:r>
         <w:t>Objetivo</w:t>
       </w:r>
-      <w:bookmarkEnd w:id="60"/>
+      <w:bookmarkEnd w:id="68"/>
     </w:p>
     <w:p>
       <w:r>
@@ -8695,14 +12414,14 @@
       <w:pPr>
         <w:pStyle w:val="Ttulo3"/>
       </w:pPr>
-      <w:bookmarkStart w:id="61" w:name="_Toc228343688"/>
+      <w:bookmarkStart w:id="69" w:name="_Toc233886180"/>
       <w:r>
         <w:rPr>
           <w:lang w:val="es-ES"/>
         </w:rPr>
         <w:t>Política de Login / Logout</w:t>
       </w:r>
-      <w:bookmarkEnd w:id="61"/>
+      <w:bookmarkEnd w:id="69"/>
     </w:p>
     <w:p>
       <w:pPr>
@@ -8832,12 +12551,12 @@
       <w:pPr>
         <w:pStyle w:val="Ttulo3"/>
       </w:pPr>
-      <w:bookmarkStart w:id="62" w:name="_Toc228343689"/>
+      <w:bookmarkStart w:id="70" w:name="_Toc233886181"/>
       <w:r>
         <w:lastRenderedPageBreak/>
         <w:t>Procesos del Ciclo de Vida</w:t>
       </w:r>
-      <w:bookmarkEnd w:id="62"/>
+      <w:bookmarkEnd w:id="70"/>
     </w:p>
     <w:tbl>
       <w:tblPr>
@@ -9364,14 +13083,14 @@
       <w:pPr>
         <w:pStyle w:val="Ttulo3"/>
       </w:pPr>
-      <w:bookmarkStart w:id="63" w:name="_Toc228343690"/>
+      <w:bookmarkStart w:id="71" w:name="_Toc233886182"/>
       <w:r>
         <w:rPr>
           <w:lang w:val="es-ES"/>
         </w:rPr>
         <w:t>Diagrama de Casos de Uso – Login / Logout</w:t>
       </w:r>
-      <w:bookmarkEnd w:id="63"/>
+      <w:bookmarkEnd w:id="71"/>
     </w:p>
     <w:p>
       <w:pPr>
@@ -9399,7 +13118,7 @@
                     </pic:cNvPicPr>
                   </pic:nvPicPr>
                   <pic:blipFill>
-                    <a:blip r:embed="rId16">
+                    <a:blip r:embed="rId23">
                       <a:extLst>
                         <a:ext uri="{28A0092B-C50C-407E-A947-70E740481C1C}">
                           <a14:useLocalDpi xmlns:a14="http://schemas.microsoft.com/office/drawing/2010/main" val="0"/>
@@ -9435,7 +13154,7 @@
       <w:pPr>
         <w:pStyle w:val="Ttulo3"/>
       </w:pPr>
-      <w:bookmarkStart w:id="64" w:name="_Toc228343691"/>
+      <w:bookmarkStart w:id="72" w:name="_Toc233886183"/>
       <w:r>
         <w:rPr>
           <w:lang w:val="es-ES"/>
@@ -9443,7 +13162,7 @@
         <w:lastRenderedPageBreak/>
         <w:t>Diagrama de Clases – Login / Logout</w:t>
       </w:r>
-      <w:bookmarkEnd w:id="64"/>
+      <w:bookmarkEnd w:id="72"/>
     </w:p>
     <w:p>
       <w:pPr>
@@ -9454,7 +13173,7 @@
           <w:noProof/>
         </w:rPr>
         <w:drawing>
-          <wp:inline distT="0" distB="0" distL="0" distR="0" wp14:anchorId="7B5C8B68" wp14:editId="3D79B70F">
+          <wp:inline distT="0" distB="0" distL="0" distR="0" wp14:anchorId="7B5C8B68" wp14:editId="06F5446E">
             <wp:extent cx="5760720" cy="4207510"/>
             <wp:effectExtent l="0" t="0" r="0" b="2540"/>
             <wp:docPr id="2107352544" name="Imagen 8"/>
@@ -9471,7 +13190,7 @@
                     </pic:cNvPicPr>
                   </pic:nvPicPr>
                   <pic:blipFill>
-                    <a:blip r:embed="rId17" cstate="print">
+                    <a:blip r:embed="rId24" cstate="print">
                       <a:extLst>
                         <a:ext uri="{28A0092B-C50C-407E-A947-70E740481C1C}">
                           <a14:useLocalDpi xmlns:a14="http://schemas.microsoft.com/office/drawing/2010/main" val="0"/>
@@ -9508,14 +13227,14 @@
       <w:pPr>
         <w:pStyle w:val="Ttulo3"/>
       </w:pPr>
-      <w:bookmarkStart w:id="65" w:name="_Toc228343692"/>
+      <w:bookmarkStart w:id="73" w:name="_Toc233886184"/>
       <w:r>
         <w:rPr>
           <w:lang w:val="es-ES"/>
         </w:rPr>
         <w:t>Diagrama de Entidad Relación – Login / Logout</w:t>
       </w:r>
-      <w:bookmarkEnd w:id="65"/>
+      <w:bookmarkEnd w:id="73"/>
     </w:p>
     <w:p>
       <w:pPr>
@@ -9543,7 +13262,7 @@
                     </pic:cNvPicPr>
                   </pic:nvPicPr>
                   <pic:blipFill>
-                    <a:blip r:embed="rId18">
+                    <a:blip r:embed="rId25">
                       <a:extLst>
                         <a:ext uri="{28A0092B-C50C-407E-A947-70E740481C1C}">
                           <a14:useLocalDpi xmlns:a14="http://schemas.microsoft.com/office/drawing/2010/main" val="0"/>
@@ -9579,7 +13298,7 @@
       <w:pPr>
         <w:pStyle w:val="Ttulo3"/>
       </w:pPr>
-      <w:bookmarkStart w:id="66" w:name="_Toc228343693"/>
+      <w:bookmarkStart w:id="74" w:name="_Toc233886185"/>
       <w:r>
         <w:rPr>
           <w:lang w:val="es-ES"/>
@@ -9587,7 +13306,7 @@
         <w:lastRenderedPageBreak/>
         <w:t>Especificación de Casos de Uso – CU001 Login</w:t>
       </w:r>
-      <w:bookmarkEnd w:id="66"/>
+      <w:bookmarkEnd w:id="74"/>
     </w:p>
     <w:tbl>
       <w:tblPr>
@@ -10068,12 +13787,12 @@
           <w:u w:val="single"/>
         </w:rPr>
       </w:pPr>
-      <w:bookmarkStart w:id="67" w:name="_Toc228343694"/>
+      <w:bookmarkStart w:id="75" w:name="_Toc233886186"/>
       <w:r>
         <w:lastRenderedPageBreak/>
         <w:t>Especificación de Casos de Uso – CU002 Logout</w:t>
       </w:r>
-      <w:bookmarkEnd w:id="67"/>
+      <w:bookmarkEnd w:id="75"/>
     </w:p>
     <w:tbl>
       <w:tblPr>
@@ -10536,14 +14255,14 @@
       <w:pPr>
         <w:pStyle w:val="Ttulo3"/>
       </w:pPr>
-      <w:bookmarkStart w:id="68" w:name="_Toc228343695"/>
+      <w:bookmarkStart w:id="76" w:name="_Toc233886187"/>
       <w:r>
         <w:rPr>
           <w:lang w:val="es-ES"/>
         </w:rPr>
         <w:t>Diagrama de Secuencia – Login</w:t>
       </w:r>
-      <w:bookmarkEnd w:id="68"/>
+      <w:bookmarkEnd w:id="76"/>
     </w:p>
     <w:p>
       <w:pPr>
@@ -10572,7 +14291,7 @@
                     </pic:cNvPicPr>
                   </pic:nvPicPr>
                   <pic:blipFill>
-                    <a:blip r:embed="rId19">
+                    <a:blip r:embed="rId26">
                       <a:extLst>
                         <a:ext uri="{28A0092B-C50C-407E-A947-70E740481C1C}">
                           <a14:useLocalDpi xmlns:a14="http://schemas.microsoft.com/office/drawing/2010/main" val="0"/>
@@ -10613,7 +14332,7 @@
       <w:pPr>
         <w:pStyle w:val="Ttulo3"/>
       </w:pPr>
-      <w:bookmarkStart w:id="69" w:name="_Toc228343696"/>
+      <w:bookmarkStart w:id="77" w:name="_Toc233886188"/>
       <w:r>
         <w:rPr>
           <w:lang w:val="es-ES"/>
@@ -10621,7 +14340,7 @@
         <w:lastRenderedPageBreak/>
         <w:t>Diagrama de Secuencia – Logout</w:t>
       </w:r>
-      <w:bookmarkEnd w:id="69"/>
+      <w:bookmarkEnd w:id="77"/>
     </w:p>
     <w:p>
       <w:pPr>
@@ -10647,7 +14366,7 @@
                     <pic:cNvPicPr/>
                   </pic:nvPicPr>
                   <pic:blipFill>
-                    <a:blip r:embed="rId20"/>
+                    <a:blip r:embed="rId27"/>
                     <a:stretch>
                       <a:fillRect/>
                     </a:stretch>
@@ -10677,25 +14396,25 @@
       <w:pPr>
         <w:pStyle w:val="Ttulo2"/>
       </w:pPr>
-      <w:bookmarkStart w:id="70" w:name="_Toc227416221"/>
-      <w:bookmarkStart w:id="71" w:name="_Toc227416505"/>
-      <w:bookmarkStart w:id="72" w:name="_Toc228343697"/>
+      <w:bookmarkStart w:id="78" w:name="_Toc227416221"/>
+      <w:bookmarkStart w:id="79" w:name="_Toc227416505"/>
+      <w:bookmarkStart w:id="80" w:name="_Toc233886189"/>
       <w:r>
         <w:t>T03. Gestión de Encriptado</w:t>
       </w:r>
-      <w:bookmarkEnd w:id="70"/>
-      <w:bookmarkEnd w:id="71"/>
-      <w:bookmarkEnd w:id="72"/>
+      <w:bookmarkEnd w:id="78"/>
+      <w:bookmarkEnd w:id="79"/>
+      <w:bookmarkEnd w:id="80"/>
     </w:p>
     <w:p>
       <w:pPr>
         <w:pStyle w:val="Ttulo3"/>
       </w:pPr>
-      <w:bookmarkStart w:id="73" w:name="_Toc228343698"/>
+      <w:bookmarkStart w:id="81" w:name="_Toc233886190"/>
       <w:r>
         <w:t>Objetivo</w:t>
       </w:r>
-      <w:bookmarkEnd w:id="73"/>
+      <w:bookmarkEnd w:id="81"/>
     </w:p>
     <w:p>
       <w:pPr>
@@ -10715,11 +14434,11 @@
       <w:pPr>
         <w:pStyle w:val="Ttulo3"/>
       </w:pPr>
-      <w:bookmarkStart w:id="74" w:name="_Toc228343699"/>
+      <w:bookmarkStart w:id="82" w:name="_Toc233886191"/>
       <w:r>
         <w:t>Algoritmos Implementados – Hash de Contraseñas PBKDF2</w:t>
       </w:r>
-      <w:bookmarkEnd w:id="74"/>
+      <w:bookmarkEnd w:id="82"/>
     </w:p>
     <w:p>
       <w:r>
@@ -11296,11 +15015,11 @@
       <w:pPr>
         <w:pStyle w:val="Ttulo3"/>
       </w:pPr>
-      <w:bookmarkStart w:id="75" w:name="_Toc228343700"/>
+      <w:bookmarkStart w:id="83" w:name="_Toc233886192"/>
       <w:r>
         <w:t>Algoritmos Implementados – Cifrado Simétrico AES-256</w:t>
       </w:r>
-      <w:bookmarkEnd w:id="75"/>
+      <w:bookmarkEnd w:id="83"/>
     </w:p>
     <w:p>
       <w:r>
@@ -11860,12 +15579,12 @@
       <w:pPr>
         <w:pStyle w:val="Ttulo3"/>
       </w:pPr>
-      <w:bookmarkStart w:id="76" w:name="_Toc228343701"/>
+      <w:bookmarkStart w:id="84" w:name="_Toc233886193"/>
       <w:r>
         <w:lastRenderedPageBreak/>
         <w:t>Diagrama de Clases – Encriptador</w:t>
       </w:r>
-      <w:bookmarkEnd w:id="76"/>
+      <w:bookmarkEnd w:id="84"/>
     </w:p>
     <w:p>
       <w:pPr>
@@ -11893,7 +15612,7 @@
                     </pic:cNvPicPr>
                   </pic:nvPicPr>
                   <pic:blipFill>
-                    <a:blip r:embed="rId21">
+                    <a:blip r:embed="rId28">
                       <a:extLst>
                         <a:ext uri="{28A0092B-C50C-407E-A947-70E740481C1C}">
                           <a14:useLocalDpi xmlns:a14="http://schemas.microsoft.com/office/drawing/2010/main" val="0"/>
@@ -11937,23 +15656,25 @@
       <w:pPr>
         <w:pStyle w:val="Ttulo2"/>
       </w:pPr>
-      <w:bookmarkStart w:id="77" w:name="_Toc227416222"/>
-      <w:bookmarkStart w:id="78" w:name="_Toc227416506"/>
-      <w:bookmarkStart w:id="79" w:name="_Toc228343702"/>
+      <w:bookmarkStart w:id="85" w:name="_Toc227416222"/>
+      <w:bookmarkStart w:id="86" w:name="_Toc227416506"/>
+      <w:bookmarkStart w:id="87" w:name="_Toc233886194"/>
       <w:r>
         <w:t>T04. Gestión de Perfiles de Usuario</w:t>
       </w:r>
-      <w:bookmarkEnd w:id="77"/>
-      <w:bookmarkEnd w:id="78"/>
-      <w:bookmarkEnd w:id="79"/>
+      <w:bookmarkEnd w:id="85"/>
+      <w:bookmarkEnd w:id="86"/>
+      <w:bookmarkEnd w:id="87"/>
     </w:p>
     <w:p>
       <w:pPr>
         <w:pStyle w:val="Ttulo3"/>
       </w:pPr>
+      <w:bookmarkStart w:id="88" w:name="_Toc233886195"/>
       <w:r>
         <w:t>Objetivo</w:t>
       </w:r>
+      <w:bookmarkEnd w:id="88"/>
     </w:p>
     <w:p>
       <w:r>
@@ -11965,9 +15686,11 @@
       <w:pPr>
         <w:pStyle w:val="Ttulo3"/>
       </w:pPr>
+      <w:bookmarkStart w:id="89" w:name="_Toc233886196"/>
       <w:r>
         <w:t>Descripción detallada de cómo funciona</w:t>
       </w:r>
+      <w:bookmarkEnd w:id="89"/>
     </w:p>
     <w:p>
       <w:r>
@@ -12003,9 +15726,11 @@
       <w:pPr>
         <w:pStyle w:val="Ttulo3"/>
       </w:pPr>
+      <w:bookmarkStart w:id="90" w:name="_Toc233886197"/>
       <w:r>
         <w:t>Diagrama de clases - Perfiles</w:t>
       </w:r>
+      <w:bookmarkEnd w:id="90"/>
     </w:p>
     <w:p>
       <w:pPr>
@@ -12033,7 +15758,7 @@
                     </pic:cNvPicPr>
                   </pic:nvPicPr>
                   <pic:blipFill>
-                    <a:blip r:embed="rId22" cstate="print">
+                    <a:blip r:embed="rId29" cstate="print">
                       <a:extLst>
                         <a:ext uri="{28A0092B-C50C-407E-A947-70E740481C1C}">
                           <a14:useLocalDpi xmlns:a14="http://schemas.microsoft.com/office/drawing/2010/main" val="0"/>
@@ -12069,10 +15794,12 @@
       <w:pPr>
         <w:pStyle w:val="Ttulo3"/>
       </w:pPr>
+      <w:bookmarkStart w:id="91" w:name="_Toc233886198"/>
       <w:r>
         <w:lastRenderedPageBreak/>
         <w:t>Diagrama de entidad relación - Perfiles</w:t>
       </w:r>
+      <w:bookmarkEnd w:id="91"/>
     </w:p>
     <w:p>
       <w:pPr>
@@ -12100,7 +15827,7 @@
                     </pic:cNvPicPr>
                   </pic:nvPicPr>
                   <pic:blipFill>
-                    <a:blip r:embed="rId23">
+                    <a:blip r:embed="rId30">
                       <a:extLst>
                         <a:ext uri="{28A0092B-C50C-407E-A947-70E740481C1C}">
                           <a14:useLocalDpi xmlns:a14="http://schemas.microsoft.com/office/drawing/2010/main" val="0"/>
@@ -12141,9 +15868,11 @@
       <w:pPr>
         <w:pStyle w:val="Ttulo3"/>
       </w:pPr>
+      <w:bookmarkStart w:id="92" w:name="_Toc233886199"/>
       <w:r>
         <w:t>Diagrama de secuencia – resolución recursiva de permisos</w:t>
       </w:r>
+      <w:bookmarkEnd w:id="92"/>
     </w:p>
     <w:p>
       <w:pPr>
@@ -12171,7 +15900,7 @@
                     </pic:cNvPicPr>
                   </pic:nvPicPr>
                   <pic:blipFill>
-                    <a:blip r:embed="rId24">
+                    <a:blip r:embed="rId31">
                       <a:extLst>
                         <a:ext uri="{28A0092B-C50C-407E-A947-70E740481C1C}">
                           <a14:useLocalDpi xmlns:a14="http://schemas.microsoft.com/office/drawing/2010/main" val="0"/>
@@ -12208,9 +15937,11 @@
       <w:pPr>
         <w:pStyle w:val="Ttulo3"/>
       </w:pPr>
+      <w:bookmarkStart w:id="93" w:name="_Toc233886200"/>
       <w:r>
         <w:t>Especificación de Casos de Uso - CU004 Gestión de Usuarios (ABM)</w:t>
       </w:r>
+      <w:bookmarkEnd w:id="93"/>
     </w:p>
     <w:tbl>
       <w:tblPr>
@@ -12639,9 +16370,11 @@
       <w:pPr>
         <w:pStyle w:val="Ttulo3"/>
       </w:pPr>
+      <w:bookmarkStart w:id="94" w:name="_Toc233886201"/>
       <w:r>
         <w:t>Especificación de Casos de Uso - CU005 Asignación de Permisos a Usuario</w:t>
       </w:r>
+      <w:bookmarkEnd w:id="94"/>
     </w:p>
     <w:tbl>
       <w:tblPr>
@@ -13069,23 +16802,25 @@
       <w:pPr>
         <w:pStyle w:val="Ttulo2"/>
       </w:pPr>
-      <w:bookmarkStart w:id="80" w:name="_Toc227416223"/>
-      <w:bookmarkStart w:id="81" w:name="_Toc227416507"/>
-      <w:bookmarkStart w:id="82" w:name="_Toc228343703"/>
+      <w:bookmarkStart w:id="95" w:name="_Toc227416223"/>
+      <w:bookmarkStart w:id="96" w:name="_Toc227416507"/>
+      <w:bookmarkStart w:id="97" w:name="_Toc233886202"/>
       <w:r>
         <w:t>T05. Gestión de Múltiples Idiomas</w:t>
       </w:r>
-      <w:bookmarkEnd w:id="80"/>
-      <w:bookmarkEnd w:id="81"/>
-      <w:bookmarkEnd w:id="82"/>
+      <w:bookmarkEnd w:id="95"/>
+      <w:bookmarkEnd w:id="96"/>
+      <w:bookmarkEnd w:id="97"/>
     </w:p>
     <w:p>
       <w:pPr>
         <w:pStyle w:val="Ttulo3"/>
       </w:pPr>
+      <w:bookmarkStart w:id="98" w:name="_Toc233886203"/>
       <w:r>
         <w:t>Objetivo</w:t>
       </w:r>
+      <w:bookmarkEnd w:id="98"/>
     </w:p>
     <w:p>
       <w:r>
@@ -13097,10 +16832,12 @@
       <w:pPr>
         <w:pStyle w:val="Ttulo3"/>
       </w:pPr>
+      <w:bookmarkStart w:id="99" w:name="_Toc233886204"/>
       <w:r>
         <w:lastRenderedPageBreak/>
         <w:t>Descripción detallada de cómo funciona</w:t>
       </w:r>
+      <w:bookmarkEnd w:id="99"/>
     </w:p>
     <w:p>
       <w:r>
@@ -13146,9 +16883,11 @@
       <w:pPr>
         <w:pStyle w:val="Ttulo3"/>
       </w:pPr>
+      <w:bookmarkStart w:id="100" w:name="_Toc233886205"/>
       <w:r>
         <w:t>Especificacion de Casos de Uso - CU006 Cambiar Idioma</w:t>
       </w:r>
+      <w:bookmarkEnd w:id="100"/>
     </w:p>
     <w:tbl>
       <w:tblPr>
@@ -13575,10 +17314,12 @@
       <w:pPr>
         <w:pStyle w:val="Ttulo3"/>
       </w:pPr>
+      <w:bookmarkStart w:id="101" w:name="_Toc233886206"/>
       <w:r>
         <w:lastRenderedPageBreak/>
         <w:t>Diagrama de Clases - Idiomas (Observer)</w:t>
       </w:r>
+      <w:bookmarkEnd w:id="101"/>
     </w:p>
     <w:p>
       <w:pPr>
@@ -13606,7 +17347,7 @@
                     </pic:cNvPicPr>
                   </pic:nvPicPr>
                   <pic:blipFill>
-                    <a:blip r:embed="rId25">
+                    <a:blip r:embed="rId32">
                       <a:extLst>
                         <a:ext uri="{28A0092B-C50C-407E-A947-70E740481C1C}">
                           <a14:useLocalDpi xmlns:a14="http://schemas.microsoft.com/office/drawing/2010/main" val="0"/>
@@ -13642,9 +17383,11 @@
       <w:pPr>
         <w:pStyle w:val="Ttulo3"/>
       </w:pPr>
+      <w:bookmarkStart w:id="102" w:name="_Toc233886207"/>
       <w:r>
         <w:t>Diagrama de Entidad Relacion - Idiomas</w:t>
       </w:r>
+      <w:bookmarkEnd w:id="102"/>
     </w:p>
     <w:p>
       <w:pPr>
@@ -13672,7 +17415,7 @@
                     </pic:cNvPicPr>
                   </pic:nvPicPr>
                   <pic:blipFill>
-                    <a:blip r:embed="rId26">
+                    <a:blip r:embed="rId33">
                       <a:extLst>
                         <a:ext uri="{28A0092B-C50C-407E-A947-70E740481C1C}">
                           <a14:useLocalDpi xmlns:a14="http://schemas.microsoft.com/office/drawing/2010/main" val="0"/>
@@ -13708,10 +17451,12 @@
       <w:pPr>
         <w:pStyle w:val="Ttulo3"/>
       </w:pPr>
+      <w:bookmarkStart w:id="103" w:name="_Toc233886208"/>
       <w:r>
         <w:lastRenderedPageBreak/>
         <w:t>Diagrama de Secuencia - Cambio Dinamico de Idioma</w:t>
       </w:r>
+      <w:bookmarkEnd w:id="103"/>
     </w:p>
     <w:p>
       <w:pPr>
@@ -13722,7 +17467,7 @@
           <w:noProof/>
         </w:rPr>
         <w:drawing>
-          <wp:inline distT="0" distB="0" distL="0" distR="0" wp14:anchorId="54B396BF" wp14:editId="221C9480">
+          <wp:inline distT="0" distB="0" distL="0" distR="0" wp14:anchorId="54B396BF" wp14:editId="1749D822">
             <wp:extent cx="5760720" cy="4201160"/>
             <wp:effectExtent l="0" t="0" r="0" b="8890"/>
             <wp:docPr id="1948732415" name="Imagen 19"/>
@@ -13739,7 +17484,7 @@
                     </pic:cNvPicPr>
                   </pic:nvPicPr>
                   <pic:blipFill>
-                    <a:blip r:embed="rId27" cstate="print">
+                    <a:blip r:embed="rId34" cstate="print">
                       <a:extLst>
                         <a:ext uri="{28A0092B-C50C-407E-A947-70E740481C1C}">
                           <a14:useLocalDpi xmlns:a14="http://schemas.microsoft.com/office/drawing/2010/main" val="0"/>
@@ -13791,40 +17536,40 @@
       <w:pPr>
         <w:pStyle w:val="Ttulo2"/>
       </w:pPr>
-      <w:bookmarkStart w:id="83" w:name="_Toc227416224"/>
-      <w:bookmarkStart w:id="84" w:name="_Toc227416508"/>
-      <w:bookmarkStart w:id="85" w:name="_Toc228343704"/>
+      <w:bookmarkStart w:id="104" w:name="_Toc227416224"/>
+      <w:bookmarkStart w:id="105" w:name="_Toc227416508"/>
+      <w:bookmarkStart w:id="106" w:name="_Toc233886209"/>
       <w:r>
         <w:lastRenderedPageBreak/>
         <w:t>T06. Gestión de Bitácora y Control de cambios</w:t>
       </w:r>
-      <w:bookmarkEnd w:id="83"/>
-      <w:bookmarkEnd w:id="84"/>
-      <w:bookmarkEnd w:id="85"/>
+      <w:bookmarkEnd w:id="104"/>
+      <w:bookmarkEnd w:id="105"/>
+      <w:bookmarkEnd w:id="106"/>
     </w:p>
     <w:p>
       <w:pPr>
         <w:pStyle w:val="Ttulo3"/>
       </w:pPr>
-      <w:bookmarkStart w:id="86" w:name="_Toc227416225"/>
-      <w:bookmarkStart w:id="87" w:name="_Toc227416509"/>
-      <w:bookmarkStart w:id="88" w:name="_Toc228343705"/>
+      <w:bookmarkStart w:id="107" w:name="_Toc227416225"/>
+      <w:bookmarkStart w:id="108" w:name="_Toc227416509"/>
+      <w:bookmarkStart w:id="109" w:name="_Toc233886210"/>
       <w:r>
         <w:t>T06a. Gestión de bitácora</w:t>
       </w:r>
-      <w:bookmarkEnd w:id="86"/>
-      <w:bookmarkEnd w:id="87"/>
-      <w:bookmarkEnd w:id="88"/>
+      <w:bookmarkEnd w:id="107"/>
+      <w:bookmarkEnd w:id="108"/>
+      <w:bookmarkEnd w:id="109"/>
     </w:p>
     <w:p>
       <w:pPr>
         <w:pStyle w:val="Ttulo3"/>
       </w:pPr>
-      <w:bookmarkStart w:id="89" w:name="_Toc228343706"/>
+      <w:bookmarkStart w:id="110" w:name="_Toc233886211"/>
       <w:r>
         <w:t>Objetivo</w:t>
       </w:r>
-      <w:bookmarkEnd w:id="89"/>
+      <w:bookmarkEnd w:id="110"/>
     </w:p>
     <w:p>
       <w:r>
@@ -13836,11 +17581,11 @@
       <w:pPr>
         <w:pStyle w:val="Ttulo3"/>
       </w:pPr>
-      <w:bookmarkStart w:id="90" w:name="_Toc228343707"/>
+      <w:bookmarkStart w:id="111" w:name="_Toc233886212"/>
       <w:r>
         <w:t>Descripción detallada de cómo funciona</w:t>
       </w:r>
-      <w:bookmarkEnd w:id="90"/>
+      <w:bookmarkEnd w:id="111"/>
     </w:p>
     <w:p>
       <w:r>
@@ -13882,11 +17627,11 @@
       <w:pPr>
         <w:pStyle w:val="Ttulo3"/>
       </w:pPr>
-      <w:bookmarkStart w:id="91" w:name="_Toc228343708"/>
+      <w:bookmarkStart w:id="112" w:name="_Toc233886213"/>
       <w:r>
         <w:t>Búsquedas Combinadas</w:t>
       </w:r>
-      <w:bookmarkEnd w:id="91"/>
+      <w:bookmarkEnd w:id="112"/>
     </w:p>
     <w:p>
       <w:r>
@@ -13962,7 +17707,7 @@
       <w:pPr>
         <w:pStyle w:val="Ttulo3"/>
       </w:pPr>
-      <w:bookmarkStart w:id="92" w:name="_Toc228343709"/>
+      <w:bookmarkStart w:id="113" w:name="_Toc233886214"/>
       <w:r>
         <w:rPr>
           <w:lang w:val="es-ES"/>
@@ -13970,7 +17715,7 @@
         <w:lastRenderedPageBreak/>
         <w:t>Diagrama de Casos de Uso – Bitácora</w:t>
       </w:r>
-      <w:bookmarkEnd w:id="92"/>
+      <w:bookmarkEnd w:id="113"/>
     </w:p>
     <w:p>
       <w:pPr>
@@ -13998,7 +17743,7 @@
                     </pic:cNvPicPr>
                   </pic:nvPicPr>
                   <pic:blipFill>
-                    <a:blip r:embed="rId28">
+                    <a:blip r:embed="rId35">
                       <a:extLst>
                         <a:ext uri="{28A0092B-C50C-407E-A947-70E740481C1C}">
                           <a14:useLocalDpi xmlns:a14="http://schemas.microsoft.com/office/drawing/2010/main" val="0"/>
@@ -14035,14 +17780,14 @@
       <w:pPr>
         <w:pStyle w:val="Ttulo3"/>
       </w:pPr>
-      <w:bookmarkStart w:id="93" w:name="_Toc228343710"/>
+      <w:bookmarkStart w:id="114" w:name="_Toc233886215"/>
       <w:r>
         <w:rPr>
           <w:lang w:val="es-ES"/>
         </w:rPr>
         <w:t>Diagrama de Clases – Bitácora</w:t>
       </w:r>
-      <w:bookmarkEnd w:id="93"/>
+      <w:bookmarkEnd w:id="114"/>
     </w:p>
     <w:p>
       <w:pPr>
@@ -14053,7 +17798,7 @@
           <w:noProof/>
         </w:rPr>
         <w:drawing>
-          <wp:inline distT="0" distB="0" distL="0" distR="0" wp14:anchorId="63C050F1" wp14:editId="260ED560">
+          <wp:inline distT="0" distB="0" distL="0" distR="0" wp14:anchorId="63C050F1" wp14:editId="79F06B1B">
             <wp:extent cx="5760720" cy="2706370"/>
             <wp:effectExtent l="0" t="0" r="0" b="0"/>
             <wp:docPr id="1451963989" name="Imagen 22"/>
@@ -14070,7 +17815,7 @@
                     </pic:cNvPicPr>
                   </pic:nvPicPr>
                   <pic:blipFill>
-                    <a:blip r:embed="rId29" cstate="print">
+                    <a:blip r:embed="rId36" cstate="print">
                       <a:extLst>
                         <a:ext uri="{28A0092B-C50C-407E-A947-70E740481C1C}">
                           <a14:useLocalDpi xmlns:a14="http://schemas.microsoft.com/office/drawing/2010/main" val="0"/>
@@ -14107,12 +17852,12 @@
       <w:pPr>
         <w:pStyle w:val="Ttulo3"/>
       </w:pPr>
-      <w:bookmarkStart w:id="94" w:name="_Toc228343711"/>
+      <w:bookmarkStart w:id="115" w:name="_Toc233886216"/>
       <w:r>
         <w:lastRenderedPageBreak/>
         <w:t>Diagrama de Entidad Relación – Bitácora</w:t>
       </w:r>
-      <w:bookmarkEnd w:id="94"/>
+      <w:bookmarkEnd w:id="115"/>
     </w:p>
     <w:p>
       <w:pPr>
@@ -14140,7 +17885,7 @@
                     </pic:cNvPicPr>
                   </pic:nvPicPr>
                   <pic:blipFill>
-                    <a:blip r:embed="rId30">
+                    <a:blip r:embed="rId37">
                       <a:extLst>
                         <a:ext uri="{28A0092B-C50C-407E-A947-70E740481C1C}">
                           <a14:useLocalDpi xmlns:a14="http://schemas.microsoft.com/office/drawing/2010/main" val="0"/>
@@ -14177,11 +17922,11 @@
       <w:pPr>
         <w:pStyle w:val="Ttulo3"/>
       </w:pPr>
-      <w:bookmarkStart w:id="95" w:name="_Toc228343712"/>
+      <w:bookmarkStart w:id="116" w:name="_Toc233886217"/>
       <w:r>
         <w:t>Especificación de Casos de Uso</w:t>
       </w:r>
-      <w:bookmarkEnd w:id="95"/>
+      <w:bookmarkEnd w:id="116"/>
     </w:p>
     <w:tbl>
       <w:tblPr>
@@ -14619,12 +18364,12 @@
       <w:pPr>
         <w:pStyle w:val="Ttulo3"/>
       </w:pPr>
-      <w:bookmarkStart w:id="96" w:name="_Toc228343713"/>
+      <w:bookmarkStart w:id="117" w:name="_Toc233886218"/>
       <w:r>
         <w:lastRenderedPageBreak/>
         <w:t>Diagrama de Secuencia – Ver Bitácora</w:t>
       </w:r>
-      <w:bookmarkEnd w:id="96"/>
+      <w:bookmarkEnd w:id="117"/>
     </w:p>
     <w:p>
       <w:pPr>
@@ -14652,7 +18397,7 @@
                     </pic:cNvPicPr>
                   </pic:nvPicPr>
                   <pic:blipFill>
-                    <a:blip r:embed="rId31">
+                    <a:blip r:embed="rId38">
                       <a:extLst>
                         <a:ext uri="{28A0092B-C50C-407E-A947-70E740481C1C}">
                           <a14:useLocalDpi xmlns:a14="http://schemas.microsoft.com/office/drawing/2010/main" val="0"/>
@@ -14693,11 +18438,11 @@
       <w:pPr>
         <w:pStyle w:val="Ttulo3"/>
       </w:pPr>
-      <w:bookmarkStart w:id="97" w:name="_Toc228343714"/>
+      <w:bookmarkStart w:id="118" w:name="_Toc233886219"/>
       <w:r>
         <w:t>Diagrama de Secuencia – Registro en Bitácora (Genérico)</w:t>
       </w:r>
-      <w:bookmarkEnd w:id="97"/>
+      <w:bookmarkEnd w:id="118"/>
     </w:p>
     <w:p>
       <w:pPr>
@@ -14725,7 +18470,7 @@
                     </pic:cNvPicPr>
                   </pic:nvPicPr>
                   <pic:blipFill>
-                    <a:blip r:embed="rId32">
+                    <a:blip r:embed="rId39">
                       <a:extLst>
                         <a:ext uri="{28A0092B-C50C-407E-A947-70E740481C1C}">
                           <a14:useLocalDpi xmlns:a14="http://schemas.microsoft.com/office/drawing/2010/main" val="0"/>
@@ -14762,23 +18507,25 @@
       <w:pPr>
         <w:pStyle w:val="Ttulo3"/>
       </w:pPr>
-      <w:bookmarkStart w:id="98" w:name="_Toc227416226"/>
-      <w:bookmarkStart w:id="99" w:name="_Toc227416510"/>
-      <w:bookmarkStart w:id="100" w:name="_Toc228343715"/>
+      <w:bookmarkStart w:id="119" w:name="_Toc227416226"/>
+      <w:bookmarkStart w:id="120" w:name="_Toc227416510"/>
+      <w:bookmarkStart w:id="121" w:name="_Toc233886220"/>
       <w:r>
         <w:t>T06b. Control de cambios</w:t>
       </w:r>
-      <w:bookmarkEnd w:id="98"/>
-      <w:bookmarkEnd w:id="99"/>
-      <w:bookmarkEnd w:id="100"/>
+      <w:bookmarkEnd w:id="119"/>
+      <w:bookmarkEnd w:id="120"/>
+      <w:bookmarkEnd w:id="121"/>
     </w:p>
     <w:p>
       <w:pPr>
         <w:pStyle w:val="Ttulo3"/>
       </w:pPr>
+      <w:bookmarkStart w:id="122" w:name="_Toc233886221"/>
       <w:r>
         <w:t>Objetivo</w:t>
       </w:r>
+      <w:bookmarkEnd w:id="122"/>
     </w:p>
     <w:p>
       <w:r>
@@ -14790,9 +18537,11 @@
       <w:pPr>
         <w:pStyle w:val="Ttulo3"/>
       </w:pPr>
+      <w:bookmarkStart w:id="123" w:name="_Toc233886222"/>
       <w:r>
         <w:t>Descripción detallada de cómo funciona</w:t>
       </w:r>
+      <w:bookmarkEnd w:id="123"/>
     </w:p>
     <w:p>
       <w:r>
@@ -14815,9 +18564,11 @@
       <w:pPr>
         <w:pStyle w:val="Ttulo3"/>
       </w:pPr>
+      <w:bookmarkStart w:id="124" w:name="_Toc233886223"/>
       <w:r>
         <w:t>Especificacion de Casos de Uso - CU007 Ver Historial de Usuario</w:t>
       </w:r>
+      <w:bookmarkEnd w:id="124"/>
     </w:p>
     <w:tbl>
       <w:tblPr>
@@ -15244,9 +18995,11 @@
       <w:pPr>
         <w:pStyle w:val="Ttulo3"/>
       </w:pPr>
+      <w:bookmarkStart w:id="125" w:name="_Toc233886224"/>
       <w:r>
         <w:t>Especificacion de Casos de Uso - CU008 Recomponer Version (Rollback)</w:t>
       </w:r>
+      <w:bookmarkEnd w:id="125"/>
     </w:p>
     <w:tbl>
       <w:tblPr>
@@ -15673,10 +19426,12 @@
       <w:pPr>
         <w:pStyle w:val="Ttulo3"/>
       </w:pPr>
+      <w:bookmarkStart w:id="126" w:name="_Toc233886225"/>
       <w:r>
         <w:lastRenderedPageBreak/>
         <w:t>Diagrama de Clases - Control de Cambios</w:t>
       </w:r>
+      <w:bookmarkEnd w:id="126"/>
     </w:p>
     <w:p>
       <w:pPr>
@@ -15687,7 +19442,7 @@
           <w:noProof/>
         </w:rPr>
         <w:drawing>
-          <wp:inline distT="0" distB="0" distL="0" distR="0" wp14:anchorId="0C9053FA" wp14:editId="5128D20B">
+          <wp:inline distT="0" distB="0" distL="0" distR="0" wp14:anchorId="0C9053FA" wp14:editId="2C6A028B">
             <wp:extent cx="5760720" cy="4000500"/>
             <wp:effectExtent l="0" t="0" r="0" b="0"/>
             <wp:docPr id="915382737" name="Imagen 26"/>
@@ -15704,7 +19459,7 @@
                     </pic:cNvPicPr>
                   </pic:nvPicPr>
                   <pic:blipFill>
-                    <a:blip r:embed="rId33" cstate="print">
+                    <a:blip r:embed="rId40" cstate="print">
                       <a:extLst>
                         <a:ext uri="{28A0092B-C50C-407E-A947-70E740481C1C}">
                           <a14:useLocalDpi xmlns:a14="http://schemas.microsoft.com/office/drawing/2010/main" val="0"/>
@@ -15740,9 +19495,11 @@
       <w:pPr>
         <w:pStyle w:val="Ttulo3"/>
       </w:pPr>
+      <w:bookmarkStart w:id="127" w:name="_Toc233886226"/>
       <w:r>
         <w:t>Diagrama de Entidad Relacion - Control de Cambios</w:t>
       </w:r>
+      <w:bookmarkEnd w:id="127"/>
     </w:p>
     <w:p>
       <w:pPr>
@@ -15770,7 +19527,7 @@
                     </pic:cNvPicPr>
                   </pic:nvPicPr>
                   <pic:blipFill>
-                    <a:blip r:embed="rId34">
+                    <a:blip r:embed="rId41">
                       <a:extLst>
                         <a:ext uri="{28A0092B-C50C-407E-A947-70E740481C1C}">
                           <a14:useLocalDpi xmlns:a14="http://schemas.microsoft.com/office/drawing/2010/main" val="0"/>
@@ -15807,10 +19564,12 @@
       <w:pPr>
         <w:pStyle w:val="Ttulo3"/>
       </w:pPr>
+      <w:bookmarkStart w:id="128" w:name="_Toc233886227"/>
       <w:r>
         <w:lastRenderedPageBreak/>
         <w:t>Diagrama de Secuencia - Recomponer Version</w:t>
       </w:r>
+      <w:bookmarkEnd w:id="128"/>
     </w:p>
     <w:p>
       <w:pPr>
@@ -15821,7 +19580,7 @@
           <w:noProof/>
         </w:rPr>
         <w:drawing>
-          <wp:inline distT="0" distB="0" distL="0" distR="0" wp14:anchorId="7039C6CD" wp14:editId="6CAA0258">
+          <wp:inline distT="0" distB="0" distL="0" distR="0" wp14:anchorId="7039C6CD" wp14:editId="3A6AC08F">
             <wp:extent cx="5760720" cy="2762885"/>
             <wp:effectExtent l="0" t="0" r="0" b="0"/>
             <wp:docPr id="98095432" name="Imagen 28"/>
@@ -15838,7 +19597,7 @@
                     </pic:cNvPicPr>
                   </pic:nvPicPr>
                   <pic:blipFill>
-                    <a:blip r:embed="rId35" cstate="print">
+                    <a:blip r:embed="rId42" cstate="print">
                       <a:extLst>
                         <a:ext uri="{28A0092B-C50C-407E-A947-70E740481C1C}">
                           <a14:useLocalDpi xmlns:a14="http://schemas.microsoft.com/office/drawing/2010/main" val="0"/>
@@ -15875,26 +19634,28 @@
       <w:pPr>
         <w:pStyle w:val="Ttulo2"/>
       </w:pPr>
-      <w:bookmarkStart w:id="101" w:name="_Toc227416227"/>
-      <w:bookmarkStart w:id="102" w:name="_Toc227416511"/>
-      <w:bookmarkStart w:id="103" w:name="_Toc228343716"/>
+      <w:bookmarkStart w:id="129" w:name="_Toc227416227"/>
+      <w:bookmarkStart w:id="130" w:name="_Toc227416511"/>
+      <w:bookmarkStart w:id="131" w:name="_Toc233886228"/>
       <w:r>
         <w:rPr>
           <w:lang w:val="es-ES"/>
         </w:rPr>
         <w:t>T07. Gestión de Backup</w:t>
       </w:r>
-      <w:bookmarkEnd w:id="101"/>
-      <w:bookmarkEnd w:id="102"/>
-      <w:bookmarkEnd w:id="103"/>
+      <w:bookmarkEnd w:id="129"/>
+      <w:bookmarkEnd w:id="130"/>
+      <w:bookmarkEnd w:id="131"/>
     </w:p>
     <w:p>
       <w:pPr>
         <w:pStyle w:val="Ttulo3"/>
       </w:pPr>
+      <w:bookmarkStart w:id="132" w:name="_Toc233886229"/>
       <w:r>
         <w:t>Objetivo</w:t>
       </w:r>
+      <w:bookmarkEnd w:id="132"/>
     </w:p>
     <w:p>
       <w:r>
@@ -15906,9 +19667,11 @@
       <w:pPr>
         <w:pStyle w:val="Ttulo3"/>
       </w:pPr>
+      <w:bookmarkStart w:id="133" w:name="_Toc233886230"/>
       <w:r>
         <w:t>Descripción detallada de cómo funciona</w:t>
       </w:r>
+      <w:bookmarkEnd w:id="133"/>
     </w:p>
     <w:p>
       <w:r>
@@ -15937,9 +19700,11 @@
       <w:pPr>
         <w:pStyle w:val="Ttulo3"/>
       </w:pPr>
+      <w:bookmarkStart w:id="134" w:name="_Toc233886231"/>
       <w:r>
         <w:t>Politica de Backup</w:t>
       </w:r>
+      <w:bookmarkEnd w:id="134"/>
     </w:p>
     <w:p>
       <w:r>
@@ -15976,9 +19741,11 @@
       <w:pPr>
         <w:pStyle w:val="Ttulo3"/>
       </w:pPr>
+      <w:bookmarkStart w:id="135" w:name="_Toc233886232"/>
       <w:r>
         <w:t>Especificacion de Casos de Uso - CU009 Crear Backup</w:t>
       </w:r>
+      <w:bookmarkEnd w:id="135"/>
     </w:p>
     <w:tbl>
       <w:tblPr>
@@ -16405,9 +20172,11 @@
       <w:pPr>
         <w:pStyle w:val="Ttulo3"/>
       </w:pPr>
+      <w:bookmarkStart w:id="136" w:name="_Toc233886233"/>
       <w:r>
         <w:t>Especificacion de Casos de Uso - CU010 Restaurar Backup (Wizard)</w:t>
       </w:r>
+      <w:bookmarkEnd w:id="136"/>
     </w:p>
     <w:tbl>
       <w:tblPr>
@@ -16835,9 +20604,11 @@
       <w:pPr>
         <w:pStyle w:val="Ttulo3"/>
       </w:pPr>
+      <w:bookmarkStart w:id="137" w:name="_Toc233886234"/>
       <w:r>
         <w:t>Diagrama de Clases - Backup</w:t>
       </w:r>
+      <w:bookmarkEnd w:id="137"/>
     </w:p>
     <w:p>
       <w:pPr>
@@ -16848,7 +20619,7 @@
           <w:noProof/>
         </w:rPr>
         <w:drawing>
-          <wp:inline distT="0" distB="0" distL="0" distR="0" wp14:anchorId="7371D9D5" wp14:editId="45BC8794">
+          <wp:inline distT="0" distB="0" distL="0" distR="0" wp14:anchorId="7371D9D5" wp14:editId="60265A80">
             <wp:extent cx="5760720" cy="3289300"/>
             <wp:effectExtent l="0" t="0" r="0" b="6350"/>
             <wp:docPr id="1935190073" name="Imagen 29"/>
@@ -16865,7 +20636,7 @@
                     </pic:cNvPicPr>
                   </pic:nvPicPr>
                   <pic:blipFill>
-                    <a:blip r:embed="rId36" cstate="print">
+                    <a:blip r:embed="rId43" cstate="print">
                       <a:extLst>
                         <a:ext uri="{28A0092B-C50C-407E-A947-70E740481C1C}">
                           <a14:useLocalDpi xmlns:a14="http://schemas.microsoft.com/office/drawing/2010/main" val="0"/>
@@ -16902,10 +20673,12 @@
       <w:pPr>
         <w:pStyle w:val="Ttulo3"/>
       </w:pPr>
+      <w:bookmarkStart w:id="138" w:name="_Toc233886235"/>
       <w:r>
         <w:lastRenderedPageBreak/>
         <w:t>Diagrama de Secuencia - Restauracion con Wizard</w:t>
       </w:r>
+      <w:bookmarkEnd w:id="138"/>
     </w:p>
     <w:p>
       <w:pPr>
@@ -16916,7 +20689,7 @@
           <w:noProof/>
         </w:rPr>
         <w:drawing>
-          <wp:inline distT="0" distB="0" distL="0" distR="0" wp14:anchorId="03F44CD0" wp14:editId="2788CA10">
+          <wp:inline distT="0" distB="0" distL="0" distR="0" wp14:anchorId="03F44CD0" wp14:editId="6477B9F8">
             <wp:extent cx="5760720" cy="4479290"/>
             <wp:effectExtent l="0" t="0" r="0" b="0"/>
             <wp:docPr id="1539221299" name="Imagen 30"/>
@@ -16933,7 +20706,7 @@
                     </pic:cNvPicPr>
                   </pic:nvPicPr>
                   <pic:blipFill>
-                    <a:blip r:embed="rId37" cstate="print">
+                    <a:blip r:embed="rId44" cstate="print">
                       <a:extLst>
                         <a:ext uri="{28A0092B-C50C-407E-A947-70E740481C1C}">
                           <a14:useLocalDpi xmlns:a14="http://schemas.microsoft.com/office/drawing/2010/main" val="0"/>
@@ -16971,23 +20744,25 @@
       <w:pPr>
         <w:pStyle w:val="Ttulo2"/>
       </w:pPr>
-      <w:bookmarkStart w:id="104" w:name="_Toc227416228"/>
-      <w:bookmarkStart w:id="105" w:name="_Toc227416512"/>
-      <w:bookmarkStart w:id="106" w:name="_Toc228343717"/>
+      <w:bookmarkStart w:id="139" w:name="_Toc227416228"/>
+      <w:bookmarkStart w:id="140" w:name="_Toc227416512"/>
+      <w:bookmarkStart w:id="141" w:name="_Toc233886236"/>
       <w:r>
         <w:t>T08. Gestión de Dígitos Verificadores</w:t>
       </w:r>
-      <w:bookmarkEnd w:id="104"/>
-      <w:bookmarkEnd w:id="105"/>
-      <w:bookmarkEnd w:id="106"/>
+      <w:bookmarkEnd w:id="139"/>
+      <w:bookmarkEnd w:id="140"/>
+      <w:bookmarkEnd w:id="141"/>
     </w:p>
     <w:p>
       <w:pPr>
         <w:pStyle w:val="Ttulo3"/>
       </w:pPr>
+      <w:bookmarkStart w:id="142" w:name="_Toc233886237"/>
       <w:r>
         <w:t>Objetivo</w:t>
       </w:r>
+      <w:bookmarkEnd w:id="142"/>
     </w:p>
     <w:p>
       <w:r>
@@ -16999,9 +20774,11 @@
       <w:pPr>
         <w:pStyle w:val="Ttulo3"/>
       </w:pPr>
+      <w:bookmarkStart w:id="143" w:name="_Toc233886238"/>
       <w:r>
         <w:t>Descripción detallada de cómo funciona</w:t>
       </w:r>
+      <w:bookmarkEnd w:id="143"/>
     </w:p>
     <w:p>
       <w:r>
@@ -17031,9 +20808,11 @@
       <w:pPr>
         <w:pStyle w:val="Ttulo3"/>
       </w:pPr>
+      <w:bookmarkStart w:id="144" w:name="_Toc233886239"/>
       <w:r>
         <w:t>Politica de Digitos Verificadores</w:t>
       </w:r>
+      <w:bookmarkEnd w:id="144"/>
     </w:p>
     <w:p>
       <w:r>
@@ -17057,9 +20836,11 @@
       <w:pPr>
         <w:pStyle w:val="Ttulo3"/>
       </w:pPr>
+      <w:bookmarkStart w:id="145" w:name="_Toc233886240"/>
       <w:r>
         <w:t>Especificacion de Casos de Uso - CU011 Verificar Integridad y Acceder a Contingencia</w:t>
       </w:r>
+      <w:bookmarkEnd w:id="145"/>
     </w:p>
     <w:tbl>
       <w:tblPr>
@@ -17486,10 +21267,12 @@
       <w:pPr>
         <w:pStyle w:val="Ttulo3"/>
       </w:pPr>
+      <w:bookmarkStart w:id="146" w:name="_Toc233886241"/>
       <w:r>
         <w:lastRenderedPageBreak/>
         <w:t>Diagrama de Clases - Digitos Verificadores</w:t>
       </w:r>
+      <w:bookmarkEnd w:id="146"/>
     </w:p>
     <w:p>
       <w:pPr>
@@ -17517,7 +21300,7 @@
                     </pic:cNvPicPr>
                   </pic:nvPicPr>
                   <pic:blipFill>
-                    <a:blip r:embed="rId38">
+                    <a:blip r:embed="rId45">
                       <a:extLst>
                         <a:ext uri="{28A0092B-C50C-407E-A947-70E740481C1C}">
                           <a14:useLocalDpi xmlns:a14="http://schemas.microsoft.com/office/drawing/2010/main" val="0"/>
@@ -17553,9 +21336,11 @@
       <w:pPr>
         <w:pStyle w:val="Ttulo3"/>
       </w:pPr>
+      <w:bookmarkStart w:id="147" w:name="_Toc233886242"/>
       <w:r>
         <w:t>Diagrama de Entidad Relacion - Digitos Verificadores</w:t>
       </w:r>
+      <w:bookmarkEnd w:id="147"/>
     </w:p>
     <w:p>
       <w:pPr>
@@ -17583,7 +21368,7 @@
                     </pic:cNvPicPr>
                   </pic:nvPicPr>
                   <pic:blipFill>
-                    <a:blip r:embed="rId39">
+                    <a:blip r:embed="rId46">
                       <a:extLst>
                         <a:ext uri="{28A0092B-C50C-407E-A947-70E740481C1C}">
                           <a14:useLocalDpi xmlns:a14="http://schemas.microsoft.com/office/drawing/2010/main" val="0"/>
@@ -17619,10 +21404,12 @@
       <w:pPr>
         <w:pStyle w:val="Ttulo3"/>
       </w:pPr>
+      <w:bookmarkStart w:id="148" w:name="_Toc233886243"/>
       <w:r>
         <w:lastRenderedPageBreak/>
         <w:t>Diagrama de Secuencia - Verificacion de Integridad en Arranque</w:t>
       </w:r>
+      <w:bookmarkEnd w:id="148"/>
     </w:p>
     <w:p>
       <w:pPr>
@@ -17650,7 +21437,7 @@
                     </pic:cNvPicPr>
                   </pic:nvPicPr>
                   <pic:blipFill>
-                    <a:blip r:embed="rId40">
+                    <a:blip r:embed="rId47">
                       <a:extLst>
                         <a:ext uri="{28A0092B-C50C-407E-A947-70E740481C1C}">
                           <a14:useLocalDpi xmlns:a14="http://schemas.microsoft.com/office/drawing/2010/main" val="0"/>
@@ -17688,99 +21475,99 @@
       <w:pPr>
         <w:pStyle w:val="Ttulo1"/>
       </w:pPr>
-      <w:bookmarkStart w:id="107" w:name="_Toc227416229"/>
-      <w:bookmarkStart w:id="108" w:name="_Toc227416513"/>
-      <w:bookmarkStart w:id="109" w:name="_Toc228343718"/>
+      <w:bookmarkStart w:id="149" w:name="_Toc227416229"/>
+      <w:bookmarkStart w:id="150" w:name="_Toc227416513"/>
+      <w:bookmarkStart w:id="151" w:name="_Toc233886244"/>
       <w:r>
         <w:t>A00. Características y funcionalidades adicionales</w:t>
       </w:r>
-      <w:bookmarkEnd w:id="107"/>
-      <w:bookmarkEnd w:id="108"/>
-      <w:bookmarkEnd w:id="109"/>
+      <w:bookmarkEnd w:id="149"/>
+      <w:bookmarkEnd w:id="150"/>
+      <w:bookmarkEnd w:id="151"/>
     </w:p>
     <w:p>
       <w:pPr>
         <w:pStyle w:val="Ttulo2"/>
       </w:pPr>
-      <w:bookmarkStart w:id="110" w:name="_Toc227416230"/>
-      <w:bookmarkStart w:id="111" w:name="_Toc227416514"/>
-      <w:bookmarkStart w:id="112" w:name="_Toc228343719"/>
+      <w:bookmarkStart w:id="152" w:name="_Toc227416230"/>
+      <w:bookmarkStart w:id="153" w:name="_Toc227416514"/>
+      <w:bookmarkStart w:id="154" w:name="_Toc233886245"/>
       <w:r>
         <w:t>A01. Instalador</w:t>
       </w:r>
-      <w:bookmarkEnd w:id="110"/>
-      <w:bookmarkEnd w:id="111"/>
-      <w:bookmarkEnd w:id="112"/>
+      <w:bookmarkEnd w:id="152"/>
+      <w:bookmarkEnd w:id="153"/>
+      <w:bookmarkEnd w:id="154"/>
     </w:p>
     <w:p>
       <w:pPr>
         <w:pStyle w:val="Ttulo2"/>
       </w:pPr>
-      <w:bookmarkStart w:id="113" w:name="_Toc227416231"/>
-      <w:bookmarkStart w:id="114" w:name="_Toc227416515"/>
-      <w:bookmarkStart w:id="115" w:name="_Toc228343720"/>
+      <w:bookmarkStart w:id="155" w:name="_Toc227416231"/>
+      <w:bookmarkStart w:id="156" w:name="_Toc227416515"/>
+      <w:bookmarkStart w:id="157" w:name="_Toc233886246"/>
       <w:r>
         <w:t>A02. Informe y exportación en PDF</w:t>
       </w:r>
-      <w:bookmarkEnd w:id="113"/>
-      <w:bookmarkEnd w:id="114"/>
-      <w:bookmarkEnd w:id="115"/>
+      <w:bookmarkEnd w:id="155"/>
+      <w:bookmarkEnd w:id="156"/>
+      <w:bookmarkEnd w:id="157"/>
     </w:p>
     <w:p>
       <w:pPr>
         <w:pStyle w:val="Ttulo2"/>
       </w:pPr>
-      <w:bookmarkStart w:id="116" w:name="_Toc227416232"/>
-      <w:bookmarkStart w:id="117" w:name="_Toc227416516"/>
-      <w:bookmarkStart w:id="118" w:name="_Toc228343721"/>
+      <w:bookmarkStart w:id="158" w:name="_Toc227416232"/>
+      <w:bookmarkStart w:id="159" w:name="_Toc227416516"/>
+      <w:bookmarkStart w:id="160" w:name="_Toc233886247"/>
       <w:r>
         <w:t>A03. Serialización</w:t>
       </w:r>
-      <w:bookmarkEnd w:id="116"/>
-      <w:bookmarkEnd w:id="117"/>
-      <w:bookmarkEnd w:id="118"/>
+      <w:bookmarkEnd w:id="158"/>
+      <w:bookmarkEnd w:id="159"/>
+      <w:bookmarkEnd w:id="160"/>
     </w:p>
     <w:p>
       <w:pPr>
         <w:pStyle w:val="Ttulo1"/>
       </w:pPr>
-      <w:bookmarkStart w:id="119" w:name="_Toc227416233"/>
-      <w:bookmarkStart w:id="120" w:name="_Toc227416517"/>
-      <w:bookmarkStart w:id="121" w:name="_Toc228343722"/>
+      <w:bookmarkStart w:id="161" w:name="_Toc227416233"/>
+      <w:bookmarkStart w:id="162" w:name="_Toc227416517"/>
+      <w:bookmarkStart w:id="163" w:name="_Toc233886248"/>
       <w:r>
         <w:t>D00. Documentación Adicional</w:t>
       </w:r>
-      <w:bookmarkEnd w:id="119"/>
-      <w:bookmarkEnd w:id="120"/>
-      <w:bookmarkEnd w:id="121"/>
+      <w:bookmarkEnd w:id="161"/>
+      <w:bookmarkEnd w:id="162"/>
+      <w:bookmarkEnd w:id="163"/>
     </w:p>
     <w:p>
       <w:pPr>
         <w:pStyle w:val="Ttulo2"/>
       </w:pPr>
-      <w:bookmarkStart w:id="122" w:name="_Toc227416234"/>
-      <w:bookmarkStart w:id="123" w:name="_Toc227416518"/>
-      <w:bookmarkStart w:id="124" w:name="_Toc228343723"/>
+      <w:bookmarkStart w:id="164" w:name="_Toc227416234"/>
+      <w:bookmarkStart w:id="165" w:name="_Toc227416518"/>
+      <w:bookmarkStart w:id="166" w:name="_Toc233886249"/>
       <w:r>
         <w:t>D01. Manual de Instalación</w:t>
       </w:r>
-      <w:bookmarkEnd w:id="122"/>
-      <w:bookmarkEnd w:id="123"/>
-      <w:bookmarkEnd w:id="124"/>
+      <w:bookmarkEnd w:id="164"/>
+      <w:bookmarkEnd w:id="165"/>
+      <w:bookmarkEnd w:id="166"/>
     </w:p>
     <w:p>
       <w:pPr>
         <w:pStyle w:val="Ttulo2"/>
       </w:pPr>
-      <w:bookmarkStart w:id="125" w:name="_Toc227416235"/>
-      <w:bookmarkStart w:id="126" w:name="_Toc227416519"/>
-      <w:bookmarkStart w:id="127" w:name="_Toc228343724"/>
+      <w:bookmarkStart w:id="167" w:name="_Toc227416235"/>
+      <w:bookmarkStart w:id="168" w:name="_Toc227416519"/>
+      <w:bookmarkStart w:id="169" w:name="_Toc233886250"/>
       <w:r>
         <w:t>D02. Ayuda en línea</w:t>
       </w:r>
-      <w:bookmarkEnd w:id="125"/>
-      <w:bookmarkEnd w:id="126"/>
-      <w:bookmarkEnd w:id="127"/>
+      <w:bookmarkEnd w:id="167"/>
+      <w:bookmarkEnd w:id="168"/>
+      <w:bookmarkEnd w:id="169"/>
     </w:p>
     <w:p>
       <w:pPr>
@@ -17789,18 +21576,18 @@
           <w:lang w:val="es-ES"/>
         </w:rPr>
       </w:pPr>
-      <w:bookmarkStart w:id="128" w:name="_Toc227416236"/>
-      <w:bookmarkStart w:id="129" w:name="_Toc227416520"/>
-      <w:bookmarkStart w:id="130" w:name="_Toc228343725"/>
+      <w:bookmarkStart w:id="170" w:name="_Toc227416236"/>
+      <w:bookmarkStart w:id="171" w:name="_Toc227416520"/>
+      <w:bookmarkStart w:id="172" w:name="_Toc233886251"/>
       <w:r>
         <w:t>D03. Material de apoyo al usuario final</w:t>
       </w:r>
-      <w:bookmarkEnd w:id="128"/>
-      <w:bookmarkEnd w:id="129"/>
-      <w:bookmarkEnd w:id="130"/>
+      <w:bookmarkEnd w:id="170"/>
+      <w:bookmarkEnd w:id="171"/>
+      <w:bookmarkEnd w:id="172"/>
     </w:p>
     <w:sectPr>
-      <w:headerReference w:type="default" r:id="rId41"/>
+      <w:headerReference w:type="default" r:id="rId48"/>
       <w:type w:val="continuous"/>
       <w:pgSz w:w="11907" w:h="16840" w:code="9"/>
       <w:pgMar w:top="2268" w:right="1134" w:bottom="851" w:left="1701" w:header="284" w:footer="284" w:gutter="0"/>
@@ -17939,7 +21726,7 @@
             <w:noProof/>
             <w:sz w:val="24"/>
           </w:rPr>
-          <w:t>40</w:t>
+          <w:t>45</w:t>
         </w:r>
         <w:r>
           <w:rPr>
@@ -24299,6 +28086,138 @@
       <w:lang w:val="es-AR"/>
     </w:rPr>
   </w:style>
+  <w:style w:type="paragraph" w:styleId="TDC4">
+    <w:name w:val="toc 4"/>
+    <w:basedOn w:val="Normal"/>
+    <w:next w:val="Normal"/>
+    <w:autoRedefine/>
+    <w:uiPriority w:val="39"/>
+    <w:unhideWhenUsed/>
+    <w:rsid w:val="006340DF"/>
+    <w:pPr>
+      <w:spacing w:after="100" w:line="278" w:lineRule="auto"/>
+      <w:ind w:left="720" w:firstLine="0"/>
+    </w:pPr>
+    <w:rPr>
+      <w:rFonts w:asciiTheme="minorHAnsi" w:hAnsiTheme="minorHAnsi"/>
+      <w:kern w:val="2"/>
+      <w:sz w:val="24"/>
+      <w:lang w:eastAsia="es-AR"/>
+      <w14:ligatures w14:val="standardContextual"/>
+    </w:rPr>
+  </w:style>
+  <w:style w:type="paragraph" w:styleId="TDC5">
+    <w:name w:val="toc 5"/>
+    <w:basedOn w:val="Normal"/>
+    <w:next w:val="Normal"/>
+    <w:autoRedefine/>
+    <w:uiPriority w:val="39"/>
+    <w:unhideWhenUsed/>
+    <w:rsid w:val="006340DF"/>
+    <w:pPr>
+      <w:spacing w:after="100" w:line="278" w:lineRule="auto"/>
+      <w:ind w:left="960" w:firstLine="0"/>
+    </w:pPr>
+    <w:rPr>
+      <w:rFonts w:asciiTheme="minorHAnsi" w:hAnsiTheme="minorHAnsi"/>
+      <w:kern w:val="2"/>
+      <w:sz w:val="24"/>
+      <w:lang w:eastAsia="es-AR"/>
+      <w14:ligatures w14:val="standardContextual"/>
+    </w:rPr>
+  </w:style>
+  <w:style w:type="paragraph" w:styleId="TDC6">
+    <w:name w:val="toc 6"/>
+    <w:basedOn w:val="Normal"/>
+    <w:next w:val="Normal"/>
+    <w:autoRedefine/>
+    <w:uiPriority w:val="39"/>
+    <w:unhideWhenUsed/>
+    <w:rsid w:val="006340DF"/>
+    <w:pPr>
+      <w:spacing w:after="100" w:line="278" w:lineRule="auto"/>
+      <w:ind w:left="1200" w:firstLine="0"/>
+    </w:pPr>
+    <w:rPr>
+      <w:rFonts w:asciiTheme="minorHAnsi" w:hAnsiTheme="minorHAnsi"/>
+      <w:kern w:val="2"/>
+      <w:sz w:val="24"/>
+      <w:lang w:eastAsia="es-AR"/>
+      <w14:ligatures w14:val="standardContextual"/>
+    </w:rPr>
+  </w:style>
+  <w:style w:type="paragraph" w:styleId="TDC7">
+    <w:name w:val="toc 7"/>
+    <w:basedOn w:val="Normal"/>
+    <w:next w:val="Normal"/>
+    <w:autoRedefine/>
+    <w:uiPriority w:val="39"/>
+    <w:unhideWhenUsed/>
+    <w:rsid w:val="006340DF"/>
+    <w:pPr>
+      <w:spacing w:after="100" w:line="278" w:lineRule="auto"/>
+      <w:ind w:left="1440" w:firstLine="0"/>
+    </w:pPr>
+    <w:rPr>
+      <w:rFonts w:asciiTheme="minorHAnsi" w:hAnsiTheme="minorHAnsi"/>
+      <w:kern w:val="2"/>
+      <w:sz w:val="24"/>
+      <w:lang w:eastAsia="es-AR"/>
+      <w14:ligatures w14:val="standardContextual"/>
+    </w:rPr>
+  </w:style>
+  <w:style w:type="paragraph" w:styleId="TDC8">
+    <w:name w:val="toc 8"/>
+    <w:basedOn w:val="Normal"/>
+    <w:next w:val="Normal"/>
+    <w:autoRedefine/>
+    <w:uiPriority w:val="39"/>
+    <w:unhideWhenUsed/>
+    <w:rsid w:val="006340DF"/>
+    <w:pPr>
+      <w:spacing w:after="100" w:line="278" w:lineRule="auto"/>
+      <w:ind w:left="1680" w:firstLine="0"/>
+    </w:pPr>
+    <w:rPr>
+      <w:rFonts w:asciiTheme="minorHAnsi" w:hAnsiTheme="minorHAnsi"/>
+      <w:kern w:val="2"/>
+      <w:sz w:val="24"/>
+      <w:lang w:eastAsia="es-AR"/>
+      <w14:ligatures w14:val="standardContextual"/>
+    </w:rPr>
+  </w:style>
+  <w:style w:type="paragraph" w:styleId="TDC9">
+    <w:name w:val="toc 9"/>
+    <w:basedOn w:val="Normal"/>
+    <w:next w:val="Normal"/>
+    <w:autoRedefine/>
+    <w:uiPriority w:val="39"/>
+    <w:unhideWhenUsed/>
+    <w:rsid w:val="006340DF"/>
+    <w:pPr>
+      <w:spacing w:after="100" w:line="278" w:lineRule="auto"/>
+      <w:ind w:left="1920" w:firstLine="0"/>
+    </w:pPr>
+    <w:rPr>
+      <w:rFonts w:asciiTheme="minorHAnsi" w:hAnsiTheme="minorHAnsi"/>
+      <w:kern w:val="2"/>
+      <w:sz w:val="24"/>
+      <w:lang w:eastAsia="es-AR"/>
+      <w14:ligatures w14:val="standardContextual"/>
+    </w:rPr>
+  </w:style>
+  <w:style w:type="character" w:styleId="Mencinsinresolver">
+    <w:name w:val="Unresolved Mention"/>
+    <w:basedOn w:val="Fuentedeprrafopredeter"/>
+    <w:uiPriority w:val="99"/>
+    <w:semiHidden/>
+    <w:unhideWhenUsed/>
+    <w:rsid w:val="006340DF"/>
+    <w:rPr>
+      <w:color w:val="605E5C"/>
+      <w:shd w:val="clear" w:color="auto" w:fill="E1DFDD"/>
+    </w:rPr>
+  </w:style>
 </w:styles>
 </file>
 

--- a/Documentacion/Carpeta_Proyecto_Stach.docx
+++ b/Documentacion/Carpeta_Proyecto_Stach.docx
@@ -9061,7 +9061,23 @@
           </w:tcPr>
           <w:p>
             <w:r>
-              <w:t>2da Entrega. Reestructuración de 6 capas, desacoplamiento absoluto de GUI y Servicios con IoC global, clave de recuperación maestra (DPAPI), cifrado de backups AES-256 e integridad con dígitos verificadores (DVH/DVV).</w:t>
+              <w:t xml:space="preserve">2da Entrega. Reestructuración de 6 capas, desacoplamiento absoluto de GUI y Servicios con </w:t>
+            </w:r>
+            <w:proofErr w:type="spellStart"/>
+            <w:r>
+              <w:t>IoC</w:t>
+            </w:r>
+            <w:proofErr w:type="spellEnd"/>
+            <w:r>
+              <w:t xml:space="preserve"> global, clave de recuperación maestra (DPAPI), cifrado de </w:t>
+            </w:r>
+            <w:proofErr w:type="spellStart"/>
+            <w:r>
+              <w:t>backups</w:t>
+            </w:r>
+            <w:proofErr w:type="spellEnd"/>
+            <w:r>
+              <w:t xml:space="preserve"> AES-256 e integridad con dígitos verificadores (DVH/DVV).</w:t>
             </w:r>
           </w:p>
         </w:tc>
@@ -9153,12 +9169,36 @@
     </w:p>
     <w:p>
       <w:r>
-        <w:t>4. Soporte multi-idioma dinámico sin reinicio de la aplicación (patrón Observer).</w:t>
-      </w:r>
-    </w:p>
-    <w:p>
-      <w:r>
-        <w:t>5. Bitácora de auditía completa con filtros avanzados combinados.</w:t>
+        <w:t xml:space="preserve">4. Soporte </w:t>
+      </w:r>
+      <w:proofErr w:type="spellStart"/>
+      <w:r>
+        <w:t>multi-idioma</w:t>
+      </w:r>
+      <w:proofErr w:type="spellEnd"/>
+      <w:r>
+        <w:t xml:space="preserve"> dinámico sin reinicio de la aplicación (patrón </w:t>
+      </w:r>
+      <w:proofErr w:type="spellStart"/>
+      <w:r>
+        <w:t>Observer</w:t>
+      </w:r>
+      <w:proofErr w:type="spellEnd"/>
+      <w:r>
+        <w:t>).</w:t>
+      </w:r>
+    </w:p>
+    <w:p>
+      <w:r>
+        <w:t xml:space="preserve">5. Bitácora de </w:t>
+      </w:r>
+      <w:proofErr w:type="spellStart"/>
+      <w:r>
+        <w:t>auditía</w:t>
+      </w:r>
+      <w:proofErr w:type="spellEnd"/>
+      <w:r>
+        <w:t xml:space="preserve"> completa con filtros avanzados combinados.</w:t>
       </w:r>
     </w:p>
     <w:p>
@@ -9168,7 +9208,15 @@
     </w:p>
     <w:p>
       <w:r>
-        <w:t>7. Copias de seguridad cifradas (AES-256) con asistente de restauración Wizard.</w:t>
+        <w:t xml:space="preserve">7. Copias de seguridad cifradas (AES-256) con asistente de restauración </w:t>
+      </w:r>
+      <w:proofErr w:type="spellStart"/>
+      <w:r>
+        <w:t>Wizard</w:t>
+      </w:r>
+      <w:proofErr w:type="spellEnd"/>
+      <w:r>
+        <w:t>.</w:t>
       </w:r>
     </w:p>
     <w:p>
@@ -9492,7 +9540,15 @@
               <w:pStyle w:val="Sinespaciado"/>
             </w:pPr>
             <w:r>
-              <w:t>Acceso completo: gestión de usuarios, permisos, bitácora, control de cambios, backup, idiomas y configuración.</w:t>
+              <w:t xml:space="preserve">Acceso completo: gestión de usuarios, permisos, bitácora, control de cambios, </w:t>
+            </w:r>
+            <w:proofErr w:type="spellStart"/>
+            <w:r>
+              <w:t>backup</w:t>
+            </w:r>
+            <w:proofErr w:type="spellEnd"/>
+            <w:r>
+              <w:t>, idiomas y configuración.</w:t>
             </w:r>
           </w:p>
         </w:tc>
@@ -9587,7 +9643,15 @@
     </w:p>
     <w:p>
       <w:r>
-        <w:t>Permisos de escritura en el directorio de instalación para almacenamiento de archivos .stachbak.</w:t>
+        <w:t>Permisos de escritura en el directorio de instalación para almacenamiento de archivos .</w:t>
+      </w:r>
+      <w:proofErr w:type="spellStart"/>
+      <w:r>
+        <w:t>stachbak</w:t>
+      </w:r>
+      <w:proofErr w:type="spellEnd"/>
+      <w:r>
+        <w:t>.</w:t>
       </w:r>
     </w:p>
     <w:p>
@@ -9602,7 +9666,23 @@
     </w:p>
     <w:p>
       <w:r>
-        <w:t>El código fuente debe estar comentado con XML documentation comments (///) siguiendo las convenciones de C#.</w:t>
+        <w:t xml:space="preserve">El código fuente debe estar comentado con XML </w:t>
+      </w:r>
+      <w:proofErr w:type="spellStart"/>
+      <w:r>
+        <w:t>documentation</w:t>
+      </w:r>
+      <w:proofErr w:type="spellEnd"/>
+      <w:r>
+        <w:t xml:space="preserve"> </w:t>
+      </w:r>
+      <w:proofErr w:type="spellStart"/>
+      <w:r>
+        <w:t>comments</w:t>
+      </w:r>
+      <w:proofErr w:type="spellEnd"/>
+      <w:r>
+        <w:t xml:space="preserve"> (///) siguiendo las convenciones de C#.</w:t>
       </w:r>
     </w:p>
     <w:p>
@@ -9630,13 +9710,7 @@
       <w:bookmarkStart w:id="30" w:name="_Toc227416497"/>
       <w:bookmarkStart w:id="31" w:name="_Toc233886156"/>
       <w:r>
-        <w:t>G06. Diagrama</w:t>
-      </w:r>
-      <w:r>
-        <w:t>s</w:t>
-      </w:r>
-      <w:r>
-        <w:t xml:space="preserve"> de clases parcial de todos los módulos implementado</w:t>
+        <w:t>G06. Diagramas de clases parcial de todos los módulos implementado</w:t>
       </w:r>
       <w:bookmarkEnd w:id="29"/>
       <w:bookmarkEnd w:id="30"/>
@@ -9661,10 +9735,10 @@
           <w:noProof/>
         </w:rPr>
         <w:drawing>
-          <wp:inline distT="0" distB="0" distL="0" distR="0" wp14:anchorId="1FF713C6" wp14:editId="528050EC">
-            <wp:extent cx="5753100" cy="3726180"/>
-            <wp:effectExtent l="0" t="0" r="0" b="7620"/>
-            <wp:docPr id="1841455106" name="Imagen 4"/>
+          <wp:inline distT="0" distB="0" distL="0" distR="0" wp14:anchorId="12B6BE22" wp14:editId="6C694C2E">
+            <wp:extent cx="5743575" cy="3181350"/>
+            <wp:effectExtent l="0" t="0" r="9525" b="0"/>
+            <wp:docPr id="132074467" name="Imagen 1"/>
             <wp:cNvGraphicFramePr>
               <a:graphicFrameLocks xmlns:a="http://schemas.openxmlformats.org/drawingml/2006/main" noChangeAspect="1"/>
             </wp:cNvGraphicFramePr>
@@ -9672,7 +9746,7 @@
               <a:graphicData uri="http://schemas.openxmlformats.org/drawingml/2006/picture">
                 <pic:pic xmlns:pic="http://schemas.openxmlformats.org/drawingml/2006/picture">
                   <pic:nvPicPr>
-                    <pic:cNvPr id="0" name="Picture 4"/>
+                    <pic:cNvPr id="0" name="Picture 1"/>
                     <pic:cNvPicPr>
                       <a:picLocks noChangeAspect="1" noChangeArrowheads="1"/>
                     </pic:cNvPicPr>
@@ -9693,7 +9767,7 @@
                   <pic:spPr bwMode="auto">
                     <a:xfrm>
                       <a:off x="0" y="0"/>
-                      <a:ext cx="5753100" cy="3726180"/>
+                      <a:ext cx="5743575" cy="3181350"/>
                     </a:xfrm>
                     <a:prstGeom prst="rect">
                       <a:avLst/>
@@ -9717,17 +9791,7 @@
       </w:pPr>
       <w:bookmarkStart w:id="33" w:name="_Toc233886158"/>
       <w:r>
-        <w:lastRenderedPageBreak/>
-        <w:t>G06.</w:t>
-      </w:r>
-      <w:r>
-        <w:t>2</w:t>
-      </w:r>
-      <w:r>
-        <w:t xml:space="preserve"> Diagrama de clases </w:t>
-      </w:r>
-      <w:r>
-        <w:t>– Abstracciones</w:t>
+        <w:t>G06.2 Diagrama de clases – Abstracciones</w:t>
       </w:r>
       <w:bookmarkEnd w:id="33"/>
     </w:p>
@@ -9740,7 +9804,7 @@
           <w:noProof/>
         </w:rPr>
         <w:drawing>
-          <wp:inline distT="0" distB="0" distL="0" distR="0" wp14:anchorId="0ED46D0F" wp14:editId="26ACE956">
+          <wp:inline distT="0" distB="0" distL="0" distR="0" wp14:anchorId="0ED46D0F" wp14:editId="3BEF7506">
             <wp:extent cx="5745480" cy="3009900"/>
             <wp:effectExtent l="0" t="0" r="7620" b="0"/>
             <wp:docPr id="216764778" name="Imagen 5"/>
@@ -9801,16 +9865,7 @@
       <w:bookmarkStart w:id="34" w:name="_Toc233886159"/>
       <w:r>
         <w:lastRenderedPageBreak/>
-        <w:t>G06.</w:t>
-      </w:r>
-      <w:r>
-        <w:t>3</w:t>
-      </w:r>
-      <w:r>
-        <w:t xml:space="preserve"> Diagrama de clases </w:t>
-      </w:r>
-      <w:r>
-        <w:t>– BLL</w:t>
+        <w:t>G06.3 Diagrama de clases – BLL</w:t>
       </w:r>
       <w:bookmarkEnd w:id="34"/>
     </w:p>
@@ -9884,16 +9939,7 @@
       <w:bookmarkStart w:id="35" w:name="_Toc233886160"/>
       <w:r>
         <w:lastRenderedPageBreak/>
-        <w:t>G06.</w:t>
-      </w:r>
-      <w:r>
-        <w:t>4</w:t>
-      </w:r>
-      <w:r>
-        <w:t xml:space="preserve"> Diagrama de clases </w:t>
-      </w:r>
-      <w:r>
-        <w:t>– Servicios</w:t>
+        <w:t>G06.4 Diagrama de clases – Servicios</w:t>
       </w:r>
       <w:bookmarkEnd w:id="35"/>
     </w:p>
@@ -9906,7 +9952,7 @@
           <w:noProof/>
         </w:rPr>
         <w:drawing>
-          <wp:inline distT="0" distB="0" distL="0" distR="0" wp14:anchorId="1AB79CBF" wp14:editId="1D858786">
+          <wp:inline distT="0" distB="0" distL="0" distR="0" wp14:anchorId="1AB79CBF" wp14:editId="2A69E7D4">
             <wp:extent cx="5753100" cy="4533900"/>
             <wp:effectExtent l="0" t="0" r="0" b="0"/>
             <wp:docPr id="1931336489" name="Imagen 7"/>
@@ -9966,16 +10012,7 @@
       </w:pPr>
       <w:bookmarkStart w:id="36" w:name="_Toc233886161"/>
       <w:r>
-        <w:t>G06.</w:t>
-      </w:r>
-      <w:r>
-        <w:t>5</w:t>
-      </w:r>
-      <w:r>
-        <w:t xml:space="preserve"> Diagrama de clases </w:t>
-      </w:r>
-      <w:r>
-        <w:t>– DAL</w:t>
+        <w:t>G06.5 Diagrama de clases – DAL</w:t>
       </w:r>
       <w:bookmarkEnd w:id="36"/>
     </w:p>
@@ -10049,18 +10086,14 @@
       <w:bookmarkStart w:id="37" w:name="_Toc233886162"/>
       <w:r>
         <w:lastRenderedPageBreak/>
-        <w:t>G06.</w:t>
-      </w:r>
-      <w:r>
-        <w:t>6</w:t>
-      </w:r>
-      <w:r>
-        <w:t xml:space="preserve"> Diagrama de clases </w:t>
-      </w:r>
-      <w:r>
-        <w:t>– IoC</w:t>
+        <w:t xml:space="preserve">G06.6 Diagrama de clases – </w:t>
+      </w:r>
+      <w:proofErr w:type="spellStart"/>
+      <w:r>
+        <w:t>IoC</w:t>
       </w:r>
       <w:bookmarkEnd w:id="37"/>
+      <w:proofErr w:type="spellEnd"/>
     </w:p>
     <w:p>
       <w:pPr>
@@ -10131,16 +10164,7 @@
       </w:pPr>
       <w:bookmarkStart w:id="38" w:name="_Toc233886163"/>
       <w:r>
-        <w:t xml:space="preserve">G06.6 Diagrama de clases </w:t>
-      </w:r>
-      <w:r>
-        <w:t>–</w:t>
-      </w:r>
-      <w:r>
-        <w:t xml:space="preserve"> </w:t>
-      </w:r>
-      <w:r>
-        <w:t>GUI</w:t>
+        <w:t>G06.6 Diagrama de clases – GUI</w:t>
       </w:r>
       <w:bookmarkEnd w:id="38"/>
     </w:p>
@@ -10236,10 +10260,10 @@
           <w:noProof/>
         </w:rPr>
         <w:drawing>
-          <wp:inline distT="0" distB="0" distL="0" distR="0" wp14:anchorId="7FD2FF45" wp14:editId="76A8B611">
-            <wp:extent cx="5753100" cy="4389120"/>
+          <wp:inline distT="0" distB="0" distL="0" distR="0" wp14:anchorId="0FB3C5B9" wp14:editId="2A7741E1">
+            <wp:extent cx="5753100" cy="4381500"/>
             <wp:effectExtent l="0" t="0" r="0" b="0"/>
-            <wp:docPr id="1976158144" name="Imagen 2"/>
+            <wp:docPr id="820690913" name="Imagen 1"/>
             <wp:cNvGraphicFramePr>
               <a:graphicFrameLocks xmlns:a="http://schemas.openxmlformats.org/drawingml/2006/main" noChangeAspect="1"/>
             </wp:cNvGraphicFramePr>
@@ -10247,7 +10271,7 @@
               <a:graphicData uri="http://schemas.openxmlformats.org/drawingml/2006/picture">
                 <pic:pic xmlns:pic="http://schemas.openxmlformats.org/drawingml/2006/picture">
                   <pic:nvPicPr>
-                    <pic:cNvPr id="0" name="Picture 2"/>
+                    <pic:cNvPr id="0" name="Picture 1"/>
                     <pic:cNvPicPr>
                       <a:picLocks noChangeAspect="1" noChangeArrowheads="1"/>
                     </pic:cNvPicPr>
@@ -10268,7 +10292,7 @@
                   <pic:spPr bwMode="auto">
                     <a:xfrm>
                       <a:off x="0" y="0"/>
-                      <a:ext cx="5753100" cy="4389120"/>
+                      <a:ext cx="5753100" cy="4381500"/>
                     </a:xfrm>
                     <a:prstGeom prst="rect">
                       <a:avLst/>
@@ -10953,7 +10977,15 @@
               <w:pStyle w:val="Sinespaciado"/>
             </w:pPr>
             <w:r>
-              <w:t>Recomponer Versión (Rollback)</w:t>
+              <w:t>Recomponer Versión (</w:t>
+            </w:r>
+            <w:proofErr w:type="spellStart"/>
+            <w:r>
+              <w:t>Rollback</w:t>
+            </w:r>
+            <w:proofErr w:type="spellEnd"/>
+            <w:r>
+              <w:t>)</w:t>
             </w:r>
           </w:p>
         </w:tc>
@@ -11007,8 +11039,13 @@
               <w:pStyle w:val="Sinespaciado"/>
             </w:pPr>
             <w:r>
-              <w:t>Crear Backup</w:t>
-            </w:r>
+              <w:t xml:space="preserve">Crear </w:t>
+            </w:r>
+            <w:proofErr w:type="spellStart"/>
+            <w:r>
+              <w:t>Backup</w:t>
+            </w:r>
+            <w:proofErr w:type="spellEnd"/>
           </w:p>
         </w:tc>
         <w:tc>
@@ -11020,8 +11057,13 @@
               <w:pStyle w:val="Sinespaciado"/>
             </w:pPr>
             <w:r>
-              <w:t>T07 Backup</w:t>
-            </w:r>
+              <w:t xml:space="preserve">T07 </w:t>
+            </w:r>
+            <w:proofErr w:type="spellStart"/>
+            <w:r>
+              <w:t>Backup</w:t>
+            </w:r>
+            <w:proofErr w:type="spellEnd"/>
           </w:p>
         </w:tc>
         <w:tc>
@@ -11061,7 +11103,23 @@
               <w:pStyle w:val="Sinespaciado"/>
             </w:pPr>
             <w:r>
-              <w:t>Restaurar Backup (Wizard)</w:t>
+              <w:t xml:space="preserve">Restaurar </w:t>
+            </w:r>
+            <w:proofErr w:type="spellStart"/>
+            <w:r>
+              <w:t>Backup</w:t>
+            </w:r>
+            <w:proofErr w:type="spellEnd"/>
+            <w:r>
+              <w:t xml:space="preserve"> (</w:t>
+            </w:r>
+            <w:proofErr w:type="spellStart"/>
+            <w:r>
+              <w:t>Wizard</w:t>
+            </w:r>
+            <w:proofErr w:type="spellEnd"/>
+            <w:r>
+              <w:t>)</w:t>
             </w:r>
           </w:p>
         </w:tc>
@@ -11074,8 +11132,13 @@
               <w:pStyle w:val="Sinespaciado"/>
             </w:pPr>
             <w:r>
-              <w:t>T07 Backup</w:t>
-            </w:r>
+              <w:t xml:space="preserve">T07 </w:t>
+            </w:r>
+            <w:proofErr w:type="spellStart"/>
+            <w:r>
+              <w:t>Backup</w:t>
+            </w:r>
+            <w:proofErr w:type="spellEnd"/>
           </w:p>
         </w:tc>
         <w:tc>
@@ -11154,25 +11217,7 @@
       <w:bookmarkStart w:id="51" w:name="_Toc233886168"/>
       <w:r>
         <w:lastRenderedPageBreak/>
-        <w:t>N0</w:t>
-      </w:r>
-      <w:r>
-        <w:t>2</w:t>
-      </w:r>
-      <w:r>
-        <w:t>.</w:t>
-      </w:r>
-      <w:r>
-        <w:t>1</w:t>
-      </w:r>
-      <w:r>
-        <w:t xml:space="preserve"> </w:t>
-      </w:r>
-      <w:r>
-        <w:t>Diagrama</w:t>
-      </w:r>
-      <w:r>
-        <w:t xml:space="preserve"> de Casos de Uso</w:t>
+        <w:t>N02.1 Diagrama de Casos de Uso</w:t>
       </w:r>
       <w:bookmarkEnd w:id="51"/>
     </w:p>
@@ -11457,7 +11502,15 @@
           </w:tcPr>
           <w:p>
             <w:r>
-              <w:t>BE (Business Entities)</w:t>
+              <w:t xml:space="preserve">BE (Business </w:t>
+            </w:r>
+            <w:proofErr w:type="spellStart"/>
+            <w:r>
+              <w:t>Entities</w:t>
+            </w:r>
+            <w:proofErr w:type="spellEnd"/>
+            <w:r>
+              <w:t>)</w:t>
             </w:r>
           </w:p>
         </w:tc>
@@ -11529,7 +11582,15 @@
           </w:tcPr>
           <w:p>
             <w:r>
-              <w:t>Contiene todas las interfaces (contratos) y tipos abstractos necesarios para desacoplar las capas, incluyendo el componente global IoCContainer.</w:t>
+              <w:t xml:space="preserve">Contiene todas las interfaces (contratos) y tipos abstractos necesarios para desacoplar las capas, incluyendo el componente global </w:t>
+            </w:r>
+            <w:proofErr w:type="spellStart"/>
+            <w:r>
+              <w:t>IoCContainer</w:t>
+            </w:r>
+            <w:proofErr w:type="spellEnd"/>
+            <w:r>
+              <w:t>.</w:t>
             </w:r>
           </w:p>
         </w:tc>
@@ -11604,7 +11665,15 @@
           </w:tcPr>
           <w:p>
             <w:r>
-              <w:t>Servicios (Cross-cutting)</w:t>
+              <w:t>Servicios (Cross-</w:t>
+            </w:r>
+            <w:proofErr w:type="spellStart"/>
+            <w:r>
+              <w:t>cutting</w:t>
+            </w:r>
+            <w:proofErr w:type="spellEnd"/>
+            <w:r>
+              <w:t>)</w:t>
             </w:r>
           </w:p>
         </w:tc>
@@ -11627,7 +11696,23 @@
           </w:tcPr>
           <w:p>
             <w:r>
-              <w:t>Capa transversal que implementa los servicios comunes del sistema (cifrado AES-256/PBKDF2, copias de seguridad, multiidioma con Observer, auditoría de bitácora e integridad por dígitos verificadores).</w:t>
+              <w:t xml:space="preserve">Capa transversal que implementa los servicios comunes del sistema (cifrado AES-256/PBKDF2, copias de seguridad, </w:t>
+            </w:r>
+            <w:proofErr w:type="spellStart"/>
+            <w:r>
+              <w:t>multiidioma</w:t>
+            </w:r>
+            <w:proofErr w:type="spellEnd"/>
+            <w:r>
+              <w:t xml:space="preserve"> con </w:t>
+            </w:r>
+            <w:proofErr w:type="spellStart"/>
+            <w:r>
+              <w:t>Observer</w:t>
+            </w:r>
+            <w:proofErr w:type="spellEnd"/>
+            <w:r>
+              <w:t>, auditoría de bitácora e integridad por dígitos verificadores).</w:t>
             </w:r>
           </w:p>
         </w:tc>
@@ -11701,8 +11786,13 @@
             <w:hideMark/>
           </w:tcPr>
           <w:p>
-            <w:r>
-              <w:t>IoC (Inversión de Control)</w:t>
+            <w:proofErr w:type="spellStart"/>
+            <w:r>
+              <w:t>IoC</w:t>
+            </w:r>
+            <w:proofErr w:type="spellEnd"/>
+            <w:r>
+              <w:t xml:space="preserve"> (Inversión de Control)</w:t>
             </w:r>
           </w:p>
         </w:tc>
@@ -11725,7 +11815,15 @@
           </w:tcPr>
           <w:p>
             <w:r>
-              <w:t>Raíz de composición (Composition Root) que registra todas las implementaciones concretas de la solución en el contenedor al arrancar la aplicación.</w:t>
+              <w:t>Raíz de composición (</w:t>
+            </w:r>
+            <w:proofErr w:type="spellStart"/>
+            <w:r>
+              <w:t>Composition</w:t>
+            </w:r>
+            <w:proofErr w:type="spellEnd"/>
+            <w:r>
+              <w:t xml:space="preserve"> Root) que registra todas las implementaciones concretas de la solución en el contenedor al arrancar la aplicación.</w:t>
             </w:r>
           </w:p>
         </w:tc>
@@ -12172,7 +12270,7 @@
           <w:noProof/>
         </w:rPr>
         <w:drawing>
-          <wp:inline distT="0" distB="0" distL="0" distR="0" wp14:anchorId="5B1A5E04" wp14:editId="10D9A175">
+          <wp:inline distT="0" distB="0" distL="0" distR="0" wp14:anchorId="5B1A5E04" wp14:editId="24CEBE5E">
             <wp:extent cx="5760720" cy="4899660"/>
             <wp:effectExtent l="0" t="0" r="0" b="0"/>
             <wp:docPr id="1208570288" name="Imagen 4"/>
@@ -12246,7 +12344,7 @@
           <w:noProof/>
         </w:rPr>
         <w:drawing>
-          <wp:inline distT="0" distB="0" distL="0" distR="0" wp14:anchorId="326DDC78" wp14:editId="0A4EECA8">
+          <wp:inline distT="0" distB="0" distL="0" distR="0" wp14:anchorId="326DDC78" wp14:editId="5B63F584">
             <wp:extent cx="5753100" cy="4526280"/>
             <wp:effectExtent l="0" t="0" r="0" b="7620"/>
             <wp:docPr id="1325704531" name="Imagen 5"/>
@@ -12385,7 +12483,21 @@
           <w:lang w:val="es-ES"/>
         </w:rPr>
         <w:lastRenderedPageBreak/>
-        <w:t>T02. Gestión de Log In / Log Out del Sistema</w:t>
+        <w:t xml:space="preserve">T02. Gestión de Log In / Log </w:t>
+      </w:r>
+      <w:proofErr w:type="spellStart"/>
+      <w:r>
+        <w:rPr>
+          <w:lang w:val="es-ES"/>
+        </w:rPr>
+        <w:t>Out</w:t>
+      </w:r>
+      <w:proofErr w:type="spellEnd"/>
+      <w:r>
+        <w:rPr>
+          <w:lang w:val="es-ES"/>
+        </w:rPr>
+        <w:t xml:space="preserve"> del Sistema</w:t>
       </w:r>
       <w:bookmarkEnd w:id="65"/>
       <w:bookmarkEnd w:id="66"/>
@@ -12491,7 +12603,15 @@
         </w:numPr>
       </w:pPr>
       <w:r>
-        <w:t>Una vez autenticado, el patrón Singleton (SessionManager) persiste la identidad del usuario en memoria.</w:t>
+        <w:t>Una vez autenticado, el patrón Singleton (</w:t>
+      </w:r>
+      <w:proofErr w:type="spellStart"/>
+      <w:r>
+        <w:t>SessionManager</w:t>
+      </w:r>
+      <w:proofErr w:type="spellEnd"/>
+      <w:r>
+        <w:t>) persiste la identidad del usuario en memoria.</w:t>
       </w:r>
     </w:p>
     <w:p>
@@ -12511,7 +12631,15 @@
         </w:numPr>
       </w:pPr>
       <w:r>
-        <w:t>Se registra el cierre de sesión en la bitácora ANTES de limpiar la instancia del SessionManager.</w:t>
+        <w:t xml:space="preserve">Se registra el cierre de sesión en la bitácora ANTES de limpiar la instancia del </w:t>
+      </w:r>
+      <w:proofErr w:type="spellStart"/>
+      <w:r>
+        <w:t>SessionManager</w:t>
+      </w:r>
+      <w:proofErr w:type="spellEnd"/>
+      <w:r>
+        <w:t>.</w:t>
       </w:r>
     </w:p>
     <w:p>
@@ -12523,7 +12651,15 @@
         </w:numPr>
       </w:pPr>
       <w:r>
-        <w:t>Se limpia la instancia del SessionManager (usuario = nulo), y se reinicia la aplicación.</w:t>
+        <w:t xml:space="preserve">Se limpia la instancia del </w:t>
+      </w:r>
+      <w:proofErr w:type="spellStart"/>
+      <w:r>
+        <w:t>SessionManager</w:t>
+      </w:r>
+      <w:proofErr w:type="spellEnd"/>
+      <w:r>
+        <w:t xml:space="preserve"> (usuario = nulo), y se reinicia la aplicación.</w:t>
       </w:r>
     </w:p>
     <w:p>
@@ -12708,7 +12844,23 @@
           </w:tcPr>
           <w:p>
             <w:r>
-              <w:t>1. Verificar conexión a base de datos vía IConexionService (IoCContainer). 2. Si falla: mostrar mensaje de error y cerrar la aplicación. 3. Presentar formulario de Login.</w:t>
+              <w:t xml:space="preserve">1. Verificar conexión a base de datos vía </w:t>
+            </w:r>
+            <w:proofErr w:type="spellStart"/>
+            <w:r>
+              <w:t>IConexionService</w:t>
+            </w:r>
+            <w:proofErr w:type="spellEnd"/>
+            <w:r>
+              <w:t xml:space="preserve"> (</w:t>
+            </w:r>
+            <w:proofErr w:type="spellStart"/>
+            <w:r>
+              <w:t>IoCContainer</w:t>
+            </w:r>
+            <w:proofErr w:type="spellEnd"/>
+            <w:r>
+              <w:t>). 2. Si falla: mostrar mensaje de error y cerrar la aplicación. 3. Presentar formulario de Login.</w:t>
             </w:r>
           </w:p>
         </w:tc>
@@ -12775,7 +12927,23 @@
               <w:pStyle w:val="Sinespaciado"/>
             </w:pPr>
             <w:r>
-              <w:t>1. Recuperar Usuario por username (plaintext) desde la base de datos.</w:t>
+              <w:t xml:space="preserve">1. Recuperar Usuario por </w:t>
+            </w:r>
+            <w:proofErr w:type="spellStart"/>
+            <w:r>
+              <w:t>username</w:t>
+            </w:r>
+            <w:proofErr w:type="spellEnd"/>
+            <w:r>
+              <w:t xml:space="preserve"> (</w:t>
+            </w:r>
+            <w:proofErr w:type="spellStart"/>
+            <w:r>
+              <w:t>plaintext</w:t>
+            </w:r>
+            <w:proofErr w:type="spellEnd"/>
+            <w:r>
+              <w:t>) desde la base de datos.</w:t>
             </w:r>
           </w:p>
           <w:p>
@@ -12807,15 +12975,31 @@
               <w:pStyle w:val="Sinespaciado"/>
             </w:pPr>
             <w:r>
-              <w:t>5. Almacenar usuario activo en SessionManager.</w:t>
-            </w:r>
-          </w:p>
-          <w:p>
-            <w:pPr>
-              <w:pStyle w:val="Sinespaciado"/>
-            </w:pPr>
-            <w:r>
-              <w:t xml:space="preserve">6. Registrar en Bitácora (login exitoso). </w:t>
+              <w:t xml:space="preserve">5. Almacenar usuario activo en </w:t>
+            </w:r>
+            <w:proofErr w:type="spellStart"/>
+            <w:r>
+              <w:t>SessionManager</w:t>
+            </w:r>
+            <w:proofErr w:type="spellEnd"/>
+            <w:r>
+              <w:t>.</w:t>
+            </w:r>
+          </w:p>
+          <w:p>
+            <w:pPr>
+              <w:pStyle w:val="Sinespaciado"/>
+            </w:pPr>
+            <w:r>
+              <w:t>6. Registrar en Bitácora (</w:t>
+            </w:r>
+            <w:proofErr w:type="spellStart"/>
+            <w:r>
+              <w:t>login</w:t>
+            </w:r>
+            <w:proofErr w:type="spellEnd"/>
+            <w:r>
+              <w:t xml:space="preserve"> exitoso). </w:t>
             </w:r>
           </w:p>
           <w:p>
@@ -12989,7 +13173,15 @@
               <w:pStyle w:val="Sinespaciado"/>
             </w:pPr>
             <w:r>
-              <w:t>2. Realizar Logout y setear Usuario en nulo</w:t>
+              <w:t xml:space="preserve">2. Realizar Logout y </w:t>
+            </w:r>
+            <w:proofErr w:type="spellStart"/>
+            <w:r>
+              <w:t>setear</w:t>
+            </w:r>
+            <w:proofErr w:type="spellEnd"/>
+            <w:r>
+              <w:t xml:space="preserve"> Usuario en nulo</w:t>
             </w:r>
           </w:p>
           <w:p>
@@ -13072,7 +13264,15 @@
               <w:pStyle w:val="Sinespaciado"/>
             </w:pPr>
             <w:r>
-              <w:t>2. Recursos del SessionManager liberados por GC.</w:t>
+              <w:t xml:space="preserve">2. Recursos del </w:t>
+            </w:r>
+            <w:proofErr w:type="spellStart"/>
+            <w:r>
+              <w:t>SessionManager</w:t>
+            </w:r>
+            <w:proofErr w:type="spellEnd"/>
+            <w:r>
+              <w:t xml:space="preserve"> liberados por GC.</w:t>
             </w:r>
           </w:p>
         </w:tc>
@@ -13173,7 +13373,7 @@
           <w:noProof/>
         </w:rPr>
         <w:drawing>
-          <wp:inline distT="0" distB="0" distL="0" distR="0" wp14:anchorId="7B5C8B68" wp14:editId="06F5446E">
+          <wp:inline distT="0" distB="0" distL="0" distR="0" wp14:anchorId="7B5C8B68" wp14:editId="6F20E0FB">
             <wp:extent cx="5760720" cy="4207510"/>
             <wp:effectExtent l="0" t="0" r="0" b="2540"/>
             <wp:docPr id="2107352544" name="Imagen 8"/>
@@ -14426,26 +14626,82 @@
         <w:rPr>
           <w:lang w:val="es-ES"/>
         </w:rPr>
-        <w:t>Proteger los datos sensibles del sistema mediante algoritmos de encriptación robustos. Se implementa un mecanismo de hash irreversible con Salt para contraseñas (PBKDF2), resistente a ataques de fuerza bruta, tablas rainbow y diccionario. Adicionalmente, se implementa cifrado simétrico AES-256 para proteger datos sensibles almacenados en la base de datos.</w:t>
-      </w:r>
-    </w:p>
-    <w:p/>
-    <w:p>
-      <w:pPr>
-        <w:pStyle w:val="Ttulo3"/>
-      </w:pPr>
-      <w:bookmarkStart w:id="82" w:name="_Toc233886191"/>
-      <w:r>
-        <w:t>Algoritmos Implementados – Hash de Contraseñas PBKDF2</w:t>
-      </w:r>
-      <w:bookmarkEnd w:id="82"/>
-    </w:p>
-    <w:p>
+        <w:t xml:space="preserve">Proteger los datos sensibles del sistema mediante algoritmos de encriptación robustos. Se implementa un mecanismo de hash irreversible con Salt para contraseñas (PBKDF2), resistente a ataques de fuerza bruta, tablas </w:t>
+      </w:r>
+      <w:proofErr w:type="spellStart"/>
       <w:r>
         <w:rPr>
           <w:lang w:val="es-ES"/>
         </w:rPr>
-        <w:t>Se utiliza PBKDF2 (Password-Based Key Derivation Function 2) implementado mediante la clase Rfc2898DeriveBytes de .NET con HMAC-SHA256.</w:t>
+        <w:t>rainbow</w:t>
+      </w:r>
+      <w:proofErr w:type="spellEnd"/>
+      <w:r>
+        <w:rPr>
+          <w:lang w:val="es-ES"/>
+        </w:rPr>
+        <w:t xml:space="preserve"> y diccionario. Adicionalmente, se implementa cifrado simétrico AES-256 para proteger datos sensibles almacenados en la base de datos.</w:t>
+      </w:r>
+    </w:p>
+    <w:p/>
+    <w:p>
+      <w:pPr>
+        <w:pStyle w:val="Ttulo3"/>
+      </w:pPr>
+      <w:bookmarkStart w:id="82" w:name="_Toc233886191"/>
+      <w:r>
+        <w:t>Algoritmos Implementados – Hash de Contraseñas PBKDF2</w:t>
+      </w:r>
+      <w:bookmarkEnd w:id="82"/>
+    </w:p>
+    <w:p>
+      <w:r>
+        <w:rPr>
+          <w:lang w:val="es-ES"/>
+        </w:rPr>
+        <w:t>Se utiliza PBKDF2 (</w:t>
+      </w:r>
+      <w:proofErr w:type="spellStart"/>
+      <w:r>
+        <w:rPr>
+          <w:lang w:val="es-ES"/>
+        </w:rPr>
+        <w:t>Password-Based</w:t>
+      </w:r>
+      <w:proofErr w:type="spellEnd"/>
+      <w:r>
+        <w:rPr>
+          <w:lang w:val="es-ES"/>
+        </w:rPr>
+        <w:t xml:space="preserve"> Key </w:t>
+      </w:r>
+      <w:proofErr w:type="spellStart"/>
+      <w:r>
+        <w:rPr>
+          <w:lang w:val="es-ES"/>
+        </w:rPr>
+        <w:t>Derivation</w:t>
+      </w:r>
+      <w:proofErr w:type="spellEnd"/>
+      <w:r>
+        <w:rPr>
+          <w:lang w:val="es-ES"/>
+        </w:rPr>
+        <w:t xml:space="preserve"> </w:t>
+      </w:r>
+      <w:proofErr w:type="spellStart"/>
+      <w:r>
+        <w:rPr>
+          <w:lang w:val="es-ES"/>
+        </w:rPr>
+        <w:t>Function</w:t>
+      </w:r>
+      <w:proofErr w:type="spellEnd"/>
+      <w:r>
+        <w:rPr>
+          <w:lang w:val="es-ES"/>
+        </w:rPr>
+        <w:t xml:space="preserve"> 2) implementado mediante la clase Rfc2898DeriveBytes de .NET con HMAC-SHA256.</w:t>
       </w:r>
     </w:p>
     <w:p/>
@@ -14715,7 +14971,15 @@
               <w:pStyle w:val="Sinespaciado"/>
             </w:pPr>
             <w:r>
-              <w:t>16 bytes aleatorios (RandomNumberGenerator)</w:t>
+              <w:t>16 bytes aleatorios (</w:t>
+            </w:r>
+            <w:proofErr w:type="spellStart"/>
+            <w:r>
+              <w:t>RandomNumberGenerator</w:t>
+            </w:r>
+            <w:proofErr w:type="spellEnd"/>
+            <w:r>
+              <w:t>)</w:t>
             </w:r>
           </w:p>
         </w:tc>
@@ -14742,8 +15006,21 @@
               <w:pStyle w:val="Sinespaciado"/>
             </w:pPr>
             <w:r>
-              <w:t>Previene ataques de tablas rainbow y diccionario precomputados</w:t>
-            </w:r>
+              <w:t xml:space="preserve">Previene ataques de tablas </w:t>
+            </w:r>
+            <w:proofErr w:type="spellStart"/>
+            <w:r>
+              <w:t>rainbow</w:t>
+            </w:r>
+            <w:proofErr w:type="spellEnd"/>
+            <w:r>
+              <w:t xml:space="preserve"> y diccionario </w:t>
+            </w:r>
+            <w:proofErr w:type="spellStart"/>
+            <w:r>
+              <w:t>precomputados</w:t>
+            </w:r>
+            <w:proofErr w:type="spellEnd"/>
           </w:p>
         </w:tc>
       </w:tr>
@@ -14973,8 +15250,13 @@
               <w:pStyle w:val="Sinespaciado"/>
             </w:pPr>
             <w:r>
-              <w:t>Base64(Salt + hash) = 64 chars</w:t>
-            </w:r>
+              <w:t xml:space="preserve">Base64(Salt + hash) = 64 </w:t>
+            </w:r>
+            <w:proofErr w:type="spellStart"/>
+            <w:r>
+              <w:t>chars</w:t>
+            </w:r>
+            <w:proofErr w:type="spellEnd"/>
           </w:p>
         </w:tc>
         <w:tc>
@@ -15023,11 +15305,59 @@
     </w:p>
     <w:p>
       <w:r>
-        <w:t xml:space="preserve">Se utiliza AES-256 (Advanced Encryption Standard) en modo CBC para el cifrado de archivos de copia de seguridad. El sistema cifra el archivo .bak generando el archivo .stachbak protegido. La clave de cifrado se deriva mediante PBKDF2. El cifrado y </w:t>
+        <w:t>Se utiliza AES-256 (</w:t>
+      </w:r>
+      <w:proofErr w:type="spellStart"/>
+      <w:r>
+        <w:t>Advanced</w:t>
+      </w:r>
+      <w:proofErr w:type="spellEnd"/>
+      <w:r>
+        <w:t xml:space="preserve"> </w:t>
+      </w:r>
+      <w:proofErr w:type="spellStart"/>
+      <w:r>
+        <w:t>Encryption</w:t>
+      </w:r>
+      <w:proofErr w:type="spellEnd"/>
+      <w:r>
+        <w:t xml:space="preserve"> Standard) en modo CBC para el cifrado de archivos de copia de seguridad. El sistema cifra el archivo .</w:t>
+      </w:r>
+      <w:proofErr w:type="spellStart"/>
+      <w:r>
+        <w:t>bak</w:t>
+      </w:r>
+      <w:proofErr w:type="spellEnd"/>
+      <w:r>
+        <w:t xml:space="preserve"> generando el archivo .</w:t>
+      </w:r>
+      <w:proofErr w:type="spellStart"/>
+      <w:r>
+        <w:t>stachbak</w:t>
+      </w:r>
+      <w:proofErr w:type="spellEnd"/>
+      <w:r>
+        <w:t xml:space="preserve"> protegido. La clave de cifrado se deriva mediante PBKDF2. El cifrado y </w:t>
       </w:r>
       <w:r>
         <w:lastRenderedPageBreak/>
-        <w:t>descifrado se realizan íntegramente en la capa Servicios (BackupService y CifradorHelper), por lo que la DAL y la BLL nunca interactúan con datos cifrados.</w:t>
+        <w:t>descifrado se realizan íntegramente en la capa Servicios (</w:t>
+      </w:r>
+      <w:proofErr w:type="spellStart"/>
+      <w:r>
+        <w:t>BackupService</w:t>
+      </w:r>
+      <w:proofErr w:type="spellEnd"/>
+      <w:r>
+        <w:t xml:space="preserve"> y </w:t>
+      </w:r>
+      <w:proofErr w:type="spellStart"/>
+      <w:r>
+        <w:t>CifradorHelper</w:t>
+      </w:r>
+      <w:proofErr w:type="spellEnd"/>
+      <w:r>
+        <w:t>), por lo que la DAL y la BLL nunca interactúan con datos cifrados.</w:t>
       </w:r>
     </w:p>
     <w:p/>
@@ -15398,7 +15728,15 @@
               <w:pStyle w:val="Sinespaciado"/>
             </w:pPr>
             <w:r>
-              <w:t>Garantiza el descifrado consistente y reproducible del archivo de backup.</w:t>
+              <w:t xml:space="preserve">Garantiza el descifrado consistente y reproducible del archivo de </w:t>
+            </w:r>
+            <w:proofErr w:type="spellStart"/>
+            <w:r>
+              <w:t>backup</w:t>
+            </w:r>
+            <w:proofErr w:type="spellEnd"/>
+            <w:r>
+              <w:t>.</w:t>
             </w:r>
           </w:p>
         </w:tc>
@@ -15538,7 +15876,15 @@
               <w:pStyle w:val="Sinespaciado"/>
             </w:pPr>
             <w:r>
-              <w:t>Archivos de copia de seguridad (.stachbak)</w:t>
+              <w:t>Archivos de copia de seguridad (.</w:t>
+            </w:r>
+            <w:proofErr w:type="spellStart"/>
+            <w:r>
+              <w:t>stachbak</w:t>
+            </w:r>
+            <w:proofErr w:type="spellEnd"/>
+            <w:r>
+              <w:t>)</w:t>
             </w:r>
           </w:p>
         </w:tc>
@@ -15582,9 +15928,14 @@
       <w:bookmarkStart w:id="84" w:name="_Toc233886193"/>
       <w:r>
         <w:lastRenderedPageBreak/>
-        <w:t>Diagrama de Clases – Encriptador</w:t>
+        <w:t xml:space="preserve">Diagrama de Clases – </w:t>
+      </w:r>
+      <w:proofErr w:type="spellStart"/>
+      <w:r>
+        <w:t>Encriptador</w:t>
       </w:r>
       <w:bookmarkEnd w:id="84"/>
+      <w:proofErr w:type="spellEnd"/>
     </w:p>
     <w:p>
       <w:pPr>
@@ -15694,31 +16045,127 @@
     </w:p>
     <w:p>
       <w:r>
-        <w:t>Se implementa el patrón de diseño Composite. Los permisos del sistema se modelan bajo la clase abstracta ComponentePermiso (capa BE), la cual define las firmas básicas para agregar o quitar elementos, y expone propiedades como IdPermiso, Nombre y PermisoKey. De esta clase abstracta heredan dos de las implementaciones principales:</w:t>
+        <w:t xml:space="preserve">Se implementa el patrón de diseño Composite. Los permisos del sistema se modelan bajo la clase abstracta </w:t>
+      </w:r>
+      <w:proofErr w:type="spellStart"/>
+      <w:r>
+        <w:t>ComponentePermiso</w:t>
+      </w:r>
+      <w:proofErr w:type="spellEnd"/>
+      <w:r>
+        <w:t xml:space="preserve"> (capa BE), la cual define las firmas básicas para agregar o quitar elementos, y expone propiedades como </w:t>
+      </w:r>
+      <w:proofErr w:type="spellStart"/>
+      <w:r>
+        <w:t>IdPermiso</w:t>
+      </w:r>
+      <w:proofErr w:type="spellEnd"/>
+      <w:r>
+        <w:t xml:space="preserve">, Nombre y </w:t>
+      </w:r>
+      <w:proofErr w:type="spellStart"/>
+      <w:r>
+        <w:t>PermisoKey</w:t>
+      </w:r>
+      <w:proofErr w:type="spellEnd"/>
+      <w:r>
+        <w:t>. De esta clase abstracta heredan dos de las implementaciones principales:</w:t>
       </w:r>
     </w:p>
     <w:p/>
     <w:p>
       <w:r>
-        <w:t>1. Permiso (Leaf): Representa un permiso de granularidad atómica asociado a una función específica del sistema (por ejemplo, ‘Usuarios’ o ‘Backups’). Al ser una hoja en laestructura jerárquica, no admite elementos hijo y lanza una excepción si se intenta llamar a Agregar o Quitar.</w:t>
+        <w:t>1. Permiso (</w:t>
+      </w:r>
+      <w:proofErr w:type="spellStart"/>
+      <w:r>
+        <w:t>Leaf</w:t>
+      </w:r>
+      <w:proofErr w:type="spellEnd"/>
+      <w:r>
+        <w:t>): Representa un permiso de granularidad atómica asociado a una función específica del sistema (por ejemplo, ‘Usuarios’ o ‘</w:t>
+      </w:r>
+      <w:proofErr w:type="spellStart"/>
+      <w:r>
+        <w:t>Backups</w:t>
+      </w:r>
+      <w:proofErr w:type="spellEnd"/>
+      <w:r>
+        <w:t xml:space="preserve">’). Al ser una hoja en </w:t>
+      </w:r>
+      <w:proofErr w:type="spellStart"/>
+      <w:r>
+        <w:t>laestructura</w:t>
+      </w:r>
+      <w:proofErr w:type="spellEnd"/>
+      <w:r>
+        <w:t xml:space="preserve"> jerárquica, no admite elementos hijo y lanza una excepción si se intenta llamar a Agregar o Quitar.</w:t>
       </w:r>
     </w:p>
     <w:p/>
     <w:p>
       <w:r>
-        <w:t>2. Rol (Composite): Representa un permiso compuesto que puede contener tanto permisos simples como otros roles, permitiendo crear jerarquías de roles complejas (por ejemplo, el perfil Administrador que contiene el rol de Gestión de Usuarios y Gestión de Backups).</w:t>
+        <w:t xml:space="preserve">2. Rol (Composite): Representa un permiso compuesto que puede contener tanto permisos simples como otros roles, permitiendo crear jerarquías de roles complejas (por ejemplo, el perfil Administrador que contiene el rol de Gestión de Usuarios y Gestión de </w:t>
+      </w:r>
+      <w:proofErr w:type="spellStart"/>
+      <w:r>
+        <w:t>Backups</w:t>
+      </w:r>
+      <w:proofErr w:type="spellEnd"/>
+      <w:r>
+        <w:t>).</w:t>
       </w:r>
     </w:p>
     <w:p/>
     <w:p>
       <w:r>
-        <w:t>La asignación de permisos se vincula directamente entre la entidad Usuario y la clase ComponentePermiso (relación de muchos a muchos). Al iniciar la sesión, el sistema evalúa y resuelve recursivamente todos los permisos efectivos que posee el usuario, recorriendo la estructura de árbol y acumulando los permisos sin duplicados en el SessionManager.</w:t>
+        <w:t xml:space="preserve">La asignación de permisos se vincula directamente entre la entidad Usuario y la clase </w:t>
+      </w:r>
+      <w:proofErr w:type="spellStart"/>
+      <w:r>
+        <w:t>ComponentePermiso</w:t>
+      </w:r>
+      <w:proofErr w:type="spellEnd"/>
+      <w:r>
+        <w:t xml:space="preserve"> (relación de muchos a muchos). Al iniciar la sesión, el sistema evalúa y resuelve recursivamente todos los permisos efectivos que posee el usuario, recorriendo la estructura de árbol y acumulando los permisos sin duplicados en el </w:t>
+      </w:r>
+      <w:proofErr w:type="spellStart"/>
+      <w:r>
+        <w:t>SessionManager</w:t>
+      </w:r>
+      <w:proofErr w:type="spellEnd"/>
+      <w:r>
+        <w:t>.</w:t>
       </w:r>
     </w:p>
     <w:p/>
     <w:p>
       <w:r>
-        <w:t>En la interfaz gráfica, se utiliza una función recursiva que recorre el árbol de permisos del Composite y lo representa visualmente en un control TreeView de Windows Forms. Adicionalmente, el sistema permite quitar permisos del usuario seleccionándolos directamente desde el árbol gráfico en el formulario MisPermisosForm.</w:t>
+        <w:t xml:space="preserve">En la interfaz gráfica, se utiliza una función recursiva que recorre el árbol de permisos del Composite y lo representa visualmente en un control </w:t>
+      </w:r>
+      <w:proofErr w:type="spellStart"/>
+      <w:r>
+        <w:t>TreeView</w:t>
+      </w:r>
+      <w:proofErr w:type="spellEnd"/>
+      <w:r>
+        <w:t xml:space="preserve"> de Windows </w:t>
+      </w:r>
+      <w:proofErr w:type="spellStart"/>
+      <w:r>
+        <w:t>Forms</w:t>
+      </w:r>
+      <w:proofErr w:type="spellEnd"/>
+      <w:r>
+        <w:t xml:space="preserve">. Adicionalmente, el sistema permite quitar permisos del usuario seleccionándolos directamente desde el árbol gráfico en el formulario </w:t>
+      </w:r>
+      <w:proofErr w:type="spellStart"/>
+      <w:r>
+        <w:t>MisPermisosForm</w:t>
+      </w:r>
+      <w:proofErr w:type="spellEnd"/>
+      <w:r>
+        <w:t>.</w:t>
       </w:r>
     </w:p>
     <w:p/>
@@ -15810,10 +16257,10 @@
           <w:noProof/>
         </w:rPr>
         <w:drawing>
-          <wp:inline distT="0" distB="0" distL="0" distR="0" wp14:anchorId="5EE1BAC4" wp14:editId="1BC11975">
-            <wp:extent cx="5760720" cy="2886710"/>
-            <wp:effectExtent l="0" t="0" r="0" b="8890"/>
-            <wp:docPr id="147929209" name="Imagen 14"/>
+          <wp:inline distT="0" distB="0" distL="0" distR="0" wp14:anchorId="3FAC2217" wp14:editId="37514393">
+            <wp:extent cx="5753100" cy="2895600"/>
+            <wp:effectExtent l="0" t="0" r="0" b="0"/>
+            <wp:docPr id="73320327" name="Imagen 2"/>
             <wp:cNvGraphicFramePr>
               <a:graphicFrameLocks xmlns:a="http://schemas.openxmlformats.org/drawingml/2006/main" noChangeAspect="1"/>
             </wp:cNvGraphicFramePr>
@@ -15821,7 +16268,7 @@
               <a:graphicData uri="http://schemas.openxmlformats.org/drawingml/2006/picture">
                 <pic:pic xmlns:pic="http://schemas.openxmlformats.org/drawingml/2006/picture">
                   <pic:nvPicPr>
-                    <pic:cNvPr id="0" name="Picture 22"/>
+                    <pic:cNvPr id="0" name="Picture 2"/>
                     <pic:cNvPicPr>
                       <a:picLocks noChangeAspect="1" noChangeArrowheads="1"/>
                     </pic:cNvPicPr>
@@ -15842,7 +16289,7 @@
                   <pic:spPr bwMode="auto">
                     <a:xfrm>
                       <a:off x="0" y="0"/>
-                      <a:ext cx="5760720" cy="2886710"/>
+                      <a:ext cx="5753100" cy="2895600"/>
                     </a:xfrm>
                     <a:prstGeom prst="rect">
                       <a:avLst/>
@@ -16277,7 +16724,23 @@
               <w:pStyle w:val="Sinespaciado"/>
             </w:pPr>
             <w:r>
-              <w:t>1. El administrador selecciona Usuarios en el menú principal. 2. La interfaz muestra el formulario de Gestión de Usuarios con la grilla de usuarios. 3. El administrador selecciona la operación deseada (Nuevo / Modificar / Desactivar) e ingresa o modifica los datos correspondientes. 4. El administrador confirma la operación. 5. La interfaz actualiza la grilla reflejando el resultado.</w:t>
+              <w:t>1. El administrador selecciona Usuarios en el menú principal.</w:t>
+            </w:r>
+            <w:r>
+              <w:br/>
+              <w:t>2. La interfaz muestra el formulario de Gestión de Usuarios con la grilla de usuarios.</w:t>
+            </w:r>
+            <w:r>
+              <w:br/>
+              <w:t>3. El administrador selecciona la operación deseada (Nuevo / Modificar / Desactivar) e ingresa o modifica los datos correspondientes.</w:t>
+            </w:r>
+            <w:r>
+              <w:br/>
+              <w:t>4. El administrador confirma la operación.</w:t>
+            </w:r>
+            <w:r>
+              <w:br/>
+              <w:t>5. La interfaz actualiza la grilla reflejando el resultado.</w:t>
             </w:r>
           </w:p>
         </w:tc>
@@ -16318,7 +16781,27 @@
               <w:pStyle w:val="Sinespaciado"/>
             </w:pPr>
             <w:r>
-              <w:t>4.1.1. Los datos ingresados son inválidos o incompletos: 4.1.2. La interfaz muestra el mensaje de validación correspondiente. 4.1.3. Retorna al paso 3. 4.2.1. El nombre de usuario ya existe en el sistema (Alta): 4.2.2. La interfaz muestra El nombre de usuario ya está en uso. 4.2.3. Retorna al paso 3.</w:t>
+              <w:t>4.1.1. Los datos ingresados son inválidos o incompletos:</w:t>
+            </w:r>
+            <w:r>
+              <w:br/>
+              <w:t>4.1.2. La interfaz muestra el mensaje de validación correspondiente.</w:t>
+            </w:r>
+            <w:r>
+              <w:br/>
+              <w:t>4.1.3. Retorna al paso 3.</w:t>
+            </w:r>
+            <w:r>
+              <w:br/>
+              <w:t>4.2.1. El nombre de usuario ya existe en el sistema (Alta):</w:t>
+            </w:r>
+            <w:r>
+              <w:br/>
+              <w:t>4.2.2. La interfaz muestra El nombre de usuario ya está en uso.</w:t>
+            </w:r>
+            <w:r>
+              <w:br/>
+              <w:t>4.2.3. Retorna al paso 3.</w:t>
             </w:r>
           </w:p>
         </w:tc>
@@ -16586,7 +17069,7 @@
               <w:pStyle w:val="Sinespaciado"/>
             </w:pPr>
             <w:r>
-              <w:t>El usuario tiene sesión activa con permiso Usuarios. El menú principal está visible.</w:t>
+              <w:t>El usuario tiene sesión activa con permiso Permisos. El menú principal está visible.</w:t>
             </w:r>
           </w:p>
         </w:tc>
@@ -16709,7 +17192,23 @@
               <w:pStyle w:val="Sinespaciado"/>
             </w:pPr>
             <w:r>
-              <w:t>1. El administrador selecciona Permisos en el menú principal. 2. La interfaz muestra el formulario de Gestión de Permisos con la lista de usuarios y el árbol de permisos y roles disponibles. 3. El administrador selecciona un usuario y asigna o quita permisos desde el árbol interactivo. 4. El administrador confirma los cambios. 5. La interfaz actualiza la vista de permisos del usuario seleccionado.</w:t>
+              <w:t>1. El administrador selecciona Permisos en el menú principal.</w:t>
+            </w:r>
+            <w:r>
+              <w:br/>
+              <w:t>2. La interfaz muestra el formulario de Gestión de Permisos con la lista de usuarios y el árbol de permisos y roles disponibles.</w:t>
+            </w:r>
+            <w:r>
+              <w:br/>
+              <w:t>3. El administrador selecciona un usuario y asigna o quita permisos desde el árbol interactivo.</w:t>
+            </w:r>
+            <w:r>
+              <w:br/>
+              <w:t>4. El administrador confirma los cambios.</w:t>
+            </w:r>
+            <w:r>
+              <w:br/>
+              <w:t>5. La interfaz actualiza la vista de permisos del usuario seleccionado.</w:t>
             </w:r>
           </w:p>
         </w:tc>
@@ -16750,7 +17249,27 @@
               <w:pStyle w:val="Sinespaciado"/>
             </w:pPr>
             <w:r>
-              <w:t>3.1.1. El usuario seleccionado no tiene permisos asignados: 3.1.2. La interfaz muestra el árbol vacío para ese usuario. 3.1.3. Continúa en el paso 3. 4.1.1. Error al persistir los cambios: 4.1.2. La interfaz muestra un mensaje de error y no aplica los cambios. 4.1.3. El flujo finaliza.</w:t>
+              <w:t>3.1.1. El usuario seleccionado no tiene permisos asignados:</w:t>
+            </w:r>
+            <w:r>
+              <w:br/>
+              <w:t>3.1.2. La interfaz muestra el árbol vacío para ese usuario.</w:t>
+            </w:r>
+            <w:r>
+              <w:br/>
+              <w:t>3.1.3. Continúa en el paso 3.</w:t>
+            </w:r>
+            <w:r>
+              <w:br/>
+              <w:t>4.1.1. Error al persistir los cambios:</w:t>
+            </w:r>
+            <w:r>
+              <w:br/>
+              <w:t>4.1.2. La interfaz muestra un mensaje de error y no aplica los cambios.</w:t>
+            </w:r>
+            <w:r>
+              <w:br/>
+              <w:t>4.1.3. El flujo finaliza.</w:t>
             </w:r>
           </w:p>
         </w:tc>
@@ -16806,6 +17325,7 @@
       <w:bookmarkStart w:id="96" w:name="_Toc227416507"/>
       <w:bookmarkStart w:id="97" w:name="_Toc233886202"/>
       <w:r>
+        <w:lastRenderedPageBreak/>
         <w:t>T05. Gestión de Múltiples Idiomas</w:t>
       </w:r>
       <w:bookmarkEnd w:id="95"/>
@@ -16834,38 +17354,117 @@
       </w:pPr>
       <w:bookmarkStart w:id="99" w:name="_Toc233886204"/>
       <w:r>
-        <w:lastRenderedPageBreak/>
         <w:t>Descripción detallada de cómo funciona</w:t>
       </w:r>
       <w:bookmarkEnd w:id="99"/>
     </w:p>
     <w:p>
       <w:r>
-        <w:t>Se implementa mediante el patrón de diseño Observer. El sistema define dos contratos en la capa Abstracciones:</w:t>
+        <w:t xml:space="preserve">Se implementa mediante el patrón de diseño </w:t>
+      </w:r>
+      <w:proofErr w:type="spellStart"/>
+      <w:r>
+        <w:t>Observer</w:t>
+      </w:r>
+      <w:proofErr w:type="spellEnd"/>
+      <w:r>
+        <w:t>. El sistema define dos contratos en la capa Abstracciones:</w:t>
       </w:r>
     </w:p>
     <w:p/>
     <w:p>
       <w:r>
-        <w:t>1. IObserver: Interfaz implementada por los elementos que necesitan actualizar su idioma de forma activa (los formularios de la GUI). Define el método ActualizarIdioma().</w:t>
+        <w:t xml:space="preserve">1. </w:t>
+      </w:r>
+      <w:proofErr w:type="spellStart"/>
+      <w:r>
+        <w:t>IObserver</w:t>
+      </w:r>
+      <w:proofErr w:type="spellEnd"/>
+      <w:r>
+        <w:t xml:space="preserve">: Interfaz implementada por los elementos que necesitan actualizar su idioma de forma activa (los formularios de la GUI). Define el método </w:t>
+      </w:r>
+      <w:proofErr w:type="spellStart"/>
+      <w:r>
+        <w:t>ActualizarIdioma</w:t>
+      </w:r>
+      <w:proofErr w:type="spellEnd"/>
+      <w:r>
+        <w:t>().</w:t>
       </w:r>
     </w:p>
     <w:p/>
     <w:p>
       <w:r>
-        <w:t>2. ISubject (o IManejadorIdioma): Mantiene la lista de observadores registrados, el idioma actual de la sesión y notifica a los observadores cuando este cambia.</w:t>
+        <w:t xml:space="preserve">2. </w:t>
+      </w:r>
+      <w:proofErr w:type="spellStart"/>
+      <w:r>
+        <w:t>ISubject</w:t>
+      </w:r>
+      <w:proofErr w:type="spellEnd"/>
+      <w:r>
+        <w:t xml:space="preserve"> (o </w:t>
+      </w:r>
+      <w:proofErr w:type="spellStart"/>
+      <w:r>
+        <w:t>IManejadorIdioma</w:t>
+      </w:r>
+      <w:proofErr w:type="spellEnd"/>
+      <w:r>
+        <w:t>): Mantiene la lista de observadores registrados, el idioma actual de la sesión y notifica a los observadores cuando este cambia.</w:t>
       </w:r>
     </w:p>
     <w:p/>
     <w:p>
       <w:r>
-        <w:t>Al cargarse un formulario en la GUI, este se registra como observador en el ManejadorIdioma (Singleton de la capa de Servicios). El manejador lee las leyendas desde la base de datos (tablas Idioma y Traduccion) para el idioma seleccionado y las guarda en un diccionario en memoria.</w:t>
+        <w:t xml:space="preserve">Al cargarse un formulario en la GUI, este se registra como observador en el </w:t>
+      </w:r>
+      <w:proofErr w:type="spellStart"/>
+      <w:r>
+        <w:t>ManejadorIdioma</w:t>
+      </w:r>
+      <w:proofErr w:type="spellEnd"/>
+      <w:r>
+        <w:t xml:space="preserve"> (Singleton de la capa de Servicios). El manejador lee las leyendas desde la base de datos (tablas Idioma y </w:t>
+      </w:r>
+      <w:proofErr w:type="spellStart"/>
+      <w:r>
+        <w:t>Traduccion</w:t>
+      </w:r>
+      <w:proofErr w:type="spellEnd"/>
+      <w:r>
+        <w:t>) para el idioma seleccionado y las guarda en un diccionario en memoria.</w:t>
       </w:r>
     </w:p>
     <w:p/>
     <w:p>
       <w:r>
-        <w:t>Cuando el usuario selecciona un idioma diferente desde el Menú de la aplicación, el ManejadorIdioma cambia el idioma activo, recarga las traducciones y llama al método Notify(). Este recorre la lista de observadores activos llamando a ActualizarIdioma() en cada formulario, lo que actualiza las leyendas en la UI de forma inmediata sin reiniciar la aplicación.</w:t>
+        <w:t xml:space="preserve">Cuando el usuario selecciona un idioma diferente desde el Menú de la aplicación, el </w:t>
+      </w:r>
+      <w:proofErr w:type="spellStart"/>
+      <w:r>
+        <w:t>ManejadorIdioma</w:t>
+      </w:r>
+      <w:proofErr w:type="spellEnd"/>
+      <w:r>
+        <w:t xml:space="preserve"> cambia el idioma activo, recarga las traducciones y llama al método </w:t>
+      </w:r>
+      <w:proofErr w:type="spellStart"/>
+      <w:r>
+        <w:t>Notify</w:t>
+      </w:r>
+      <w:proofErr w:type="spellEnd"/>
+      <w:r>
+        <w:t xml:space="preserve">(). Este recorre la lista de observadores activos llamando a </w:t>
+      </w:r>
+      <w:proofErr w:type="spellStart"/>
+      <w:r>
+        <w:t>ActualizarIdioma</w:t>
+      </w:r>
+      <w:proofErr w:type="spellEnd"/>
+      <w:r>
+        <w:t>() en cada formulario, lo que actualiza las leyendas en la UI de forma inmediata sin reiniciar la aplicación.</w:t>
       </w:r>
     </w:p>
     <w:p/>
@@ -16884,8 +17483,13 @@
         <w:pStyle w:val="Ttulo3"/>
       </w:pPr>
       <w:bookmarkStart w:id="100" w:name="_Toc233886205"/>
-      <w:r>
-        <w:t>Especificacion de Casos de Uso - CU006 Cambiar Idioma</w:t>
+      <w:proofErr w:type="spellStart"/>
+      <w:r>
+        <w:t>Especificacion</w:t>
+      </w:r>
+      <w:proofErr w:type="spellEnd"/>
+      <w:r>
+        <w:t xml:space="preserve"> de Casos de Uso - CU006 Cambiar Idioma</w:t>
       </w:r>
       <w:bookmarkEnd w:id="100"/>
     </w:p>
@@ -16999,6 +17603,7 @@
                 <w:bCs/>
               </w:rPr>
             </w:pPr>
+            <w:proofErr w:type="spellStart"/>
             <w:r>
               <w:rPr>
                 <w:b/>
@@ -17006,6 +17611,7 @@
               </w:rPr>
               <w:t>Descripcion</w:t>
             </w:r>
+            <w:proofErr w:type="spellEnd"/>
           </w:p>
         </w:tc>
         <w:tc>
@@ -17017,7 +17623,15 @@
               <w:pStyle w:val="Sinespaciado"/>
             </w:pPr>
             <w:r>
-              <w:t>Permite al usuario cambiar el idioma de la interfaz en tiempo de ejecucion. El cambio se aplica inmediatamente en todos los formularios abiertos y queda persistido en el perfil del usuario.</w:t>
+              <w:t xml:space="preserve">Permite al usuario cambiar el idioma de la interfaz en tiempo de </w:t>
+            </w:r>
+            <w:proofErr w:type="spellStart"/>
+            <w:r>
+              <w:t>ejecucion</w:t>
+            </w:r>
+            <w:proofErr w:type="spellEnd"/>
+            <w:r>
+              <w:t>. El cambio se aplica inmediatamente en todos los formularios abiertos y queda persistido en el perfil del usuario.</w:t>
             </w:r>
           </w:p>
         </w:tc>
@@ -17099,7 +17713,23 @@
               <w:pStyle w:val="Sinespaciado"/>
             </w:pPr>
             <w:r>
-              <w:t>El usuario tiene sesion activa. Al menos dos idiomas estan configurados en el sistema.</w:t>
+              <w:t xml:space="preserve">El usuario tiene </w:t>
+            </w:r>
+            <w:proofErr w:type="spellStart"/>
+            <w:r>
+              <w:t>sesion</w:t>
+            </w:r>
+            <w:proofErr w:type="spellEnd"/>
+            <w:r>
+              <w:t xml:space="preserve"> activa. Al menos dos idiomas </w:t>
+            </w:r>
+            <w:proofErr w:type="spellStart"/>
+            <w:r>
+              <w:t>estan</w:t>
+            </w:r>
+            <w:proofErr w:type="spellEnd"/>
+            <w:r>
+              <w:t xml:space="preserve"> configurados en el sistema.</w:t>
             </w:r>
           </w:p>
         </w:tc>
@@ -17127,8 +17757,17 @@
                 <w:b/>
                 <w:bCs/>
               </w:rPr>
-              <w:t>Puntos de extension</w:t>
-            </w:r>
+              <w:t xml:space="preserve">Puntos de </w:t>
+            </w:r>
+            <w:proofErr w:type="spellStart"/>
+            <w:r>
+              <w:rPr>
+                <w:b/>
+                <w:bCs/>
+              </w:rPr>
+              <w:t>extension</w:t>
+            </w:r>
+            <w:proofErr w:type="spellEnd"/>
           </w:p>
         </w:tc>
         <w:tc>
@@ -17163,12 +17802,21 @@
                 <w:bCs/>
               </w:rPr>
             </w:pPr>
-            <w:r>
-              <w:rPr>
-                <w:b/>
-                <w:bCs/>
-              </w:rPr>
-              <w:t>Condicion extend</w:t>
+            <w:proofErr w:type="spellStart"/>
+            <w:r>
+              <w:rPr>
+                <w:b/>
+                <w:bCs/>
+              </w:rPr>
+              <w:t>Condicion</w:t>
+            </w:r>
+            <w:proofErr w:type="spellEnd"/>
+            <w:r>
+              <w:rPr>
+                <w:b/>
+                <w:bCs/>
+              </w:rPr>
+              <w:t xml:space="preserve"> extend</w:t>
             </w:r>
           </w:p>
         </w:tc>
@@ -17222,7 +17870,15 @@
               <w:pStyle w:val="Sinespaciado"/>
             </w:pPr>
             <w:r>
-              <w:t>1. El usuario selecciona un idioma en el selector del menú principal. 2. La interfaz actualiza inmediatamente todas las leyendas y textos de los formularios abiertos al idioma seleccionado. 3. La interfaz confirma el cambio mostrando los textos en el nuevo idioma.</w:t>
+              <w:t>1. El usuario selecciona un idioma en el selector del menú principal.</w:t>
+            </w:r>
+            <w:r>
+              <w:br/>
+              <w:t>2. La interfaz actualiza inmediatamente todas las leyendas y textos de los formularios abiertos al idioma seleccionado.</w:t>
+            </w:r>
+            <w:r>
+              <w:br/>
+              <w:t>3. La interfaz confirma el cambio mostrando los textos en el nuevo idioma.</w:t>
             </w:r>
           </w:p>
         </w:tc>
@@ -17263,7 +17919,19 @@
               <w:pStyle w:val="Sinespaciado"/>
             </w:pPr>
             <w:r>
-              <w:t>4.1.1. No existe traduccion para una clave en el idioma seleccionado: 4.1.2. El sistema muestra el texto del idioma por defecto para esa clave.</w:t>
+              <w:t xml:space="preserve">2.1.1. No existe </w:t>
+            </w:r>
+            <w:proofErr w:type="spellStart"/>
+            <w:r>
+              <w:t>traduccion</w:t>
+            </w:r>
+            <w:proofErr w:type="spellEnd"/>
+            <w:r>
+              <w:t xml:space="preserve"> para una clave en el idioma seleccionado:</w:t>
+            </w:r>
+            <w:r>
+              <w:br/>
+              <w:t>2.1.2. El sistema muestra el texto del idioma por defecto para esa clave.</w:t>
             </w:r>
           </w:p>
         </w:tc>
@@ -17291,6 +17959,7 @@
                 <w:b/>
                 <w:bCs/>
               </w:rPr>
+              <w:lastRenderedPageBreak/>
               <w:t>Post Condiciones</w:t>
             </w:r>
           </w:p>
@@ -17316,8 +17985,15 @@
       </w:pPr>
       <w:bookmarkStart w:id="101" w:name="_Toc233886206"/>
       <w:r>
-        <w:lastRenderedPageBreak/>
-        <w:t>Diagrama de Clases - Idiomas (Observer)</w:t>
+        <w:t>Diagrama de Clases - Idiomas (</w:t>
+      </w:r>
+      <w:proofErr w:type="spellStart"/>
+      <w:r>
+        <w:t>Observer</w:t>
+      </w:r>
+      <w:proofErr w:type="spellEnd"/>
+      <w:r>
+        <w:t>)</w:t>
       </w:r>
       <w:bookmarkEnd w:id="101"/>
     </w:p>
@@ -17385,7 +18061,15 @@
       </w:pPr>
       <w:bookmarkStart w:id="102" w:name="_Toc233886207"/>
       <w:r>
-        <w:t>Diagrama de Entidad Relacion - Idiomas</w:t>
+        <w:t xml:space="preserve">Diagrama de Entidad </w:t>
+      </w:r>
+      <w:proofErr w:type="spellStart"/>
+      <w:r>
+        <w:t>Relacion</w:t>
+      </w:r>
+      <w:proofErr w:type="spellEnd"/>
+      <w:r>
+        <w:t xml:space="preserve"> - Idiomas</w:t>
       </w:r>
       <w:bookmarkEnd w:id="102"/>
     </w:p>
@@ -17454,7 +18138,15 @@
       <w:bookmarkStart w:id="103" w:name="_Toc233886208"/>
       <w:r>
         <w:lastRenderedPageBreak/>
-        <w:t>Diagrama de Secuencia - Cambio Dinamico de Idioma</w:t>
+        <w:t xml:space="preserve">Diagrama de Secuencia - Cambio </w:t>
+      </w:r>
+      <w:proofErr w:type="spellStart"/>
+      <w:r>
+        <w:t>Dinamico</w:t>
+      </w:r>
+      <w:proofErr w:type="spellEnd"/>
+      <w:r>
+        <w:t xml:space="preserve"> de Idioma</w:t>
       </w:r>
       <w:bookmarkEnd w:id="103"/>
     </w:p>
@@ -17467,7 +18159,7 @@
           <w:noProof/>
         </w:rPr>
         <w:drawing>
-          <wp:inline distT="0" distB="0" distL="0" distR="0" wp14:anchorId="54B396BF" wp14:editId="1749D822">
+          <wp:inline distT="0" distB="0" distL="0" distR="0" wp14:anchorId="54B396BF" wp14:editId="14828B26">
             <wp:extent cx="5760720" cy="4201160"/>
             <wp:effectExtent l="0" t="0" r="0" b="8890"/>
             <wp:docPr id="1948732415" name="Imagen 19"/>
@@ -17595,7 +18287,15 @@
     <w:p/>
     <w:p>
       <w:r>
-        <w:t>Flujo de registro: el servicio recibe el módulo (nombre del formulario), la actividad, el detalle y si fue exitoso. Obtiene el usuario en sesión del SessionManager, determina la criticidad automáticamente mediante un diccionario estático en la BLL</w:t>
+        <w:t xml:space="preserve">Flujo de registro: el servicio recibe el módulo (nombre del formulario), la actividad, el detalle y si fue exitoso. Obtiene el usuario en sesión del </w:t>
+      </w:r>
+      <w:proofErr w:type="spellStart"/>
+      <w:r>
+        <w:t>SessionManager</w:t>
+      </w:r>
+      <w:proofErr w:type="spellEnd"/>
+      <w:r>
+        <w:t>, determina la criticidad automáticamente mediante un diccionario estático en la BLL</w:t>
       </w:r>
       <w:r>
         <w:rPr>
@@ -17619,7 +18319,39 @@
     <w:p/>
     <w:p>
       <w:r>
-        <w:t>Para el caso de eventos sin sesión activa (intentos de login fallidos), existe una sobrecarga del método Registrar que recibe el username como string en lugar de obtenerlo del SessionManager.</w:t>
+        <w:t xml:space="preserve">Para el caso de eventos sin sesión activa (intentos de </w:t>
+      </w:r>
+      <w:proofErr w:type="spellStart"/>
+      <w:r>
+        <w:t>login</w:t>
+      </w:r>
+      <w:proofErr w:type="spellEnd"/>
+      <w:r>
+        <w:t xml:space="preserve"> fallidos), existe una sobrecarga del método Registrar que recibe el </w:t>
+      </w:r>
+      <w:proofErr w:type="spellStart"/>
+      <w:r>
+        <w:t>username</w:t>
+      </w:r>
+      <w:proofErr w:type="spellEnd"/>
+      <w:r>
+        <w:t xml:space="preserve"> como </w:t>
+      </w:r>
+      <w:proofErr w:type="spellStart"/>
+      <w:r>
+        <w:t>string</w:t>
+      </w:r>
+      <w:proofErr w:type="spellEnd"/>
+      <w:r>
+        <w:t xml:space="preserve"> en lugar de obtenerlo del </w:t>
+      </w:r>
+      <w:proofErr w:type="spellStart"/>
+      <w:r>
+        <w:t>SessionManager</w:t>
+      </w:r>
+      <w:proofErr w:type="spellEnd"/>
+      <w:r>
+        <w:t>.</w:t>
       </w:r>
     </w:p>
     <w:p/>
@@ -17662,7 +18394,15 @@
         </w:numPr>
       </w:pPr>
       <w:r>
-        <w:t>Filtros en tiempo real: cualquier cambio en los controles (texto, checkboxes, combos, fechas) dispara el método que filtra la lista en memoria sin consultar la BD.</w:t>
+        <w:t xml:space="preserve">Filtros en tiempo real: cualquier cambio en los controles (texto, </w:t>
+      </w:r>
+      <w:proofErr w:type="spellStart"/>
+      <w:r>
+        <w:t>checkboxes</w:t>
+      </w:r>
+      <w:proofErr w:type="spellEnd"/>
+      <w:r>
+        <w:t>, combos, fechas) dispara el método que filtra la lista en memoria sin consultar la BD.</w:t>
       </w:r>
     </w:p>
     <w:p>
@@ -17695,7 +18435,49 @@
         <w:rPr>
           <w:szCs w:val="22"/>
         </w:rPr>
-        <w:t>Filtros disponibles: búsqueda de texto libre en Username, Detalle y/o Error (seleccionables por checkbox); filtro por Criticidad (combo con autocompletado); filtro por Actividad (combo con autocompletado); filtro Exitoso (checkbox triestado); rango de fechas Desde/Hasta (Selector de fecha con validación de rango).</w:t>
+        <w:t xml:space="preserve">Filtros disponibles: búsqueda de texto libre en </w:t>
+      </w:r>
+      <w:proofErr w:type="spellStart"/>
+      <w:r>
+        <w:rPr>
+          <w:szCs w:val="22"/>
+        </w:rPr>
+        <w:t>Username</w:t>
+      </w:r>
+      <w:proofErr w:type="spellEnd"/>
+      <w:r>
+        <w:rPr>
+          <w:szCs w:val="22"/>
+        </w:rPr>
+        <w:t xml:space="preserve">, Detalle y/o Error (seleccionables por </w:t>
+      </w:r>
+      <w:proofErr w:type="spellStart"/>
+      <w:r>
+        <w:rPr>
+          <w:szCs w:val="22"/>
+        </w:rPr>
+        <w:t>checkbox</w:t>
+      </w:r>
+      <w:proofErr w:type="spellEnd"/>
+      <w:r>
+        <w:rPr>
+          <w:szCs w:val="22"/>
+        </w:rPr>
+        <w:t>); filtro por Criticidad (combo con autocompletado); filtro por Actividad (combo con autocompletado); filtro Exitoso (</w:t>
+      </w:r>
+      <w:proofErr w:type="spellStart"/>
+      <w:r>
+        <w:rPr>
+          <w:szCs w:val="22"/>
+        </w:rPr>
+        <w:t>checkbox</w:t>
+      </w:r>
+      <w:proofErr w:type="spellEnd"/>
+      <w:r>
+        <w:rPr>
+          <w:szCs w:val="22"/>
+        </w:rPr>
+        <w:t xml:space="preserve"> triestado); rango de fechas Desde/Hasta (Selector de fecha con validación de rango).</w:t>
       </w:r>
     </w:p>
     <w:p>
@@ -17798,7 +18580,7 @@
           <w:noProof/>
         </w:rPr>
         <w:drawing>
-          <wp:inline distT="0" distB="0" distL="0" distR="0" wp14:anchorId="63C050F1" wp14:editId="79F06B1B">
+          <wp:inline distT="0" distB="0" distL="0" distR="0" wp14:anchorId="63C050F1" wp14:editId="64E73253">
             <wp:extent cx="5760720" cy="2706370"/>
             <wp:effectExtent l="0" t="0" r="0" b="0"/>
             <wp:docPr id="1451963989" name="Imagen 22"/>
@@ -18545,7 +19327,23 @@
     </w:p>
     <w:p>
       <w:r>
-        <w:t>Cada vez que se modifica un registro de usuario en BLL (cambio de estado, contraseña o permisos), el método correspondiente invoca a VersionUsuarioBLL. Se captura el estado del objeto Usuario, se asocia el ID del usuario que realizó la modificación y la fecha actual, y se guarda en la tabla de base de datos HistorialUsuario.</w:t>
+        <w:t xml:space="preserve">Cada vez que se modifica un registro de usuario en BLL (cambio de estado, contraseña o permisos), el método correspondiente invoca a </w:t>
+      </w:r>
+      <w:proofErr w:type="spellStart"/>
+      <w:r>
+        <w:t>VersionUsuarioBLL</w:t>
+      </w:r>
+      <w:proofErr w:type="spellEnd"/>
+      <w:r>
+        <w:t xml:space="preserve">. Se captura el estado del objeto Usuario, se asocia el ID del usuario que realizó la modificación y la fecha actual, y se guarda en la tabla de base de datos </w:t>
+      </w:r>
+      <w:proofErr w:type="spellStart"/>
+      <w:r>
+        <w:t>HistorialUsuario</w:t>
+      </w:r>
+      <w:proofErr w:type="spellEnd"/>
+      <w:r>
+        <w:t>.</w:t>
       </w:r>
     </w:p>
     <w:p/>
@@ -18565,8 +19363,13 @@
         <w:pStyle w:val="Ttulo3"/>
       </w:pPr>
       <w:bookmarkStart w:id="124" w:name="_Toc233886223"/>
-      <w:r>
-        <w:t>Especificacion de Casos de Uso - CU007 Ver Historial de Usuario</w:t>
+      <w:proofErr w:type="spellStart"/>
+      <w:r>
+        <w:t>Especificacion</w:t>
+      </w:r>
+      <w:proofErr w:type="spellEnd"/>
+      <w:r>
+        <w:t xml:space="preserve"> de Casos de Uso - CU007 Ver Historial de Usuario</w:t>
       </w:r>
       <w:bookmarkEnd w:id="124"/>
     </w:p>
@@ -18680,6 +19483,7 @@
                 <w:bCs/>
               </w:rPr>
             </w:pPr>
+            <w:proofErr w:type="spellStart"/>
             <w:r>
               <w:rPr>
                 <w:b/>
@@ -18687,6 +19491,7 @@
               </w:rPr>
               <w:t>Descripcion</w:t>
             </w:r>
+            <w:proofErr w:type="spellEnd"/>
           </w:p>
         </w:tc>
         <w:tc>
@@ -18698,7 +19503,15 @@
               <w:pStyle w:val="Sinespaciado"/>
             </w:pPr>
             <w:r>
-              <w:t>Permite al administrador consultar el historial cronologico de modificaciones realizadas sobre un usuario del sistema.</w:t>
+              <w:t xml:space="preserve">Permite al administrador consultar el historial </w:t>
+            </w:r>
+            <w:proofErr w:type="spellStart"/>
+            <w:r>
+              <w:t>cronologico</w:t>
+            </w:r>
+            <w:proofErr w:type="spellEnd"/>
+            <w:r>
+              <w:t xml:space="preserve"> de modificaciones realizadas sobre un usuario del sistema.</w:t>
             </w:r>
           </w:p>
         </w:tc>
@@ -18780,7 +19593,23 @@
               <w:pStyle w:val="Sinespaciado"/>
             </w:pPr>
             <w:r>
-              <w:t>El usuario tiene sesion activa con permiso 'Control de Cambios'. El menu principal esta visible.</w:t>
+              <w:t xml:space="preserve">El usuario tiene </w:t>
+            </w:r>
+            <w:proofErr w:type="spellStart"/>
+            <w:r>
+              <w:t>sesion</w:t>
+            </w:r>
+            <w:proofErr w:type="spellEnd"/>
+            <w:r>
+              <w:t xml:space="preserve"> activa con permiso 'Control de Cambios'. El </w:t>
+            </w:r>
+            <w:proofErr w:type="spellStart"/>
+            <w:r>
+              <w:t>menu</w:t>
+            </w:r>
+            <w:proofErr w:type="spellEnd"/>
+            <w:r>
+              <w:t xml:space="preserve"> principal esta visible.</w:t>
             </w:r>
           </w:p>
         </w:tc>
@@ -18808,8 +19637,17 @@
                 <w:b/>
                 <w:bCs/>
               </w:rPr>
-              <w:t>Puntos de extension</w:t>
-            </w:r>
+              <w:t xml:space="preserve">Puntos de </w:t>
+            </w:r>
+            <w:proofErr w:type="spellStart"/>
+            <w:r>
+              <w:rPr>
+                <w:b/>
+                <w:bCs/>
+              </w:rPr>
+              <w:t>extension</w:t>
+            </w:r>
+            <w:proofErr w:type="spellEnd"/>
           </w:p>
         </w:tc>
         <w:tc>
@@ -18844,12 +19682,21 @@
                 <w:bCs/>
               </w:rPr>
             </w:pPr>
-            <w:r>
-              <w:rPr>
-                <w:b/>
-                <w:bCs/>
-              </w:rPr>
-              <w:t>Condicion extend</w:t>
+            <w:proofErr w:type="spellStart"/>
+            <w:r>
+              <w:rPr>
+                <w:b/>
+                <w:bCs/>
+              </w:rPr>
+              <w:t>Condicion</w:t>
+            </w:r>
+            <w:proofErr w:type="spellEnd"/>
+            <w:r>
+              <w:rPr>
+                <w:b/>
+                <w:bCs/>
+              </w:rPr>
+              <w:t xml:space="preserve"> extend</w:t>
             </w:r>
           </w:p>
         </w:tc>
@@ -18903,7 +19750,35 @@
               <w:pStyle w:val="Sinespaciado"/>
             </w:pPr>
             <w:r>
-              <w:t>1. El administrador selecciona 'Control de Cambios' en el menu. 2. El sistema muestra el formulario con la lista de usuarios. 3. El administrador selecciona un usuario. 4. El sistema carga la grilla con todas las versiones historicas del usuario.</w:t>
+              <w:t xml:space="preserve">1. El administrador selecciona 'Control de Cambios' en el </w:t>
+            </w:r>
+            <w:proofErr w:type="spellStart"/>
+            <w:r>
+              <w:t>menu</w:t>
+            </w:r>
+            <w:proofErr w:type="spellEnd"/>
+            <w:r>
+              <w:t>.</w:t>
+            </w:r>
+            <w:r>
+              <w:br/>
+              <w:t>2. El sistema muestra el formulario con la lista de usuarios.</w:t>
+            </w:r>
+            <w:r>
+              <w:br/>
+              <w:t>3. El administrador selecciona un usuario.</w:t>
+            </w:r>
+            <w:r>
+              <w:br/>
+              <w:t xml:space="preserve">4. El sistema carga la grilla con todas las versiones </w:t>
+            </w:r>
+            <w:proofErr w:type="spellStart"/>
+            <w:r>
+              <w:t>historicas</w:t>
+            </w:r>
+            <w:proofErr w:type="spellEnd"/>
+            <w:r>
+              <w:t xml:space="preserve"> del usuario.</w:t>
             </w:r>
           </w:p>
         </w:tc>
@@ -18944,7 +19819,27 @@
               <w:pStyle w:val="Sinespaciado"/>
             </w:pPr>
             <w:r>
-              <w:t>3.1.1. El usuario no posee versiones historicas: 3.1.2. El sistema muestra la grilla vacia con un mensaje informativo.</w:t>
+              <w:t xml:space="preserve">3.1.1. El usuario no posee versiones </w:t>
+            </w:r>
+            <w:proofErr w:type="spellStart"/>
+            <w:r>
+              <w:t>historicas</w:t>
+            </w:r>
+            <w:proofErr w:type="spellEnd"/>
+            <w:r>
+              <w:t>:</w:t>
+            </w:r>
+            <w:r>
+              <w:br/>
+              <w:t xml:space="preserve">3.1.2. El sistema muestra la grilla </w:t>
+            </w:r>
+            <w:proofErr w:type="spellStart"/>
+            <w:r>
+              <w:t>vacia</w:t>
+            </w:r>
+            <w:proofErr w:type="spellEnd"/>
+            <w:r>
+              <w:t xml:space="preserve"> con un mensaje informativo.</w:t>
             </w:r>
           </w:p>
         </w:tc>
@@ -18985,7 +19880,15 @@
               <w:pStyle w:val="Sinespaciado"/>
             </w:pPr>
             <w:r>
-              <w:t>La grilla muestra el historial completo del usuario seleccionado. La sesion permanece activa.</w:t>
+              <w:t xml:space="preserve">La grilla muestra el historial completo del usuario seleccionado. La </w:t>
+            </w:r>
+            <w:proofErr w:type="spellStart"/>
+            <w:r>
+              <w:t>sesion</w:t>
+            </w:r>
+            <w:proofErr w:type="spellEnd"/>
+            <w:r>
+              <w:t xml:space="preserve"> permanece activa.</w:t>
             </w:r>
           </w:p>
         </w:tc>
@@ -18996,8 +19899,29 @@
         <w:pStyle w:val="Ttulo3"/>
       </w:pPr>
       <w:bookmarkStart w:id="125" w:name="_Toc233886224"/>
-      <w:r>
-        <w:t>Especificacion de Casos de Uso - CU008 Recomponer Version (Rollback)</w:t>
+      <w:proofErr w:type="spellStart"/>
+      <w:r>
+        <w:t>Especificacion</w:t>
+      </w:r>
+      <w:proofErr w:type="spellEnd"/>
+      <w:r>
+        <w:t xml:space="preserve"> de Casos de Uso - CU008 Recomponer </w:t>
+      </w:r>
+      <w:proofErr w:type="spellStart"/>
+      <w:r>
+        <w:t>Version</w:t>
+      </w:r>
+      <w:proofErr w:type="spellEnd"/>
+      <w:r>
+        <w:t xml:space="preserve"> (</w:t>
+      </w:r>
+      <w:proofErr w:type="spellStart"/>
+      <w:r>
+        <w:t>Rollback</w:t>
+      </w:r>
+      <w:proofErr w:type="spellEnd"/>
+      <w:r>
+        <w:t>)</w:t>
       </w:r>
       <w:bookmarkEnd w:id="125"/>
     </w:p>
@@ -19047,7 +19971,23 @@
               <w:pStyle w:val="Sinespaciado"/>
             </w:pPr>
             <w:r>
-              <w:t>CU008 - Recomponer Version (Rollback)</w:t>
+              <w:t xml:space="preserve">CU008 - Recomponer </w:t>
+            </w:r>
+            <w:proofErr w:type="spellStart"/>
+            <w:r>
+              <w:t>Version</w:t>
+            </w:r>
+            <w:proofErr w:type="spellEnd"/>
+            <w:r>
+              <w:t xml:space="preserve"> (</w:t>
+            </w:r>
+            <w:proofErr w:type="spellStart"/>
+            <w:r>
+              <w:t>Rollback</w:t>
+            </w:r>
+            <w:proofErr w:type="spellEnd"/>
+            <w:r>
+              <w:t>)</w:t>
             </w:r>
           </w:p>
         </w:tc>
@@ -19111,6 +20051,7 @@
                 <w:bCs/>
               </w:rPr>
             </w:pPr>
+            <w:proofErr w:type="spellStart"/>
             <w:r>
               <w:rPr>
                 <w:b/>
@@ -19118,6 +20059,7 @@
               </w:rPr>
               <w:t>Descripcion</w:t>
             </w:r>
+            <w:proofErr w:type="spellEnd"/>
           </w:p>
         </w:tc>
         <w:tc>
@@ -19129,7 +20071,39 @@
               <w:pStyle w:val="Sinespaciado"/>
             </w:pPr>
             <w:r>
-              <w:t>Permite al administrador restaurar el estado de un usuario a una version historica previa. Antes de aplicar el rollback, el sistema genera una version de respaldo del estado actual.</w:t>
+              <w:t xml:space="preserve">Permite al administrador restaurar el estado de un usuario a una </w:t>
+            </w:r>
+            <w:proofErr w:type="spellStart"/>
+            <w:r>
+              <w:t>version</w:t>
+            </w:r>
+            <w:proofErr w:type="spellEnd"/>
+            <w:r>
+              <w:t xml:space="preserve"> </w:t>
+            </w:r>
+            <w:proofErr w:type="spellStart"/>
+            <w:r>
+              <w:t>historica</w:t>
+            </w:r>
+            <w:proofErr w:type="spellEnd"/>
+            <w:r>
+              <w:t xml:space="preserve"> previa. Antes de aplicar el </w:t>
+            </w:r>
+            <w:proofErr w:type="spellStart"/>
+            <w:r>
+              <w:t>rollback</w:t>
+            </w:r>
+            <w:proofErr w:type="spellEnd"/>
+            <w:r>
+              <w:t xml:space="preserve">, el sistema genera una </w:t>
+            </w:r>
+            <w:proofErr w:type="spellStart"/>
+            <w:r>
+              <w:t>version</w:t>
+            </w:r>
+            <w:proofErr w:type="spellEnd"/>
+            <w:r>
+              <w:t xml:space="preserve"> de respaldo del estado actual.</w:t>
             </w:r>
           </w:p>
         </w:tc>
@@ -19211,7 +20185,31 @@
               <w:pStyle w:val="Sinespaciado"/>
             </w:pPr>
             <w:r>
-              <w:t>El usuario tiene sesion activa con permiso 'Control de Cambios'. Existe al menos una version historica para el usuario seleccionado.</w:t>
+              <w:t xml:space="preserve">El usuario tiene </w:t>
+            </w:r>
+            <w:proofErr w:type="spellStart"/>
+            <w:r>
+              <w:t>sesion</w:t>
+            </w:r>
+            <w:proofErr w:type="spellEnd"/>
+            <w:r>
+              <w:t xml:space="preserve"> activa con permiso 'Control de Cambios'. Existe al menos una </w:t>
+            </w:r>
+            <w:proofErr w:type="spellStart"/>
+            <w:r>
+              <w:t>version</w:t>
+            </w:r>
+            <w:proofErr w:type="spellEnd"/>
+            <w:r>
+              <w:t xml:space="preserve"> </w:t>
+            </w:r>
+            <w:proofErr w:type="spellStart"/>
+            <w:r>
+              <w:t>historica</w:t>
+            </w:r>
+            <w:proofErr w:type="spellEnd"/>
+            <w:r>
+              <w:t xml:space="preserve"> para el usuario seleccionado.</w:t>
             </w:r>
           </w:p>
         </w:tc>
@@ -19239,8 +20237,17 @@
                 <w:b/>
                 <w:bCs/>
               </w:rPr>
-              <w:t>Puntos de extension</w:t>
-            </w:r>
+              <w:t xml:space="preserve">Puntos de </w:t>
+            </w:r>
+            <w:proofErr w:type="spellStart"/>
+            <w:r>
+              <w:rPr>
+                <w:b/>
+                <w:bCs/>
+              </w:rPr>
+              <w:t>extension</w:t>
+            </w:r>
+            <w:proofErr w:type="spellEnd"/>
           </w:p>
         </w:tc>
         <w:tc>
@@ -19275,12 +20282,21 @@
                 <w:bCs/>
               </w:rPr>
             </w:pPr>
-            <w:r>
-              <w:rPr>
-                <w:b/>
-                <w:bCs/>
-              </w:rPr>
-              <w:t>Condicion extend</w:t>
+            <w:proofErr w:type="spellStart"/>
+            <w:r>
+              <w:rPr>
+                <w:b/>
+                <w:bCs/>
+              </w:rPr>
+              <w:t>Condicion</w:t>
+            </w:r>
+            <w:proofErr w:type="spellEnd"/>
+            <w:r>
+              <w:rPr>
+                <w:b/>
+                <w:bCs/>
+              </w:rPr>
+              <w:t xml:space="preserve"> extend</w:t>
             </w:r>
           </w:p>
         </w:tc>
@@ -19334,7 +20350,23 @@
               <w:pStyle w:val="Sinespaciado"/>
             </w:pPr>
             <w:r>
-              <w:t>1. El administrador selecciona un usuario y una versión histórica en la grilla. 2. El administrador presiona Recomponer. 3. La interfaz solicita confirmación indicando que el usuario será restaurado a la versión seleccionada. 4. El administrador confirma la acción. 5. La interfaz muestra un mensaje de éxito y actualiza la grilla del historial.</w:t>
+              <w:t>1. El administrador selecciona un usuario y una versión histórica en la grilla.</w:t>
+            </w:r>
+            <w:r>
+              <w:br/>
+              <w:t>2. El administrador presiona Recomponer.</w:t>
+            </w:r>
+            <w:r>
+              <w:br/>
+              <w:t>3. La interfaz solicita confirmación indicando que el usuario será restaurado a la versión seleccionada.</w:t>
+            </w:r>
+            <w:r>
+              <w:br/>
+              <w:t>4. El administrador confirma la acción.</w:t>
+            </w:r>
+            <w:r>
+              <w:br/>
+              <w:t>5. La interfaz muestra un mensaje de éxito y actualiza la grilla del historial.</w:t>
             </w:r>
           </w:p>
         </w:tc>
@@ -19375,7 +20407,23 @@
               <w:pStyle w:val="Sinespaciado"/>
             </w:pPr>
             <w:r>
-              <w:t>4.1.1. Error al persistir la restauracion: 4.1.2. El sistema muestra un mensaje de error y no aplica cambios. 4.1.3. El flujo finaliza.</w:t>
+              <w:t xml:space="preserve">4.1.1. Error al persistir la </w:t>
+            </w:r>
+            <w:proofErr w:type="spellStart"/>
+            <w:r>
+              <w:t>restauracion</w:t>
+            </w:r>
+            <w:proofErr w:type="spellEnd"/>
+            <w:r>
+              <w:t>:</w:t>
+            </w:r>
+            <w:r>
+              <w:br/>
+              <w:t>4.1.2. El sistema muestra un mensaje de error y no aplica cambios.</w:t>
+            </w:r>
+            <w:r>
+              <w:br/>
+              <w:t>4.1.3. El flujo finaliza.</w:t>
             </w:r>
           </w:p>
         </w:tc>
@@ -19416,7 +20464,31 @@
               <w:pStyle w:val="Sinespaciado"/>
             </w:pPr>
             <w:r>
-              <w:t>El usuario fue restaurado al estado de la version seleccionada. Los DVs fueron recalculados. El evento quedo registrado en la Bitacora.</w:t>
+              <w:t xml:space="preserve">El usuario fue restaurado al estado de la </w:t>
+            </w:r>
+            <w:proofErr w:type="spellStart"/>
+            <w:r>
+              <w:t>version</w:t>
+            </w:r>
+            <w:proofErr w:type="spellEnd"/>
+            <w:r>
+              <w:t xml:space="preserve"> seleccionada. Los </w:t>
+            </w:r>
+            <w:proofErr w:type="spellStart"/>
+            <w:r>
+              <w:t>DVs</w:t>
+            </w:r>
+            <w:proofErr w:type="spellEnd"/>
+            <w:r>
+              <w:t xml:space="preserve"> fueron recalculados. El evento quedo registrado en la </w:t>
+            </w:r>
+            <w:proofErr w:type="spellStart"/>
+            <w:r>
+              <w:t>Bitacora</w:t>
+            </w:r>
+            <w:proofErr w:type="spellEnd"/>
+            <w:r>
+              <w:t>.</w:t>
             </w:r>
           </w:p>
         </w:tc>
@@ -19442,7 +20514,7 @@
           <w:noProof/>
         </w:rPr>
         <w:drawing>
-          <wp:inline distT="0" distB="0" distL="0" distR="0" wp14:anchorId="0C9053FA" wp14:editId="2C6A028B">
+          <wp:inline distT="0" distB="0" distL="0" distR="0" wp14:anchorId="0C9053FA" wp14:editId="0FD120E2">
             <wp:extent cx="5760720" cy="4000500"/>
             <wp:effectExtent l="0" t="0" r="0" b="0"/>
             <wp:docPr id="915382737" name="Imagen 26"/>
@@ -19497,7 +20569,15 @@
       </w:pPr>
       <w:bookmarkStart w:id="127" w:name="_Toc233886226"/>
       <w:r>
-        <w:t>Diagrama de Entidad Relacion - Control de Cambios</w:t>
+        <w:t xml:space="preserve">Diagrama de Entidad </w:t>
+      </w:r>
+      <w:proofErr w:type="spellStart"/>
+      <w:r>
+        <w:t>Relacion</w:t>
+      </w:r>
+      <w:proofErr w:type="spellEnd"/>
+      <w:r>
+        <w:t xml:space="preserve"> - Control de Cambios</w:t>
       </w:r>
       <w:bookmarkEnd w:id="127"/>
     </w:p>
@@ -19567,9 +20647,14 @@
       <w:bookmarkStart w:id="128" w:name="_Toc233886227"/>
       <w:r>
         <w:lastRenderedPageBreak/>
-        <w:t>Diagrama de Secuencia - Recomponer Version</w:t>
+        <w:t xml:space="preserve">Diagrama de Secuencia - Recomponer </w:t>
+      </w:r>
+      <w:proofErr w:type="spellStart"/>
+      <w:r>
+        <w:t>Version</w:t>
       </w:r>
       <w:bookmarkEnd w:id="128"/>
+      <w:proofErr w:type="spellEnd"/>
     </w:p>
     <w:p>
       <w:pPr>
@@ -19580,7 +20665,7 @@
           <w:noProof/>
         </w:rPr>
         <w:drawing>
-          <wp:inline distT="0" distB="0" distL="0" distR="0" wp14:anchorId="7039C6CD" wp14:editId="3A6AC08F">
+          <wp:inline distT="0" distB="0" distL="0" distR="0" wp14:anchorId="7039C6CD" wp14:editId="37749DA9">
             <wp:extent cx="5760720" cy="2762885"/>
             <wp:effectExtent l="0" t="0" r="0" b="0"/>
             <wp:docPr id="98095432" name="Imagen 28"/>
@@ -19641,11 +20726,19 @@
         <w:rPr>
           <w:lang w:val="es-ES"/>
         </w:rPr>
-        <w:t>T07. Gestión de Backup</w:t>
+        <w:t xml:space="preserve">T07. Gestión de </w:t>
+      </w:r>
+      <w:proofErr w:type="spellStart"/>
+      <w:r>
+        <w:rPr>
+          <w:lang w:val="es-ES"/>
+        </w:rPr>
+        <w:t>Backup</w:t>
       </w:r>
       <w:bookmarkEnd w:id="129"/>
       <w:bookmarkEnd w:id="130"/>
       <w:bookmarkEnd w:id="131"/>
+      <w:proofErr w:type="spellEnd"/>
     </w:p>
     <w:p>
       <w:pPr>
@@ -19675,25 +20768,129 @@
     </w:p>
     <w:p>
       <w:r>
-        <w:t>El flujo de Backup y Restauración segura se implementa en la clase BackupService en la capa Servicios, interactuando con la base de datos y el sistema de archivos local:</w:t>
+        <w:t xml:space="preserve">El flujo de </w:t>
+      </w:r>
+      <w:proofErr w:type="spellStart"/>
+      <w:r>
+        <w:t>Backup</w:t>
+      </w:r>
+      <w:proofErr w:type="spellEnd"/>
+      <w:r>
+        <w:t xml:space="preserve"> y Restauración segura se implementa en la clase </w:t>
+      </w:r>
+      <w:proofErr w:type="spellStart"/>
+      <w:r>
+        <w:t>BackupService</w:t>
+      </w:r>
+      <w:proofErr w:type="spellEnd"/>
+      <w:r>
+        <w:t xml:space="preserve"> en la capa Servicios, interactuando con la base de datos y el sistema de archivos local:</w:t>
       </w:r>
     </w:p>
     <w:p/>
     <w:p>
       <w:r>
-        <w:t>1. Generación de Copia de Seguridad: El sistema solicita una contraseña privada al administrador. Se realiza un backup nativo de SQL Server hacia un archivo .bak plano temporal. Inmediatamente, la aplicación lee el archivo temporal, lo cifra en bloques utilizando AES-256 (modo CBC, con vector de inicialización e iteraciones de derivación PBKDF2), genera el archivo resguardado final con extensión. stachbak y finalmente destruye físicamente (tritura) el archivo .bak plano temporal del disco.</w:t>
+        <w:t xml:space="preserve">1. Generación de Copia de Seguridad: El sistema solicita una contraseña privada al administrador. Se realiza un </w:t>
+      </w:r>
+      <w:proofErr w:type="spellStart"/>
+      <w:r>
+        <w:t>backup</w:t>
+      </w:r>
+      <w:proofErr w:type="spellEnd"/>
+      <w:r>
+        <w:t xml:space="preserve"> nativo de SQL Server hacia un archivo .</w:t>
+      </w:r>
+      <w:proofErr w:type="spellStart"/>
+      <w:r>
+        <w:t>bak</w:t>
+      </w:r>
+      <w:proofErr w:type="spellEnd"/>
+      <w:r>
+        <w:t xml:space="preserve"> plano temporal. Inmediatamente, la aplicación lee el archivo temporal, lo cifra en bloques utilizando AES-256 (modo CBC, con vector de inicialización e iteraciones de derivación PBKDF2), genera el archivo resguardado final con extensión. </w:t>
+      </w:r>
+      <w:proofErr w:type="spellStart"/>
+      <w:r>
+        <w:t>stachbak</w:t>
+      </w:r>
+      <w:proofErr w:type="spellEnd"/>
+      <w:r>
+        <w:t xml:space="preserve"> y finalmente destruye físicamente (tritura) el archivo .</w:t>
+      </w:r>
+      <w:proofErr w:type="spellStart"/>
+      <w:r>
+        <w:t>bak</w:t>
+      </w:r>
+      <w:proofErr w:type="spellEnd"/>
+      <w:r>
+        <w:t xml:space="preserve"> plano temporal del disco.</w:t>
       </w:r>
     </w:p>
     <w:p/>
     <w:p>
       <w:r>
-        <w:t>2. Restauración de Copia de Seguridad: El administrador ingresa la contraseña de cifrado. El sistema valida la extensión. stachbak, descifra el contenido hacia un archivo .bak plano temporal, invoca la restauración nativa en el servidor SQL y elimina de inmediato el archivo temporal.</w:t>
+        <w:t xml:space="preserve">2. Restauración de Copia de Seguridad: El administrador ingresa la contraseña de cifrado. El sistema valida la extensión. </w:t>
+      </w:r>
+      <w:proofErr w:type="spellStart"/>
+      <w:r>
+        <w:t>stachbak</w:t>
+      </w:r>
+      <w:proofErr w:type="spellEnd"/>
+      <w:r>
+        <w:t>, descifra el contenido hacia un archivo .</w:t>
+      </w:r>
+      <w:proofErr w:type="spellStart"/>
+      <w:r>
+        <w:t>bak</w:t>
+      </w:r>
+      <w:proofErr w:type="spellEnd"/>
+      <w:r>
+        <w:t xml:space="preserve"> plano temporal, invoca la restauración nativa en el servidor SQL y elimina de inmediato el archivo temporal.</w:t>
       </w:r>
     </w:p>
     <w:p/>
     <w:p>
       <w:r>
-        <w:t>3. Clave de Recuperación Maestra: Al iniciar el sistema (Program.cs), se genera una clave maestra de recuperación de emergencia y se guarda hasheada en App.config. La sección se protege criptográficamente usando el proveedor DPAPI (Data Protection API) de Windows. Esta clave permite a un administrador saltar (bypass) la validación de base de datos ante errores graves de conexión o integridad y acceder directamente a restaurar un backup íntegro.</w:t>
+        <w:t>3. Clave de Recuperación Maestra: Al iniciar el sistema (</w:t>
+      </w:r>
+      <w:proofErr w:type="spellStart"/>
+      <w:r>
+        <w:t>Program.cs</w:t>
+      </w:r>
+      <w:proofErr w:type="spellEnd"/>
+      <w:r>
+        <w:t xml:space="preserve">), se genera una clave maestra de recuperación de emergencia y se guarda </w:t>
+      </w:r>
+      <w:proofErr w:type="spellStart"/>
+      <w:r>
+        <w:t>hasheada</w:t>
+      </w:r>
+      <w:proofErr w:type="spellEnd"/>
+      <w:r>
+        <w:t xml:space="preserve"> en </w:t>
+      </w:r>
+      <w:proofErr w:type="spellStart"/>
+      <w:r>
+        <w:t>App.config</w:t>
+      </w:r>
+      <w:proofErr w:type="spellEnd"/>
+      <w:r>
+        <w:t xml:space="preserve">. La sección se protege criptográficamente usando el proveedor DPAPI (Data </w:t>
+      </w:r>
+      <w:proofErr w:type="spellStart"/>
+      <w:r>
+        <w:t>Protection</w:t>
+      </w:r>
+      <w:proofErr w:type="spellEnd"/>
+      <w:r>
+        <w:t xml:space="preserve"> API) de Windows. Esta clave permite a un administrador saltar (bypass) la validación de base de datos ante errores graves de conexión o integridad y acceder directamente a restaurar un </w:t>
+      </w:r>
+      <w:proofErr w:type="spellStart"/>
+      <w:r>
+        <w:t>backup</w:t>
+      </w:r>
+      <w:proofErr w:type="spellEnd"/>
+      <w:r>
+        <w:t xml:space="preserve"> íntegro.</w:t>
       </w:r>
     </w:p>
     <w:p>
@@ -19701,39 +20898,161 @@
         <w:pStyle w:val="Ttulo3"/>
       </w:pPr>
       <w:bookmarkStart w:id="134" w:name="_Toc233886231"/>
-      <w:r>
-        <w:t>Politica de Backup</w:t>
+      <w:proofErr w:type="spellStart"/>
+      <w:r>
+        <w:t>Politica</w:t>
+      </w:r>
+      <w:proofErr w:type="spellEnd"/>
+      <w:r>
+        <w:t xml:space="preserve"> de </w:t>
+      </w:r>
+      <w:proofErr w:type="spellStart"/>
+      <w:r>
+        <w:t>Backup</w:t>
       </w:r>
       <w:bookmarkEnd w:id="134"/>
-    </w:p>
-    <w:p>
-      <w:r>
-        <w:t>Solo el usuario con permiso 'Backups' puede crear y restaurar copias de seguridad.</w:t>
+      <w:proofErr w:type="spellEnd"/>
+    </w:p>
+    <w:p>
+      <w:r>
+        <w:t>Solo el usuario con permiso '</w:t>
+      </w:r>
+      <w:proofErr w:type="spellStart"/>
+      <w:r>
+        <w:t>Backups</w:t>
+      </w:r>
+      <w:proofErr w:type="spellEnd"/>
+      <w:r>
+        <w:t>' puede crear y restaurar copias de seguridad.</w:t>
       </w:r>
     </w:p>
     <w:p/>
     <w:p>
       <w:r>
         <w:lastRenderedPageBreak/>
-        <w:t>No se permite crear un backup si la integridad de la base de datos esta comprometida (DVH/DVV invalidos).</w:t>
+        <w:t xml:space="preserve">No se permite crear un </w:t>
+      </w:r>
+      <w:proofErr w:type="spellStart"/>
+      <w:r>
+        <w:t>backup</w:t>
+      </w:r>
+      <w:proofErr w:type="spellEnd"/>
+      <w:r>
+        <w:t xml:space="preserve"> si la integridad de la base de datos </w:t>
+      </w:r>
+      <w:proofErr w:type="spellStart"/>
+      <w:r>
+        <w:t>esta</w:t>
+      </w:r>
+      <w:proofErr w:type="spellEnd"/>
+      <w:r>
+        <w:t xml:space="preserve"> comprometida (DVH/DVV </w:t>
+      </w:r>
+      <w:proofErr w:type="spellStart"/>
+      <w:r>
+        <w:t>invalidos</w:t>
+      </w:r>
+      <w:proofErr w:type="spellEnd"/>
+      <w:r>
+        <w:t>).</w:t>
       </w:r>
     </w:p>
     <w:p/>
     <w:p>
       <w:r>
-        <w:t>El archivo generado tiene extension .stachbak y esta cifrado con AES-256. Sin la contrasena correcta no es posible restaurar.</w:t>
+        <w:t xml:space="preserve">El archivo generado tiene </w:t>
+      </w:r>
+      <w:proofErr w:type="spellStart"/>
+      <w:r>
+        <w:t>extension</w:t>
+      </w:r>
+      <w:proofErr w:type="spellEnd"/>
+      <w:r>
+        <w:t xml:space="preserve"> .</w:t>
+      </w:r>
+      <w:proofErr w:type="spellStart"/>
+      <w:r>
+        <w:t>stachbak</w:t>
+      </w:r>
+      <w:proofErr w:type="spellEnd"/>
+      <w:r>
+        <w:t xml:space="preserve"> y </w:t>
+      </w:r>
+      <w:proofErr w:type="spellStart"/>
+      <w:r>
+        <w:t>esta</w:t>
+      </w:r>
+      <w:proofErr w:type="spellEnd"/>
+      <w:r>
+        <w:t xml:space="preserve"> cifrado con AES-256. Sin la </w:t>
+      </w:r>
+      <w:proofErr w:type="spellStart"/>
+      <w:r>
+        <w:t>contrasena</w:t>
+      </w:r>
+      <w:proofErr w:type="spellEnd"/>
+      <w:r>
+        <w:t xml:space="preserve"> correcta no es posible restaurar.</w:t>
       </w:r>
     </w:p>
     <w:p/>
     <w:p>
       <w:r>
-        <w:t>Al restaurar, el sistema calcula cuantos registros de Bitacora y Control de Cambios se perderan e informa al administrador antes de confirmar.</w:t>
+        <w:t xml:space="preserve">Al restaurar, el sistema calcula cuantos registros de </w:t>
+      </w:r>
+      <w:proofErr w:type="spellStart"/>
+      <w:r>
+        <w:t>Bitacora</w:t>
+      </w:r>
+      <w:proofErr w:type="spellEnd"/>
+      <w:r>
+        <w:t xml:space="preserve"> y Control de Cambios se </w:t>
+      </w:r>
+      <w:proofErr w:type="spellStart"/>
+      <w:r>
+        <w:t>perderan</w:t>
+      </w:r>
+      <w:proofErr w:type="spellEnd"/>
+      <w:r>
+        <w:t xml:space="preserve"> e informa al administrador antes de confirmar.</w:t>
       </w:r>
     </w:p>
     <w:p/>
     <w:p>
       <w:r>
-        <w:t>Tras la restauracion exitosa, la aplicacion se reinicia automaticamente y recalcula los digitos verificadores.</w:t>
+        <w:t xml:space="preserve">Tras la </w:t>
+      </w:r>
+      <w:proofErr w:type="spellStart"/>
+      <w:r>
+        <w:t>restauracion</w:t>
+      </w:r>
+      <w:proofErr w:type="spellEnd"/>
+      <w:r>
+        <w:t xml:space="preserve"> exitosa, la </w:t>
+      </w:r>
+      <w:proofErr w:type="spellStart"/>
+      <w:r>
+        <w:t>aplicacion</w:t>
+      </w:r>
+      <w:proofErr w:type="spellEnd"/>
+      <w:r>
+        <w:t xml:space="preserve"> se reinicia </w:t>
+      </w:r>
+      <w:proofErr w:type="spellStart"/>
+      <w:r>
+        <w:t>automaticamente</w:t>
+      </w:r>
+      <w:proofErr w:type="spellEnd"/>
+      <w:r>
+        <w:t xml:space="preserve"> y recalcula los </w:t>
+      </w:r>
+      <w:proofErr w:type="spellStart"/>
+      <w:r>
+        <w:t>digitos</w:t>
+      </w:r>
+      <w:proofErr w:type="spellEnd"/>
+      <w:r>
+        <w:t xml:space="preserve"> verificadores.</w:t>
       </w:r>
     </w:p>
     <w:p/>
@@ -19742,10 +21061,20 @@
         <w:pStyle w:val="Ttulo3"/>
       </w:pPr>
       <w:bookmarkStart w:id="135" w:name="_Toc233886232"/>
-      <w:r>
-        <w:t>Especificacion de Casos de Uso - CU009 Crear Backup</w:t>
+      <w:proofErr w:type="spellStart"/>
+      <w:r>
+        <w:t>Especificacion</w:t>
+      </w:r>
+      <w:proofErr w:type="spellEnd"/>
+      <w:r>
+        <w:t xml:space="preserve"> de Casos de Uso - CU009 Crear </w:t>
+      </w:r>
+      <w:proofErr w:type="spellStart"/>
+      <w:r>
+        <w:t>Backup</w:t>
       </w:r>
       <w:bookmarkEnd w:id="135"/>
+      <w:proofErr w:type="spellEnd"/>
     </w:p>
     <w:tbl>
       <w:tblPr>
@@ -19793,8 +21122,13 @@
               <w:pStyle w:val="Sinespaciado"/>
             </w:pPr>
             <w:r>
-              <w:t>CU009 - Crear Backup</w:t>
-            </w:r>
+              <w:t xml:space="preserve">CU009 - Crear </w:t>
+            </w:r>
+            <w:proofErr w:type="spellStart"/>
+            <w:r>
+              <w:t>Backup</w:t>
+            </w:r>
+            <w:proofErr w:type="spellEnd"/>
           </w:p>
         </w:tc>
       </w:tr>
@@ -19857,6 +21191,7 @@
                 <w:bCs/>
               </w:rPr>
             </w:pPr>
+            <w:proofErr w:type="spellStart"/>
             <w:r>
               <w:rPr>
                 <w:b/>
@@ -19864,6 +21199,7 @@
               </w:rPr>
               <w:t>Descripcion</w:t>
             </w:r>
+            <w:proofErr w:type="spellEnd"/>
           </w:p>
         </w:tc>
         <w:tc>
@@ -19875,7 +21211,15 @@
               <w:pStyle w:val="Sinespaciado"/>
             </w:pPr>
             <w:r>
-              <w:t>Permite al administrador generar una copia de seguridad cifrada de la base de datos en un archivo .stachbak.</w:t>
+              <w:t>Permite al administrador generar una copia de seguridad cifrada de la base de datos en un archivo .</w:t>
+            </w:r>
+            <w:proofErr w:type="spellStart"/>
+            <w:r>
+              <w:t>stachbak</w:t>
+            </w:r>
+            <w:proofErr w:type="spellEnd"/>
+            <w:r>
+              <w:t>.</w:t>
             </w:r>
           </w:p>
         </w:tc>
@@ -19957,7 +21301,23 @@
               <w:pStyle w:val="Sinespaciado"/>
             </w:pPr>
             <w:r>
-              <w:t>El usuario tiene sesion activa con permiso 'Backups'. La integridad de la BD esta integra.</w:t>
+              <w:t xml:space="preserve">El usuario tiene </w:t>
+            </w:r>
+            <w:proofErr w:type="spellStart"/>
+            <w:r>
+              <w:t>sesion</w:t>
+            </w:r>
+            <w:proofErr w:type="spellEnd"/>
+            <w:r>
+              <w:t xml:space="preserve"> activa con permiso '</w:t>
+            </w:r>
+            <w:proofErr w:type="spellStart"/>
+            <w:r>
+              <w:t>Backups</w:t>
+            </w:r>
+            <w:proofErr w:type="spellEnd"/>
+            <w:r>
+              <w:t>'. La integridad de la BD esta integra.</w:t>
             </w:r>
           </w:p>
         </w:tc>
@@ -19985,8 +21345,17 @@
                 <w:b/>
                 <w:bCs/>
               </w:rPr>
-              <w:t>Puntos de extension</w:t>
-            </w:r>
+              <w:t xml:space="preserve">Puntos de </w:t>
+            </w:r>
+            <w:proofErr w:type="spellStart"/>
+            <w:r>
+              <w:rPr>
+                <w:b/>
+                <w:bCs/>
+              </w:rPr>
+              <w:t>extension</w:t>
+            </w:r>
+            <w:proofErr w:type="spellEnd"/>
           </w:p>
         </w:tc>
         <w:tc>
@@ -20021,12 +21390,21 @@
                 <w:bCs/>
               </w:rPr>
             </w:pPr>
-            <w:r>
-              <w:rPr>
-                <w:b/>
-                <w:bCs/>
-              </w:rPr>
-              <w:t>Condicion extend</w:t>
+            <w:proofErr w:type="spellStart"/>
+            <w:r>
+              <w:rPr>
+                <w:b/>
+                <w:bCs/>
+              </w:rPr>
+              <w:t>Condicion</w:t>
+            </w:r>
+            <w:proofErr w:type="spellEnd"/>
+            <w:r>
+              <w:rPr>
+                <w:b/>
+                <w:bCs/>
+              </w:rPr>
+              <w:t xml:space="preserve"> extend</w:t>
             </w:r>
           </w:p>
         </w:tc>
@@ -20080,7 +21458,43 @@
               <w:pStyle w:val="Sinespaciado"/>
             </w:pPr>
             <w:r>
-              <w:t>1. El administrador selecciona Crear Backup en el formulario de Backup. 2. La interfaz solicita una contraseña de cifrado para proteger el archivo. 3. El administrador ingresa la contraseña y confirma. 4. La interfaz muestra un mensaje de éxito indicando que el archivo .stachbak fue generado correctamente.</w:t>
+              <w:t xml:space="preserve">1. El administrador selecciona Crear </w:t>
+            </w:r>
+            <w:proofErr w:type="spellStart"/>
+            <w:r>
+              <w:t>Backup</w:t>
+            </w:r>
+            <w:proofErr w:type="spellEnd"/>
+            <w:r>
+              <w:t xml:space="preserve"> en el formulario de </w:t>
+            </w:r>
+            <w:proofErr w:type="spellStart"/>
+            <w:r>
+              <w:t>Backup</w:t>
+            </w:r>
+            <w:proofErr w:type="spellEnd"/>
+            <w:r>
+              <w:t>.</w:t>
+            </w:r>
+            <w:r>
+              <w:br/>
+              <w:t>2. La interfaz solicita una contraseña de cifrado para proteger el archivo.</w:t>
+            </w:r>
+            <w:r>
+              <w:br/>
+              <w:t>3. El administrador ingresa la contraseña y confirma.</w:t>
+            </w:r>
+            <w:r>
+              <w:br/>
+              <w:t>4. La interfaz muestra un mensaje de éxito indicando que el archivo .</w:t>
+            </w:r>
+            <w:proofErr w:type="spellStart"/>
+            <w:r>
+              <w:t>stachbak</w:t>
+            </w:r>
+            <w:proofErr w:type="spellEnd"/>
+            <w:r>
+              <w:t xml:space="preserve"> fue generado correctamente.</w:t>
             </w:r>
           </w:p>
         </w:tc>
@@ -20121,7 +21535,71 @@
               <w:pStyle w:val="Sinespaciado"/>
             </w:pPr>
             <w:r>
-              <w:t>2.1.1. La integridad de la BD esta comprometida: 2.1.2. El sistema muestra un error y cancela la operacion. 3.1.1. La contrasena esta vacia: 3.1.2. El sistema muestra 'Ingrese una contrasena valida'. 3.1.3. Retorna al paso 3.</w:t>
+              <w:t xml:space="preserve">2.1.1. La integridad de la BD </w:t>
+            </w:r>
+            <w:proofErr w:type="spellStart"/>
+            <w:r>
+              <w:t>esta</w:t>
+            </w:r>
+            <w:proofErr w:type="spellEnd"/>
+            <w:r>
+              <w:t xml:space="preserve"> comprometida:</w:t>
+            </w:r>
+            <w:r>
+              <w:br/>
+              <w:t xml:space="preserve">2.1.2. El sistema muestra un error y cancela la </w:t>
+            </w:r>
+            <w:proofErr w:type="spellStart"/>
+            <w:r>
+              <w:t>operacion</w:t>
+            </w:r>
+            <w:proofErr w:type="spellEnd"/>
+            <w:r>
+              <w:t>.</w:t>
+            </w:r>
+            <w:r>
+              <w:br/>
+              <w:t xml:space="preserve">3.1.1. La </w:t>
+            </w:r>
+            <w:proofErr w:type="spellStart"/>
+            <w:r>
+              <w:t>contrasena</w:t>
+            </w:r>
+            <w:proofErr w:type="spellEnd"/>
+            <w:r>
+              <w:t xml:space="preserve"> </w:t>
+            </w:r>
+            <w:proofErr w:type="spellStart"/>
+            <w:r>
+              <w:t>esta</w:t>
+            </w:r>
+            <w:proofErr w:type="spellEnd"/>
+            <w:r>
+              <w:t xml:space="preserve"> </w:t>
+            </w:r>
+            <w:proofErr w:type="spellStart"/>
+            <w:r>
+              <w:t>vacia</w:t>
+            </w:r>
+            <w:proofErr w:type="spellEnd"/>
+            <w:r>
+              <w:t>:</w:t>
+            </w:r>
+            <w:r>
+              <w:br/>
+              <w:t xml:space="preserve">3.1.2. El sistema muestra 'Ingrese una </w:t>
+            </w:r>
+            <w:proofErr w:type="spellStart"/>
+            <w:r>
+              <w:t>contrasena</w:t>
+            </w:r>
+            <w:proofErr w:type="spellEnd"/>
+            <w:r>
+              <w:t xml:space="preserve"> valida'.</w:t>
+            </w:r>
+            <w:r>
+              <w:br/>
+              <w:t>3.1.3. Retorna al paso 3.</w:t>
             </w:r>
           </w:p>
         </w:tc>
@@ -20162,7 +21640,23 @@
               <w:pStyle w:val="Sinespaciado"/>
             </w:pPr>
             <w:r>
-              <w:t>El archivo .stachbak fue generado. El evento quedo registrado en la Bitacora.</w:t>
+              <w:t>El archivo .</w:t>
+            </w:r>
+            <w:proofErr w:type="spellStart"/>
+            <w:r>
+              <w:t>stachbak</w:t>
+            </w:r>
+            <w:proofErr w:type="spellEnd"/>
+            <w:r>
+              <w:t xml:space="preserve"> fue generado. El evento quedo registrado en la </w:t>
+            </w:r>
+            <w:proofErr w:type="spellStart"/>
+            <w:r>
+              <w:t>Bitacora</w:t>
+            </w:r>
+            <w:proofErr w:type="spellEnd"/>
+            <w:r>
+              <w:t>.</w:t>
             </w:r>
           </w:p>
         </w:tc>
@@ -20173,8 +21667,29 @@
         <w:pStyle w:val="Ttulo3"/>
       </w:pPr>
       <w:bookmarkStart w:id="136" w:name="_Toc233886233"/>
-      <w:r>
-        <w:t>Especificacion de Casos de Uso - CU010 Restaurar Backup (Wizard)</w:t>
+      <w:proofErr w:type="spellStart"/>
+      <w:r>
+        <w:t>Especificacion</w:t>
+      </w:r>
+      <w:proofErr w:type="spellEnd"/>
+      <w:r>
+        <w:t xml:space="preserve"> de Casos de Uso - CU010 Restaurar </w:t>
+      </w:r>
+      <w:proofErr w:type="spellStart"/>
+      <w:r>
+        <w:t>Backup</w:t>
+      </w:r>
+      <w:proofErr w:type="spellEnd"/>
+      <w:r>
+        <w:t xml:space="preserve"> (</w:t>
+      </w:r>
+      <w:proofErr w:type="spellStart"/>
+      <w:r>
+        <w:t>Wizard</w:t>
+      </w:r>
+      <w:proofErr w:type="spellEnd"/>
+      <w:r>
+        <w:t>)</w:t>
       </w:r>
       <w:bookmarkEnd w:id="136"/>
     </w:p>
@@ -20224,7 +21739,23 @@
               <w:pStyle w:val="Sinespaciado"/>
             </w:pPr>
             <w:r>
-              <w:t>CU010 - Restaurar Backup (Wizard)</w:t>
+              <w:t xml:space="preserve">CU010 - Restaurar </w:t>
+            </w:r>
+            <w:proofErr w:type="spellStart"/>
+            <w:r>
+              <w:t>Backup</w:t>
+            </w:r>
+            <w:proofErr w:type="spellEnd"/>
+            <w:r>
+              <w:t xml:space="preserve"> (</w:t>
+            </w:r>
+            <w:proofErr w:type="spellStart"/>
+            <w:r>
+              <w:t>Wizard</w:t>
+            </w:r>
+            <w:proofErr w:type="spellEnd"/>
+            <w:r>
+              <w:t>)</w:t>
             </w:r>
           </w:p>
         </w:tc>
@@ -20288,6 +21819,7 @@
                 <w:bCs/>
               </w:rPr>
             </w:pPr>
+            <w:proofErr w:type="spellStart"/>
             <w:r>
               <w:rPr>
                 <w:b/>
@@ -20295,6 +21827,7 @@
               </w:rPr>
               <w:t>Descripcion</w:t>
             </w:r>
+            <w:proofErr w:type="spellEnd"/>
           </w:p>
         </w:tc>
         <w:tc>
@@ -20306,7 +21839,15 @@
               <w:pStyle w:val="Sinespaciado"/>
             </w:pPr>
             <w:r>
-              <w:t>Permite al administrador restaurar la base de datos desde un archivo .stachbak mediante un asistente que informa la perdida de datos antes de confirmar.</w:t>
+              <w:t>Permite al administrador restaurar la base de datos desde un archivo .</w:t>
+            </w:r>
+            <w:proofErr w:type="spellStart"/>
+            <w:r>
+              <w:t>stachbak</w:t>
+            </w:r>
+            <w:proofErr w:type="spellEnd"/>
+            <w:r>
+              <w:t xml:space="preserve"> mediante un asistente que informa la perdida de datos antes de confirmar.</w:t>
             </w:r>
           </w:p>
         </w:tc>
@@ -20388,7 +21929,31 @@
               <w:pStyle w:val="Sinespaciado"/>
             </w:pPr>
             <w:r>
-              <w:t>El usuario tiene sesion activa con permiso 'Backups'. Existe un archivo .stachbak valido accesible.</w:t>
+              <w:t xml:space="preserve">El usuario tiene </w:t>
+            </w:r>
+            <w:proofErr w:type="spellStart"/>
+            <w:r>
+              <w:t>sesion</w:t>
+            </w:r>
+            <w:proofErr w:type="spellEnd"/>
+            <w:r>
+              <w:t xml:space="preserve"> activa con permiso '</w:t>
+            </w:r>
+            <w:proofErr w:type="spellStart"/>
+            <w:r>
+              <w:t>Backups</w:t>
+            </w:r>
+            <w:proofErr w:type="spellEnd"/>
+            <w:r>
+              <w:t>'. Existe un archivo .</w:t>
+            </w:r>
+            <w:proofErr w:type="spellStart"/>
+            <w:r>
+              <w:t>stachbak</w:t>
+            </w:r>
+            <w:proofErr w:type="spellEnd"/>
+            <w:r>
+              <w:t xml:space="preserve"> valido accesible.</w:t>
             </w:r>
           </w:p>
         </w:tc>
@@ -20416,8 +21981,17 @@
                 <w:b/>
                 <w:bCs/>
               </w:rPr>
-              <w:t>Puntos de extension</w:t>
-            </w:r>
+              <w:t xml:space="preserve">Puntos de </w:t>
+            </w:r>
+            <w:proofErr w:type="spellStart"/>
+            <w:r>
+              <w:rPr>
+                <w:b/>
+                <w:bCs/>
+              </w:rPr>
+              <w:t>extension</w:t>
+            </w:r>
+            <w:proofErr w:type="spellEnd"/>
           </w:p>
         </w:tc>
         <w:tc>
@@ -20452,12 +22026,21 @@
                 <w:bCs/>
               </w:rPr>
             </w:pPr>
-            <w:r>
-              <w:rPr>
-                <w:b/>
-                <w:bCs/>
-              </w:rPr>
-              <w:t>Condicion extend</w:t>
+            <w:proofErr w:type="spellStart"/>
+            <w:r>
+              <w:rPr>
+                <w:b/>
+                <w:bCs/>
+              </w:rPr>
+              <w:t>Condicion</w:t>
+            </w:r>
+            <w:proofErr w:type="spellEnd"/>
+            <w:r>
+              <w:rPr>
+                <w:b/>
+                <w:bCs/>
+              </w:rPr>
+              <w:t xml:space="preserve"> extend</w:t>
             </w:r>
           </w:p>
         </w:tc>
@@ -20512,7 +22095,67 @@
               <w:pStyle w:val="Sinespaciado"/>
             </w:pPr>
             <w:r>
-              <w:t>1. 1. El administrador selecciona Restaurar Backup en el formulario de Backup. 2. La interfaz (Wizard – Paso 1) solicita seleccionar el archivo .stachbak e ingresar la contraseña de cifrado. 3. El administrador selecciona el archivo e ingresa la contraseña. 4. La interfaz (Wizard – Paso 2) muestra la cantidad de registros que se perderán y solicita confirmación. 5. El administrador confirma. 6. La interfaz muestra un mensaje de éxito e inicia el reinicio automático de la aplicación.</w:t>
+              <w:t xml:space="preserve">1. El administrador selecciona Restaurar </w:t>
+            </w:r>
+            <w:proofErr w:type="spellStart"/>
+            <w:r>
+              <w:t>Backup</w:t>
+            </w:r>
+            <w:proofErr w:type="spellEnd"/>
+            <w:r>
+              <w:t xml:space="preserve"> en el formulario de </w:t>
+            </w:r>
+            <w:proofErr w:type="spellStart"/>
+            <w:r>
+              <w:t>Backup</w:t>
+            </w:r>
+            <w:proofErr w:type="spellEnd"/>
+            <w:r>
+              <w:t>.</w:t>
+            </w:r>
+            <w:r>
+              <w:br/>
+              <w:t>2. La interfaz (</w:t>
+            </w:r>
+            <w:proofErr w:type="spellStart"/>
+            <w:r>
+              <w:t>Wizard</w:t>
+            </w:r>
+            <w:proofErr w:type="spellEnd"/>
+            <w:r>
+              <w:t xml:space="preserve"> – Paso 1) solicita seleccionar el archivo .</w:t>
+            </w:r>
+            <w:proofErr w:type="spellStart"/>
+            <w:r>
+              <w:t>stachbak</w:t>
+            </w:r>
+            <w:proofErr w:type="spellEnd"/>
+            <w:r>
+              <w:t xml:space="preserve"> e ingresar la contraseña de cifrado.</w:t>
+            </w:r>
+            <w:r>
+              <w:br/>
+              <w:t>3. El administrador selecciona el archivo e ingresa la contraseña.</w:t>
+            </w:r>
+            <w:r>
+              <w:br/>
+              <w:t>4. La interfaz (</w:t>
+            </w:r>
+            <w:proofErr w:type="spellStart"/>
+            <w:r>
+              <w:t>Wizard</w:t>
+            </w:r>
+            <w:proofErr w:type="spellEnd"/>
+            <w:r>
+              <w:t xml:space="preserve"> – Paso 2) muestra la cantidad de registros que se perderán y solicita confirmación.</w:t>
+            </w:r>
+            <w:r>
+              <w:br/>
+              <w:t>5. El administrador confirma.</w:t>
+            </w:r>
+            <w:r>
+              <w:br/>
+              <w:t>6. La interfaz muestra un mensaje de éxito e inicia el reinicio automático de la aplicación.</w:t>
             </w:r>
           </w:p>
         </w:tc>
@@ -20553,7 +22196,59 @@
               <w:pStyle w:val="Sinespaciado"/>
             </w:pPr>
             <w:r>
-              <w:t>2.1.1. El archivo no tiene extension .stachbak: 2.1.2. El sistema muestra 'Archivo invalido'. 2.1.3. Retorna al Paso 1. 5.1.1. La contrasena es incorrecta o el archivo esta daniado: 5.1.2. El sistema muestra un error y no aplica cambios. 5.1.3. Retorna al Paso 1.</w:t>
+              <w:t xml:space="preserve">2.1.1. El archivo no tiene </w:t>
+            </w:r>
+            <w:proofErr w:type="spellStart"/>
+            <w:r>
+              <w:t>extension</w:t>
+            </w:r>
+            <w:proofErr w:type="spellEnd"/>
+            <w:r>
+              <w:t xml:space="preserve"> .</w:t>
+            </w:r>
+            <w:proofErr w:type="spellStart"/>
+            <w:r>
+              <w:t>stachbak</w:t>
+            </w:r>
+            <w:proofErr w:type="spellEnd"/>
+            <w:r>
+              <w:t>:</w:t>
+            </w:r>
+            <w:r>
+              <w:br/>
+              <w:t>2.1.2. El sistema muestra 'Archivo invalido'.</w:t>
+            </w:r>
+            <w:r>
+              <w:br/>
+              <w:t>2.1.3. Retorna al Paso 1.</w:t>
+            </w:r>
+            <w:r>
+              <w:br/>
+              <w:t xml:space="preserve">5.1.1. La </w:t>
+            </w:r>
+            <w:proofErr w:type="spellStart"/>
+            <w:r>
+              <w:t>contrasena</w:t>
+            </w:r>
+            <w:proofErr w:type="spellEnd"/>
+            <w:r>
+              <w:t xml:space="preserve"> es incorrecta o el archivo esta </w:t>
+            </w:r>
+            <w:proofErr w:type="spellStart"/>
+            <w:r>
+              <w:t>daniado</w:t>
+            </w:r>
+            <w:proofErr w:type="spellEnd"/>
+            <w:r>
+              <w:t>:</w:t>
+            </w:r>
+            <w:r>
+              <w:br/>
+              <w:t>5.1.2. El sistema muestra un error y no aplica cambios.</w:t>
+            </w:r>
+            <w:r>
+              <w:br/>
+              <w:t>5.1.3. Retorna al Paso 1.</w:t>
             </w:r>
           </w:p>
         </w:tc>
@@ -20594,7 +22289,47 @@
               <w:pStyle w:val="Sinespaciado"/>
             </w:pPr>
             <w:r>
-              <w:t>La BD fue restaurada. Los DVs fueron recalculados. La aplicacion se reinicio automaticamente. El evento quedo registrado en la Bitacora.</w:t>
+              <w:t xml:space="preserve">La BD fue restaurada. Los </w:t>
+            </w:r>
+            <w:proofErr w:type="spellStart"/>
+            <w:r>
+              <w:t>DVs</w:t>
+            </w:r>
+            <w:proofErr w:type="spellEnd"/>
+            <w:r>
+              <w:t xml:space="preserve"> fueron recalculados. La </w:t>
+            </w:r>
+            <w:proofErr w:type="spellStart"/>
+            <w:r>
+              <w:t>aplicacion</w:t>
+            </w:r>
+            <w:proofErr w:type="spellEnd"/>
+            <w:r>
+              <w:t xml:space="preserve"> se </w:t>
+            </w:r>
+            <w:proofErr w:type="spellStart"/>
+            <w:r>
+              <w:t>reinicio</w:t>
+            </w:r>
+            <w:proofErr w:type="spellEnd"/>
+            <w:r>
+              <w:t xml:space="preserve"> </w:t>
+            </w:r>
+            <w:proofErr w:type="spellStart"/>
+            <w:r>
+              <w:t>automaticamente</w:t>
+            </w:r>
+            <w:proofErr w:type="spellEnd"/>
+            <w:r>
+              <w:t xml:space="preserve">. El evento quedo registrado en la </w:t>
+            </w:r>
+            <w:proofErr w:type="spellStart"/>
+            <w:r>
+              <w:t>Bitacora</w:t>
+            </w:r>
+            <w:proofErr w:type="spellEnd"/>
+            <w:r>
+              <w:t>.</w:t>
             </w:r>
           </w:p>
         </w:tc>
@@ -20606,9 +22341,14 @@
       </w:pPr>
       <w:bookmarkStart w:id="137" w:name="_Toc233886234"/>
       <w:r>
-        <w:t>Diagrama de Clases - Backup</w:t>
+        <w:t xml:space="preserve">Diagrama de Clases - </w:t>
+      </w:r>
+      <w:proofErr w:type="spellStart"/>
+      <w:r>
+        <w:t>Backup</w:t>
       </w:r>
       <w:bookmarkEnd w:id="137"/>
+      <w:proofErr w:type="spellEnd"/>
     </w:p>
     <w:p>
       <w:pPr>
@@ -20619,7 +22359,7 @@
           <w:noProof/>
         </w:rPr>
         <w:drawing>
-          <wp:inline distT="0" distB="0" distL="0" distR="0" wp14:anchorId="7371D9D5" wp14:editId="60265A80">
+          <wp:inline distT="0" distB="0" distL="0" distR="0" wp14:anchorId="7371D9D5" wp14:editId="48170DAE">
             <wp:extent cx="5760720" cy="3289300"/>
             <wp:effectExtent l="0" t="0" r="0" b="6350"/>
             <wp:docPr id="1935190073" name="Imagen 29"/>
@@ -20676,9 +22416,22 @@
       <w:bookmarkStart w:id="138" w:name="_Toc233886235"/>
       <w:r>
         <w:lastRenderedPageBreak/>
-        <w:t>Diagrama de Secuencia - Restauracion con Wizard</w:t>
+        <w:t xml:space="preserve">Diagrama de Secuencia - </w:t>
+      </w:r>
+      <w:proofErr w:type="spellStart"/>
+      <w:r>
+        <w:t>Restauracion</w:t>
+      </w:r>
+      <w:proofErr w:type="spellEnd"/>
+      <w:r>
+        <w:t xml:space="preserve"> con </w:t>
+      </w:r>
+      <w:proofErr w:type="spellStart"/>
+      <w:r>
+        <w:t>Wizard</w:t>
       </w:r>
       <w:bookmarkEnd w:id="138"/>
+      <w:proofErr w:type="spellEnd"/>
     </w:p>
     <w:p>
       <w:pPr>
@@ -20689,7 +22442,7 @@
           <w:noProof/>
         </w:rPr>
         <w:drawing>
-          <wp:inline distT="0" distB="0" distL="0" distR="0" wp14:anchorId="03F44CD0" wp14:editId="6477B9F8">
+          <wp:inline distT="0" distB="0" distL="0" distR="0" wp14:anchorId="03F44CD0" wp14:editId="44FD64F6">
             <wp:extent cx="5760720" cy="4479290"/>
             <wp:effectExtent l="0" t="0" r="0" b="0"/>
             <wp:docPr id="1539221299" name="Imagen 30"/>
@@ -20788,20 +22541,52 @@
     <w:p/>
     <w:p>
       <w:r>
-        <w:t>1. Dígito Verificador Horizontal (DVH): Es un hash SHA-256 que se calcula sobre los atributos críticos de cada registro de usuario (ID, username, contraseña hasheada, estado). Para detectar el intercambio de registros, en el cálculo participa la posición del carácter y la posición del atributo. Se almacena en una columna específica del mismo registro.</w:t>
+        <w:t xml:space="preserve">1. Dígito Verificador Horizontal (DVH): Es un hash SHA-256 que se calcula sobre los atributos críticos de cada registro de usuario (ID, </w:t>
+      </w:r>
+      <w:proofErr w:type="spellStart"/>
+      <w:r>
+        <w:t>username</w:t>
+      </w:r>
+      <w:proofErr w:type="spellEnd"/>
+      <w:r>
+        <w:t xml:space="preserve">, contraseña </w:t>
+      </w:r>
+      <w:proofErr w:type="spellStart"/>
+      <w:r>
+        <w:t>hasheada</w:t>
+      </w:r>
+      <w:proofErr w:type="spellEnd"/>
+      <w:r>
+        <w:t>, estado). Para detectar el intercambio de registros, en el cálculo participa la posición del carácter y la posición del atributo. Se almacena en una columna específica del mismo registro.</w:t>
       </w:r>
     </w:p>
     <w:p/>
     <w:p>
       <w:r>
-        <w:t>2. Dígito Verificador Vertical (DVV): Es un hash calculado sobre la suma/concatenación de todos los DVH individuales de la tabla en cuestión. Se almacena en la tabla separada llamada VerificacionVertical en la base de datos.</w:t>
+        <w:t xml:space="preserve">2. Dígito Verificador Vertical (DVV): Es un hash calculado sobre la suma/concatenación de todos los DVH individuales de la tabla en cuestión. Se almacena en la tabla separada llamada </w:t>
+      </w:r>
+      <w:proofErr w:type="spellStart"/>
+      <w:r>
+        <w:t>VerificacionVertical</w:t>
+      </w:r>
+      <w:proofErr w:type="spellEnd"/>
+      <w:r>
+        <w:t xml:space="preserve"> en la base de datos.</w:t>
       </w:r>
     </w:p>
     <w:p/>
     <w:p>
       <w:r>
         <w:lastRenderedPageBreak/>
-        <w:t>Verificación en Arranque: Al arrancar el sistema (Program.cs) y antes de mostrar el Login, se recalculan y verifican los DVH y el DVV de la tabla Usuario. Si se detectan inconsistencias (registros faltantes, agregados por fuera, o modificados directamente en la base de datos), la aplicación bloquea el ingreso regular y abre de forma obligatoria el panel de restauración de emergencia, solicitando credenciales válidas o la Clave de Recuperación Maestra.</w:t>
+        <w:t>Verificación en Arranque: Al arrancar el sistema (</w:t>
+      </w:r>
+      <w:proofErr w:type="spellStart"/>
+      <w:r>
+        <w:t>Program.cs</w:t>
+      </w:r>
+      <w:proofErr w:type="spellEnd"/>
+      <w:r>
+        <w:t>) y antes de mostrar el Login, se recalculan y verifican los DVH y el DVV de la tabla Usuario. Si se detectan inconsistencias (registros faltantes, agregados por fuera, o modificados directamente en la base de datos), la aplicación bloquea el ingreso regular y abre de forma obligatoria el panel de restauración de emergencia, solicitando credenciales válidas o la Clave de Recuperación Maestra.</w:t>
       </w:r>
     </w:p>
     <w:p>
@@ -20809,26 +22594,151 @@
         <w:pStyle w:val="Ttulo3"/>
       </w:pPr>
       <w:bookmarkStart w:id="144" w:name="_Toc233886239"/>
-      <w:r>
-        <w:t>Politica de Digitos Verificadores</w:t>
+      <w:proofErr w:type="spellStart"/>
+      <w:r>
+        <w:t>Politica</w:t>
+      </w:r>
+      <w:proofErr w:type="spellEnd"/>
+      <w:r>
+        <w:t xml:space="preserve"> de </w:t>
+      </w:r>
+      <w:proofErr w:type="spellStart"/>
+      <w:r>
+        <w:t>Digitos</w:t>
+      </w:r>
+      <w:proofErr w:type="spellEnd"/>
+      <w:r>
+        <w:t xml:space="preserve"> Verificadores</w:t>
       </w:r>
       <w:bookmarkEnd w:id="144"/>
     </w:p>
     <w:p>
       <w:r>
-        <w:t>El calculo y verificacion de DVs es completamente automatico y transparente al usuario. No requiere intervencion manual durante la operacion normal.</w:t>
+        <w:t xml:space="preserve">El </w:t>
+      </w:r>
+      <w:proofErr w:type="spellStart"/>
+      <w:r>
+        <w:t>calculo</w:t>
+      </w:r>
+      <w:proofErr w:type="spellEnd"/>
+      <w:r>
+        <w:t xml:space="preserve"> y </w:t>
+      </w:r>
+      <w:proofErr w:type="spellStart"/>
+      <w:r>
+        <w:t>verificacion</w:t>
+      </w:r>
+      <w:proofErr w:type="spellEnd"/>
+      <w:r>
+        <w:t xml:space="preserve"> de </w:t>
+      </w:r>
+      <w:proofErr w:type="spellStart"/>
+      <w:r>
+        <w:t>DVs</w:t>
+      </w:r>
+      <w:proofErr w:type="spellEnd"/>
+      <w:r>
+        <w:t xml:space="preserve"> es completamente </w:t>
+      </w:r>
+      <w:proofErr w:type="spellStart"/>
+      <w:r>
+        <w:t>automatico</w:t>
+      </w:r>
+      <w:proofErr w:type="spellEnd"/>
+      <w:r>
+        <w:t xml:space="preserve"> y transparente al usuario. No requiere </w:t>
+      </w:r>
+      <w:proofErr w:type="spellStart"/>
+      <w:r>
+        <w:t>intervencion</w:t>
+      </w:r>
+      <w:proofErr w:type="spellEnd"/>
+      <w:r>
+        <w:t xml:space="preserve"> manual durante la </w:t>
+      </w:r>
+      <w:proofErr w:type="spellStart"/>
+      <w:r>
+        <w:t>operacion</w:t>
+      </w:r>
+      <w:proofErr w:type="spellEnd"/>
+      <w:r>
+        <w:t xml:space="preserve"> normal.</w:t>
       </w:r>
     </w:p>
     <w:p/>
     <w:p>
       <w:r>
-        <w:t>Los DVs son recalculados tras toda operacion de escritura sobre la tabla Usuario (alta, modificacion, cambio de estado, asignacion de permisos, rollback).</w:t>
+        <w:t xml:space="preserve">Los </w:t>
+      </w:r>
+      <w:proofErr w:type="spellStart"/>
+      <w:r>
+        <w:t>DVs</w:t>
+      </w:r>
+      <w:proofErr w:type="spellEnd"/>
+      <w:r>
+        <w:t xml:space="preserve"> son recalculados tras toda </w:t>
+      </w:r>
+      <w:proofErr w:type="spellStart"/>
+      <w:r>
+        <w:t>operacion</w:t>
+      </w:r>
+      <w:proofErr w:type="spellEnd"/>
+      <w:r>
+        <w:t xml:space="preserve"> de escritura sobre la tabla Usuario (alta, </w:t>
+      </w:r>
+      <w:proofErr w:type="spellStart"/>
+      <w:r>
+        <w:t>modificacion</w:t>
+      </w:r>
+      <w:proofErr w:type="spellEnd"/>
+      <w:r>
+        <w:t xml:space="preserve">, cambio de estado, </w:t>
+      </w:r>
+      <w:proofErr w:type="spellStart"/>
+      <w:r>
+        <w:t>asignacion</w:t>
+      </w:r>
+      <w:proofErr w:type="spellEnd"/>
+      <w:r>
+        <w:t xml:space="preserve"> de permisos, </w:t>
+      </w:r>
+      <w:proofErr w:type="spellStart"/>
+      <w:r>
+        <w:t>rollback</w:t>
+      </w:r>
+      <w:proofErr w:type="spellEnd"/>
+      <w:r>
+        <w:t>).</w:t>
       </w:r>
     </w:p>
     <w:p/>
     <w:p>
       <w:r>
-        <w:t>Si se detecta corrupcion en el arranque, el unico acceso posible es mediante credenciales de administrador validas o la Clave de Recuperacion Maestra (DPAPI).</w:t>
+        <w:t xml:space="preserve">Si se detecta </w:t>
+      </w:r>
+      <w:proofErr w:type="spellStart"/>
+      <w:r>
+        <w:t>corrupcion</w:t>
+      </w:r>
+      <w:proofErr w:type="spellEnd"/>
+      <w:r>
+        <w:t xml:space="preserve"> en el arranque, el </w:t>
+      </w:r>
+      <w:proofErr w:type="spellStart"/>
+      <w:r>
+        <w:t>unico</w:t>
+      </w:r>
+      <w:proofErr w:type="spellEnd"/>
+      <w:r>
+        <w:t xml:space="preserve"> acceso posible es mediante credenciales de administrador validas o la Clave de </w:t>
+      </w:r>
+      <w:proofErr w:type="spellStart"/>
+      <w:r>
+        <w:t>Recuperacion</w:t>
+      </w:r>
+      <w:proofErr w:type="spellEnd"/>
+      <w:r>
+        <w:t xml:space="preserve"> Maestra (DPAPI).</w:t>
       </w:r>
     </w:p>
     <w:p/>
@@ -20837,8 +22747,13 @@
         <w:pStyle w:val="Ttulo3"/>
       </w:pPr>
       <w:bookmarkStart w:id="145" w:name="_Toc233886240"/>
-      <w:r>
-        <w:t>Especificacion de Casos de Uso - CU011 Verificar Integridad y Acceder a Contingencia</w:t>
+      <w:proofErr w:type="spellStart"/>
+      <w:r>
+        <w:t>Especificacion</w:t>
+      </w:r>
+      <w:proofErr w:type="spellEnd"/>
+      <w:r>
+        <w:t xml:space="preserve"> de Casos de Uso - CU011 Verificar Integridad y Acceder a Contingencia</w:t>
       </w:r>
       <w:bookmarkEnd w:id="145"/>
     </w:p>
@@ -20952,6 +22867,7 @@
                 <w:bCs/>
               </w:rPr>
             </w:pPr>
+            <w:proofErr w:type="spellStart"/>
             <w:r>
               <w:rPr>
                 <w:b/>
@@ -20959,6 +22875,7 @@
               </w:rPr>
               <w:t>Descripcion</w:t>
             </w:r>
+            <w:proofErr w:type="spellEnd"/>
           </w:p>
         </w:tc>
         <w:tc>
@@ -20970,7 +22887,31 @@
               <w:pStyle w:val="Sinespaciado"/>
             </w:pPr>
             <w:r>
-              <w:t>Al arrancar el sistema, se verifican automaticamente los DVH y DVV. Si se detecta corrupcion, el sistema bloquea el flujo normal y habilita el panel de restauracion de emergencia.</w:t>
+              <w:t xml:space="preserve">Al arrancar el sistema, se verifican </w:t>
+            </w:r>
+            <w:proofErr w:type="spellStart"/>
+            <w:r>
+              <w:t>automaticamente</w:t>
+            </w:r>
+            <w:proofErr w:type="spellEnd"/>
+            <w:r>
+              <w:t xml:space="preserve"> los DVH y DVV. Si se detecta </w:t>
+            </w:r>
+            <w:proofErr w:type="spellStart"/>
+            <w:r>
+              <w:t>corrupcion</w:t>
+            </w:r>
+            <w:proofErr w:type="spellEnd"/>
+            <w:r>
+              <w:t xml:space="preserve">, el sistema bloquea el flujo normal y habilita el panel de </w:t>
+            </w:r>
+            <w:proofErr w:type="spellStart"/>
+            <w:r>
+              <w:t>restauracion</w:t>
+            </w:r>
+            <w:proofErr w:type="spellEnd"/>
+            <w:r>
+              <w:t xml:space="preserve"> de emergencia.</w:t>
             </w:r>
           </w:p>
         </w:tc>
@@ -21011,7 +22952,15 @@
               <w:pStyle w:val="Sinespaciado"/>
             </w:pPr>
             <w:r>
-              <w:t>Sistema (automatico) / Administrador</w:t>
+              <w:t>Sistema (</w:t>
+            </w:r>
+            <w:proofErr w:type="spellStart"/>
+            <w:r>
+              <w:t>automatico</w:t>
+            </w:r>
+            <w:proofErr w:type="spellEnd"/>
+            <w:r>
+              <w:t>) / Administrador</w:t>
             </w:r>
           </w:p>
         </w:tc>
@@ -21052,7 +23001,31 @@
               <w:pStyle w:val="Sinespaciado"/>
             </w:pPr>
             <w:r>
-              <w:t>La aplicacion esta iniciando. Existe conexion valida a la base de datos.</w:t>
+              <w:t xml:space="preserve">La </w:t>
+            </w:r>
+            <w:proofErr w:type="spellStart"/>
+            <w:r>
+              <w:t>aplicacion</w:t>
+            </w:r>
+            <w:proofErr w:type="spellEnd"/>
+            <w:r>
+              <w:t xml:space="preserve"> </w:t>
+            </w:r>
+            <w:proofErr w:type="spellStart"/>
+            <w:r>
+              <w:t>esta</w:t>
+            </w:r>
+            <w:proofErr w:type="spellEnd"/>
+            <w:r>
+              <w:t xml:space="preserve"> iniciando. Existe </w:t>
+            </w:r>
+            <w:proofErr w:type="spellStart"/>
+            <w:r>
+              <w:t>conexion</w:t>
+            </w:r>
+            <w:proofErr w:type="spellEnd"/>
+            <w:r>
+              <w:t xml:space="preserve"> valida a la base de datos.</w:t>
             </w:r>
           </w:p>
         </w:tc>
@@ -21080,8 +23053,17 @@
                 <w:b/>
                 <w:bCs/>
               </w:rPr>
-              <w:t>Puntos de extension</w:t>
-            </w:r>
+              <w:t xml:space="preserve">Puntos de </w:t>
+            </w:r>
+            <w:proofErr w:type="spellStart"/>
+            <w:r>
+              <w:rPr>
+                <w:b/>
+                <w:bCs/>
+              </w:rPr>
+              <w:t>extension</w:t>
+            </w:r>
+            <w:proofErr w:type="spellEnd"/>
           </w:p>
         </w:tc>
         <w:tc>
@@ -21116,12 +23098,21 @@
                 <w:bCs/>
               </w:rPr>
             </w:pPr>
-            <w:r>
-              <w:rPr>
-                <w:b/>
-                <w:bCs/>
-              </w:rPr>
-              <w:t>Condicion extend</w:t>
+            <w:proofErr w:type="spellStart"/>
+            <w:r>
+              <w:rPr>
+                <w:b/>
+                <w:bCs/>
+              </w:rPr>
+              <w:t>Condicion</w:t>
+            </w:r>
+            <w:proofErr w:type="spellEnd"/>
+            <w:r>
+              <w:rPr>
+                <w:b/>
+                <w:bCs/>
+              </w:rPr>
+              <w:t xml:space="preserve"> extend</w:t>
             </w:r>
           </w:p>
         </w:tc>
@@ -21175,7 +23166,79 @@
               <w:pStyle w:val="Sinespaciado"/>
             </w:pPr>
             <w:r>
-              <w:t>1. Al iniciar, el sistema invoca VerificarIntegridad(). 2. Si la integridad es correcta: presenta el LoginForm. 3. Si se detecta corrupcion: abre RestauracionForm en modo de contingencia. 4. El administrador ingresa credenciales validas o la Clave de Recuperacion Maestra. 5. El sistema habilita las opciones de recalcular DVs o restaurar backup.</w:t>
+              <w:t xml:space="preserve">1. Al iniciar, el sistema invoca </w:t>
+            </w:r>
+            <w:proofErr w:type="spellStart"/>
+            <w:r>
+              <w:t>VerificarIntegridad</w:t>
+            </w:r>
+            <w:proofErr w:type="spellEnd"/>
+            <w:r>
+              <w:t>().</w:t>
+            </w:r>
+            <w:r>
+              <w:br/>
+              <w:t xml:space="preserve">2. Si la integridad es correcta: presenta el </w:t>
+            </w:r>
+            <w:proofErr w:type="spellStart"/>
+            <w:r>
+              <w:t>LoginForm</w:t>
+            </w:r>
+            <w:proofErr w:type="spellEnd"/>
+            <w:r>
+              <w:t>.</w:t>
+            </w:r>
+            <w:r>
+              <w:br/>
+              <w:t xml:space="preserve">3. Si se detecta </w:t>
+            </w:r>
+            <w:proofErr w:type="spellStart"/>
+            <w:r>
+              <w:t>corrupcion</w:t>
+            </w:r>
+            <w:proofErr w:type="spellEnd"/>
+            <w:r>
+              <w:t xml:space="preserve">: abre </w:t>
+            </w:r>
+            <w:proofErr w:type="spellStart"/>
+            <w:r>
+              <w:t>RestauracionForm</w:t>
+            </w:r>
+            <w:proofErr w:type="spellEnd"/>
+            <w:r>
+              <w:t xml:space="preserve"> en modo de contingencia.</w:t>
+            </w:r>
+            <w:r>
+              <w:br/>
+              <w:t xml:space="preserve">4. El administrador ingresa credenciales validas o la Clave de </w:t>
+            </w:r>
+            <w:proofErr w:type="spellStart"/>
+            <w:r>
+              <w:t>Recuperacion</w:t>
+            </w:r>
+            <w:proofErr w:type="spellEnd"/>
+            <w:r>
+              <w:t xml:space="preserve"> Maestra.</w:t>
+            </w:r>
+            <w:r>
+              <w:br/>
+              <w:t xml:space="preserve">5. El sistema habilita las opciones de recalcular </w:t>
+            </w:r>
+            <w:proofErr w:type="spellStart"/>
+            <w:r>
+              <w:t>DVs</w:t>
+            </w:r>
+            <w:proofErr w:type="spellEnd"/>
+            <w:r>
+              <w:t xml:space="preserve"> o restaurar </w:t>
+            </w:r>
+            <w:proofErr w:type="spellStart"/>
+            <w:r>
+              <w:t>backup</w:t>
+            </w:r>
+            <w:proofErr w:type="spellEnd"/>
+            <w:r>
+              <w:t>.</w:t>
             </w:r>
           </w:p>
         </w:tc>
@@ -21216,7 +23279,23 @@
               <w:pStyle w:val="Sinespaciado"/>
             </w:pPr>
             <w:r>
-              <w:t>4.1.1. Las credenciales son invalidas: 4.1.2. El sistema muestra 'Credenciales invalidas' y no habilita las opciones de recuperacion. 4.1.3. Retorna al paso 4.</w:t>
+              <w:t>4.1.1. Las credenciales son invalidas:</w:t>
+            </w:r>
+            <w:r>
+              <w:br/>
+              <w:t xml:space="preserve">4.1.2. El sistema muestra 'Credenciales invalidas' y no habilita las opciones de </w:t>
+            </w:r>
+            <w:proofErr w:type="spellStart"/>
+            <w:r>
+              <w:t>recuperacion</w:t>
+            </w:r>
+            <w:proofErr w:type="spellEnd"/>
+            <w:r>
+              <w:t>.</w:t>
+            </w:r>
+            <w:r>
+              <w:br/>
+              <w:t>4.1.3. Retorna al paso 4.</w:t>
             </w:r>
           </w:p>
         </w:tc>
@@ -21257,7 +23336,47 @@
               <w:pStyle w:val="Sinespaciado"/>
             </w:pPr>
             <w:r>
-              <w:t>Si integridad correcta: LoginForm visible. Si hubo corrupcion: administrador con acceso al panel de recuperacion para recalcular DVs o restaurar backup.</w:t>
+              <w:t xml:space="preserve">Si integridad correcta: </w:t>
+            </w:r>
+            <w:proofErr w:type="spellStart"/>
+            <w:r>
+              <w:t>LoginForm</w:t>
+            </w:r>
+            <w:proofErr w:type="spellEnd"/>
+            <w:r>
+              <w:t xml:space="preserve"> visible. Si hubo </w:t>
+            </w:r>
+            <w:proofErr w:type="spellStart"/>
+            <w:r>
+              <w:t>corrupcion</w:t>
+            </w:r>
+            <w:proofErr w:type="spellEnd"/>
+            <w:r>
+              <w:t xml:space="preserve">: administrador con acceso al panel de </w:t>
+            </w:r>
+            <w:proofErr w:type="spellStart"/>
+            <w:r>
+              <w:t>recuperacion</w:t>
+            </w:r>
+            <w:proofErr w:type="spellEnd"/>
+            <w:r>
+              <w:t xml:space="preserve"> para recalcular </w:t>
+            </w:r>
+            <w:proofErr w:type="spellStart"/>
+            <w:r>
+              <w:t>DVs</w:t>
+            </w:r>
+            <w:proofErr w:type="spellEnd"/>
+            <w:r>
+              <w:t xml:space="preserve"> o restaurar </w:t>
+            </w:r>
+            <w:proofErr w:type="spellStart"/>
+            <w:r>
+              <w:t>backup</w:t>
+            </w:r>
+            <w:proofErr w:type="spellEnd"/>
+            <w:r>
+              <w:t>.</w:t>
             </w:r>
           </w:p>
         </w:tc>
@@ -21270,7 +23389,15 @@
       <w:bookmarkStart w:id="146" w:name="_Toc233886241"/>
       <w:r>
         <w:lastRenderedPageBreak/>
-        <w:t>Diagrama de Clases - Digitos Verificadores</w:t>
+        <w:t xml:space="preserve">Diagrama de Clases - </w:t>
+      </w:r>
+      <w:proofErr w:type="spellStart"/>
+      <w:r>
+        <w:t>Digitos</w:t>
+      </w:r>
+      <w:proofErr w:type="spellEnd"/>
+      <w:r>
+        <w:t xml:space="preserve"> Verificadores</w:t>
       </w:r>
       <w:bookmarkEnd w:id="146"/>
     </w:p>
@@ -21338,7 +23465,23 @@
       </w:pPr>
       <w:bookmarkStart w:id="147" w:name="_Toc233886242"/>
       <w:r>
-        <w:t>Diagrama de Entidad Relacion - Digitos Verificadores</w:t>
+        <w:t xml:space="preserve">Diagrama de Entidad </w:t>
+      </w:r>
+      <w:proofErr w:type="spellStart"/>
+      <w:r>
+        <w:t>Relacion</w:t>
+      </w:r>
+      <w:proofErr w:type="spellEnd"/>
+      <w:r>
+        <w:t xml:space="preserve"> - </w:t>
+      </w:r>
+      <w:proofErr w:type="spellStart"/>
+      <w:r>
+        <w:t>Digitos</w:t>
+      </w:r>
+      <w:proofErr w:type="spellEnd"/>
+      <w:r>
+        <w:t xml:space="preserve"> Verificadores</w:t>
       </w:r>
       <w:bookmarkEnd w:id="147"/>
     </w:p>
@@ -21407,7 +23550,13 @@
       <w:bookmarkStart w:id="148" w:name="_Toc233886243"/>
       <w:r>
         <w:lastRenderedPageBreak/>
-        <w:t>Diagrama de Secuencia - Verificacion de Integridad en Arranque</w:t>
+        <w:t xml:space="preserve">Diagrama de Secuencia - </w:t>
+      </w:r>
+      <w:r>
+        <w:t>Verificación</w:t>
+      </w:r>
+      <w:r>
+        <w:t xml:space="preserve"> de Integridad en Arranque</w:t>
       </w:r>
       <w:bookmarkEnd w:id="148"/>
     </w:p>
@@ -21420,10 +23569,10 @@
           <w:noProof/>
         </w:rPr>
         <w:drawing>
-          <wp:inline distT="0" distB="0" distL="0" distR="0" wp14:anchorId="0CA3CB82" wp14:editId="31639CE8">
-            <wp:extent cx="5760720" cy="5333365"/>
-            <wp:effectExtent l="0" t="0" r="0" b="635"/>
-            <wp:docPr id="1302778467" name="Imagen 33"/>
+          <wp:inline distT="0" distB="0" distL="0" distR="0" wp14:anchorId="17AB40BD" wp14:editId="1EE139F0">
+            <wp:extent cx="5753100" cy="6248400"/>
+            <wp:effectExtent l="0" t="0" r="0" b="0"/>
+            <wp:docPr id="1469990241" name="Imagen 2"/>
             <wp:cNvGraphicFramePr>
               <a:graphicFrameLocks xmlns:a="http://schemas.openxmlformats.org/drawingml/2006/main" noChangeAspect="1"/>
             </wp:cNvGraphicFramePr>
@@ -21431,7 +23580,7 @@
               <a:graphicData uri="http://schemas.openxmlformats.org/drawingml/2006/picture">
                 <pic:pic xmlns:pic="http://schemas.openxmlformats.org/drawingml/2006/picture">
                   <pic:nvPicPr>
-                    <pic:cNvPr id="0" name="Picture 66"/>
+                    <pic:cNvPr id="0" name="Picture 2"/>
                     <pic:cNvPicPr>
                       <a:picLocks noChangeAspect="1" noChangeArrowheads="1"/>
                     </pic:cNvPicPr>
@@ -21452,7 +23601,7 @@
                   <pic:spPr bwMode="auto">
                     <a:xfrm>
                       <a:off x="0" y="0"/>
-                      <a:ext cx="5760720" cy="5333365"/>
+                      <a:ext cx="5753100" cy="6248400"/>
                     </a:xfrm>
                     <a:prstGeom prst="rect">
                       <a:avLst/>
@@ -21479,6 +23628,7 @@
       <w:bookmarkStart w:id="150" w:name="_Toc227416513"/>
       <w:bookmarkStart w:id="151" w:name="_Toc233886244"/>
       <w:r>
+        <w:lastRenderedPageBreak/>
         <w:t>A00. Características y funcionalidades adicionales</w:t>
       </w:r>
       <w:bookmarkEnd w:id="149"/>

--- a/Documentacion/Carpeta_Proyecto_Stach.docx
+++ b/Documentacion/Carpeta_Proyecto_Stach.docx
@@ -1,5 +1,52 @@
 
-<file path=word/document.xml><?xml version="1.0" encoding="utf-8"?>
+<file path=customXml\item1.xml><?xml version="1.0" encoding="utf-8"?>
+<b:Sources xmlns:b="http://schemas.openxmlformats.org/officeDocument/2006/bibliography" xmlns="http://schemas.openxmlformats.org/officeDocument/2006/bibliography" SelectedStyle="\APASixthEditionOfficeOnline.xsl" StyleName="APA" Version="6"/>
+</file>
+
+<file path=customXml\itemProps1.xml><?xml version="1.0" encoding="utf-8"?>
+<ds:datastoreItem xmlns:ds="http://schemas.openxmlformats.org/officeDocument/2006/customXml" ds:itemID="{A1620483-8240-496A-8E3B-5ED9D0093773}">
+  <ds:schemaRefs>
+    <ds:schemaRef ds:uri="http://schemas.openxmlformats.org/officeDocument/2006/bibliography"/>
+  </ds:schemaRefs>
+</ds:datastoreItem>
+</file>
+
+<file path=docProps\app.xml><?xml version="1.0" encoding="utf-8"?>
+<Properties xmlns="http://schemas.openxmlformats.org/officeDocument/2006/extended-properties" xmlns:vt="http://schemas.openxmlformats.org/officeDocument/2006/docPropsVTypes">
+  <Template>Normal.dotm</Template>
+  <TotalTime>153</TotalTime>
+  <Pages>46</Pages>
+  <Words>7382</Words>
+  <Characters>40603</Characters>
+  <Application>Microsoft Office Word</Application>
+  <DocSecurity>0</DocSecurity>
+  <Lines>338</Lines>
+  <Paragraphs>95</Paragraphs>
+  <ScaleCrop>false</ScaleCrop>
+  <Company/>
+  <LinksUpToDate>false</LinksUpToDate>
+  <CharactersWithSpaces>47890</CharactersWithSpaces>
+  <SharedDoc>false</SharedDoc>
+  <HyperlinksChanged>false</HyperlinksChanged>
+  <AppVersion>16.0000</AppVersion>
+</Properties>
+</file>
+
+<file path=docProps\core.xml><?xml version="1.0" encoding="utf-8"?>
+<cp:coreProperties xmlns:cp="http://schemas.openxmlformats.org/package/2006/metadata/core-properties" xmlns:dc="http://purl.org/dc/elements/1.1/" xmlns:dcterms="http://purl.org/dc/terms/" xmlns:dcmitype="http://purl.org/dc/dcmitype/" xmlns:xsi="http://www.w3.org/2001/XMLSchema-instance">
+  <dc:title/>
+  <dc:subject/>
+  <dc:creator>Smyth, Lautaro Agustin</dc:creator>
+  <cp:keywords/>
+  <dc:description/>
+  <cp:lastModifiedBy>Lautaro Smyth</cp:lastModifiedBy>
+  <cp:revision>472</cp:revision>
+  <dcterms:created xsi:type="dcterms:W3CDTF">2026-04-18T15:50:00Z</dcterms:created>
+  <dcterms:modified xsi:type="dcterms:W3CDTF">2026-07-02T20:38:00Z</dcterms:modified>
+</cp:coreProperties>
+</file>
+
+<file path=word\document.xml><?xml version="1.0" encoding="utf-8"?>
 <w:document xmlns:wpc="http://schemas.microsoft.com/office/word/2010/wordprocessingCanvas" xmlns:cx="http://schemas.microsoft.com/office/drawing/2014/chartex" xmlns:cx1="http://schemas.microsoft.com/office/drawing/2015/9/8/chartex" xmlns:cx2="http://schemas.microsoft.com/office/drawing/2015/10/21/chartex" xmlns:cx3="http://schemas.microsoft.com/office/drawing/2016/5/9/chartex" xmlns:cx4="http://schemas.microsoft.com/office/drawing/2016/5/10/chartex" xmlns:cx5="http://schemas.microsoft.com/office/drawing/2016/5/11/chartex" xmlns:cx6="http://schemas.microsoft.com/office/drawing/2016/5/12/chartex" xmlns:cx7="http://schemas.microsoft.com/office/drawing/2016/5/13/chartex" xmlns:cx8="http://schemas.microsoft.com/office/drawing/2016/5/14/chartex" xmlns:mc="http://schemas.openxmlformats.org/markup-compatibility/2006" xmlns:aink="http://schemas.microsoft.com/office/drawing/2016/ink" xmlns:am3d="http://schemas.microsoft.com/office/drawing/2017/model3d" xmlns:o="urn:schemas-microsoft-com:office:office" xmlns:oel="http://schemas.microsoft.com/office/2019/extlst" xmlns:r="http://schemas.openxmlformats.org/officeDocument/2006/relationships" xmlns:m="http://schemas.openxmlformats.org/officeDocument/2006/math" xmlns:v="urn:schemas-microsoft-com:vml" xmlns:wp14="http://schemas.microsoft.com/office/word/2010/wordprocessingDrawing" xmlns:wp="http://schemas.openxmlformats.org/drawingml/2006/wordprocessingDrawing" xmlns:w10="urn:schemas-microsoft-com:office:word" xmlns:w="http://schemas.openxmlformats.org/wordprocessingml/2006/main" xmlns:w14="http://schemas.microsoft.com/office/word/2010/wordml" xmlns:w15="http://schemas.microsoft.com/office/word/2012/wordml" xmlns:w16cex="http://schemas.microsoft.com/office/word/2018/wordml/cex" xmlns:w16cid="http://schemas.microsoft.com/office/word/2016/wordml/cid" xmlns:w16="http://schemas.microsoft.com/office/word/2018/wordml" xmlns:w16du="http://schemas.microsoft.com/office/word/2023/wordml/word16du" xmlns:w16sdtdh="http://schemas.microsoft.com/office/word/2020/wordml/sdtdatahash" xmlns:w16sdtfl="http://schemas.microsoft.com/office/word/2024/wordml/sdtformatlock" xmlns:w16se="http://schemas.microsoft.com/office/word/2015/wordml/symex" xmlns:wpg="http://schemas.microsoft.com/office/word/2010/wordprocessingGroup" xmlns:wpi="http://schemas.microsoft.com/office/word/2010/wordprocessingInk" xmlns:wne="http://schemas.microsoft.com/office/word/2006/wordml" xmlns:wps="http://schemas.microsoft.com/office/word/2010/wordprocessingShape" mc:Ignorable="w14 w15 w16se w16cid w16 w16cex w16sdtdh w16sdtfl w16du wp14">
   <w:body>
     <w:p>
@@ -9082,6 +9129,48 @@
           </w:p>
         </w:tc>
       </w:tr>
+      <w:tr>
+        <w:tc>
+          <w:tcPr>
+            <w:tcW w:w="1318" w:type="dxa"/>
+          </w:tcPr>
+          <w:p>
+            <w:r>
+              <w:t>02/07/2026</w:t>
+            </w:r>
+          </w:p>
+        </w:tc>
+        <w:tc>
+          <w:tcPr>
+            <w:tcW w:w="1229" w:type="dxa"/>
+          </w:tcPr>
+          <w:p>
+            <w:r>
+              <w:t>3.0</w:t>
+            </w:r>
+          </w:p>
+        </w:tc>
+        <w:tc>
+          <w:tcPr>
+            <w:tcW w:w="1843" w:type="dxa"/>
+          </w:tcPr>
+          <w:p>
+            <w:r>
+              <w:t>Smyth, Lautaro</w:t>
+            </w:r>
+          </w:p>
+        </w:tc>
+        <w:tc>
+          <w:tcPr>
+            <w:tcW w:w="4672" w:type="dxa"/>
+          </w:tcPr>
+          <w:p>
+            <w:r>
+              <w:t>3era Entrega. Protección de permisos del sistema (EsSistema), flujo de contingencia DVV oculto en LoginForm, verificación periódica de integridad en sesión (timer), refactors de thread-safety, MERGE DVV y actualización de documentación CU011.</w:t>
+            </w:r>
+          </w:p>
+        </w:tc>
+      </w:tr>
     </w:tbl>
     <w:p/>
     <w:p>
@@ -23749,7 +23838,7 @@
 </w:document>
 </file>
 
-<file path=word/endnotes.xml><?xml version="1.0" encoding="utf-8"?>
+<file path=word\endnotes.xml><?xml version="1.0" encoding="utf-8"?>
 <w:endnotes xmlns:wpc="http://schemas.microsoft.com/office/word/2010/wordprocessingCanvas" xmlns:cx="http://schemas.microsoft.com/office/drawing/2014/chartex" xmlns:cx1="http://schemas.microsoft.com/office/drawing/2015/9/8/chartex" xmlns:cx2="http://schemas.microsoft.com/office/drawing/2015/10/21/chartex" xmlns:cx3="http://schemas.microsoft.com/office/drawing/2016/5/9/chartex" xmlns:cx4="http://schemas.microsoft.com/office/drawing/2016/5/10/chartex" xmlns:cx5="http://schemas.microsoft.com/office/drawing/2016/5/11/chartex" xmlns:cx6="http://schemas.microsoft.com/office/drawing/2016/5/12/chartex" xmlns:cx7="http://schemas.microsoft.com/office/drawing/2016/5/13/chartex" xmlns:cx8="http://schemas.microsoft.com/office/drawing/2016/5/14/chartex" xmlns:mc="http://schemas.openxmlformats.org/markup-compatibility/2006" xmlns:aink="http://schemas.microsoft.com/office/drawing/2016/ink" xmlns:am3d="http://schemas.microsoft.com/office/drawing/2017/model3d" xmlns:o="urn:schemas-microsoft-com:office:office" xmlns:oel="http://schemas.microsoft.com/office/2019/extlst" xmlns:r="http://schemas.openxmlformats.org/officeDocument/2006/relationships" xmlns:m="http://schemas.openxmlformats.org/officeDocument/2006/math" xmlns:v="urn:schemas-microsoft-com:vml" xmlns:wp14="http://schemas.microsoft.com/office/word/2010/wordprocessingDrawing" xmlns:wp="http://schemas.openxmlformats.org/drawingml/2006/wordprocessingDrawing" xmlns:w10="urn:schemas-microsoft-com:office:word" xmlns:w="http://schemas.openxmlformats.org/wordprocessingml/2006/main" xmlns:w14="http://schemas.microsoft.com/office/word/2010/wordml" xmlns:w15="http://schemas.microsoft.com/office/word/2012/wordml" xmlns:w16cex="http://schemas.microsoft.com/office/word/2018/wordml/cex" xmlns:w16cid="http://schemas.microsoft.com/office/word/2016/wordml/cid" xmlns:w16="http://schemas.microsoft.com/office/word/2018/wordml" xmlns:w16du="http://schemas.microsoft.com/office/word/2023/wordml/word16du" xmlns:w16sdtdh="http://schemas.microsoft.com/office/word/2020/wordml/sdtdatahash" xmlns:w16sdtfl="http://schemas.microsoft.com/office/word/2024/wordml/sdtformatlock" xmlns:w16se="http://schemas.microsoft.com/office/word/2015/wordml/symex" xmlns:wpg="http://schemas.microsoft.com/office/word/2010/wordprocessingGroup" xmlns:wpi="http://schemas.microsoft.com/office/word/2010/wordprocessingInk" xmlns:wne="http://schemas.microsoft.com/office/word/2006/wordml" xmlns:wps="http://schemas.microsoft.com/office/word/2010/wordprocessingShape" mc:Ignorable="w14 w15 w16se w16cid w16 w16cex w16sdtdh w16sdtfl w16du wp14">
   <w:endnote w:type="separator" w:id="-1">
     <w:p>
@@ -23768,7 +23857,74 @@
 </w:endnotes>
 </file>
 
-<file path=word/footnotes.xml><?xml version="1.0" encoding="utf-8"?>
+<file path=word\fontTable.xml><?xml version="1.0" encoding="utf-8"?>
+<w:fonts xmlns:mc="http://schemas.openxmlformats.org/markup-compatibility/2006" xmlns:r="http://schemas.openxmlformats.org/officeDocument/2006/relationships" xmlns:w="http://schemas.openxmlformats.org/wordprocessingml/2006/main" xmlns:w14="http://schemas.microsoft.com/office/word/2010/wordml" xmlns:w15="http://schemas.microsoft.com/office/word/2012/wordml" xmlns:w16cex="http://schemas.microsoft.com/office/word/2018/wordml/cex" xmlns:w16cid="http://schemas.microsoft.com/office/word/2016/wordml/cid" xmlns:w16="http://schemas.microsoft.com/office/word/2018/wordml" xmlns:w16du="http://schemas.microsoft.com/office/word/2023/wordml/word16du" xmlns:w16sdtdh="http://schemas.microsoft.com/office/word/2020/wordml/sdtdatahash" xmlns:w16sdtfl="http://schemas.microsoft.com/office/word/2024/wordml/sdtformatlock" xmlns:w16se="http://schemas.microsoft.com/office/word/2015/wordml/symex" mc:Ignorable="w14 w15 w16se w16cid w16 w16cex w16sdtdh w16sdtfl w16du">
+  <w:font w:name="Symbol">
+    <w:panose1 w:val="05050102010706020507"/>
+    <w:charset w:val="02"/>
+    <w:family w:val="roman"/>
+    <w:pitch w:val="variable"/>
+    <w:sig w:usb0="00000000" w:usb1="10000000" w:usb2="00000000" w:usb3="00000000" w:csb0="80000000" w:csb1="00000000"/>
+  </w:font>
+  <w:font w:name="Times New Roman">
+    <w:panose1 w:val="02020603050405020304"/>
+    <w:charset w:val="00"/>
+    <w:family w:val="roman"/>
+    <w:pitch w:val="variable"/>
+    <w:sig w:usb0="E0002EFF" w:usb1="C000785B" w:usb2="00000009" w:usb3="00000000" w:csb0="000001FF" w:csb1="00000000"/>
+  </w:font>
+  <w:font w:name="Courier New">
+    <w:panose1 w:val="02070309020205020404"/>
+    <w:charset w:val="00"/>
+    <w:family w:val="modern"/>
+    <w:pitch w:val="fixed"/>
+    <w:sig w:usb0="E0002EFF" w:usb1="C0007843" w:usb2="00000009" w:usb3="00000000" w:csb0="000001FF" w:csb1="00000000"/>
+  </w:font>
+  <w:font w:name="Wingdings">
+    <w:panose1 w:val="05000000000000000000"/>
+    <w:charset w:val="02"/>
+    <w:family w:val="auto"/>
+    <w:pitch w:val="variable"/>
+    <w:sig w:usb0="00000000" w:usb1="10000000" w:usb2="00000000" w:usb3="00000000" w:csb0="80000000" w:csb1="00000000"/>
+  </w:font>
+  <w:font w:name="Arial">
+    <w:panose1 w:val="020B0604020202020204"/>
+    <w:charset w:val="00"/>
+    <w:family w:val="swiss"/>
+    <w:pitch w:val="variable"/>
+    <w:sig w:usb0="E0002EFF" w:usb1="C000785B" w:usb2="00000009" w:usb3="00000000" w:csb0="000001FF" w:csb1="00000000"/>
+  </w:font>
+  <w:font w:name="MS Mincho">
+    <w:panose1 w:val="02020609040205080304"/>
+    <w:charset w:val="80"/>
+    <w:family w:val="modern"/>
+    <w:pitch w:val="fixed"/>
+    <w:sig w:usb0="E00002FF" w:usb1="6AC7FDFB" w:usb2="08000012" w:usb3="00000000" w:csb0="0002009F" w:csb1="00000000"/>
+  </w:font>
+  <w:font w:name="MS Gothic">
+    <w:altName w:val="ＭＳ ゴシック"/>
+    <w:panose1 w:val="020B0609070205080204"/>
+    <w:charset w:val="80"/>
+    <w:family w:val="modern"/>
+    <w:pitch w:val="fixed"/>
+    <w:sig w:usb0="E00002FF" w:usb1="6AC7FDFB" w:usb2="08000012" w:usb3="00000000" w:csb0="0002009F" w:csb1="00000000"/>
+  </w:font>
+  <w:font w:name="Aptos">
+    <w:charset w:val="00"/>
+    <w:family w:val="swiss"/>
+    <w:pitch w:val="variable"/>
+    <w:sig w:usb0="20000287" w:usb1="00000003" w:usb2="00000000" w:usb3="00000000" w:csb0="0000019F" w:csb1="00000000"/>
+  </w:font>
+  <w:font w:name="Aptos Display">
+    <w:charset w:val="00"/>
+    <w:family w:val="swiss"/>
+    <w:pitch w:val="variable"/>
+    <w:sig w:usb0="20000287" w:usb1="00000003" w:usb2="00000000" w:usb3="00000000" w:csb0="0000019F" w:csb1="00000000"/>
+  </w:font>
+</w:fonts>
+</file>
+
+<file path=word\footnotes.xml><?xml version="1.0" encoding="utf-8"?>
 <w:footnotes xmlns:wpc="http://schemas.microsoft.com/office/word/2010/wordprocessingCanvas" xmlns:cx="http://schemas.microsoft.com/office/drawing/2014/chartex" xmlns:cx1="http://schemas.microsoft.com/office/drawing/2015/9/8/chartex" xmlns:cx2="http://schemas.microsoft.com/office/drawing/2015/10/21/chartex" xmlns:cx3="http://schemas.microsoft.com/office/drawing/2016/5/9/chartex" xmlns:cx4="http://schemas.microsoft.com/office/drawing/2016/5/10/chartex" xmlns:cx5="http://schemas.microsoft.com/office/drawing/2016/5/11/chartex" xmlns:cx6="http://schemas.microsoft.com/office/drawing/2016/5/12/chartex" xmlns:cx7="http://schemas.microsoft.com/office/drawing/2016/5/13/chartex" xmlns:cx8="http://schemas.microsoft.com/office/drawing/2016/5/14/chartex" xmlns:mc="http://schemas.openxmlformats.org/markup-compatibility/2006" xmlns:aink="http://schemas.microsoft.com/office/drawing/2016/ink" xmlns:am3d="http://schemas.microsoft.com/office/drawing/2017/model3d" xmlns:o="urn:schemas-microsoft-com:office:office" xmlns:oel="http://schemas.microsoft.com/office/2019/extlst" xmlns:r="http://schemas.openxmlformats.org/officeDocument/2006/relationships" xmlns:m="http://schemas.openxmlformats.org/officeDocument/2006/math" xmlns:v="urn:schemas-microsoft-com:vml" xmlns:wp14="http://schemas.microsoft.com/office/word/2010/wordprocessingDrawing" xmlns:wp="http://schemas.openxmlformats.org/drawingml/2006/wordprocessingDrawing" xmlns:w10="urn:schemas-microsoft-com:office:word" xmlns:w="http://schemas.openxmlformats.org/wordprocessingml/2006/main" xmlns:w14="http://schemas.microsoft.com/office/word/2010/wordml" xmlns:w15="http://schemas.microsoft.com/office/word/2012/wordml" xmlns:w16cex="http://schemas.microsoft.com/office/word/2018/wordml/cex" xmlns:w16cid="http://schemas.microsoft.com/office/word/2016/wordml/cid" xmlns:w16="http://schemas.microsoft.com/office/word/2018/wordml" xmlns:w16du="http://schemas.microsoft.com/office/word/2023/wordml/word16du" xmlns:w16sdtdh="http://schemas.microsoft.com/office/word/2020/wordml/sdtdatahash" xmlns:w16sdtfl="http://schemas.microsoft.com/office/word/2024/wordml/sdtformatlock" xmlns:w16se="http://schemas.microsoft.com/office/word/2015/wordml/symex" xmlns:wpg="http://schemas.microsoft.com/office/word/2010/wordprocessingGroup" xmlns:wpi="http://schemas.microsoft.com/office/word/2010/wordprocessingInk" xmlns:wne="http://schemas.microsoft.com/office/word/2006/wordml" xmlns:wps="http://schemas.microsoft.com/office/word/2010/wordprocessingShape" mc:Ignorable="w14 w15 w16se w16cid w16 w16cex w16sdtdh w16sdtfl w16du wp14">
   <w:footnote w:type="separator" w:id="-1">
     <w:p>
@@ -23787,7 +23943,7 @@
 </w:footnotes>
 </file>
 
-<file path=word/header1.xml><?xml version="1.0" encoding="utf-8"?>
+<file path=word\header1.xml><?xml version="1.0" encoding="utf-8"?>
 <w:hdr xmlns:wpc="http://schemas.microsoft.com/office/word/2010/wordprocessingCanvas" xmlns:cx="http://schemas.microsoft.com/office/drawing/2014/chartex" xmlns:cx1="http://schemas.microsoft.com/office/drawing/2015/9/8/chartex" xmlns:cx2="http://schemas.microsoft.com/office/drawing/2015/10/21/chartex" xmlns:cx3="http://schemas.microsoft.com/office/drawing/2016/5/9/chartex" xmlns:cx4="http://schemas.microsoft.com/office/drawing/2016/5/10/chartex" xmlns:cx5="http://schemas.microsoft.com/office/drawing/2016/5/11/chartex" xmlns:cx6="http://schemas.microsoft.com/office/drawing/2016/5/12/chartex" xmlns:cx7="http://schemas.microsoft.com/office/drawing/2016/5/13/chartex" xmlns:cx8="http://schemas.microsoft.com/office/drawing/2016/5/14/chartex" xmlns:mc="http://schemas.openxmlformats.org/markup-compatibility/2006" xmlns:aink="http://schemas.microsoft.com/office/drawing/2016/ink" xmlns:am3d="http://schemas.microsoft.com/office/drawing/2017/model3d" xmlns:o="urn:schemas-microsoft-com:office:office" xmlns:oel="http://schemas.microsoft.com/office/2019/extlst" xmlns:r="http://schemas.openxmlformats.org/officeDocument/2006/relationships" xmlns:m="http://schemas.openxmlformats.org/officeDocument/2006/math" xmlns:v="urn:schemas-microsoft-com:vml" xmlns:wp14="http://schemas.microsoft.com/office/word/2010/wordprocessingDrawing" xmlns:wp="http://schemas.openxmlformats.org/drawingml/2006/wordprocessingDrawing" xmlns:w10="urn:schemas-microsoft-com:office:word" xmlns:w="http://schemas.openxmlformats.org/wordprocessingml/2006/main" xmlns:w14="http://schemas.microsoft.com/office/word/2010/wordml" xmlns:w15="http://schemas.microsoft.com/office/word/2012/wordml" xmlns:w16cex="http://schemas.microsoft.com/office/word/2018/wordml/cex" xmlns:w16cid="http://schemas.microsoft.com/office/word/2016/wordml/cid" xmlns:w16="http://schemas.microsoft.com/office/word/2018/wordml" xmlns:w16du="http://schemas.microsoft.com/office/word/2023/wordml/word16du" xmlns:w16sdtdh="http://schemas.microsoft.com/office/word/2020/wordml/sdtdatahash" xmlns:w16sdtfl="http://schemas.microsoft.com/office/word/2024/wordml/sdtformatlock" xmlns:w16se="http://schemas.microsoft.com/office/word/2015/wordml/symex" xmlns:wpg="http://schemas.microsoft.com/office/word/2010/wordprocessingGroup" xmlns:wpi="http://schemas.microsoft.com/office/word/2010/wordprocessingInk" xmlns:wne="http://schemas.microsoft.com/office/word/2006/wordml" xmlns:wps="http://schemas.microsoft.com/office/word/2010/wordprocessingShape" mc:Ignorable="w14 w15 w16se w16cid w16 w16cex w16sdtdh w16sdtfl w16du wp14">
   <w:sdt>
     <w:sdtPr>
@@ -24534,7 +24690,7 @@
 </w:hdr>
 </file>
 
-<file path=word/numbering.xml><?xml version="1.0" encoding="utf-8"?>
+<file path=word\numbering.xml><?xml version="1.0" encoding="utf-8"?>
 <w:numbering xmlns:wpc="http://schemas.microsoft.com/office/word/2010/wordprocessingCanvas" xmlns:cx="http://schemas.microsoft.com/office/drawing/2014/chartex" xmlns:cx1="http://schemas.microsoft.com/office/drawing/2015/9/8/chartex" xmlns:cx2="http://schemas.microsoft.com/office/drawing/2015/10/21/chartex" xmlns:cx3="http://schemas.microsoft.com/office/drawing/2016/5/9/chartex" xmlns:cx4="http://schemas.microsoft.com/office/drawing/2016/5/10/chartex" xmlns:cx5="http://schemas.microsoft.com/office/drawing/2016/5/11/chartex" xmlns:cx6="http://schemas.microsoft.com/office/drawing/2016/5/12/chartex" xmlns:cx7="http://schemas.microsoft.com/office/drawing/2016/5/13/chartex" xmlns:cx8="http://schemas.microsoft.com/office/drawing/2016/5/14/chartex" xmlns:mc="http://schemas.openxmlformats.org/markup-compatibility/2006" xmlns:aink="http://schemas.microsoft.com/office/drawing/2016/ink" xmlns:am3d="http://schemas.microsoft.com/office/drawing/2017/model3d" xmlns:o="urn:schemas-microsoft-com:office:office" xmlns:oel="http://schemas.microsoft.com/office/2019/extlst" xmlns:r="http://schemas.openxmlformats.org/officeDocument/2006/relationships" xmlns:m="http://schemas.openxmlformats.org/officeDocument/2006/math" xmlns:v="urn:schemas-microsoft-com:vml" xmlns:wp14="http://schemas.microsoft.com/office/word/2010/wordprocessingDrawing" xmlns:wp="http://schemas.openxmlformats.org/drawingml/2006/wordprocessingDrawing" xmlns:w10="urn:schemas-microsoft-com:office:word" xmlns:w="http://schemas.openxmlformats.org/wordprocessingml/2006/main" xmlns:w14="http://schemas.microsoft.com/office/word/2010/wordml" xmlns:w15="http://schemas.microsoft.com/office/word/2012/wordml" xmlns:w16cex="http://schemas.microsoft.com/office/word/2018/wordml/cex" xmlns:w16cid="http://schemas.microsoft.com/office/word/2016/wordml/cid" xmlns:w16="http://schemas.microsoft.com/office/word/2018/wordml" xmlns:w16du="http://schemas.microsoft.com/office/word/2023/wordml/word16du" xmlns:w16sdtdh="http://schemas.microsoft.com/office/word/2020/wordml/sdtdatahash" xmlns:w16sdtfl="http://schemas.microsoft.com/office/word/2024/wordml/sdtformatlock" xmlns:w16se="http://schemas.microsoft.com/office/word/2015/wordml/symex" xmlns:wpg="http://schemas.microsoft.com/office/word/2010/wordprocessingGroup" xmlns:wpi="http://schemas.microsoft.com/office/word/2010/wordprocessingInk" xmlns:wne="http://schemas.microsoft.com/office/word/2006/wordml" xmlns:wps="http://schemas.microsoft.com/office/word/2010/wordprocessingShape" mc:Ignorable="w14 w15 w16se w16cid w16 w16cex w16sdtdh w16sdtfl w16du wp14">
   <w:abstractNum w:abstractNumId="0" w15:restartNumberingAfterBreak="0">
     <w:nsid w:val="FFFFFFFE"/>
@@ -29409,7 +29565,704 @@
 </w:numbering>
 </file>
 
-<file path=word/styles.xml><?xml version="1.0" encoding="utf-8"?>
+<file path=word\settings.xml><?xml version="1.0" encoding="utf-8"?>
+<w:settings xmlns:mc="http://schemas.openxmlformats.org/markup-compatibility/2006" xmlns:o="urn:schemas-microsoft-com:office:office" xmlns:r="http://schemas.openxmlformats.org/officeDocument/2006/relationships" xmlns:m="http://schemas.openxmlformats.org/officeDocument/2006/math" xmlns:v="urn:schemas-microsoft-com:vml" xmlns:w10="urn:schemas-microsoft-com:office:word" xmlns:w="http://schemas.openxmlformats.org/wordprocessingml/2006/main" xmlns:w14="http://schemas.microsoft.com/office/word/2010/wordml" xmlns:w15="http://schemas.microsoft.com/office/word/2012/wordml" xmlns:w16cex="http://schemas.microsoft.com/office/word/2018/wordml/cex" xmlns:w16cid="http://schemas.microsoft.com/office/word/2016/wordml/cid" xmlns:w16="http://schemas.microsoft.com/office/word/2018/wordml" xmlns:w16du="http://schemas.microsoft.com/office/word/2023/wordml/word16du" xmlns:w16sdtdh="http://schemas.microsoft.com/office/word/2020/wordml/sdtdatahash" xmlns:w16sdtfl="http://schemas.microsoft.com/office/word/2024/wordml/sdtformatlock" xmlns:w16se="http://schemas.microsoft.com/office/word/2015/wordml/symex" xmlns:sl="http://schemas.openxmlformats.org/schemaLibrary/2006/main" mc:Ignorable="w14 w15 w16se w16cid w16 w16cex w16sdtdh w16sdtfl w16du">
+  <w:zoom w:percent="100"/>
+  <w:proofState w:spelling="clean"/>
+  <w:defaultTabStop w:val="720"/>
+  <w:hyphenationZone w:val="425"/>
+  <w:characterSpacingControl w:val="doNotCompress"/>
+  <w:hdrShapeDefaults>
+    <o:shapedefaults v:ext="edit" spidmax="2050"/>
+  </w:hdrShapeDefaults>
+  <w:footnotePr>
+    <w:footnote w:id="-1"/>
+    <w:footnote w:id="0"/>
+  </w:footnotePr>
+  <w:endnotePr>
+    <w:endnote w:id="-1"/>
+    <w:endnote w:id="0"/>
+  </w:endnotePr>
+  <w:compat>
+    <w:useFELayout/>
+    <w:compatSetting w:name="compatibilityMode" w:uri="http://schemas.microsoft.com/office/word" w:val="15"/>
+    <w:compatSetting w:name="overrideTableStyleFontSizeAndJustification" w:uri="http://schemas.microsoft.com/office/word" w:val="1"/>
+    <w:compatSetting w:name="enableOpenTypeFeatures" w:uri="http://schemas.microsoft.com/office/word" w:val="1"/>
+    <w:compatSetting w:name="doNotFlipMirrorIndents" w:uri="http://schemas.microsoft.com/office/word" w:val="1"/>
+    <w:compatSetting w:name="differentiateMultirowTableHeaders" w:uri="http://schemas.microsoft.com/office/word" w:val="1"/>
+    <w:compatSetting w:name="useWord2013TrackBottomHyphenation" w:uri="http://schemas.microsoft.com/office/word" w:val="1"/>
+  </w:compat>
+  <w:rsids>
+    <w:rsidRoot w:val="75A1F418"/>
+    <w:rsid w:val="00010D24"/>
+    <w:rsid w:val="00013DE8"/>
+    <w:rsid w:val="00015551"/>
+    <w:rsid w:val="000226B6"/>
+    <w:rsid w:val="00025CD5"/>
+    <w:rsid w:val="000358F8"/>
+    <w:rsid w:val="0004708D"/>
+    <w:rsid w:val="000523AC"/>
+    <w:rsid w:val="000541D2"/>
+    <w:rsid w:val="000561CD"/>
+    <w:rsid w:val="00057C7E"/>
+    <w:rsid w:val="00061E73"/>
+    <w:rsid w:val="00066BD1"/>
+    <w:rsid w:val="000773A2"/>
+    <w:rsid w:val="00080113"/>
+    <w:rsid w:val="00083A3B"/>
+    <w:rsid w:val="00086057"/>
+    <w:rsid w:val="000867D8"/>
+    <w:rsid w:val="00087972"/>
+    <w:rsid w:val="000A447E"/>
+    <w:rsid w:val="000B1C9D"/>
+    <w:rsid w:val="000B61D1"/>
+    <w:rsid w:val="000B69EA"/>
+    <w:rsid w:val="000B7D94"/>
+    <w:rsid w:val="000D2906"/>
+    <w:rsid w:val="000D33CB"/>
+    <w:rsid w:val="000D3787"/>
+    <w:rsid w:val="000D4CFD"/>
+    <w:rsid w:val="000D6F19"/>
+    <w:rsid w:val="000E16A4"/>
+    <w:rsid w:val="000E2CE9"/>
+    <w:rsid w:val="000E3FA0"/>
+    <w:rsid w:val="000E7D3D"/>
+    <w:rsid w:val="000F085C"/>
+    <w:rsid w:val="000F1A55"/>
+    <w:rsid w:val="000F4AD2"/>
+    <w:rsid w:val="000F7CB1"/>
+    <w:rsid w:val="00102165"/>
+    <w:rsid w:val="00102DF1"/>
+    <w:rsid w:val="00112682"/>
+    <w:rsid w:val="00116C14"/>
+    <w:rsid w:val="001177B4"/>
+    <w:rsid w:val="00127D65"/>
+    <w:rsid w:val="00130CAD"/>
+    <w:rsid w:val="00133595"/>
+    <w:rsid w:val="001457B8"/>
+    <w:rsid w:val="0015362B"/>
+    <w:rsid w:val="00153E84"/>
+    <w:rsid w:val="001566C2"/>
+    <w:rsid w:val="00156F7F"/>
+    <w:rsid w:val="00165586"/>
+    <w:rsid w:val="00172EC7"/>
+    <w:rsid w:val="0018157E"/>
+    <w:rsid w:val="0019111C"/>
+    <w:rsid w:val="00194AC0"/>
+    <w:rsid w:val="00196F69"/>
+    <w:rsid w:val="001A2BF7"/>
+    <w:rsid w:val="001A3184"/>
+    <w:rsid w:val="001B2B79"/>
+    <w:rsid w:val="001B4191"/>
+    <w:rsid w:val="001B4F16"/>
+    <w:rsid w:val="001C791B"/>
+    <w:rsid w:val="001D4CF8"/>
+    <w:rsid w:val="001E16AB"/>
+    <w:rsid w:val="001E2A05"/>
+    <w:rsid w:val="001E5FE3"/>
+    <w:rsid w:val="001F3D69"/>
+    <w:rsid w:val="001F4BFC"/>
+    <w:rsid w:val="001F7DDD"/>
+    <w:rsid w:val="0020185A"/>
+    <w:rsid w:val="00201940"/>
+    <w:rsid w:val="002109DA"/>
+    <w:rsid w:val="0021490C"/>
+    <w:rsid w:val="00222D5F"/>
+    <w:rsid w:val="00226088"/>
+    <w:rsid w:val="002271E4"/>
+    <w:rsid w:val="00231B62"/>
+    <w:rsid w:val="00233069"/>
+    <w:rsid w:val="00264456"/>
+    <w:rsid w:val="00265AA7"/>
+    <w:rsid w:val="00275313"/>
+    <w:rsid w:val="002769ED"/>
+    <w:rsid w:val="00276E76"/>
+    <w:rsid w:val="00277838"/>
+    <w:rsid w:val="00280C0F"/>
+    <w:rsid w:val="0028163C"/>
+    <w:rsid w:val="0028377A"/>
+    <w:rsid w:val="00283F93"/>
+    <w:rsid w:val="00287F6E"/>
+    <w:rsid w:val="00296A01"/>
+    <w:rsid w:val="002A27A1"/>
+    <w:rsid w:val="002A58FE"/>
+    <w:rsid w:val="002B34B7"/>
+    <w:rsid w:val="002B6D2B"/>
+    <w:rsid w:val="002B751F"/>
+    <w:rsid w:val="002C21DB"/>
+    <w:rsid w:val="002C33E8"/>
+    <w:rsid w:val="002C56D6"/>
+    <w:rsid w:val="002C71C9"/>
+    <w:rsid w:val="002D3296"/>
+    <w:rsid w:val="002E324C"/>
+    <w:rsid w:val="0030512D"/>
+    <w:rsid w:val="0030721D"/>
+    <w:rsid w:val="00310883"/>
+    <w:rsid w:val="00312545"/>
+    <w:rsid w:val="00312D81"/>
+    <w:rsid w:val="00322376"/>
+    <w:rsid w:val="003226A5"/>
+    <w:rsid w:val="00322A26"/>
+    <w:rsid w:val="00330BFB"/>
+    <w:rsid w:val="00333FDC"/>
+    <w:rsid w:val="00336849"/>
+    <w:rsid w:val="00337E6C"/>
+    <w:rsid w:val="00340746"/>
+    <w:rsid w:val="00340A51"/>
+    <w:rsid w:val="00340C84"/>
+    <w:rsid w:val="003416D5"/>
+    <w:rsid w:val="00355F27"/>
+    <w:rsid w:val="00356A71"/>
+    <w:rsid w:val="00357C6F"/>
+    <w:rsid w:val="00370740"/>
+    <w:rsid w:val="00373233"/>
+    <w:rsid w:val="0038379A"/>
+    <w:rsid w:val="00385091"/>
+    <w:rsid w:val="00385EB1"/>
+    <w:rsid w:val="00395AE5"/>
+    <w:rsid w:val="0039759F"/>
+    <w:rsid w:val="003B0ED2"/>
+    <w:rsid w:val="003B42B5"/>
+    <w:rsid w:val="003B538A"/>
+    <w:rsid w:val="003C15AF"/>
+    <w:rsid w:val="003C278D"/>
+    <w:rsid w:val="003C6026"/>
+    <w:rsid w:val="003C624A"/>
+    <w:rsid w:val="003C6530"/>
+    <w:rsid w:val="003C6952"/>
+    <w:rsid w:val="003D1B5B"/>
+    <w:rsid w:val="003D2207"/>
+    <w:rsid w:val="003D7911"/>
+    <w:rsid w:val="003E2EA7"/>
+    <w:rsid w:val="003E331E"/>
+    <w:rsid w:val="003E560C"/>
+    <w:rsid w:val="003F14AF"/>
+    <w:rsid w:val="003F5C33"/>
+    <w:rsid w:val="00410CA4"/>
+    <w:rsid w:val="00412BAC"/>
+    <w:rsid w:val="00414F9C"/>
+    <w:rsid w:val="0041750F"/>
+    <w:rsid w:val="00417C03"/>
+    <w:rsid w:val="00421841"/>
+    <w:rsid w:val="00422F20"/>
+    <w:rsid w:val="004351BD"/>
+    <w:rsid w:val="00442FA3"/>
+    <w:rsid w:val="00443767"/>
+    <w:rsid w:val="004463D9"/>
+    <w:rsid w:val="00447F29"/>
+    <w:rsid w:val="00451ED1"/>
+    <w:rsid w:val="00454AD9"/>
+    <w:rsid w:val="00462644"/>
+    <w:rsid w:val="004802D7"/>
+    <w:rsid w:val="004806F1"/>
+    <w:rsid w:val="00494E43"/>
+    <w:rsid w:val="004953FC"/>
+    <w:rsid w:val="004A1E39"/>
+    <w:rsid w:val="004A59BE"/>
+    <w:rsid w:val="004A76C7"/>
+    <w:rsid w:val="004B3AC6"/>
+    <w:rsid w:val="004C3BF5"/>
+    <w:rsid w:val="004C69B4"/>
+    <w:rsid w:val="004E3626"/>
+    <w:rsid w:val="004F1638"/>
+    <w:rsid w:val="004F610D"/>
+    <w:rsid w:val="004F7E95"/>
+    <w:rsid w:val="004F7FD0"/>
+    <w:rsid w:val="00501D9A"/>
+    <w:rsid w:val="00514B07"/>
+    <w:rsid w:val="00531336"/>
+    <w:rsid w:val="005319D8"/>
+    <w:rsid w:val="0053437D"/>
+    <w:rsid w:val="0053723A"/>
+    <w:rsid w:val="005470CD"/>
+    <w:rsid w:val="0054740B"/>
+    <w:rsid w:val="005522E7"/>
+    <w:rsid w:val="005741E1"/>
+    <w:rsid w:val="00574589"/>
+    <w:rsid w:val="005839AF"/>
+    <w:rsid w:val="00592686"/>
+    <w:rsid w:val="0059362D"/>
+    <w:rsid w:val="00594368"/>
+    <w:rsid w:val="00596F0F"/>
+    <w:rsid w:val="005A1467"/>
+    <w:rsid w:val="005A661D"/>
+    <w:rsid w:val="005B04D2"/>
+    <w:rsid w:val="005B4098"/>
+    <w:rsid w:val="005B5144"/>
+    <w:rsid w:val="005B5A45"/>
+    <w:rsid w:val="005B5D56"/>
+    <w:rsid w:val="005B6E30"/>
+    <w:rsid w:val="005B7648"/>
+    <w:rsid w:val="005C111C"/>
+    <w:rsid w:val="005C1A7B"/>
+    <w:rsid w:val="005C4CB2"/>
+    <w:rsid w:val="005C5F84"/>
+    <w:rsid w:val="005D2698"/>
+    <w:rsid w:val="005D38F2"/>
+    <w:rsid w:val="005D3C4A"/>
+    <w:rsid w:val="005D53F2"/>
+    <w:rsid w:val="005D79EB"/>
+    <w:rsid w:val="005E6362"/>
+    <w:rsid w:val="005E7927"/>
+    <w:rsid w:val="005F2787"/>
+    <w:rsid w:val="005F5A65"/>
+    <w:rsid w:val="006127E5"/>
+    <w:rsid w:val="00613F07"/>
+    <w:rsid w:val="00622AD3"/>
+    <w:rsid w:val="00623882"/>
+    <w:rsid w:val="006340DF"/>
+    <w:rsid w:val="006425F9"/>
+    <w:rsid w:val="00660514"/>
+    <w:rsid w:val="006614A0"/>
+    <w:rsid w:val="00661FC3"/>
+    <w:rsid w:val="00675777"/>
+    <w:rsid w:val="0068328A"/>
+    <w:rsid w:val="00692A74"/>
+    <w:rsid w:val="00694EF3"/>
+    <w:rsid w:val="006A0915"/>
+    <w:rsid w:val="006A12D7"/>
+    <w:rsid w:val="006A40D1"/>
+    <w:rsid w:val="006A6A24"/>
+    <w:rsid w:val="006B2DE6"/>
+    <w:rsid w:val="006B4386"/>
+    <w:rsid w:val="006B5C0C"/>
+    <w:rsid w:val="006C41CD"/>
+    <w:rsid w:val="006C4ACD"/>
+    <w:rsid w:val="006C5B57"/>
+    <w:rsid w:val="006D0963"/>
+    <w:rsid w:val="006D3FDF"/>
+    <w:rsid w:val="006D5D23"/>
+    <w:rsid w:val="006E258A"/>
+    <w:rsid w:val="006E31CE"/>
+    <w:rsid w:val="006F5342"/>
+    <w:rsid w:val="007030BC"/>
+    <w:rsid w:val="00706927"/>
+    <w:rsid w:val="0070704F"/>
+    <w:rsid w:val="00712D13"/>
+    <w:rsid w:val="0071534D"/>
+    <w:rsid w:val="0071691A"/>
+    <w:rsid w:val="007218E0"/>
+    <w:rsid w:val="007226D2"/>
+    <w:rsid w:val="00726BEA"/>
+    <w:rsid w:val="00730250"/>
+    <w:rsid w:val="007310E5"/>
+    <w:rsid w:val="007364B4"/>
+    <w:rsid w:val="00740198"/>
+    <w:rsid w:val="00740CCC"/>
+    <w:rsid w:val="007460B5"/>
+    <w:rsid w:val="00746383"/>
+    <w:rsid w:val="00746720"/>
+    <w:rsid w:val="00747F86"/>
+    <w:rsid w:val="00752C16"/>
+    <w:rsid w:val="00753658"/>
+    <w:rsid w:val="007674B2"/>
+    <w:rsid w:val="00784A4E"/>
+    <w:rsid w:val="00790752"/>
+    <w:rsid w:val="00795AC5"/>
+    <w:rsid w:val="007A063E"/>
+    <w:rsid w:val="007A0C85"/>
+    <w:rsid w:val="007A3EC3"/>
+    <w:rsid w:val="007A49CF"/>
+    <w:rsid w:val="007A5B57"/>
+    <w:rsid w:val="007A6BA8"/>
+    <w:rsid w:val="007B7D60"/>
+    <w:rsid w:val="007C3561"/>
+    <w:rsid w:val="007C5A73"/>
+    <w:rsid w:val="007D2E7B"/>
+    <w:rsid w:val="007D48AF"/>
+    <w:rsid w:val="007D4D54"/>
+    <w:rsid w:val="007D5B6B"/>
+    <w:rsid w:val="007E59A7"/>
+    <w:rsid w:val="007E69AA"/>
+    <w:rsid w:val="007F0545"/>
+    <w:rsid w:val="007F393C"/>
+    <w:rsid w:val="007F41B0"/>
+    <w:rsid w:val="007F45E7"/>
+    <w:rsid w:val="007F6923"/>
+    <w:rsid w:val="00802771"/>
+    <w:rsid w:val="0080529B"/>
+    <w:rsid w:val="00806272"/>
+    <w:rsid w:val="00807549"/>
+    <w:rsid w:val="00811595"/>
+    <w:rsid w:val="00811EAF"/>
+    <w:rsid w:val="008169E7"/>
+    <w:rsid w:val="00827423"/>
+    <w:rsid w:val="00835DDB"/>
+    <w:rsid w:val="008379BE"/>
+    <w:rsid w:val="00844E2E"/>
+    <w:rsid w:val="0085031B"/>
+    <w:rsid w:val="00850A64"/>
+    <w:rsid w:val="00850C38"/>
+    <w:rsid w:val="0086163C"/>
+    <w:rsid w:val="008672CC"/>
+    <w:rsid w:val="00867EA3"/>
+    <w:rsid w:val="00882EFB"/>
+    <w:rsid w:val="00885392"/>
+    <w:rsid w:val="0089203E"/>
+    <w:rsid w:val="0089279A"/>
+    <w:rsid w:val="0089442B"/>
+    <w:rsid w:val="0089510B"/>
+    <w:rsid w:val="00896927"/>
+    <w:rsid w:val="008A5E61"/>
+    <w:rsid w:val="008C0878"/>
+    <w:rsid w:val="008C29A4"/>
+    <w:rsid w:val="008C402E"/>
+    <w:rsid w:val="008C512C"/>
+    <w:rsid w:val="008D12D7"/>
+    <w:rsid w:val="008D6E4F"/>
+    <w:rsid w:val="008D7712"/>
+    <w:rsid w:val="008E21AD"/>
+    <w:rsid w:val="008E2721"/>
+    <w:rsid w:val="008E708A"/>
+    <w:rsid w:val="008F7511"/>
+    <w:rsid w:val="00906491"/>
+    <w:rsid w:val="009110AD"/>
+    <w:rsid w:val="00913D20"/>
+    <w:rsid w:val="009147B4"/>
+    <w:rsid w:val="0091613F"/>
+    <w:rsid w:val="00916861"/>
+    <w:rsid w:val="009225CB"/>
+    <w:rsid w:val="009266E0"/>
+    <w:rsid w:val="00931A2A"/>
+    <w:rsid w:val="0093520F"/>
+    <w:rsid w:val="0093788E"/>
+    <w:rsid w:val="009430F1"/>
+    <w:rsid w:val="009477CD"/>
+    <w:rsid w:val="00957ED6"/>
+    <w:rsid w:val="0096367E"/>
+    <w:rsid w:val="009657AC"/>
+    <w:rsid w:val="0096663B"/>
+    <w:rsid w:val="009728B8"/>
+    <w:rsid w:val="00974698"/>
+    <w:rsid w:val="00981CBD"/>
+    <w:rsid w:val="00986671"/>
+    <w:rsid w:val="0099242C"/>
+    <w:rsid w:val="00992B32"/>
+    <w:rsid w:val="00992CC8"/>
+    <w:rsid w:val="009930C4"/>
+    <w:rsid w:val="009932D8"/>
+    <w:rsid w:val="009953F5"/>
+    <w:rsid w:val="009A36E4"/>
+    <w:rsid w:val="009A74D8"/>
+    <w:rsid w:val="009A79BD"/>
+    <w:rsid w:val="009B125D"/>
+    <w:rsid w:val="009B2002"/>
+    <w:rsid w:val="009B716B"/>
+    <w:rsid w:val="009B7A58"/>
+    <w:rsid w:val="00A003EA"/>
+    <w:rsid w:val="00A018D0"/>
+    <w:rsid w:val="00A02BE9"/>
+    <w:rsid w:val="00A02ECE"/>
+    <w:rsid w:val="00A04433"/>
+    <w:rsid w:val="00A05F84"/>
+    <w:rsid w:val="00A14C97"/>
+    <w:rsid w:val="00A14E6A"/>
+    <w:rsid w:val="00A17483"/>
+    <w:rsid w:val="00A17A3A"/>
+    <w:rsid w:val="00A2157C"/>
+    <w:rsid w:val="00A25F41"/>
+    <w:rsid w:val="00A36598"/>
+    <w:rsid w:val="00A51A54"/>
+    <w:rsid w:val="00A5485B"/>
+    <w:rsid w:val="00A60A3B"/>
+    <w:rsid w:val="00A641D0"/>
+    <w:rsid w:val="00A65A90"/>
+    <w:rsid w:val="00A7309D"/>
+    <w:rsid w:val="00A74607"/>
+    <w:rsid w:val="00A8051D"/>
+    <w:rsid w:val="00A81F75"/>
+    <w:rsid w:val="00A82CAD"/>
+    <w:rsid w:val="00A84A88"/>
+    <w:rsid w:val="00A904A3"/>
+    <w:rsid w:val="00A90C7C"/>
+    <w:rsid w:val="00A92E54"/>
+    <w:rsid w:val="00A94E5F"/>
+    <w:rsid w:val="00A95EB4"/>
+    <w:rsid w:val="00A97CDB"/>
+    <w:rsid w:val="00AA4AE3"/>
+    <w:rsid w:val="00AA4F49"/>
+    <w:rsid w:val="00AA549C"/>
+    <w:rsid w:val="00AB2B24"/>
+    <w:rsid w:val="00AB7E9A"/>
+    <w:rsid w:val="00AC07FF"/>
+    <w:rsid w:val="00AD3BEF"/>
+    <w:rsid w:val="00AD51AF"/>
+    <w:rsid w:val="00AD6550"/>
+    <w:rsid w:val="00AF6546"/>
+    <w:rsid w:val="00B04591"/>
+    <w:rsid w:val="00B04C77"/>
+    <w:rsid w:val="00B0660D"/>
+    <w:rsid w:val="00B15BC5"/>
+    <w:rsid w:val="00B17E42"/>
+    <w:rsid w:val="00B2037E"/>
+    <w:rsid w:val="00B22C49"/>
+    <w:rsid w:val="00B2591B"/>
+    <w:rsid w:val="00B263BE"/>
+    <w:rsid w:val="00B26CFE"/>
+    <w:rsid w:val="00B3057E"/>
+    <w:rsid w:val="00B3429F"/>
+    <w:rsid w:val="00B34A96"/>
+    <w:rsid w:val="00B40685"/>
+    <w:rsid w:val="00B4217E"/>
+    <w:rsid w:val="00B43E67"/>
+    <w:rsid w:val="00B43F1B"/>
+    <w:rsid w:val="00B608E5"/>
+    <w:rsid w:val="00B642FE"/>
+    <w:rsid w:val="00B64ACB"/>
+    <w:rsid w:val="00B74DED"/>
+    <w:rsid w:val="00B81938"/>
+    <w:rsid w:val="00B84DA5"/>
+    <w:rsid w:val="00B96E3C"/>
+    <w:rsid w:val="00BA5DD0"/>
+    <w:rsid w:val="00BB4641"/>
+    <w:rsid w:val="00BB5186"/>
+    <w:rsid w:val="00BC0B24"/>
+    <w:rsid w:val="00BC3856"/>
+    <w:rsid w:val="00BC49BE"/>
+    <w:rsid w:val="00BC6D13"/>
+    <w:rsid w:val="00BD3E74"/>
+    <w:rsid w:val="00BD77D9"/>
+    <w:rsid w:val="00BE5733"/>
+    <w:rsid w:val="00BE64B0"/>
+    <w:rsid w:val="00C0001B"/>
+    <w:rsid w:val="00C02435"/>
+    <w:rsid w:val="00C04435"/>
+    <w:rsid w:val="00C20CA2"/>
+    <w:rsid w:val="00C2745E"/>
+    <w:rsid w:val="00C34985"/>
+    <w:rsid w:val="00C36E72"/>
+    <w:rsid w:val="00C37279"/>
+    <w:rsid w:val="00C46D12"/>
+    <w:rsid w:val="00C54E01"/>
+    <w:rsid w:val="00C605A5"/>
+    <w:rsid w:val="00C61726"/>
+    <w:rsid w:val="00C62FB5"/>
+    <w:rsid w:val="00C66048"/>
+    <w:rsid w:val="00C7281E"/>
+    <w:rsid w:val="00C72B78"/>
+    <w:rsid w:val="00C7391F"/>
+    <w:rsid w:val="00C84D6C"/>
+    <w:rsid w:val="00C92CAD"/>
+    <w:rsid w:val="00C9574D"/>
+    <w:rsid w:val="00CA3222"/>
+    <w:rsid w:val="00CA3380"/>
+    <w:rsid w:val="00CA61B5"/>
+    <w:rsid w:val="00CA7FE9"/>
+    <w:rsid w:val="00CB4FCC"/>
+    <w:rsid w:val="00CB6185"/>
+    <w:rsid w:val="00CB63FE"/>
+    <w:rsid w:val="00CB6F8C"/>
+    <w:rsid w:val="00CB7BEF"/>
+    <w:rsid w:val="00CC2B7B"/>
+    <w:rsid w:val="00CC3361"/>
+    <w:rsid w:val="00CC3E4E"/>
+    <w:rsid w:val="00CC65EE"/>
+    <w:rsid w:val="00CD7652"/>
+    <w:rsid w:val="00CD7D48"/>
+    <w:rsid w:val="00CE048E"/>
+    <w:rsid w:val="00CF0255"/>
+    <w:rsid w:val="00CF0C14"/>
+    <w:rsid w:val="00CF4DC3"/>
+    <w:rsid w:val="00CF56A4"/>
+    <w:rsid w:val="00D033B5"/>
+    <w:rsid w:val="00D13B29"/>
+    <w:rsid w:val="00D13FBB"/>
+    <w:rsid w:val="00D16250"/>
+    <w:rsid w:val="00D25696"/>
+    <w:rsid w:val="00D3733D"/>
+    <w:rsid w:val="00D41DCC"/>
+    <w:rsid w:val="00D43785"/>
+    <w:rsid w:val="00D60C9B"/>
+    <w:rsid w:val="00D63C61"/>
+    <w:rsid w:val="00D662CE"/>
+    <w:rsid w:val="00D6709A"/>
+    <w:rsid w:val="00D73ED2"/>
+    <w:rsid w:val="00D8183E"/>
+    <w:rsid w:val="00D842E5"/>
+    <w:rsid w:val="00D84F8E"/>
+    <w:rsid w:val="00D86FEF"/>
+    <w:rsid w:val="00D904CA"/>
+    <w:rsid w:val="00D95E4D"/>
+    <w:rsid w:val="00DA3474"/>
+    <w:rsid w:val="00DB1323"/>
+    <w:rsid w:val="00DB4D16"/>
+    <w:rsid w:val="00DB7B80"/>
+    <w:rsid w:val="00DC065E"/>
+    <w:rsid w:val="00DC1A22"/>
+    <w:rsid w:val="00DE07B7"/>
+    <w:rsid w:val="00DE315C"/>
+    <w:rsid w:val="00DE3BDB"/>
+    <w:rsid w:val="00DF14ED"/>
+    <w:rsid w:val="00DF6AFC"/>
+    <w:rsid w:val="00E00FE3"/>
+    <w:rsid w:val="00E011ED"/>
+    <w:rsid w:val="00E06594"/>
+    <w:rsid w:val="00E16339"/>
+    <w:rsid w:val="00E20304"/>
+    <w:rsid w:val="00E24A35"/>
+    <w:rsid w:val="00E403D4"/>
+    <w:rsid w:val="00E40C0E"/>
+    <w:rsid w:val="00E456B8"/>
+    <w:rsid w:val="00E513A5"/>
+    <w:rsid w:val="00E54F5E"/>
+    <w:rsid w:val="00E64440"/>
+    <w:rsid w:val="00E67F63"/>
+    <w:rsid w:val="00E8127C"/>
+    <w:rsid w:val="00E86B7C"/>
+    <w:rsid w:val="00E91464"/>
+    <w:rsid w:val="00E93C81"/>
+    <w:rsid w:val="00EA22E9"/>
+    <w:rsid w:val="00EA6297"/>
+    <w:rsid w:val="00EA7CA6"/>
+    <w:rsid w:val="00EB186D"/>
+    <w:rsid w:val="00EB34F2"/>
+    <w:rsid w:val="00EB3AEE"/>
+    <w:rsid w:val="00EB6131"/>
+    <w:rsid w:val="00EB6732"/>
+    <w:rsid w:val="00EC06EA"/>
+    <w:rsid w:val="00EC252C"/>
+    <w:rsid w:val="00EC4DF9"/>
+    <w:rsid w:val="00ED1E53"/>
+    <w:rsid w:val="00ED2A71"/>
+    <w:rsid w:val="00ED65D7"/>
+    <w:rsid w:val="00EE1C00"/>
+    <w:rsid w:val="00EE5FE9"/>
+    <w:rsid w:val="00EF18D2"/>
+    <w:rsid w:val="00EF377E"/>
+    <w:rsid w:val="00EF617E"/>
+    <w:rsid w:val="00EF6306"/>
+    <w:rsid w:val="00EF7A6B"/>
+    <w:rsid w:val="00F02CA9"/>
+    <w:rsid w:val="00F02EC1"/>
+    <w:rsid w:val="00F07D09"/>
+    <w:rsid w:val="00F12D3C"/>
+    <w:rsid w:val="00F144E0"/>
+    <w:rsid w:val="00F17227"/>
+    <w:rsid w:val="00F37444"/>
+    <w:rsid w:val="00F4268B"/>
+    <w:rsid w:val="00F44890"/>
+    <w:rsid w:val="00F57BAE"/>
+    <w:rsid w:val="00F60617"/>
+    <w:rsid w:val="00F62698"/>
+    <w:rsid w:val="00F636E2"/>
+    <w:rsid w:val="00F6581D"/>
+    <w:rsid w:val="00F72C3F"/>
+    <w:rsid w:val="00F75C52"/>
+    <w:rsid w:val="00F76172"/>
+    <w:rsid w:val="00F77E56"/>
+    <w:rsid w:val="00F819BA"/>
+    <w:rsid w:val="00F81AAF"/>
+    <w:rsid w:val="00F84269"/>
+    <w:rsid w:val="00F8430F"/>
+    <w:rsid w:val="00F8532B"/>
+    <w:rsid w:val="00F93B6C"/>
+    <w:rsid w:val="00FA0569"/>
+    <w:rsid w:val="00FA2AB0"/>
+    <w:rsid w:val="00FA3F3C"/>
+    <w:rsid w:val="00FA4716"/>
+    <w:rsid w:val="00FB525E"/>
+    <w:rsid w:val="00FC0369"/>
+    <w:rsid w:val="00FD2D1C"/>
+    <w:rsid w:val="00FD3D53"/>
+    <w:rsid w:val="00FE35F0"/>
+    <w:rsid w:val="00FE4D32"/>
+    <w:rsid w:val="00FE537F"/>
+    <w:rsid w:val="00FF596B"/>
+    <w:rsid w:val="00FF7BFB"/>
+    <w:rsid w:val="03A4329B"/>
+    <w:rsid w:val="04AD31E8"/>
+    <w:rsid w:val="073E916A"/>
+    <w:rsid w:val="08D34EEF"/>
+    <w:rsid w:val="0BB933F6"/>
+    <w:rsid w:val="0D2843C3"/>
+    <w:rsid w:val="0D51526E"/>
+    <w:rsid w:val="0E0E1D42"/>
+    <w:rsid w:val="11D0EDD1"/>
+    <w:rsid w:val="139C564D"/>
+    <w:rsid w:val="14655733"/>
+    <w:rsid w:val="16003260"/>
+    <w:rsid w:val="162B9687"/>
+    <w:rsid w:val="1C50BB76"/>
+    <w:rsid w:val="1F9E2E98"/>
+    <w:rsid w:val="21399A99"/>
+    <w:rsid w:val="27FD9BAA"/>
+    <w:rsid w:val="28474E09"/>
+    <w:rsid w:val="2B58CA36"/>
+    <w:rsid w:val="2B7435A4"/>
+    <w:rsid w:val="2FF0749F"/>
+    <w:rsid w:val="31923121"/>
+    <w:rsid w:val="349608E2"/>
+    <w:rsid w:val="34E6C9C7"/>
+    <w:rsid w:val="356D4A1F"/>
+    <w:rsid w:val="3661B5D4"/>
+    <w:rsid w:val="3675770C"/>
+    <w:rsid w:val="3853C886"/>
+    <w:rsid w:val="38F62B2F"/>
+    <w:rsid w:val="38F8294E"/>
+    <w:rsid w:val="3947F202"/>
+    <w:rsid w:val="3CA5AA0E"/>
+    <w:rsid w:val="3F4400B2"/>
+    <w:rsid w:val="406A7FFC"/>
+    <w:rsid w:val="40A8E098"/>
+    <w:rsid w:val="49DE4A77"/>
+    <w:rsid w:val="4A3DE591"/>
+    <w:rsid w:val="4BDB3197"/>
+    <w:rsid w:val="4EF545DC"/>
+    <w:rsid w:val="4FE90BB5"/>
+    <w:rsid w:val="5165673F"/>
+    <w:rsid w:val="531A09D2"/>
+    <w:rsid w:val="58AA336C"/>
+    <w:rsid w:val="58C9E2B9"/>
+    <w:rsid w:val="59587B6F"/>
+    <w:rsid w:val="60DC5949"/>
+    <w:rsid w:val="61EE5C66"/>
+    <w:rsid w:val="66FC6013"/>
+    <w:rsid w:val="69FAF4B2"/>
+    <w:rsid w:val="6ACD96F3"/>
+    <w:rsid w:val="6EF8BBAB"/>
+    <w:rsid w:val="6F0D20DB"/>
+    <w:rsid w:val="71F668A6"/>
+    <w:rsid w:val="72809725"/>
+    <w:rsid w:val="73CF1D74"/>
+    <w:rsid w:val="748298C2"/>
+    <w:rsid w:val="75A1F418"/>
+    <w:rsid w:val="77E2EAF4"/>
+    <w:rsid w:val="7BD006B3"/>
+    <w:rsid w:val="7C306EE1"/>
+    <w:rsid w:val="7EBBA0A1"/>
+    <w:rsid w:val="7F8A9A1C"/>
+    <w:rsid w:val="7F92B352"/>
+  </w:rsids>
+  <m:mathPr>
+    <m:mathFont m:val="Cambria Math"/>
+    <m:brkBin m:val="before"/>
+    <m:brkBinSub m:val="--"/>
+    <m:smallFrac m:val="0"/>
+    <m:dispDef/>
+    <m:lMargin m:val="0"/>
+    <m:rMargin m:val="0"/>
+    <m:defJc m:val="centerGroup"/>
+    <m:wrapIndent m:val="1440"/>
+    <m:intLim m:val="subSup"/>
+    <m:naryLim m:val="undOvr"/>
+  </m:mathPr>
+  <w:themeFontLang w:val="en-US" w:eastAsia="ja-JP" w:bidi="ar-SA"/>
+  <w:clrSchemeMapping w:bg1="light1" w:t1="dark1" w:bg2="light2" w:t2="dark2" w:accent1="accent1" w:accent2="accent2" w:accent3="accent3" w:accent4="accent4" w:accent5="accent5" w:accent6="accent6" w:hyperlink="hyperlink" w:followedHyperlink="followedHyperlink"/>
+  <w:shapeDefaults>
+    <o:shapedefaults v:ext="edit" spidmax="2050"/>
+    <o:shapelayout v:ext="edit">
+      <o:idmap v:ext="edit" data="2"/>
+    </o:shapelayout>
+  </w:shapeDefaults>
+  <w:decimalSymbol w:val=","/>
+  <w:listSeparator w:val=";"/>
+  <w14:docId w14:val="6C7B0F93"/>
+  <w15:chartTrackingRefBased/>
+  <w15:docId w15:val="{D2E69AFD-AE41-47FC-96B2-31EE139E1A8F}"/>
+</w:settings>
+</file>
+
+<file path=word\styles.xml><?xml version="1.0" encoding="utf-8"?>
 <w:styles xmlns:mc="http://schemas.openxmlformats.org/markup-compatibility/2006" xmlns:r="http://schemas.openxmlformats.org/officeDocument/2006/relationships" xmlns:w="http://schemas.openxmlformats.org/wordprocessingml/2006/main" xmlns:w14="http://schemas.microsoft.com/office/word/2010/wordml" xmlns:w15="http://schemas.microsoft.com/office/word/2012/wordml" xmlns:w16cex="http://schemas.microsoft.com/office/word/2018/wordml/cex" xmlns:w16cid="http://schemas.microsoft.com/office/word/2016/wordml/cid" xmlns:w16="http://schemas.microsoft.com/office/word/2018/wordml" xmlns:w16du="http://schemas.microsoft.com/office/word/2023/wordml/word16du" xmlns:w16sdtdh="http://schemas.microsoft.com/office/word/2020/wordml/sdtdatahash" xmlns:w16sdtfl="http://schemas.microsoft.com/office/word/2024/wordml/sdtformatlock" xmlns:w16se="http://schemas.microsoft.com/office/word/2015/wordml/symex" mc:Ignorable="w14 w15 w16se w16cid w16 w16cex w16sdtdh w16sdtfl w16du">
   <w:docDefaults>
     <w:rPrDefault>
@@ -30371,7 +31224,7 @@
 </w:styles>
 </file>
 
-<file path=word/theme/theme1.xml><?xml version="1.0" encoding="utf-8"?>
+<file path=word\theme\theme1.xml><?xml version="1.0" encoding="utf-8"?>
 <a:theme xmlns:a="http://schemas.openxmlformats.org/drawingml/2006/main" name="Office Theme">
   <a:themeElements>
     <a:clrScheme name="Office">
@@ -30632,14 +31485,10 @@
 </a:theme>
 </file>
 
-<file path=customXml/item1.xml><?xml version="1.0" encoding="utf-8"?>
-<b:Sources xmlns:b="http://schemas.openxmlformats.org/officeDocument/2006/bibliography" xmlns="http://schemas.openxmlformats.org/officeDocument/2006/bibliography" SelectedStyle="\APASixthEditionOfficeOnline.xsl" StyleName="APA" Version="6"/>
-</file>
-
-<file path=customXml/itemProps1.xml><?xml version="1.0" encoding="utf-8"?>
-<ds:datastoreItem xmlns:ds="http://schemas.openxmlformats.org/officeDocument/2006/customXml" ds:itemID="{A1620483-8240-496A-8E3B-5ED9D0093773}">
-  <ds:schemaRefs>
-    <ds:schemaRef ds:uri="http://schemas.openxmlformats.org/officeDocument/2006/bibliography"/>
-  </ds:schemaRefs>
-</ds:datastoreItem>
+<file path=word\webSettings.xml><?xml version="1.0" encoding="utf-8"?>
+<w:webSettings xmlns:mc="http://schemas.openxmlformats.org/markup-compatibility/2006" xmlns:r="http://schemas.openxmlformats.org/officeDocument/2006/relationships" xmlns:w="http://schemas.openxmlformats.org/wordprocessingml/2006/main" xmlns:w14="http://schemas.microsoft.com/office/word/2010/wordml" xmlns:w15="http://schemas.microsoft.com/office/word/2012/wordml" xmlns:w16cex="http://schemas.microsoft.com/office/word/2018/wordml/cex" xmlns:w16cid="http://schemas.microsoft.com/office/word/2016/wordml/cid" xmlns:w16="http://schemas.microsoft.com/office/word/2018/wordml" xmlns:w16du="http://schemas.microsoft.com/office/word/2023/wordml/word16du" xmlns:w16sdtdh="http://schemas.microsoft.com/office/word/2020/wordml/sdtdatahash" xmlns:w16sdtfl="http://schemas.microsoft.com/office/word/2024/wordml/sdtformatlock" xmlns:w16se="http://schemas.microsoft.com/office/word/2015/wordml/symex" mc:Ignorable="w14 w15 w16se w16cid w16 w16cex w16sdtdh w16sdtfl w16du">
+  <w:optimizeForBrowser/>
+  <w:relyOnVML/>
+  <w:allowPNG/>
+</w:webSettings>
 </file>
--- a/Documentacion/Carpeta_Proyecto_Stach.docx
+++ b/Documentacion/Carpeta_Proyecto_Stach.docx
@@ -1,52 +1,5 @@
 
-<file path=customXml\item1.xml><?xml version="1.0" encoding="utf-8"?>
-<b:Sources xmlns:b="http://schemas.openxmlformats.org/officeDocument/2006/bibliography" xmlns="http://schemas.openxmlformats.org/officeDocument/2006/bibliography" SelectedStyle="\APASixthEditionOfficeOnline.xsl" StyleName="APA" Version="6"/>
-</file>
-
-<file path=customXml\itemProps1.xml><?xml version="1.0" encoding="utf-8"?>
-<ds:datastoreItem xmlns:ds="http://schemas.openxmlformats.org/officeDocument/2006/customXml" ds:itemID="{A1620483-8240-496A-8E3B-5ED9D0093773}">
-  <ds:schemaRefs>
-    <ds:schemaRef ds:uri="http://schemas.openxmlformats.org/officeDocument/2006/bibliography"/>
-  </ds:schemaRefs>
-</ds:datastoreItem>
-</file>
-
-<file path=docProps\app.xml><?xml version="1.0" encoding="utf-8"?>
-<Properties xmlns="http://schemas.openxmlformats.org/officeDocument/2006/extended-properties" xmlns:vt="http://schemas.openxmlformats.org/officeDocument/2006/docPropsVTypes">
-  <Template>Normal.dotm</Template>
-  <TotalTime>153</TotalTime>
-  <Pages>46</Pages>
-  <Words>7382</Words>
-  <Characters>40603</Characters>
-  <Application>Microsoft Office Word</Application>
-  <DocSecurity>0</DocSecurity>
-  <Lines>338</Lines>
-  <Paragraphs>95</Paragraphs>
-  <ScaleCrop>false</ScaleCrop>
-  <Company/>
-  <LinksUpToDate>false</LinksUpToDate>
-  <CharactersWithSpaces>47890</CharactersWithSpaces>
-  <SharedDoc>false</SharedDoc>
-  <HyperlinksChanged>false</HyperlinksChanged>
-  <AppVersion>16.0000</AppVersion>
-</Properties>
-</file>
-
-<file path=docProps\core.xml><?xml version="1.0" encoding="utf-8"?>
-<cp:coreProperties xmlns:cp="http://schemas.openxmlformats.org/package/2006/metadata/core-properties" xmlns:dc="http://purl.org/dc/elements/1.1/" xmlns:dcterms="http://purl.org/dc/terms/" xmlns:dcmitype="http://purl.org/dc/dcmitype/" xmlns:xsi="http://www.w3.org/2001/XMLSchema-instance">
-  <dc:title/>
-  <dc:subject/>
-  <dc:creator>Smyth, Lautaro Agustin</dc:creator>
-  <cp:keywords/>
-  <dc:description/>
-  <cp:lastModifiedBy>Lautaro Smyth</cp:lastModifiedBy>
-  <cp:revision>472</cp:revision>
-  <dcterms:created xsi:type="dcterms:W3CDTF">2026-04-18T15:50:00Z</dcterms:created>
-  <dcterms:modified xsi:type="dcterms:W3CDTF">2026-07-02T20:38:00Z</dcterms:modified>
-</cp:coreProperties>
-</file>
-
-<file path=word\document.xml><?xml version="1.0" encoding="utf-8"?>
+<file path=word/document.xml><?xml version="1.0" encoding="utf-8"?>
 <w:document xmlns:wpc="http://schemas.microsoft.com/office/word/2010/wordprocessingCanvas" xmlns:cx="http://schemas.microsoft.com/office/drawing/2014/chartex" xmlns:cx1="http://schemas.microsoft.com/office/drawing/2015/9/8/chartex" xmlns:cx2="http://schemas.microsoft.com/office/drawing/2015/10/21/chartex" xmlns:cx3="http://schemas.microsoft.com/office/drawing/2016/5/9/chartex" xmlns:cx4="http://schemas.microsoft.com/office/drawing/2016/5/10/chartex" xmlns:cx5="http://schemas.microsoft.com/office/drawing/2016/5/11/chartex" xmlns:cx6="http://schemas.microsoft.com/office/drawing/2016/5/12/chartex" xmlns:cx7="http://schemas.microsoft.com/office/drawing/2016/5/13/chartex" xmlns:cx8="http://schemas.microsoft.com/office/drawing/2016/5/14/chartex" xmlns:mc="http://schemas.openxmlformats.org/markup-compatibility/2006" xmlns:aink="http://schemas.microsoft.com/office/drawing/2016/ink" xmlns:am3d="http://schemas.microsoft.com/office/drawing/2017/model3d" xmlns:o="urn:schemas-microsoft-com:office:office" xmlns:oel="http://schemas.microsoft.com/office/2019/extlst" xmlns:r="http://schemas.openxmlformats.org/officeDocument/2006/relationships" xmlns:m="http://schemas.openxmlformats.org/officeDocument/2006/math" xmlns:v="urn:schemas-microsoft-com:vml" xmlns:wp14="http://schemas.microsoft.com/office/word/2010/wordprocessingDrawing" xmlns:wp="http://schemas.openxmlformats.org/drawingml/2006/wordprocessingDrawing" xmlns:w10="urn:schemas-microsoft-com:office:word" xmlns:w="http://schemas.openxmlformats.org/wordprocessingml/2006/main" xmlns:w14="http://schemas.microsoft.com/office/word/2010/wordml" xmlns:w15="http://schemas.microsoft.com/office/word/2012/wordml" xmlns:w16cex="http://schemas.microsoft.com/office/word/2018/wordml/cex" xmlns:w16cid="http://schemas.microsoft.com/office/word/2016/wordml/cid" xmlns:w16="http://schemas.microsoft.com/office/word/2018/wordml" xmlns:w16du="http://schemas.microsoft.com/office/word/2023/wordml/word16du" xmlns:w16sdtdh="http://schemas.microsoft.com/office/word/2020/wordml/sdtdatahash" xmlns:w16sdtfl="http://schemas.microsoft.com/office/word/2024/wordml/sdtformatlock" xmlns:w16se="http://schemas.microsoft.com/office/word/2015/wordml/symex" xmlns:wpg="http://schemas.microsoft.com/office/word/2010/wordprocessingGroup" xmlns:wpi="http://schemas.microsoft.com/office/word/2010/wordprocessingInk" xmlns:wne="http://schemas.microsoft.com/office/word/2006/wordml" xmlns:wps="http://schemas.microsoft.com/office/word/2010/wordprocessingShape" mc:Ignorable="w14 w15 w16se w16cid w16 w16cex w16sdtdh w16sdtfl w16du wp14">
   <w:body>
     <w:p>
@@ -709,7 +662,7 @@
         </w:rPr>
         <w:fldChar w:fldCharType="separate"/>
       </w:r>
-      <w:hyperlink w:anchor="_Toc233886142" w:history="1">
+      <w:hyperlink w:anchor="_Toc233907874" w:history="1">
         <w:r>
           <w:rPr>
             <w:rStyle w:val="Hipervnculo"/>
@@ -736,7 +689,7 @@
             <w:noProof/>
             <w:webHidden/>
           </w:rPr>
-          <w:instrText xml:space="preserve"> PAGEREF _Toc233886142 \h </w:instrText>
+          <w:instrText xml:space="preserve"> PAGEREF _Toc233907874 \h </w:instrText>
         </w:r>
         <w:r>
           <w:rPr>
@@ -785,7 +738,7 @@
           <w14:ligatures w14:val="standardContextual"/>
         </w:rPr>
       </w:pPr>
-      <w:hyperlink w:anchor="_Toc233886143" w:history="1">
+      <w:hyperlink w:anchor="_Toc233907875" w:history="1">
         <w:r>
           <w:rPr>
             <w:rStyle w:val="Hipervnculo"/>
@@ -812,7 +765,7 @@
             <w:noProof/>
             <w:webHidden/>
           </w:rPr>
-          <w:instrText xml:space="preserve"> PAGEREF _Toc233886143 \h </w:instrText>
+          <w:instrText xml:space="preserve"> PAGEREF _Toc233907875 \h </w:instrText>
         </w:r>
         <w:r>
           <w:rPr>
@@ -860,7 +813,7 @@
           <w14:ligatures w14:val="standardContextual"/>
         </w:rPr>
       </w:pPr>
-      <w:hyperlink w:anchor="_Toc233886144" w:history="1">
+      <w:hyperlink w:anchor="_Toc233907876" w:history="1">
         <w:r>
           <w:rPr>
             <w:rStyle w:val="Hipervnculo"/>
@@ -887,7 +840,7 @@
             <w:noProof/>
             <w:webHidden/>
           </w:rPr>
-          <w:instrText xml:space="preserve"> PAGEREF _Toc233886144 \h </w:instrText>
+          <w:instrText xml:space="preserve"> PAGEREF _Toc233907876 \h </w:instrText>
         </w:r>
         <w:r>
           <w:rPr>
@@ -935,7 +888,7 @@
           <w14:ligatures w14:val="standardContextual"/>
         </w:rPr>
       </w:pPr>
-      <w:hyperlink w:anchor="_Toc233886145" w:history="1">
+      <w:hyperlink w:anchor="_Toc233907877" w:history="1">
         <w:r>
           <w:rPr>
             <w:rStyle w:val="Hipervnculo"/>
@@ -962,7 +915,7 @@
             <w:noProof/>
             <w:webHidden/>
           </w:rPr>
-          <w:instrText xml:space="preserve"> PAGEREF _Toc233886145 \h </w:instrText>
+          <w:instrText xml:space="preserve"> PAGEREF _Toc233907877 \h </w:instrText>
         </w:r>
         <w:r>
           <w:rPr>
@@ -1010,7 +963,7 @@
           <w14:ligatures w14:val="standardContextual"/>
         </w:rPr>
       </w:pPr>
-      <w:hyperlink w:anchor="_Toc233886146" w:history="1">
+      <w:hyperlink w:anchor="_Toc233907878" w:history="1">
         <w:r>
           <w:rPr>
             <w:rStyle w:val="Hipervnculo"/>
@@ -1037,7 +990,7 @@
             <w:noProof/>
             <w:webHidden/>
           </w:rPr>
-          <w:instrText xml:space="preserve"> PAGEREF _Toc233886146 \h </w:instrText>
+          <w:instrText xml:space="preserve"> PAGEREF _Toc233907878 \h </w:instrText>
         </w:r>
         <w:r>
           <w:rPr>
@@ -1084,7 +1037,7 @@
           <w14:ligatures w14:val="standardContextual"/>
         </w:rPr>
       </w:pPr>
-      <w:hyperlink w:anchor="_Toc233886147" w:history="1">
+      <w:hyperlink w:anchor="_Toc233907879" w:history="1">
         <w:r>
           <w:rPr>
             <w:rStyle w:val="Hipervnculo"/>
@@ -1111,7 +1064,7 @@
             <w:noProof/>
             <w:webHidden/>
           </w:rPr>
-          <w:instrText xml:space="preserve"> PAGEREF _Toc233886147 \h </w:instrText>
+          <w:instrText xml:space="preserve"> PAGEREF _Toc233907879 \h </w:instrText>
         </w:r>
         <w:r>
           <w:rPr>
@@ -1158,7 +1111,7 @@
           <w14:ligatures w14:val="standardContextual"/>
         </w:rPr>
       </w:pPr>
-      <w:hyperlink w:anchor="_Toc233886148" w:history="1">
+      <w:hyperlink w:anchor="_Toc233907880" w:history="1">
         <w:r>
           <w:rPr>
             <w:rStyle w:val="Hipervnculo"/>
@@ -1185,7 +1138,7 @@
             <w:noProof/>
             <w:webHidden/>
           </w:rPr>
-          <w:instrText xml:space="preserve"> PAGEREF _Toc233886148 \h </w:instrText>
+          <w:instrText xml:space="preserve"> PAGEREF _Toc233907880 \h </w:instrText>
         </w:r>
         <w:r>
           <w:rPr>
@@ -1232,7 +1185,7 @@
           <w14:ligatures w14:val="standardContextual"/>
         </w:rPr>
       </w:pPr>
-      <w:hyperlink w:anchor="_Toc233886149" w:history="1">
+      <w:hyperlink w:anchor="_Toc233907881" w:history="1">
         <w:r>
           <w:rPr>
             <w:rStyle w:val="Hipervnculo"/>
@@ -1259,7 +1212,7 @@
             <w:noProof/>
             <w:webHidden/>
           </w:rPr>
-          <w:instrText xml:space="preserve"> PAGEREF _Toc233886149 \h </w:instrText>
+          <w:instrText xml:space="preserve"> PAGEREF _Toc233907881 \h </w:instrText>
         </w:r>
         <w:r>
           <w:rPr>
@@ -1307,7 +1260,7 @@
           <w14:ligatures w14:val="standardContextual"/>
         </w:rPr>
       </w:pPr>
-      <w:hyperlink w:anchor="_Toc233886150" w:history="1">
+      <w:hyperlink w:anchor="_Toc233907882" w:history="1">
         <w:r>
           <w:rPr>
             <w:rStyle w:val="Hipervnculo"/>
@@ -1334,7 +1287,7 @@
             <w:noProof/>
             <w:webHidden/>
           </w:rPr>
-          <w:instrText xml:space="preserve"> PAGEREF _Toc233886150 \h </w:instrText>
+          <w:instrText xml:space="preserve"> PAGEREF _Toc233907882 \h </w:instrText>
         </w:r>
         <w:r>
           <w:rPr>
@@ -1381,7 +1334,7 @@
           <w14:ligatures w14:val="standardContextual"/>
         </w:rPr>
       </w:pPr>
-      <w:hyperlink w:anchor="_Toc233886151" w:history="1">
+      <w:hyperlink w:anchor="_Toc233907883" w:history="1">
         <w:r>
           <w:rPr>
             <w:rStyle w:val="Hipervnculo"/>
@@ -1408,7 +1361,7 @@
             <w:noProof/>
             <w:webHidden/>
           </w:rPr>
-          <w:instrText xml:space="preserve"> PAGEREF _Toc233886151 \h </w:instrText>
+          <w:instrText xml:space="preserve"> PAGEREF _Toc233907883 \h </w:instrText>
         </w:r>
         <w:r>
           <w:rPr>
@@ -1455,7 +1408,7 @@
           <w14:ligatures w14:val="standardContextual"/>
         </w:rPr>
       </w:pPr>
-      <w:hyperlink w:anchor="_Toc233886152" w:history="1">
+      <w:hyperlink w:anchor="_Toc233907884" w:history="1">
         <w:r>
           <w:rPr>
             <w:rStyle w:val="Hipervnculo"/>
@@ -1482,7 +1435,7 @@
             <w:noProof/>
             <w:webHidden/>
           </w:rPr>
-          <w:instrText xml:space="preserve"> PAGEREF _Toc233886152 \h </w:instrText>
+          <w:instrText xml:space="preserve"> PAGEREF _Toc233907884 \h </w:instrText>
         </w:r>
         <w:r>
           <w:rPr>
@@ -1530,7 +1483,7 @@
           <w14:ligatures w14:val="standardContextual"/>
         </w:rPr>
       </w:pPr>
-      <w:hyperlink w:anchor="_Toc233886153" w:history="1">
+      <w:hyperlink w:anchor="_Toc233907885" w:history="1">
         <w:r>
           <w:rPr>
             <w:rStyle w:val="Hipervnculo"/>
@@ -1557,7 +1510,7 @@
             <w:noProof/>
             <w:webHidden/>
           </w:rPr>
-          <w:instrText xml:space="preserve"> PAGEREF _Toc233886153 \h </w:instrText>
+          <w:instrText xml:space="preserve"> PAGEREF _Toc233907885 \h </w:instrText>
         </w:r>
         <w:r>
           <w:rPr>
@@ -1604,7 +1557,7 @@
           <w14:ligatures w14:val="standardContextual"/>
         </w:rPr>
       </w:pPr>
-      <w:hyperlink w:anchor="_Toc233886154" w:history="1">
+      <w:hyperlink w:anchor="_Toc233907886" w:history="1">
         <w:r>
           <w:rPr>
             <w:rStyle w:val="Hipervnculo"/>
@@ -1631,7 +1584,7 @@
             <w:noProof/>
             <w:webHidden/>
           </w:rPr>
-          <w:instrText xml:space="preserve"> PAGEREF _Toc233886154 \h </w:instrText>
+          <w:instrText xml:space="preserve"> PAGEREF _Toc233907886 \h </w:instrText>
         </w:r>
         <w:r>
           <w:rPr>
@@ -1678,7 +1631,7 @@
           <w14:ligatures w14:val="standardContextual"/>
         </w:rPr>
       </w:pPr>
-      <w:hyperlink w:anchor="_Toc233886155" w:history="1">
+      <w:hyperlink w:anchor="_Toc233907887" w:history="1">
         <w:r>
           <w:rPr>
             <w:rStyle w:val="Hipervnculo"/>
@@ -1705,7 +1658,7 @@
             <w:noProof/>
             <w:webHidden/>
           </w:rPr>
-          <w:instrText xml:space="preserve"> PAGEREF _Toc233886155 \h </w:instrText>
+          <w:instrText xml:space="preserve"> PAGEREF _Toc233907887 \h </w:instrText>
         </w:r>
         <w:r>
           <w:rPr>
@@ -1753,13 +1706,13 @@
           <w14:ligatures w14:val="standardContextual"/>
         </w:rPr>
       </w:pPr>
-      <w:hyperlink w:anchor="_Toc233886156" w:history="1">
+      <w:hyperlink w:anchor="_Toc233907888" w:history="1">
         <w:r>
           <w:rPr>
             <w:rStyle w:val="Hipervnculo"/>
             <w:noProof/>
           </w:rPr>
-          <w:t>G06. Diagrama de clases parcial de todos los módulos implementado</w:t>
+          <w:t>G06. Diagramas de clases parcial de todos los módulos implementado</w:t>
         </w:r>
         <w:r>
           <w:rPr>
@@ -1780,7 +1733,7 @@
             <w:noProof/>
             <w:webHidden/>
           </w:rPr>
-          <w:instrText xml:space="preserve"> PAGEREF _Toc233886156 \h </w:instrText>
+          <w:instrText xml:space="preserve"> PAGEREF _Toc233907888 \h </w:instrText>
         </w:r>
         <w:r>
           <w:rPr>
@@ -1828,7 +1781,7 @@
           <w14:ligatures w14:val="standardContextual"/>
         </w:rPr>
       </w:pPr>
-      <w:hyperlink w:anchor="_Toc233886157" w:history="1">
+      <w:hyperlink w:anchor="_Toc233907889" w:history="1">
         <w:r>
           <w:rPr>
             <w:rStyle w:val="Hipervnculo"/>
@@ -1855,7 +1808,7 @@
             <w:noProof/>
             <w:webHidden/>
           </w:rPr>
-          <w:instrText xml:space="preserve"> PAGEREF _Toc233886157 \h </w:instrText>
+          <w:instrText xml:space="preserve"> PAGEREF _Toc233907889 \h </w:instrText>
         </w:r>
         <w:r>
           <w:rPr>
@@ -1903,7 +1856,7 @@
           <w14:ligatures w14:val="standardContextual"/>
         </w:rPr>
       </w:pPr>
-      <w:hyperlink w:anchor="_Toc233886158" w:history="1">
+      <w:hyperlink w:anchor="_Toc233907890" w:history="1">
         <w:r>
           <w:rPr>
             <w:rStyle w:val="Hipervnculo"/>
@@ -1930,7 +1883,7 @@
             <w:noProof/>
             <w:webHidden/>
           </w:rPr>
-          <w:instrText xml:space="preserve"> PAGEREF _Toc233886158 \h </w:instrText>
+          <w:instrText xml:space="preserve"> PAGEREF _Toc233907890 \h </w:instrText>
         </w:r>
         <w:r>
           <w:rPr>
@@ -1950,7 +1903,7 @@
             <w:noProof/>
             <w:webHidden/>
           </w:rPr>
-          <w:t>8</w:t>
+          <w:t>7</w:t>
         </w:r>
         <w:r>
           <w:rPr>
@@ -1978,7 +1931,7 @@
           <w14:ligatures w14:val="standardContextual"/>
         </w:rPr>
       </w:pPr>
-      <w:hyperlink w:anchor="_Toc233886159" w:history="1">
+      <w:hyperlink w:anchor="_Toc233907891" w:history="1">
         <w:r>
           <w:rPr>
             <w:rStyle w:val="Hipervnculo"/>
@@ -2005,7 +1958,7 @@
             <w:noProof/>
             <w:webHidden/>
           </w:rPr>
-          <w:instrText xml:space="preserve"> PAGEREF _Toc233886159 \h </w:instrText>
+          <w:instrText xml:space="preserve"> PAGEREF _Toc233907891 \h </w:instrText>
         </w:r>
         <w:r>
           <w:rPr>
@@ -2025,7 +1978,7 @@
             <w:noProof/>
             <w:webHidden/>
           </w:rPr>
-          <w:t>9</w:t>
+          <w:t>8</w:t>
         </w:r>
         <w:r>
           <w:rPr>
@@ -2053,7 +2006,7 @@
           <w14:ligatures w14:val="standardContextual"/>
         </w:rPr>
       </w:pPr>
-      <w:hyperlink w:anchor="_Toc233886160" w:history="1">
+      <w:hyperlink w:anchor="_Toc233907892" w:history="1">
         <w:r>
           <w:rPr>
             <w:rStyle w:val="Hipervnculo"/>
@@ -2080,7 +2033,7 @@
             <w:noProof/>
             <w:webHidden/>
           </w:rPr>
-          <w:instrText xml:space="preserve"> PAGEREF _Toc233886160 \h </w:instrText>
+          <w:instrText xml:space="preserve"> PAGEREF _Toc233907892 \h </w:instrText>
         </w:r>
         <w:r>
           <w:rPr>
@@ -2100,7 +2053,7 @@
             <w:noProof/>
             <w:webHidden/>
           </w:rPr>
-          <w:t>10</w:t>
+          <w:t>9</w:t>
         </w:r>
         <w:r>
           <w:rPr>
@@ -2128,7 +2081,7 @@
           <w14:ligatures w14:val="standardContextual"/>
         </w:rPr>
       </w:pPr>
-      <w:hyperlink w:anchor="_Toc233886161" w:history="1">
+      <w:hyperlink w:anchor="_Toc233907893" w:history="1">
         <w:r>
           <w:rPr>
             <w:rStyle w:val="Hipervnculo"/>
@@ -2155,7 +2108,7 @@
             <w:noProof/>
             <w:webHidden/>
           </w:rPr>
-          <w:instrText xml:space="preserve"> PAGEREF _Toc233886161 \h </w:instrText>
+          <w:instrText xml:space="preserve"> PAGEREF _Toc233907893 \h </w:instrText>
         </w:r>
         <w:r>
           <w:rPr>
@@ -2175,7 +2128,7 @@
             <w:noProof/>
             <w:webHidden/>
           </w:rPr>
-          <w:t>10</w:t>
+          <w:t>9</w:t>
         </w:r>
         <w:r>
           <w:rPr>
@@ -2203,7 +2156,7 @@
           <w14:ligatures w14:val="standardContextual"/>
         </w:rPr>
       </w:pPr>
-      <w:hyperlink w:anchor="_Toc233886162" w:history="1">
+      <w:hyperlink w:anchor="_Toc233907894" w:history="1">
         <w:r>
           <w:rPr>
             <w:rStyle w:val="Hipervnculo"/>
@@ -2230,7 +2183,7 @@
             <w:noProof/>
             <w:webHidden/>
           </w:rPr>
-          <w:instrText xml:space="preserve"> PAGEREF _Toc233886162 \h </w:instrText>
+          <w:instrText xml:space="preserve"> PAGEREF _Toc233907894 \h </w:instrText>
         </w:r>
         <w:r>
           <w:rPr>
@@ -2250,7 +2203,7 @@
             <w:noProof/>
             <w:webHidden/>
           </w:rPr>
-          <w:t>11</w:t>
+          <w:t>10</w:t>
         </w:r>
         <w:r>
           <w:rPr>
@@ -2278,7 +2231,7 @@
           <w14:ligatures w14:val="standardContextual"/>
         </w:rPr>
       </w:pPr>
-      <w:hyperlink w:anchor="_Toc233886163" w:history="1">
+      <w:hyperlink w:anchor="_Toc233907895" w:history="1">
         <w:r>
           <w:rPr>
             <w:rStyle w:val="Hipervnculo"/>
@@ -2305,7 +2258,7 @@
             <w:noProof/>
             <w:webHidden/>
           </w:rPr>
-          <w:instrText xml:space="preserve"> PAGEREF _Toc233886163 \h </w:instrText>
+          <w:instrText xml:space="preserve"> PAGEREF _Toc233907895 \h </w:instrText>
         </w:r>
         <w:r>
           <w:rPr>
@@ -2325,7 +2278,7 @@
             <w:noProof/>
             <w:webHidden/>
           </w:rPr>
-          <w:t>11</w:t>
+          <w:t>10</w:t>
         </w:r>
         <w:r>
           <w:rPr>
@@ -2353,7 +2306,7 @@
           <w14:ligatures w14:val="standardContextual"/>
         </w:rPr>
       </w:pPr>
-      <w:hyperlink w:anchor="_Toc233886164" w:history="1">
+      <w:hyperlink w:anchor="_Toc233907896" w:history="1">
         <w:r>
           <w:rPr>
             <w:rStyle w:val="Hipervnculo"/>
@@ -2380,7 +2333,7 @@
             <w:noProof/>
             <w:webHidden/>
           </w:rPr>
-          <w:instrText xml:space="preserve"> PAGEREF _Toc233886164 \h </w:instrText>
+          <w:instrText xml:space="preserve"> PAGEREF _Toc233907896 \h </w:instrText>
         </w:r>
         <w:r>
           <w:rPr>
@@ -2400,7 +2353,7 @@
             <w:noProof/>
             <w:webHidden/>
           </w:rPr>
-          <w:t>12</w:t>
+          <w:t>11</w:t>
         </w:r>
         <w:r>
           <w:rPr>
@@ -2429,7 +2382,7 @@
           <w14:ligatures w14:val="standardContextual"/>
         </w:rPr>
       </w:pPr>
-      <w:hyperlink w:anchor="_Toc233886165" w:history="1">
+      <w:hyperlink w:anchor="_Toc233907897" w:history="1">
         <w:r>
           <w:rPr>
             <w:rStyle w:val="Hipervnculo"/>
@@ -2456,7 +2409,7 @@
             <w:noProof/>
             <w:webHidden/>
           </w:rPr>
-          <w:instrText xml:space="preserve"> PAGEREF _Toc233886165 \h </w:instrText>
+          <w:instrText xml:space="preserve"> PAGEREF _Toc233907897 \h </w:instrText>
         </w:r>
         <w:r>
           <w:rPr>
@@ -2476,7 +2429,7 @@
             <w:noProof/>
             <w:webHidden/>
           </w:rPr>
-          <w:t>13</w:t>
+          <w:t>12</w:t>
         </w:r>
         <w:r>
           <w:rPr>
@@ -2504,7 +2457,7 @@
           <w14:ligatures w14:val="standardContextual"/>
         </w:rPr>
       </w:pPr>
-      <w:hyperlink w:anchor="_Toc233886166" w:history="1">
+      <w:hyperlink w:anchor="_Toc233907898" w:history="1">
         <w:r>
           <w:rPr>
             <w:rStyle w:val="Hipervnculo"/>
@@ -2531,7 +2484,7 @@
             <w:noProof/>
             <w:webHidden/>
           </w:rPr>
-          <w:instrText xml:space="preserve"> PAGEREF _Toc233886166 \h </w:instrText>
+          <w:instrText xml:space="preserve"> PAGEREF _Toc233907898 \h </w:instrText>
         </w:r>
         <w:r>
           <w:rPr>
@@ -2551,7 +2504,7 @@
             <w:noProof/>
             <w:webHidden/>
           </w:rPr>
-          <w:t>13</w:t>
+          <w:t>12</w:t>
         </w:r>
         <w:r>
           <w:rPr>
@@ -2579,7 +2532,7 @@
           <w14:ligatures w14:val="standardContextual"/>
         </w:rPr>
       </w:pPr>
-      <w:hyperlink w:anchor="_Toc233886167" w:history="1">
+      <w:hyperlink w:anchor="_Toc233907899" w:history="1">
         <w:r>
           <w:rPr>
             <w:rStyle w:val="Hipervnculo"/>
@@ -2606,7 +2559,7 @@
             <w:noProof/>
             <w:webHidden/>
           </w:rPr>
-          <w:instrText xml:space="preserve"> PAGEREF _Toc233886167 \h </w:instrText>
+          <w:instrText xml:space="preserve"> PAGEREF _Toc233907899 \h </w:instrText>
         </w:r>
         <w:r>
           <w:rPr>
@@ -2626,7 +2579,7 @@
             <w:noProof/>
             <w:webHidden/>
           </w:rPr>
-          <w:t>13</w:t>
+          <w:t>12</w:t>
         </w:r>
         <w:r>
           <w:rPr>
@@ -2654,7 +2607,7 @@
           <w14:ligatures w14:val="standardContextual"/>
         </w:rPr>
       </w:pPr>
-      <w:hyperlink w:anchor="_Toc233886168" w:history="1">
+      <w:hyperlink w:anchor="_Toc233907900" w:history="1">
         <w:r>
           <w:rPr>
             <w:rStyle w:val="Hipervnculo"/>
@@ -2681,7 +2634,7 @@
             <w:noProof/>
             <w:webHidden/>
           </w:rPr>
-          <w:instrText xml:space="preserve"> PAGEREF _Toc233886168 \h </w:instrText>
+          <w:instrText xml:space="preserve"> PAGEREF _Toc233907900 \h </w:instrText>
         </w:r>
         <w:r>
           <w:rPr>
@@ -2701,7 +2654,7 @@
             <w:noProof/>
             <w:webHidden/>
           </w:rPr>
-          <w:t>14</w:t>
+          <w:t>13</w:t>
         </w:r>
         <w:r>
           <w:rPr>
@@ -2730,7 +2683,7 @@
           <w14:ligatures w14:val="standardContextual"/>
         </w:rPr>
       </w:pPr>
-      <w:hyperlink w:anchor="_Toc233886169" w:history="1">
+      <w:hyperlink w:anchor="_Toc233907901" w:history="1">
         <w:r>
           <w:rPr>
             <w:rStyle w:val="Hipervnculo"/>
@@ -2757,7 +2710,7 @@
             <w:noProof/>
             <w:webHidden/>
           </w:rPr>
-          <w:instrText xml:space="preserve"> PAGEREF _Toc233886169 \h </w:instrText>
+          <w:instrText xml:space="preserve"> PAGEREF _Toc233907901 \h </w:instrText>
         </w:r>
         <w:r>
           <w:rPr>
@@ -2777,7 +2730,7 @@
             <w:noProof/>
             <w:webHidden/>
           </w:rPr>
-          <w:t>15</w:t>
+          <w:t>14</w:t>
         </w:r>
         <w:r>
           <w:rPr>
@@ -2805,7 +2758,7 @@
           <w14:ligatures w14:val="standardContextual"/>
         </w:rPr>
       </w:pPr>
-      <w:hyperlink w:anchor="_Toc233886170" w:history="1">
+      <w:hyperlink w:anchor="_Toc233907902" w:history="1">
         <w:r>
           <w:rPr>
             <w:rStyle w:val="Hipervnculo"/>
@@ -2832,7 +2785,7 @@
             <w:noProof/>
             <w:webHidden/>
           </w:rPr>
-          <w:instrText xml:space="preserve"> PAGEREF _Toc233886170 \h </w:instrText>
+          <w:instrText xml:space="preserve"> PAGEREF _Toc233907902 \h </w:instrText>
         </w:r>
         <w:r>
           <w:rPr>
@@ -2852,7 +2805,7 @@
             <w:noProof/>
             <w:webHidden/>
           </w:rPr>
-          <w:t>15</w:t>
+          <w:t>14</w:t>
         </w:r>
         <w:r>
           <w:rPr>
@@ -2879,7 +2832,7 @@
           <w14:ligatures w14:val="standardContextual"/>
         </w:rPr>
       </w:pPr>
-      <w:hyperlink w:anchor="_Toc233886171" w:history="1">
+      <w:hyperlink w:anchor="_Toc233907903" w:history="1">
         <w:r>
           <w:rPr>
             <w:rStyle w:val="Hipervnculo"/>
@@ -2906,7 +2859,7 @@
             <w:noProof/>
             <w:webHidden/>
           </w:rPr>
-          <w:instrText xml:space="preserve"> PAGEREF _Toc233886171 \h </w:instrText>
+          <w:instrText xml:space="preserve"> PAGEREF _Toc233907903 \h </w:instrText>
         </w:r>
         <w:r>
           <w:rPr>
@@ -2926,7 +2879,7 @@
             <w:noProof/>
             <w:webHidden/>
           </w:rPr>
-          <w:t>15</w:t>
+          <w:t>14</w:t>
         </w:r>
         <w:r>
           <w:rPr>
@@ -2953,7 +2906,7 @@
           <w14:ligatures w14:val="standardContextual"/>
         </w:rPr>
       </w:pPr>
-      <w:hyperlink w:anchor="_Toc233886172" w:history="1">
+      <w:hyperlink w:anchor="_Toc233907904" w:history="1">
         <w:r>
           <w:rPr>
             <w:rStyle w:val="Hipervnculo"/>
@@ -2980,7 +2933,7 @@
             <w:noProof/>
             <w:webHidden/>
           </w:rPr>
-          <w:instrText xml:space="preserve"> PAGEREF _Toc233886172 \h </w:instrText>
+          <w:instrText xml:space="preserve"> PAGEREF _Toc233907904 \h </w:instrText>
         </w:r>
         <w:r>
           <w:rPr>
@@ -3000,7 +2953,7 @@
             <w:noProof/>
             <w:webHidden/>
           </w:rPr>
-          <w:t>15</w:t>
+          <w:t>14</w:t>
         </w:r>
         <w:r>
           <w:rPr>
@@ -3027,7 +2980,7 @@
           <w14:ligatures w14:val="standardContextual"/>
         </w:rPr>
       </w:pPr>
-      <w:hyperlink w:anchor="_Toc233886173" w:history="1">
+      <w:hyperlink w:anchor="_Toc233907905" w:history="1">
         <w:r>
           <w:rPr>
             <w:rStyle w:val="Hipervnculo"/>
@@ -3054,7 +3007,7 @@
             <w:noProof/>
             <w:webHidden/>
           </w:rPr>
-          <w:instrText xml:space="preserve"> PAGEREF _Toc233886173 \h </w:instrText>
+          <w:instrText xml:space="preserve"> PAGEREF _Toc233907905 \h </w:instrText>
         </w:r>
         <w:r>
           <w:rPr>
@@ -3074,7 +3027,7 @@
             <w:noProof/>
             <w:webHidden/>
           </w:rPr>
-          <w:t>16</w:t>
+          <w:t>15</w:t>
         </w:r>
         <w:r>
           <w:rPr>
@@ -3101,7 +3054,7 @@
           <w14:ligatures w14:val="standardContextual"/>
         </w:rPr>
       </w:pPr>
-      <w:hyperlink w:anchor="_Toc233886174" w:history="1">
+      <w:hyperlink w:anchor="_Toc233907906" w:history="1">
         <w:r>
           <w:rPr>
             <w:rStyle w:val="Hipervnculo"/>
@@ -3128,7 +3081,7 @@
             <w:noProof/>
             <w:webHidden/>
           </w:rPr>
-          <w:instrText xml:space="preserve"> PAGEREF _Toc233886174 \h </w:instrText>
+          <w:instrText xml:space="preserve"> PAGEREF _Toc233907906 \h </w:instrText>
         </w:r>
         <w:r>
           <w:rPr>
@@ -3148,7 +3101,7 @@
             <w:noProof/>
             <w:webHidden/>
           </w:rPr>
-          <w:t>16</w:t>
+          <w:t>15</w:t>
         </w:r>
         <w:r>
           <w:rPr>
@@ -3175,7 +3128,7 @@
           <w14:ligatures w14:val="standardContextual"/>
         </w:rPr>
       </w:pPr>
-      <w:hyperlink w:anchor="_Toc233886175" w:history="1">
+      <w:hyperlink w:anchor="_Toc233907907" w:history="1">
         <w:r>
           <w:rPr>
             <w:rStyle w:val="Hipervnculo"/>
@@ -3202,7 +3155,7 @@
             <w:noProof/>
             <w:webHidden/>
           </w:rPr>
-          <w:instrText xml:space="preserve"> PAGEREF _Toc233886175 \h </w:instrText>
+          <w:instrText xml:space="preserve"> PAGEREF _Toc233907907 \h </w:instrText>
         </w:r>
         <w:r>
           <w:rPr>
@@ -3222,7 +3175,7 @@
             <w:noProof/>
             <w:webHidden/>
           </w:rPr>
-          <w:t>17</w:t>
+          <w:t>16</w:t>
         </w:r>
         <w:r>
           <w:rPr>
@@ -3249,7 +3202,7 @@
           <w14:ligatures w14:val="standardContextual"/>
         </w:rPr>
       </w:pPr>
-      <w:hyperlink w:anchor="_Toc233886176" w:history="1">
+      <w:hyperlink w:anchor="_Toc233907908" w:history="1">
         <w:r>
           <w:rPr>
             <w:rStyle w:val="Hipervnculo"/>
@@ -3276,7 +3229,7 @@
             <w:noProof/>
             <w:webHidden/>
           </w:rPr>
-          <w:instrText xml:space="preserve"> PAGEREF _Toc233886176 \h </w:instrText>
+          <w:instrText xml:space="preserve"> PAGEREF _Toc233907908 \h </w:instrText>
         </w:r>
         <w:r>
           <w:rPr>
@@ -3296,7 +3249,7 @@
             <w:noProof/>
             <w:webHidden/>
           </w:rPr>
-          <w:t>18</w:t>
+          <w:t>17</w:t>
         </w:r>
         <w:r>
           <w:rPr>
@@ -3323,7 +3276,7 @@
           <w14:ligatures w14:val="standardContextual"/>
         </w:rPr>
       </w:pPr>
-      <w:hyperlink w:anchor="_Toc233886177" w:history="1">
+      <w:hyperlink w:anchor="_Toc233907909" w:history="1">
         <w:r>
           <w:rPr>
             <w:rStyle w:val="Hipervnculo"/>
@@ -3350,7 +3303,7 @@
             <w:noProof/>
             <w:webHidden/>
           </w:rPr>
-          <w:instrText xml:space="preserve"> PAGEREF _Toc233886177 \h </w:instrText>
+          <w:instrText xml:space="preserve"> PAGEREF _Toc233907909 \h </w:instrText>
         </w:r>
         <w:r>
           <w:rPr>
@@ -3370,7 +3323,7 @@
             <w:noProof/>
             <w:webHidden/>
           </w:rPr>
-          <w:t>18</w:t>
+          <w:t>17</w:t>
         </w:r>
         <w:r>
           <w:rPr>
@@ -3398,7 +3351,7 @@
           <w14:ligatures w14:val="standardContextual"/>
         </w:rPr>
       </w:pPr>
-      <w:hyperlink w:anchor="_Toc233886178" w:history="1">
+      <w:hyperlink w:anchor="_Toc233907910" w:history="1">
         <w:r>
           <w:rPr>
             <w:rStyle w:val="Hipervnculo"/>
@@ -3425,7 +3378,7 @@
             <w:noProof/>
             <w:webHidden/>
           </w:rPr>
-          <w:instrText xml:space="preserve"> PAGEREF _Toc233886178 \h </w:instrText>
+          <w:instrText xml:space="preserve"> PAGEREF _Toc233907910 \h </w:instrText>
         </w:r>
         <w:r>
           <w:rPr>
@@ -3445,7 +3398,7 @@
             <w:noProof/>
             <w:webHidden/>
           </w:rPr>
-          <w:t>19</w:t>
+          <w:t>18</w:t>
         </w:r>
         <w:r>
           <w:rPr>
@@ -3472,7 +3425,7 @@
           <w14:ligatures w14:val="standardContextual"/>
         </w:rPr>
       </w:pPr>
-      <w:hyperlink w:anchor="_Toc233886179" w:history="1">
+      <w:hyperlink w:anchor="_Toc233907911" w:history="1">
         <w:r>
           <w:rPr>
             <w:rStyle w:val="Hipervnculo"/>
@@ -3499,7 +3452,7 @@
             <w:noProof/>
             <w:webHidden/>
           </w:rPr>
-          <w:instrText xml:space="preserve"> PAGEREF _Toc233886179 \h </w:instrText>
+          <w:instrText xml:space="preserve"> PAGEREF _Toc233907911 \h </w:instrText>
         </w:r>
         <w:r>
           <w:rPr>
@@ -3519,7 +3472,7 @@
             <w:noProof/>
             <w:webHidden/>
           </w:rPr>
-          <w:t>19</w:t>
+          <w:t>18</w:t>
         </w:r>
         <w:r>
           <w:rPr>
@@ -3546,7 +3499,7 @@
           <w14:ligatures w14:val="standardContextual"/>
         </w:rPr>
       </w:pPr>
-      <w:hyperlink w:anchor="_Toc233886180" w:history="1">
+      <w:hyperlink w:anchor="_Toc233907912" w:history="1">
         <w:r>
           <w:rPr>
             <w:rStyle w:val="Hipervnculo"/>
@@ -3573,7 +3526,7 @@
             <w:noProof/>
             <w:webHidden/>
           </w:rPr>
-          <w:instrText xml:space="preserve"> PAGEREF _Toc233886180 \h </w:instrText>
+          <w:instrText xml:space="preserve"> PAGEREF _Toc233907912 \h </w:instrText>
         </w:r>
         <w:r>
           <w:rPr>
@@ -3593,7 +3546,7 @@
             <w:noProof/>
             <w:webHidden/>
           </w:rPr>
-          <w:t>19</w:t>
+          <w:t>18</w:t>
         </w:r>
         <w:r>
           <w:rPr>
@@ -3620,7 +3573,7 @@
           <w14:ligatures w14:val="standardContextual"/>
         </w:rPr>
       </w:pPr>
-      <w:hyperlink w:anchor="_Toc233886181" w:history="1">
+      <w:hyperlink w:anchor="_Toc233907913" w:history="1">
         <w:r>
           <w:rPr>
             <w:rStyle w:val="Hipervnculo"/>
@@ -3647,7 +3600,7 @@
             <w:noProof/>
             <w:webHidden/>
           </w:rPr>
-          <w:instrText xml:space="preserve"> PAGEREF _Toc233886181 \h </w:instrText>
+          <w:instrText xml:space="preserve"> PAGEREF _Toc233907913 \h </w:instrText>
         </w:r>
         <w:r>
           <w:rPr>
@@ -3667,7 +3620,7 @@
             <w:noProof/>
             <w:webHidden/>
           </w:rPr>
-          <w:t>20</w:t>
+          <w:t>19</w:t>
         </w:r>
         <w:r>
           <w:rPr>
@@ -3694,7 +3647,7 @@
           <w14:ligatures w14:val="standardContextual"/>
         </w:rPr>
       </w:pPr>
-      <w:hyperlink w:anchor="_Toc233886182" w:history="1">
+      <w:hyperlink w:anchor="_Toc233907914" w:history="1">
         <w:r>
           <w:rPr>
             <w:rStyle w:val="Hipervnculo"/>
@@ -3721,7 +3674,7 @@
             <w:noProof/>
             <w:webHidden/>
           </w:rPr>
-          <w:instrText xml:space="preserve"> PAGEREF _Toc233886182 \h </w:instrText>
+          <w:instrText xml:space="preserve"> PAGEREF _Toc233907914 \h </w:instrText>
         </w:r>
         <w:r>
           <w:rPr>
@@ -3741,7 +3694,7 @@
             <w:noProof/>
             <w:webHidden/>
           </w:rPr>
-          <w:t>20</w:t>
+          <w:t>19</w:t>
         </w:r>
         <w:r>
           <w:rPr>
@@ -3768,7 +3721,7 @@
           <w14:ligatures w14:val="standardContextual"/>
         </w:rPr>
       </w:pPr>
-      <w:hyperlink w:anchor="_Toc233886183" w:history="1">
+      <w:hyperlink w:anchor="_Toc233907915" w:history="1">
         <w:r>
           <w:rPr>
             <w:rStyle w:val="Hipervnculo"/>
@@ -3795,7 +3748,7 @@
             <w:noProof/>
             <w:webHidden/>
           </w:rPr>
-          <w:instrText xml:space="preserve"> PAGEREF _Toc233886183 \h </w:instrText>
+          <w:instrText xml:space="preserve"> PAGEREF _Toc233907915 \h </w:instrText>
         </w:r>
         <w:r>
           <w:rPr>
@@ -3815,7 +3768,7 @@
             <w:noProof/>
             <w:webHidden/>
           </w:rPr>
-          <w:t>21</w:t>
+          <w:t>20</w:t>
         </w:r>
         <w:r>
           <w:rPr>
@@ -3842,7 +3795,7 @@
           <w14:ligatures w14:val="standardContextual"/>
         </w:rPr>
       </w:pPr>
-      <w:hyperlink w:anchor="_Toc233886184" w:history="1">
+      <w:hyperlink w:anchor="_Toc233907916" w:history="1">
         <w:r>
           <w:rPr>
             <w:rStyle w:val="Hipervnculo"/>
@@ -3869,7 +3822,7 @@
             <w:noProof/>
             <w:webHidden/>
           </w:rPr>
-          <w:instrText xml:space="preserve"> PAGEREF _Toc233886184 \h </w:instrText>
+          <w:instrText xml:space="preserve"> PAGEREF _Toc233907916 \h </w:instrText>
         </w:r>
         <w:r>
           <w:rPr>
@@ -3889,7 +3842,7 @@
             <w:noProof/>
             <w:webHidden/>
           </w:rPr>
-          <w:t>21</w:t>
+          <w:t>20</w:t>
         </w:r>
         <w:r>
           <w:rPr>
@@ -3916,7 +3869,7 @@
           <w14:ligatures w14:val="standardContextual"/>
         </w:rPr>
       </w:pPr>
-      <w:hyperlink w:anchor="_Toc233886185" w:history="1">
+      <w:hyperlink w:anchor="_Toc233907917" w:history="1">
         <w:r>
           <w:rPr>
             <w:rStyle w:val="Hipervnculo"/>
@@ -3943,7 +3896,7 @@
             <w:noProof/>
             <w:webHidden/>
           </w:rPr>
-          <w:instrText xml:space="preserve"> PAGEREF _Toc233886185 \h </w:instrText>
+          <w:instrText xml:space="preserve"> PAGEREF _Toc233907917 \h </w:instrText>
         </w:r>
         <w:r>
           <w:rPr>
@@ -3963,7 +3916,7 @@
             <w:noProof/>
             <w:webHidden/>
           </w:rPr>
-          <w:t>22</w:t>
+          <w:t>21</w:t>
         </w:r>
         <w:r>
           <w:rPr>
@@ -3990,7 +3943,7 @@
           <w14:ligatures w14:val="standardContextual"/>
         </w:rPr>
       </w:pPr>
-      <w:hyperlink w:anchor="_Toc233886186" w:history="1">
+      <w:hyperlink w:anchor="_Toc233907918" w:history="1">
         <w:r>
           <w:rPr>
             <w:rStyle w:val="Hipervnculo"/>
@@ -4017,7 +3970,7 @@
             <w:noProof/>
             <w:webHidden/>
           </w:rPr>
-          <w:instrText xml:space="preserve"> PAGEREF _Toc233886186 \h </w:instrText>
+          <w:instrText xml:space="preserve"> PAGEREF _Toc233907918 \h </w:instrText>
         </w:r>
         <w:r>
           <w:rPr>
@@ -4037,7 +3990,7 @@
             <w:noProof/>
             <w:webHidden/>
           </w:rPr>
-          <w:t>23</w:t>
+          <w:t>22</w:t>
         </w:r>
         <w:r>
           <w:rPr>
@@ -4064,7 +4017,7 @@
           <w14:ligatures w14:val="standardContextual"/>
         </w:rPr>
       </w:pPr>
-      <w:hyperlink w:anchor="_Toc233886187" w:history="1">
+      <w:hyperlink w:anchor="_Toc233907919" w:history="1">
         <w:r>
           <w:rPr>
             <w:rStyle w:val="Hipervnculo"/>
@@ -4091,7 +4044,7 @@
             <w:noProof/>
             <w:webHidden/>
           </w:rPr>
-          <w:instrText xml:space="preserve"> PAGEREF _Toc233886187 \h </w:instrText>
+          <w:instrText xml:space="preserve"> PAGEREF _Toc233907919 \h </w:instrText>
         </w:r>
         <w:r>
           <w:rPr>
@@ -4111,7 +4064,7 @@
             <w:noProof/>
             <w:webHidden/>
           </w:rPr>
-          <w:t>23</w:t>
+          <w:t>22</w:t>
         </w:r>
         <w:r>
           <w:rPr>
@@ -4138,7 +4091,7 @@
           <w14:ligatures w14:val="standardContextual"/>
         </w:rPr>
       </w:pPr>
-      <w:hyperlink w:anchor="_Toc233886188" w:history="1">
+      <w:hyperlink w:anchor="_Toc233907920" w:history="1">
         <w:r>
           <w:rPr>
             <w:rStyle w:val="Hipervnculo"/>
@@ -4165,7 +4118,7 @@
             <w:noProof/>
             <w:webHidden/>
           </w:rPr>
-          <w:instrText xml:space="preserve"> PAGEREF _Toc233886188 \h </w:instrText>
+          <w:instrText xml:space="preserve"> PAGEREF _Toc233907920 \h </w:instrText>
         </w:r>
         <w:r>
           <w:rPr>
@@ -4185,7 +4138,7 @@
             <w:noProof/>
             <w:webHidden/>
           </w:rPr>
-          <w:t>24</w:t>
+          <w:t>23</w:t>
         </w:r>
         <w:r>
           <w:rPr>
@@ -4213,7 +4166,7 @@
           <w14:ligatures w14:val="standardContextual"/>
         </w:rPr>
       </w:pPr>
-      <w:hyperlink w:anchor="_Toc233886189" w:history="1">
+      <w:hyperlink w:anchor="_Toc233907921" w:history="1">
         <w:r>
           <w:rPr>
             <w:rStyle w:val="Hipervnculo"/>
@@ -4240,7 +4193,7 @@
             <w:noProof/>
             <w:webHidden/>
           </w:rPr>
-          <w:instrText xml:space="preserve"> PAGEREF _Toc233886189 \h </w:instrText>
+          <w:instrText xml:space="preserve"> PAGEREF _Toc233907921 \h </w:instrText>
         </w:r>
         <w:r>
           <w:rPr>
@@ -4260,7 +4213,7 @@
             <w:noProof/>
             <w:webHidden/>
           </w:rPr>
-          <w:t>24</w:t>
+          <w:t>23</w:t>
         </w:r>
         <w:r>
           <w:rPr>
@@ -4287,7 +4240,7 @@
           <w14:ligatures w14:val="standardContextual"/>
         </w:rPr>
       </w:pPr>
-      <w:hyperlink w:anchor="_Toc233886190" w:history="1">
+      <w:hyperlink w:anchor="_Toc233907922" w:history="1">
         <w:r>
           <w:rPr>
             <w:rStyle w:val="Hipervnculo"/>
@@ -4314,7 +4267,7 @@
             <w:noProof/>
             <w:webHidden/>
           </w:rPr>
-          <w:instrText xml:space="preserve"> PAGEREF _Toc233886190 \h </w:instrText>
+          <w:instrText xml:space="preserve"> PAGEREF _Toc233907922 \h </w:instrText>
         </w:r>
         <w:r>
           <w:rPr>
@@ -4334,7 +4287,7 @@
             <w:noProof/>
             <w:webHidden/>
           </w:rPr>
-          <w:t>24</w:t>
+          <w:t>23</w:t>
         </w:r>
         <w:r>
           <w:rPr>
@@ -4361,7 +4314,7 @@
           <w14:ligatures w14:val="standardContextual"/>
         </w:rPr>
       </w:pPr>
-      <w:hyperlink w:anchor="_Toc233886191" w:history="1">
+      <w:hyperlink w:anchor="_Toc233907923" w:history="1">
         <w:r>
           <w:rPr>
             <w:rStyle w:val="Hipervnculo"/>
@@ -4388,7 +4341,7 @@
             <w:noProof/>
             <w:webHidden/>
           </w:rPr>
-          <w:instrText xml:space="preserve"> PAGEREF _Toc233886191 \h </w:instrText>
+          <w:instrText xml:space="preserve"> PAGEREF _Toc233907923 \h </w:instrText>
         </w:r>
         <w:r>
           <w:rPr>
@@ -4408,7 +4361,7 @@
             <w:noProof/>
             <w:webHidden/>
           </w:rPr>
-          <w:t>24</w:t>
+          <w:t>23</w:t>
         </w:r>
         <w:r>
           <w:rPr>
@@ -4435,7 +4388,7 @@
           <w14:ligatures w14:val="standardContextual"/>
         </w:rPr>
       </w:pPr>
-      <w:hyperlink w:anchor="_Toc233886192" w:history="1">
+      <w:hyperlink w:anchor="_Toc233907924" w:history="1">
         <w:r>
           <w:rPr>
             <w:rStyle w:val="Hipervnculo"/>
@@ -4462,7 +4415,7 @@
             <w:noProof/>
             <w:webHidden/>
           </w:rPr>
-          <w:instrText xml:space="preserve"> PAGEREF _Toc233886192 \h </w:instrText>
+          <w:instrText xml:space="preserve"> PAGEREF _Toc233907924 \h </w:instrText>
         </w:r>
         <w:r>
           <w:rPr>
@@ -4482,7 +4435,7 @@
             <w:noProof/>
             <w:webHidden/>
           </w:rPr>
-          <w:t>24</w:t>
+          <w:t>23</w:t>
         </w:r>
         <w:r>
           <w:rPr>
@@ -4509,7 +4462,7 @@
           <w14:ligatures w14:val="standardContextual"/>
         </w:rPr>
       </w:pPr>
-      <w:hyperlink w:anchor="_Toc233886193" w:history="1">
+      <w:hyperlink w:anchor="_Toc233907925" w:history="1">
         <w:r>
           <w:rPr>
             <w:rStyle w:val="Hipervnculo"/>
@@ -4536,7 +4489,7 @@
             <w:noProof/>
             <w:webHidden/>
           </w:rPr>
-          <w:instrText xml:space="preserve"> PAGEREF _Toc233886193 \h </w:instrText>
+          <w:instrText xml:space="preserve"> PAGEREF _Toc233907925 \h </w:instrText>
         </w:r>
         <w:r>
           <w:rPr>
@@ -4556,7 +4509,7 @@
             <w:noProof/>
             <w:webHidden/>
           </w:rPr>
-          <w:t>26</w:t>
+          <w:t>25</w:t>
         </w:r>
         <w:r>
           <w:rPr>
@@ -4584,7 +4537,7 @@
           <w14:ligatures w14:val="standardContextual"/>
         </w:rPr>
       </w:pPr>
-      <w:hyperlink w:anchor="_Toc233886194" w:history="1">
+      <w:hyperlink w:anchor="_Toc233907926" w:history="1">
         <w:r>
           <w:rPr>
             <w:rStyle w:val="Hipervnculo"/>
@@ -4611,7 +4564,7 @@
             <w:noProof/>
             <w:webHidden/>
           </w:rPr>
-          <w:instrText xml:space="preserve"> PAGEREF _Toc233886194 \h </w:instrText>
+          <w:instrText xml:space="preserve"> PAGEREF _Toc233907926 \h </w:instrText>
         </w:r>
         <w:r>
           <w:rPr>
@@ -4631,7 +4584,7 @@
             <w:noProof/>
             <w:webHidden/>
           </w:rPr>
-          <w:t>26</w:t>
+          <w:t>25</w:t>
         </w:r>
         <w:r>
           <w:rPr>
@@ -4658,7 +4611,7 @@
           <w14:ligatures w14:val="standardContextual"/>
         </w:rPr>
       </w:pPr>
-      <w:hyperlink w:anchor="_Toc233886195" w:history="1">
+      <w:hyperlink w:anchor="_Toc233907927" w:history="1">
         <w:r>
           <w:rPr>
             <w:rStyle w:val="Hipervnculo"/>
@@ -4685,7 +4638,7 @@
             <w:noProof/>
             <w:webHidden/>
           </w:rPr>
-          <w:instrText xml:space="preserve"> PAGEREF _Toc233886195 \h </w:instrText>
+          <w:instrText xml:space="preserve"> PAGEREF _Toc233907927 \h </w:instrText>
         </w:r>
         <w:r>
           <w:rPr>
@@ -4705,7 +4658,7 @@
             <w:noProof/>
             <w:webHidden/>
           </w:rPr>
-          <w:t>26</w:t>
+          <w:t>25</w:t>
         </w:r>
         <w:r>
           <w:rPr>
@@ -4732,7 +4685,7 @@
           <w14:ligatures w14:val="standardContextual"/>
         </w:rPr>
       </w:pPr>
-      <w:hyperlink w:anchor="_Toc233886196" w:history="1">
+      <w:hyperlink w:anchor="_Toc233907928" w:history="1">
         <w:r>
           <w:rPr>
             <w:rStyle w:val="Hipervnculo"/>
@@ -4759,7 +4712,7 @@
             <w:noProof/>
             <w:webHidden/>
           </w:rPr>
-          <w:instrText xml:space="preserve"> PAGEREF _Toc233886196 \h </w:instrText>
+          <w:instrText xml:space="preserve"> PAGEREF _Toc233907928 \h </w:instrText>
         </w:r>
         <w:r>
           <w:rPr>
@@ -4779,7 +4732,7 @@
             <w:noProof/>
             <w:webHidden/>
           </w:rPr>
-          <w:t>26</w:t>
+          <w:t>25</w:t>
         </w:r>
         <w:r>
           <w:rPr>
@@ -4806,7 +4759,7 @@
           <w14:ligatures w14:val="standardContextual"/>
         </w:rPr>
       </w:pPr>
-      <w:hyperlink w:anchor="_Toc233886197" w:history="1">
+      <w:hyperlink w:anchor="_Toc233907929" w:history="1">
         <w:r>
           <w:rPr>
             <w:rStyle w:val="Hipervnculo"/>
@@ -4833,7 +4786,7 @@
             <w:noProof/>
             <w:webHidden/>
           </w:rPr>
-          <w:instrText xml:space="preserve"> PAGEREF _Toc233886197 \h </w:instrText>
+          <w:instrText xml:space="preserve"> PAGEREF _Toc233907929 \h </w:instrText>
         </w:r>
         <w:r>
           <w:rPr>
@@ -4853,7 +4806,7 @@
             <w:noProof/>
             <w:webHidden/>
           </w:rPr>
-          <w:t>27</w:t>
+          <w:t>26</w:t>
         </w:r>
         <w:r>
           <w:rPr>
@@ -4880,7 +4833,7 @@
           <w14:ligatures w14:val="standardContextual"/>
         </w:rPr>
       </w:pPr>
-      <w:hyperlink w:anchor="_Toc233886198" w:history="1">
+      <w:hyperlink w:anchor="_Toc233907930" w:history="1">
         <w:r>
           <w:rPr>
             <w:rStyle w:val="Hipervnculo"/>
@@ -4907,7 +4860,7 @@
             <w:noProof/>
             <w:webHidden/>
           </w:rPr>
-          <w:instrText xml:space="preserve"> PAGEREF _Toc233886198 \h </w:instrText>
+          <w:instrText xml:space="preserve"> PAGEREF _Toc233907930 \h </w:instrText>
         </w:r>
         <w:r>
           <w:rPr>
@@ -4927,7 +4880,7 @@
             <w:noProof/>
             <w:webHidden/>
           </w:rPr>
-          <w:t>28</w:t>
+          <w:t>27</w:t>
         </w:r>
         <w:r>
           <w:rPr>
@@ -4954,7 +4907,7 @@
           <w14:ligatures w14:val="standardContextual"/>
         </w:rPr>
       </w:pPr>
-      <w:hyperlink w:anchor="_Toc233886199" w:history="1">
+      <w:hyperlink w:anchor="_Toc233907931" w:history="1">
         <w:r>
           <w:rPr>
             <w:rStyle w:val="Hipervnculo"/>
@@ -4981,7 +4934,7 @@
             <w:noProof/>
             <w:webHidden/>
           </w:rPr>
-          <w:instrText xml:space="preserve"> PAGEREF _Toc233886199 \h </w:instrText>
+          <w:instrText xml:space="preserve"> PAGEREF _Toc233907931 \h </w:instrText>
         </w:r>
         <w:r>
           <w:rPr>
@@ -5001,7 +4954,7 @@
             <w:noProof/>
             <w:webHidden/>
           </w:rPr>
-          <w:t>28</w:t>
+          <w:t>27</w:t>
         </w:r>
         <w:r>
           <w:rPr>
@@ -5028,7 +4981,7 @@
           <w14:ligatures w14:val="standardContextual"/>
         </w:rPr>
       </w:pPr>
-      <w:hyperlink w:anchor="_Toc233886200" w:history="1">
+      <w:hyperlink w:anchor="_Toc233907932" w:history="1">
         <w:r>
           <w:rPr>
             <w:rStyle w:val="Hipervnculo"/>
@@ -5055,7 +5008,7 @@
             <w:noProof/>
             <w:webHidden/>
           </w:rPr>
-          <w:instrText xml:space="preserve"> PAGEREF _Toc233886200 \h </w:instrText>
+          <w:instrText xml:space="preserve"> PAGEREF _Toc233907932 \h </w:instrText>
         </w:r>
         <w:r>
           <w:rPr>
@@ -5075,7 +5028,7 @@
             <w:noProof/>
             <w:webHidden/>
           </w:rPr>
-          <w:t>28</w:t>
+          <w:t>27</w:t>
         </w:r>
         <w:r>
           <w:rPr>
@@ -5102,7 +5055,7 @@
           <w14:ligatures w14:val="standardContextual"/>
         </w:rPr>
       </w:pPr>
-      <w:hyperlink w:anchor="_Toc233886201" w:history="1">
+      <w:hyperlink w:anchor="_Toc233907933" w:history="1">
         <w:r>
           <w:rPr>
             <w:rStyle w:val="Hipervnculo"/>
@@ -5129,7 +5082,7 @@
             <w:noProof/>
             <w:webHidden/>
           </w:rPr>
-          <w:instrText xml:space="preserve"> PAGEREF _Toc233886201 \h </w:instrText>
+          <w:instrText xml:space="preserve"> PAGEREF _Toc233907933 \h </w:instrText>
         </w:r>
         <w:r>
           <w:rPr>
@@ -5149,7 +5102,7 @@
             <w:noProof/>
             <w:webHidden/>
           </w:rPr>
-          <w:t>29</w:t>
+          <w:t>28</w:t>
         </w:r>
         <w:r>
           <w:rPr>
@@ -5177,7 +5130,7 @@
           <w14:ligatures w14:val="standardContextual"/>
         </w:rPr>
       </w:pPr>
-      <w:hyperlink w:anchor="_Toc233886202" w:history="1">
+      <w:hyperlink w:anchor="_Toc233907934" w:history="1">
         <w:r>
           <w:rPr>
             <w:rStyle w:val="Hipervnculo"/>
@@ -5204,7 +5157,7 @@
             <w:noProof/>
             <w:webHidden/>
           </w:rPr>
-          <w:instrText xml:space="preserve"> PAGEREF _Toc233886202 \h </w:instrText>
+          <w:instrText xml:space="preserve"> PAGEREF _Toc233907934 \h </w:instrText>
         </w:r>
         <w:r>
           <w:rPr>
@@ -5251,7 +5204,7 @@
           <w14:ligatures w14:val="standardContextual"/>
         </w:rPr>
       </w:pPr>
-      <w:hyperlink w:anchor="_Toc233886203" w:history="1">
+      <w:hyperlink w:anchor="_Toc233907935" w:history="1">
         <w:r>
           <w:rPr>
             <w:rStyle w:val="Hipervnculo"/>
@@ -5278,7 +5231,7 @@
             <w:noProof/>
             <w:webHidden/>
           </w:rPr>
-          <w:instrText xml:space="preserve"> PAGEREF _Toc233886203 \h </w:instrText>
+          <w:instrText xml:space="preserve"> PAGEREF _Toc233907935 \h </w:instrText>
         </w:r>
         <w:r>
           <w:rPr>
@@ -5325,7 +5278,7 @@
           <w14:ligatures w14:val="standardContextual"/>
         </w:rPr>
       </w:pPr>
-      <w:hyperlink w:anchor="_Toc233886204" w:history="1">
+      <w:hyperlink w:anchor="_Toc233907936" w:history="1">
         <w:r>
           <w:rPr>
             <w:rStyle w:val="Hipervnculo"/>
@@ -5352,7 +5305,7 @@
             <w:noProof/>
             <w:webHidden/>
           </w:rPr>
-          <w:instrText xml:space="preserve"> PAGEREF _Toc233886204 \h </w:instrText>
+          <w:instrText xml:space="preserve"> PAGEREF _Toc233907936 \h </w:instrText>
         </w:r>
         <w:r>
           <w:rPr>
@@ -5372,7 +5325,7 @@
             <w:noProof/>
             <w:webHidden/>
           </w:rPr>
-          <w:t>30</w:t>
+          <w:t>29</w:t>
         </w:r>
         <w:r>
           <w:rPr>
@@ -5399,7 +5352,7 @@
           <w14:ligatures w14:val="standardContextual"/>
         </w:rPr>
       </w:pPr>
-      <w:hyperlink w:anchor="_Toc233886205" w:history="1">
+      <w:hyperlink w:anchor="_Toc233907937" w:history="1">
         <w:r>
           <w:rPr>
             <w:rStyle w:val="Hipervnculo"/>
@@ -5426,7 +5379,7 @@
             <w:noProof/>
             <w:webHidden/>
           </w:rPr>
-          <w:instrText xml:space="preserve"> PAGEREF _Toc233886205 \h </w:instrText>
+          <w:instrText xml:space="preserve"> PAGEREF _Toc233907937 \h </w:instrText>
         </w:r>
         <w:r>
           <w:rPr>
@@ -5446,7 +5399,7 @@
             <w:noProof/>
             <w:webHidden/>
           </w:rPr>
-          <w:t>30</w:t>
+          <w:t>29</w:t>
         </w:r>
         <w:r>
           <w:rPr>
@@ -5473,7 +5426,7 @@
           <w14:ligatures w14:val="standardContextual"/>
         </w:rPr>
       </w:pPr>
-      <w:hyperlink w:anchor="_Toc233886206" w:history="1">
+      <w:hyperlink w:anchor="_Toc233907938" w:history="1">
         <w:r>
           <w:rPr>
             <w:rStyle w:val="Hipervnculo"/>
@@ -5500,7 +5453,7 @@
             <w:noProof/>
             <w:webHidden/>
           </w:rPr>
-          <w:instrText xml:space="preserve"> PAGEREF _Toc233886206 \h </w:instrText>
+          <w:instrText xml:space="preserve"> PAGEREF _Toc233907938 \h </w:instrText>
         </w:r>
         <w:r>
           <w:rPr>
@@ -5520,7 +5473,7 @@
             <w:noProof/>
             <w:webHidden/>
           </w:rPr>
-          <w:t>31</w:t>
+          <w:t>30</w:t>
         </w:r>
         <w:r>
           <w:rPr>
@@ -5547,7 +5500,7 @@
           <w14:ligatures w14:val="standardContextual"/>
         </w:rPr>
       </w:pPr>
-      <w:hyperlink w:anchor="_Toc233886207" w:history="1">
+      <w:hyperlink w:anchor="_Toc233907939" w:history="1">
         <w:r>
           <w:rPr>
             <w:rStyle w:val="Hipervnculo"/>
@@ -5574,7 +5527,7 @@
             <w:noProof/>
             <w:webHidden/>
           </w:rPr>
-          <w:instrText xml:space="preserve"> PAGEREF _Toc233886207 \h </w:instrText>
+          <w:instrText xml:space="preserve"> PAGEREF _Toc233907939 \h </w:instrText>
         </w:r>
         <w:r>
           <w:rPr>
@@ -5594,7 +5547,7 @@
             <w:noProof/>
             <w:webHidden/>
           </w:rPr>
-          <w:t>31</w:t>
+          <w:t>30</w:t>
         </w:r>
         <w:r>
           <w:rPr>
@@ -5621,7 +5574,7 @@
           <w14:ligatures w14:val="standardContextual"/>
         </w:rPr>
       </w:pPr>
-      <w:hyperlink w:anchor="_Toc233886208" w:history="1">
+      <w:hyperlink w:anchor="_Toc233907940" w:history="1">
         <w:r>
           <w:rPr>
             <w:rStyle w:val="Hipervnculo"/>
@@ -5648,7 +5601,7 @@
             <w:noProof/>
             <w:webHidden/>
           </w:rPr>
-          <w:instrText xml:space="preserve"> PAGEREF _Toc233886208 \h </w:instrText>
+          <w:instrText xml:space="preserve"> PAGEREF _Toc233907940 \h </w:instrText>
         </w:r>
         <w:r>
           <w:rPr>
@@ -5668,7 +5621,7 @@
             <w:noProof/>
             <w:webHidden/>
           </w:rPr>
-          <w:t>32</w:t>
+          <w:t>31</w:t>
         </w:r>
         <w:r>
           <w:rPr>
@@ -5696,7 +5649,7 @@
           <w14:ligatures w14:val="standardContextual"/>
         </w:rPr>
       </w:pPr>
-      <w:hyperlink w:anchor="_Toc233886209" w:history="1">
+      <w:hyperlink w:anchor="_Toc233907941" w:history="1">
         <w:r>
           <w:rPr>
             <w:rStyle w:val="Hipervnculo"/>
@@ -5723,7 +5676,7 @@
             <w:noProof/>
             <w:webHidden/>
           </w:rPr>
-          <w:instrText xml:space="preserve"> PAGEREF _Toc233886209 \h </w:instrText>
+          <w:instrText xml:space="preserve"> PAGEREF _Toc233907941 \h </w:instrText>
         </w:r>
         <w:r>
           <w:rPr>
@@ -5743,7 +5696,7 @@
             <w:noProof/>
             <w:webHidden/>
           </w:rPr>
-          <w:t>33</w:t>
+          <w:t>32</w:t>
         </w:r>
         <w:r>
           <w:rPr>
@@ -5770,7 +5723,7 @@
           <w14:ligatures w14:val="standardContextual"/>
         </w:rPr>
       </w:pPr>
-      <w:hyperlink w:anchor="_Toc233886210" w:history="1">
+      <w:hyperlink w:anchor="_Toc233907942" w:history="1">
         <w:r>
           <w:rPr>
             <w:rStyle w:val="Hipervnculo"/>
@@ -5797,7 +5750,7 @@
             <w:noProof/>
             <w:webHidden/>
           </w:rPr>
-          <w:instrText xml:space="preserve"> PAGEREF _Toc233886210 \h </w:instrText>
+          <w:instrText xml:space="preserve"> PAGEREF _Toc233907942 \h </w:instrText>
         </w:r>
         <w:r>
           <w:rPr>
@@ -5817,7 +5770,7 @@
             <w:noProof/>
             <w:webHidden/>
           </w:rPr>
-          <w:t>33</w:t>
+          <w:t>32</w:t>
         </w:r>
         <w:r>
           <w:rPr>
@@ -5844,7 +5797,7 @@
           <w14:ligatures w14:val="standardContextual"/>
         </w:rPr>
       </w:pPr>
-      <w:hyperlink w:anchor="_Toc233886211" w:history="1">
+      <w:hyperlink w:anchor="_Toc233907943" w:history="1">
         <w:r>
           <w:rPr>
             <w:rStyle w:val="Hipervnculo"/>
@@ -5871,7 +5824,7 @@
             <w:noProof/>
             <w:webHidden/>
           </w:rPr>
-          <w:instrText xml:space="preserve"> PAGEREF _Toc233886211 \h </w:instrText>
+          <w:instrText xml:space="preserve"> PAGEREF _Toc233907943 \h </w:instrText>
         </w:r>
         <w:r>
           <w:rPr>
@@ -5891,7 +5844,7 @@
             <w:noProof/>
             <w:webHidden/>
           </w:rPr>
-          <w:t>33</w:t>
+          <w:t>32</w:t>
         </w:r>
         <w:r>
           <w:rPr>
@@ -5918,7 +5871,7 @@
           <w14:ligatures w14:val="standardContextual"/>
         </w:rPr>
       </w:pPr>
-      <w:hyperlink w:anchor="_Toc233886212" w:history="1">
+      <w:hyperlink w:anchor="_Toc233907944" w:history="1">
         <w:r>
           <w:rPr>
             <w:rStyle w:val="Hipervnculo"/>
@@ -5945,7 +5898,7 @@
             <w:noProof/>
             <w:webHidden/>
           </w:rPr>
-          <w:instrText xml:space="preserve"> PAGEREF _Toc233886212 \h </w:instrText>
+          <w:instrText xml:space="preserve"> PAGEREF _Toc233907944 \h </w:instrText>
         </w:r>
         <w:r>
           <w:rPr>
@@ -5965,7 +5918,7 @@
             <w:noProof/>
             <w:webHidden/>
           </w:rPr>
-          <w:t>33</w:t>
+          <w:t>32</w:t>
         </w:r>
         <w:r>
           <w:rPr>
@@ -5992,7 +5945,7 @@
           <w14:ligatures w14:val="standardContextual"/>
         </w:rPr>
       </w:pPr>
-      <w:hyperlink w:anchor="_Toc233886213" w:history="1">
+      <w:hyperlink w:anchor="_Toc233907945" w:history="1">
         <w:r>
           <w:rPr>
             <w:rStyle w:val="Hipervnculo"/>
@@ -6019,7 +5972,7 @@
             <w:noProof/>
             <w:webHidden/>
           </w:rPr>
-          <w:instrText xml:space="preserve"> PAGEREF _Toc233886213 \h </w:instrText>
+          <w:instrText xml:space="preserve"> PAGEREF _Toc233907945 \h </w:instrText>
         </w:r>
         <w:r>
           <w:rPr>
@@ -6039,7 +5992,7 @@
             <w:noProof/>
             <w:webHidden/>
           </w:rPr>
-          <w:t>33</w:t>
+          <w:t>32</w:t>
         </w:r>
         <w:r>
           <w:rPr>
@@ -6066,7 +6019,7 @@
           <w14:ligatures w14:val="standardContextual"/>
         </w:rPr>
       </w:pPr>
-      <w:hyperlink w:anchor="_Toc233886214" w:history="1">
+      <w:hyperlink w:anchor="_Toc233907946" w:history="1">
         <w:r>
           <w:rPr>
             <w:rStyle w:val="Hipervnculo"/>
@@ -6093,7 +6046,7 @@
             <w:noProof/>
             <w:webHidden/>
           </w:rPr>
-          <w:instrText xml:space="preserve"> PAGEREF _Toc233886214 \h </w:instrText>
+          <w:instrText xml:space="preserve"> PAGEREF _Toc233907946 \h </w:instrText>
         </w:r>
         <w:r>
           <w:rPr>
@@ -6113,7 +6066,7 @@
             <w:noProof/>
             <w:webHidden/>
           </w:rPr>
-          <w:t>34</w:t>
+          <w:t>33</w:t>
         </w:r>
         <w:r>
           <w:rPr>
@@ -6140,7 +6093,7 @@
           <w14:ligatures w14:val="standardContextual"/>
         </w:rPr>
       </w:pPr>
-      <w:hyperlink w:anchor="_Toc233886215" w:history="1">
+      <w:hyperlink w:anchor="_Toc233907947" w:history="1">
         <w:r>
           <w:rPr>
             <w:rStyle w:val="Hipervnculo"/>
@@ -6167,7 +6120,7 @@
             <w:noProof/>
             <w:webHidden/>
           </w:rPr>
-          <w:instrText xml:space="preserve"> PAGEREF _Toc233886215 \h </w:instrText>
+          <w:instrText xml:space="preserve"> PAGEREF _Toc233907947 \h </w:instrText>
         </w:r>
         <w:r>
           <w:rPr>
@@ -6187,7 +6140,7 @@
             <w:noProof/>
             <w:webHidden/>
           </w:rPr>
-          <w:t>34</w:t>
+          <w:t>33</w:t>
         </w:r>
         <w:r>
           <w:rPr>
@@ -6214,7 +6167,7 @@
           <w14:ligatures w14:val="standardContextual"/>
         </w:rPr>
       </w:pPr>
-      <w:hyperlink w:anchor="_Toc233886216" w:history="1">
+      <w:hyperlink w:anchor="_Toc233907948" w:history="1">
         <w:r>
           <w:rPr>
             <w:rStyle w:val="Hipervnculo"/>
@@ -6241,7 +6194,7 @@
             <w:noProof/>
             <w:webHidden/>
           </w:rPr>
-          <w:instrText xml:space="preserve"> PAGEREF _Toc233886216 \h </w:instrText>
+          <w:instrText xml:space="preserve"> PAGEREF _Toc233907948 \h </w:instrText>
         </w:r>
         <w:r>
           <w:rPr>
@@ -6261,7 +6214,7 @@
             <w:noProof/>
             <w:webHidden/>
           </w:rPr>
-          <w:t>35</w:t>
+          <w:t>34</w:t>
         </w:r>
         <w:r>
           <w:rPr>
@@ -6288,7 +6241,7 @@
           <w14:ligatures w14:val="standardContextual"/>
         </w:rPr>
       </w:pPr>
-      <w:hyperlink w:anchor="_Toc233886217" w:history="1">
+      <w:hyperlink w:anchor="_Toc233907949" w:history="1">
         <w:r>
           <w:rPr>
             <w:rStyle w:val="Hipervnculo"/>
@@ -6315,7 +6268,7 @@
             <w:noProof/>
             <w:webHidden/>
           </w:rPr>
-          <w:instrText xml:space="preserve"> PAGEREF _Toc233886217 \h </w:instrText>
+          <w:instrText xml:space="preserve"> PAGEREF _Toc233907949 \h </w:instrText>
         </w:r>
         <w:r>
           <w:rPr>
@@ -6335,7 +6288,7 @@
             <w:noProof/>
             <w:webHidden/>
           </w:rPr>
-          <w:t>35</w:t>
+          <w:t>34</w:t>
         </w:r>
         <w:r>
           <w:rPr>
@@ -6362,7 +6315,7 @@
           <w14:ligatures w14:val="standardContextual"/>
         </w:rPr>
       </w:pPr>
-      <w:hyperlink w:anchor="_Toc233886218" w:history="1">
+      <w:hyperlink w:anchor="_Toc233907950" w:history="1">
         <w:r>
           <w:rPr>
             <w:rStyle w:val="Hipervnculo"/>
@@ -6389,7 +6342,7 @@
             <w:noProof/>
             <w:webHidden/>
           </w:rPr>
-          <w:instrText xml:space="preserve"> PAGEREF _Toc233886218 \h </w:instrText>
+          <w:instrText xml:space="preserve"> PAGEREF _Toc233907950 \h </w:instrText>
         </w:r>
         <w:r>
           <w:rPr>
@@ -6409,7 +6362,7 @@
             <w:noProof/>
             <w:webHidden/>
           </w:rPr>
-          <w:t>36</w:t>
+          <w:t>35</w:t>
         </w:r>
         <w:r>
           <w:rPr>
@@ -6436,7 +6389,7 @@
           <w14:ligatures w14:val="standardContextual"/>
         </w:rPr>
       </w:pPr>
-      <w:hyperlink w:anchor="_Toc233886219" w:history="1">
+      <w:hyperlink w:anchor="_Toc233907951" w:history="1">
         <w:r>
           <w:rPr>
             <w:rStyle w:val="Hipervnculo"/>
@@ -6463,7 +6416,7 @@
             <w:noProof/>
             <w:webHidden/>
           </w:rPr>
-          <w:instrText xml:space="preserve"> PAGEREF _Toc233886219 \h </w:instrText>
+          <w:instrText xml:space="preserve"> PAGEREF _Toc233907951 \h </w:instrText>
         </w:r>
         <w:r>
           <w:rPr>
@@ -6483,7 +6436,7 @@
             <w:noProof/>
             <w:webHidden/>
           </w:rPr>
-          <w:t>36</w:t>
+          <w:t>35</w:t>
         </w:r>
         <w:r>
           <w:rPr>
@@ -6510,7 +6463,7 @@
           <w14:ligatures w14:val="standardContextual"/>
         </w:rPr>
       </w:pPr>
-      <w:hyperlink w:anchor="_Toc233886220" w:history="1">
+      <w:hyperlink w:anchor="_Toc233907952" w:history="1">
         <w:r>
           <w:rPr>
             <w:rStyle w:val="Hipervnculo"/>
@@ -6537,7 +6490,7 @@
             <w:noProof/>
             <w:webHidden/>
           </w:rPr>
-          <w:instrText xml:space="preserve"> PAGEREF _Toc233886220 \h </w:instrText>
+          <w:instrText xml:space="preserve"> PAGEREF _Toc233907952 \h </w:instrText>
         </w:r>
         <w:r>
           <w:rPr>
@@ -6557,7 +6510,7 @@
             <w:noProof/>
             <w:webHidden/>
           </w:rPr>
-          <w:t>36</w:t>
+          <w:t>35</w:t>
         </w:r>
         <w:r>
           <w:rPr>
@@ -6584,7 +6537,7 @@
           <w14:ligatures w14:val="standardContextual"/>
         </w:rPr>
       </w:pPr>
-      <w:hyperlink w:anchor="_Toc233886221" w:history="1">
+      <w:hyperlink w:anchor="_Toc233907953" w:history="1">
         <w:r>
           <w:rPr>
             <w:rStyle w:val="Hipervnculo"/>
@@ -6611,7 +6564,7 @@
             <w:noProof/>
             <w:webHidden/>
           </w:rPr>
-          <w:instrText xml:space="preserve"> PAGEREF _Toc233886221 \h </w:instrText>
+          <w:instrText xml:space="preserve"> PAGEREF _Toc233907953 \h </w:instrText>
         </w:r>
         <w:r>
           <w:rPr>
@@ -6631,7 +6584,7 @@
             <w:noProof/>
             <w:webHidden/>
           </w:rPr>
-          <w:t>36</w:t>
+          <w:t>35</w:t>
         </w:r>
         <w:r>
           <w:rPr>
@@ -6658,7 +6611,7 @@
           <w14:ligatures w14:val="standardContextual"/>
         </w:rPr>
       </w:pPr>
-      <w:hyperlink w:anchor="_Toc233886222" w:history="1">
+      <w:hyperlink w:anchor="_Toc233907954" w:history="1">
         <w:r>
           <w:rPr>
             <w:rStyle w:val="Hipervnculo"/>
@@ -6685,7 +6638,7 @@
             <w:noProof/>
             <w:webHidden/>
           </w:rPr>
-          <w:instrText xml:space="preserve"> PAGEREF _Toc233886222 \h </w:instrText>
+          <w:instrText xml:space="preserve"> PAGEREF _Toc233907954 \h </w:instrText>
         </w:r>
         <w:r>
           <w:rPr>
@@ -6705,7 +6658,7 @@
             <w:noProof/>
             <w:webHidden/>
           </w:rPr>
-          <w:t>36</w:t>
+          <w:t>35</w:t>
         </w:r>
         <w:r>
           <w:rPr>
@@ -6732,7 +6685,7 @@
           <w14:ligatures w14:val="standardContextual"/>
         </w:rPr>
       </w:pPr>
-      <w:hyperlink w:anchor="_Toc233886223" w:history="1">
+      <w:hyperlink w:anchor="_Toc233907955" w:history="1">
         <w:r>
           <w:rPr>
             <w:rStyle w:val="Hipervnculo"/>
@@ -6759,7 +6712,7 @@
             <w:noProof/>
             <w:webHidden/>
           </w:rPr>
-          <w:instrText xml:space="preserve"> PAGEREF _Toc233886223 \h </w:instrText>
+          <w:instrText xml:space="preserve"> PAGEREF _Toc233907955 \h </w:instrText>
         </w:r>
         <w:r>
           <w:rPr>
@@ -6779,7 +6732,7 @@
             <w:noProof/>
             <w:webHidden/>
           </w:rPr>
-          <w:t>37</w:t>
+          <w:t>36</w:t>
         </w:r>
         <w:r>
           <w:rPr>
@@ -6806,7 +6759,7 @@
           <w14:ligatures w14:val="standardContextual"/>
         </w:rPr>
       </w:pPr>
-      <w:hyperlink w:anchor="_Toc233886224" w:history="1">
+      <w:hyperlink w:anchor="_Toc233907956" w:history="1">
         <w:r>
           <w:rPr>
             <w:rStyle w:val="Hipervnculo"/>
@@ -6833,7 +6786,7 @@
             <w:noProof/>
             <w:webHidden/>
           </w:rPr>
-          <w:instrText xml:space="preserve"> PAGEREF _Toc233886224 \h </w:instrText>
+          <w:instrText xml:space="preserve"> PAGEREF _Toc233907956 \h </w:instrText>
         </w:r>
         <w:r>
           <w:rPr>
@@ -6853,7 +6806,7 @@
             <w:noProof/>
             <w:webHidden/>
           </w:rPr>
-          <w:t>37</w:t>
+          <w:t>36</w:t>
         </w:r>
         <w:r>
           <w:rPr>
@@ -6880,7 +6833,7 @@
           <w14:ligatures w14:val="standardContextual"/>
         </w:rPr>
       </w:pPr>
-      <w:hyperlink w:anchor="_Toc233886225" w:history="1">
+      <w:hyperlink w:anchor="_Toc233907957" w:history="1">
         <w:r>
           <w:rPr>
             <w:rStyle w:val="Hipervnculo"/>
@@ -6907,7 +6860,7 @@
             <w:noProof/>
             <w:webHidden/>
           </w:rPr>
-          <w:instrText xml:space="preserve"> PAGEREF _Toc233886225 \h </w:instrText>
+          <w:instrText xml:space="preserve"> PAGEREF _Toc233907957 \h </w:instrText>
         </w:r>
         <w:r>
           <w:rPr>
@@ -6927,7 +6880,7 @@
             <w:noProof/>
             <w:webHidden/>
           </w:rPr>
-          <w:t>38</w:t>
+          <w:t>37</w:t>
         </w:r>
         <w:r>
           <w:rPr>
@@ -6954,7 +6907,7 @@
           <w14:ligatures w14:val="standardContextual"/>
         </w:rPr>
       </w:pPr>
-      <w:hyperlink w:anchor="_Toc233886226" w:history="1">
+      <w:hyperlink w:anchor="_Toc233907958" w:history="1">
         <w:r>
           <w:rPr>
             <w:rStyle w:val="Hipervnculo"/>
@@ -6981,7 +6934,7 @@
             <w:noProof/>
             <w:webHidden/>
           </w:rPr>
-          <w:instrText xml:space="preserve"> PAGEREF _Toc233886226 \h </w:instrText>
+          <w:instrText xml:space="preserve"> PAGEREF _Toc233907958 \h </w:instrText>
         </w:r>
         <w:r>
           <w:rPr>
@@ -7001,7 +6954,7 @@
             <w:noProof/>
             <w:webHidden/>
           </w:rPr>
-          <w:t>38</w:t>
+          <w:t>37</w:t>
         </w:r>
         <w:r>
           <w:rPr>
@@ -7028,7 +6981,7 @@
           <w14:ligatures w14:val="standardContextual"/>
         </w:rPr>
       </w:pPr>
-      <w:hyperlink w:anchor="_Toc233886227" w:history="1">
+      <w:hyperlink w:anchor="_Toc233907959" w:history="1">
         <w:r>
           <w:rPr>
             <w:rStyle w:val="Hipervnculo"/>
@@ -7055,7 +7008,7 @@
             <w:noProof/>
             <w:webHidden/>
           </w:rPr>
-          <w:instrText xml:space="preserve"> PAGEREF _Toc233886227 \h </w:instrText>
+          <w:instrText xml:space="preserve"> PAGEREF _Toc233907959 \h </w:instrText>
         </w:r>
         <w:r>
           <w:rPr>
@@ -7075,7 +7028,7 @@
             <w:noProof/>
             <w:webHidden/>
           </w:rPr>
-          <w:t>39</w:t>
+          <w:t>38</w:t>
         </w:r>
         <w:r>
           <w:rPr>
@@ -7103,7 +7056,7 @@
           <w14:ligatures w14:val="standardContextual"/>
         </w:rPr>
       </w:pPr>
-      <w:hyperlink w:anchor="_Toc233886228" w:history="1">
+      <w:hyperlink w:anchor="_Toc233907960" w:history="1">
         <w:r>
           <w:rPr>
             <w:rStyle w:val="Hipervnculo"/>
@@ -7130,7 +7083,7 @@
             <w:noProof/>
             <w:webHidden/>
           </w:rPr>
-          <w:instrText xml:space="preserve"> PAGEREF _Toc233886228 \h </w:instrText>
+          <w:instrText xml:space="preserve"> PAGEREF _Toc233907960 \h </w:instrText>
         </w:r>
         <w:r>
           <w:rPr>
@@ -7150,7 +7103,7 @@
             <w:noProof/>
             <w:webHidden/>
           </w:rPr>
-          <w:t>39</w:t>
+          <w:t>38</w:t>
         </w:r>
         <w:r>
           <w:rPr>
@@ -7177,7 +7130,7 @@
           <w14:ligatures w14:val="standardContextual"/>
         </w:rPr>
       </w:pPr>
-      <w:hyperlink w:anchor="_Toc233886229" w:history="1">
+      <w:hyperlink w:anchor="_Toc233907961" w:history="1">
         <w:r>
           <w:rPr>
             <w:rStyle w:val="Hipervnculo"/>
@@ -7204,7 +7157,7 @@
             <w:noProof/>
             <w:webHidden/>
           </w:rPr>
-          <w:instrText xml:space="preserve"> PAGEREF _Toc233886229 \h </w:instrText>
+          <w:instrText xml:space="preserve"> PAGEREF _Toc233907961 \h </w:instrText>
         </w:r>
         <w:r>
           <w:rPr>
@@ -7224,7 +7177,7 @@
             <w:noProof/>
             <w:webHidden/>
           </w:rPr>
-          <w:t>39</w:t>
+          <w:t>38</w:t>
         </w:r>
         <w:r>
           <w:rPr>
@@ -7251,7 +7204,7 @@
           <w14:ligatures w14:val="standardContextual"/>
         </w:rPr>
       </w:pPr>
-      <w:hyperlink w:anchor="_Toc233886230" w:history="1">
+      <w:hyperlink w:anchor="_Toc233907962" w:history="1">
         <w:r>
           <w:rPr>
             <w:rStyle w:val="Hipervnculo"/>
@@ -7278,7 +7231,7 @@
             <w:noProof/>
             <w:webHidden/>
           </w:rPr>
-          <w:instrText xml:space="preserve"> PAGEREF _Toc233886230 \h </w:instrText>
+          <w:instrText xml:space="preserve"> PAGEREF _Toc233907962 \h </w:instrText>
         </w:r>
         <w:r>
           <w:rPr>
@@ -7298,7 +7251,7 @@
             <w:noProof/>
             <w:webHidden/>
           </w:rPr>
-          <w:t>39</w:t>
+          <w:t>38</w:t>
         </w:r>
         <w:r>
           <w:rPr>
@@ -7325,7 +7278,7 @@
           <w14:ligatures w14:val="standardContextual"/>
         </w:rPr>
       </w:pPr>
-      <w:hyperlink w:anchor="_Toc233886231" w:history="1">
+      <w:hyperlink w:anchor="_Toc233907963" w:history="1">
         <w:r>
           <w:rPr>
             <w:rStyle w:val="Hipervnculo"/>
@@ -7352,7 +7305,7 @@
             <w:noProof/>
             <w:webHidden/>
           </w:rPr>
-          <w:instrText xml:space="preserve"> PAGEREF _Toc233886231 \h </w:instrText>
+          <w:instrText xml:space="preserve"> PAGEREF _Toc233907963 \h </w:instrText>
         </w:r>
         <w:r>
           <w:rPr>
@@ -7372,7 +7325,7 @@
             <w:noProof/>
             <w:webHidden/>
           </w:rPr>
-          <w:t>39</w:t>
+          <w:t>38</w:t>
         </w:r>
         <w:r>
           <w:rPr>
@@ -7399,7 +7352,7 @@
           <w14:ligatures w14:val="standardContextual"/>
         </w:rPr>
       </w:pPr>
-      <w:hyperlink w:anchor="_Toc233886232" w:history="1">
+      <w:hyperlink w:anchor="_Toc233907964" w:history="1">
         <w:r>
           <w:rPr>
             <w:rStyle w:val="Hipervnculo"/>
@@ -7426,7 +7379,7 @@
             <w:noProof/>
             <w:webHidden/>
           </w:rPr>
-          <w:instrText xml:space="preserve"> PAGEREF _Toc233886232 \h </w:instrText>
+          <w:instrText xml:space="preserve"> PAGEREF _Toc233907964 \h </w:instrText>
         </w:r>
         <w:r>
           <w:rPr>
@@ -7446,7 +7399,7 @@
             <w:noProof/>
             <w:webHidden/>
           </w:rPr>
-          <w:t>40</w:t>
+          <w:t>39</w:t>
         </w:r>
         <w:r>
           <w:rPr>
@@ -7473,7 +7426,7 @@
           <w14:ligatures w14:val="standardContextual"/>
         </w:rPr>
       </w:pPr>
-      <w:hyperlink w:anchor="_Toc233886233" w:history="1">
+      <w:hyperlink w:anchor="_Toc233907965" w:history="1">
         <w:r>
           <w:rPr>
             <w:rStyle w:val="Hipervnculo"/>
@@ -7500,7 +7453,7 @@
             <w:noProof/>
             <w:webHidden/>
           </w:rPr>
-          <w:instrText xml:space="preserve"> PAGEREF _Toc233886233 \h </w:instrText>
+          <w:instrText xml:space="preserve"> PAGEREF _Toc233907965 \h </w:instrText>
         </w:r>
         <w:r>
           <w:rPr>
@@ -7520,7 +7473,7 @@
             <w:noProof/>
             <w:webHidden/>
           </w:rPr>
-          <w:t>40</w:t>
+          <w:t>39</w:t>
         </w:r>
         <w:r>
           <w:rPr>
@@ -7547,7 +7500,7 @@
           <w14:ligatures w14:val="standardContextual"/>
         </w:rPr>
       </w:pPr>
-      <w:hyperlink w:anchor="_Toc233886234" w:history="1">
+      <w:hyperlink w:anchor="_Toc233907966" w:history="1">
         <w:r>
           <w:rPr>
             <w:rStyle w:val="Hipervnculo"/>
@@ -7574,7 +7527,7 @@
             <w:noProof/>
             <w:webHidden/>
           </w:rPr>
-          <w:instrText xml:space="preserve"> PAGEREF _Toc233886234 \h </w:instrText>
+          <w:instrText xml:space="preserve"> PAGEREF _Toc233907966 \h </w:instrText>
         </w:r>
         <w:r>
           <w:rPr>
@@ -7594,7 +7547,7 @@
             <w:noProof/>
             <w:webHidden/>
           </w:rPr>
-          <w:t>41</w:t>
+          <w:t>40</w:t>
         </w:r>
         <w:r>
           <w:rPr>
@@ -7621,7 +7574,7 @@
           <w14:ligatures w14:val="standardContextual"/>
         </w:rPr>
       </w:pPr>
-      <w:hyperlink w:anchor="_Toc233886235" w:history="1">
+      <w:hyperlink w:anchor="_Toc233907967" w:history="1">
         <w:r>
           <w:rPr>
             <w:rStyle w:val="Hipervnculo"/>
@@ -7648,7 +7601,7 @@
             <w:noProof/>
             <w:webHidden/>
           </w:rPr>
-          <w:instrText xml:space="preserve"> PAGEREF _Toc233886235 \h </w:instrText>
+          <w:instrText xml:space="preserve"> PAGEREF _Toc233907967 \h </w:instrText>
         </w:r>
         <w:r>
           <w:rPr>
@@ -7668,7 +7621,7 @@
             <w:noProof/>
             <w:webHidden/>
           </w:rPr>
-          <w:t>42</w:t>
+          <w:t>41</w:t>
         </w:r>
         <w:r>
           <w:rPr>
@@ -7696,7 +7649,7 @@
           <w14:ligatures w14:val="standardContextual"/>
         </w:rPr>
       </w:pPr>
-      <w:hyperlink w:anchor="_Toc233886236" w:history="1">
+      <w:hyperlink w:anchor="_Toc233907968" w:history="1">
         <w:r>
           <w:rPr>
             <w:rStyle w:val="Hipervnculo"/>
@@ -7723,7 +7676,7 @@
             <w:noProof/>
             <w:webHidden/>
           </w:rPr>
-          <w:instrText xml:space="preserve"> PAGEREF _Toc233886236 \h </w:instrText>
+          <w:instrText xml:space="preserve"> PAGEREF _Toc233907968 \h </w:instrText>
         </w:r>
         <w:r>
           <w:rPr>
@@ -7743,7 +7696,7 @@
             <w:noProof/>
             <w:webHidden/>
           </w:rPr>
-          <w:t>42</w:t>
+          <w:t>41</w:t>
         </w:r>
         <w:r>
           <w:rPr>
@@ -7770,7 +7723,7 @@
           <w14:ligatures w14:val="standardContextual"/>
         </w:rPr>
       </w:pPr>
-      <w:hyperlink w:anchor="_Toc233886237" w:history="1">
+      <w:hyperlink w:anchor="_Toc233907969" w:history="1">
         <w:r>
           <w:rPr>
             <w:rStyle w:val="Hipervnculo"/>
@@ -7797,7 +7750,7 @@
             <w:noProof/>
             <w:webHidden/>
           </w:rPr>
-          <w:instrText xml:space="preserve"> PAGEREF _Toc233886237 \h </w:instrText>
+          <w:instrText xml:space="preserve"> PAGEREF _Toc233907969 \h </w:instrText>
         </w:r>
         <w:r>
           <w:rPr>
@@ -7817,7 +7770,7 @@
             <w:noProof/>
             <w:webHidden/>
           </w:rPr>
-          <w:t>42</w:t>
+          <w:t>41</w:t>
         </w:r>
         <w:r>
           <w:rPr>
@@ -7844,7 +7797,7 @@
           <w14:ligatures w14:val="standardContextual"/>
         </w:rPr>
       </w:pPr>
-      <w:hyperlink w:anchor="_Toc233886238" w:history="1">
+      <w:hyperlink w:anchor="_Toc233907970" w:history="1">
         <w:r>
           <w:rPr>
             <w:rStyle w:val="Hipervnculo"/>
@@ -7871,7 +7824,7 @@
             <w:noProof/>
             <w:webHidden/>
           </w:rPr>
-          <w:instrText xml:space="preserve"> PAGEREF _Toc233886238 \h </w:instrText>
+          <w:instrText xml:space="preserve"> PAGEREF _Toc233907970 \h </w:instrText>
         </w:r>
         <w:r>
           <w:rPr>
@@ -7891,7 +7844,7 @@
             <w:noProof/>
             <w:webHidden/>
           </w:rPr>
-          <w:t>42</w:t>
+          <w:t>41</w:t>
         </w:r>
         <w:r>
           <w:rPr>
@@ -7918,7 +7871,7 @@
           <w14:ligatures w14:val="standardContextual"/>
         </w:rPr>
       </w:pPr>
-      <w:hyperlink w:anchor="_Toc233886239" w:history="1">
+      <w:hyperlink w:anchor="_Toc233907971" w:history="1">
         <w:r>
           <w:rPr>
             <w:rStyle w:val="Hipervnculo"/>
@@ -7945,7 +7898,7 @@
             <w:noProof/>
             <w:webHidden/>
           </w:rPr>
-          <w:instrText xml:space="preserve"> PAGEREF _Toc233886239 \h </w:instrText>
+          <w:instrText xml:space="preserve"> PAGEREF _Toc233907971 \h </w:instrText>
         </w:r>
         <w:r>
           <w:rPr>
@@ -7965,7 +7918,7 @@
             <w:noProof/>
             <w:webHidden/>
           </w:rPr>
-          <w:t>43</w:t>
+          <w:t>42</w:t>
         </w:r>
         <w:r>
           <w:rPr>
@@ -7992,7 +7945,7 @@
           <w14:ligatures w14:val="standardContextual"/>
         </w:rPr>
       </w:pPr>
-      <w:hyperlink w:anchor="_Toc233886240" w:history="1">
+      <w:hyperlink w:anchor="_Toc233907972" w:history="1">
         <w:r>
           <w:rPr>
             <w:rStyle w:val="Hipervnculo"/>
@@ -8019,7 +7972,7 @@
             <w:noProof/>
             <w:webHidden/>
           </w:rPr>
-          <w:instrText xml:space="preserve"> PAGEREF _Toc233886240 \h </w:instrText>
+          <w:instrText xml:space="preserve"> PAGEREF _Toc233907972 \h </w:instrText>
         </w:r>
         <w:r>
           <w:rPr>
@@ -8039,7 +7992,7 @@
             <w:noProof/>
             <w:webHidden/>
           </w:rPr>
-          <w:t>43</w:t>
+          <w:t>42</w:t>
         </w:r>
         <w:r>
           <w:rPr>
@@ -8066,7 +8019,7 @@
           <w14:ligatures w14:val="standardContextual"/>
         </w:rPr>
       </w:pPr>
-      <w:hyperlink w:anchor="_Toc233886241" w:history="1">
+      <w:hyperlink w:anchor="_Toc233907973" w:history="1">
         <w:r>
           <w:rPr>
             <w:rStyle w:val="Hipervnculo"/>
@@ -8093,7 +8046,7 @@
             <w:noProof/>
             <w:webHidden/>
           </w:rPr>
-          <w:instrText xml:space="preserve"> PAGEREF _Toc233886241 \h </w:instrText>
+          <w:instrText xml:space="preserve"> PAGEREF _Toc233907973 \h </w:instrText>
         </w:r>
         <w:r>
           <w:rPr>
@@ -8113,7 +8066,7 @@
             <w:noProof/>
             <w:webHidden/>
           </w:rPr>
-          <w:t>44</w:t>
+          <w:t>43</w:t>
         </w:r>
         <w:r>
           <w:rPr>
@@ -8140,7 +8093,7 @@
           <w14:ligatures w14:val="standardContextual"/>
         </w:rPr>
       </w:pPr>
-      <w:hyperlink w:anchor="_Toc233886242" w:history="1">
+      <w:hyperlink w:anchor="_Toc233907974" w:history="1">
         <w:r>
           <w:rPr>
             <w:rStyle w:val="Hipervnculo"/>
@@ -8167,7 +8120,7 @@
             <w:noProof/>
             <w:webHidden/>
           </w:rPr>
-          <w:instrText xml:space="preserve"> PAGEREF _Toc233886242 \h </w:instrText>
+          <w:instrText xml:space="preserve"> PAGEREF _Toc233907974 \h </w:instrText>
         </w:r>
         <w:r>
           <w:rPr>
@@ -8187,7 +8140,7 @@
             <w:noProof/>
             <w:webHidden/>
           </w:rPr>
-          <w:t>44</w:t>
+          <w:t>43</w:t>
         </w:r>
         <w:r>
           <w:rPr>
@@ -8214,13 +8167,13 @@
           <w14:ligatures w14:val="standardContextual"/>
         </w:rPr>
       </w:pPr>
-      <w:hyperlink w:anchor="_Toc233886243" w:history="1">
+      <w:hyperlink w:anchor="_Toc233907975" w:history="1">
         <w:r>
           <w:rPr>
             <w:rStyle w:val="Hipervnculo"/>
             <w:noProof/>
           </w:rPr>
-          <w:t>Diagrama de Secuencia - Verificacion de Integridad en Arranque</w:t>
+          <w:t>Diagrama de Secuencia - Verificación de Integridad en Arranque</w:t>
         </w:r>
         <w:r>
           <w:rPr>
@@ -8241,7 +8194,7 @@
             <w:noProof/>
             <w:webHidden/>
           </w:rPr>
-          <w:instrText xml:space="preserve"> PAGEREF _Toc233886243 \h </w:instrText>
+          <w:instrText xml:space="preserve"> PAGEREF _Toc233907975 \h </w:instrText>
         </w:r>
         <w:r>
           <w:rPr>
@@ -8261,7 +8214,7 @@
             <w:noProof/>
             <w:webHidden/>
           </w:rPr>
-          <w:t>45</w:t>
+          <w:t>44</w:t>
         </w:r>
         <w:r>
           <w:rPr>
@@ -8290,7 +8243,7 @@
           <w14:ligatures w14:val="standardContextual"/>
         </w:rPr>
       </w:pPr>
-      <w:hyperlink w:anchor="_Toc233886244" w:history="1">
+      <w:hyperlink w:anchor="_Toc233907976" w:history="1">
         <w:r>
           <w:rPr>
             <w:rStyle w:val="Hipervnculo"/>
@@ -8317,7 +8270,7 @@
             <w:noProof/>
             <w:webHidden/>
           </w:rPr>
-          <w:instrText xml:space="preserve"> PAGEREF _Toc233886244 \h </w:instrText>
+          <w:instrText xml:space="preserve"> PAGEREF _Toc233907976 \h </w:instrText>
         </w:r>
         <w:r>
           <w:rPr>
@@ -8365,7 +8318,7 @@
           <w14:ligatures w14:val="standardContextual"/>
         </w:rPr>
       </w:pPr>
-      <w:hyperlink w:anchor="_Toc233886245" w:history="1">
+      <w:hyperlink w:anchor="_Toc233907977" w:history="1">
         <w:r>
           <w:rPr>
             <w:rStyle w:val="Hipervnculo"/>
@@ -8392,7 +8345,7 @@
             <w:noProof/>
             <w:webHidden/>
           </w:rPr>
-          <w:instrText xml:space="preserve"> PAGEREF _Toc233886245 \h </w:instrText>
+          <w:instrText xml:space="preserve"> PAGEREF _Toc233907977 \h </w:instrText>
         </w:r>
         <w:r>
           <w:rPr>
@@ -8440,7 +8393,7 @@
           <w14:ligatures w14:val="standardContextual"/>
         </w:rPr>
       </w:pPr>
-      <w:hyperlink w:anchor="_Toc233886246" w:history="1">
+      <w:hyperlink w:anchor="_Toc233907978" w:history="1">
         <w:r>
           <w:rPr>
             <w:rStyle w:val="Hipervnculo"/>
@@ -8467,7 +8420,7 @@
             <w:noProof/>
             <w:webHidden/>
           </w:rPr>
-          <w:instrText xml:space="preserve"> PAGEREF _Toc233886246 \h </w:instrText>
+          <w:instrText xml:space="preserve"> PAGEREF _Toc233907978 \h </w:instrText>
         </w:r>
         <w:r>
           <w:rPr>
@@ -8515,7 +8468,7 @@
           <w14:ligatures w14:val="standardContextual"/>
         </w:rPr>
       </w:pPr>
-      <w:hyperlink w:anchor="_Toc233886247" w:history="1">
+      <w:hyperlink w:anchor="_Toc233907979" w:history="1">
         <w:r>
           <w:rPr>
             <w:rStyle w:val="Hipervnculo"/>
@@ -8542,7 +8495,7 @@
             <w:noProof/>
             <w:webHidden/>
           </w:rPr>
-          <w:instrText xml:space="preserve"> PAGEREF _Toc233886247 \h </w:instrText>
+          <w:instrText xml:space="preserve"> PAGEREF _Toc233907979 \h </w:instrText>
         </w:r>
         <w:r>
           <w:rPr>
@@ -8591,7 +8544,7 @@
           <w14:ligatures w14:val="standardContextual"/>
         </w:rPr>
       </w:pPr>
-      <w:hyperlink w:anchor="_Toc233886248" w:history="1">
+      <w:hyperlink w:anchor="_Toc233907980" w:history="1">
         <w:r>
           <w:rPr>
             <w:rStyle w:val="Hipervnculo"/>
@@ -8618,7 +8571,7 @@
             <w:noProof/>
             <w:webHidden/>
           </w:rPr>
-          <w:instrText xml:space="preserve"> PAGEREF _Toc233886248 \h </w:instrText>
+          <w:instrText xml:space="preserve"> PAGEREF _Toc233907980 \h </w:instrText>
         </w:r>
         <w:r>
           <w:rPr>
@@ -8666,7 +8619,7 @@
           <w14:ligatures w14:val="standardContextual"/>
         </w:rPr>
       </w:pPr>
-      <w:hyperlink w:anchor="_Toc233886249" w:history="1">
+      <w:hyperlink w:anchor="_Toc233907981" w:history="1">
         <w:r>
           <w:rPr>
             <w:rStyle w:val="Hipervnculo"/>
@@ -8693,7 +8646,7 @@
             <w:noProof/>
             <w:webHidden/>
           </w:rPr>
-          <w:instrText xml:space="preserve"> PAGEREF _Toc233886249 \h </w:instrText>
+          <w:instrText xml:space="preserve"> PAGEREF _Toc233907981 \h </w:instrText>
         </w:r>
         <w:r>
           <w:rPr>
@@ -8741,7 +8694,7 @@
           <w14:ligatures w14:val="standardContextual"/>
         </w:rPr>
       </w:pPr>
-      <w:hyperlink w:anchor="_Toc233886250" w:history="1">
+      <w:hyperlink w:anchor="_Toc233907982" w:history="1">
         <w:r>
           <w:rPr>
             <w:rStyle w:val="Hipervnculo"/>
@@ -8768,7 +8721,7 @@
             <w:noProof/>
             <w:webHidden/>
           </w:rPr>
-          <w:instrText xml:space="preserve"> PAGEREF _Toc233886250 \h </w:instrText>
+          <w:instrText xml:space="preserve"> PAGEREF _Toc233907982 \h </w:instrText>
         </w:r>
         <w:r>
           <w:rPr>
@@ -8816,7 +8769,7 @@
           <w14:ligatures w14:val="standardContextual"/>
         </w:rPr>
       </w:pPr>
-      <w:hyperlink w:anchor="_Toc233886251" w:history="1">
+      <w:hyperlink w:anchor="_Toc233907983" w:history="1">
         <w:r>
           <w:rPr>
             <w:rStyle w:val="Hipervnculo"/>
@@ -8843,7 +8796,7 @@
             <w:noProof/>
             <w:webHidden/>
           </w:rPr>
-          <w:instrText xml:space="preserve"> PAGEREF _Toc233886251 \h </w:instrText>
+          <w:instrText xml:space="preserve"> PAGEREF _Toc233907983 \h </w:instrText>
         </w:r>
         <w:r>
           <w:rPr>
@@ -8906,7 +8859,7 @@
       </w:pPr>
       <w:bookmarkStart w:id="1" w:name="_Toc227416206"/>
       <w:bookmarkStart w:id="2" w:name="_Toc227416490"/>
-      <w:bookmarkStart w:id="3" w:name="_Toc233886142"/>
+      <w:bookmarkStart w:id="3" w:name="_Toc233907874"/>
       <w:r>
         <w:lastRenderedPageBreak/>
         <w:t>Historial de Revisión</w:t>
@@ -9108,23 +9061,7 @@
           </w:tcPr>
           <w:p>
             <w:r>
-              <w:t xml:space="preserve">2da Entrega. Reestructuración de 6 capas, desacoplamiento absoluto de GUI y Servicios con </w:t>
-            </w:r>
-            <w:proofErr w:type="spellStart"/>
-            <w:r>
-              <w:t>IoC</w:t>
-            </w:r>
-            <w:proofErr w:type="spellEnd"/>
-            <w:r>
-              <w:t xml:space="preserve"> global, clave de recuperación maestra (DPAPI), cifrado de </w:t>
-            </w:r>
-            <w:proofErr w:type="spellStart"/>
-            <w:r>
-              <w:t>backups</w:t>
-            </w:r>
-            <w:proofErr w:type="spellEnd"/>
-            <w:r>
-              <w:t xml:space="preserve"> AES-256 e integridad con dígitos verificadores (DVH/DVV).</w:t>
+              <w:t>2da Entrega. Reestructuración de 6 capas, desacoplamiento absoluto de GUI y Servicios con IoC global, clave de recuperación maestra (DPAPI), cifrado de backups AES-256 e integridad con dígitos verificadores (DVH/DVV).</w:t>
             </w:r>
           </w:p>
         </w:tc>
@@ -9184,7 +9121,7 @@
       </w:pPr>
       <w:bookmarkStart w:id="4" w:name="_Toc227416207"/>
       <w:bookmarkStart w:id="5" w:name="_Toc227416491"/>
-      <w:bookmarkStart w:id="6" w:name="_Toc233886143"/>
+      <w:bookmarkStart w:id="6" w:name="_Toc233907875"/>
       <w:r>
         <w:lastRenderedPageBreak/>
         <w:t>G00. Descripción Global del Producto</w:t>
@@ -9199,7 +9136,7 @@
       </w:pPr>
       <w:bookmarkStart w:id="7" w:name="_Toc227416208"/>
       <w:bookmarkStart w:id="8" w:name="_Toc227416492"/>
-      <w:bookmarkStart w:id="9" w:name="_Toc233886144"/>
+      <w:bookmarkStart w:id="9" w:name="_Toc233907876"/>
       <w:r>
         <w:t>G01. Propósito</w:t>
       </w:r>
@@ -9214,7 +9151,7 @@
       </w:pPr>
       <w:bookmarkStart w:id="10" w:name="_Toc227416209"/>
       <w:bookmarkStart w:id="11" w:name="_Toc227416493"/>
-      <w:bookmarkStart w:id="12" w:name="_Toc233886145"/>
+      <w:bookmarkStart w:id="12" w:name="_Toc233907877"/>
       <w:r>
         <w:t>G02. Descripción funcional del producto y Alcance</w:t>
       </w:r>
@@ -9233,7 +9170,7 @@
       </w:pPr>
       <w:bookmarkStart w:id="13" w:name="_Toc227416210"/>
       <w:bookmarkStart w:id="14" w:name="_Toc227416494"/>
-      <w:bookmarkStart w:id="15" w:name="_Toc233886146"/>
+      <w:bookmarkStart w:id="15" w:name="_Toc233907878"/>
       <w:r>
         <w:t>G03. Definiciones, Acrónimos, y Abreviaciones</w:t>
       </w:r>
@@ -9258,36 +9195,12 @@
     </w:p>
     <w:p>
       <w:r>
-        <w:t xml:space="preserve">4. Soporte </w:t>
+        <w:t>4. Soporte multi-idioma dinámico sin reinicio de la aplicación (patrón Observer).</w:t>
       </w:r>
-      <w:proofErr w:type="spellStart"/>
+    </w:p>
+    <w:p>
       <w:r>
-        <w:t>multi-idioma</w:t>
-      </w:r>
-      <w:proofErr w:type="spellEnd"/>
-      <w:r>
-        <w:t xml:space="preserve"> dinámico sin reinicio de la aplicación (patrón </w:t>
-      </w:r>
-      <w:proofErr w:type="spellStart"/>
-      <w:r>
-        <w:t>Observer</w:t>
-      </w:r>
-      <w:proofErr w:type="spellEnd"/>
-      <w:r>
-        <w:t>).</w:t>
-      </w:r>
-    </w:p>
-    <w:p>
-      <w:r>
-        <w:t xml:space="preserve">5. Bitácora de </w:t>
-      </w:r>
-      <w:proofErr w:type="spellStart"/>
-      <w:r>
-        <w:t>auditía</w:t>
-      </w:r>
-      <w:proofErr w:type="spellEnd"/>
-      <w:r>
-        <w:t xml:space="preserve"> completa con filtros avanzados combinados.</w:t>
+        <w:t>5. Bitácora de auditía completa con filtros avanzados combinados.</w:t>
       </w:r>
     </w:p>
     <w:p>
@@ -9297,15 +9210,7 @@
     </w:p>
     <w:p>
       <w:r>
-        <w:t xml:space="preserve">7. Copias de seguridad cifradas (AES-256) con asistente de restauración </w:t>
-      </w:r>
-      <w:proofErr w:type="spellStart"/>
-      <w:r>
-        <w:t>Wizard</w:t>
-      </w:r>
-      <w:proofErr w:type="spellEnd"/>
-      <w:r>
-        <w:t>.</w:t>
+        <w:t>7. Copias de seguridad cifradas (AES-256) con asistente de restauración Wizard.</w:t>
       </w:r>
     </w:p>
     <w:p>
@@ -9317,7 +9222,7 @@
       <w:pPr>
         <w:pStyle w:val="Ttulo3"/>
       </w:pPr>
-      <w:bookmarkStart w:id="16" w:name="_Toc233886147"/>
+      <w:bookmarkStart w:id="16" w:name="_Toc233907879"/>
       <w:r>
         <w:t>Definiciones:</w:t>
       </w:r>
@@ -9327,7 +9232,7 @@
       <w:pPr>
         <w:pStyle w:val="Ttulo3"/>
       </w:pPr>
-      <w:bookmarkStart w:id="17" w:name="_Toc233886148"/>
+      <w:bookmarkStart w:id="17" w:name="_Toc233907880"/>
       <w:r>
         <w:t>Acrónimos:</w:t>
       </w:r>
@@ -9337,7 +9242,7 @@
       <w:pPr>
         <w:pStyle w:val="Ttulo3"/>
       </w:pPr>
-      <w:bookmarkStart w:id="18" w:name="_Toc233886149"/>
+      <w:bookmarkStart w:id="18" w:name="_Toc233907881"/>
       <w:r>
         <w:t>Abreviaturas:</w:t>
       </w:r>
@@ -9354,7 +9259,7 @@
       </w:pPr>
       <w:bookmarkStart w:id="19" w:name="_Toc227416211"/>
       <w:bookmarkStart w:id="20" w:name="_Toc227416495"/>
-      <w:bookmarkStart w:id="21" w:name="_Toc233886150"/>
+      <w:bookmarkStart w:id="21" w:name="_Toc233907882"/>
       <w:r>
         <w:t>G04. Descripción de las personas participantes en el desarrollo del sistema de información y los usuarios (Roles)</w:t>
       </w:r>
@@ -9369,7 +9274,7 @@
       <w:pPr>
         <w:pStyle w:val="Ttulo3"/>
       </w:pPr>
-      <w:bookmarkStart w:id="22" w:name="_Toc233886151"/>
+      <w:bookmarkStart w:id="22" w:name="_Toc233907883"/>
       <w:r>
         <w:t>Participantes en el desarrollo:</w:t>
       </w:r>
@@ -9508,7 +9413,7 @@
       <w:pPr>
         <w:pStyle w:val="Ttulo3"/>
       </w:pPr>
-      <w:bookmarkStart w:id="23" w:name="_Toc233886152"/>
+      <w:bookmarkStart w:id="23" w:name="_Toc233907884"/>
       <w:r>
         <w:t>Usuarios del sistema:</w:t>
       </w:r>
@@ -9629,15 +9534,7 @@
               <w:pStyle w:val="Sinespaciado"/>
             </w:pPr>
             <w:r>
-              <w:t xml:space="preserve">Acceso completo: gestión de usuarios, permisos, bitácora, control de cambios, </w:t>
-            </w:r>
-            <w:proofErr w:type="spellStart"/>
-            <w:r>
-              <w:t>backup</w:t>
-            </w:r>
-            <w:proofErr w:type="spellEnd"/>
-            <w:r>
-              <w:t>, idiomas y configuración.</w:t>
+              <w:t>Acceso completo: gestión de usuarios, permisos, bitácora, control de cambios, backup, idiomas y configuración.</w:t>
             </w:r>
           </w:p>
         </w:tc>
@@ -9692,7 +9589,7 @@
       <w:pPr>
         <w:pStyle w:val="Ttulo2"/>
       </w:pPr>
-      <w:bookmarkStart w:id="26" w:name="_Toc233886153"/>
+      <w:bookmarkStart w:id="26" w:name="_Toc233907885"/>
       <w:r>
         <w:t>G05. Otros Requisitos</w:t>
       </w:r>
@@ -9704,7 +9601,7 @@
       <w:pPr>
         <w:pStyle w:val="Ttulo3"/>
       </w:pPr>
-      <w:bookmarkStart w:id="27" w:name="_Toc233886154"/>
+      <w:bookmarkStart w:id="27" w:name="_Toc233907886"/>
       <w:r>
         <w:t>Del producto:</w:t>
       </w:r>
@@ -9732,22 +9629,14 @@
     </w:p>
     <w:p>
       <w:r>
-        <w:t>Permisos de escritura en el directorio de instalación para almacenamiento de archivos .</w:t>
+        <w:t>Permisos de escritura en el directorio de instalación para almacenamiento de archivos .stachbak.</w:t>
       </w:r>
-      <w:proofErr w:type="spellStart"/>
-      <w:r>
-        <w:t>stachbak</w:t>
-      </w:r>
-      <w:proofErr w:type="spellEnd"/>
-      <w:r>
-        <w:t>.</w:t>
-      </w:r>
     </w:p>
     <w:p>
       <w:pPr>
         <w:pStyle w:val="Ttulo3"/>
       </w:pPr>
-      <w:bookmarkStart w:id="28" w:name="_Toc233886155"/>
+      <w:bookmarkStart w:id="28" w:name="_Toc233907887"/>
       <w:r>
         <w:t>De documentación:</w:t>
       </w:r>
@@ -9755,23 +9644,7 @@
     </w:p>
     <w:p>
       <w:r>
-        <w:t xml:space="preserve">El código fuente debe estar comentado con XML </w:t>
-      </w:r>
-      <w:proofErr w:type="spellStart"/>
-      <w:r>
-        <w:t>documentation</w:t>
-      </w:r>
-      <w:proofErr w:type="spellEnd"/>
-      <w:r>
-        <w:t xml:space="preserve"> </w:t>
-      </w:r>
-      <w:proofErr w:type="spellStart"/>
-      <w:r>
-        <w:t>comments</w:t>
-      </w:r>
-      <w:proofErr w:type="spellEnd"/>
-      <w:r>
-        <w:t xml:space="preserve"> (///) siguiendo las convenciones de C#.</w:t>
+        <w:t>El código fuente debe estar comentado con XML documentation comments (///) siguiendo las convenciones de C#.</w:t>
       </w:r>
     </w:p>
     <w:p>
@@ -9797,7 +9670,7 @@
       </w:pPr>
       <w:bookmarkStart w:id="29" w:name="_Toc227416213"/>
       <w:bookmarkStart w:id="30" w:name="_Toc227416497"/>
-      <w:bookmarkStart w:id="31" w:name="_Toc233886156"/>
+      <w:bookmarkStart w:id="31" w:name="_Toc233907888"/>
       <w:r>
         <w:t>G06. Diagramas de clases parcial de todos los módulos implementado</w:t>
       </w:r>
@@ -9809,7 +9682,7 @@
       <w:pPr>
         <w:pStyle w:val="Ttulo2"/>
       </w:pPr>
-      <w:bookmarkStart w:id="32" w:name="_Toc233886157"/>
+      <w:bookmarkStart w:id="32" w:name="_Toc233907889"/>
       <w:r>
         <w:t>G06.1 Diagrama de clases – BE</w:t>
       </w:r>
@@ -9824,7 +9697,7 @@
           <w:noProof/>
         </w:rPr>
         <w:drawing>
-          <wp:inline distT="0" distB="0" distL="0" distR="0" wp14:anchorId="12B6BE22" wp14:editId="6C694C2E">
+          <wp:inline distT="0" distB="0" distL="0" distR="0" wp14:anchorId="12B6BE22" wp14:editId="6F6D6D2F">
             <wp:extent cx="5743575" cy="3181350"/>
             <wp:effectExtent l="0" t="0" r="9525" b="0"/>
             <wp:docPr id="132074467" name="Imagen 1"/>
@@ -9878,7 +9751,7 @@
       <w:pPr>
         <w:pStyle w:val="Ttulo2"/>
       </w:pPr>
-      <w:bookmarkStart w:id="33" w:name="_Toc233886158"/>
+      <w:bookmarkStart w:id="33" w:name="_Toc233907890"/>
       <w:r>
         <w:t>G06.2 Diagrama de clases – Abstracciones</w:t>
       </w:r>
@@ -9893,7 +9766,7 @@
           <w:noProof/>
         </w:rPr>
         <w:drawing>
-          <wp:inline distT="0" distB="0" distL="0" distR="0" wp14:anchorId="0ED46D0F" wp14:editId="3BEF7506">
+          <wp:inline distT="0" distB="0" distL="0" distR="0" wp14:anchorId="0ED46D0F" wp14:editId="7BAB2312">
             <wp:extent cx="5745480" cy="3009900"/>
             <wp:effectExtent l="0" t="0" r="7620" b="0"/>
             <wp:docPr id="216764778" name="Imagen 5"/>
@@ -9951,7 +9824,7 @@
       <w:pPr>
         <w:pStyle w:val="Ttulo2"/>
       </w:pPr>
-      <w:bookmarkStart w:id="34" w:name="_Toc233886159"/>
+      <w:bookmarkStart w:id="34" w:name="_Toc233907891"/>
       <w:r>
         <w:lastRenderedPageBreak/>
         <w:t>G06.3 Diagrama de clases – BLL</w:t>
@@ -10025,7 +9898,7 @@
       <w:pPr>
         <w:pStyle w:val="Ttulo2"/>
       </w:pPr>
-      <w:bookmarkStart w:id="35" w:name="_Toc233886160"/>
+      <w:bookmarkStart w:id="35" w:name="_Toc233907892"/>
       <w:r>
         <w:lastRenderedPageBreak/>
         <w:t>G06.4 Diagrama de clases – Servicios</w:t>
@@ -10041,7 +9914,7 @@
           <w:noProof/>
         </w:rPr>
         <w:drawing>
-          <wp:inline distT="0" distB="0" distL="0" distR="0" wp14:anchorId="1AB79CBF" wp14:editId="2A69E7D4">
+          <wp:inline distT="0" distB="0" distL="0" distR="0" wp14:anchorId="1AB79CBF" wp14:editId="0D89D488">
             <wp:extent cx="5753100" cy="4533900"/>
             <wp:effectExtent l="0" t="0" r="0" b="0"/>
             <wp:docPr id="1931336489" name="Imagen 7"/>
@@ -10099,7 +9972,7 @@
       <w:pPr>
         <w:pStyle w:val="Ttulo2"/>
       </w:pPr>
-      <w:bookmarkStart w:id="36" w:name="_Toc233886161"/>
+      <w:bookmarkStart w:id="36" w:name="_Toc233907893"/>
       <w:r>
         <w:t>G06.5 Diagrama de clases – DAL</w:t>
       </w:r>
@@ -10172,17 +10045,12 @@
       <w:pPr>
         <w:pStyle w:val="Ttulo2"/>
       </w:pPr>
-      <w:bookmarkStart w:id="37" w:name="_Toc233886162"/>
+      <w:bookmarkStart w:id="37" w:name="_Toc233907894"/>
       <w:r>
         <w:lastRenderedPageBreak/>
-        <w:t xml:space="preserve">G06.6 Diagrama de clases – </w:t>
-      </w:r>
-      <w:proofErr w:type="spellStart"/>
-      <w:r>
-        <w:t>IoC</w:t>
+        <w:t>G06.6 Diagrama de clases – IoC</w:t>
       </w:r>
       <w:bookmarkEnd w:id="37"/>
-      <w:proofErr w:type="spellEnd"/>
     </w:p>
     <w:p>
       <w:pPr>
@@ -10251,7 +10119,7 @@
       <w:pPr>
         <w:pStyle w:val="Ttulo2"/>
       </w:pPr>
-      <w:bookmarkStart w:id="38" w:name="_Toc233886163"/>
+      <w:bookmarkStart w:id="38" w:name="_Toc233907895"/>
       <w:r>
         <w:t>G06.6 Diagrama de clases – GUI</w:t>
       </w:r>
@@ -10331,7 +10199,7 @@
       </w:pPr>
       <w:bookmarkStart w:id="39" w:name="_Toc227416214"/>
       <w:bookmarkStart w:id="40" w:name="_Toc227416498"/>
-      <w:bookmarkStart w:id="41" w:name="_Toc233886164"/>
+      <w:bookmarkStart w:id="41" w:name="_Toc233907896"/>
       <w:r>
         <w:lastRenderedPageBreak/>
         <w:t>G07. Modelo de datos parcial de todos los módulos implementados</w:t>
@@ -10413,7 +10281,7 @@
       </w:pPr>
       <w:bookmarkStart w:id="42" w:name="_Toc227416215"/>
       <w:bookmarkStart w:id="43" w:name="_Toc227416499"/>
-      <w:bookmarkStart w:id="44" w:name="_Toc233886165"/>
+      <w:bookmarkStart w:id="44" w:name="_Toc233907897"/>
       <w:r>
         <w:lastRenderedPageBreak/>
         <w:t>N00. PROCESOS DE NEGOCIO</w:t>
@@ -10428,7 +10296,7 @@
       </w:pPr>
       <w:bookmarkStart w:id="45" w:name="_Toc227416216"/>
       <w:bookmarkStart w:id="46" w:name="_Toc227416500"/>
-      <w:bookmarkStart w:id="47" w:name="_Toc233886166"/>
+      <w:bookmarkStart w:id="47" w:name="_Toc233907898"/>
       <w:r>
         <w:t>N01. Especificación funcional por proceso de negocio</w:t>
       </w:r>
@@ -10555,7 +10423,7 @@
       </w:pPr>
       <w:bookmarkStart w:id="48" w:name="_Toc227416217"/>
       <w:bookmarkStart w:id="49" w:name="_Toc227416501"/>
-      <w:bookmarkStart w:id="50" w:name="_Toc233886167"/>
+      <w:bookmarkStart w:id="50" w:name="_Toc233907899"/>
       <w:r>
         <w:t>N02. Especificaciones de Casos de Uso</w:t>
       </w:r>
@@ -11066,15 +10934,7 @@
               <w:pStyle w:val="Sinespaciado"/>
             </w:pPr>
             <w:r>
-              <w:t>Recomponer Versión (</w:t>
-            </w:r>
-            <w:proofErr w:type="spellStart"/>
-            <w:r>
-              <w:t>Rollback</w:t>
-            </w:r>
-            <w:proofErr w:type="spellEnd"/>
-            <w:r>
-              <w:t>)</w:t>
+              <w:t>Recomponer Versión (Rollback)</w:t>
             </w:r>
           </w:p>
         </w:tc>
@@ -11128,13 +10988,8 @@
               <w:pStyle w:val="Sinespaciado"/>
             </w:pPr>
             <w:r>
-              <w:t xml:space="preserve">Crear </w:t>
-            </w:r>
-            <w:proofErr w:type="spellStart"/>
-            <w:r>
-              <w:t>Backup</w:t>
-            </w:r>
-            <w:proofErr w:type="spellEnd"/>
+              <w:t>Crear Backup</w:t>
+            </w:r>
           </w:p>
         </w:tc>
         <w:tc>
@@ -11146,13 +11001,8 @@
               <w:pStyle w:val="Sinespaciado"/>
             </w:pPr>
             <w:r>
-              <w:t xml:space="preserve">T07 </w:t>
-            </w:r>
-            <w:proofErr w:type="spellStart"/>
-            <w:r>
-              <w:t>Backup</w:t>
-            </w:r>
-            <w:proofErr w:type="spellEnd"/>
+              <w:t>T07 Backup</w:t>
+            </w:r>
           </w:p>
         </w:tc>
         <w:tc>
@@ -11192,23 +11042,7 @@
               <w:pStyle w:val="Sinespaciado"/>
             </w:pPr>
             <w:r>
-              <w:t xml:space="preserve">Restaurar </w:t>
-            </w:r>
-            <w:proofErr w:type="spellStart"/>
-            <w:r>
-              <w:t>Backup</w:t>
-            </w:r>
-            <w:proofErr w:type="spellEnd"/>
-            <w:r>
-              <w:t xml:space="preserve"> (</w:t>
-            </w:r>
-            <w:proofErr w:type="spellStart"/>
-            <w:r>
-              <w:t>Wizard</w:t>
-            </w:r>
-            <w:proofErr w:type="spellEnd"/>
-            <w:r>
-              <w:t>)</w:t>
+              <w:t>Restaurar Backup (Wizard)</w:t>
             </w:r>
           </w:p>
         </w:tc>
@@ -11221,13 +11055,8 @@
               <w:pStyle w:val="Sinespaciado"/>
             </w:pPr>
             <w:r>
-              <w:t xml:space="preserve">T07 </w:t>
-            </w:r>
-            <w:proofErr w:type="spellStart"/>
-            <w:r>
-              <w:t>Backup</w:t>
-            </w:r>
-            <w:proofErr w:type="spellEnd"/>
+              <w:t>T07 Backup</w:t>
+            </w:r>
           </w:p>
         </w:tc>
         <w:tc>
@@ -11303,7 +11132,7 @@
       <w:pPr>
         <w:pStyle w:val="Ttulo2"/>
       </w:pPr>
-      <w:bookmarkStart w:id="51" w:name="_Toc233886168"/>
+      <w:bookmarkStart w:id="51" w:name="_Toc233907900"/>
       <w:r>
         <w:lastRenderedPageBreak/>
         <w:t>N02.1 Diagrama de Casos de Uso</w:t>
@@ -11427,7 +11256,7 @@
       </w:pPr>
       <w:bookmarkStart w:id="52" w:name="_Toc227416218"/>
       <w:bookmarkStart w:id="53" w:name="_Toc227416502"/>
-      <w:bookmarkStart w:id="54" w:name="_Toc233886169"/>
+      <w:bookmarkStart w:id="54" w:name="_Toc233907901"/>
       <w:r>
         <w:lastRenderedPageBreak/>
         <w:t>T00. Documentos de aspectos técnicos que provee el sistema de información.</w:t>
@@ -11442,7 +11271,7 @@
       </w:pPr>
       <w:bookmarkStart w:id="55" w:name="_Toc227416219"/>
       <w:bookmarkStart w:id="56" w:name="_Toc227416503"/>
-      <w:bookmarkStart w:id="57" w:name="_Toc233886170"/>
+      <w:bookmarkStart w:id="57" w:name="_Toc233907902"/>
       <w:r>
         <w:t>T01. Arquitectura Base</w:t>
       </w:r>
@@ -11454,7 +11283,7 @@
       <w:pPr>
         <w:pStyle w:val="Ttulo3"/>
       </w:pPr>
-      <w:bookmarkStart w:id="58" w:name="_Toc233886171"/>
+      <w:bookmarkStart w:id="58" w:name="_Toc233907903"/>
       <w:r>
         <w:t>Objetivo</w:t>
       </w:r>
@@ -11469,7 +11298,7 @@
       <w:pPr>
         <w:pStyle w:val="Ttulo3"/>
       </w:pPr>
-      <w:bookmarkStart w:id="59" w:name="_Toc233886172"/>
+      <w:bookmarkStart w:id="59" w:name="_Toc233907904"/>
       <w:r>
         <w:t>Descripción de la Arquitectura</w:t>
       </w:r>
@@ -11591,15 +11420,7 @@
           </w:tcPr>
           <w:p>
             <w:r>
-              <w:t xml:space="preserve">BE (Business </w:t>
-            </w:r>
-            <w:proofErr w:type="spellStart"/>
-            <w:r>
-              <w:t>Entities</w:t>
-            </w:r>
-            <w:proofErr w:type="spellEnd"/>
-            <w:r>
-              <w:t>)</w:t>
+              <w:t>BE (Business Entities)</w:t>
             </w:r>
           </w:p>
         </w:tc>
@@ -11671,15 +11492,7 @@
           </w:tcPr>
           <w:p>
             <w:r>
-              <w:t xml:space="preserve">Contiene todas las interfaces (contratos) y tipos abstractos necesarios para desacoplar las capas, incluyendo el componente global </w:t>
-            </w:r>
-            <w:proofErr w:type="spellStart"/>
-            <w:r>
-              <w:t>IoCContainer</w:t>
-            </w:r>
-            <w:proofErr w:type="spellEnd"/>
-            <w:r>
-              <w:t>.</w:t>
+              <w:t>Contiene todas las interfaces (contratos) y tipos abstractos necesarios para desacoplar las capas, incluyendo el componente global IoCContainer.</w:t>
             </w:r>
           </w:p>
         </w:tc>
@@ -11754,15 +11567,7 @@
           </w:tcPr>
           <w:p>
             <w:r>
-              <w:t>Servicios (Cross-</w:t>
-            </w:r>
-            <w:proofErr w:type="spellStart"/>
-            <w:r>
-              <w:t>cutting</w:t>
-            </w:r>
-            <w:proofErr w:type="spellEnd"/>
-            <w:r>
-              <w:t>)</w:t>
+              <w:t>Servicios (Cross-cutting)</w:t>
             </w:r>
           </w:p>
         </w:tc>
@@ -11785,23 +11590,7 @@
           </w:tcPr>
           <w:p>
             <w:r>
-              <w:t xml:space="preserve">Capa transversal que implementa los servicios comunes del sistema (cifrado AES-256/PBKDF2, copias de seguridad, </w:t>
-            </w:r>
-            <w:proofErr w:type="spellStart"/>
-            <w:r>
-              <w:t>multiidioma</w:t>
-            </w:r>
-            <w:proofErr w:type="spellEnd"/>
-            <w:r>
-              <w:t xml:space="preserve"> con </w:t>
-            </w:r>
-            <w:proofErr w:type="spellStart"/>
-            <w:r>
-              <w:t>Observer</w:t>
-            </w:r>
-            <w:proofErr w:type="spellEnd"/>
-            <w:r>
-              <w:t>, auditoría de bitácora e integridad por dígitos verificadores).</w:t>
+              <w:t>Capa transversal que implementa los servicios comunes del sistema (cifrado AES-256/PBKDF2, copias de seguridad, multiidioma con Observer, auditoría de bitácora e integridad por dígitos verificadores).</w:t>
             </w:r>
           </w:p>
         </w:tc>
@@ -11875,13 +11664,8 @@
             <w:hideMark/>
           </w:tcPr>
           <w:p>
-            <w:proofErr w:type="spellStart"/>
-            <w:r>
-              <w:t>IoC</w:t>
-            </w:r>
-            <w:proofErr w:type="spellEnd"/>
-            <w:r>
-              <w:t xml:space="preserve"> (Inversión de Control)</w:t>
+            <w:r>
+              <w:t>IoC (Inversión de Control)</w:t>
             </w:r>
           </w:p>
         </w:tc>
@@ -11904,15 +11688,7 @@
           </w:tcPr>
           <w:p>
             <w:r>
-              <w:t>Raíz de composición (</w:t>
-            </w:r>
-            <w:proofErr w:type="spellStart"/>
-            <w:r>
-              <w:t>Composition</w:t>
-            </w:r>
-            <w:proofErr w:type="spellEnd"/>
-            <w:r>
-              <w:t xml:space="preserve"> Root) que registra todas las implementaciones concretas de la solución en el contenedor al arrancar la aplicación.</w:t>
+              <w:t>Raíz de composición (Composition Root) que registra todas las implementaciones concretas de la solución en el contenedor al arrancar la aplicación.</w:t>
             </w:r>
           </w:p>
         </w:tc>
@@ -11949,7 +11725,7 @@
       <w:pPr>
         <w:pStyle w:val="Ttulo3"/>
       </w:pPr>
-      <w:bookmarkStart w:id="60" w:name="_Toc233886173"/>
+      <w:bookmarkStart w:id="60" w:name="_Toc233907905"/>
       <w:r>
         <w:lastRenderedPageBreak/>
         <w:t>Diagrama de Componentes</w:t>
@@ -12023,7 +11799,7 @@
       <w:pPr>
         <w:pStyle w:val="Ttulo3"/>
       </w:pPr>
-      <w:bookmarkStart w:id="61" w:name="_Toc233886174"/>
+      <w:bookmarkStart w:id="61" w:name="_Toc233907906"/>
       <w:r>
         <w:t>Esquema de Persistencia</w:t>
       </w:r>
@@ -12344,7 +12120,7 @@
       <w:pPr>
         <w:pStyle w:val="Ttulo3"/>
       </w:pPr>
-      <w:bookmarkStart w:id="62" w:name="_Toc233886175"/>
+      <w:bookmarkStart w:id="62" w:name="_Toc233907907"/>
       <w:r>
         <w:t>Diagrama de Secuencia – Persistencia (Genérico)</w:t>
       </w:r>
@@ -12359,7 +12135,7 @@
           <w:noProof/>
         </w:rPr>
         <w:drawing>
-          <wp:inline distT="0" distB="0" distL="0" distR="0" wp14:anchorId="5B1A5E04" wp14:editId="24CEBE5E">
+          <wp:inline distT="0" distB="0" distL="0" distR="0" wp14:anchorId="5B1A5E04" wp14:editId="01D96F27">
             <wp:extent cx="5760720" cy="4899660"/>
             <wp:effectExtent l="0" t="0" r="0" b="0"/>
             <wp:docPr id="1208570288" name="Imagen 4"/>
@@ -12417,7 +12193,7 @@
       <w:pPr>
         <w:pStyle w:val="Ttulo3"/>
       </w:pPr>
-      <w:bookmarkStart w:id="63" w:name="_Toc233886176"/>
+      <w:bookmarkStart w:id="63" w:name="_Toc233907908"/>
       <w:r>
         <w:lastRenderedPageBreak/>
         <w:t>Diagrama de Secuencia – Consulta (Genérico)</w:t>
@@ -12433,7 +12209,7 @@
           <w:noProof/>
         </w:rPr>
         <w:drawing>
-          <wp:inline distT="0" distB="0" distL="0" distR="0" wp14:anchorId="326DDC78" wp14:editId="5B63F584">
+          <wp:inline distT="0" distB="0" distL="0" distR="0" wp14:anchorId="326DDC78" wp14:editId="43DC9F56">
             <wp:extent cx="5753100" cy="4526280"/>
             <wp:effectExtent l="0" t="0" r="0" b="7620"/>
             <wp:docPr id="1325704531" name="Imagen 5"/>
@@ -12491,7 +12267,7 @@
       <w:pPr>
         <w:pStyle w:val="Ttulo3"/>
       </w:pPr>
-      <w:bookmarkStart w:id="64" w:name="_Toc233886177"/>
+      <w:bookmarkStart w:id="64" w:name="_Toc233907909"/>
       <w:r>
         <w:t>Mapa de Navegación</w:t>
       </w:r>
@@ -12566,27 +12342,13 @@
       </w:pPr>
       <w:bookmarkStart w:id="65" w:name="_Toc227416220"/>
       <w:bookmarkStart w:id="66" w:name="_Toc227416504"/>
-      <w:bookmarkStart w:id="67" w:name="_Toc233886178"/>
+      <w:bookmarkStart w:id="67" w:name="_Toc233907910"/>
       <w:r>
         <w:rPr>
           <w:lang w:val="es-ES"/>
         </w:rPr>
         <w:lastRenderedPageBreak/>
-        <w:t xml:space="preserve">T02. Gestión de Log In / Log </w:t>
-      </w:r>
-      <w:proofErr w:type="spellStart"/>
-      <w:r>
-        <w:rPr>
-          <w:lang w:val="es-ES"/>
-        </w:rPr>
-        <w:t>Out</w:t>
-      </w:r>
-      <w:proofErr w:type="spellEnd"/>
-      <w:r>
-        <w:rPr>
-          <w:lang w:val="es-ES"/>
-        </w:rPr>
-        <w:t xml:space="preserve"> del Sistema</w:t>
+        <w:t>T02. Gestión de Log In / Log Out del Sistema</w:t>
       </w:r>
       <w:bookmarkEnd w:id="65"/>
       <w:bookmarkEnd w:id="66"/>
@@ -12596,7 +12358,7 @@
       <w:pPr>
         <w:pStyle w:val="Ttulo3"/>
       </w:pPr>
-      <w:bookmarkStart w:id="68" w:name="_Toc233886179"/>
+      <w:bookmarkStart w:id="68" w:name="_Toc233907911"/>
       <w:r>
         <w:t>Objetivo</w:t>
       </w:r>
@@ -12615,7 +12377,7 @@
       <w:pPr>
         <w:pStyle w:val="Ttulo3"/>
       </w:pPr>
-      <w:bookmarkStart w:id="69" w:name="_Toc233886180"/>
+      <w:bookmarkStart w:id="69" w:name="_Toc233907912"/>
       <w:r>
         <w:rPr>
           <w:lang w:val="es-ES"/>
@@ -12692,15 +12454,7 @@
         </w:numPr>
       </w:pPr>
       <w:r>
-        <w:t>Una vez autenticado, el patrón Singleton (</w:t>
-      </w:r>
-      <w:proofErr w:type="spellStart"/>
-      <w:r>
-        <w:t>SessionManager</w:t>
-      </w:r>
-      <w:proofErr w:type="spellEnd"/>
-      <w:r>
-        <w:t>) persiste la identidad del usuario en memoria.</w:t>
+        <w:t>Una vez autenticado, el patrón Singleton (SessionManager) persiste la identidad del usuario en memoria.</w:t>
       </w:r>
     </w:p>
     <w:p>
@@ -12720,15 +12474,7 @@
         </w:numPr>
       </w:pPr>
       <w:r>
-        <w:t xml:space="preserve">Se registra el cierre de sesión en la bitácora ANTES de limpiar la instancia del </w:t>
-      </w:r>
-      <w:proofErr w:type="spellStart"/>
-      <w:r>
-        <w:t>SessionManager</w:t>
-      </w:r>
-      <w:proofErr w:type="spellEnd"/>
-      <w:r>
-        <w:t>.</w:t>
+        <w:t>Se registra el cierre de sesión en la bitácora ANTES de limpiar la instancia del SessionManager.</w:t>
       </w:r>
     </w:p>
     <w:p>
@@ -12740,15 +12486,7 @@
         </w:numPr>
       </w:pPr>
       <w:r>
-        <w:t xml:space="preserve">Se limpia la instancia del </w:t>
-      </w:r>
-      <w:proofErr w:type="spellStart"/>
-      <w:r>
-        <w:t>SessionManager</w:t>
-      </w:r>
-      <w:proofErr w:type="spellEnd"/>
-      <w:r>
-        <w:t xml:space="preserve"> (usuario = nulo), y se reinicia la aplicación.</w:t>
+        <w:t>Se limpia la instancia del SessionManager (usuario = nulo), y se reinicia la aplicación.</w:t>
       </w:r>
     </w:p>
     <w:p>
@@ -12776,7 +12514,7 @@
       <w:pPr>
         <w:pStyle w:val="Ttulo3"/>
       </w:pPr>
-      <w:bookmarkStart w:id="70" w:name="_Toc233886181"/>
+      <w:bookmarkStart w:id="70" w:name="_Toc233907913"/>
       <w:r>
         <w:lastRenderedPageBreak/>
         <w:t>Procesos del Ciclo de Vida</w:t>
@@ -12933,23 +12671,7 @@
           </w:tcPr>
           <w:p>
             <w:r>
-              <w:t xml:space="preserve">1. Verificar conexión a base de datos vía </w:t>
-            </w:r>
-            <w:proofErr w:type="spellStart"/>
-            <w:r>
-              <w:t>IConexionService</w:t>
-            </w:r>
-            <w:proofErr w:type="spellEnd"/>
-            <w:r>
-              <w:t xml:space="preserve"> (</w:t>
-            </w:r>
-            <w:proofErr w:type="spellStart"/>
-            <w:r>
-              <w:t>IoCContainer</w:t>
-            </w:r>
-            <w:proofErr w:type="spellEnd"/>
-            <w:r>
-              <w:t>). 2. Si falla: mostrar mensaje de error y cerrar la aplicación. 3. Presentar formulario de Login.</w:t>
+              <w:t>1. Verificar conexión a base de datos vía IConexionService (IoCContainer). 2. Si falla: mostrar mensaje de error y cerrar la aplicación. 3. Presentar formulario de Login.</w:t>
             </w:r>
           </w:p>
         </w:tc>
@@ -13016,23 +12738,7 @@
               <w:pStyle w:val="Sinespaciado"/>
             </w:pPr>
             <w:r>
-              <w:t xml:space="preserve">1. Recuperar Usuario por </w:t>
-            </w:r>
-            <w:proofErr w:type="spellStart"/>
-            <w:r>
-              <w:t>username</w:t>
-            </w:r>
-            <w:proofErr w:type="spellEnd"/>
-            <w:r>
-              <w:t xml:space="preserve"> (</w:t>
-            </w:r>
-            <w:proofErr w:type="spellStart"/>
-            <w:r>
-              <w:t>plaintext</w:t>
-            </w:r>
-            <w:proofErr w:type="spellEnd"/>
-            <w:r>
-              <w:t>) desde la base de datos.</w:t>
+              <w:t>1. Recuperar Usuario por username (plaintext) desde la base de datos.</w:t>
             </w:r>
           </w:p>
           <w:p>
@@ -13064,31 +12770,15 @@
               <w:pStyle w:val="Sinespaciado"/>
             </w:pPr>
             <w:r>
-              <w:t xml:space="preserve">5. Almacenar usuario activo en </w:t>
-            </w:r>
-            <w:proofErr w:type="spellStart"/>
-            <w:r>
-              <w:t>SessionManager</w:t>
-            </w:r>
-            <w:proofErr w:type="spellEnd"/>
-            <w:r>
-              <w:t>.</w:t>
-            </w:r>
-          </w:p>
-          <w:p>
-            <w:pPr>
-              <w:pStyle w:val="Sinespaciado"/>
-            </w:pPr>
-            <w:r>
-              <w:t>6. Registrar en Bitácora (</w:t>
-            </w:r>
-            <w:proofErr w:type="spellStart"/>
-            <w:r>
-              <w:t>login</w:t>
-            </w:r>
-            <w:proofErr w:type="spellEnd"/>
-            <w:r>
-              <w:t xml:space="preserve"> exitoso). </w:t>
+              <w:t>5. Almacenar usuario activo en SessionManager.</w:t>
+            </w:r>
+          </w:p>
+          <w:p>
+            <w:pPr>
+              <w:pStyle w:val="Sinespaciado"/>
+            </w:pPr>
+            <w:r>
+              <w:t xml:space="preserve">6. Registrar en Bitácora (login exitoso). </w:t>
             </w:r>
           </w:p>
           <w:p>
@@ -13262,15 +12952,7 @@
               <w:pStyle w:val="Sinespaciado"/>
             </w:pPr>
             <w:r>
-              <w:t xml:space="preserve">2. Realizar Logout y </w:t>
-            </w:r>
-            <w:proofErr w:type="spellStart"/>
-            <w:r>
-              <w:t>setear</w:t>
-            </w:r>
-            <w:proofErr w:type="spellEnd"/>
-            <w:r>
-              <w:t xml:space="preserve"> Usuario en nulo</w:t>
+              <w:t>2. Realizar Logout y setear Usuario en nulo</w:t>
             </w:r>
           </w:p>
           <w:p>
@@ -13353,15 +13035,7 @@
               <w:pStyle w:val="Sinespaciado"/>
             </w:pPr>
             <w:r>
-              <w:t xml:space="preserve">2. Recursos del </w:t>
-            </w:r>
-            <w:proofErr w:type="spellStart"/>
-            <w:r>
-              <w:t>SessionManager</w:t>
-            </w:r>
-            <w:proofErr w:type="spellEnd"/>
-            <w:r>
-              <w:t xml:space="preserve"> liberados por GC.</w:t>
+              <w:t>2. Recursos del SessionManager liberados por GC.</w:t>
             </w:r>
           </w:p>
         </w:tc>
@@ -13372,7 +13046,7 @@
       <w:pPr>
         <w:pStyle w:val="Ttulo3"/>
       </w:pPr>
-      <w:bookmarkStart w:id="71" w:name="_Toc233886182"/>
+      <w:bookmarkStart w:id="71" w:name="_Toc233907914"/>
       <w:r>
         <w:rPr>
           <w:lang w:val="es-ES"/>
@@ -13443,7 +13117,7 @@
       <w:pPr>
         <w:pStyle w:val="Ttulo3"/>
       </w:pPr>
-      <w:bookmarkStart w:id="72" w:name="_Toc233886183"/>
+      <w:bookmarkStart w:id="72" w:name="_Toc233907915"/>
       <w:r>
         <w:rPr>
           <w:lang w:val="es-ES"/>
@@ -13462,7 +13136,7 @@
           <w:noProof/>
         </w:rPr>
         <w:drawing>
-          <wp:inline distT="0" distB="0" distL="0" distR="0" wp14:anchorId="7B5C8B68" wp14:editId="6F20E0FB">
+          <wp:inline distT="0" distB="0" distL="0" distR="0" wp14:anchorId="7B5C8B68" wp14:editId="1BCA8853">
             <wp:extent cx="5760720" cy="4207510"/>
             <wp:effectExtent l="0" t="0" r="0" b="2540"/>
             <wp:docPr id="2107352544" name="Imagen 8"/>
@@ -13516,7 +13190,7 @@
       <w:pPr>
         <w:pStyle w:val="Ttulo3"/>
       </w:pPr>
-      <w:bookmarkStart w:id="73" w:name="_Toc233886184"/>
+      <w:bookmarkStart w:id="73" w:name="_Toc233907916"/>
       <w:r>
         <w:rPr>
           <w:lang w:val="es-ES"/>
@@ -13587,7 +13261,7 @@
       <w:pPr>
         <w:pStyle w:val="Ttulo3"/>
       </w:pPr>
-      <w:bookmarkStart w:id="74" w:name="_Toc233886185"/>
+      <w:bookmarkStart w:id="74" w:name="_Toc233907917"/>
       <w:r>
         <w:rPr>
           <w:lang w:val="es-ES"/>
@@ -14076,7 +13750,7 @@
           <w:u w:val="single"/>
         </w:rPr>
       </w:pPr>
-      <w:bookmarkStart w:id="75" w:name="_Toc233886186"/>
+      <w:bookmarkStart w:id="75" w:name="_Toc233907918"/>
       <w:r>
         <w:lastRenderedPageBreak/>
         <w:t>Especificación de Casos de Uso – CU002 Logout</w:t>
@@ -14544,7 +14218,7 @@
       <w:pPr>
         <w:pStyle w:val="Ttulo3"/>
       </w:pPr>
-      <w:bookmarkStart w:id="76" w:name="_Toc233886187"/>
+      <w:bookmarkStart w:id="76" w:name="_Toc233907919"/>
       <w:r>
         <w:rPr>
           <w:lang w:val="es-ES"/>
@@ -14621,7 +14295,7 @@
       <w:pPr>
         <w:pStyle w:val="Ttulo3"/>
       </w:pPr>
-      <w:bookmarkStart w:id="77" w:name="_Toc233886188"/>
+      <w:bookmarkStart w:id="77" w:name="_Toc233907920"/>
       <w:r>
         <w:rPr>
           <w:lang w:val="es-ES"/>
@@ -14687,7 +14361,7 @@
       </w:pPr>
       <w:bookmarkStart w:id="78" w:name="_Toc227416221"/>
       <w:bookmarkStart w:id="79" w:name="_Toc227416505"/>
-      <w:bookmarkStart w:id="80" w:name="_Toc233886189"/>
+      <w:bookmarkStart w:id="80" w:name="_Toc233907921"/>
       <w:r>
         <w:t>T03. Gestión de Encriptado</w:t>
       </w:r>
@@ -14699,7 +14373,7 @@
       <w:pPr>
         <w:pStyle w:val="Ttulo3"/>
       </w:pPr>
-      <w:bookmarkStart w:id="81" w:name="_Toc233886190"/>
+      <w:bookmarkStart w:id="81" w:name="_Toc233907922"/>
       <w:r>
         <w:t>Objetivo</w:t>
       </w:r>
@@ -14715,82 +14389,26 @@
         <w:rPr>
           <w:lang w:val="es-ES"/>
         </w:rPr>
-        <w:t xml:space="preserve">Proteger los datos sensibles del sistema mediante algoritmos de encriptación robustos. Se implementa un mecanismo de hash irreversible con Salt para contraseñas (PBKDF2), resistente a ataques de fuerza bruta, tablas </w:t>
+        <w:t>Proteger los datos sensibles del sistema mediante algoritmos de encriptación robustos. Se implementa un mecanismo de hash irreversible con Salt para contraseñas (PBKDF2), resistente a ataques de fuerza bruta, tablas rainbow y diccionario. Adicionalmente, se implementa cifrado simétrico AES-256 para proteger datos sensibles almacenados en la base de datos.</w:t>
       </w:r>
-      <w:proofErr w:type="spellStart"/>
+    </w:p>
+    <w:p/>
+    <w:p>
+      <w:pPr>
+        <w:pStyle w:val="Ttulo3"/>
+      </w:pPr>
+      <w:bookmarkStart w:id="82" w:name="_Toc233907923"/>
+      <w:r>
+        <w:t>Algoritmos Implementados – Hash de Contraseñas PBKDF2</w:t>
+      </w:r>
+      <w:bookmarkEnd w:id="82"/>
+    </w:p>
+    <w:p>
       <w:r>
         <w:rPr>
           <w:lang w:val="es-ES"/>
         </w:rPr>
-        <w:t>rainbow</w:t>
-      </w:r>
-      <w:proofErr w:type="spellEnd"/>
-      <w:r>
-        <w:rPr>
-          <w:lang w:val="es-ES"/>
-        </w:rPr>
-        <w:t xml:space="preserve"> y diccionario. Adicionalmente, se implementa cifrado simétrico AES-256 para proteger datos sensibles almacenados en la base de datos.</w:t>
-      </w:r>
-    </w:p>
-    <w:p/>
-    <w:p>
-      <w:pPr>
-        <w:pStyle w:val="Ttulo3"/>
-      </w:pPr>
-      <w:bookmarkStart w:id="82" w:name="_Toc233886191"/>
-      <w:r>
-        <w:t>Algoritmos Implementados – Hash de Contraseñas PBKDF2</w:t>
-      </w:r>
-      <w:bookmarkEnd w:id="82"/>
-    </w:p>
-    <w:p>
-      <w:r>
-        <w:rPr>
-          <w:lang w:val="es-ES"/>
-        </w:rPr>
-        <w:t>Se utiliza PBKDF2 (</w:t>
-      </w:r>
-      <w:proofErr w:type="spellStart"/>
-      <w:r>
-        <w:rPr>
-          <w:lang w:val="es-ES"/>
-        </w:rPr>
-        <w:t>Password-Based</w:t>
-      </w:r>
-      <w:proofErr w:type="spellEnd"/>
-      <w:r>
-        <w:rPr>
-          <w:lang w:val="es-ES"/>
-        </w:rPr>
-        <w:t xml:space="preserve"> Key </w:t>
-      </w:r>
-      <w:proofErr w:type="spellStart"/>
-      <w:r>
-        <w:rPr>
-          <w:lang w:val="es-ES"/>
-        </w:rPr>
-        <w:t>Derivation</w:t>
-      </w:r>
-      <w:proofErr w:type="spellEnd"/>
-      <w:r>
-        <w:rPr>
-          <w:lang w:val="es-ES"/>
-        </w:rPr>
-        <w:t xml:space="preserve"> </w:t>
-      </w:r>
-      <w:proofErr w:type="spellStart"/>
-      <w:r>
-        <w:rPr>
-          <w:lang w:val="es-ES"/>
-        </w:rPr>
-        <w:t>Function</w:t>
-      </w:r>
-      <w:proofErr w:type="spellEnd"/>
-      <w:r>
-        <w:rPr>
-          <w:lang w:val="es-ES"/>
-        </w:rPr>
-        <w:t xml:space="preserve"> 2) implementado mediante la clase Rfc2898DeriveBytes de .NET con HMAC-SHA256.</w:t>
+        <w:t>Se utiliza PBKDF2 (Password-Based Key Derivation Function 2) implementado mediante la clase Rfc2898DeriveBytes de .NET con HMAC-SHA256.</w:t>
       </w:r>
     </w:p>
     <w:p/>
@@ -15060,15 +14678,7 @@
               <w:pStyle w:val="Sinespaciado"/>
             </w:pPr>
             <w:r>
-              <w:t>16 bytes aleatorios (</w:t>
-            </w:r>
-            <w:proofErr w:type="spellStart"/>
-            <w:r>
-              <w:t>RandomNumberGenerator</w:t>
-            </w:r>
-            <w:proofErr w:type="spellEnd"/>
-            <w:r>
-              <w:t>)</w:t>
+              <w:t>16 bytes aleatorios (RandomNumberGenerator)</w:t>
             </w:r>
           </w:p>
         </w:tc>
@@ -15095,21 +14705,8 @@
               <w:pStyle w:val="Sinespaciado"/>
             </w:pPr>
             <w:r>
-              <w:t xml:space="preserve">Previene ataques de tablas </w:t>
-            </w:r>
-            <w:proofErr w:type="spellStart"/>
-            <w:r>
-              <w:t>rainbow</w:t>
-            </w:r>
-            <w:proofErr w:type="spellEnd"/>
-            <w:r>
-              <w:t xml:space="preserve"> y diccionario </w:t>
-            </w:r>
-            <w:proofErr w:type="spellStart"/>
-            <w:r>
-              <w:t>precomputados</w:t>
-            </w:r>
-            <w:proofErr w:type="spellEnd"/>
+              <w:t>Previene ataques de tablas rainbow y diccionario precomputados</w:t>
+            </w:r>
           </w:p>
         </w:tc>
       </w:tr>
@@ -15339,13 +14936,8 @@
               <w:pStyle w:val="Sinespaciado"/>
             </w:pPr>
             <w:r>
-              <w:t xml:space="preserve">Base64(Salt + hash) = 64 </w:t>
-            </w:r>
-            <w:proofErr w:type="spellStart"/>
-            <w:r>
-              <w:t>chars</w:t>
-            </w:r>
-            <w:proofErr w:type="spellEnd"/>
+              <w:t>Base64(Salt + hash) = 64 chars</w:t>
+            </w:r>
           </w:p>
         </w:tc>
         <w:tc>
@@ -15386,7 +14978,7 @@
       <w:pPr>
         <w:pStyle w:val="Ttulo3"/>
       </w:pPr>
-      <w:bookmarkStart w:id="83" w:name="_Toc233886192"/>
+      <w:bookmarkStart w:id="83" w:name="_Toc233907924"/>
       <w:r>
         <w:t>Algoritmos Implementados – Cifrado Simétrico AES-256</w:t>
       </w:r>
@@ -15394,59 +14986,11 @@
     </w:p>
     <w:p>
       <w:r>
-        <w:t>Se utiliza AES-256 (</w:t>
-      </w:r>
-      <w:proofErr w:type="spellStart"/>
-      <w:r>
-        <w:t>Advanced</w:t>
-      </w:r>
-      <w:proofErr w:type="spellEnd"/>
-      <w:r>
-        <w:t xml:space="preserve"> </w:t>
-      </w:r>
-      <w:proofErr w:type="spellStart"/>
-      <w:r>
-        <w:t>Encryption</w:t>
-      </w:r>
-      <w:proofErr w:type="spellEnd"/>
-      <w:r>
-        <w:t xml:space="preserve"> Standard) en modo CBC para el cifrado de archivos de copia de seguridad. El sistema cifra el archivo .</w:t>
-      </w:r>
-      <w:proofErr w:type="spellStart"/>
-      <w:r>
-        <w:t>bak</w:t>
-      </w:r>
-      <w:proofErr w:type="spellEnd"/>
-      <w:r>
-        <w:t xml:space="preserve"> generando el archivo .</w:t>
-      </w:r>
-      <w:proofErr w:type="spellStart"/>
-      <w:r>
-        <w:t>stachbak</w:t>
-      </w:r>
-      <w:proofErr w:type="spellEnd"/>
-      <w:r>
-        <w:t xml:space="preserve"> protegido. La clave de cifrado se deriva mediante PBKDF2. El cifrado y </w:t>
+        <w:t xml:space="preserve">Se utiliza AES-256 (Advanced Encryption Standard) en modo CBC para el cifrado de archivos de copia de seguridad. El sistema cifra el archivo .bak generando el archivo .stachbak protegido. La clave de cifrado se deriva mediante PBKDF2. El cifrado y </w:t>
       </w:r>
       <w:r>
         <w:lastRenderedPageBreak/>
-        <w:t>descifrado se realizan íntegramente en la capa Servicios (</w:t>
-      </w:r>
-      <w:proofErr w:type="spellStart"/>
-      <w:r>
-        <w:t>BackupService</w:t>
-      </w:r>
-      <w:proofErr w:type="spellEnd"/>
-      <w:r>
-        <w:t xml:space="preserve"> y </w:t>
-      </w:r>
-      <w:proofErr w:type="spellStart"/>
-      <w:r>
-        <w:t>CifradorHelper</w:t>
-      </w:r>
-      <w:proofErr w:type="spellEnd"/>
-      <w:r>
-        <w:t>), por lo que la DAL y la BLL nunca interactúan con datos cifrados.</w:t>
+        <w:t>descifrado se realizan íntegramente en la capa Servicios (BackupService y CifradorHelper), por lo que la DAL y la BLL nunca interactúan con datos cifrados.</w:t>
       </w:r>
     </w:p>
     <w:p/>
@@ -15817,15 +15361,7 @@
               <w:pStyle w:val="Sinespaciado"/>
             </w:pPr>
             <w:r>
-              <w:t xml:space="preserve">Garantiza el descifrado consistente y reproducible del archivo de </w:t>
-            </w:r>
-            <w:proofErr w:type="spellStart"/>
-            <w:r>
-              <w:t>backup</w:t>
-            </w:r>
-            <w:proofErr w:type="spellEnd"/>
-            <w:r>
-              <w:t>.</w:t>
+              <w:t>Garantiza el descifrado consistente y reproducible del archivo de backup.</w:t>
             </w:r>
           </w:p>
         </w:tc>
@@ -15965,15 +15501,7 @@
               <w:pStyle w:val="Sinespaciado"/>
             </w:pPr>
             <w:r>
-              <w:t>Archivos de copia de seguridad (.</w:t>
-            </w:r>
-            <w:proofErr w:type="spellStart"/>
-            <w:r>
-              <w:t>stachbak</w:t>
-            </w:r>
-            <w:proofErr w:type="spellEnd"/>
-            <w:r>
-              <w:t>)</w:t>
+              <w:t>Archivos de copia de seguridad (.stachbak)</w:t>
             </w:r>
           </w:p>
         </w:tc>
@@ -16014,17 +15542,12 @@
       <w:pPr>
         <w:pStyle w:val="Ttulo3"/>
       </w:pPr>
-      <w:bookmarkStart w:id="84" w:name="_Toc233886193"/>
+      <w:bookmarkStart w:id="84" w:name="_Toc233907925"/>
       <w:r>
         <w:lastRenderedPageBreak/>
-        <w:t xml:space="preserve">Diagrama de Clases – </w:t>
-      </w:r>
-      <w:proofErr w:type="spellStart"/>
-      <w:r>
-        <w:t>Encriptador</w:t>
+        <w:t>Diagrama de Clases – Encriptador</w:t>
       </w:r>
       <w:bookmarkEnd w:id="84"/>
-      <w:proofErr w:type="spellEnd"/>
     </w:p>
     <w:p>
       <w:pPr>
@@ -16098,7 +15621,7 @@
       </w:pPr>
       <w:bookmarkStart w:id="85" w:name="_Toc227416222"/>
       <w:bookmarkStart w:id="86" w:name="_Toc227416506"/>
-      <w:bookmarkStart w:id="87" w:name="_Toc233886194"/>
+      <w:bookmarkStart w:id="87" w:name="_Toc233907926"/>
       <w:r>
         <w:t>T04. Gestión de Perfiles de Usuario</w:t>
       </w:r>
@@ -16110,7 +15633,7 @@
       <w:pPr>
         <w:pStyle w:val="Ttulo3"/>
       </w:pPr>
-      <w:bookmarkStart w:id="88" w:name="_Toc233886195"/>
+      <w:bookmarkStart w:id="88" w:name="_Toc233907927"/>
       <w:r>
         <w:t>Objetivo</w:t>
       </w:r>
@@ -16126,7 +15649,7 @@
       <w:pPr>
         <w:pStyle w:val="Ttulo3"/>
       </w:pPr>
-      <w:bookmarkStart w:id="89" w:name="_Toc233886196"/>
+      <w:bookmarkStart w:id="89" w:name="_Toc233907928"/>
       <w:r>
         <w:t>Descripción detallada de cómo funciona</w:t>
       </w:r>
@@ -16134,135 +15657,39 @@
     </w:p>
     <w:p>
       <w:r>
-        <w:t xml:space="preserve">Se implementa el patrón de diseño Composite. Los permisos del sistema se modelan bajo la clase abstracta </w:t>
+        <w:t>Se implementa el patrón de diseño Composite. Los permisos del sistema se modelan bajo la clase abstracta ComponentePermiso (capa BE), la cual define las firmas básicas para agregar o quitar elementos, y expone propiedades como IdPermiso, Nombre y PermisoKey. De esta clase abstracta heredan dos de las implementaciones principales:</w:t>
       </w:r>
-      <w:proofErr w:type="spellStart"/>
+    </w:p>
+    <w:p/>
+    <w:p>
       <w:r>
-        <w:t>ComponentePermiso</w:t>
+        <w:t>1. Permiso (Leaf): Representa un permiso de granularidad atómica asociado a una función específica del sistema (por ejemplo, ‘Usuarios’ o ‘Backups’). Al ser una hoja en laestructura jerárquica, no admite elementos hijo y lanza una excepción si se intenta llamar a Agregar o Quitar.</w:t>
       </w:r>
-      <w:proofErr w:type="spellEnd"/>
+    </w:p>
+    <w:p/>
+    <w:p>
       <w:r>
-        <w:t xml:space="preserve"> (capa BE), la cual define las firmas básicas para agregar o quitar elementos, y expone propiedades como </w:t>
+        <w:t>2. Rol (Composite): Representa un permiso compuesto que puede contener tanto permisos simples como otros roles, permitiendo crear jerarquías de roles complejas (por ejemplo, el perfil Administrador que contiene el rol de Gestión de Usuarios y Gestión de Backups).</w:t>
       </w:r>
-      <w:proofErr w:type="spellStart"/>
+    </w:p>
+    <w:p/>
+    <w:p>
       <w:r>
-        <w:t>IdPermiso</w:t>
+        <w:t>La asignación de permisos se vincula directamente entre la entidad Usuario y la clase ComponentePermiso (relación de muchos a muchos). Al iniciar la sesión, el sistema evalúa y resuelve recursivamente todos los permisos efectivos que posee el usuario, recorriendo la estructura de árbol y acumulando los permisos sin duplicados en el SessionManager.</w:t>
       </w:r>
-      <w:proofErr w:type="spellEnd"/>
+    </w:p>
+    <w:p/>
+    <w:p>
       <w:r>
-        <w:t xml:space="preserve">, Nombre y </w:t>
+        <w:t>En la interfaz gráfica, se utiliza una función recursiva que recorre el árbol de permisos del Composite y lo representa visualmente en un control TreeView de Windows Forms. Adicionalmente, el sistema permite quitar permisos del usuario seleccionándolos directamente desde el árbol gráfico en el formulario MisPermisosForm.</w:t>
       </w:r>
-      <w:proofErr w:type="spellStart"/>
-      <w:r>
-        <w:t>PermisoKey</w:t>
-      </w:r>
-      <w:proofErr w:type="spellEnd"/>
-      <w:r>
-        <w:t>. De esta clase abstracta heredan dos de las implementaciones principales:</w:t>
-      </w:r>
     </w:p>
     <w:p/>
     <w:p>
-      <w:r>
-        <w:t>1. Permiso (</w:t>
-      </w:r>
-      <w:proofErr w:type="spellStart"/>
-      <w:r>
-        <w:t>Leaf</w:t>
-      </w:r>
-      <w:proofErr w:type="spellEnd"/>
-      <w:r>
-        <w:t>): Representa un permiso de granularidad atómica asociado a una función específica del sistema (por ejemplo, ‘Usuarios’ o ‘</w:t>
-      </w:r>
-      <w:proofErr w:type="spellStart"/>
-      <w:r>
-        <w:t>Backups</w:t>
-      </w:r>
-      <w:proofErr w:type="spellEnd"/>
-      <w:r>
-        <w:t xml:space="preserve">’). Al ser una hoja en </w:t>
-      </w:r>
-      <w:proofErr w:type="spellStart"/>
-      <w:r>
-        <w:t>laestructura</w:t>
-      </w:r>
-      <w:proofErr w:type="spellEnd"/>
-      <w:r>
-        <w:t xml:space="preserve"> jerárquica, no admite elementos hijo y lanza una excepción si se intenta llamar a Agregar o Quitar.</w:t>
-      </w:r>
-    </w:p>
-    <w:p/>
-    <w:p>
-      <w:r>
-        <w:t xml:space="preserve">2. Rol (Composite): Representa un permiso compuesto que puede contener tanto permisos simples como otros roles, permitiendo crear jerarquías de roles complejas (por ejemplo, el perfil Administrador que contiene el rol de Gestión de Usuarios y Gestión de </w:t>
-      </w:r>
-      <w:proofErr w:type="spellStart"/>
-      <w:r>
-        <w:t>Backups</w:t>
-      </w:r>
-      <w:proofErr w:type="spellEnd"/>
-      <w:r>
-        <w:t>).</w:t>
-      </w:r>
-    </w:p>
-    <w:p/>
-    <w:p>
-      <w:r>
-        <w:t xml:space="preserve">La asignación de permisos se vincula directamente entre la entidad Usuario y la clase </w:t>
-      </w:r>
-      <w:proofErr w:type="spellStart"/>
-      <w:r>
-        <w:t>ComponentePermiso</w:t>
-      </w:r>
-      <w:proofErr w:type="spellEnd"/>
-      <w:r>
-        <w:t xml:space="preserve"> (relación de muchos a muchos). Al iniciar la sesión, el sistema evalúa y resuelve recursivamente todos los permisos efectivos que posee el usuario, recorriendo la estructura de árbol y acumulando los permisos sin duplicados en el </w:t>
-      </w:r>
-      <w:proofErr w:type="spellStart"/>
-      <w:r>
-        <w:t>SessionManager</w:t>
-      </w:r>
-      <w:proofErr w:type="spellEnd"/>
-      <w:r>
-        <w:t>.</w:t>
-      </w:r>
-    </w:p>
-    <w:p/>
-    <w:p>
-      <w:r>
-        <w:t xml:space="preserve">En la interfaz gráfica, se utiliza una función recursiva que recorre el árbol de permisos del Composite y lo representa visualmente en un control </w:t>
-      </w:r>
-      <w:proofErr w:type="spellStart"/>
-      <w:r>
-        <w:t>TreeView</w:t>
-      </w:r>
-      <w:proofErr w:type="spellEnd"/>
-      <w:r>
-        <w:t xml:space="preserve"> de Windows </w:t>
-      </w:r>
-      <w:proofErr w:type="spellStart"/>
-      <w:r>
-        <w:t>Forms</w:t>
-      </w:r>
-      <w:proofErr w:type="spellEnd"/>
-      <w:r>
-        <w:t xml:space="preserve">. Adicionalmente, el sistema permite quitar permisos del usuario seleccionándolos directamente desde el árbol gráfico en el formulario </w:t>
-      </w:r>
-      <w:proofErr w:type="spellStart"/>
-      <w:r>
-        <w:t>MisPermisosForm</w:t>
-      </w:r>
-      <w:proofErr w:type="spellEnd"/>
-      <w:r>
-        <w:t>.</w:t>
-      </w:r>
-    </w:p>
-    <w:p/>
-    <w:p>
       <w:pPr>
         <w:pStyle w:val="Ttulo3"/>
       </w:pPr>
-      <w:bookmarkStart w:id="90" w:name="_Toc233886197"/>
+      <w:bookmarkStart w:id="90" w:name="_Toc233907929"/>
       <w:r>
         <w:t>Diagrama de clases - Perfiles</w:t>
       </w:r>
@@ -16330,7 +15757,7 @@
       <w:pPr>
         <w:pStyle w:val="Ttulo3"/>
       </w:pPr>
-      <w:bookmarkStart w:id="91" w:name="_Toc233886198"/>
+      <w:bookmarkStart w:id="91" w:name="_Toc233907930"/>
       <w:r>
         <w:lastRenderedPageBreak/>
         <w:t>Diagrama de entidad relación - Perfiles</w:t>
@@ -16404,7 +15831,7 @@
       <w:pPr>
         <w:pStyle w:val="Ttulo3"/>
       </w:pPr>
-      <w:bookmarkStart w:id="92" w:name="_Toc233886199"/>
+      <w:bookmarkStart w:id="92" w:name="_Toc233907931"/>
       <w:r>
         <w:t>Diagrama de secuencia – resolución recursiva de permisos</w:t>
       </w:r>
@@ -16473,7 +15900,7 @@
       <w:pPr>
         <w:pStyle w:val="Ttulo3"/>
       </w:pPr>
-      <w:bookmarkStart w:id="93" w:name="_Toc233886200"/>
+      <w:bookmarkStart w:id="93" w:name="_Toc233907932"/>
       <w:r>
         <w:t>Especificación de Casos de Uso - CU004 Gestión de Usuarios (ABM)</w:t>
       </w:r>
@@ -16942,7 +16369,7 @@
       <w:pPr>
         <w:pStyle w:val="Ttulo3"/>
       </w:pPr>
-      <w:bookmarkStart w:id="94" w:name="_Toc233886201"/>
+      <w:bookmarkStart w:id="94" w:name="_Toc233907933"/>
       <w:r>
         <w:t>Especificación de Casos de Uso - CU005 Asignación de Permisos a Usuario</w:t>
       </w:r>
@@ -17412,7 +16839,7 @@
       </w:pPr>
       <w:bookmarkStart w:id="95" w:name="_Toc227416223"/>
       <w:bookmarkStart w:id="96" w:name="_Toc227416507"/>
-      <w:bookmarkStart w:id="97" w:name="_Toc233886202"/>
+      <w:bookmarkStart w:id="97" w:name="_Toc233907934"/>
       <w:r>
         <w:lastRenderedPageBreak/>
         <w:t>T05. Gestión de Múltiples Idiomas</w:t>
@@ -17425,7 +16852,7 @@
       <w:pPr>
         <w:pStyle w:val="Ttulo3"/>
       </w:pPr>
-      <w:bookmarkStart w:id="98" w:name="_Toc233886203"/>
+      <w:bookmarkStart w:id="98" w:name="_Toc233907935"/>
       <w:r>
         <w:t>Objetivo</w:t>
       </w:r>
@@ -17441,7 +16868,7 @@
       <w:pPr>
         <w:pStyle w:val="Ttulo3"/>
       </w:pPr>
-      <w:bookmarkStart w:id="99" w:name="_Toc233886204"/>
+      <w:bookmarkStart w:id="99" w:name="_Toc233907936"/>
       <w:r>
         <w:t>Descripción detallada de cómo funciona</w:t>
       </w:r>
@@ -17449,111 +16876,31 @@
     </w:p>
     <w:p>
       <w:r>
-        <w:t xml:space="preserve">Se implementa mediante el patrón de diseño </w:t>
+        <w:t>Se implementa mediante el patrón de diseño Observer. El sistema define dos contratos en la capa Abstracciones:</w:t>
       </w:r>
-      <w:proofErr w:type="spellStart"/>
+    </w:p>
+    <w:p/>
+    <w:p>
       <w:r>
-        <w:t>Observer</w:t>
+        <w:t>1. IObserver: Interfaz implementada por los elementos que necesitan actualizar su idioma de forma activa (los formularios de la GUI). Define el método ActualizarIdioma().</w:t>
       </w:r>
-      <w:proofErr w:type="spellEnd"/>
+    </w:p>
+    <w:p/>
+    <w:p>
       <w:r>
-        <w:t>. El sistema define dos contratos en la capa Abstracciones:</w:t>
+        <w:t>2. ISubject (o IManejadorIdioma): Mantiene la lista de observadores registrados, el idioma actual de la sesión y notifica a los observadores cuando este cambia.</w:t>
       </w:r>
     </w:p>
     <w:p/>
     <w:p>
       <w:r>
-        <w:t xml:space="preserve">1. </w:t>
+        <w:t>Al cargarse un formulario en la GUI, este se registra como observador en el ManejadorIdioma (Singleton de la capa de Servicios). El manejador lee las leyendas desde la base de datos (tablas Idioma y Traduccion) para el idioma seleccionado y las guarda en un diccionario en memoria.</w:t>
       </w:r>
-      <w:proofErr w:type="spellStart"/>
+    </w:p>
+    <w:p/>
+    <w:p>
       <w:r>
-        <w:t>IObserver</w:t>
-      </w:r>
-      <w:proofErr w:type="spellEnd"/>
-      <w:r>
-        <w:t xml:space="preserve">: Interfaz implementada por los elementos que necesitan actualizar su idioma de forma activa (los formularios de la GUI). Define el método </w:t>
-      </w:r>
-      <w:proofErr w:type="spellStart"/>
-      <w:r>
-        <w:t>ActualizarIdioma</w:t>
-      </w:r>
-      <w:proofErr w:type="spellEnd"/>
-      <w:r>
-        <w:t>().</w:t>
-      </w:r>
-    </w:p>
-    <w:p/>
-    <w:p>
-      <w:r>
-        <w:t xml:space="preserve">2. </w:t>
-      </w:r>
-      <w:proofErr w:type="spellStart"/>
-      <w:r>
-        <w:t>ISubject</w:t>
-      </w:r>
-      <w:proofErr w:type="spellEnd"/>
-      <w:r>
-        <w:t xml:space="preserve"> (o </w:t>
-      </w:r>
-      <w:proofErr w:type="spellStart"/>
-      <w:r>
-        <w:t>IManejadorIdioma</w:t>
-      </w:r>
-      <w:proofErr w:type="spellEnd"/>
-      <w:r>
-        <w:t>): Mantiene la lista de observadores registrados, el idioma actual de la sesión y notifica a los observadores cuando este cambia.</w:t>
-      </w:r>
-    </w:p>
-    <w:p/>
-    <w:p>
-      <w:r>
-        <w:t xml:space="preserve">Al cargarse un formulario en la GUI, este se registra como observador en el </w:t>
-      </w:r>
-      <w:proofErr w:type="spellStart"/>
-      <w:r>
-        <w:t>ManejadorIdioma</w:t>
-      </w:r>
-      <w:proofErr w:type="spellEnd"/>
-      <w:r>
-        <w:t xml:space="preserve"> (Singleton de la capa de Servicios). El manejador lee las leyendas desde la base de datos (tablas Idioma y </w:t>
-      </w:r>
-      <w:proofErr w:type="spellStart"/>
-      <w:r>
-        <w:t>Traduccion</w:t>
-      </w:r>
-      <w:proofErr w:type="spellEnd"/>
-      <w:r>
-        <w:t>) para el idioma seleccionado y las guarda en un diccionario en memoria.</w:t>
-      </w:r>
-    </w:p>
-    <w:p/>
-    <w:p>
-      <w:r>
-        <w:t xml:space="preserve">Cuando el usuario selecciona un idioma diferente desde el Menú de la aplicación, el </w:t>
-      </w:r>
-      <w:proofErr w:type="spellStart"/>
-      <w:r>
-        <w:t>ManejadorIdioma</w:t>
-      </w:r>
-      <w:proofErr w:type="spellEnd"/>
-      <w:r>
-        <w:t xml:space="preserve"> cambia el idioma activo, recarga las traducciones y llama al método </w:t>
-      </w:r>
-      <w:proofErr w:type="spellStart"/>
-      <w:r>
-        <w:t>Notify</w:t>
-      </w:r>
-      <w:proofErr w:type="spellEnd"/>
-      <w:r>
-        <w:t xml:space="preserve">(). Este recorre la lista de observadores activos llamando a </w:t>
-      </w:r>
-      <w:proofErr w:type="spellStart"/>
-      <w:r>
-        <w:t>ActualizarIdioma</w:t>
-      </w:r>
-      <w:proofErr w:type="spellEnd"/>
-      <w:r>
-        <w:t>() en cada formulario, lo que actualiza las leyendas en la UI de forma inmediata sin reiniciar la aplicación.</w:t>
+        <w:t>Cuando el usuario selecciona un idioma diferente desde el Menú de la aplicación, el ManejadorIdioma cambia el idioma activo, recarga las traducciones y llama al método Notify(). Este recorre la lista de observadores activos llamando a ActualizarIdioma() en cada formulario, lo que actualiza las leyendas en la UI de forma inmediata sin reiniciar la aplicación.</w:t>
       </w:r>
     </w:p>
     <w:p/>
@@ -17571,14 +16918,9 @@
       <w:pPr>
         <w:pStyle w:val="Ttulo3"/>
       </w:pPr>
-      <w:bookmarkStart w:id="100" w:name="_Toc233886205"/>
-      <w:proofErr w:type="spellStart"/>
+      <w:bookmarkStart w:id="100" w:name="_Toc233907937"/>
       <w:r>
-        <w:t>Especificacion</w:t>
-      </w:r>
-      <w:proofErr w:type="spellEnd"/>
-      <w:r>
-        <w:t xml:space="preserve"> de Casos de Uso - CU006 Cambiar Idioma</w:t>
+        <w:t>Especificacion de Casos de Uso - CU006 Cambiar Idioma</w:t>
       </w:r>
       <w:bookmarkEnd w:id="100"/>
     </w:p>
@@ -17692,7 +17034,6 @@
                 <w:bCs/>
               </w:rPr>
             </w:pPr>
-            <w:proofErr w:type="spellStart"/>
             <w:r>
               <w:rPr>
                 <w:b/>
@@ -17700,7 +17041,6 @@
               </w:rPr>
               <w:t>Descripcion</w:t>
             </w:r>
-            <w:proofErr w:type="spellEnd"/>
           </w:p>
         </w:tc>
         <w:tc>
@@ -17712,15 +17052,7 @@
               <w:pStyle w:val="Sinespaciado"/>
             </w:pPr>
             <w:r>
-              <w:t xml:space="preserve">Permite al usuario cambiar el idioma de la interfaz en tiempo de </w:t>
-            </w:r>
-            <w:proofErr w:type="spellStart"/>
-            <w:r>
-              <w:t>ejecucion</w:t>
-            </w:r>
-            <w:proofErr w:type="spellEnd"/>
-            <w:r>
-              <w:t>. El cambio se aplica inmediatamente en todos los formularios abiertos y queda persistido en el perfil del usuario.</w:t>
+              <w:t>Permite al usuario cambiar el idioma de la interfaz en tiempo de ejecucion. El cambio se aplica inmediatamente en todos los formularios abiertos y queda persistido en el perfil del usuario.</w:t>
             </w:r>
           </w:p>
         </w:tc>
@@ -17802,23 +17134,7 @@
               <w:pStyle w:val="Sinespaciado"/>
             </w:pPr>
             <w:r>
-              <w:t xml:space="preserve">El usuario tiene </w:t>
-            </w:r>
-            <w:proofErr w:type="spellStart"/>
-            <w:r>
-              <w:t>sesion</w:t>
-            </w:r>
-            <w:proofErr w:type="spellEnd"/>
-            <w:r>
-              <w:t xml:space="preserve"> activa. Al menos dos idiomas </w:t>
-            </w:r>
-            <w:proofErr w:type="spellStart"/>
-            <w:r>
-              <w:t>estan</w:t>
-            </w:r>
-            <w:proofErr w:type="spellEnd"/>
-            <w:r>
-              <w:t xml:space="preserve"> configurados en el sistema.</w:t>
+              <w:t>El usuario tiene sesion activa. Al menos dos idiomas estan configurados en el sistema.</w:t>
             </w:r>
           </w:p>
         </w:tc>
@@ -17846,17 +17162,8 @@
                 <w:b/>
                 <w:bCs/>
               </w:rPr>
-              <w:t xml:space="preserve">Puntos de </w:t>
-            </w:r>
-            <w:proofErr w:type="spellStart"/>
-            <w:r>
-              <w:rPr>
-                <w:b/>
-                <w:bCs/>
-              </w:rPr>
-              <w:t>extension</w:t>
-            </w:r>
-            <w:proofErr w:type="spellEnd"/>
+              <w:t>Puntos de extension</w:t>
+            </w:r>
           </w:p>
         </w:tc>
         <w:tc>
@@ -17891,21 +17198,12 @@
                 <w:bCs/>
               </w:rPr>
             </w:pPr>
-            <w:proofErr w:type="spellStart"/>
-            <w:r>
-              <w:rPr>
-                <w:b/>
-                <w:bCs/>
-              </w:rPr>
-              <w:t>Condicion</w:t>
-            </w:r>
-            <w:proofErr w:type="spellEnd"/>
-            <w:r>
-              <w:rPr>
-                <w:b/>
-                <w:bCs/>
-              </w:rPr>
-              <w:t xml:space="preserve"> extend</w:t>
+            <w:r>
+              <w:rPr>
+                <w:b/>
+                <w:bCs/>
+              </w:rPr>
+              <w:t>Condicion extend</w:t>
             </w:r>
           </w:p>
         </w:tc>
@@ -18008,15 +17306,7 @@
               <w:pStyle w:val="Sinespaciado"/>
             </w:pPr>
             <w:r>
-              <w:t xml:space="preserve">2.1.1. No existe </w:t>
-            </w:r>
-            <w:proofErr w:type="spellStart"/>
-            <w:r>
-              <w:t>traduccion</w:t>
-            </w:r>
-            <w:proofErr w:type="spellEnd"/>
-            <w:r>
-              <w:t xml:space="preserve"> para una clave en el idioma seleccionado:</w:t>
+              <w:t>2.1.1. No existe traduccion para una clave en el idioma seleccionado:</w:t>
             </w:r>
             <w:r>
               <w:br/>
@@ -18072,17 +17362,9 @@
       <w:pPr>
         <w:pStyle w:val="Ttulo3"/>
       </w:pPr>
-      <w:bookmarkStart w:id="101" w:name="_Toc233886206"/>
+      <w:bookmarkStart w:id="101" w:name="_Toc233907938"/>
       <w:r>
-        <w:t>Diagrama de Clases - Idiomas (</w:t>
-      </w:r>
-      <w:proofErr w:type="spellStart"/>
-      <w:r>
-        <w:t>Observer</w:t>
-      </w:r>
-      <w:proofErr w:type="spellEnd"/>
-      <w:r>
-        <w:t>)</w:t>
+        <w:t>Diagrama de Clases - Idiomas (Observer)</w:t>
       </w:r>
       <w:bookmarkEnd w:id="101"/>
     </w:p>
@@ -18148,17 +17430,9 @@
       <w:pPr>
         <w:pStyle w:val="Ttulo3"/>
       </w:pPr>
-      <w:bookmarkStart w:id="102" w:name="_Toc233886207"/>
+      <w:bookmarkStart w:id="102" w:name="_Toc233907939"/>
       <w:r>
-        <w:t xml:space="preserve">Diagrama de Entidad </w:t>
-      </w:r>
-      <w:proofErr w:type="spellStart"/>
-      <w:r>
-        <w:t>Relacion</w:t>
-      </w:r>
-      <w:proofErr w:type="spellEnd"/>
-      <w:r>
-        <w:t xml:space="preserve"> - Idiomas</w:t>
+        <w:t>Diagrama de Entidad Relacion - Idiomas</w:t>
       </w:r>
       <w:bookmarkEnd w:id="102"/>
     </w:p>
@@ -18224,18 +17498,10 @@
       <w:pPr>
         <w:pStyle w:val="Ttulo3"/>
       </w:pPr>
-      <w:bookmarkStart w:id="103" w:name="_Toc233886208"/>
+      <w:bookmarkStart w:id="103" w:name="_Toc233907940"/>
       <w:r>
         <w:lastRenderedPageBreak/>
-        <w:t xml:space="preserve">Diagrama de Secuencia - Cambio </w:t>
-      </w:r>
-      <w:proofErr w:type="spellStart"/>
-      <w:r>
-        <w:t>Dinamico</w:t>
-      </w:r>
-      <w:proofErr w:type="spellEnd"/>
-      <w:r>
-        <w:t xml:space="preserve"> de Idioma</w:t>
+        <w:t>Diagrama de Secuencia - Cambio Dinamico de Idioma</w:t>
       </w:r>
       <w:bookmarkEnd w:id="103"/>
     </w:p>
@@ -18248,7 +17514,7 @@
           <w:noProof/>
         </w:rPr>
         <w:drawing>
-          <wp:inline distT="0" distB="0" distL="0" distR="0" wp14:anchorId="54B396BF" wp14:editId="14828B26">
+          <wp:inline distT="0" distB="0" distL="0" distR="0" wp14:anchorId="54B396BF" wp14:editId="493545FB">
             <wp:extent cx="5760720" cy="4201160"/>
             <wp:effectExtent l="0" t="0" r="0" b="8890"/>
             <wp:docPr id="1948732415" name="Imagen 19"/>
@@ -18319,7 +17585,7 @@
       </w:pPr>
       <w:bookmarkStart w:id="104" w:name="_Toc227416224"/>
       <w:bookmarkStart w:id="105" w:name="_Toc227416508"/>
-      <w:bookmarkStart w:id="106" w:name="_Toc233886209"/>
+      <w:bookmarkStart w:id="106" w:name="_Toc233907941"/>
       <w:r>
         <w:lastRenderedPageBreak/>
         <w:t>T06. Gestión de Bitácora y Control de cambios</w:t>
@@ -18334,7 +17600,7 @@
       </w:pPr>
       <w:bookmarkStart w:id="107" w:name="_Toc227416225"/>
       <w:bookmarkStart w:id="108" w:name="_Toc227416509"/>
-      <w:bookmarkStart w:id="109" w:name="_Toc233886210"/>
+      <w:bookmarkStart w:id="109" w:name="_Toc233907942"/>
       <w:r>
         <w:t>T06a. Gestión de bitácora</w:t>
       </w:r>
@@ -18346,7 +17612,7 @@
       <w:pPr>
         <w:pStyle w:val="Ttulo3"/>
       </w:pPr>
-      <w:bookmarkStart w:id="110" w:name="_Toc233886211"/>
+      <w:bookmarkStart w:id="110" w:name="_Toc233907943"/>
       <w:r>
         <w:t>Objetivo</w:t>
       </w:r>
@@ -18362,7 +17628,7 @@
       <w:pPr>
         <w:pStyle w:val="Ttulo3"/>
       </w:pPr>
-      <w:bookmarkStart w:id="111" w:name="_Toc233886212"/>
+      <w:bookmarkStart w:id="111" w:name="_Toc233907944"/>
       <w:r>
         <w:t>Descripción detallada de cómo funciona</w:t>
       </w:r>
@@ -18376,15 +17642,7 @@
     <w:p/>
     <w:p>
       <w:r>
-        <w:t xml:space="preserve">Flujo de registro: el servicio recibe el módulo (nombre del formulario), la actividad, el detalle y si fue exitoso. Obtiene el usuario en sesión del </w:t>
-      </w:r>
-      <w:proofErr w:type="spellStart"/>
-      <w:r>
-        <w:t>SessionManager</w:t>
-      </w:r>
-      <w:proofErr w:type="spellEnd"/>
-      <w:r>
-        <w:t>, determina la criticidad automáticamente mediante un diccionario estático en la BLL</w:t>
+        <w:t>Flujo de registro: el servicio recibe el módulo (nombre del formulario), la actividad, el detalle y si fue exitoso. Obtiene el usuario en sesión del SessionManager, determina la criticidad automáticamente mediante un diccionario estático en la BLL</w:t>
       </w:r>
       <w:r>
         <w:rPr>
@@ -18408,47 +17666,15 @@
     <w:p/>
     <w:p>
       <w:r>
-        <w:t xml:space="preserve">Para el caso de eventos sin sesión activa (intentos de </w:t>
+        <w:t>Para el caso de eventos sin sesión activa (intentos de login fallidos), existe una sobrecarga del método Registrar que recibe el username como string en lugar de obtenerlo del SessionManager.</w:t>
       </w:r>
-      <w:proofErr w:type="spellStart"/>
-      <w:r>
-        <w:t>login</w:t>
-      </w:r>
-      <w:proofErr w:type="spellEnd"/>
-      <w:r>
-        <w:t xml:space="preserve"> fallidos), existe una sobrecarga del método Registrar que recibe el </w:t>
-      </w:r>
-      <w:proofErr w:type="spellStart"/>
-      <w:r>
-        <w:t>username</w:t>
-      </w:r>
-      <w:proofErr w:type="spellEnd"/>
-      <w:r>
-        <w:t xml:space="preserve"> como </w:t>
-      </w:r>
-      <w:proofErr w:type="spellStart"/>
-      <w:r>
-        <w:t>string</w:t>
-      </w:r>
-      <w:proofErr w:type="spellEnd"/>
-      <w:r>
-        <w:t xml:space="preserve"> en lugar de obtenerlo del </w:t>
-      </w:r>
-      <w:proofErr w:type="spellStart"/>
-      <w:r>
-        <w:t>SessionManager</w:t>
-      </w:r>
-      <w:proofErr w:type="spellEnd"/>
-      <w:r>
-        <w:t>.</w:t>
-      </w:r>
     </w:p>
     <w:p/>
     <w:p>
       <w:pPr>
         <w:pStyle w:val="Ttulo3"/>
       </w:pPr>
-      <w:bookmarkStart w:id="112" w:name="_Toc233886213"/>
+      <w:bookmarkStart w:id="112" w:name="_Toc233907945"/>
       <w:r>
         <w:t>Búsquedas Combinadas</w:t>
       </w:r>
@@ -18483,15 +17709,7 @@
         </w:numPr>
       </w:pPr>
       <w:r>
-        <w:t xml:space="preserve">Filtros en tiempo real: cualquier cambio en los controles (texto, </w:t>
-      </w:r>
-      <w:proofErr w:type="spellStart"/>
-      <w:r>
-        <w:t>checkboxes</w:t>
-      </w:r>
-      <w:proofErr w:type="spellEnd"/>
-      <w:r>
-        <w:t>, combos, fechas) dispara el método que filtra la lista en memoria sin consultar la BD.</w:t>
+        <w:t>Filtros en tiempo real: cualquier cambio en los controles (texto, checkboxes, combos, fechas) dispara el método que filtra la lista en memoria sin consultar la BD.</w:t>
       </w:r>
     </w:p>
     <w:p>
@@ -18524,50 +17742,8 @@
         <w:rPr>
           <w:szCs w:val="22"/>
         </w:rPr>
-        <w:t xml:space="preserve">Filtros disponibles: búsqueda de texto libre en </w:t>
+        <w:t>Filtros disponibles: búsqueda de texto libre en Username, Detalle y/o Error (seleccionables por checkbox); filtro por Criticidad (combo con autocompletado); filtro por Actividad (combo con autocompletado); filtro Exitoso (checkbox triestado); rango de fechas Desde/Hasta (Selector de fecha con validación de rango).</w:t>
       </w:r>
-      <w:proofErr w:type="spellStart"/>
-      <w:r>
-        <w:rPr>
-          <w:szCs w:val="22"/>
-        </w:rPr>
-        <w:t>Username</w:t>
-      </w:r>
-      <w:proofErr w:type="spellEnd"/>
-      <w:r>
-        <w:rPr>
-          <w:szCs w:val="22"/>
-        </w:rPr>
-        <w:t xml:space="preserve">, Detalle y/o Error (seleccionables por </w:t>
-      </w:r>
-      <w:proofErr w:type="spellStart"/>
-      <w:r>
-        <w:rPr>
-          <w:szCs w:val="22"/>
-        </w:rPr>
-        <w:t>checkbox</w:t>
-      </w:r>
-      <w:proofErr w:type="spellEnd"/>
-      <w:r>
-        <w:rPr>
-          <w:szCs w:val="22"/>
-        </w:rPr>
-        <w:t>); filtro por Criticidad (combo con autocompletado); filtro por Actividad (combo con autocompletado); filtro Exitoso (</w:t>
-      </w:r>
-      <w:proofErr w:type="spellStart"/>
-      <w:r>
-        <w:rPr>
-          <w:szCs w:val="22"/>
-        </w:rPr>
-        <w:t>checkbox</w:t>
-      </w:r>
-      <w:proofErr w:type="spellEnd"/>
-      <w:r>
-        <w:rPr>
-          <w:szCs w:val="22"/>
-        </w:rPr>
-        <w:t xml:space="preserve"> triestado); rango de fechas Desde/Hasta (Selector de fecha con validación de rango).</w:t>
-      </w:r>
     </w:p>
     <w:p>
       <w:pPr>
@@ -18578,7 +17754,7 @@
       <w:pPr>
         <w:pStyle w:val="Ttulo3"/>
       </w:pPr>
-      <w:bookmarkStart w:id="113" w:name="_Toc233886214"/>
+      <w:bookmarkStart w:id="113" w:name="_Toc233907946"/>
       <w:r>
         <w:rPr>
           <w:lang w:val="es-ES"/>
@@ -18651,7 +17827,7 @@
       <w:pPr>
         <w:pStyle w:val="Ttulo3"/>
       </w:pPr>
-      <w:bookmarkStart w:id="114" w:name="_Toc233886215"/>
+      <w:bookmarkStart w:id="114" w:name="_Toc233907947"/>
       <w:r>
         <w:rPr>
           <w:lang w:val="es-ES"/>
@@ -18669,7 +17845,7 @@
           <w:noProof/>
         </w:rPr>
         <w:drawing>
-          <wp:inline distT="0" distB="0" distL="0" distR="0" wp14:anchorId="63C050F1" wp14:editId="64E73253">
+          <wp:inline distT="0" distB="0" distL="0" distR="0" wp14:anchorId="63C050F1" wp14:editId="4F31EBF0">
             <wp:extent cx="5760720" cy="2706370"/>
             <wp:effectExtent l="0" t="0" r="0" b="0"/>
             <wp:docPr id="1451963989" name="Imagen 22"/>
@@ -18723,7 +17899,7 @@
       <w:pPr>
         <w:pStyle w:val="Ttulo3"/>
       </w:pPr>
-      <w:bookmarkStart w:id="115" w:name="_Toc233886216"/>
+      <w:bookmarkStart w:id="115" w:name="_Toc233907948"/>
       <w:r>
         <w:lastRenderedPageBreak/>
         <w:t>Diagrama de Entidad Relación – Bitácora</w:t>
@@ -18793,7 +17969,7 @@
       <w:pPr>
         <w:pStyle w:val="Ttulo3"/>
       </w:pPr>
-      <w:bookmarkStart w:id="116" w:name="_Toc233886217"/>
+      <w:bookmarkStart w:id="116" w:name="_Toc233907949"/>
       <w:r>
         <w:t>Especificación de Casos de Uso</w:t>
       </w:r>
@@ -19235,7 +18411,7 @@
       <w:pPr>
         <w:pStyle w:val="Ttulo3"/>
       </w:pPr>
-      <w:bookmarkStart w:id="117" w:name="_Toc233886218"/>
+      <w:bookmarkStart w:id="117" w:name="_Toc233907950"/>
       <w:r>
         <w:lastRenderedPageBreak/>
         <w:t>Diagrama de Secuencia – Ver Bitácora</w:t>
@@ -19309,7 +18485,7 @@
       <w:pPr>
         <w:pStyle w:val="Ttulo3"/>
       </w:pPr>
-      <w:bookmarkStart w:id="118" w:name="_Toc233886219"/>
+      <w:bookmarkStart w:id="118" w:name="_Toc233907951"/>
       <w:r>
         <w:t>Diagrama de Secuencia – Registro en Bitácora (Genérico)</w:t>
       </w:r>
@@ -19380,7 +18556,7 @@
       </w:pPr>
       <w:bookmarkStart w:id="119" w:name="_Toc227416226"/>
       <w:bookmarkStart w:id="120" w:name="_Toc227416510"/>
-      <w:bookmarkStart w:id="121" w:name="_Toc233886220"/>
+      <w:bookmarkStart w:id="121" w:name="_Toc233907952"/>
       <w:r>
         <w:t>T06b. Control de cambios</w:t>
       </w:r>
@@ -19392,7 +18568,7 @@
       <w:pPr>
         <w:pStyle w:val="Ttulo3"/>
       </w:pPr>
-      <w:bookmarkStart w:id="122" w:name="_Toc233886221"/>
+      <w:bookmarkStart w:id="122" w:name="_Toc233907953"/>
       <w:r>
         <w:t>Objetivo</w:t>
       </w:r>
@@ -19408,7 +18584,7 @@
       <w:pPr>
         <w:pStyle w:val="Ttulo3"/>
       </w:pPr>
-      <w:bookmarkStart w:id="123" w:name="_Toc233886222"/>
+      <w:bookmarkStart w:id="123" w:name="_Toc233907954"/>
       <w:r>
         <w:t>Descripción detallada de cómo funciona</w:t>
       </w:r>
@@ -19416,23 +18592,7 @@
     </w:p>
     <w:p>
       <w:r>
-        <w:t xml:space="preserve">Cada vez que se modifica un registro de usuario en BLL (cambio de estado, contraseña o permisos), el método correspondiente invoca a </w:t>
-      </w:r>
-      <w:proofErr w:type="spellStart"/>
-      <w:r>
-        <w:t>VersionUsuarioBLL</w:t>
-      </w:r>
-      <w:proofErr w:type="spellEnd"/>
-      <w:r>
-        <w:t xml:space="preserve">. Se captura el estado del objeto Usuario, se asocia el ID del usuario que realizó la modificación y la fecha actual, y se guarda en la tabla de base de datos </w:t>
-      </w:r>
-      <w:proofErr w:type="spellStart"/>
-      <w:r>
-        <w:t>HistorialUsuario</w:t>
-      </w:r>
-      <w:proofErr w:type="spellEnd"/>
-      <w:r>
-        <w:t>.</w:t>
+        <w:t>Cada vez que se modifica un registro de usuario en BLL (cambio de estado, contraseña o permisos), el método correspondiente invoca a VersionUsuarioBLL. Se captura el estado del objeto Usuario, se asocia el ID del usuario que realizó la modificación y la fecha actual, y se guarda en la tabla de base de datos HistorialUsuario.</w:t>
       </w:r>
     </w:p>
     <w:p/>
@@ -19451,14 +18611,9 @@
       <w:pPr>
         <w:pStyle w:val="Ttulo3"/>
       </w:pPr>
-      <w:bookmarkStart w:id="124" w:name="_Toc233886223"/>
-      <w:proofErr w:type="spellStart"/>
+      <w:bookmarkStart w:id="124" w:name="_Toc233907955"/>
       <w:r>
-        <w:t>Especificacion</w:t>
-      </w:r>
-      <w:proofErr w:type="spellEnd"/>
-      <w:r>
-        <w:t xml:space="preserve"> de Casos de Uso - CU007 Ver Historial de Usuario</w:t>
+        <w:t>Especificacion de Casos de Uso - CU007 Ver Historial de Usuario</w:t>
       </w:r>
       <w:bookmarkEnd w:id="124"/>
     </w:p>
@@ -19572,7 +18727,6 @@
                 <w:bCs/>
               </w:rPr>
             </w:pPr>
-            <w:proofErr w:type="spellStart"/>
             <w:r>
               <w:rPr>
                 <w:b/>
@@ -19580,7 +18734,6 @@
               </w:rPr>
               <w:t>Descripcion</w:t>
             </w:r>
-            <w:proofErr w:type="spellEnd"/>
           </w:p>
         </w:tc>
         <w:tc>
@@ -19592,15 +18745,7 @@
               <w:pStyle w:val="Sinespaciado"/>
             </w:pPr>
             <w:r>
-              <w:t xml:space="preserve">Permite al administrador consultar el historial </w:t>
-            </w:r>
-            <w:proofErr w:type="spellStart"/>
-            <w:r>
-              <w:t>cronologico</w:t>
-            </w:r>
-            <w:proofErr w:type="spellEnd"/>
-            <w:r>
-              <w:t xml:space="preserve"> de modificaciones realizadas sobre un usuario del sistema.</w:t>
+              <w:t>Permite al administrador consultar el historial cronologico de modificaciones realizadas sobre un usuario del sistema.</w:t>
             </w:r>
           </w:p>
         </w:tc>
@@ -19682,23 +18827,7 @@
               <w:pStyle w:val="Sinespaciado"/>
             </w:pPr>
             <w:r>
-              <w:t xml:space="preserve">El usuario tiene </w:t>
-            </w:r>
-            <w:proofErr w:type="spellStart"/>
-            <w:r>
-              <w:t>sesion</w:t>
-            </w:r>
-            <w:proofErr w:type="spellEnd"/>
-            <w:r>
-              <w:t xml:space="preserve"> activa con permiso 'Control de Cambios'. El </w:t>
-            </w:r>
-            <w:proofErr w:type="spellStart"/>
-            <w:r>
-              <w:t>menu</w:t>
-            </w:r>
-            <w:proofErr w:type="spellEnd"/>
-            <w:r>
-              <w:t xml:space="preserve"> principal esta visible.</w:t>
+              <w:t>El usuario tiene sesion activa con permiso 'Control de Cambios'. El menu principal esta visible.</w:t>
             </w:r>
           </w:p>
         </w:tc>
@@ -19726,17 +18855,8 @@
                 <w:b/>
                 <w:bCs/>
               </w:rPr>
-              <w:t xml:space="preserve">Puntos de </w:t>
-            </w:r>
-            <w:proofErr w:type="spellStart"/>
-            <w:r>
-              <w:rPr>
-                <w:b/>
-                <w:bCs/>
-              </w:rPr>
-              <w:t>extension</w:t>
-            </w:r>
-            <w:proofErr w:type="spellEnd"/>
+              <w:t>Puntos de extension</w:t>
+            </w:r>
           </w:p>
         </w:tc>
         <w:tc>
@@ -19771,21 +18891,12 @@
                 <w:bCs/>
               </w:rPr>
             </w:pPr>
-            <w:proofErr w:type="spellStart"/>
-            <w:r>
-              <w:rPr>
-                <w:b/>
-                <w:bCs/>
-              </w:rPr>
-              <w:t>Condicion</w:t>
-            </w:r>
-            <w:proofErr w:type="spellEnd"/>
-            <w:r>
-              <w:rPr>
-                <w:b/>
-                <w:bCs/>
-              </w:rPr>
-              <w:t xml:space="preserve"> extend</w:t>
+            <w:r>
+              <w:rPr>
+                <w:b/>
+                <w:bCs/>
+              </w:rPr>
+              <w:t>Condicion extend</w:t>
             </w:r>
           </w:p>
         </w:tc>
@@ -19839,15 +18950,7 @@
               <w:pStyle w:val="Sinespaciado"/>
             </w:pPr>
             <w:r>
-              <w:t xml:space="preserve">1. El administrador selecciona 'Control de Cambios' en el </w:t>
-            </w:r>
-            <w:proofErr w:type="spellStart"/>
-            <w:r>
-              <w:t>menu</w:t>
-            </w:r>
-            <w:proofErr w:type="spellEnd"/>
-            <w:r>
-              <w:t>.</w:t>
+              <w:t>1. El administrador selecciona 'Control de Cambios' en el menu.</w:t>
             </w:r>
             <w:r>
               <w:br/>
@@ -19859,15 +18962,7 @@
             </w:r>
             <w:r>
               <w:br/>
-              <w:t xml:space="preserve">4. El sistema carga la grilla con todas las versiones </w:t>
-            </w:r>
-            <w:proofErr w:type="spellStart"/>
-            <w:r>
-              <w:t>historicas</w:t>
-            </w:r>
-            <w:proofErr w:type="spellEnd"/>
-            <w:r>
-              <w:t xml:space="preserve"> del usuario.</w:t>
+              <w:t>4. El sistema carga la grilla con todas las versiones historicas del usuario.</w:t>
             </w:r>
           </w:p>
         </w:tc>
@@ -19908,27 +19003,11 @@
               <w:pStyle w:val="Sinespaciado"/>
             </w:pPr>
             <w:r>
-              <w:t xml:space="preserve">3.1.1. El usuario no posee versiones </w:t>
-            </w:r>
-            <w:proofErr w:type="spellStart"/>
-            <w:r>
-              <w:t>historicas</w:t>
-            </w:r>
-            <w:proofErr w:type="spellEnd"/>
-            <w:r>
-              <w:t>:</w:t>
+              <w:t>3.1.1. El usuario no posee versiones historicas:</w:t>
             </w:r>
             <w:r>
               <w:br/>
-              <w:t xml:space="preserve">3.1.2. El sistema muestra la grilla </w:t>
-            </w:r>
-            <w:proofErr w:type="spellStart"/>
-            <w:r>
-              <w:t>vacia</w:t>
-            </w:r>
-            <w:proofErr w:type="spellEnd"/>
-            <w:r>
-              <w:t xml:space="preserve"> con un mensaje informativo.</w:t>
+              <w:t>3.1.2. El sistema muestra la grilla vacia con un mensaje informativo.</w:t>
             </w:r>
           </w:p>
         </w:tc>
@@ -19969,15 +19048,7 @@
               <w:pStyle w:val="Sinespaciado"/>
             </w:pPr>
             <w:r>
-              <w:t xml:space="preserve">La grilla muestra el historial completo del usuario seleccionado. La </w:t>
-            </w:r>
-            <w:proofErr w:type="spellStart"/>
-            <w:r>
-              <w:t>sesion</w:t>
-            </w:r>
-            <w:proofErr w:type="spellEnd"/>
-            <w:r>
-              <w:t xml:space="preserve"> permanece activa.</w:t>
+              <w:t>La grilla muestra el historial completo del usuario seleccionado. La sesion permanece activa.</w:t>
             </w:r>
           </w:p>
         </w:tc>
@@ -19987,30 +19058,9 @@
       <w:pPr>
         <w:pStyle w:val="Ttulo3"/>
       </w:pPr>
-      <w:bookmarkStart w:id="125" w:name="_Toc233886224"/>
-      <w:proofErr w:type="spellStart"/>
+      <w:bookmarkStart w:id="125" w:name="_Toc233907956"/>
       <w:r>
-        <w:t>Especificacion</w:t>
-      </w:r>
-      <w:proofErr w:type="spellEnd"/>
-      <w:r>
-        <w:t xml:space="preserve"> de Casos de Uso - CU008 Recomponer </w:t>
-      </w:r>
-      <w:proofErr w:type="spellStart"/>
-      <w:r>
-        <w:t>Version</w:t>
-      </w:r>
-      <w:proofErr w:type="spellEnd"/>
-      <w:r>
-        <w:t xml:space="preserve"> (</w:t>
-      </w:r>
-      <w:proofErr w:type="spellStart"/>
-      <w:r>
-        <w:t>Rollback</w:t>
-      </w:r>
-      <w:proofErr w:type="spellEnd"/>
-      <w:r>
-        <w:t>)</w:t>
+        <w:t>Especificacion de Casos de Uso - CU008 Recomponer Version (Rollback)</w:t>
       </w:r>
       <w:bookmarkEnd w:id="125"/>
     </w:p>
@@ -20060,23 +19110,7 @@
               <w:pStyle w:val="Sinespaciado"/>
             </w:pPr>
             <w:r>
-              <w:t xml:space="preserve">CU008 - Recomponer </w:t>
-            </w:r>
-            <w:proofErr w:type="spellStart"/>
-            <w:r>
-              <w:t>Version</w:t>
-            </w:r>
-            <w:proofErr w:type="spellEnd"/>
-            <w:r>
-              <w:t xml:space="preserve"> (</w:t>
-            </w:r>
-            <w:proofErr w:type="spellStart"/>
-            <w:r>
-              <w:t>Rollback</w:t>
-            </w:r>
-            <w:proofErr w:type="spellEnd"/>
-            <w:r>
-              <w:t>)</w:t>
+              <w:t>CU008 - Recomponer Version (Rollback)</w:t>
             </w:r>
           </w:p>
         </w:tc>
@@ -20140,7 +19174,6 @@
                 <w:bCs/>
               </w:rPr>
             </w:pPr>
-            <w:proofErr w:type="spellStart"/>
             <w:r>
               <w:rPr>
                 <w:b/>
@@ -20148,7 +19181,6 @@
               </w:rPr>
               <w:t>Descripcion</w:t>
             </w:r>
-            <w:proofErr w:type="spellEnd"/>
           </w:p>
         </w:tc>
         <w:tc>
@@ -20160,39 +19192,7 @@
               <w:pStyle w:val="Sinespaciado"/>
             </w:pPr>
             <w:r>
-              <w:t xml:space="preserve">Permite al administrador restaurar el estado de un usuario a una </w:t>
-            </w:r>
-            <w:proofErr w:type="spellStart"/>
-            <w:r>
-              <w:t>version</w:t>
-            </w:r>
-            <w:proofErr w:type="spellEnd"/>
-            <w:r>
-              <w:t xml:space="preserve"> </w:t>
-            </w:r>
-            <w:proofErr w:type="spellStart"/>
-            <w:r>
-              <w:t>historica</w:t>
-            </w:r>
-            <w:proofErr w:type="spellEnd"/>
-            <w:r>
-              <w:t xml:space="preserve"> previa. Antes de aplicar el </w:t>
-            </w:r>
-            <w:proofErr w:type="spellStart"/>
-            <w:r>
-              <w:t>rollback</w:t>
-            </w:r>
-            <w:proofErr w:type="spellEnd"/>
-            <w:r>
-              <w:t xml:space="preserve">, el sistema genera una </w:t>
-            </w:r>
-            <w:proofErr w:type="spellStart"/>
-            <w:r>
-              <w:t>version</w:t>
-            </w:r>
-            <w:proofErr w:type="spellEnd"/>
-            <w:r>
-              <w:t xml:space="preserve"> de respaldo del estado actual.</w:t>
+              <w:t>Permite al administrador restaurar el estado de un usuario a una version historica previa. Antes de aplicar el rollback, el sistema genera una version de respaldo del estado actual.</w:t>
             </w:r>
           </w:p>
         </w:tc>
@@ -20274,31 +19274,7 @@
               <w:pStyle w:val="Sinespaciado"/>
             </w:pPr>
             <w:r>
-              <w:t xml:space="preserve">El usuario tiene </w:t>
-            </w:r>
-            <w:proofErr w:type="spellStart"/>
-            <w:r>
-              <w:t>sesion</w:t>
-            </w:r>
-            <w:proofErr w:type="spellEnd"/>
-            <w:r>
-              <w:t xml:space="preserve"> activa con permiso 'Control de Cambios'. Existe al menos una </w:t>
-            </w:r>
-            <w:proofErr w:type="spellStart"/>
-            <w:r>
-              <w:t>version</w:t>
-            </w:r>
-            <w:proofErr w:type="spellEnd"/>
-            <w:r>
-              <w:t xml:space="preserve"> </w:t>
-            </w:r>
-            <w:proofErr w:type="spellStart"/>
-            <w:r>
-              <w:t>historica</w:t>
-            </w:r>
-            <w:proofErr w:type="spellEnd"/>
-            <w:r>
-              <w:t xml:space="preserve"> para el usuario seleccionado.</w:t>
+              <w:t>El usuario tiene sesion activa con permiso 'Control de Cambios'. Existe al menos una version historica para el usuario seleccionado.</w:t>
             </w:r>
           </w:p>
         </w:tc>
@@ -20326,17 +19302,8 @@
                 <w:b/>
                 <w:bCs/>
               </w:rPr>
-              <w:t xml:space="preserve">Puntos de </w:t>
-            </w:r>
-            <w:proofErr w:type="spellStart"/>
-            <w:r>
-              <w:rPr>
-                <w:b/>
-                <w:bCs/>
-              </w:rPr>
-              <w:t>extension</w:t>
-            </w:r>
-            <w:proofErr w:type="spellEnd"/>
+              <w:t>Puntos de extension</w:t>
+            </w:r>
           </w:p>
         </w:tc>
         <w:tc>
@@ -20371,21 +19338,12 @@
                 <w:bCs/>
               </w:rPr>
             </w:pPr>
-            <w:proofErr w:type="spellStart"/>
-            <w:r>
-              <w:rPr>
-                <w:b/>
-                <w:bCs/>
-              </w:rPr>
-              <w:t>Condicion</w:t>
-            </w:r>
-            <w:proofErr w:type="spellEnd"/>
-            <w:r>
-              <w:rPr>
-                <w:b/>
-                <w:bCs/>
-              </w:rPr>
-              <w:t xml:space="preserve"> extend</w:t>
+            <w:r>
+              <w:rPr>
+                <w:b/>
+                <w:bCs/>
+              </w:rPr>
+              <w:t>Condicion extend</w:t>
             </w:r>
           </w:p>
         </w:tc>
@@ -20496,15 +19454,7 @@
               <w:pStyle w:val="Sinespaciado"/>
             </w:pPr>
             <w:r>
-              <w:t xml:space="preserve">4.1.1. Error al persistir la </w:t>
-            </w:r>
-            <w:proofErr w:type="spellStart"/>
-            <w:r>
-              <w:t>restauracion</w:t>
-            </w:r>
-            <w:proofErr w:type="spellEnd"/>
-            <w:r>
-              <w:t>:</w:t>
+              <w:t>4.1.1. Error al persistir la restauracion:</w:t>
             </w:r>
             <w:r>
               <w:br/>
@@ -20553,31 +19503,7 @@
               <w:pStyle w:val="Sinespaciado"/>
             </w:pPr>
             <w:r>
-              <w:t xml:space="preserve">El usuario fue restaurado al estado de la </w:t>
-            </w:r>
-            <w:proofErr w:type="spellStart"/>
-            <w:r>
-              <w:t>version</w:t>
-            </w:r>
-            <w:proofErr w:type="spellEnd"/>
-            <w:r>
-              <w:t xml:space="preserve"> seleccionada. Los </w:t>
-            </w:r>
-            <w:proofErr w:type="spellStart"/>
-            <w:r>
-              <w:t>DVs</w:t>
-            </w:r>
-            <w:proofErr w:type="spellEnd"/>
-            <w:r>
-              <w:t xml:space="preserve"> fueron recalculados. El evento quedo registrado en la </w:t>
-            </w:r>
-            <w:proofErr w:type="spellStart"/>
-            <w:r>
-              <w:t>Bitacora</w:t>
-            </w:r>
-            <w:proofErr w:type="spellEnd"/>
-            <w:r>
-              <w:t>.</w:t>
+              <w:t>El usuario fue restaurado al estado de la version seleccionada. Los DVs fueron recalculados. El evento quedo registrado en la Bitacora.</w:t>
             </w:r>
           </w:p>
         </w:tc>
@@ -20587,7 +19513,7 @@
       <w:pPr>
         <w:pStyle w:val="Ttulo3"/>
       </w:pPr>
-      <w:bookmarkStart w:id="126" w:name="_Toc233886225"/>
+      <w:bookmarkStart w:id="126" w:name="_Toc233907957"/>
       <w:r>
         <w:lastRenderedPageBreak/>
         <w:t>Diagrama de Clases - Control de Cambios</w:t>
@@ -20603,7 +19529,7 @@
           <w:noProof/>
         </w:rPr>
         <w:drawing>
-          <wp:inline distT="0" distB="0" distL="0" distR="0" wp14:anchorId="0C9053FA" wp14:editId="0FD120E2">
+          <wp:inline distT="0" distB="0" distL="0" distR="0" wp14:anchorId="0C9053FA" wp14:editId="22EF3E33">
             <wp:extent cx="5760720" cy="4000500"/>
             <wp:effectExtent l="0" t="0" r="0" b="0"/>
             <wp:docPr id="915382737" name="Imagen 26"/>
@@ -20656,17 +19582,9 @@
       <w:pPr>
         <w:pStyle w:val="Ttulo3"/>
       </w:pPr>
-      <w:bookmarkStart w:id="127" w:name="_Toc233886226"/>
+      <w:bookmarkStart w:id="127" w:name="_Toc233907958"/>
       <w:r>
-        <w:t xml:space="preserve">Diagrama de Entidad </w:t>
-      </w:r>
-      <w:proofErr w:type="spellStart"/>
-      <w:r>
-        <w:t>Relacion</w:t>
-      </w:r>
-      <w:proofErr w:type="spellEnd"/>
-      <w:r>
-        <w:t xml:space="preserve"> - Control de Cambios</w:t>
+        <w:t>Diagrama de Entidad Relacion - Control de Cambios</w:t>
       </w:r>
       <w:bookmarkEnd w:id="127"/>
     </w:p>
@@ -20733,17 +19651,12 @@
       <w:pPr>
         <w:pStyle w:val="Ttulo3"/>
       </w:pPr>
-      <w:bookmarkStart w:id="128" w:name="_Toc233886227"/>
+      <w:bookmarkStart w:id="128" w:name="_Toc233907959"/>
       <w:r>
         <w:lastRenderedPageBreak/>
-        <w:t xml:space="preserve">Diagrama de Secuencia - Recomponer </w:t>
-      </w:r>
-      <w:proofErr w:type="spellStart"/>
-      <w:r>
-        <w:t>Version</w:t>
+        <w:t>Diagrama de Secuencia - Recomponer Version</w:t>
       </w:r>
       <w:bookmarkEnd w:id="128"/>
-      <w:proofErr w:type="spellEnd"/>
     </w:p>
     <w:p>
       <w:pPr>
@@ -20754,7 +19667,7 @@
           <w:noProof/>
         </w:rPr>
         <w:drawing>
-          <wp:inline distT="0" distB="0" distL="0" distR="0" wp14:anchorId="7039C6CD" wp14:editId="37749DA9">
+          <wp:inline distT="0" distB="0" distL="0" distR="0" wp14:anchorId="7039C6CD" wp14:editId="369C3D7A">
             <wp:extent cx="5760720" cy="2762885"/>
             <wp:effectExtent l="0" t="0" r="0" b="0"/>
             <wp:docPr id="98095432" name="Imagen 28"/>
@@ -20810,30 +19723,22 @@
       </w:pPr>
       <w:bookmarkStart w:id="129" w:name="_Toc227416227"/>
       <w:bookmarkStart w:id="130" w:name="_Toc227416511"/>
-      <w:bookmarkStart w:id="131" w:name="_Toc233886228"/>
+      <w:bookmarkStart w:id="131" w:name="_Toc233907960"/>
       <w:r>
         <w:rPr>
           <w:lang w:val="es-ES"/>
         </w:rPr>
-        <w:t xml:space="preserve">T07. Gestión de </w:t>
-      </w:r>
-      <w:proofErr w:type="spellStart"/>
-      <w:r>
-        <w:rPr>
-          <w:lang w:val="es-ES"/>
-        </w:rPr>
-        <w:t>Backup</w:t>
+        <w:t>T07. Gestión de Backup</w:t>
       </w:r>
       <w:bookmarkEnd w:id="129"/>
       <w:bookmarkEnd w:id="130"/>
       <w:bookmarkEnd w:id="131"/>
-      <w:proofErr w:type="spellEnd"/>
     </w:p>
     <w:p>
       <w:pPr>
         <w:pStyle w:val="Ttulo3"/>
       </w:pPr>
-      <w:bookmarkStart w:id="132" w:name="_Toc233886229"/>
+      <w:bookmarkStart w:id="132" w:name="_Toc233907961"/>
       <w:r>
         <w:t>Objetivo</w:t>
       </w:r>
@@ -20849,7 +19754,7 @@
       <w:pPr>
         <w:pStyle w:val="Ttulo3"/>
       </w:pPr>
-      <w:bookmarkStart w:id="133" w:name="_Toc233886230"/>
+      <w:bookmarkStart w:id="133" w:name="_Toc233907962"/>
       <w:r>
         <w:t>Descripción detallada de cómo funciona</w:t>
       </w:r>
@@ -20857,313 +19762,77 @@
     </w:p>
     <w:p>
       <w:r>
-        <w:t xml:space="preserve">El flujo de </w:t>
+        <w:t>El flujo de Backup y Restauración segura se implementa en la clase BackupService en la capa Servicios, interactuando con la base de datos y el sistema de archivos local:</w:t>
       </w:r>
-      <w:proofErr w:type="spellStart"/>
+    </w:p>
+    <w:p/>
+    <w:p>
       <w:r>
-        <w:t>Backup</w:t>
+        <w:t>1. Generación de Copia de Seguridad: El sistema solicita una contraseña privada al administrador. Se realiza un backup nativo de SQL Server hacia un archivo .bak plano temporal. Inmediatamente, la aplicación lee el archivo temporal, lo cifra en bloques utilizando AES-256 (modo CBC, con vector de inicialización e iteraciones de derivación PBKDF2), genera el archivo resguardado final con extensión. stachbak y finalmente destruye físicamente (tritura) el archivo .bak plano temporal del disco.</w:t>
       </w:r>
-      <w:proofErr w:type="spellEnd"/>
+    </w:p>
+    <w:p/>
+    <w:p>
       <w:r>
-        <w:t xml:space="preserve"> y Restauración segura se implementa en la clase </w:t>
+        <w:t>2. Restauración de Copia de Seguridad: El administrador ingresa la contraseña de cifrado. El sistema valida la extensión. stachbak, descifra el contenido hacia un archivo .bak plano temporal, invoca la restauración nativa en el servidor SQL y elimina de inmediato el archivo temporal.</w:t>
       </w:r>
-      <w:proofErr w:type="spellStart"/>
+    </w:p>
+    <w:p/>
+    <w:p>
       <w:r>
-        <w:t>BackupService</w:t>
+        <w:t>3. Clave de Recuperación Maestra: Al iniciar el sistema (Program.cs), se genera una clave maestra de recuperación de emergencia y se guarda hasheada en App.config. La sección se protege criptográficamente usando el proveedor DPAPI (Data Protection API) de Windows. Esta clave permite a un administrador saltar (bypass) la validación de base de datos ante errores graves de conexión o integridad y acceder directamente a restaurar un backup íntegro.</w:t>
       </w:r>
-      <w:proofErr w:type="spellEnd"/>
+    </w:p>
+    <w:p>
+      <w:pPr>
+        <w:pStyle w:val="Ttulo3"/>
+      </w:pPr>
+      <w:bookmarkStart w:id="134" w:name="_Toc233907963"/>
       <w:r>
-        <w:t xml:space="preserve"> en la capa Servicios, interactuando con la base de datos y el sistema de archivos local:</w:t>
-      </w:r>
-    </w:p>
-    <w:p/>
-    <w:p>
-      <w:r>
-        <w:t xml:space="preserve">1. Generación de Copia de Seguridad: El sistema solicita una contraseña privada al administrador. Se realiza un </w:t>
-      </w:r>
-      <w:proofErr w:type="spellStart"/>
-      <w:r>
-        <w:t>backup</w:t>
-      </w:r>
-      <w:proofErr w:type="spellEnd"/>
-      <w:r>
-        <w:t xml:space="preserve"> nativo de SQL Server hacia un archivo .</w:t>
-      </w:r>
-      <w:proofErr w:type="spellStart"/>
-      <w:r>
-        <w:t>bak</w:t>
-      </w:r>
-      <w:proofErr w:type="spellEnd"/>
-      <w:r>
-        <w:t xml:space="preserve"> plano temporal. Inmediatamente, la aplicación lee el archivo temporal, lo cifra en bloques utilizando AES-256 (modo CBC, con vector de inicialización e iteraciones de derivación PBKDF2), genera el archivo resguardado final con extensión. </w:t>
-      </w:r>
-      <w:proofErr w:type="spellStart"/>
-      <w:r>
-        <w:t>stachbak</w:t>
-      </w:r>
-      <w:proofErr w:type="spellEnd"/>
-      <w:r>
-        <w:t xml:space="preserve"> y finalmente destruye físicamente (tritura) el archivo .</w:t>
-      </w:r>
-      <w:proofErr w:type="spellStart"/>
-      <w:r>
-        <w:t>bak</w:t>
-      </w:r>
-      <w:proofErr w:type="spellEnd"/>
-      <w:r>
-        <w:t xml:space="preserve"> plano temporal del disco.</w:t>
-      </w:r>
-    </w:p>
-    <w:p/>
-    <w:p>
-      <w:r>
-        <w:t xml:space="preserve">2. Restauración de Copia de Seguridad: El administrador ingresa la contraseña de cifrado. El sistema valida la extensión. </w:t>
-      </w:r>
-      <w:proofErr w:type="spellStart"/>
-      <w:r>
-        <w:t>stachbak</w:t>
-      </w:r>
-      <w:proofErr w:type="spellEnd"/>
-      <w:r>
-        <w:t>, descifra el contenido hacia un archivo .</w:t>
-      </w:r>
-      <w:proofErr w:type="spellStart"/>
-      <w:r>
-        <w:t>bak</w:t>
-      </w:r>
-      <w:proofErr w:type="spellEnd"/>
-      <w:r>
-        <w:t xml:space="preserve"> plano temporal, invoca la restauración nativa en el servidor SQL y elimina de inmediato el archivo temporal.</w:t>
-      </w:r>
-    </w:p>
-    <w:p/>
-    <w:p>
-      <w:r>
-        <w:t>3. Clave de Recuperación Maestra: Al iniciar el sistema (</w:t>
-      </w:r>
-      <w:proofErr w:type="spellStart"/>
-      <w:r>
-        <w:t>Program.cs</w:t>
-      </w:r>
-      <w:proofErr w:type="spellEnd"/>
-      <w:r>
-        <w:t xml:space="preserve">), se genera una clave maestra de recuperación de emergencia y se guarda </w:t>
-      </w:r>
-      <w:proofErr w:type="spellStart"/>
-      <w:r>
-        <w:t>hasheada</w:t>
-      </w:r>
-      <w:proofErr w:type="spellEnd"/>
-      <w:r>
-        <w:t xml:space="preserve"> en </w:t>
-      </w:r>
-      <w:proofErr w:type="spellStart"/>
-      <w:r>
-        <w:t>App.config</w:t>
-      </w:r>
-      <w:proofErr w:type="spellEnd"/>
-      <w:r>
-        <w:t xml:space="preserve">. La sección se protege criptográficamente usando el proveedor DPAPI (Data </w:t>
-      </w:r>
-      <w:proofErr w:type="spellStart"/>
-      <w:r>
-        <w:t>Protection</w:t>
-      </w:r>
-      <w:proofErr w:type="spellEnd"/>
-      <w:r>
-        <w:t xml:space="preserve"> API) de Windows. Esta clave permite a un administrador saltar (bypass) la validación de base de datos ante errores graves de conexión o integridad y acceder directamente a restaurar un </w:t>
-      </w:r>
-      <w:proofErr w:type="spellStart"/>
-      <w:r>
-        <w:t>backup</w:t>
-      </w:r>
-      <w:proofErr w:type="spellEnd"/>
-      <w:r>
-        <w:t xml:space="preserve"> íntegro.</w:t>
-      </w:r>
-    </w:p>
-    <w:p>
-      <w:pPr>
-        <w:pStyle w:val="Ttulo3"/>
-      </w:pPr>
-      <w:bookmarkStart w:id="134" w:name="_Toc233886231"/>
-      <w:proofErr w:type="spellStart"/>
-      <w:r>
-        <w:t>Politica</w:t>
-      </w:r>
-      <w:proofErr w:type="spellEnd"/>
-      <w:r>
-        <w:t xml:space="preserve"> de </w:t>
-      </w:r>
-      <w:proofErr w:type="spellStart"/>
-      <w:r>
-        <w:t>Backup</w:t>
+        <w:t>Politica de Backup</w:t>
       </w:r>
       <w:bookmarkEnd w:id="134"/>
-      <w:proofErr w:type="spellEnd"/>
     </w:p>
     <w:p>
       <w:r>
-        <w:t>Solo el usuario con permiso '</w:t>
-      </w:r>
-      <w:proofErr w:type="spellStart"/>
-      <w:r>
-        <w:t>Backups</w:t>
-      </w:r>
-      <w:proofErr w:type="spellEnd"/>
-      <w:r>
-        <w:t>' puede crear y restaurar copias de seguridad.</w:t>
+        <w:t>Solo el usuario con permiso 'Backups' puede crear y restaurar copias de seguridad.</w:t>
       </w:r>
     </w:p>
     <w:p/>
     <w:p>
       <w:r>
         <w:lastRenderedPageBreak/>
-        <w:t xml:space="preserve">No se permite crear un </w:t>
+        <w:t>No se permite crear un backup si la integridad de la base de datos esta comprometida (DVH/DVV invalidos).</w:t>
       </w:r>
-      <w:proofErr w:type="spellStart"/>
+    </w:p>
+    <w:p/>
+    <w:p>
       <w:r>
-        <w:t>backup</w:t>
+        <w:t>El archivo generado tiene extension .stachbak y esta cifrado con AES-256. Sin la contrasena correcta no es posible restaurar.</w:t>
       </w:r>
-      <w:proofErr w:type="spellEnd"/>
+    </w:p>
+    <w:p/>
+    <w:p>
       <w:r>
-        <w:t xml:space="preserve"> si la integridad de la base de datos </w:t>
+        <w:t>Al restaurar, el sistema calcula cuantos registros de Bitacora y Control de Cambios se perderan e informa al administrador antes de confirmar.</w:t>
       </w:r>
-      <w:proofErr w:type="spellStart"/>
+    </w:p>
+    <w:p/>
+    <w:p>
       <w:r>
-        <w:t>esta</w:t>
+        <w:t>Tras la restauracion exitosa, la aplicacion se reinicia automaticamente y recalcula los digitos verificadores.</w:t>
       </w:r>
-      <w:proofErr w:type="spellEnd"/>
+    </w:p>
+    <w:p/>
+    <w:p>
+      <w:pPr>
+        <w:pStyle w:val="Ttulo3"/>
+      </w:pPr>
+      <w:bookmarkStart w:id="135" w:name="_Toc233907964"/>
       <w:r>
-        <w:t xml:space="preserve"> comprometida (DVH/DVV </w:t>
-      </w:r>
-      <w:proofErr w:type="spellStart"/>
-      <w:r>
-        <w:t>invalidos</w:t>
-      </w:r>
-      <w:proofErr w:type="spellEnd"/>
-      <w:r>
-        <w:t>).</w:t>
-      </w:r>
-    </w:p>
-    <w:p/>
-    <w:p>
-      <w:r>
-        <w:t xml:space="preserve">El archivo generado tiene </w:t>
-      </w:r>
-      <w:proofErr w:type="spellStart"/>
-      <w:r>
-        <w:t>extension</w:t>
-      </w:r>
-      <w:proofErr w:type="spellEnd"/>
-      <w:r>
-        <w:t xml:space="preserve"> .</w:t>
-      </w:r>
-      <w:proofErr w:type="spellStart"/>
-      <w:r>
-        <w:t>stachbak</w:t>
-      </w:r>
-      <w:proofErr w:type="spellEnd"/>
-      <w:r>
-        <w:t xml:space="preserve"> y </w:t>
-      </w:r>
-      <w:proofErr w:type="spellStart"/>
-      <w:r>
-        <w:t>esta</w:t>
-      </w:r>
-      <w:proofErr w:type="spellEnd"/>
-      <w:r>
-        <w:t xml:space="preserve"> cifrado con AES-256. Sin la </w:t>
-      </w:r>
-      <w:proofErr w:type="spellStart"/>
-      <w:r>
-        <w:t>contrasena</w:t>
-      </w:r>
-      <w:proofErr w:type="spellEnd"/>
-      <w:r>
-        <w:t xml:space="preserve"> correcta no es posible restaurar.</w:t>
-      </w:r>
-    </w:p>
-    <w:p/>
-    <w:p>
-      <w:r>
-        <w:t xml:space="preserve">Al restaurar, el sistema calcula cuantos registros de </w:t>
-      </w:r>
-      <w:proofErr w:type="spellStart"/>
-      <w:r>
-        <w:t>Bitacora</w:t>
-      </w:r>
-      <w:proofErr w:type="spellEnd"/>
-      <w:r>
-        <w:t xml:space="preserve"> y Control de Cambios se </w:t>
-      </w:r>
-      <w:proofErr w:type="spellStart"/>
-      <w:r>
-        <w:t>perderan</w:t>
-      </w:r>
-      <w:proofErr w:type="spellEnd"/>
-      <w:r>
-        <w:t xml:space="preserve"> e informa al administrador antes de confirmar.</w:t>
-      </w:r>
-    </w:p>
-    <w:p/>
-    <w:p>
-      <w:r>
-        <w:t xml:space="preserve">Tras la </w:t>
-      </w:r>
-      <w:proofErr w:type="spellStart"/>
-      <w:r>
-        <w:t>restauracion</w:t>
-      </w:r>
-      <w:proofErr w:type="spellEnd"/>
-      <w:r>
-        <w:t xml:space="preserve"> exitosa, la </w:t>
-      </w:r>
-      <w:proofErr w:type="spellStart"/>
-      <w:r>
-        <w:t>aplicacion</w:t>
-      </w:r>
-      <w:proofErr w:type="spellEnd"/>
-      <w:r>
-        <w:t xml:space="preserve"> se reinicia </w:t>
-      </w:r>
-      <w:proofErr w:type="spellStart"/>
-      <w:r>
-        <w:t>automaticamente</w:t>
-      </w:r>
-      <w:proofErr w:type="spellEnd"/>
-      <w:r>
-        <w:t xml:space="preserve"> y recalcula los </w:t>
-      </w:r>
-      <w:proofErr w:type="spellStart"/>
-      <w:r>
-        <w:t>digitos</w:t>
-      </w:r>
-      <w:proofErr w:type="spellEnd"/>
-      <w:r>
-        <w:t xml:space="preserve"> verificadores.</w:t>
-      </w:r>
-    </w:p>
-    <w:p/>
-    <w:p>
-      <w:pPr>
-        <w:pStyle w:val="Ttulo3"/>
-      </w:pPr>
-      <w:bookmarkStart w:id="135" w:name="_Toc233886232"/>
-      <w:proofErr w:type="spellStart"/>
-      <w:r>
-        <w:t>Especificacion</w:t>
-      </w:r>
-      <w:proofErr w:type="spellEnd"/>
-      <w:r>
-        <w:t xml:space="preserve"> de Casos de Uso - CU009 Crear </w:t>
-      </w:r>
-      <w:proofErr w:type="spellStart"/>
-      <w:r>
-        <w:t>Backup</w:t>
+        <w:t>Especificacion de Casos de Uso - CU009 Crear Backup</w:t>
       </w:r>
       <w:bookmarkEnd w:id="135"/>
-      <w:proofErr w:type="spellEnd"/>
     </w:p>
     <w:tbl>
       <w:tblPr>
@@ -21211,13 +19880,8 @@
               <w:pStyle w:val="Sinespaciado"/>
             </w:pPr>
             <w:r>
-              <w:t xml:space="preserve">CU009 - Crear </w:t>
-            </w:r>
-            <w:proofErr w:type="spellStart"/>
-            <w:r>
-              <w:t>Backup</w:t>
-            </w:r>
-            <w:proofErr w:type="spellEnd"/>
+              <w:t>CU009 - Crear Backup</w:t>
+            </w:r>
           </w:p>
         </w:tc>
       </w:tr>
@@ -21280,7 +19944,6 @@
                 <w:bCs/>
               </w:rPr>
             </w:pPr>
-            <w:proofErr w:type="spellStart"/>
             <w:r>
               <w:rPr>
                 <w:b/>
@@ -21288,7 +19951,6 @@
               </w:rPr>
               <w:t>Descripcion</w:t>
             </w:r>
-            <w:proofErr w:type="spellEnd"/>
           </w:p>
         </w:tc>
         <w:tc>
@@ -21300,15 +19962,7 @@
               <w:pStyle w:val="Sinespaciado"/>
             </w:pPr>
             <w:r>
-              <w:t>Permite al administrador generar una copia de seguridad cifrada de la base de datos en un archivo .</w:t>
-            </w:r>
-            <w:proofErr w:type="spellStart"/>
-            <w:r>
-              <w:t>stachbak</w:t>
-            </w:r>
-            <w:proofErr w:type="spellEnd"/>
-            <w:r>
-              <w:t>.</w:t>
+              <w:t>Permite al administrador generar una copia de seguridad cifrada de la base de datos en un archivo .stachbak.</w:t>
             </w:r>
           </w:p>
         </w:tc>
@@ -21390,23 +20044,7 @@
               <w:pStyle w:val="Sinespaciado"/>
             </w:pPr>
             <w:r>
-              <w:t xml:space="preserve">El usuario tiene </w:t>
-            </w:r>
-            <w:proofErr w:type="spellStart"/>
-            <w:r>
-              <w:t>sesion</w:t>
-            </w:r>
-            <w:proofErr w:type="spellEnd"/>
-            <w:r>
-              <w:t xml:space="preserve"> activa con permiso '</w:t>
-            </w:r>
-            <w:proofErr w:type="spellStart"/>
-            <w:r>
-              <w:t>Backups</w:t>
-            </w:r>
-            <w:proofErr w:type="spellEnd"/>
-            <w:r>
-              <w:t>'. La integridad de la BD esta integra.</w:t>
+              <w:t>El usuario tiene sesion activa con permiso 'Backups'. La integridad de la BD esta integra.</w:t>
             </w:r>
           </w:p>
         </w:tc>
@@ -21434,17 +20072,8 @@
                 <w:b/>
                 <w:bCs/>
               </w:rPr>
-              <w:t xml:space="preserve">Puntos de </w:t>
-            </w:r>
-            <w:proofErr w:type="spellStart"/>
-            <w:r>
-              <w:rPr>
-                <w:b/>
-                <w:bCs/>
-              </w:rPr>
-              <w:t>extension</w:t>
-            </w:r>
-            <w:proofErr w:type="spellEnd"/>
+              <w:t>Puntos de extension</w:t>
+            </w:r>
           </w:p>
         </w:tc>
         <w:tc>
@@ -21479,21 +20108,12 @@
                 <w:bCs/>
               </w:rPr>
             </w:pPr>
-            <w:proofErr w:type="spellStart"/>
-            <w:r>
-              <w:rPr>
-                <w:b/>
-                <w:bCs/>
-              </w:rPr>
-              <w:t>Condicion</w:t>
-            </w:r>
-            <w:proofErr w:type="spellEnd"/>
-            <w:r>
-              <w:rPr>
-                <w:b/>
-                <w:bCs/>
-              </w:rPr>
-              <w:t xml:space="preserve"> extend</w:t>
+            <w:r>
+              <w:rPr>
+                <w:b/>
+                <w:bCs/>
+              </w:rPr>
+              <w:t>Condicion extend</w:t>
             </w:r>
           </w:p>
         </w:tc>
@@ -21547,23 +20167,7 @@
               <w:pStyle w:val="Sinespaciado"/>
             </w:pPr>
             <w:r>
-              <w:t xml:space="preserve">1. El administrador selecciona Crear </w:t>
-            </w:r>
-            <w:proofErr w:type="spellStart"/>
-            <w:r>
-              <w:t>Backup</w:t>
-            </w:r>
-            <w:proofErr w:type="spellEnd"/>
-            <w:r>
-              <w:t xml:space="preserve"> en el formulario de </w:t>
-            </w:r>
-            <w:proofErr w:type="spellStart"/>
-            <w:r>
-              <w:t>Backup</w:t>
-            </w:r>
-            <w:proofErr w:type="spellEnd"/>
-            <w:r>
-              <w:t>.</w:t>
+              <w:t>1. El administrador selecciona Crear Backup en el formulario de Backup.</w:t>
             </w:r>
             <w:r>
               <w:br/>
@@ -21575,15 +20179,7 @@
             </w:r>
             <w:r>
               <w:br/>
-              <w:t>4. La interfaz muestra un mensaje de éxito indicando que el archivo .</w:t>
-            </w:r>
-            <w:proofErr w:type="spellStart"/>
-            <w:r>
-              <w:t>stachbak</w:t>
-            </w:r>
-            <w:proofErr w:type="spellEnd"/>
-            <w:r>
-              <w:t xml:space="preserve"> fue generado correctamente.</w:t>
+              <w:t>4. La interfaz muestra un mensaje de éxito indicando que el archivo .stachbak fue generado correctamente.</w:t>
             </w:r>
           </w:p>
         </w:tc>
@@ -21624,67 +20220,19 @@
               <w:pStyle w:val="Sinespaciado"/>
             </w:pPr>
             <w:r>
-              <w:t xml:space="preserve">2.1.1. La integridad de la BD </w:t>
-            </w:r>
-            <w:proofErr w:type="spellStart"/>
-            <w:r>
-              <w:t>esta</w:t>
-            </w:r>
-            <w:proofErr w:type="spellEnd"/>
-            <w:r>
-              <w:t xml:space="preserve"> comprometida:</w:t>
+              <w:t>2.1.1. La integridad de la BD esta comprometida:</w:t>
             </w:r>
             <w:r>
               <w:br/>
-              <w:t xml:space="preserve">2.1.2. El sistema muestra un error y cancela la </w:t>
-            </w:r>
-            <w:proofErr w:type="spellStart"/>
-            <w:r>
-              <w:t>operacion</w:t>
-            </w:r>
-            <w:proofErr w:type="spellEnd"/>
-            <w:r>
-              <w:t>.</w:t>
+              <w:t>2.1.2. El sistema muestra un error y cancela la operacion.</w:t>
             </w:r>
             <w:r>
               <w:br/>
-              <w:t xml:space="preserve">3.1.1. La </w:t>
-            </w:r>
-            <w:proofErr w:type="spellStart"/>
-            <w:r>
-              <w:t>contrasena</w:t>
-            </w:r>
-            <w:proofErr w:type="spellEnd"/>
-            <w:r>
-              <w:t xml:space="preserve"> </w:t>
-            </w:r>
-            <w:proofErr w:type="spellStart"/>
-            <w:r>
-              <w:t>esta</w:t>
-            </w:r>
-            <w:proofErr w:type="spellEnd"/>
-            <w:r>
-              <w:t xml:space="preserve"> </w:t>
-            </w:r>
-            <w:proofErr w:type="spellStart"/>
-            <w:r>
-              <w:t>vacia</w:t>
-            </w:r>
-            <w:proofErr w:type="spellEnd"/>
-            <w:r>
-              <w:t>:</w:t>
+              <w:t>3.1.1. La contrasena esta vacia:</w:t>
             </w:r>
             <w:r>
               <w:br/>
-              <w:t xml:space="preserve">3.1.2. El sistema muestra 'Ingrese una </w:t>
-            </w:r>
-            <w:proofErr w:type="spellStart"/>
-            <w:r>
-              <w:t>contrasena</w:t>
-            </w:r>
-            <w:proofErr w:type="spellEnd"/>
-            <w:r>
-              <w:t xml:space="preserve"> valida'.</w:t>
+              <w:t>3.1.2. El sistema muestra 'Ingrese una contrasena valida'.</w:t>
             </w:r>
             <w:r>
               <w:br/>
@@ -21729,23 +20277,7 @@
               <w:pStyle w:val="Sinespaciado"/>
             </w:pPr>
             <w:r>
-              <w:t>El archivo .</w:t>
-            </w:r>
-            <w:proofErr w:type="spellStart"/>
-            <w:r>
-              <w:t>stachbak</w:t>
-            </w:r>
-            <w:proofErr w:type="spellEnd"/>
-            <w:r>
-              <w:t xml:space="preserve"> fue generado. El evento quedo registrado en la </w:t>
-            </w:r>
-            <w:proofErr w:type="spellStart"/>
-            <w:r>
-              <w:t>Bitacora</w:t>
-            </w:r>
-            <w:proofErr w:type="spellEnd"/>
-            <w:r>
-              <w:t>.</w:t>
+              <w:t>El archivo .stachbak fue generado. El evento quedo registrado en la Bitacora.</w:t>
             </w:r>
           </w:p>
         </w:tc>
@@ -21755,30 +20287,9 @@
       <w:pPr>
         <w:pStyle w:val="Ttulo3"/>
       </w:pPr>
-      <w:bookmarkStart w:id="136" w:name="_Toc233886233"/>
-      <w:proofErr w:type="spellStart"/>
+      <w:bookmarkStart w:id="136" w:name="_Toc233907965"/>
       <w:r>
-        <w:t>Especificacion</w:t>
-      </w:r>
-      <w:proofErr w:type="spellEnd"/>
-      <w:r>
-        <w:t xml:space="preserve"> de Casos de Uso - CU010 Restaurar </w:t>
-      </w:r>
-      <w:proofErr w:type="spellStart"/>
-      <w:r>
-        <w:t>Backup</w:t>
-      </w:r>
-      <w:proofErr w:type="spellEnd"/>
-      <w:r>
-        <w:t xml:space="preserve"> (</w:t>
-      </w:r>
-      <w:proofErr w:type="spellStart"/>
-      <w:r>
-        <w:t>Wizard</w:t>
-      </w:r>
-      <w:proofErr w:type="spellEnd"/>
-      <w:r>
-        <w:t>)</w:t>
+        <w:t>Especificacion de Casos de Uso - CU010 Restaurar Backup (Wizard)</w:t>
       </w:r>
       <w:bookmarkEnd w:id="136"/>
     </w:p>
@@ -21828,23 +20339,7 @@
               <w:pStyle w:val="Sinespaciado"/>
             </w:pPr>
             <w:r>
-              <w:t xml:space="preserve">CU010 - Restaurar </w:t>
-            </w:r>
-            <w:proofErr w:type="spellStart"/>
-            <w:r>
-              <w:t>Backup</w:t>
-            </w:r>
-            <w:proofErr w:type="spellEnd"/>
-            <w:r>
-              <w:t xml:space="preserve"> (</w:t>
-            </w:r>
-            <w:proofErr w:type="spellStart"/>
-            <w:r>
-              <w:t>Wizard</w:t>
-            </w:r>
-            <w:proofErr w:type="spellEnd"/>
-            <w:r>
-              <w:t>)</w:t>
+              <w:t>CU010 - Restaurar Backup (Wizard)</w:t>
             </w:r>
           </w:p>
         </w:tc>
@@ -21908,7 +20403,6 @@
                 <w:bCs/>
               </w:rPr>
             </w:pPr>
-            <w:proofErr w:type="spellStart"/>
             <w:r>
               <w:rPr>
                 <w:b/>
@@ -21916,7 +20410,6 @@
               </w:rPr>
               <w:t>Descripcion</w:t>
             </w:r>
-            <w:proofErr w:type="spellEnd"/>
           </w:p>
         </w:tc>
         <w:tc>
@@ -21928,15 +20421,7 @@
               <w:pStyle w:val="Sinespaciado"/>
             </w:pPr>
             <w:r>
-              <w:t>Permite al administrador restaurar la base de datos desde un archivo .</w:t>
-            </w:r>
-            <w:proofErr w:type="spellStart"/>
-            <w:r>
-              <w:t>stachbak</w:t>
-            </w:r>
-            <w:proofErr w:type="spellEnd"/>
-            <w:r>
-              <w:t xml:space="preserve"> mediante un asistente que informa la perdida de datos antes de confirmar.</w:t>
+              <w:t>Permite al administrador restaurar la base de datos desde un archivo .stachbak mediante un asistente que informa la perdida de datos antes de confirmar.</w:t>
             </w:r>
           </w:p>
         </w:tc>
@@ -22018,31 +20503,7 @@
               <w:pStyle w:val="Sinespaciado"/>
             </w:pPr>
             <w:r>
-              <w:t xml:space="preserve">El usuario tiene </w:t>
-            </w:r>
-            <w:proofErr w:type="spellStart"/>
-            <w:r>
-              <w:t>sesion</w:t>
-            </w:r>
-            <w:proofErr w:type="spellEnd"/>
-            <w:r>
-              <w:t xml:space="preserve"> activa con permiso '</w:t>
-            </w:r>
-            <w:proofErr w:type="spellStart"/>
-            <w:r>
-              <w:t>Backups</w:t>
-            </w:r>
-            <w:proofErr w:type="spellEnd"/>
-            <w:r>
-              <w:t>'. Existe un archivo .</w:t>
-            </w:r>
-            <w:proofErr w:type="spellStart"/>
-            <w:r>
-              <w:t>stachbak</w:t>
-            </w:r>
-            <w:proofErr w:type="spellEnd"/>
-            <w:r>
-              <w:t xml:space="preserve"> valido accesible.</w:t>
+              <w:t>El usuario tiene sesion activa con permiso 'Backups'. Existe un archivo .stachbak valido accesible.</w:t>
             </w:r>
           </w:p>
         </w:tc>
@@ -22070,17 +20531,8 @@
                 <w:b/>
                 <w:bCs/>
               </w:rPr>
-              <w:t xml:space="preserve">Puntos de </w:t>
-            </w:r>
-            <w:proofErr w:type="spellStart"/>
-            <w:r>
-              <w:rPr>
-                <w:b/>
-                <w:bCs/>
-              </w:rPr>
-              <w:t>extension</w:t>
-            </w:r>
-            <w:proofErr w:type="spellEnd"/>
+              <w:t>Puntos de extension</w:t>
+            </w:r>
           </w:p>
         </w:tc>
         <w:tc>
@@ -22115,21 +20567,12 @@
                 <w:bCs/>
               </w:rPr>
             </w:pPr>
-            <w:proofErr w:type="spellStart"/>
-            <w:r>
-              <w:rPr>
-                <w:b/>
-                <w:bCs/>
-              </w:rPr>
-              <w:t>Condicion</w:t>
-            </w:r>
-            <w:proofErr w:type="spellEnd"/>
-            <w:r>
-              <w:rPr>
-                <w:b/>
-                <w:bCs/>
-              </w:rPr>
-              <w:t xml:space="preserve"> extend</w:t>
+            <w:r>
+              <w:rPr>
+                <w:b/>
+                <w:bCs/>
+              </w:rPr>
+              <w:t>Condicion extend</w:t>
             </w:r>
           </w:p>
         </w:tc>
@@ -22184,43 +20627,11 @@
               <w:pStyle w:val="Sinespaciado"/>
             </w:pPr>
             <w:r>
-              <w:t xml:space="preserve">1. El administrador selecciona Restaurar </w:t>
-            </w:r>
-            <w:proofErr w:type="spellStart"/>
-            <w:r>
-              <w:t>Backup</w:t>
-            </w:r>
-            <w:proofErr w:type="spellEnd"/>
-            <w:r>
-              <w:t xml:space="preserve"> en el formulario de </w:t>
-            </w:r>
-            <w:proofErr w:type="spellStart"/>
-            <w:r>
-              <w:t>Backup</w:t>
-            </w:r>
-            <w:proofErr w:type="spellEnd"/>
-            <w:r>
-              <w:t>.</w:t>
+              <w:t>1. El administrador selecciona Restaurar Backup en el formulario de Backup.</w:t>
             </w:r>
             <w:r>
               <w:br/>
-              <w:t>2. La interfaz (</w:t>
-            </w:r>
-            <w:proofErr w:type="spellStart"/>
-            <w:r>
-              <w:t>Wizard</w:t>
-            </w:r>
-            <w:proofErr w:type="spellEnd"/>
-            <w:r>
-              <w:t xml:space="preserve"> – Paso 1) solicita seleccionar el archivo .</w:t>
-            </w:r>
-            <w:proofErr w:type="spellStart"/>
-            <w:r>
-              <w:t>stachbak</w:t>
-            </w:r>
-            <w:proofErr w:type="spellEnd"/>
-            <w:r>
-              <w:t xml:space="preserve"> e ingresar la contraseña de cifrado.</w:t>
+              <w:t>2. La interfaz (Wizard – Paso 1) solicita seleccionar el archivo .stachbak e ingresar la contraseña de cifrado.</w:t>
             </w:r>
             <w:r>
               <w:br/>
@@ -22228,15 +20639,7 @@
             </w:r>
             <w:r>
               <w:br/>
-              <w:t>4. La interfaz (</w:t>
-            </w:r>
-            <w:proofErr w:type="spellStart"/>
-            <w:r>
-              <w:t>Wizard</w:t>
-            </w:r>
-            <w:proofErr w:type="spellEnd"/>
-            <w:r>
-              <w:t xml:space="preserve"> – Paso 2) muestra la cantidad de registros que se perderán y solicita confirmación.</w:t>
+              <w:t>4. La interfaz (Wizard – Paso 2) muestra la cantidad de registros que se perderán y solicita confirmación.</w:t>
             </w:r>
             <w:r>
               <w:br/>
@@ -22285,23 +20688,7 @@
               <w:pStyle w:val="Sinespaciado"/>
             </w:pPr>
             <w:r>
-              <w:t xml:space="preserve">2.1.1. El archivo no tiene </w:t>
-            </w:r>
-            <w:proofErr w:type="spellStart"/>
-            <w:r>
-              <w:t>extension</w:t>
-            </w:r>
-            <w:proofErr w:type="spellEnd"/>
-            <w:r>
-              <w:t xml:space="preserve"> .</w:t>
-            </w:r>
-            <w:proofErr w:type="spellStart"/>
-            <w:r>
-              <w:t>stachbak</w:t>
-            </w:r>
-            <w:proofErr w:type="spellEnd"/>
-            <w:r>
-              <w:t>:</w:t>
+              <w:t>2.1.1. El archivo no tiene extension .stachbak:</w:t>
             </w:r>
             <w:r>
               <w:br/>
@@ -22313,23 +20700,7 @@
             </w:r>
             <w:r>
               <w:br/>
-              <w:t xml:space="preserve">5.1.1. La </w:t>
-            </w:r>
-            <w:proofErr w:type="spellStart"/>
-            <w:r>
-              <w:t>contrasena</w:t>
-            </w:r>
-            <w:proofErr w:type="spellEnd"/>
-            <w:r>
-              <w:t xml:space="preserve"> es incorrecta o el archivo esta </w:t>
-            </w:r>
-            <w:proofErr w:type="spellStart"/>
-            <w:r>
-              <w:t>daniado</w:t>
-            </w:r>
-            <w:proofErr w:type="spellEnd"/>
-            <w:r>
-              <w:t>:</w:t>
+              <w:t>5.1.1. La contrasena es incorrecta o el archivo esta daniado:</w:t>
             </w:r>
             <w:r>
               <w:br/>
@@ -22378,47 +20749,7 @@
               <w:pStyle w:val="Sinespaciado"/>
             </w:pPr>
             <w:r>
-              <w:t xml:space="preserve">La BD fue restaurada. Los </w:t>
-            </w:r>
-            <w:proofErr w:type="spellStart"/>
-            <w:r>
-              <w:t>DVs</w:t>
-            </w:r>
-            <w:proofErr w:type="spellEnd"/>
-            <w:r>
-              <w:t xml:space="preserve"> fueron recalculados. La </w:t>
-            </w:r>
-            <w:proofErr w:type="spellStart"/>
-            <w:r>
-              <w:t>aplicacion</w:t>
-            </w:r>
-            <w:proofErr w:type="spellEnd"/>
-            <w:r>
-              <w:t xml:space="preserve"> se </w:t>
-            </w:r>
-            <w:proofErr w:type="spellStart"/>
-            <w:r>
-              <w:t>reinicio</w:t>
-            </w:r>
-            <w:proofErr w:type="spellEnd"/>
-            <w:r>
-              <w:t xml:space="preserve"> </w:t>
-            </w:r>
-            <w:proofErr w:type="spellStart"/>
-            <w:r>
-              <w:t>automaticamente</w:t>
-            </w:r>
-            <w:proofErr w:type="spellEnd"/>
-            <w:r>
-              <w:t xml:space="preserve">. El evento quedo registrado en la </w:t>
-            </w:r>
-            <w:proofErr w:type="spellStart"/>
-            <w:r>
-              <w:t>Bitacora</w:t>
-            </w:r>
-            <w:proofErr w:type="spellEnd"/>
-            <w:r>
-              <w:t>.</w:t>
+              <w:t>La BD fue restaurada. Los DVs fueron recalculados. La aplicacion se reinicio automaticamente. El evento quedo registrado en la Bitacora.</w:t>
             </w:r>
           </w:p>
         </w:tc>
@@ -22428,16 +20759,11 @@
       <w:pPr>
         <w:pStyle w:val="Ttulo3"/>
       </w:pPr>
-      <w:bookmarkStart w:id="137" w:name="_Toc233886234"/>
+      <w:bookmarkStart w:id="137" w:name="_Toc233907966"/>
       <w:r>
-        <w:t xml:space="preserve">Diagrama de Clases - </w:t>
-      </w:r>
-      <w:proofErr w:type="spellStart"/>
-      <w:r>
-        <w:t>Backup</w:t>
+        <w:t>Diagrama de Clases - Backup</w:t>
       </w:r>
       <w:bookmarkEnd w:id="137"/>
-      <w:proofErr w:type="spellEnd"/>
     </w:p>
     <w:p>
       <w:pPr>
@@ -22448,7 +20774,7 @@
           <w:noProof/>
         </w:rPr>
         <w:drawing>
-          <wp:inline distT="0" distB="0" distL="0" distR="0" wp14:anchorId="7371D9D5" wp14:editId="48170DAE">
+          <wp:inline distT="0" distB="0" distL="0" distR="0" wp14:anchorId="7371D9D5" wp14:editId="4A04D640">
             <wp:extent cx="5760720" cy="3289300"/>
             <wp:effectExtent l="0" t="0" r="0" b="6350"/>
             <wp:docPr id="1935190073" name="Imagen 29"/>
@@ -22502,25 +20828,12 @@
       <w:pPr>
         <w:pStyle w:val="Ttulo3"/>
       </w:pPr>
-      <w:bookmarkStart w:id="138" w:name="_Toc233886235"/>
+      <w:bookmarkStart w:id="138" w:name="_Toc233907967"/>
       <w:r>
         <w:lastRenderedPageBreak/>
-        <w:t xml:space="preserve">Diagrama de Secuencia - </w:t>
-      </w:r>
-      <w:proofErr w:type="spellStart"/>
-      <w:r>
-        <w:t>Restauracion</w:t>
-      </w:r>
-      <w:proofErr w:type="spellEnd"/>
-      <w:r>
-        <w:t xml:space="preserve"> con </w:t>
-      </w:r>
-      <w:proofErr w:type="spellStart"/>
-      <w:r>
-        <w:t>Wizard</w:t>
+        <w:t>Diagrama de Secuencia - Restauracion con Wizard</w:t>
       </w:r>
       <w:bookmarkEnd w:id="138"/>
-      <w:proofErr w:type="spellEnd"/>
     </w:p>
     <w:p>
       <w:pPr>
@@ -22531,7 +20844,7 @@
           <w:noProof/>
         </w:rPr>
         <w:drawing>
-          <wp:inline distT="0" distB="0" distL="0" distR="0" wp14:anchorId="03F44CD0" wp14:editId="44FD64F6">
+          <wp:inline distT="0" distB="0" distL="0" distR="0" wp14:anchorId="03F44CD0" wp14:editId="7D809C9B">
             <wp:extent cx="5760720" cy="4479290"/>
             <wp:effectExtent l="0" t="0" r="0" b="0"/>
             <wp:docPr id="1539221299" name="Imagen 30"/>
@@ -22588,7 +20901,7 @@
       </w:pPr>
       <w:bookmarkStart w:id="139" w:name="_Toc227416228"/>
       <w:bookmarkStart w:id="140" w:name="_Toc227416512"/>
-      <w:bookmarkStart w:id="141" w:name="_Toc233886236"/>
+      <w:bookmarkStart w:id="141" w:name="_Toc233907968"/>
       <w:r>
         <w:t>T08. Gestión de Dígitos Verificadores</w:t>
       </w:r>
@@ -22600,7 +20913,7 @@
       <w:pPr>
         <w:pStyle w:val="Ttulo3"/>
       </w:pPr>
-      <w:bookmarkStart w:id="142" w:name="_Toc233886237"/>
+      <w:bookmarkStart w:id="142" w:name="_Toc233907969"/>
       <w:r>
         <w:t>Objetivo</w:t>
       </w:r>
@@ -22616,7 +20929,7 @@
       <w:pPr>
         <w:pStyle w:val="Ttulo3"/>
       </w:pPr>
-      <w:bookmarkStart w:id="143" w:name="_Toc233886238"/>
+      <w:bookmarkStart w:id="143" w:name="_Toc233907970"/>
       <w:r>
         <w:t>Descripción detallada de cómo funciona</w:t>
       </w:r>
@@ -22630,219 +20943,57 @@
     <w:p/>
     <w:p>
       <w:r>
-        <w:t xml:space="preserve">1. Dígito Verificador Horizontal (DVH): Es un hash SHA-256 que se calcula sobre los atributos críticos de cada registro de usuario (ID, </w:t>
+        <w:t>1. Dígito Verificador Horizontal (DVH): Es un hash SHA-256 que se calcula sobre los atributos críticos de cada registro de usuario (ID, username, contraseña hasheada, estado). Para detectar el intercambio de registros, en el cálculo participa la posición del carácter y la posición del atributo. Se almacena en una columna específica del mismo registro.</w:t>
       </w:r>
-      <w:proofErr w:type="spellStart"/>
+    </w:p>
+    <w:p/>
+    <w:p>
       <w:r>
-        <w:t>username</w:t>
-      </w:r>
-      <w:proofErr w:type="spellEnd"/>
-      <w:r>
-        <w:t xml:space="preserve">, contraseña </w:t>
-      </w:r>
-      <w:proofErr w:type="spellStart"/>
-      <w:r>
-        <w:t>hasheada</w:t>
-      </w:r>
-      <w:proofErr w:type="spellEnd"/>
-      <w:r>
-        <w:t>, estado). Para detectar el intercambio de registros, en el cálculo participa la posición del carácter y la posición del atributo. Se almacena en una columna específica del mismo registro.</w:t>
-      </w:r>
-    </w:p>
-    <w:p/>
-    <w:p>
-      <w:r>
-        <w:t xml:space="preserve">2. Dígito Verificador Vertical (DVV): Es un hash calculado sobre la suma/concatenación de todos los DVH individuales de la tabla en cuestión. Se almacena en la tabla separada llamada </w:t>
-      </w:r>
-      <w:proofErr w:type="spellStart"/>
-      <w:r>
-        <w:t>VerificacionVertical</w:t>
-      </w:r>
-      <w:proofErr w:type="spellEnd"/>
-      <w:r>
-        <w:t xml:space="preserve"> en la base de datos.</w:t>
+        <w:t>2. Dígito Verificador Vertical (DVV): Es un hash calculado sobre la suma/concatenación de todos los DVH individuales de la tabla en cuestión. Se almacena en la tabla separada llamada VerificacionVertical en la base de datos.</w:t>
       </w:r>
     </w:p>
     <w:p/>
     <w:p>
       <w:r>
         <w:lastRenderedPageBreak/>
-        <w:t>Verificación en Arranque: Al arrancar el sistema (</w:t>
+        <w:t>Verificación en Arranque: Al arrancar el sistema (Program.cs) y antes de mostrar el Login, se recalculan y verifican los DVH y el DVV de la tabla Usuario. Si se detectan inconsistencias (registros faltantes, agregados por fuera, o modificados directamente en la base de datos), la aplicación bloquea el ingreso regular y abre de forma obligatoria el panel de restauración de emergencia, solicitando credenciales válidas o la Clave de Recuperación Maestra.</w:t>
       </w:r>
-      <w:proofErr w:type="spellStart"/>
+    </w:p>
+    <w:p>
+      <w:pPr>
+        <w:pStyle w:val="Ttulo3"/>
+      </w:pPr>
+      <w:bookmarkStart w:id="144" w:name="_Toc233907971"/>
       <w:r>
-        <w:t>Program.cs</w:t>
-      </w:r>
-      <w:proofErr w:type="spellEnd"/>
-      <w:r>
-        <w:t>) y antes de mostrar el Login, se recalculan y verifican los DVH y el DVV de la tabla Usuario. Si se detectan inconsistencias (registros faltantes, agregados por fuera, o modificados directamente en la base de datos), la aplicación bloquea el ingreso regular y abre de forma obligatoria el panel de restauración de emergencia, solicitando credenciales válidas o la Clave de Recuperación Maestra.</w:t>
-      </w:r>
-    </w:p>
-    <w:p>
-      <w:pPr>
-        <w:pStyle w:val="Ttulo3"/>
-      </w:pPr>
-      <w:bookmarkStart w:id="144" w:name="_Toc233886239"/>
-      <w:proofErr w:type="spellStart"/>
-      <w:r>
-        <w:t>Politica</w:t>
-      </w:r>
-      <w:proofErr w:type="spellEnd"/>
-      <w:r>
-        <w:t xml:space="preserve"> de </w:t>
-      </w:r>
-      <w:proofErr w:type="spellStart"/>
-      <w:r>
-        <w:t>Digitos</w:t>
-      </w:r>
-      <w:proofErr w:type="spellEnd"/>
-      <w:r>
-        <w:t xml:space="preserve"> Verificadores</w:t>
+        <w:t>Politica de Digitos Verificadores</w:t>
       </w:r>
       <w:bookmarkEnd w:id="144"/>
     </w:p>
     <w:p>
       <w:r>
-        <w:t xml:space="preserve">El </w:t>
+        <w:t>El calculo y verificacion de DVs es completamente automatico y transparente al usuario. No requiere intervencion manual durante la operacion normal.</w:t>
       </w:r>
-      <w:proofErr w:type="spellStart"/>
+    </w:p>
+    <w:p/>
+    <w:p>
       <w:r>
-        <w:t>calculo</w:t>
+        <w:t>Los DVs son recalculados tras toda operacion de escritura sobre la tabla Usuario (alta, modificacion, cambio de estado, asignacion de permisos, rollback).</w:t>
       </w:r>
-      <w:proofErr w:type="spellEnd"/>
+    </w:p>
+    <w:p/>
+    <w:p>
       <w:r>
-        <w:t xml:space="preserve"> y </w:t>
+        <w:t>Si se detecta corrupcion en el arranque, el unico acceso posible es mediante credenciales de administrador validas o la Clave de Recuperacion Maestra (DPAPI).</w:t>
       </w:r>
-      <w:proofErr w:type="spellStart"/>
+    </w:p>
+    <w:p/>
+    <w:p>
+      <w:pPr>
+        <w:pStyle w:val="Ttulo3"/>
+      </w:pPr>
+      <w:bookmarkStart w:id="145" w:name="_Toc233907972"/>
       <w:r>
-        <w:t>verificacion</w:t>
-      </w:r>
-      <w:proofErr w:type="spellEnd"/>
-      <w:r>
-        <w:t xml:space="preserve"> de </w:t>
-      </w:r>
-      <w:proofErr w:type="spellStart"/>
-      <w:r>
-        <w:t>DVs</w:t>
-      </w:r>
-      <w:proofErr w:type="spellEnd"/>
-      <w:r>
-        <w:t xml:space="preserve"> es completamente </w:t>
-      </w:r>
-      <w:proofErr w:type="spellStart"/>
-      <w:r>
-        <w:t>automatico</w:t>
-      </w:r>
-      <w:proofErr w:type="spellEnd"/>
-      <w:r>
-        <w:t xml:space="preserve"> y transparente al usuario. No requiere </w:t>
-      </w:r>
-      <w:proofErr w:type="spellStart"/>
-      <w:r>
-        <w:t>intervencion</w:t>
-      </w:r>
-      <w:proofErr w:type="spellEnd"/>
-      <w:r>
-        <w:t xml:space="preserve"> manual durante la </w:t>
-      </w:r>
-      <w:proofErr w:type="spellStart"/>
-      <w:r>
-        <w:t>operacion</w:t>
-      </w:r>
-      <w:proofErr w:type="spellEnd"/>
-      <w:r>
-        <w:t xml:space="preserve"> normal.</w:t>
-      </w:r>
-    </w:p>
-    <w:p/>
-    <w:p>
-      <w:r>
-        <w:t xml:space="preserve">Los </w:t>
-      </w:r>
-      <w:proofErr w:type="spellStart"/>
-      <w:r>
-        <w:t>DVs</w:t>
-      </w:r>
-      <w:proofErr w:type="spellEnd"/>
-      <w:r>
-        <w:t xml:space="preserve"> son recalculados tras toda </w:t>
-      </w:r>
-      <w:proofErr w:type="spellStart"/>
-      <w:r>
-        <w:t>operacion</w:t>
-      </w:r>
-      <w:proofErr w:type="spellEnd"/>
-      <w:r>
-        <w:t xml:space="preserve"> de escritura sobre la tabla Usuario (alta, </w:t>
-      </w:r>
-      <w:proofErr w:type="spellStart"/>
-      <w:r>
-        <w:t>modificacion</w:t>
-      </w:r>
-      <w:proofErr w:type="spellEnd"/>
-      <w:r>
-        <w:t xml:space="preserve">, cambio de estado, </w:t>
-      </w:r>
-      <w:proofErr w:type="spellStart"/>
-      <w:r>
-        <w:t>asignacion</w:t>
-      </w:r>
-      <w:proofErr w:type="spellEnd"/>
-      <w:r>
-        <w:t xml:space="preserve"> de permisos, </w:t>
-      </w:r>
-      <w:proofErr w:type="spellStart"/>
-      <w:r>
-        <w:t>rollback</w:t>
-      </w:r>
-      <w:proofErr w:type="spellEnd"/>
-      <w:r>
-        <w:t>).</w:t>
-      </w:r>
-    </w:p>
-    <w:p/>
-    <w:p>
-      <w:r>
-        <w:t xml:space="preserve">Si se detecta </w:t>
-      </w:r>
-      <w:proofErr w:type="spellStart"/>
-      <w:r>
-        <w:t>corrupcion</w:t>
-      </w:r>
-      <w:proofErr w:type="spellEnd"/>
-      <w:r>
-        <w:t xml:space="preserve"> en el arranque, el </w:t>
-      </w:r>
-      <w:proofErr w:type="spellStart"/>
-      <w:r>
-        <w:t>unico</w:t>
-      </w:r>
-      <w:proofErr w:type="spellEnd"/>
-      <w:r>
-        <w:t xml:space="preserve"> acceso posible es mediante credenciales de administrador validas o la Clave de </w:t>
-      </w:r>
-      <w:proofErr w:type="spellStart"/>
-      <w:r>
-        <w:t>Recuperacion</w:t>
-      </w:r>
-      <w:proofErr w:type="spellEnd"/>
-      <w:r>
-        <w:t xml:space="preserve"> Maestra (DPAPI).</w:t>
-      </w:r>
-    </w:p>
-    <w:p/>
-    <w:p>
-      <w:pPr>
-        <w:pStyle w:val="Ttulo3"/>
-      </w:pPr>
-      <w:bookmarkStart w:id="145" w:name="_Toc233886240"/>
-      <w:proofErr w:type="spellStart"/>
-      <w:r>
-        <w:t>Especificacion</w:t>
-      </w:r>
-      <w:proofErr w:type="spellEnd"/>
-      <w:r>
-        <w:t xml:space="preserve"> de Casos de Uso - CU011 Verificar Integridad y Acceder a Contingencia</w:t>
+        <w:t>Especificacion de Casos de Uso - CU011 Verificar Integridad y Acceder a Contingencia</w:t>
       </w:r>
       <w:bookmarkEnd w:id="145"/>
     </w:p>
@@ -22956,7 +21107,6 @@
                 <w:bCs/>
               </w:rPr>
             </w:pPr>
-            <w:proofErr w:type="spellStart"/>
             <w:r>
               <w:rPr>
                 <w:b/>
@@ -22964,7 +21114,6 @@
               </w:rPr>
               <w:t>Descripcion</w:t>
             </w:r>
-            <w:proofErr w:type="spellEnd"/>
           </w:p>
         </w:tc>
         <w:tc>
@@ -22976,31 +21125,7 @@
               <w:pStyle w:val="Sinespaciado"/>
             </w:pPr>
             <w:r>
-              <w:t xml:space="preserve">Al arrancar el sistema, se verifican </w:t>
-            </w:r>
-            <w:proofErr w:type="spellStart"/>
-            <w:r>
-              <w:t>automaticamente</w:t>
-            </w:r>
-            <w:proofErr w:type="spellEnd"/>
-            <w:r>
-              <w:t xml:space="preserve"> los DVH y DVV. Si se detecta </w:t>
-            </w:r>
-            <w:proofErr w:type="spellStart"/>
-            <w:r>
-              <w:t>corrupcion</w:t>
-            </w:r>
-            <w:proofErr w:type="spellEnd"/>
-            <w:r>
-              <w:t xml:space="preserve">, el sistema bloquea el flujo normal y habilita el panel de </w:t>
-            </w:r>
-            <w:proofErr w:type="spellStart"/>
-            <w:r>
-              <w:t>restauracion</w:t>
-            </w:r>
-            <w:proofErr w:type="spellEnd"/>
-            <w:r>
-              <w:t xml:space="preserve"> de emergencia.</w:t>
+              <w:t>Al arrancar el sistema, se verifican automaticamente los DVH y DVV. Si se detecta corrupcion, el sistema bloquea el flujo normal y habilita el panel de restauracion de emergencia.</w:t>
             </w:r>
           </w:p>
         </w:tc>
@@ -23041,15 +21166,7 @@
               <w:pStyle w:val="Sinespaciado"/>
             </w:pPr>
             <w:r>
-              <w:t>Sistema (</w:t>
-            </w:r>
-            <w:proofErr w:type="spellStart"/>
-            <w:r>
-              <w:t>automatico</w:t>
-            </w:r>
-            <w:proofErr w:type="spellEnd"/>
-            <w:r>
-              <w:t>) / Administrador</w:t>
+              <w:t>Sistema (automatico) / Administrador</w:t>
             </w:r>
           </w:p>
         </w:tc>
@@ -23090,31 +21207,7 @@
               <w:pStyle w:val="Sinespaciado"/>
             </w:pPr>
             <w:r>
-              <w:t xml:space="preserve">La </w:t>
-            </w:r>
-            <w:proofErr w:type="spellStart"/>
-            <w:r>
-              <w:t>aplicacion</w:t>
-            </w:r>
-            <w:proofErr w:type="spellEnd"/>
-            <w:r>
-              <w:t xml:space="preserve"> </w:t>
-            </w:r>
-            <w:proofErr w:type="spellStart"/>
-            <w:r>
-              <w:t>esta</w:t>
-            </w:r>
-            <w:proofErr w:type="spellEnd"/>
-            <w:r>
-              <w:t xml:space="preserve"> iniciando. Existe </w:t>
-            </w:r>
-            <w:proofErr w:type="spellStart"/>
-            <w:r>
-              <w:t>conexion</w:t>
-            </w:r>
-            <w:proofErr w:type="spellEnd"/>
-            <w:r>
-              <w:t xml:space="preserve"> valida a la base de datos.</w:t>
+              <w:t>La aplicacion esta iniciando. Existe conexion valida a la base de datos.</w:t>
             </w:r>
           </w:p>
         </w:tc>
@@ -23142,17 +21235,8 @@
                 <w:b/>
                 <w:bCs/>
               </w:rPr>
-              <w:t xml:space="preserve">Puntos de </w:t>
-            </w:r>
-            <w:proofErr w:type="spellStart"/>
-            <w:r>
-              <w:rPr>
-                <w:b/>
-                <w:bCs/>
-              </w:rPr>
-              <w:t>extension</w:t>
-            </w:r>
-            <w:proofErr w:type="spellEnd"/>
+              <w:t>Puntos de extension</w:t>
+            </w:r>
           </w:p>
         </w:tc>
         <w:tc>
@@ -23187,21 +21271,12 @@
                 <w:bCs/>
               </w:rPr>
             </w:pPr>
-            <w:proofErr w:type="spellStart"/>
-            <w:r>
-              <w:rPr>
-                <w:b/>
-                <w:bCs/>
-              </w:rPr>
-              <w:t>Condicion</w:t>
-            </w:r>
-            <w:proofErr w:type="spellEnd"/>
-            <w:r>
-              <w:rPr>
-                <w:b/>
-                <w:bCs/>
-              </w:rPr>
-              <w:t xml:space="preserve"> extend</w:t>
+            <w:r>
+              <w:rPr>
+                <w:b/>
+                <w:bCs/>
+              </w:rPr>
+              <w:t>Condicion extend</w:t>
             </w:r>
           </w:p>
         </w:tc>
@@ -23255,79 +21330,23 @@
               <w:pStyle w:val="Sinespaciado"/>
             </w:pPr>
             <w:r>
-              <w:t xml:space="preserve">1. Al iniciar, el sistema invoca </w:t>
-            </w:r>
-            <w:proofErr w:type="spellStart"/>
-            <w:r>
-              <w:t>VerificarIntegridad</w:t>
-            </w:r>
-            <w:proofErr w:type="spellEnd"/>
-            <w:r>
-              <w:t>().</w:t>
+              <w:t>1. Al iniciar, el sistema invoca VerificarIntegridad().</w:t>
             </w:r>
             <w:r>
               <w:br/>
-              <w:t xml:space="preserve">2. Si la integridad es correcta: presenta el </w:t>
-            </w:r>
-            <w:proofErr w:type="spellStart"/>
-            <w:r>
-              <w:t>LoginForm</w:t>
-            </w:r>
-            <w:proofErr w:type="spellEnd"/>
-            <w:r>
-              <w:t>.</w:t>
+              <w:t>2. Si la integridad es correcta: presenta el LoginForm.</w:t>
             </w:r>
             <w:r>
               <w:br/>
-              <w:t xml:space="preserve">3. Si se detecta </w:t>
-            </w:r>
-            <w:proofErr w:type="spellStart"/>
-            <w:r>
-              <w:t>corrupcion</w:t>
-            </w:r>
-            <w:proofErr w:type="spellEnd"/>
-            <w:r>
-              <w:t xml:space="preserve">: abre </w:t>
-            </w:r>
-            <w:proofErr w:type="spellStart"/>
-            <w:r>
-              <w:t>RestauracionForm</w:t>
-            </w:r>
-            <w:proofErr w:type="spellEnd"/>
-            <w:r>
-              <w:t xml:space="preserve"> en modo de contingencia.</w:t>
+              <w:t>3. Si se detecta corrupcion: abre RestauracionForm en modo de contingencia.</w:t>
             </w:r>
             <w:r>
               <w:br/>
-              <w:t xml:space="preserve">4. El administrador ingresa credenciales validas o la Clave de </w:t>
-            </w:r>
-            <w:proofErr w:type="spellStart"/>
-            <w:r>
-              <w:t>Recuperacion</w:t>
-            </w:r>
-            <w:proofErr w:type="spellEnd"/>
-            <w:r>
-              <w:t xml:space="preserve"> Maestra.</w:t>
+              <w:t>4. El administrador ingresa credenciales validas o la Clave de Recuperacion Maestra.</w:t>
             </w:r>
             <w:r>
               <w:br/>
-              <w:t xml:space="preserve">5. El sistema habilita las opciones de recalcular </w:t>
-            </w:r>
-            <w:proofErr w:type="spellStart"/>
-            <w:r>
-              <w:t>DVs</w:t>
-            </w:r>
-            <w:proofErr w:type="spellEnd"/>
-            <w:r>
-              <w:t xml:space="preserve"> o restaurar </w:t>
-            </w:r>
-            <w:proofErr w:type="spellStart"/>
-            <w:r>
-              <w:t>backup</w:t>
-            </w:r>
-            <w:proofErr w:type="spellEnd"/>
-            <w:r>
-              <w:t>.</w:t>
+              <w:t>5. El sistema habilita las opciones de recalcular DVs o restaurar backup.</w:t>
             </w:r>
           </w:p>
         </w:tc>
@@ -23372,15 +21391,7 @@
             </w:r>
             <w:r>
               <w:br/>
-              <w:t xml:space="preserve">4.1.2. El sistema muestra 'Credenciales invalidas' y no habilita las opciones de </w:t>
-            </w:r>
-            <w:proofErr w:type="spellStart"/>
-            <w:r>
-              <w:t>recuperacion</w:t>
-            </w:r>
-            <w:proofErr w:type="spellEnd"/>
-            <w:r>
-              <w:t>.</w:t>
+              <w:t>4.1.2. El sistema muestra 'Credenciales invalidas' y no habilita las opciones de recuperacion.</w:t>
             </w:r>
             <w:r>
               <w:br/>
@@ -23425,47 +21436,7 @@
               <w:pStyle w:val="Sinespaciado"/>
             </w:pPr>
             <w:r>
-              <w:t xml:space="preserve">Si integridad correcta: </w:t>
-            </w:r>
-            <w:proofErr w:type="spellStart"/>
-            <w:r>
-              <w:t>LoginForm</w:t>
-            </w:r>
-            <w:proofErr w:type="spellEnd"/>
-            <w:r>
-              <w:t xml:space="preserve"> visible. Si hubo </w:t>
-            </w:r>
-            <w:proofErr w:type="spellStart"/>
-            <w:r>
-              <w:t>corrupcion</w:t>
-            </w:r>
-            <w:proofErr w:type="spellEnd"/>
-            <w:r>
-              <w:t xml:space="preserve">: administrador con acceso al panel de </w:t>
-            </w:r>
-            <w:proofErr w:type="spellStart"/>
-            <w:r>
-              <w:t>recuperacion</w:t>
-            </w:r>
-            <w:proofErr w:type="spellEnd"/>
-            <w:r>
-              <w:t xml:space="preserve"> para recalcular </w:t>
-            </w:r>
-            <w:proofErr w:type="spellStart"/>
-            <w:r>
-              <w:t>DVs</w:t>
-            </w:r>
-            <w:proofErr w:type="spellEnd"/>
-            <w:r>
-              <w:t xml:space="preserve"> o restaurar </w:t>
-            </w:r>
-            <w:proofErr w:type="spellStart"/>
-            <w:r>
-              <w:t>backup</w:t>
-            </w:r>
-            <w:proofErr w:type="spellEnd"/>
-            <w:r>
-              <w:t>.</w:t>
+              <w:t>Si integridad correcta: LoginForm visible. Si hubo corrupcion: administrador con acceso al panel de recuperacion para recalcular DVs o restaurar backup.</w:t>
             </w:r>
           </w:p>
         </w:tc>
@@ -23475,18 +21446,10 @@
       <w:pPr>
         <w:pStyle w:val="Ttulo3"/>
       </w:pPr>
-      <w:bookmarkStart w:id="146" w:name="_Toc233886241"/>
+      <w:bookmarkStart w:id="146" w:name="_Toc233907973"/>
       <w:r>
         <w:lastRenderedPageBreak/>
-        <w:t xml:space="preserve">Diagrama de Clases - </w:t>
-      </w:r>
-      <w:proofErr w:type="spellStart"/>
-      <w:r>
-        <w:t>Digitos</w:t>
-      </w:r>
-      <w:proofErr w:type="spellEnd"/>
-      <w:r>
-        <w:t xml:space="preserve"> Verificadores</w:t>
+        <w:t>Diagrama de Clases - Digitos Verificadores</w:t>
       </w:r>
       <w:bookmarkEnd w:id="146"/>
     </w:p>
@@ -23552,25 +21515,9 @@
       <w:pPr>
         <w:pStyle w:val="Ttulo3"/>
       </w:pPr>
-      <w:bookmarkStart w:id="147" w:name="_Toc233886242"/>
+      <w:bookmarkStart w:id="147" w:name="_Toc233907974"/>
       <w:r>
-        <w:t xml:space="preserve">Diagrama de Entidad </w:t>
-      </w:r>
-      <w:proofErr w:type="spellStart"/>
-      <w:r>
-        <w:t>Relacion</w:t>
-      </w:r>
-      <w:proofErr w:type="spellEnd"/>
-      <w:r>
-        <w:t xml:space="preserve"> - </w:t>
-      </w:r>
-      <w:proofErr w:type="spellStart"/>
-      <w:r>
-        <w:t>Digitos</w:t>
-      </w:r>
-      <w:proofErr w:type="spellEnd"/>
-      <w:r>
-        <w:t xml:space="preserve"> Verificadores</w:t>
+        <w:t>Diagrama de Entidad Relacion - Digitos Verificadores</w:t>
       </w:r>
       <w:bookmarkEnd w:id="147"/>
     </w:p>
@@ -23636,7 +21583,7 @@
       <w:pPr>
         <w:pStyle w:val="Ttulo3"/>
       </w:pPr>
-      <w:bookmarkStart w:id="148" w:name="_Toc233886243"/>
+      <w:bookmarkStart w:id="148" w:name="_Toc233907975"/>
       <w:r>
         <w:lastRenderedPageBreak/>
         <w:t xml:space="preserve">Diagrama de Secuencia - </w:t>
@@ -23715,7 +21662,7 @@
       </w:pPr>
       <w:bookmarkStart w:id="149" w:name="_Toc227416229"/>
       <w:bookmarkStart w:id="150" w:name="_Toc227416513"/>
-      <w:bookmarkStart w:id="151" w:name="_Toc233886244"/>
+      <w:bookmarkStart w:id="151" w:name="_Toc233907976"/>
       <w:r>
         <w:lastRenderedPageBreak/>
         <w:t>A00. Características y funcionalidades adicionales</w:t>
@@ -23730,7 +21677,7 @@
       </w:pPr>
       <w:bookmarkStart w:id="152" w:name="_Toc227416230"/>
       <w:bookmarkStart w:id="153" w:name="_Toc227416514"/>
-      <w:bookmarkStart w:id="154" w:name="_Toc233886245"/>
+      <w:bookmarkStart w:id="154" w:name="_Toc233907977"/>
       <w:r>
         <w:t>A01. Instalador</w:t>
       </w:r>
@@ -23744,7 +21691,7 @@
       </w:pPr>
       <w:bookmarkStart w:id="155" w:name="_Toc227416231"/>
       <w:bookmarkStart w:id="156" w:name="_Toc227416515"/>
-      <w:bookmarkStart w:id="157" w:name="_Toc233886246"/>
+      <w:bookmarkStart w:id="157" w:name="_Toc233907978"/>
       <w:r>
         <w:t>A02. Informe y exportación en PDF</w:t>
       </w:r>
@@ -23758,7 +21705,7 @@
       </w:pPr>
       <w:bookmarkStart w:id="158" w:name="_Toc227416232"/>
       <w:bookmarkStart w:id="159" w:name="_Toc227416516"/>
-      <w:bookmarkStart w:id="160" w:name="_Toc233886247"/>
+      <w:bookmarkStart w:id="160" w:name="_Toc233907979"/>
       <w:r>
         <w:t>A03. Serialización</w:t>
       </w:r>
@@ -23772,7 +21719,7 @@
       </w:pPr>
       <w:bookmarkStart w:id="161" w:name="_Toc227416233"/>
       <w:bookmarkStart w:id="162" w:name="_Toc227416517"/>
-      <w:bookmarkStart w:id="163" w:name="_Toc233886248"/>
+      <w:bookmarkStart w:id="163" w:name="_Toc233907980"/>
       <w:r>
         <w:t>D00. Documentación Adicional</w:t>
       </w:r>
@@ -23786,7 +21733,7 @@
       </w:pPr>
       <w:bookmarkStart w:id="164" w:name="_Toc227416234"/>
       <w:bookmarkStart w:id="165" w:name="_Toc227416518"/>
-      <w:bookmarkStart w:id="166" w:name="_Toc233886249"/>
+      <w:bookmarkStart w:id="166" w:name="_Toc233907981"/>
       <w:r>
         <w:t>D01. Manual de Instalación</w:t>
       </w:r>
@@ -23800,7 +21747,7 @@
       </w:pPr>
       <w:bookmarkStart w:id="167" w:name="_Toc227416235"/>
       <w:bookmarkStart w:id="168" w:name="_Toc227416519"/>
-      <w:bookmarkStart w:id="169" w:name="_Toc233886250"/>
+      <w:bookmarkStart w:id="169" w:name="_Toc233907982"/>
       <w:r>
         <w:t>D02. Ayuda en línea</w:t>
       </w:r>
@@ -23817,7 +21764,7 @@
       </w:pPr>
       <w:bookmarkStart w:id="170" w:name="_Toc227416236"/>
       <w:bookmarkStart w:id="171" w:name="_Toc227416520"/>
-      <w:bookmarkStart w:id="172" w:name="_Toc233886251"/>
+      <w:bookmarkStart w:id="172" w:name="_Toc233907983"/>
       <w:r>
         <w:t>D03. Material de apoyo al usuario final</w:t>
       </w:r>
@@ -23838,7 +21785,7 @@
 </w:document>
 </file>
 
-<file path=word\endnotes.xml><?xml version="1.0" encoding="utf-8"?>
+<file path=word/endnotes.xml><?xml version="1.0" encoding="utf-8"?>
 <w:endnotes xmlns:wpc="http://schemas.microsoft.com/office/word/2010/wordprocessingCanvas" xmlns:cx="http://schemas.microsoft.com/office/drawing/2014/chartex" xmlns:cx1="http://schemas.microsoft.com/office/drawing/2015/9/8/chartex" xmlns:cx2="http://schemas.microsoft.com/office/drawing/2015/10/21/chartex" xmlns:cx3="http://schemas.microsoft.com/office/drawing/2016/5/9/chartex" xmlns:cx4="http://schemas.microsoft.com/office/drawing/2016/5/10/chartex" xmlns:cx5="http://schemas.microsoft.com/office/drawing/2016/5/11/chartex" xmlns:cx6="http://schemas.microsoft.com/office/drawing/2016/5/12/chartex" xmlns:cx7="http://schemas.microsoft.com/office/drawing/2016/5/13/chartex" xmlns:cx8="http://schemas.microsoft.com/office/drawing/2016/5/14/chartex" xmlns:mc="http://schemas.openxmlformats.org/markup-compatibility/2006" xmlns:aink="http://schemas.microsoft.com/office/drawing/2016/ink" xmlns:am3d="http://schemas.microsoft.com/office/drawing/2017/model3d" xmlns:o="urn:schemas-microsoft-com:office:office" xmlns:oel="http://schemas.microsoft.com/office/2019/extlst" xmlns:r="http://schemas.openxmlformats.org/officeDocument/2006/relationships" xmlns:m="http://schemas.openxmlformats.org/officeDocument/2006/math" xmlns:v="urn:schemas-microsoft-com:vml" xmlns:wp14="http://schemas.microsoft.com/office/word/2010/wordprocessingDrawing" xmlns:wp="http://schemas.openxmlformats.org/drawingml/2006/wordprocessingDrawing" xmlns:w10="urn:schemas-microsoft-com:office:word" xmlns:w="http://schemas.openxmlformats.org/wordprocessingml/2006/main" xmlns:w14="http://schemas.microsoft.com/office/word/2010/wordml" xmlns:w15="http://schemas.microsoft.com/office/word/2012/wordml" xmlns:w16cex="http://schemas.microsoft.com/office/word/2018/wordml/cex" xmlns:w16cid="http://schemas.microsoft.com/office/word/2016/wordml/cid" xmlns:w16="http://schemas.microsoft.com/office/word/2018/wordml" xmlns:w16du="http://schemas.microsoft.com/office/word/2023/wordml/word16du" xmlns:w16sdtdh="http://schemas.microsoft.com/office/word/2020/wordml/sdtdatahash" xmlns:w16sdtfl="http://schemas.microsoft.com/office/word/2024/wordml/sdtformatlock" xmlns:w16se="http://schemas.microsoft.com/office/word/2015/wordml/symex" xmlns:wpg="http://schemas.microsoft.com/office/word/2010/wordprocessingGroup" xmlns:wpi="http://schemas.microsoft.com/office/word/2010/wordprocessingInk" xmlns:wne="http://schemas.microsoft.com/office/word/2006/wordml" xmlns:wps="http://schemas.microsoft.com/office/word/2010/wordprocessingShape" mc:Ignorable="w14 w15 w16se w16cid w16 w16cex w16sdtdh w16sdtfl w16du wp14">
   <w:endnote w:type="separator" w:id="-1">
     <w:p>
@@ -23857,74 +21804,7 @@
 </w:endnotes>
 </file>
 
-<file path=word\fontTable.xml><?xml version="1.0" encoding="utf-8"?>
-<w:fonts xmlns:mc="http://schemas.openxmlformats.org/markup-compatibility/2006" xmlns:r="http://schemas.openxmlformats.org/officeDocument/2006/relationships" xmlns:w="http://schemas.openxmlformats.org/wordprocessingml/2006/main" xmlns:w14="http://schemas.microsoft.com/office/word/2010/wordml" xmlns:w15="http://schemas.microsoft.com/office/word/2012/wordml" xmlns:w16cex="http://schemas.microsoft.com/office/word/2018/wordml/cex" xmlns:w16cid="http://schemas.microsoft.com/office/word/2016/wordml/cid" xmlns:w16="http://schemas.microsoft.com/office/word/2018/wordml" xmlns:w16du="http://schemas.microsoft.com/office/word/2023/wordml/word16du" xmlns:w16sdtdh="http://schemas.microsoft.com/office/word/2020/wordml/sdtdatahash" xmlns:w16sdtfl="http://schemas.microsoft.com/office/word/2024/wordml/sdtformatlock" xmlns:w16se="http://schemas.microsoft.com/office/word/2015/wordml/symex" mc:Ignorable="w14 w15 w16se w16cid w16 w16cex w16sdtdh w16sdtfl w16du">
-  <w:font w:name="Symbol">
-    <w:panose1 w:val="05050102010706020507"/>
-    <w:charset w:val="02"/>
-    <w:family w:val="roman"/>
-    <w:pitch w:val="variable"/>
-    <w:sig w:usb0="00000000" w:usb1="10000000" w:usb2="00000000" w:usb3="00000000" w:csb0="80000000" w:csb1="00000000"/>
-  </w:font>
-  <w:font w:name="Times New Roman">
-    <w:panose1 w:val="02020603050405020304"/>
-    <w:charset w:val="00"/>
-    <w:family w:val="roman"/>
-    <w:pitch w:val="variable"/>
-    <w:sig w:usb0="E0002EFF" w:usb1="C000785B" w:usb2="00000009" w:usb3="00000000" w:csb0="000001FF" w:csb1="00000000"/>
-  </w:font>
-  <w:font w:name="Courier New">
-    <w:panose1 w:val="02070309020205020404"/>
-    <w:charset w:val="00"/>
-    <w:family w:val="modern"/>
-    <w:pitch w:val="fixed"/>
-    <w:sig w:usb0="E0002EFF" w:usb1="C0007843" w:usb2="00000009" w:usb3="00000000" w:csb0="000001FF" w:csb1="00000000"/>
-  </w:font>
-  <w:font w:name="Wingdings">
-    <w:panose1 w:val="05000000000000000000"/>
-    <w:charset w:val="02"/>
-    <w:family w:val="auto"/>
-    <w:pitch w:val="variable"/>
-    <w:sig w:usb0="00000000" w:usb1="10000000" w:usb2="00000000" w:usb3="00000000" w:csb0="80000000" w:csb1="00000000"/>
-  </w:font>
-  <w:font w:name="Arial">
-    <w:panose1 w:val="020B0604020202020204"/>
-    <w:charset w:val="00"/>
-    <w:family w:val="swiss"/>
-    <w:pitch w:val="variable"/>
-    <w:sig w:usb0="E0002EFF" w:usb1="C000785B" w:usb2="00000009" w:usb3="00000000" w:csb0="000001FF" w:csb1="00000000"/>
-  </w:font>
-  <w:font w:name="MS Mincho">
-    <w:panose1 w:val="02020609040205080304"/>
-    <w:charset w:val="80"/>
-    <w:family w:val="modern"/>
-    <w:pitch w:val="fixed"/>
-    <w:sig w:usb0="E00002FF" w:usb1="6AC7FDFB" w:usb2="08000012" w:usb3="00000000" w:csb0="0002009F" w:csb1="00000000"/>
-  </w:font>
-  <w:font w:name="MS Gothic">
-    <w:altName w:val="ＭＳ ゴシック"/>
-    <w:panose1 w:val="020B0609070205080204"/>
-    <w:charset w:val="80"/>
-    <w:family w:val="modern"/>
-    <w:pitch w:val="fixed"/>
-    <w:sig w:usb0="E00002FF" w:usb1="6AC7FDFB" w:usb2="08000012" w:usb3="00000000" w:csb0="0002009F" w:csb1="00000000"/>
-  </w:font>
-  <w:font w:name="Aptos">
-    <w:charset w:val="00"/>
-    <w:family w:val="swiss"/>
-    <w:pitch w:val="variable"/>
-    <w:sig w:usb0="20000287" w:usb1="00000003" w:usb2="00000000" w:usb3="00000000" w:csb0="0000019F" w:csb1="00000000"/>
-  </w:font>
-  <w:font w:name="Aptos Display">
-    <w:charset w:val="00"/>
-    <w:family w:val="swiss"/>
-    <w:pitch w:val="variable"/>
-    <w:sig w:usb0="20000287" w:usb1="00000003" w:usb2="00000000" w:usb3="00000000" w:csb0="0000019F" w:csb1="00000000"/>
-  </w:font>
-</w:fonts>
-</file>
-
-<file path=word\footnotes.xml><?xml version="1.0" encoding="utf-8"?>
+<file path=word/footnotes.xml><?xml version="1.0" encoding="utf-8"?>
 <w:footnotes xmlns:wpc="http://schemas.microsoft.com/office/word/2010/wordprocessingCanvas" xmlns:cx="http://schemas.microsoft.com/office/drawing/2014/chartex" xmlns:cx1="http://schemas.microsoft.com/office/drawing/2015/9/8/chartex" xmlns:cx2="http://schemas.microsoft.com/office/drawing/2015/10/21/chartex" xmlns:cx3="http://schemas.microsoft.com/office/drawing/2016/5/9/chartex" xmlns:cx4="http://schemas.microsoft.com/office/drawing/2016/5/10/chartex" xmlns:cx5="http://schemas.microsoft.com/office/drawing/2016/5/11/chartex" xmlns:cx6="http://schemas.microsoft.com/office/drawing/2016/5/12/chartex" xmlns:cx7="http://schemas.microsoft.com/office/drawing/2016/5/13/chartex" xmlns:cx8="http://schemas.microsoft.com/office/drawing/2016/5/14/chartex" xmlns:mc="http://schemas.openxmlformats.org/markup-compatibility/2006" xmlns:aink="http://schemas.microsoft.com/office/drawing/2016/ink" xmlns:am3d="http://schemas.microsoft.com/office/drawing/2017/model3d" xmlns:o="urn:schemas-microsoft-com:office:office" xmlns:oel="http://schemas.microsoft.com/office/2019/extlst" xmlns:r="http://schemas.openxmlformats.org/officeDocument/2006/relationships" xmlns:m="http://schemas.openxmlformats.org/officeDocument/2006/math" xmlns:v="urn:schemas-microsoft-com:vml" xmlns:wp14="http://schemas.microsoft.com/office/word/2010/wordprocessingDrawing" xmlns:wp="http://schemas.openxmlformats.org/drawingml/2006/wordprocessingDrawing" xmlns:w10="urn:schemas-microsoft-com:office:word" xmlns:w="http://schemas.openxmlformats.org/wordprocessingml/2006/main" xmlns:w14="http://schemas.microsoft.com/office/word/2010/wordml" xmlns:w15="http://schemas.microsoft.com/office/word/2012/wordml" xmlns:w16cex="http://schemas.microsoft.com/office/word/2018/wordml/cex" xmlns:w16cid="http://schemas.microsoft.com/office/word/2016/wordml/cid" xmlns:w16="http://schemas.microsoft.com/office/word/2018/wordml" xmlns:w16du="http://schemas.microsoft.com/office/word/2023/wordml/word16du" xmlns:w16sdtdh="http://schemas.microsoft.com/office/word/2020/wordml/sdtdatahash" xmlns:w16sdtfl="http://schemas.microsoft.com/office/word/2024/wordml/sdtformatlock" xmlns:w16se="http://schemas.microsoft.com/office/word/2015/wordml/symex" xmlns:wpg="http://schemas.microsoft.com/office/word/2010/wordprocessingGroup" xmlns:wpi="http://schemas.microsoft.com/office/word/2010/wordprocessingInk" xmlns:wne="http://schemas.microsoft.com/office/word/2006/wordml" xmlns:wps="http://schemas.microsoft.com/office/word/2010/wordprocessingShape" mc:Ignorable="w14 w15 w16se w16cid w16 w16cex w16sdtdh w16sdtfl w16du wp14">
   <w:footnote w:type="separator" w:id="-1">
     <w:p>
@@ -23943,7 +21823,7 @@
 </w:footnotes>
 </file>
 
-<file path=word\header1.xml><?xml version="1.0" encoding="utf-8"?>
+<file path=word/header1.xml><?xml version="1.0" encoding="utf-8"?>
 <w:hdr xmlns:wpc="http://schemas.microsoft.com/office/word/2010/wordprocessingCanvas" xmlns:cx="http://schemas.microsoft.com/office/drawing/2014/chartex" xmlns:cx1="http://schemas.microsoft.com/office/drawing/2015/9/8/chartex" xmlns:cx2="http://schemas.microsoft.com/office/drawing/2015/10/21/chartex" xmlns:cx3="http://schemas.microsoft.com/office/drawing/2016/5/9/chartex" xmlns:cx4="http://schemas.microsoft.com/office/drawing/2016/5/10/chartex" xmlns:cx5="http://schemas.microsoft.com/office/drawing/2016/5/11/chartex" xmlns:cx6="http://schemas.microsoft.com/office/drawing/2016/5/12/chartex" xmlns:cx7="http://schemas.microsoft.com/office/drawing/2016/5/13/chartex" xmlns:cx8="http://schemas.microsoft.com/office/drawing/2016/5/14/chartex" xmlns:mc="http://schemas.openxmlformats.org/markup-compatibility/2006" xmlns:aink="http://schemas.microsoft.com/office/drawing/2016/ink" xmlns:am3d="http://schemas.microsoft.com/office/drawing/2017/model3d" xmlns:o="urn:schemas-microsoft-com:office:office" xmlns:oel="http://schemas.microsoft.com/office/2019/extlst" xmlns:r="http://schemas.openxmlformats.org/officeDocument/2006/relationships" xmlns:m="http://schemas.openxmlformats.org/officeDocument/2006/math" xmlns:v="urn:schemas-microsoft-com:vml" xmlns:wp14="http://schemas.microsoft.com/office/word/2010/wordprocessingDrawing" xmlns:wp="http://schemas.openxmlformats.org/drawingml/2006/wordprocessingDrawing" xmlns:w10="urn:schemas-microsoft-com:office:word" xmlns:w="http://schemas.openxmlformats.org/wordprocessingml/2006/main" xmlns:w14="http://schemas.microsoft.com/office/word/2010/wordml" xmlns:w15="http://schemas.microsoft.com/office/word/2012/wordml" xmlns:w16cex="http://schemas.microsoft.com/office/word/2018/wordml/cex" xmlns:w16cid="http://schemas.microsoft.com/office/word/2016/wordml/cid" xmlns:w16="http://schemas.microsoft.com/office/word/2018/wordml" xmlns:w16du="http://schemas.microsoft.com/office/word/2023/wordml/word16du" xmlns:w16sdtdh="http://schemas.microsoft.com/office/word/2020/wordml/sdtdatahash" xmlns:w16sdtfl="http://schemas.microsoft.com/office/word/2024/wordml/sdtformatlock" xmlns:w16se="http://schemas.microsoft.com/office/word/2015/wordml/symex" xmlns:wpg="http://schemas.microsoft.com/office/word/2010/wordprocessingGroup" xmlns:wpi="http://schemas.microsoft.com/office/word/2010/wordprocessingInk" xmlns:wne="http://schemas.microsoft.com/office/word/2006/wordml" xmlns:wps="http://schemas.microsoft.com/office/word/2010/wordprocessingShape" mc:Ignorable="w14 w15 w16se w16cid w16 w16cex w16sdtdh w16sdtfl w16du wp14">
   <w:sdt>
     <w:sdtPr>
@@ -24690,7 +22570,7 @@
 </w:hdr>
 </file>
 
-<file path=word\numbering.xml><?xml version="1.0" encoding="utf-8"?>
+<file path=word/numbering.xml><?xml version="1.0" encoding="utf-8"?>
 <w:numbering xmlns:wpc="http://schemas.microsoft.com/office/word/2010/wordprocessingCanvas" xmlns:cx="http://schemas.microsoft.com/office/drawing/2014/chartex" xmlns:cx1="http://schemas.microsoft.com/office/drawing/2015/9/8/chartex" xmlns:cx2="http://schemas.microsoft.com/office/drawing/2015/10/21/chartex" xmlns:cx3="http://schemas.microsoft.com/office/drawing/2016/5/9/chartex" xmlns:cx4="http://schemas.microsoft.com/office/drawing/2016/5/10/chartex" xmlns:cx5="http://schemas.microsoft.com/office/drawing/2016/5/11/chartex" xmlns:cx6="http://schemas.microsoft.com/office/drawing/2016/5/12/chartex" xmlns:cx7="http://schemas.microsoft.com/office/drawing/2016/5/13/chartex" xmlns:cx8="http://schemas.microsoft.com/office/drawing/2016/5/14/chartex" xmlns:mc="http://schemas.openxmlformats.org/markup-compatibility/2006" xmlns:aink="http://schemas.microsoft.com/office/drawing/2016/ink" xmlns:am3d="http://schemas.microsoft.com/office/drawing/2017/model3d" xmlns:o="urn:schemas-microsoft-com:office:office" xmlns:oel="http://schemas.microsoft.com/office/2019/extlst" xmlns:r="http://schemas.openxmlformats.org/officeDocument/2006/relationships" xmlns:m="http://schemas.openxmlformats.org/officeDocument/2006/math" xmlns:v="urn:schemas-microsoft-com:vml" xmlns:wp14="http://schemas.microsoft.com/office/word/2010/wordprocessingDrawing" xmlns:wp="http://schemas.openxmlformats.org/drawingml/2006/wordprocessingDrawing" xmlns:w10="urn:schemas-microsoft-com:office:word" xmlns:w="http://schemas.openxmlformats.org/wordprocessingml/2006/main" xmlns:w14="http://schemas.microsoft.com/office/word/2010/wordml" xmlns:w15="http://schemas.microsoft.com/office/word/2012/wordml" xmlns:w16cex="http://schemas.microsoft.com/office/word/2018/wordml/cex" xmlns:w16cid="http://schemas.microsoft.com/office/word/2016/wordml/cid" xmlns:w16="http://schemas.microsoft.com/office/word/2018/wordml" xmlns:w16du="http://schemas.microsoft.com/office/word/2023/wordml/word16du" xmlns:w16sdtdh="http://schemas.microsoft.com/office/word/2020/wordml/sdtdatahash" xmlns:w16sdtfl="http://schemas.microsoft.com/office/word/2024/wordml/sdtformatlock" xmlns:w16se="http://schemas.microsoft.com/office/word/2015/wordml/symex" xmlns:wpg="http://schemas.microsoft.com/office/word/2010/wordprocessingGroup" xmlns:wpi="http://schemas.microsoft.com/office/word/2010/wordprocessingInk" xmlns:wne="http://schemas.microsoft.com/office/word/2006/wordml" xmlns:wps="http://schemas.microsoft.com/office/word/2010/wordprocessingShape" mc:Ignorable="w14 w15 w16se w16cid w16 w16cex w16sdtdh w16sdtfl w16du wp14">
   <w:abstractNum w:abstractNumId="0" w15:restartNumberingAfterBreak="0">
     <w:nsid w:val="FFFFFFFE"/>
@@ -29565,704 +27445,7 @@
 </w:numbering>
 </file>
 
-<file path=word\settings.xml><?xml version="1.0" encoding="utf-8"?>
-<w:settings xmlns:mc="http://schemas.openxmlformats.org/markup-compatibility/2006" xmlns:o="urn:schemas-microsoft-com:office:office" xmlns:r="http://schemas.openxmlformats.org/officeDocument/2006/relationships" xmlns:m="http://schemas.openxmlformats.org/officeDocument/2006/math" xmlns:v="urn:schemas-microsoft-com:vml" xmlns:w10="urn:schemas-microsoft-com:office:word" xmlns:w="http://schemas.openxmlformats.org/wordprocessingml/2006/main" xmlns:w14="http://schemas.microsoft.com/office/word/2010/wordml" xmlns:w15="http://schemas.microsoft.com/office/word/2012/wordml" xmlns:w16cex="http://schemas.microsoft.com/office/word/2018/wordml/cex" xmlns:w16cid="http://schemas.microsoft.com/office/word/2016/wordml/cid" xmlns:w16="http://schemas.microsoft.com/office/word/2018/wordml" xmlns:w16du="http://schemas.microsoft.com/office/word/2023/wordml/word16du" xmlns:w16sdtdh="http://schemas.microsoft.com/office/word/2020/wordml/sdtdatahash" xmlns:w16sdtfl="http://schemas.microsoft.com/office/word/2024/wordml/sdtformatlock" xmlns:w16se="http://schemas.microsoft.com/office/word/2015/wordml/symex" xmlns:sl="http://schemas.openxmlformats.org/schemaLibrary/2006/main" mc:Ignorable="w14 w15 w16se w16cid w16 w16cex w16sdtdh w16sdtfl w16du">
-  <w:zoom w:percent="100"/>
-  <w:proofState w:spelling="clean"/>
-  <w:defaultTabStop w:val="720"/>
-  <w:hyphenationZone w:val="425"/>
-  <w:characterSpacingControl w:val="doNotCompress"/>
-  <w:hdrShapeDefaults>
-    <o:shapedefaults v:ext="edit" spidmax="2050"/>
-  </w:hdrShapeDefaults>
-  <w:footnotePr>
-    <w:footnote w:id="-1"/>
-    <w:footnote w:id="0"/>
-  </w:footnotePr>
-  <w:endnotePr>
-    <w:endnote w:id="-1"/>
-    <w:endnote w:id="0"/>
-  </w:endnotePr>
-  <w:compat>
-    <w:useFELayout/>
-    <w:compatSetting w:name="compatibilityMode" w:uri="http://schemas.microsoft.com/office/word" w:val="15"/>
-    <w:compatSetting w:name="overrideTableStyleFontSizeAndJustification" w:uri="http://schemas.microsoft.com/office/word" w:val="1"/>
-    <w:compatSetting w:name="enableOpenTypeFeatures" w:uri="http://schemas.microsoft.com/office/word" w:val="1"/>
-    <w:compatSetting w:name="doNotFlipMirrorIndents" w:uri="http://schemas.microsoft.com/office/word" w:val="1"/>
-    <w:compatSetting w:name="differentiateMultirowTableHeaders" w:uri="http://schemas.microsoft.com/office/word" w:val="1"/>
-    <w:compatSetting w:name="useWord2013TrackBottomHyphenation" w:uri="http://schemas.microsoft.com/office/word" w:val="1"/>
-  </w:compat>
-  <w:rsids>
-    <w:rsidRoot w:val="75A1F418"/>
-    <w:rsid w:val="00010D24"/>
-    <w:rsid w:val="00013DE8"/>
-    <w:rsid w:val="00015551"/>
-    <w:rsid w:val="000226B6"/>
-    <w:rsid w:val="00025CD5"/>
-    <w:rsid w:val="000358F8"/>
-    <w:rsid w:val="0004708D"/>
-    <w:rsid w:val="000523AC"/>
-    <w:rsid w:val="000541D2"/>
-    <w:rsid w:val="000561CD"/>
-    <w:rsid w:val="00057C7E"/>
-    <w:rsid w:val="00061E73"/>
-    <w:rsid w:val="00066BD1"/>
-    <w:rsid w:val="000773A2"/>
-    <w:rsid w:val="00080113"/>
-    <w:rsid w:val="00083A3B"/>
-    <w:rsid w:val="00086057"/>
-    <w:rsid w:val="000867D8"/>
-    <w:rsid w:val="00087972"/>
-    <w:rsid w:val="000A447E"/>
-    <w:rsid w:val="000B1C9D"/>
-    <w:rsid w:val="000B61D1"/>
-    <w:rsid w:val="000B69EA"/>
-    <w:rsid w:val="000B7D94"/>
-    <w:rsid w:val="000D2906"/>
-    <w:rsid w:val="000D33CB"/>
-    <w:rsid w:val="000D3787"/>
-    <w:rsid w:val="000D4CFD"/>
-    <w:rsid w:val="000D6F19"/>
-    <w:rsid w:val="000E16A4"/>
-    <w:rsid w:val="000E2CE9"/>
-    <w:rsid w:val="000E3FA0"/>
-    <w:rsid w:val="000E7D3D"/>
-    <w:rsid w:val="000F085C"/>
-    <w:rsid w:val="000F1A55"/>
-    <w:rsid w:val="000F4AD2"/>
-    <w:rsid w:val="000F7CB1"/>
-    <w:rsid w:val="00102165"/>
-    <w:rsid w:val="00102DF1"/>
-    <w:rsid w:val="00112682"/>
-    <w:rsid w:val="00116C14"/>
-    <w:rsid w:val="001177B4"/>
-    <w:rsid w:val="00127D65"/>
-    <w:rsid w:val="00130CAD"/>
-    <w:rsid w:val="00133595"/>
-    <w:rsid w:val="001457B8"/>
-    <w:rsid w:val="0015362B"/>
-    <w:rsid w:val="00153E84"/>
-    <w:rsid w:val="001566C2"/>
-    <w:rsid w:val="00156F7F"/>
-    <w:rsid w:val="00165586"/>
-    <w:rsid w:val="00172EC7"/>
-    <w:rsid w:val="0018157E"/>
-    <w:rsid w:val="0019111C"/>
-    <w:rsid w:val="00194AC0"/>
-    <w:rsid w:val="00196F69"/>
-    <w:rsid w:val="001A2BF7"/>
-    <w:rsid w:val="001A3184"/>
-    <w:rsid w:val="001B2B79"/>
-    <w:rsid w:val="001B4191"/>
-    <w:rsid w:val="001B4F16"/>
-    <w:rsid w:val="001C791B"/>
-    <w:rsid w:val="001D4CF8"/>
-    <w:rsid w:val="001E16AB"/>
-    <w:rsid w:val="001E2A05"/>
-    <w:rsid w:val="001E5FE3"/>
-    <w:rsid w:val="001F3D69"/>
-    <w:rsid w:val="001F4BFC"/>
-    <w:rsid w:val="001F7DDD"/>
-    <w:rsid w:val="0020185A"/>
-    <w:rsid w:val="00201940"/>
-    <w:rsid w:val="002109DA"/>
-    <w:rsid w:val="0021490C"/>
-    <w:rsid w:val="00222D5F"/>
-    <w:rsid w:val="00226088"/>
-    <w:rsid w:val="002271E4"/>
-    <w:rsid w:val="00231B62"/>
-    <w:rsid w:val="00233069"/>
-    <w:rsid w:val="00264456"/>
-    <w:rsid w:val="00265AA7"/>
-    <w:rsid w:val="00275313"/>
-    <w:rsid w:val="002769ED"/>
-    <w:rsid w:val="00276E76"/>
-    <w:rsid w:val="00277838"/>
-    <w:rsid w:val="00280C0F"/>
-    <w:rsid w:val="0028163C"/>
-    <w:rsid w:val="0028377A"/>
-    <w:rsid w:val="00283F93"/>
-    <w:rsid w:val="00287F6E"/>
-    <w:rsid w:val="00296A01"/>
-    <w:rsid w:val="002A27A1"/>
-    <w:rsid w:val="002A58FE"/>
-    <w:rsid w:val="002B34B7"/>
-    <w:rsid w:val="002B6D2B"/>
-    <w:rsid w:val="002B751F"/>
-    <w:rsid w:val="002C21DB"/>
-    <w:rsid w:val="002C33E8"/>
-    <w:rsid w:val="002C56D6"/>
-    <w:rsid w:val="002C71C9"/>
-    <w:rsid w:val="002D3296"/>
-    <w:rsid w:val="002E324C"/>
-    <w:rsid w:val="0030512D"/>
-    <w:rsid w:val="0030721D"/>
-    <w:rsid w:val="00310883"/>
-    <w:rsid w:val="00312545"/>
-    <w:rsid w:val="00312D81"/>
-    <w:rsid w:val="00322376"/>
-    <w:rsid w:val="003226A5"/>
-    <w:rsid w:val="00322A26"/>
-    <w:rsid w:val="00330BFB"/>
-    <w:rsid w:val="00333FDC"/>
-    <w:rsid w:val="00336849"/>
-    <w:rsid w:val="00337E6C"/>
-    <w:rsid w:val="00340746"/>
-    <w:rsid w:val="00340A51"/>
-    <w:rsid w:val="00340C84"/>
-    <w:rsid w:val="003416D5"/>
-    <w:rsid w:val="00355F27"/>
-    <w:rsid w:val="00356A71"/>
-    <w:rsid w:val="00357C6F"/>
-    <w:rsid w:val="00370740"/>
-    <w:rsid w:val="00373233"/>
-    <w:rsid w:val="0038379A"/>
-    <w:rsid w:val="00385091"/>
-    <w:rsid w:val="00385EB1"/>
-    <w:rsid w:val="00395AE5"/>
-    <w:rsid w:val="0039759F"/>
-    <w:rsid w:val="003B0ED2"/>
-    <w:rsid w:val="003B42B5"/>
-    <w:rsid w:val="003B538A"/>
-    <w:rsid w:val="003C15AF"/>
-    <w:rsid w:val="003C278D"/>
-    <w:rsid w:val="003C6026"/>
-    <w:rsid w:val="003C624A"/>
-    <w:rsid w:val="003C6530"/>
-    <w:rsid w:val="003C6952"/>
-    <w:rsid w:val="003D1B5B"/>
-    <w:rsid w:val="003D2207"/>
-    <w:rsid w:val="003D7911"/>
-    <w:rsid w:val="003E2EA7"/>
-    <w:rsid w:val="003E331E"/>
-    <w:rsid w:val="003E560C"/>
-    <w:rsid w:val="003F14AF"/>
-    <w:rsid w:val="003F5C33"/>
-    <w:rsid w:val="00410CA4"/>
-    <w:rsid w:val="00412BAC"/>
-    <w:rsid w:val="00414F9C"/>
-    <w:rsid w:val="0041750F"/>
-    <w:rsid w:val="00417C03"/>
-    <w:rsid w:val="00421841"/>
-    <w:rsid w:val="00422F20"/>
-    <w:rsid w:val="004351BD"/>
-    <w:rsid w:val="00442FA3"/>
-    <w:rsid w:val="00443767"/>
-    <w:rsid w:val="004463D9"/>
-    <w:rsid w:val="00447F29"/>
-    <w:rsid w:val="00451ED1"/>
-    <w:rsid w:val="00454AD9"/>
-    <w:rsid w:val="00462644"/>
-    <w:rsid w:val="004802D7"/>
-    <w:rsid w:val="004806F1"/>
-    <w:rsid w:val="00494E43"/>
-    <w:rsid w:val="004953FC"/>
-    <w:rsid w:val="004A1E39"/>
-    <w:rsid w:val="004A59BE"/>
-    <w:rsid w:val="004A76C7"/>
-    <w:rsid w:val="004B3AC6"/>
-    <w:rsid w:val="004C3BF5"/>
-    <w:rsid w:val="004C69B4"/>
-    <w:rsid w:val="004E3626"/>
-    <w:rsid w:val="004F1638"/>
-    <w:rsid w:val="004F610D"/>
-    <w:rsid w:val="004F7E95"/>
-    <w:rsid w:val="004F7FD0"/>
-    <w:rsid w:val="00501D9A"/>
-    <w:rsid w:val="00514B07"/>
-    <w:rsid w:val="00531336"/>
-    <w:rsid w:val="005319D8"/>
-    <w:rsid w:val="0053437D"/>
-    <w:rsid w:val="0053723A"/>
-    <w:rsid w:val="005470CD"/>
-    <w:rsid w:val="0054740B"/>
-    <w:rsid w:val="005522E7"/>
-    <w:rsid w:val="005741E1"/>
-    <w:rsid w:val="00574589"/>
-    <w:rsid w:val="005839AF"/>
-    <w:rsid w:val="00592686"/>
-    <w:rsid w:val="0059362D"/>
-    <w:rsid w:val="00594368"/>
-    <w:rsid w:val="00596F0F"/>
-    <w:rsid w:val="005A1467"/>
-    <w:rsid w:val="005A661D"/>
-    <w:rsid w:val="005B04D2"/>
-    <w:rsid w:val="005B4098"/>
-    <w:rsid w:val="005B5144"/>
-    <w:rsid w:val="005B5A45"/>
-    <w:rsid w:val="005B5D56"/>
-    <w:rsid w:val="005B6E30"/>
-    <w:rsid w:val="005B7648"/>
-    <w:rsid w:val="005C111C"/>
-    <w:rsid w:val="005C1A7B"/>
-    <w:rsid w:val="005C4CB2"/>
-    <w:rsid w:val="005C5F84"/>
-    <w:rsid w:val="005D2698"/>
-    <w:rsid w:val="005D38F2"/>
-    <w:rsid w:val="005D3C4A"/>
-    <w:rsid w:val="005D53F2"/>
-    <w:rsid w:val="005D79EB"/>
-    <w:rsid w:val="005E6362"/>
-    <w:rsid w:val="005E7927"/>
-    <w:rsid w:val="005F2787"/>
-    <w:rsid w:val="005F5A65"/>
-    <w:rsid w:val="006127E5"/>
-    <w:rsid w:val="00613F07"/>
-    <w:rsid w:val="00622AD3"/>
-    <w:rsid w:val="00623882"/>
-    <w:rsid w:val="006340DF"/>
-    <w:rsid w:val="006425F9"/>
-    <w:rsid w:val="00660514"/>
-    <w:rsid w:val="006614A0"/>
-    <w:rsid w:val="00661FC3"/>
-    <w:rsid w:val="00675777"/>
-    <w:rsid w:val="0068328A"/>
-    <w:rsid w:val="00692A74"/>
-    <w:rsid w:val="00694EF3"/>
-    <w:rsid w:val="006A0915"/>
-    <w:rsid w:val="006A12D7"/>
-    <w:rsid w:val="006A40D1"/>
-    <w:rsid w:val="006A6A24"/>
-    <w:rsid w:val="006B2DE6"/>
-    <w:rsid w:val="006B4386"/>
-    <w:rsid w:val="006B5C0C"/>
-    <w:rsid w:val="006C41CD"/>
-    <w:rsid w:val="006C4ACD"/>
-    <w:rsid w:val="006C5B57"/>
-    <w:rsid w:val="006D0963"/>
-    <w:rsid w:val="006D3FDF"/>
-    <w:rsid w:val="006D5D23"/>
-    <w:rsid w:val="006E258A"/>
-    <w:rsid w:val="006E31CE"/>
-    <w:rsid w:val="006F5342"/>
-    <w:rsid w:val="007030BC"/>
-    <w:rsid w:val="00706927"/>
-    <w:rsid w:val="0070704F"/>
-    <w:rsid w:val="00712D13"/>
-    <w:rsid w:val="0071534D"/>
-    <w:rsid w:val="0071691A"/>
-    <w:rsid w:val="007218E0"/>
-    <w:rsid w:val="007226D2"/>
-    <w:rsid w:val="00726BEA"/>
-    <w:rsid w:val="00730250"/>
-    <w:rsid w:val="007310E5"/>
-    <w:rsid w:val="007364B4"/>
-    <w:rsid w:val="00740198"/>
-    <w:rsid w:val="00740CCC"/>
-    <w:rsid w:val="007460B5"/>
-    <w:rsid w:val="00746383"/>
-    <w:rsid w:val="00746720"/>
-    <w:rsid w:val="00747F86"/>
-    <w:rsid w:val="00752C16"/>
-    <w:rsid w:val="00753658"/>
-    <w:rsid w:val="007674B2"/>
-    <w:rsid w:val="00784A4E"/>
-    <w:rsid w:val="00790752"/>
-    <w:rsid w:val="00795AC5"/>
-    <w:rsid w:val="007A063E"/>
-    <w:rsid w:val="007A0C85"/>
-    <w:rsid w:val="007A3EC3"/>
-    <w:rsid w:val="007A49CF"/>
-    <w:rsid w:val="007A5B57"/>
-    <w:rsid w:val="007A6BA8"/>
-    <w:rsid w:val="007B7D60"/>
-    <w:rsid w:val="007C3561"/>
-    <w:rsid w:val="007C5A73"/>
-    <w:rsid w:val="007D2E7B"/>
-    <w:rsid w:val="007D48AF"/>
-    <w:rsid w:val="007D4D54"/>
-    <w:rsid w:val="007D5B6B"/>
-    <w:rsid w:val="007E59A7"/>
-    <w:rsid w:val="007E69AA"/>
-    <w:rsid w:val="007F0545"/>
-    <w:rsid w:val="007F393C"/>
-    <w:rsid w:val="007F41B0"/>
-    <w:rsid w:val="007F45E7"/>
-    <w:rsid w:val="007F6923"/>
-    <w:rsid w:val="00802771"/>
-    <w:rsid w:val="0080529B"/>
-    <w:rsid w:val="00806272"/>
-    <w:rsid w:val="00807549"/>
-    <w:rsid w:val="00811595"/>
-    <w:rsid w:val="00811EAF"/>
-    <w:rsid w:val="008169E7"/>
-    <w:rsid w:val="00827423"/>
-    <w:rsid w:val="00835DDB"/>
-    <w:rsid w:val="008379BE"/>
-    <w:rsid w:val="00844E2E"/>
-    <w:rsid w:val="0085031B"/>
-    <w:rsid w:val="00850A64"/>
-    <w:rsid w:val="00850C38"/>
-    <w:rsid w:val="0086163C"/>
-    <w:rsid w:val="008672CC"/>
-    <w:rsid w:val="00867EA3"/>
-    <w:rsid w:val="00882EFB"/>
-    <w:rsid w:val="00885392"/>
-    <w:rsid w:val="0089203E"/>
-    <w:rsid w:val="0089279A"/>
-    <w:rsid w:val="0089442B"/>
-    <w:rsid w:val="0089510B"/>
-    <w:rsid w:val="00896927"/>
-    <w:rsid w:val="008A5E61"/>
-    <w:rsid w:val="008C0878"/>
-    <w:rsid w:val="008C29A4"/>
-    <w:rsid w:val="008C402E"/>
-    <w:rsid w:val="008C512C"/>
-    <w:rsid w:val="008D12D7"/>
-    <w:rsid w:val="008D6E4F"/>
-    <w:rsid w:val="008D7712"/>
-    <w:rsid w:val="008E21AD"/>
-    <w:rsid w:val="008E2721"/>
-    <w:rsid w:val="008E708A"/>
-    <w:rsid w:val="008F7511"/>
-    <w:rsid w:val="00906491"/>
-    <w:rsid w:val="009110AD"/>
-    <w:rsid w:val="00913D20"/>
-    <w:rsid w:val="009147B4"/>
-    <w:rsid w:val="0091613F"/>
-    <w:rsid w:val="00916861"/>
-    <w:rsid w:val="009225CB"/>
-    <w:rsid w:val="009266E0"/>
-    <w:rsid w:val="00931A2A"/>
-    <w:rsid w:val="0093520F"/>
-    <w:rsid w:val="0093788E"/>
-    <w:rsid w:val="009430F1"/>
-    <w:rsid w:val="009477CD"/>
-    <w:rsid w:val="00957ED6"/>
-    <w:rsid w:val="0096367E"/>
-    <w:rsid w:val="009657AC"/>
-    <w:rsid w:val="0096663B"/>
-    <w:rsid w:val="009728B8"/>
-    <w:rsid w:val="00974698"/>
-    <w:rsid w:val="00981CBD"/>
-    <w:rsid w:val="00986671"/>
-    <w:rsid w:val="0099242C"/>
-    <w:rsid w:val="00992B32"/>
-    <w:rsid w:val="00992CC8"/>
-    <w:rsid w:val="009930C4"/>
-    <w:rsid w:val="009932D8"/>
-    <w:rsid w:val="009953F5"/>
-    <w:rsid w:val="009A36E4"/>
-    <w:rsid w:val="009A74D8"/>
-    <w:rsid w:val="009A79BD"/>
-    <w:rsid w:val="009B125D"/>
-    <w:rsid w:val="009B2002"/>
-    <w:rsid w:val="009B716B"/>
-    <w:rsid w:val="009B7A58"/>
-    <w:rsid w:val="00A003EA"/>
-    <w:rsid w:val="00A018D0"/>
-    <w:rsid w:val="00A02BE9"/>
-    <w:rsid w:val="00A02ECE"/>
-    <w:rsid w:val="00A04433"/>
-    <w:rsid w:val="00A05F84"/>
-    <w:rsid w:val="00A14C97"/>
-    <w:rsid w:val="00A14E6A"/>
-    <w:rsid w:val="00A17483"/>
-    <w:rsid w:val="00A17A3A"/>
-    <w:rsid w:val="00A2157C"/>
-    <w:rsid w:val="00A25F41"/>
-    <w:rsid w:val="00A36598"/>
-    <w:rsid w:val="00A51A54"/>
-    <w:rsid w:val="00A5485B"/>
-    <w:rsid w:val="00A60A3B"/>
-    <w:rsid w:val="00A641D0"/>
-    <w:rsid w:val="00A65A90"/>
-    <w:rsid w:val="00A7309D"/>
-    <w:rsid w:val="00A74607"/>
-    <w:rsid w:val="00A8051D"/>
-    <w:rsid w:val="00A81F75"/>
-    <w:rsid w:val="00A82CAD"/>
-    <w:rsid w:val="00A84A88"/>
-    <w:rsid w:val="00A904A3"/>
-    <w:rsid w:val="00A90C7C"/>
-    <w:rsid w:val="00A92E54"/>
-    <w:rsid w:val="00A94E5F"/>
-    <w:rsid w:val="00A95EB4"/>
-    <w:rsid w:val="00A97CDB"/>
-    <w:rsid w:val="00AA4AE3"/>
-    <w:rsid w:val="00AA4F49"/>
-    <w:rsid w:val="00AA549C"/>
-    <w:rsid w:val="00AB2B24"/>
-    <w:rsid w:val="00AB7E9A"/>
-    <w:rsid w:val="00AC07FF"/>
-    <w:rsid w:val="00AD3BEF"/>
-    <w:rsid w:val="00AD51AF"/>
-    <w:rsid w:val="00AD6550"/>
-    <w:rsid w:val="00AF6546"/>
-    <w:rsid w:val="00B04591"/>
-    <w:rsid w:val="00B04C77"/>
-    <w:rsid w:val="00B0660D"/>
-    <w:rsid w:val="00B15BC5"/>
-    <w:rsid w:val="00B17E42"/>
-    <w:rsid w:val="00B2037E"/>
-    <w:rsid w:val="00B22C49"/>
-    <w:rsid w:val="00B2591B"/>
-    <w:rsid w:val="00B263BE"/>
-    <w:rsid w:val="00B26CFE"/>
-    <w:rsid w:val="00B3057E"/>
-    <w:rsid w:val="00B3429F"/>
-    <w:rsid w:val="00B34A96"/>
-    <w:rsid w:val="00B40685"/>
-    <w:rsid w:val="00B4217E"/>
-    <w:rsid w:val="00B43E67"/>
-    <w:rsid w:val="00B43F1B"/>
-    <w:rsid w:val="00B608E5"/>
-    <w:rsid w:val="00B642FE"/>
-    <w:rsid w:val="00B64ACB"/>
-    <w:rsid w:val="00B74DED"/>
-    <w:rsid w:val="00B81938"/>
-    <w:rsid w:val="00B84DA5"/>
-    <w:rsid w:val="00B96E3C"/>
-    <w:rsid w:val="00BA5DD0"/>
-    <w:rsid w:val="00BB4641"/>
-    <w:rsid w:val="00BB5186"/>
-    <w:rsid w:val="00BC0B24"/>
-    <w:rsid w:val="00BC3856"/>
-    <w:rsid w:val="00BC49BE"/>
-    <w:rsid w:val="00BC6D13"/>
-    <w:rsid w:val="00BD3E74"/>
-    <w:rsid w:val="00BD77D9"/>
-    <w:rsid w:val="00BE5733"/>
-    <w:rsid w:val="00BE64B0"/>
-    <w:rsid w:val="00C0001B"/>
-    <w:rsid w:val="00C02435"/>
-    <w:rsid w:val="00C04435"/>
-    <w:rsid w:val="00C20CA2"/>
-    <w:rsid w:val="00C2745E"/>
-    <w:rsid w:val="00C34985"/>
-    <w:rsid w:val="00C36E72"/>
-    <w:rsid w:val="00C37279"/>
-    <w:rsid w:val="00C46D12"/>
-    <w:rsid w:val="00C54E01"/>
-    <w:rsid w:val="00C605A5"/>
-    <w:rsid w:val="00C61726"/>
-    <w:rsid w:val="00C62FB5"/>
-    <w:rsid w:val="00C66048"/>
-    <w:rsid w:val="00C7281E"/>
-    <w:rsid w:val="00C72B78"/>
-    <w:rsid w:val="00C7391F"/>
-    <w:rsid w:val="00C84D6C"/>
-    <w:rsid w:val="00C92CAD"/>
-    <w:rsid w:val="00C9574D"/>
-    <w:rsid w:val="00CA3222"/>
-    <w:rsid w:val="00CA3380"/>
-    <w:rsid w:val="00CA61B5"/>
-    <w:rsid w:val="00CA7FE9"/>
-    <w:rsid w:val="00CB4FCC"/>
-    <w:rsid w:val="00CB6185"/>
-    <w:rsid w:val="00CB63FE"/>
-    <w:rsid w:val="00CB6F8C"/>
-    <w:rsid w:val="00CB7BEF"/>
-    <w:rsid w:val="00CC2B7B"/>
-    <w:rsid w:val="00CC3361"/>
-    <w:rsid w:val="00CC3E4E"/>
-    <w:rsid w:val="00CC65EE"/>
-    <w:rsid w:val="00CD7652"/>
-    <w:rsid w:val="00CD7D48"/>
-    <w:rsid w:val="00CE048E"/>
-    <w:rsid w:val="00CF0255"/>
-    <w:rsid w:val="00CF0C14"/>
-    <w:rsid w:val="00CF4DC3"/>
-    <w:rsid w:val="00CF56A4"/>
-    <w:rsid w:val="00D033B5"/>
-    <w:rsid w:val="00D13B29"/>
-    <w:rsid w:val="00D13FBB"/>
-    <w:rsid w:val="00D16250"/>
-    <w:rsid w:val="00D25696"/>
-    <w:rsid w:val="00D3733D"/>
-    <w:rsid w:val="00D41DCC"/>
-    <w:rsid w:val="00D43785"/>
-    <w:rsid w:val="00D60C9B"/>
-    <w:rsid w:val="00D63C61"/>
-    <w:rsid w:val="00D662CE"/>
-    <w:rsid w:val="00D6709A"/>
-    <w:rsid w:val="00D73ED2"/>
-    <w:rsid w:val="00D8183E"/>
-    <w:rsid w:val="00D842E5"/>
-    <w:rsid w:val="00D84F8E"/>
-    <w:rsid w:val="00D86FEF"/>
-    <w:rsid w:val="00D904CA"/>
-    <w:rsid w:val="00D95E4D"/>
-    <w:rsid w:val="00DA3474"/>
-    <w:rsid w:val="00DB1323"/>
-    <w:rsid w:val="00DB4D16"/>
-    <w:rsid w:val="00DB7B80"/>
-    <w:rsid w:val="00DC065E"/>
-    <w:rsid w:val="00DC1A22"/>
-    <w:rsid w:val="00DE07B7"/>
-    <w:rsid w:val="00DE315C"/>
-    <w:rsid w:val="00DE3BDB"/>
-    <w:rsid w:val="00DF14ED"/>
-    <w:rsid w:val="00DF6AFC"/>
-    <w:rsid w:val="00E00FE3"/>
-    <w:rsid w:val="00E011ED"/>
-    <w:rsid w:val="00E06594"/>
-    <w:rsid w:val="00E16339"/>
-    <w:rsid w:val="00E20304"/>
-    <w:rsid w:val="00E24A35"/>
-    <w:rsid w:val="00E403D4"/>
-    <w:rsid w:val="00E40C0E"/>
-    <w:rsid w:val="00E456B8"/>
-    <w:rsid w:val="00E513A5"/>
-    <w:rsid w:val="00E54F5E"/>
-    <w:rsid w:val="00E64440"/>
-    <w:rsid w:val="00E67F63"/>
-    <w:rsid w:val="00E8127C"/>
-    <w:rsid w:val="00E86B7C"/>
-    <w:rsid w:val="00E91464"/>
-    <w:rsid w:val="00E93C81"/>
-    <w:rsid w:val="00EA22E9"/>
-    <w:rsid w:val="00EA6297"/>
-    <w:rsid w:val="00EA7CA6"/>
-    <w:rsid w:val="00EB186D"/>
-    <w:rsid w:val="00EB34F2"/>
-    <w:rsid w:val="00EB3AEE"/>
-    <w:rsid w:val="00EB6131"/>
-    <w:rsid w:val="00EB6732"/>
-    <w:rsid w:val="00EC06EA"/>
-    <w:rsid w:val="00EC252C"/>
-    <w:rsid w:val="00EC4DF9"/>
-    <w:rsid w:val="00ED1E53"/>
-    <w:rsid w:val="00ED2A71"/>
-    <w:rsid w:val="00ED65D7"/>
-    <w:rsid w:val="00EE1C00"/>
-    <w:rsid w:val="00EE5FE9"/>
-    <w:rsid w:val="00EF18D2"/>
-    <w:rsid w:val="00EF377E"/>
-    <w:rsid w:val="00EF617E"/>
-    <w:rsid w:val="00EF6306"/>
-    <w:rsid w:val="00EF7A6B"/>
-    <w:rsid w:val="00F02CA9"/>
-    <w:rsid w:val="00F02EC1"/>
-    <w:rsid w:val="00F07D09"/>
-    <w:rsid w:val="00F12D3C"/>
-    <w:rsid w:val="00F144E0"/>
-    <w:rsid w:val="00F17227"/>
-    <w:rsid w:val="00F37444"/>
-    <w:rsid w:val="00F4268B"/>
-    <w:rsid w:val="00F44890"/>
-    <w:rsid w:val="00F57BAE"/>
-    <w:rsid w:val="00F60617"/>
-    <w:rsid w:val="00F62698"/>
-    <w:rsid w:val="00F636E2"/>
-    <w:rsid w:val="00F6581D"/>
-    <w:rsid w:val="00F72C3F"/>
-    <w:rsid w:val="00F75C52"/>
-    <w:rsid w:val="00F76172"/>
-    <w:rsid w:val="00F77E56"/>
-    <w:rsid w:val="00F819BA"/>
-    <w:rsid w:val="00F81AAF"/>
-    <w:rsid w:val="00F84269"/>
-    <w:rsid w:val="00F8430F"/>
-    <w:rsid w:val="00F8532B"/>
-    <w:rsid w:val="00F93B6C"/>
-    <w:rsid w:val="00FA0569"/>
-    <w:rsid w:val="00FA2AB0"/>
-    <w:rsid w:val="00FA3F3C"/>
-    <w:rsid w:val="00FA4716"/>
-    <w:rsid w:val="00FB525E"/>
-    <w:rsid w:val="00FC0369"/>
-    <w:rsid w:val="00FD2D1C"/>
-    <w:rsid w:val="00FD3D53"/>
-    <w:rsid w:val="00FE35F0"/>
-    <w:rsid w:val="00FE4D32"/>
-    <w:rsid w:val="00FE537F"/>
-    <w:rsid w:val="00FF596B"/>
-    <w:rsid w:val="00FF7BFB"/>
-    <w:rsid w:val="03A4329B"/>
-    <w:rsid w:val="04AD31E8"/>
-    <w:rsid w:val="073E916A"/>
-    <w:rsid w:val="08D34EEF"/>
-    <w:rsid w:val="0BB933F6"/>
-    <w:rsid w:val="0D2843C3"/>
-    <w:rsid w:val="0D51526E"/>
-    <w:rsid w:val="0E0E1D42"/>
-    <w:rsid w:val="11D0EDD1"/>
-    <w:rsid w:val="139C564D"/>
-    <w:rsid w:val="14655733"/>
-    <w:rsid w:val="16003260"/>
-    <w:rsid w:val="162B9687"/>
-    <w:rsid w:val="1C50BB76"/>
-    <w:rsid w:val="1F9E2E98"/>
-    <w:rsid w:val="21399A99"/>
-    <w:rsid w:val="27FD9BAA"/>
-    <w:rsid w:val="28474E09"/>
-    <w:rsid w:val="2B58CA36"/>
-    <w:rsid w:val="2B7435A4"/>
-    <w:rsid w:val="2FF0749F"/>
-    <w:rsid w:val="31923121"/>
-    <w:rsid w:val="349608E2"/>
-    <w:rsid w:val="34E6C9C7"/>
-    <w:rsid w:val="356D4A1F"/>
-    <w:rsid w:val="3661B5D4"/>
-    <w:rsid w:val="3675770C"/>
-    <w:rsid w:val="3853C886"/>
-    <w:rsid w:val="38F62B2F"/>
-    <w:rsid w:val="38F8294E"/>
-    <w:rsid w:val="3947F202"/>
-    <w:rsid w:val="3CA5AA0E"/>
-    <w:rsid w:val="3F4400B2"/>
-    <w:rsid w:val="406A7FFC"/>
-    <w:rsid w:val="40A8E098"/>
-    <w:rsid w:val="49DE4A77"/>
-    <w:rsid w:val="4A3DE591"/>
-    <w:rsid w:val="4BDB3197"/>
-    <w:rsid w:val="4EF545DC"/>
-    <w:rsid w:val="4FE90BB5"/>
-    <w:rsid w:val="5165673F"/>
-    <w:rsid w:val="531A09D2"/>
-    <w:rsid w:val="58AA336C"/>
-    <w:rsid w:val="58C9E2B9"/>
-    <w:rsid w:val="59587B6F"/>
-    <w:rsid w:val="60DC5949"/>
-    <w:rsid w:val="61EE5C66"/>
-    <w:rsid w:val="66FC6013"/>
-    <w:rsid w:val="69FAF4B2"/>
-    <w:rsid w:val="6ACD96F3"/>
-    <w:rsid w:val="6EF8BBAB"/>
-    <w:rsid w:val="6F0D20DB"/>
-    <w:rsid w:val="71F668A6"/>
-    <w:rsid w:val="72809725"/>
-    <w:rsid w:val="73CF1D74"/>
-    <w:rsid w:val="748298C2"/>
-    <w:rsid w:val="75A1F418"/>
-    <w:rsid w:val="77E2EAF4"/>
-    <w:rsid w:val="7BD006B3"/>
-    <w:rsid w:val="7C306EE1"/>
-    <w:rsid w:val="7EBBA0A1"/>
-    <w:rsid w:val="7F8A9A1C"/>
-    <w:rsid w:val="7F92B352"/>
-  </w:rsids>
-  <m:mathPr>
-    <m:mathFont m:val="Cambria Math"/>
-    <m:brkBin m:val="before"/>
-    <m:brkBinSub m:val="--"/>
-    <m:smallFrac m:val="0"/>
-    <m:dispDef/>
-    <m:lMargin m:val="0"/>
-    <m:rMargin m:val="0"/>
-    <m:defJc m:val="centerGroup"/>
-    <m:wrapIndent m:val="1440"/>
-    <m:intLim m:val="subSup"/>
-    <m:naryLim m:val="undOvr"/>
-  </m:mathPr>
-  <w:themeFontLang w:val="en-US" w:eastAsia="ja-JP" w:bidi="ar-SA"/>
-  <w:clrSchemeMapping w:bg1="light1" w:t1="dark1" w:bg2="light2" w:t2="dark2" w:accent1="accent1" w:accent2="accent2" w:accent3="accent3" w:accent4="accent4" w:accent5="accent5" w:accent6="accent6" w:hyperlink="hyperlink" w:followedHyperlink="followedHyperlink"/>
-  <w:shapeDefaults>
-    <o:shapedefaults v:ext="edit" spidmax="2050"/>
-    <o:shapelayout v:ext="edit">
-      <o:idmap v:ext="edit" data="2"/>
-    </o:shapelayout>
-  </w:shapeDefaults>
-  <w:decimalSymbol w:val=","/>
-  <w:listSeparator w:val=";"/>
-  <w14:docId w14:val="6C7B0F93"/>
-  <w15:chartTrackingRefBased/>
-  <w15:docId w15:val="{D2E69AFD-AE41-47FC-96B2-31EE139E1A8F}"/>
-</w:settings>
-</file>
-
-<file path=word\styles.xml><?xml version="1.0" encoding="utf-8"?>
+<file path=word/styles.xml><?xml version="1.0" encoding="utf-8"?>
 <w:styles xmlns:mc="http://schemas.openxmlformats.org/markup-compatibility/2006" xmlns:r="http://schemas.openxmlformats.org/officeDocument/2006/relationships" xmlns:w="http://schemas.openxmlformats.org/wordprocessingml/2006/main" xmlns:w14="http://schemas.microsoft.com/office/word/2010/wordml" xmlns:w15="http://schemas.microsoft.com/office/word/2012/wordml" xmlns:w16cex="http://schemas.microsoft.com/office/word/2018/wordml/cex" xmlns:w16cid="http://schemas.microsoft.com/office/word/2016/wordml/cid" xmlns:w16="http://schemas.microsoft.com/office/word/2018/wordml" xmlns:w16du="http://schemas.microsoft.com/office/word/2023/wordml/word16du" xmlns:w16sdtdh="http://schemas.microsoft.com/office/word/2020/wordml/sdtdatahash" xmlns:w16sdtfl="http://schemas.microsoft.com/office/word/2024/wordml/sdtformatlock" xmlns:w16se="http://schemas.microsoft.com/office/word/2015/wordml/symex" mc:Ignorable="w14 w15 w16se w16cid w16 w16cex w16sdtdh w16sdtfl w16du">
   <w:docDefaults>
     <w:rPrDefault>
@@ -31224,7 +28407,7 @@
 </w:styles>
 </file>
 
-<file path=word\theme\theme1.xml><?xml version="1.0" encoding="utf-8"?>
+<file path=word/theme/theme1.xml><?xml version="1.0" encoding="utf-8"?>
 <a:theme xmlns:a="http://schemas.openxmlformats.org/drawingml/2006/main" name="Office Theme">
   <a:themeElements>
     <a:clrScheme name="Office">
@@ -31485,10 +28668,14 @@
 </a:theme>
 </file>
 
-<file path=word\webSettings.xml><?xml version="1.0" encoding="utf-8"?>
-<w:webSettings xmlns:mc="http://schemas.openxmlformats.org/markup-compatibility/2006" xmlns:r="http://schemas.openxmlformats.org/officeDocument/2006/relationships" xmlns:w="http://schemas.openxmlformats.org/wordprocessingml/2006/main" xmlns:w14="http://schemas.microsoft.com/office/word/2010/wordml" xmlns:w15="http://schemas.microsoft.com/office/word/2012/wordml" xmlns:w16cex="http://schemas.microsoft.com/office/word/2018/wordml/cex" xmlns:w16cid="http://schemas.microsoft.com/office/word/2016/wordml/cid" xmlns:w16="http://schemas.microsoft.com/office/word/2018/wordml" xmlns:w16du="http://schemas.microsoft.com/office/word/2023/wordml/word16du" xmlns:w16sdtdh="http://schemas.microsoft.com/office/word/2020/wordml/sdtdatahash" xmlns:w16sdtfl="http://schemas.microsoft.com/office/word/2024/wordml/sdtformatlock" xmlns:w16se="http://schemas.microsoft.com/office/word/2015/wordml/symex" mc:Ignorable="w14 w15 w16se w16cid w16 w16cex w16sdtdh w16sdtfl w16du">
-  <w:optimizeForBrowser/>
-  <w:relyOnVML/>
-  <w:allowPNG/>
-</w:webSettings>
+<file path=customXml/item1.xml><?xml version="1.0" encoding="utf-8"?>
+<b:Sources xmlns:b="http://schemas.openxmlformats.org/officeDocument/2006/bibliography" xmlns="http://schemas.openxmlformats.org/officeDocument/2006/bibliography" SelectedStyle="\APASixthEditionOfficeOnline.xsl" StyleName="APA" Version="6"/>
+</file>
+
+<file path=customXml/itemProps1.xml><?xml version="1.0" encoding="utf-8"?>
+<ds:datastoreItem xmlns:ds="http://schemas.openxmlformats.org/officeDocument/2006/customXml" ds:itemID="{A1620483-8240-496A-8E3B-5ED9D0093773}">
+  <ds:schemaRefs>
+    <ds:schemaRef ds:uri="http://schemas.openxmlformats.org/officeDocument/2006/bibliography"/>
+  </ds:schemaRefs>
+</ds:datastoreItem>
 </file>